--- a/zht/docx/128.content.docx
+++ b/zht/docx/128.content.docx
@@ -19,7 +19,7 @@
         <w:rPr>
           <w:lang w:val="zh_TW" w:bidi="zh_TW"/>
         </w:rPr>
-        <w:t>Resource: 聖經詞典 (Tyndale)</w:t>
+        <w:t>Resource: Tyndale Open Bible Dictionary</w:t>
       </w:r>
       <w:r>
         <w:rPr>
@@ -112,7 +112,7 @@
         <w:rPr>
           <w:lang w:val="zh_TW" w:bidi="zh_TW"/>
         </w:rPr>
-        <w:t>聖經詞典 (Tyndale)</w:t>
+        <w:t>Tyndale Open Bible Dictionary</w:t>
       </w:r>
     </w:p>
     <w:p>
@@ -149,7 +149,7 @@
         <w:rPr>
           <w:lang w:val="zh_TW" w:bidi="zh_TW"/>
         </w:rPr>
-        <w:t>tan</w:t>
+        <w:t>shui</w:t>
       </w:r>
       <w:r>
         <w:rPr>
@@ -212,7 +212,7 @@
         <w:rPr>
           <w:lang w:val="zh_TW" w:bidi="zh_TW"/>
         </w:rPr>
-        <w:t>癱瘓、癱子、癱瘓的</w:t>
+        <w:t>水</w:t>
       </w:r>
       <w:r>
         <w:rPr>
@@ -231,7 +231,7 @@
         <w:rPr>
           <w:lang w:val="zh_TW" w:bidi="zh_TW"/>
         </w:rPr>
-        <w:t>中樞神經系統器質性疾病引起的症狀，造成暫時或永久的知覺喪失和/或自主肌肉控制。這種退化性疾病通常無法根治。新約中提到了一些癱瘓（或稱麻痺）的病例，所有這些病例都與基督的醫治事工有關。</w:t>
+        <w:t>生命的基本要素之一，覆蓋了地球表面的大部分，也是人體的主要組成部分。沒有水，生物只能存活幾天。</w:t>
       </w:r>
     </w:p>
     <w:p>
@@ -245,7 +245,7 @@
         <w:rPr>
           <w:lang w:val="zh_TW" w:bidi="zh_TW"/>
         </w:rPr>
-        <w:t>在加利利尋求耶穌醫治的病人中就有癱子，如加利利地區的病人（</w:t>
+        <w:t>在創世之初，水覆蓋了地球，然後神使旱地從水中顯出來（</w:t>
       </w:r>
       <w:hyperlink r:id="rId13">
         <w:r>
@@ -256,14 +256,14 @@
             <w:color w:val="0000EE"/>
             <w:u w:val="single"/>
           </w:rPr>
-          <w:t>太4:24</w:t>
-        </w:r>
-      </w:hyperlink>
-      <w:r>
-        <w:rPr>
-          <w:lang w:val="zh_TW" w:bidi="zh_TW"/>
-        </w:rPr>
-        <w:t>）、耶路撒冷畢士大池邊的病人（</w:t>
+          <w:t>創1:9–10</w:t>
+        </w:r>
+      </w:hyperlink>
+      <w:r>
+        <w:rPr>
+          <w:lang w:val="zh_TW" w:bidi="zh_TW"/>
+        </w:rPr>
+        <w:t>）。正如彼得所說：「憑神的命有了天，並從水而出、藉水而成的地」（</w:t>
       </w:r>
       <w:hyperlink r:id="rId14">
         <w:r>
@@ -274,115 +274,7 @@
             <w:color w:val="0000EE"/>
             <w:u w:val="single"/>
           </w:rPr>
-          <w:t>約5:3</w:t>
-        </w:r>
-      </w:hyperlink>
-      <w:r>
-        <w:rPr>
-          <w:lang w:val="zh_TW" w:bidi="zh_TW"/>
-        </w:rPr>
-        <w:t>），以及在撒馬利亞由腓利所醫治的病人之中也有癱子（</w:t>
-      </w:r>
-      <w:hyperlink r:id="rId15">
-        <w:r>
-          <w:rPr>
-            <w:lang w:val="zh_TW" w:bidi="zh_TW"/>
-          </w:rPr>
-          <w:rPr>
-            <w:color w:val="0000EE"/>
-            <w:u w:val="single"/>
-          </w:rPr>
-          <w:t>徒8:7</w:t>
-        </w:r>
-      </w:hyperlink>
-      <w:r>
-        <w:rPr>
-          <w:lang w:val="zh_TW" w:bidi="zh_TW"/>
-        </w:rPr>
-        <w:t>）。百夫長的癱瘓僕人被路加描述為病得很重，幾乎要死（</w:t>
-      </w:r>
-      <w:hyperlink r:id="rId16">
-        <w:r>
-          <w:rPr>
-            <w:lang w:val="zh_TW" w:bidi="zh_TW"/>
-          </w:rPr>
-          <w:rPr>
-            <w:color w:val="0000EE"/>
-            <w:u w:val="single"/>
-          </w:rPr>
-          <w:t>路7:2</w:t>
-        </w:r>
-      </w:hyperlink>
-      <w:r>
-        <w:rPr>
-          <w:lang w:val="zh_TW" w:bidi="zh_TW"/>
-        </w:rPr>
-        <w:t>）。這人可能罹患了一種通常會致命的癱瘓症，起初從雙腿開始癱瘓，並迅速向上蔓延到全身。迦百農的癱子很可能是患有截癱，即下半身癱瘓的症狀（</w:t>
-      </w:r>
-      <w:hyperlink r:id="rId17">
-        <w:r>
-          <w:rPr>
-            <w:lang w:val="zh_TW" w:bidi="zh_TW"/>
-          </w:rPr>
-          <w:rPr>
-            <w:color w:val="0000EE"/>
-            <w:u w:val="single"/>
-          </w:rPr>
-          <w:t>太9:2、6</w:t>
-        </w:r>
-      </w:hyperlink>
-      <w:r>
-        <w:rPr>
-          <w:lang w:val="zh_TW" w:bidi="zh_TW"/>
-        </w:rPr>
-        <w:t>；</w:t>
-      </w:r>
-      <w:hyperlink r:id="rId18">
-        <w:r>
-          <w:rPr>
-            <w:lang w:val="zh_TW" w:bidi="zh_TW"/>
-          </w:rPr>
-          <w:rPr>
-            <w:color w:val="0000EE"/>
-            <w:u w:val="single"/>
-          </w:rPr>
-          <w:t>可2:3–10</w:t>
-        </w:r>
-      </w:hyperlink>
-      <w:r>
-        <w:rPr>
-          <w:lang w:val="zh_TW" w:bidi="zh_TW"/>
-        </w:rPr>
-        <w:t>；</w:t>
-      </w:r>
-      <w:hyperlink r:id="rId19">
-        <w:r>
-          <w:rPr>
-            <w:lang w:val="zh_TW" w:bidi="zh_TW"/>
-          </w:rPr>
-          <w:rPr>
-            <w:color w:val="0000EE"/>
-            <w:u w:val="single"/>
-          </w:rPr>
-          <w:t>路5:18、24</w:t>
-        </w:r>
-      </w:hyperlink>
-      <w:r>
-        <w:rPr>
-          <w:lang w:val="zh_TW" w:bidi="zh_TW"/>
-        </w:rPr>
-        <w:t>）。這種疾病可能是由於出生時受傷或脊髓損傷引起的。也許彼得在呂大的醫治事件中，癱子以尼雅也患有半身不遂的癱瘓（</w:t>
-      </w:r>
-      <w:hyperlink r:id="rId20">
-        <w:r>
-          <w:rPr>
-            <w:lang w:val="zh_TW" w:bidi="zh_TW"/>
-          </w:rPr>
-          <w:rPr>
-            <w:color w:val="0000EE"/>
-            <w:u w:val="single"/>
-          </w:rPr>
-          <w:t>徒9:33</w:t>
+          <w:t>彼後3:5</w:t>
         </w:r>
       </w:hyperlink>
       <w:r>
@@ -401,40 +293,3503 @@
       </w:r>
       <w:r>
         <w:rPr>
+          <w:lang w:val="zh_TW" w:bidi="zh_TW"/>
+        </w:rPr>
+        <w:t>當神創造伊甸園時，祂造了一條河來滋潤園子，這條河分成四條河，其中兩條是幼發拉底河和底格里斯河，這兩條河至今仍滋養著美索不達米亞地區的農業（</w:t>
+      </w:r>
+      <w:hyperlink r:id="rId15">
+        <w:r>
+          <w:rPr>
+            <w:lang w:val="zh_TW" w:bidi="zh_TW"/>
+          </w:rPr>
+          <w:rPr>
+            <w:color w:val="0000EE"/>
+            <w:u w:val="single"/>
+          </w:rPr>
+          <w:t>創2:10–14</w:t>
+        </w:r>
+      </w:hyperlink>
+      <w:r>
+        <w:rPr>
+          <w:lang w:val="zh_TW" w:bidi="zh_TW"/>
+        </w:rPr>
+        <w:t>）。聖經記載，早期地球上沒有雨水，只有霧氣滋潤大地（</w:t>
+      </w:r>
+      <w:hyperlink r:id="rId16">
+        <w:r>
+          <w:rPr>
+            <w:lang w:val="zh_TW" w:bidi="zh_TW"/>
+          </w:rPr>
+          <w:rPr>
+            <w:color w:val="0000EE"/>
+            <w:u w:val="single"/>
+          </w:rPr>
+          <w:t>5–6</w:t>
+        </w:r>
+      </w:hyperlink>
+      <w:r>
+        <w:rPr>
+          <w:lang w:val="zh_TW" w:bidi="zh_TW"/>
+        </w:rPr>
+        <w:t>節）。在挪亞的時代，神用洪水（大量且迅猛的水流）毀滅了「當時的世界」（</w:t>
+      </w:r>
+      <w:hyperlink r:id="rId17">
+        <w:r>
+          <w:rPr>
+            <w:lang w:val="zh_TW" w:bidi="zh_TW"/>
+          </w:rPr>
+          <w:rPr>
+            <w:color w:val="0000EE"/>
+            <w:u w:val="single"/>
+          </w:rPr>
+          <w:t>彼後3:6</w:t>
+        </w:r>
+      </w:hyperlink>
+      <w:r>
+        <w:rPr>
+          <w:lang w:val="zh_TW" w:bidi="zh_TW"/>
+        </w:rPr>
+        <w:t>）。這是對世人邪惡的懲罰。</w:t>
+      </w:r>
+    </w:p>
+    <w:p>
+      <w:pPr/>
+      <w:r>
+        <w:rPr>
+          <w:lang w:val="zh_TW" w:bidi="zh_TW"/>
+        </w:rPr>
+      </w:r>
+      <w:r>
+        <w:rPr>
+          <w:lang w:val="zh_TW" w:bidi="zh_TW"/>
+        </w:rPr>
+        <w:t>在近東地區，水尤為重要。因為該地區降雨量有限。例如，埃及的開羅每年僅降雨二到四英寸（或5.1到10.2厘米），而阿斯旺（Aswan）的年均降雨量幾乎為零。埃及依賴尼羅河，該河的水源來自赤道的降雨。相比較之下，巴勒斯坦則「有山有谷、雨水滋潤」（</w:t>
+      </w:r>
+      <w:hyperlink r:id="rId18">
+        <w:r>
+          <w:rPr>
+            <w:lang w:val="zh_TW" w:bidi="zh_TW"/>
+          </w:rPr>
+          <w:rPr>
+            <w:color w:val="0000EE"/>
+            <w:u w:val="single"/>
+          </w:rPr>
+          <w:t>申11:10–11</w:t>
+        </w:r>
+      </w:hyperlink>
+      <w:r>
+        <w:rPr>
+          <w:lang w:val="zh_TW" w:bidi="zh_TW"/>
+        </w:rPr>
+        <w:t>）。</w:t>
+      </w:r>
+    </w:p>
+    <w:p>
+      <w:pPr/>
+      <w:r>
+        <w:rPr>
+          <w:lang w:val="zh_TW" w:bidi="zh_TW"/>
+        </w:rPr>
+      </w:r>
+      <w:r>
+        <w:rPr>
+          <w:lang w:val="zh_TW" w:bidi="zh_TW"/>
+        </w:rPr>
+        <w:t>水在聖經中有許多象徵性的用法。義人像一棵樹栽在溪水旁（</w:t>
+      </w:r>
+      <w:hyperlink r:id="rId19">
+        <w:r>
+          <w:rPr>
+            <w:lang w:val="zh_TW" w:bidi="zh_TW"/>
+          </w:rPr>
+          <w:rPr>
+            <w:color w:val="0000EE"/>
+            <w:u w:val="single"/>
+          </w:rPr>
+          <w:t>詩1:3</w:t>
+        </w:r>
+      </w:hyperlink>
+      <w:r>
+        <w:rPr>
+          <w:lang w:val="zh_TW" w:bidi="zh_TW"/>
+        </w:rPr>
+        <w:t>；</w:t>
+      </w:r>
+      <w:hyperlink r:id="rId20">
+        <w:r>
+          <w:rPr>
+            <w:lang w:val="zh_TW" w:bidi="zh_TW"/>
+          </w:rPr>
+          <w:rPr>
+            <w:color w:val="0000EE"/>
+            <w:u w:val="single"/>
+          </w:rPr>
+          <w:t>耶17:8</w:t>
+        </w:r>
+      </w:hyperlink>
+      <w:r>
+        <w:rPr>
+          <w:lang w:val="zh_TW" w:bidi="zh_TW"/>
+        </w:rPr>
+        <w:t>）。靈魂對神的渴慕就像對水的渴求：「我要切切地尋求你，在乾旱疲乏無水之地，我渴想你； 我的心切慕你」（</w:t>
+      </w:r>
+      <w:hyperlink r:id="rId21">
+        <w:r>
+          <w:rPr>
+            <w:lang w:val="zh_TW" w:bidi="zh_TW"/>
+          </w:rPr>
+          <w:rPr>
+            <w:color w:val="0000EE"/>
+            <w:u w:val="single"/>
+          </w:rPr>
+          <w:t>詩63:1</w:t>
+        </w:r>
+      </w:hyperlink>
+      <w:r>
+        <w:rPr>
+          <w:lang w:val="zh_TW" w:bidi="zh_TW"/>
+        </w:rPr>
+        <w:t>）；「我的心渴想你， 如乾旱之地盼雨一樣」（</w:t>
+      </w:r>
+      <w:hyperlink r:id="rId22">
+        <w:r>
+          <w:rPr>
+            <w:lang w:val="zh_TW" w:bidi="zh_TW"/>
+          </w:rPr>
+          <w:rPr>
+            <w:color w:val="0000EE"/>
+            <w:u w:val="single"/>
+          </w:rPr>
+          <w:t>143:6</w:t>
+        </w:r>
+      </w:hyperlink>
+      <w:r>
+        <w:rPr>
+          <w:lang w:val="zh_TW" w:bidi="zh_TW"/>
+        </w:rPr>
+        <w:t>）。</w:t>
+      </w:r>
+    </w:p>
+    <w:p>
+      <w:pPr/>
+      <w:r>
+        <w:rPr>
+          <w:lang w:val="zh_TW" w:bidi="zh_TW"/>
+        </w:rPr>
+      </w:r>
+      <w:r>
+        <w:rPr>
+          <w:lang w:val="zh_TW" w:bidi="zh_TW"/>
+        </w:rPr>
+        <w:t>耶穌滿足了這個需求，並宣告說：「人若渴了，可以到我這裡來喝。信我的人就如經上所說：『從他腹中要流出活水的江河來。』」（</w:t>
+      </w:r>
+      <w:hyperlink r:id="rId23">
+        <w:r>
+          <w:rPr>
+            <w:lang w:val="zh_TW" w:bidi="zh_TW"/>
+          </w:rPr>
+          <w:rPr>
+            <w:color w:val="0000EE"/>
+            <w:u w:val="single"/>
+          </w:rPr>
+          <w:t>約7:37–38</w:t>
+        </w:r>
+      </w:hyperlink>
+      <w:r>
+        <w:rPr>
+          <w:lang w:val="zh_TW" w:bidi="zh_TW"/>
+        </w:rPr>
+        <w:t>）。耶穌說：「人若喝我所賜的水就永遠不渴。我所賜的水要在他裡頭成為泉源，直湧到永生。」（</w:t>
+      </w:r>
+      <w:hyperlink r:id="rId24">
+        <w:r>
+          <w:rPr>
+            <w:lang w:val="zh_TW" w:bidi="zh_TW"/>
+          </w:rPr>
+          <w:rPr>
+            <w:color w:val="0000EE"/>
+            <w:u w:val="single"/>
+          </w:rPr>
+          <w:t>4:14</w:t>
+        </w:r>
+      </w:hyperlink>
+      <w:r>
+        <w:rPr>
+          <w:lang w:val="zh_TW" w:bidi="zh_TW"/>
+        </w:rPr>
+        <w:t>）。耶穌的靈，就是那滿足人類靈魂渴慕的靈水（</w:t>
+      </w:r>
+      <w:hyperlink r:id="rId25">
+        <w:r>
+          <w:rPr>
+            <w:lang w:val="zh_TW" w:bidi="zh_TW"/>
+          </w:rPr>
+          <w:rPr>
+            <w:color w:val="0000EE"/>
+            <w:u w:val="single"/>
+          </w:rPr>
+          <w:t>7:38–39</w:t>
+        </w:r>
+      </w:hyperlink>
+      <w:r>
+        <w:rPr>
+          <w:lang w:val="zh_TW" w:bidi="zh_TW"/>
+        </w:rPr>
+        <w:t>）。</w:t>
+      </w:r>
+    </w:p>
+    <w:p>
+      <w:pPr/>
+      <w:r>
+        <w:rPr>
+          <w:lang w:val="zh_TW" w:bidi="zh_TW"/>
+        </w:rPr>
+      </w:r>
+      <w:r>
+        <w:rPr>
+          <w:lang w:val="zh_TW" w:bidi="zh_TW"/>
+        </w:rPr>
+        <w:t>神的話語也被描繪為水，能使我們靈性得潔淨。主說教會的潔凈是「用水藉著道把教會洗淨」（</w:t>
+      </w:r>
+      <w:hyperlink r:id="rId26">
+        <w:r>
+          <w:rPr>
+            <w:lang w:val="zh_TW" w:bidi="zh_TW"/>
+          </w:rPr>
+          <w:rPr>
+            <w:color w:val="0000EE"/>
+            <w:u w:val="single"/>
+          </w:rPr>
+          <w:t>弗5:26</w:t>
+        </w:r>
+      </w:hyperlink>
+      <w:r>
+        <w:rPr>
+          <w:lang w:val="zh_TW" w:bidi="zh_TW"/>
+        </w:rPr>
+        <w:t>）。保羅說人得救是「藉著重生的洗和聖靈的更新」（</w:t>
+      </w:r>
+      <w:hyperlink r:id="rId27">
+        <w:r>
+          <w:rPr>
+            <w:lang w:val="zh_TW" w:bidi="zh_TW"/>
+          </w:rPr>
+          <w:rPr>
+            <w:color w:val="0000EE"/>
+            <w:u w:val="single"/>
+          </w:rPr>
+          <w:t>多3:5</w:t>
+        </w:r>
+      </w:hyperlink>
+      <w:r>
+        <w:rPr>
+          <w:lang w:val="zh_TW" w:bidi="zh_TW"/>
+        </w:rPr>
+        <w:t>）。</w:t>
+      </w:r>
+    </w:p>
+    <w:p>
+      <w:pPr/>
+      <w:r>
+        <w:rPr>
+          <w:lang w:val="zh_TW" w:bidi="zh_TW"/>
+        </w:rPr>
+      </w:r>
+      <w:r>
+        <w:rPr>
+          <w:lang w:val="zh_TW" w:bidi="zh_TW"/>
+        </w:rPr>
+        <w:t>在聖經的最後一章，主宣告：「我要將生命泉的水白白賜給那口渴的人喝」（</w:t>
+      </w:r>
+      <w:hyperlink r:id="rId28">
+        <w:r>
+          <w:rPr>
+            <w:lang w:val="zh_TW" w:bidi="zh_TW"/>
+          </w:rPr>
+          <w:rPr>
+            <w:color w:val="0000EE"/>
+            <w:u w:val="single"/>
+          </w:rPr>
+          <w:t>啟21:6</w:t>
+        </w:r>
+      </w:hyperlink>
+      <w:r>
+        <w:rPr>
+          <w:lang w:val="zh_TW" w:bidi="zh_TW"/>
+        </w:rPr>
+        <w:t>）。甚至在描述天上的新耶路撒冷時，也提到水——生命水的河：「天使又指示我在城內街道當中一道生命水的河，明亮如水晶，從神和羔羊的寶座流出來。」（</w:t>
+      </w:r>
+      <w:hyperlink r:id="rId29">
+        <w:r>
+          <w:rPr>
+            <w:lang w:val="zh_TW" w:bidi="zh_TW"/>
+          </w:rPr>
+          <w:rPr>
+            <w:color w:val="0000EE"/>
+            <w:u w:val="single"/>
+          </w:rPr>
+          <w:t>22:1–2</w:t>
+        </w:r>
+      </w:hyperlink>
+      <w:r>
+        <w:rPr>
+          <w:lang w:val="zh_TW" w:bidi="zh_TW"/>
+        </w:rPr>
+        <w:t>）。同樣，聖經的最後邀請說：「口渴的人也當來；願意的，都可以白白取生命的水喝」（</w:t>
+      </w:r>
+      <w:hyperlink r:id="rId30">
+        <w:r>
+          <w:rPr>
+            <w:lang w:val="zh_TW" w:bidi="zh_TW"/>
+          </w:rPr>
+          <w:rPr>
+            <w:color w:val="0000EE"/>
+            <w:u w:val="single"/>
+          </w:rPr>
+          <w:t>17</w:t>
+        </w:r>
+      </w:hyperlink>
+      <w:r>
+        <w:rPr>
+          <w:lang w:val="zh_TW" w:bidi="zh_TW"/>
+        </w:rPr>
+        <w:t>節）。</w:t>
+      </w:r>
+      <w:r>
+        <w:rPr>
+          <w:lang w:val="zh_TW" w:bidi="zh_TW"/>
+        </w:rPr>
+      </w:r>
+      <w:r>
+        <w:rPr>
+          <w:lang w:val="zh_TW" w:bidi="zh_TW"/>
+        </w:rPr>
+      </w:r>
+    </w:p>
+    <w:p>
+      <w:pPr/>
+      <w:r>
+        <w:rPr>
+          <w:lang w:val="zh_TW" w:bidi="zh_TW"/>
+        </w:rPr>
+      </w:r>
+    </w:p>
+    <w:p>
+      <w:pPr>
+        <w:pStyle w:val="Heading2"/>
+      </w:pPr>
+      <w:r>
+        <w:rPr>
+          <w:lang w:val="zh_TW" w:bidi="zh_TW"/>
+        </w:rPr>
+        <w:t>水瓶</w:t>
+      </w:r>
+      <w:r>
+        <w:rPr>
+          <w:lang w:val="zh_TW" w:bidi="zh_TW"/>
+        </w:rPr>
+      </w:r>
+    </w:p>
+    <w:p>
+      <w:pPr/>
+      <w:r>
+        <w:rPr>
+          <w:lang w:val="zh_TW" w:bidi="zh_TW"/>
+        </w:rPr>
+      </w:r>
+      <w:r>
+        <w:rPr>
+          <w:lang w:val="zh_TW" w:bidi="zh_TW"/>
+        </w:rPr>
+        <w:t>水瓶是用來盛裝並傾倒液體的器皿，也可稱為罈或壺，常用來裝水或酒。水瓶多以陶土製成，也有金屬製的。人們會把水瓶扛在肩上，或頂在頭上攜帶。在聖經時代，婦女常拿著水瓶到井旁打水（</w:t>
+      </w:r>
+      <w:hyperlink r:id="rId31">
+        <w:r>
+          <w:rPr>
+            <w:lang w:val="zh_TW" w:bidi="zh_TW"/>
+          </w:rPr>
+          <w:rPr>
+            <w:color w:val="0000EE"/>
+            <w:u w:val="single"/>
+          </w:rPr>
+          <w:t>創24:14–20</w:t>
+        </w:r>
+      </w:hyperlink>
+      <w:r>
+        <w:rPr>
+          <w:lang w:val="zh_TW" w:bidi="zh_TW"/>
+        </w:rPr>
+        <w:t>；</w:t>
+      </w:r>
+      <w:hyperlink r:id="rId32">
+        <w:r>
+          <w:rPr>
+            <w:lang w:val="zh_TW" w:bidi="zh_TW"/>
+          </w:rPr>
+          <w:rPr>
+            <w:color w:val="0000EE"/>
+            <w:u w:val="single"/>
+          </w:rPr>
+          <w:t>可14:13</w:t>
+        </w:r>
+      </w:hyperlink>
+      <w:r>
+        <w:rPr>
+          <w:lang w:val="zh_TW" w:bidi="zh_TW"/>
+        </w:rPr>
+        <w:t>）。</w:t>
+      </w:r>
+    </w:p>
+    <w:p>
+      <w:pPr/>
+      <w:r>
+        <w:rPr>
+          <w:lang w:val="zh_TW" w:bidi="zh_TW"/>
+        </w:rPr>
+      </w:r>
+      <w:r>
+        <w:rPr>
           <w:i/>
           <w:lang w:val="zh_TW" w:bidi="zh_TW"/>
         </w:rPr>
+        <w:t xml:space="preserve">見 </w:t>
+      </w:r>
+      <w:r>
+        <w:rPr>
+          <w:lang w:val="zh_TW" w:bidi="zh_TW"/>
+        </w:rPr>
+        <w:t>陶器</w:t>
+      </w:r>
+      <w:r>
+        <w:rPr>
+          <w:lang w:val="zh_TW" w:bidi="zh_TW"/>
+        </w:rPr>
+        <w:t>。</w:t>
+      </w:r>
+      <w:r>
+        <w:rPr>
+          <w:lang w:val="zh_TW" w:bidi="zh_TW"/>
+        </w:rPr>
+      </w:r>
+      <w:r>
+        <w:rPr>
+          <w:lang w:val="zh_TW" w:bidi="zh_TW"/>
+        </w:rPr>
+      </w:r>
+    </w:p>
+    <w:p>
+      <w:pPr/>
+      <w:r>
+        <w:rPr>
+          <w:lang w:val="zh_TW" w:bidi="zh_TW"/>
+        </w:rPr>
+      </w:r>
+    </w:p>
+    <w:p>
+      <w:pPr>
+        <w:pStyle w:val="Heading2"/>
+      </w:pPr>
+      <w:r>
+        <w:rPr>
+          <w:lang w:val="zh_TW" w:bidi="zh_TW"/>
+        </w:rPr>
+        <w:t>水手</w:t>
+      </w:r>
+      <w:r>
+        <w:rPr>
+          <w:lang w:val="zh_TW" w:bidi="zh_TW"/>
+        </w:rPr>
+      </w:r>
+    </w:p>
+    <w:p>
+      <w:pPr/>
+      <w:r>
+        <w:rPr>
+          <w:lang w:val="zh_TW" w:bidi="zh_TW"/>
+        </w:rPr>
+      </w:r>
+      <w:r>
+        <w:rPr>
+          <w:lang w:val="zh_TW" w:bidi="zh_TW"/>
+        </w:rPr>
+        <w:t>指受過訓練，能夠駕駛船隻在海上航行的人。以色列人通常不從事航海活動，他們的水上活動主要局限於加利利海和約旦河。他們偶爾可能會接觸到大船（</w:t>
+      </w:r>
+      <w:hyperlink r:id="rId33">
+        <w:r>
+          <w:rPr>
+            <w:lang w:val="zh_TW" w:bidi="zh_TW"/>
+          </w:rPr>
+          <w:rPr>
+            <w:color w:val="0000EE"/>
+            <w:u w:val="single"/>
+          </w:rPr>
+          <w:t>創49:13</w:t>
+        </w:r>
+      </w:hyperlink>
+      <w:r>
+        <w:rPr>
+          <w:lang w:val="zh_TW" w:bidi="zh_TW"/>
+        </w:rPr>
+        <w:t>；</w:t>
+      </w:r>
+      <w:hyperlink r:id="rId34">
+        <w:r>
+          <w:rPr>
+            <w:lang w:val="zh_TW" w:bidi="zh_TW"/>
+          </w:rPr>
+          <w:rPr>
+            <w:color w:val="0000EE"/>
+            <w:u w:val="single"/>
+          </w:rPr>
+          <w:t>士5:17</w:t>
+        </w:r>
+      </w:hyperlink>
+      <w:r>
+        <w:rPr>
+          <w:lang w:val="zh_TW" w:bidi="zh_TW"/>
+        </w:rPr>
+        <w:t>）。所羅門在亞喀巴灣（Gulf of Aqaba）的以旬迦別擁有一支船隊（</w:t>
+      </w:r>
+      <w:hyperlink r:id="rId35">
+        <w:r>
+          <w:rPr>
+            <w:lang w:val="zh_TW" w:bidi="zh_TW"/>
+          </w:rPr>
+          <w:rPr>
+            <w:color w:val="0000EE"/>
+            <w:u w:val="single"/>
+          </w:rPr>
+          <w:t>王上9:26–28</w:t>
+        </w:r>
+      </w:hyperlink>
+      <w:r>
+        <w:rPr>
+          <w:lang w:val="zh_TW" w:bidi="zh_TW"/>
+        </w:rPr>
+        <w:t>；</w:t>
+      </w:r>
+      <w:hyperlink r:id="rId36">
+        <w:r>
+          <w:rPr>
+            <w:lang w:val="zh_TW" w:bidi="zh_TW"/>
+          </w:rPr>
+          <w:rPr>
+            <w:color w:val="0000EE"/>
+            <w:u w:val="single"/>
+          </w:rPr>
+          <w:t>代下8:17–18</w:t>
+        </w:r>
+      </w:hyperlink>
+      <w:r>
+        <w:rPr>
+          <w:lang w:val="zh_TW" w:bidi="zh_TW"/>
+        </w:rPr>
+        <w:t>，</w:t>
+      </w:r>
+      <w:hyperlink r:id="rId37">
+        <w:r>
+          <w:rPr>
+            <w:lang w:val="zh_TW" w:bidi="zh_TW"/>
+          </w:rPr>
+          <w:rPr>
+            <w:color w:val="0000EE"/>
+            <w:u w:val="single"/>
+          </w:rPr>
+          <w:t>9:21</w:t>
+        </w:r>
+      </w:hyperlink>
+      <w:r>
+        <w:rPr>
+          <w:lang w:val="zh_TW" w:bidi="zh_TW"/>
+        </w:rPr>
+        <w:t>）。約沙法也在以旬迦別擁有一支船隊（</w:t>
+      </w:r>
+      <w:hyperlink r:id="rId38">
+        <w:r>
+          <w:rPr>
+            <w:lang w:val="zh_TW" w:bidi="zh_TW"/>
+          </w:rPr>
+          <w:rPr>
+            <w:color w:val="0000EE"/>
+            <w:u w:val="single"/>
+          </w:rPr>
+          <w:t>王上22:48</w:t>
+        </w:r>
+      </w:hyperlink>
+      <w:r>
+        <w:rPr>
+          <w:lang w:val="zh_TW" w:bidi="zh_TW"/>
+        </w:rPr>
+        <w:t>；</w:t>
+      </w:r>
+      <w:hyperlink r:id="rId39">
+        <w:r>
+          <w:rPr>
+            <w:lang w:val="zh_TW" w:bidi="zh_TW"/>
+          </w:rPr>
+          <w:rPr>
+            <w:color w:val="0000EE"/>
+            <w:u w:val="single"/>
+          </w:rPr>
+          <w:t>代下20:35–37</w:t>
+        </w:r>
+      </w:hyperlink>
+      <w:r>
+        <w:rPr>
+          <w:lang w:val="zh_TW" w:bidi="zh_TW"/>
+        </w:rPr>
+        <w:t>）。</w:t>
+      </w:r>
+    </w:p>
+    <w:p>
+      <w:pPr/>
+      <w:r>
+        <w:rPr>
+          <w:lang w:val="zh_TW" w:bidi="zh_TW"/>
+        </w:rPr>
+      </w:r>
+      <w:r>
+        <w:rPr>
+          <w:lang w:val="zh_TW" w:bidi="zh_TW"/>
+        </w:rPr>
+        <w:t>新約多次提到船隻和水手——如加利利的眾多漁船（</w:t>
+      </w:r>
+      <w:hyperlink r:id="rId40">
+        <w:r>
+          <w:rPr>
+            <w:lang w:val="zh_TW" w:bidi="zh_TW"/>
+          </w:rPr>
+          <w:rPr>
+            <w:color w:val="0000EE"/>
+            <w:u w:val="single"/>
+          </w:rPr>
+          <w:t>太14:22</w:t>
+        </w:r>
+      </w:hyperlink>
+      <w:r>
+        <w:rPr>
+          <w:lang w:val="zh_TW" w:bidi="zh_TW"/>
+        </w:rPr>
+        <w:t>；</w:t>
+      </w:r>
+      <w:hyperlink r:id="rId41">
+        <w:r>
+          <w:rPr>
+            <w:lang w:val="zh_TW" w:bidi="zh_TW"/>
+          </w:rPr>
+          <w:rPr>
+            <w:color w:val="0000EE"/>
+            <w:u w:val="single"/>
+          </w:rPr>
+          <w:t>可1:19</w:t>
+        </w:r>
+      </w:hyperlink>
+      <w:r>
+        <w:rPr>
+          <w:lang w:val="zh_TW" w:bidi="zh_TW"/>
+        </w:rPr>
+        <w:t>，</w:t>
+      </w:r>
+      <w:hyperlink r:id="rId42">
+        <w:r>
+          <w:rPr>
+            <w:lang w:val="zh_TW" w:bidi="zh_TW"/>
+          </w:rPr>
+          <w:rPr>
+            <w:color w:val="0000EE"/>
+            <w:u w:val="single"/>
+          </w:rPr>
+          <w:t>3:9</w:t>
+        </w:r>
+      </w:hyperlink>
+      <w:r>
+        <w:rPr>
+          <w:lang w:val="zh_TW" w:bidi="zh_TW"/>
+        </w:rPr>
+        <w:t>；</w:t>
+      </w:r>
+      <w:hyperlink r:id="rId43">
+        <w:r>
+          <w:rPr>
+            <w:lang w:val="zh_TW" w:bidi="zh_TW"/>
+          </w:rPr>
+          <w:rPr>
+            <w:color w:val="0000EE"/>
+            <w:u w:val="single"/>
+          </w:rPr>
+          <w:t>路5:2</w:t>
+        </w:r>
+      </w:hyperlink>
+      <w:r>
+        <w:rPr>
+          <w:lang w:val="zh_TW" w:bidi="zh_TW"/>
+        </w:rPr>
+        <w:t>；</w:t>
+      </w:r>
+      <w:hyperlink r:id="rId44">
+        <w:r>
+          <w:rPr>
+            <w:lang w:val="zh_TW" w:bidi="zh_TW"/>
+          </w:rPr>
+          <w:rPr>
+            <w:color w:val="0000EE"/>
+            <w:u w:val="single"/>
+          </w:rPr>
+          <w:t>約6:19、22–24</w:t>
+        </w:r>
+      </w:hyperlink>
+      <w:r>
+        <w:rPr>
+          <w:lang w:val="zh_TW" w:bidi="zh_TW"/>
+        </w:rPr>
+        <w:t>，</w:t>
+      </w:r>
+      <w:hyperlink r:id="rId45">
+        <w:r>
+          <w:rPr>
+            <w:lang w:val="zh_TW" w:bidi="zh_TW"/>
+          </w:rPr>
+          <w:rPr>
+            <w:color w:val="0000EE"/>
+            <w:u w:val="single"/>
+          </w:rPr>
+          <w:t>21:8</w:t>
+        </w:r>
+      </w:hyperlink>
+      <w:r>
+        <w:rPr>
+          <w:lang w:val="zh_TW" w:bidi="zh_TW"/>
+        </w:rPr>
+        <w:t>），也有大船，如保羅前往羅馬所乘的大船（</w:t>
+      </w:r>
+      <w:hyperlink r:id="rId46">
+        <w:r>
+          <w:rPr>
+            <w:lang w:val="zh_TW" w:bidi="zh_TW"/>
+          </w:rPr>
+          <w:rPr>
+            <w:color w:val="0000EE"/>
+            <w:u w:val="single"/>
+          </w:rPr>
+          <w:t>徒27:6–44</w:t>
+        </w:r>
+      </w:hyperlink>
+      <w:r>
+        <w:rPr>
+          <w:lang w:val="zh_TW" w:bidi="zh_TW"/>
+        </w:rPr>
+        <w:t>）。</w:t>
+      </w:r>
+      <w:hyperlink r:id="rId47">
+        <w:r>
+          <w:rPr>
+            <w:lang w:val="zh_TW" w:bidi="zh_TW"/>
+          </w:rPr>
+          <w:rPr>
+            <w:color w:val="0000EE"/>
+            <w:u w:val="single"/>
+          </w:rPr>
+          <w:t>使徒行傳二十七章27、30節</w:t>
+        </w:r>
+      </w:hyperlink>
+      <w:r>
+        <w:rPr>
+          <w:lang w:val="zh_TW" w:bidi="zh_TW"/>
+        </w:rPr>
+        <w:t>中提到船員或水手。英文譯本中的mariner一詞指的是水手（</w:t>
+      </w:r>
+      <w:hyperlink r:id="rId48">
+        <w:r>
+          <w:rPr>
+            <w:lang w:val="zh_TW" w:bidi="zh_TW"/>
+          </w:rPr>
+          <w:rPr>
+            <w:color w:val="0000EE"/>
+            <w:u w:val="single"/>
+          </w:rPr>
+          <w:t>結27:9、27–29</w:t>
+        </w:r>
+      </w:hyperlink>
+      <w:r>
+        <w:rPr>
+          <w:lang w:val="zh_TW" w:bidi="zh_TW"/>
+        </w:rPr>
+        <w:t>；</w:t>
+      </w:r>
+      <w:hyperlink r:id="rId49">
+        <w:r>
+          <w:rPr>
+            <w:lang w:val="zh_TW" w:bidi="zh_TW"/>
+          </w:rPr>
+          <w:rPr>
+            <w:color w:val="0000EE"/>
+            <w:u w:val="single"/>
+          </w:rPr>
+          <w:t>拿1:5</w:t>
+        </w:r>
+      </w:hyperlink>
+      <w:r>
+        <w:rPr>
+          <w:lang w:val="zh_TW" w:bidi="zh_TW"/>
+        </w:rPr>
+        <w:t>）。</w:t>
+      </w:r>
+    </w:p>
+    <w:p>
+      <w:pPr/>
+      <w:r>
+        <w:rPr>
+          <w:lang w:val="zh_TW" w:bidi="zh_TW"/>
+        </w:rPr>
+      </w:r>
+      <w:r>
+        <w:rPr>
+          <w:i/>
+          <w:lang w:val="zh_TW" w:bidi="zh_TW"/>
+        </w:rPr>
         <w:t>另見</w:t>
       </w:r>
       <w:r>
         <w:rPr>
           <w:lang w:val="zh_TW" w:bidi="zh_TW"/>
         </w:rPr>
+        <w:t>旅行</w:t>
+      </w:r>
+      <w:r>
+        <w:rPr>
+          <w:lang w:val="zh_TW" w:bidi="zh_TW"/>
+        </w:rPr>
+        <w:t>。</w:t>
+      </w:r>
+      <w:r>
+        <w:rPr>
+          <w:lang w:val="zh_TW" w:bidi="zh_TW"/>
+        </w:rPr>
+      </w:r>
+      <w:r>
+        <w:rPr>
+          <w:lang w:val="zh_TW" w:bidi="zh_TW"/>
+        </w:rPr>
+      </w:r>
+    </w:p>
+    <w:p>
+      <w:pPr/>
+      <w:r>
+        <w:rPr>
+          <w:lang w:val="zh_TW" w:bidi="zh_TW"/>
+        </w:rPr>
+      </w:r>
+    </w:p>
+    <w:p>
+      <w:pPr>
+        <w:pStyle w:val="Heading2"/>
+      </w:pPr>
+      <w:r>
+        <w:rPr>
+          <w:lang w:val="zh_TW" w:bidi="zh_TW"/>
+        </w:rPr>
+        <w:t>稅吏</w:t>
+      </w:r>
+      <w:r>
+        <w:rPr>
+          <w:lang w:val="zh_TW" w:bidi="zh_TW"/>
+        </w:rPr>
+      </w:r>
+    </w:p>
+    <w:p>
+      <w:pPr/>
+      <w:r>
+        <w:rPr>
+          <w:lang w:val="zh_TW" w:bidi="zh_TW"/>
+        </w:rPr>
+      </w:r>
+      <w:r>
+        <w:rPr>
+          <w:lang w:val="zh_TW" w:bidi="zh_TW"/>
+        </w:rPr>
+        <w:t>負責為政府徵收稅款的人。在新約時期，羅馬政府徵收各種稅款，他們自己的官員負責其中一些工作，但也將部分任務委派給私人，包括猶太人和其他人，這些人必須向當局上交一筆約定的稅款。然而，許多不誠實的稅吏徵收的稅款遠超過人們需要繳納的數額，因此稅吏成為一個被人厭惡的群體，特別是那些欺騙猶太同胞的猶太稅吏。撒該就是一個猶太人，他是「稅吏長」，在耶利哥一帶積累了相當的財富（</w:t>
+      </w:r>
+      <w:hyperlink r:id="rId50">
+        <w:r>
+          <w:rPr>
+            <w:lang w:val="zh_TW" w:bidi="zh_TW"/>
+          </w:rPr>
+          <w:rPr>
+            <w:color w:val="0000EE"/>
+            <w:u w:val="single"/>
+          </w:rPr>
+          <w:t>路19:2–10</w:t>
+        </w:r>
+      </w:hyperlink>
+      <w:r>
+        <w:rPr>
+          <w:lang w:val="zh_TW" w:bidi="zh_TW"/>
+        </w:rPr>
+        <w:t>）。這樣的人被視為罪人，常與「稅吏並罪人」這句法聯繫起來（</w:t>
+      </w:r>
+      <w:hyperlink r:id="rId51">
+        <w:r>
+          <w:rPr>
+            <w:lang w:val="zh_TW" w:bidi="zh_TW"/>
+          </w:rPr>
+          <w:rPr>
+            <w:color w:val="0000EE"/>
+            <w:u w:val="single"/>
+          </w:rPr>
+          <w:t>太9:10–11</w:t>
+        </w:r>
+      </w:hyperlink>
+      <w:r>
+        <w:rPr>
+          <w:lang w:val="zh_TW" w:bidi="zh_TW"/>
+        </w:rPr>
+        <w:t>，</w:t>
+      </w:r>
+      <w:hyperlink r:id="rId52">
+        <w:r>
+          <w:rPr>
+            <w:lang w:val="zh_TW" w:bidi="zh_TW"/>
+          </w:rPr>
+          <w:rPr>
+            <w:color w:val="0000EE"/>
+            <w:u w:val="single"/>
+          </w:rPr>
+          <w:t>11:19</w:t>
+        </w:r>
+      </w:hyperlink>
+      <w:r>
+        <w:rPr>
+          <w:lang w:val="zh_TW" w:bidi="zh_TW"/>
+        </w:rPr>
+        <w:t>；</w:t>
+      </w:r>
+      <w:hyperlink r:id="rId53">
+        <w:r>
+          <w:rPr>
+            <w:lang w:val="zh_TW" w:bidi="zh_TW"/>
+          </w:rPr>
+          <w:rPr>
+            <w:color w:val="0000EE"/>
+            <w:u w:val="single"/>
+          </w:rPr>
+          <w:t>可2:15–16</w:t>
+        </w:r>
+      </w:hyperlink>
+      <w:r>
+        <w:rPr>
+          <w:lang w:val="zh_TW" w:bidi="zh_TW"/>
+        </w:rPr>
+        <w:t>；</w:t>
+      </w:r>
+      <w:hyperlink r:id="rId54">
+        <w:r>
+          <w:rPr>
+            <w:lang w:val="zh_TW" w:bidi="zh_TW"/>
+          </w:rPr>
+          <w:rPr>
+            <w:color w:val="0000EE"/>
+            <w:u w:val="single"/>
+          </w:rPr>
+          <w:t>路5:30</w:t>
+        </w:r>
+      </w:hyperlink>
+      <w:r>
+        <w:rPr>
+          <w:lang w:val="zh_TW" w:bidi="zh_TW"/>
+        </w:rPr>
+        <w:t>，</w:t>
+      </w:r>
+      <w:hyperlink r:id="rId50">
+        <w:r>
+          <w:rPr>
+            <w:lang w:val="zh_TW" w:bidi="zh_TW"/>
+          </w:rPr>
+          <w:rPr>
+            <w:color w:val="0000EE"/>
+            <w:u w:val="single"/>
+          </w:rPr>
+          <w:t>19:2–10</w:t>
+        </w:r>
+      </w:hyperlink>
+      <w:r>
+        <w:rPr>
+          <w:lang w:val="zh_TW" w:bidi="zh_TW"/>
+        </w:rPr>
+        <w:t>）。</w:t>
+      </w:r>
+      <w:r>
+        <w:rPr>
+          <w:lang w:val="zh_TW" w:bidi="zh_TW"/>
+        </w:rPr>
+      </w:r>
+      <w:r>
+        <w:rPr>
+          <w:lang w:val="zh_TW" w:bidi="zh_TW"/>
+        </w:rPr>
+      </w:r>
+    </w:p>
+    <w:p>
+      <w:pPr/>
+      <w:r>
+        <w:rPr>
+          <w:lang w:val="zh_TW" w:bidi="zh_TW"/>
+        </w:rPr>
+      </w:r>
+    </w:p>
+    <w:p>
+      <w:pPr>
+        <w:pStyle w:val="Heading2"/>
+      </w:pPr>
+      <w:r>
+        <w:rPr>
+          <w:lang w:val="zh_TW" w:bidi="zh_TW"/>
+        </w:rPr>
+        <w:t>稅收與課稅</w:t>
+      </w:r>
+      <w:r>
+        <w:rPr>
+          <w:lang w:val="zh_TW" w:bidi="zh_TW"/>
+        </w:rPr>
+      </w:r>
+    </w:p>
+    <w:p>
+      <w:pPr/>
+      <w:r>
+        <w:rPr>
+          <w:lang w:val="zh_TW" w:bidi="zh_TW"/>
+        </w:rPr>
+      </w:r>
+      <w:r>
+        <w:rPr>
+          <w:lang w:val="zh_TW" w:bidi="zh_TW"/>
+        </w:rPr>
+        <w:t>稅收是強大的國家向居住在其境內的人民徵收的金錢或物品</w:t>
+      </w:r>
+      <w:r>
+        <w:rPr>
+          <w:lang w:val="zh_TW" w:bidi="zh_TW"/>
+        </w:rPr>
+        <w:t>。</w:t>
+      </w:r>
+      <w:r>
+        <w:rPr>
+          <w:lang w:val="zh_TW" w:bidi="zh_TW"/>
+        </w:rPr>
+        <w:t>這</w:t>
+      </w:r>
+      <w:r>
+        <w:rPr>
+          <w:lang w:val="zh_TW" w:bidi="zh_TW"/>
+        </w:rPr>
+        <w:t>筆款項</w:t>
+      </w:r>
+      <w:r>
+        <w:rPr>
+          <w:lang w:val="zh_TW" w:bidi="zh_TW"/>
+        </w:rPr>
+        <w:t>也稱為貢品</w:t>
+      </w:r>
+      <w:r>
+        <w:rPr>
+          <w:lang w:val="zh_TW" w:bidi="zh_TW"/>
+        </w:rPr>
+        <w:t>，通常包括金、銀、</w:t>
+      </w:r>
+      <w:r>
+        <w:rPr>
+          <w:lang w:val="zh_TW" w:bidi="zh_TW"/>
+        </w:rPr>
+        <w:t>牲畜</w:t>
+      </w:r>
+      <w:r>
+        <w:rPr>
+          <w:lang w:val="zh_TW" w:bidi="zh_TW"/>
+        </w:rPr>
+        <w:t>、農作物和強制勞動。統治者和祭司</w:t>
+      </w:r>
+      <w:r>
+        <w:rPr>
+          <w:lang w:val="zh_TW" w:bidi="zh_TW"/>
+        </w:rPr>
+        <w:t>也會徵稅</w:t>
+      </w:r>
+      <w:r>
+        <w:rPr>
+          <w:lang w:val="zh_TW" w:bidi="zh_TW"/>
+        </w:rPr>
+        <w:t>以維持聖殿的運作。</w:t>
+      </w:r>
+    </w:p>
+    <w:p>
+      <w:pPr/>
+      <w:r>
+        <w:rPr>
+          <w:lang w:val="zh_TW" w:bidi="zh_TW"/>
+        </w:rPr>
+      </w:r>
+      <w:r>
+        <w:rPr>
+          <w:lang w:val="zh_TW" w:bidi="zh_TW"/>
+        </w:rPr>
+        <w:t>「貢品」</w:t>
+      </w:r>
+      <w:r>
+        <w:rPr>
+          <w:lang w:val="zh_TW" w:bidi="zh_TW"/>
+        </w:rPr>
+        <w:t>（譯註：和合本譯為服苦的僕人）一詞首次在</w:t>
+      </w:r>
+      <w:hyperlink r:id="rId55">
+        <w:r>
+          <w:rPr>
+            <w:lang w:val="zh_TW" w:bidi="zh_TW"/>
+          </w:rPr>
+          <w:rPr>
+            <w:color w:val="0000EE"/>
+            <w:u w:val="single"/>
+          </w:rPr>
+          <w:t>創世記四十九章15節</w:t>
+        </w:r>
+      </w:hyperlink>
+      <w:r>
+        <w:rPr>
+          <w:lang w:val="zh_TW" w:bidi="zh_TW"/>
+        </w:rPr>
+        <w:t>出現。在</w:t>
+      </w:r>
+      <w:hyperlink r:id="rId56">
+        <w:r>
+          <w:rPr>
+            <w:lang w:val="zh_TW" w:bidi="zh_TW"/>
+          </w:rPr>
+          <w:rPr>
+            <w:color w:val="0000EE"/>
+            <w:u w:val="single"/>
+          </w:rPr>
+          <w:t>民數記三十一章28節</w:t>
+        </w:r>
+      </w:hyperlink>
+      <w:r>
+        <w:rPr>
+          <w:lang w:val="zh_TW" w:bidi="zh_TW"/>
+        </w:rPr>
+        <w:t>中，</w:t>
+      </w:r>
+      <w:r>
+        <w:rPr>
+          <w:lang w:val="zh_TW" w:bidi="zh_TW"/>
+        </w:rPr>
+        <w:t>戰利品被分配，其中一部分作為貢品獻給祭司</w:t>
+      </w:r>
+      <w:r>
+        <w:rPr>
+          <w:lang w:val="zh_TW" w:bidi="zh_TW"/>
+        </w:rPr>
+        <w:t>。</w:t>
+      </w:r>
+      <w:r>
+        <w:rPr>
+          <w:lang w:val="zh_TW" w:bidi="zh_TW"/>
+        </w:rPr>
+        <w:t>最初，希伯來人</w:t>
+      </w:r>
+      <w:r>
+        <w:rPr>
+          <w:lang w:val="zh_TW" w:bidi="zh_TW"/>
+        </w:rPr>
+        <w:t>是自願</w:t>
+      </w:r>
+      <w:r>
+        <w:rPr>
+          <w:lang w:val="zh_TW" w:bidi="zh_TW"/>
+        </w:rPr>
+        <w:t>將聖殿的貢品奉獻給主的</w:t>
+      </w:r>
+      <w:r>
+        <w:rPr>
+          <w:lang w:val="zh_TW" w:bidi="zh_TW"/>
+        </w:rPr>
+        <w:t>（</w:t>
+      </w:r>
+      <w:hyperlink r:id="rId57">
+        <w:r>
+          <w:rPr>
+            <w:lang w:val="zh_TW" w:bidi="zh_TW"/>
+          </w:rPr>
+          <w:rPr>
+            <w:color w:val="0000EE"/>
+            <w:u w:val="single"/>
+          </w:rPr>
+          <w:t>申16:10</w:t>
+        </w:r>
+      </w:hyperlink>
+      <w:r>
+        <w:rPr>
+          <w:lang w:val="zh_TW" w:bidi="zh_TW"/>
+        </w:rPr>
+        <w:t>）。</w:t>
+      </w:r>
+      <w:r>
+        <w:rPr>
+          <w:lang w:val="zh_TW" w:bidi="zh_TW"/>
+        </w:rPr>
+        <w:t>後來，這成為一種強制的稅收</w:t>
+      </w:r>
+      <w:r>
+        <w:rPr>
+          <w:lang w:val="zh_TW" w:bidi="zh_TW"/>
+        </w:rPr>
+        <w:t>（</w:t>
+      </w:r>
+      <w:hyperlink r:id="rId58">
+        <w:r>
+          <w:rPr>
+            <w:lang w:val="zh_TW" w:bidi="zh_TW"/>
+          </w:rPr>
+          <w:rPr>
+            <w:color w:val="0000EE"/>
+            <w:u w:val="single"/>
+          </w:rPr>
+          <w:t>太17:24</w:t>
+        </w:r>
+      </w:hyperlink>
+      <w:r>
+        <w:rPr>
+          <w:lang w:val="zh_TW" w:bidi="zh_TW"/>
+        </w:rPr>
+        <w:t>）。</w:t>
+      </w:r>
+    </w:p>
+    <w:p>
+      <w:pPr>
+        <w:pStyle w:val="Heading3"/>
+      </w:pPr>
+      <w:r>
+        <w:rPr>
+          <w:lang w:val="zh_TW" w:bidi="zh_TW"/>
+        </w:rPr>
+        <w:t>古代世界的</w:t>
+      </w:r>
+      <w:r>
+        <w:rPr>
+          <w:lang w:val="zh_TW" w:bidi="zh_TW"/>
+        </w:rPr>
+        <w:t>稅收</w:t>
+      </w:r>
+    </w:p>
+    <w:p>
+      <w:pPr/>
+      <w:r>
+        <w:rPr>
+          <w:lang w:val="zh_TW" w:bidi="zh_TW"/>
+        </w:rPr>
+      </w:r>
+      <w:r>
+        <w:rPr>
+          <w:lang w:val="zh_TW" w:bidi="zh_TW"/>
+        </w:rPr>
+        <w:t>早在公元前2500年，</w:t>
+      </w:r>
+      <w:r>
+        <w:rPr>
+          <w:lang w:val="zh_TW" w:bidi="zh_TW"/>
+        </w:rPr>
+        <w:t>稅收已經影響了拉加什（</w:t>
+      </w:r>
+      <w:r>
+        <w:rPr>
+          <w:lang w:val="zh_TW" w:bidi="zh_TW"/>
+        </w:rPr>
+        <w:t>Lagash）這個城市</w:t>
+      </w:r>
+      <w:r>
+        <w:rPr>
+          <w:lang w:val="zh_TW" w:bidi="zh_TW"/>
+        </w:rPr>
+        <w:t>生活的各個方面</w:t>
+      </w:r>
+      <w:r>
+        <w:rPr>
+          <w:lang w:val="zh_TW" w:bidi="zh_TW"/>
+        </w:rPr>
+        <w:t>，包括</w:t>
+      </w:r>
+      <w:r>
+        <w:rPr>
+          <w:lang w:val="zh_TW" w:bidi="zh_TW"/>
+        </w:rPr>
+        <w:t>收入、婚姻、離婚和死亡</w:t>
+      </w:r>
+      <w:r>
+        <w:rPr>
+          <w:lang w:val="zh_TW" w:bidi="zh_TW"/>
+        </w:rPr>
+        <w:t>。蘇美人（Sumerians）相信土地屬於神和國王，因此他們須支付租金或稅款。</w:t>
+      </w:r>
+    </w:p>
+    <w:p>
+      <w:pPr>
+        <w:pStyle w:val="Heading4"/>
+      </w:pPr>
+      <w:r>
+        <w:rPr>
+          <w:lang w:val="zh_TW" w:bidi="zh_TW"/>
+        </w:rPr>
+        <w:t>古代以色列的</w:t>
+      </w:r>
+      <w:r>
+        <w:rPr>
+          <w:lang w:val="zh_TW" w:bidi="zh_TW"/>
+        </w:rPr>
+        <w:t>稅收</w:t>
+      </w:r>
+    </w:p>
+    <w:p>
+      <w:pPr/>
+      <w:r>
+        <w:rPr>
+          <w:lang w:val="zh_TW" w:bidi="zh_TW"/>
+        </w:rPr>
+      </w:r>
+      <w:r>
+        <w:rPr>
+          <w:lang w:val="zh_TW" w:bidi="zh_TW"/>
+        </w:rPr>
+        <w:t>在埃及，約瑟在七個豐年期間徵收了20%的穀物，來為接下來的七個荒年做準備（</w:t>
+      </w:r>
+      <w:hyperlink r:id="rId59">
+        <w:r>
+          <w:rPr>
+            <w:lang w:val="zh_TW" w:bidi="zh_TW"/>
+          </w:rPr>
+          <w:rPr>
+            <w:color w:val="0000EE"/>
+            <w:u w:val="single"/>
+          </w:rPr>
+          <w:t>創41:25–42:5</w:t>
+        </w:r>
+      </w:hyperlink>
+      <w:r>
+        <w:rPr>
+          <w:lang w:val="zh_TW" w:bidi="zh_TW"/>
+        </w:rPr>
+        <w:t>）。後來，在飢荒期間，人民將土地賣給法老，因此他擁有了埃及大部分的土地。從那時起，人民耕種土地，並從收成中給法老20%的稅（創47:13–26）。</w:t>
+      </w:r>
+    </w:p>
+    <w:p>
+      <w:pPr/>
+      <w:r>
+        <w:rPr>
+          <w:lang w:val="zh_TW" w:bidi="zh_TW"/>
+        </w:rPr>
+      </w:r>
+      <w:r>
+        <w:rPr>
+          <w:lang w:val="zh_TW" w:bidi="zh_TW"/>
+        </w:rPr>
+        <w:t>像大衛這樣用血汗換取江山的國王，</w:t>
+      </w:r>
+      <w:r>
+        <w:rPr>
+          <w:lang w:val="zh_TW" w:bidi="zh_TW"/>
+        </w:rPr>
+        <w:t>無需向自己的百姓徵稅就能保持國庫充盈</w:t>
+      </w:r>
+      <w:r>
+        <w:rPr>
+          <w:lang w:val="zh_TW" w:bidi="zh_TW"/>
+        </w:rPr>
+        <w:t>。被征服的民族，如迦南人，</w:t>
+      </w:r>
+      <w:r>
+        <w:rPr>
+          <w:lang w:val="zh_TW" w:bidi="zh_TW"/>
+        </w:rPr>
+        <w:t>會向國庫貢獻財富</w:t>
+      </w:r>
+      <w:r>
+        <w:rPr>
+          <w:lang w:val="zh_TW" w:bidi="zh_TW"/>
+        </w:rPr>
+        <w:t>（</w:t>
+      </w:r>
+      <w:hyperlink r:id="rId60">
+        <w:r>
+          <w:rPr>
+            <w:lang w:val="zh_TW" w:bidi="zh_TW"/>
+          </w:rPr>
+          <w:rPr>
+            <w:color w:val="0000EE"/>
+            <w:u w:val="single"/>
+          </w:rPr>
+          <w:t>撒下8:6–14</w:t>
+        </w:r>
+      </w:hyperlink>
+      <w:r>
+        <w:rPr>
+          <w:lang w:val="zh_TW" w:bidi="zh_TW"/>
+        </w:rPr>
+        <w:t>；</w:t>
+      </w:r>
+      <w:hyperlink r:id="rId61">
+        <w:r>
+          <w:rPr>
+            <w:lang w:val="zh_TW" w:bidi="zh_TW"/>
+          </w:rPr>
+          <w:rPr>
+            <w:color w:val="0000EE"/>
+            <w:u w:val="single"/>
+          </w:rPr>
+          <w:t>代上27:25–31</w:t>
+        </w:r>
+      </w:hyperlink>
+      <w:r>
+        <w:rPr>
+          <w:lang w:val="zh_TW" w:bidi="zh_TW"/>
+        </w:rPr>
+        <w:t>）。</w:t>
+      </w:r>
+      <w:r>
+        <w:rPr>
+          <w:lang w:val="zh_TW" w:bidi="zh_TW"/>
+        </w:rPr>
+        <w:t>這些財富包括</w:t>
+      </w:r>
+      <w:r>
+        <w:rPr>
+          <w:lang w:val="zh_TW" w:bidi="zh_TW"/>
+        </w:rPr>
+        <w:t>金、銀、銅、1,700 名騎兵和 20,000名步兵。此外，大衛和他的繼任者經常</w:t>
+      </w:r>
+      <w:r>
+        <w:rPr>
+          <w:lang w:val="zh_TW" w:bidi="zh_TW"/>
+        </w:rPr>
+        <w:t>強迫以色列境內的</w:t>
+      </w:r>
+      <w:r>
+        <w:rPr>
+          <w:lang w:val="zh_TW" w:bidi="zh_TW"/>
+        </w:rPr>
+        <w:t>外邦人</w:t>
+      </w:r>
+      <w:r>
+        <w:rPr>
+          <w:lang w:val="zh_TW" w:bidi="zh_TW"/>
+        </w:rPr>
+        <w:t>做苦工</w:t>
+      </w:r>
+      <w:r>
+        <w:rPr>
+          <w:lang w:val="zh_TW" w:bidi="zh_TW"/>
+        </w:rPr>
+        <w:t>（</w:t>
+      </w:r>
+      <w:hyperlink r:id="rId62">
+        <w:r>
+          <w:rPr>
+            <w:lang w:val="zh_TW" w:bidi="zh_TW"/>
+          </w:rPr>
+          <w:rPr>
+            <w:color w:val="0000EE"/>
+            <w:u w:val="single"/>
+          </w:rPr>
+          <w:t>撒下20:24</w:t>
+        </w:r>
+      </w:hyperlink>
+      <w:r>
+        <w:rPr>
+          <w:lang w:val="zh_TW" w:bidi="zh_TW"/>
+        </w:rPr>
+        <w:t>；王上</w:t>
+      </w:r>
+      <w:hyperlink r:id="rId63">
+        <w:r>
+          <w:rPr>
+            <w:lang w:val="zh_TW" w:bidi="zh_TW"/>
+          </w:rPr>
+          <w:rPr>
+            <w:color w:val="0000EE"/>
+            <w:u w:val="single"/>
+          </w:rPr>
+          <w:t>9:20–21</w:t>
+        </w:r>
+      </w:hyperlink>
+      <w:r>
+        <w:rPr>
+          <w:lang w:val="zh_TW" w:bidi="zh_TW"/>
+        </w:rPr>
+        <w:t>）。</w:t>
+      </w:r>
+    </w:p>
+    <w:p>
+      <w:pPr/>
+      <w:r>
+        <w:rPr>
+          <w:lang w:val="zh_TW" w:bidi="zh_TW"/>
+        </w:rPr>
+      </w:r>
+      <w:r>
+        <w:rPr>
+          <w:lang w:val="zh_TW" w:bidi="zh_TW"/>
+        </w:rPr>
+        <w:t>以色列可能最早在所羅門統治時期就開始徵稅</w:t>
+      </w:r>
+      <w:r>
+        <w:rPr>
+          <w:lang w:val="zh_TW" w:bidi="zh_TW"/>
+        </w:rPr>
+        <w:t>。在這段時間，收入來自貢品，而非戰利品。為了支持宮廷和大型建築工程，所羅門將以色列分為12個地區，每個地區都</w:t>
+      </w:r>
+      <w:r>
+        <w:rPr>
+          <w:lang w:val="zh_TW" w:bidi="zh_TW"/>
+        </w:rPr>
+        <w:t>派</w:t>
+      </w:r>
+      <w:r>
+        <w:rPr>
+          <w:lang w:val="zh_TW" w:bidi="zh_TW"/>
+        </w:rPr>
+        <w:t>一名</w:t>
+      </w:r>
+      <w:r>
+        <w:rPr>
+          <w:lang w:val="zh_TW" w:bidi="zh_TW"/>
+        </w:rPr>
+        <w:t>官吏。</w:t>
+      </w:r>
+      <w:r>
+        <w:rPr>
+          <w:lang w:val="zh_TW" w:bidi="zh_TW"/>
+        </w:rPr>
+        <w:t>而這些官吏每年為王家提供一個月的食物和其它支持（</w:t>
+      </w:r>
+      <w:hyperlink r:id="rId64">
+        <w:r>
+          <w:rPr>
+            <w:lang w:val="zh_TW" w:bidi="zh_TW"/>
+          </w:rPr>
+          <w:rPr>
+            <w:color w:val="0000EE"/>
+            <w:u w:val="single"/>
+          </w:rPr>
+          <w:t>王上4:7</w:t>
+        </w:r>
+      </w:hyperlink>
+      <w:r>
+        <w:rPr>
+          <w:lang w:val="zh_TW" w:bidi="zh_TW"/>
+        </w:rPr>
+        <w:t>）。</w:t>
+      </w:r>
+    </w:p>
+    <w:p>
+      <w:pPr/>
+      <w:r>
+        <w:rPr>
+          <w:lang w:val="zh_TW" w:bidi="zh_TW"/>
+        </w:rPr>
+      </w:r>
+      <w:r>
+        <w:rPr>
+          <w:lang w:val="zh_TW" w:bidi="zh_TW"/>
+        </w:rPr>
+        <w:t>所羅門還通過對經過他王國的商隊徵稅來獲得收入</w:t>
+      </w:r>
+      <w:r>
+        <w:rPr>
+          <w:lang w:val="zh_TW" w:bidi="zh_TW"/>
+        </w:rPr>
+        <w:t>。此外，外邦人和以色列人都被迫</w:t>
+      </w:r>
+      <w:r>
+        <w:rPr>
+          <w:lang w:val="zh_TW" w:bidi="zh_TW"/>
+        </w:rPr>
+        <w:t>參與大型項目</w:t>
+      </w:r>
+      <w:r>
+        <w:rPr>
+          <w:lang w:val="zh_TW" w:bidi="zh_TW"/>
+        </w:rPr>
+        <w:t>，</w:t>
+      </w:r>
+      <w:r>
+        <w:rPr>
+          <w:lang w:val="zh_TW" w:bidi="zh_TW"/>
+        </w:rPr>
+        <w:t>特別是</w:t>
+      </w:r>
+      <w:r>
+        <w:rPr>
+          <w:lang w:val="zh_TW" w:bidi="zh_TW"/>
+        </w:rPr>
+        <w:t>聖殿</w:t>
+      </w:r>
+      <w:r>
+        <w:rPr>
+          <w:lang w:val="zh_TW" w:bidi="zh_TW"/>
+        </w:rPr>
+        <w:t>的建設</w:t>
+      </w:r>
+      <w:r>
+        <w:rPr>
+          <w:lang w:val="zh_TW" w:bidi="zh_TW"/>
+        </w:rPr>
+        <w:t>（</w:t>
+      </w:r>
+      <w:hyperlink r:id="rId65">
+        <w:r>
+          <w:rPr>
+            <w:lang w:val="zh_TW" w:bidi="zh_TW"/>
+          </w:rPr>
+          <w:rPr>
+            <w:color w:val="0000EE"/>
+            <w:u w:val="single"/>
+          </w:rPr>
+          <w:t>王上5:13</w:t>
+        </w:r>
+      </w:hyperlink>
+      <w:r>
+        <w:rPr>
+          <w:lang w:val="zh_TW" w:bidi="zh_TW"/>
+        </w:rPr>
+        <w:t>，</w:t>
+      </w:r>
+      <w:hyperlink r:id="rId63">
+        <w:r>
+          <w:rPr>
+            <w:lang w:val="zh_TW" w:bidi="zh_TW"/>
+          </w:rPr>
+          <w:rPr>
+            <w:color w:val="0000EE"/>
+            <w:u w:val="single"/>
+          </w:rPr>
+          <w:t>9:20–21</w:t>
+        </w:r>
+      </w:hyperlink>
+      <w:r>
+        <w:rPr>
+          <w:lang w:val="zh_TW" w:bidi="zh_TW"/>
+        </w:rPr>
+        <w:t>；</w:t>
+      </w:r>
+      <w:hyperlink r:id="rId66">
+        <w:r>
+          <w:rPr>
+            <w:lang w:val="zh_TW" w:bidi="zh_TW"/>
+          </w:rPr>
+          <w:rPr>
+            <w:color w:val="0000EE"/>
+            <w:u w:val="single"/>
+          </w:rPr>
+          <w:t>代下8:7–8</w:t>
+        </w:r>
+      </w:hyperlink>
+      <w:r>
+        <w:rPr>
+          <w:lang w:val="zh_TW" w:bidi="zh_TW"/>
+        </w:rPr>
+        <w:t>）。考古學家從出土罐子的罐柄上，找到了印有希伯來文「歸於王」的印記。這些很可能是用來收集作為王室徵收部分貨物的大罐子（</w:t>
+      </w:r>
+      <w:hyperlink r:id="rId67">
+        <w:r>
+          <w:rPr>
+            <w:lang w:val="zh_TW" w:bidi="zh_TW"/>
+          </w:rPr>
+          <w:rPr>
+            <w:color w:val="0000EE"/>
+            <w:u w:val="single"/>
+          </w:rPr>
+          <w:t>代下2:10</w:t>
+        </w:r>
+      </w:hyperlink>
+      <w:r>
+        <w:rPr>
+          <w:lang w:val="zh_TW" w:bidi="zh_TW"/>
+        </w:rPr>
+        <w:t>）。</w:t>
+      </w:r>
+    </w:p>
+    <w:p>
+      <w:pPr/>
+      <w:r>
+        <w:rPr>
+          <w:lang w:val="zh_TW" w:bidi="zh_TW"/>
+        </w:rPr>
+      </w:r>
+      <w:r>
+        <w:rPr>
+          <w:lang w:val="zh_TW" w:bidi="zh_TW"/>
+        </w:rPr>
+        <w:t>約沙法成功地在國內向人民徵稅（</w:t>
+      </w:r>
+      <w:hyperlink r:id="rId68">
+        <w:r>
+          <w:rPr>
+            <w:lang w:val="zh_TW" w:bidi="zh_TW"/>
+          </w:rPr>
+          <w:rPr>
+            <w:color w:val="0000EE"/>
+            <w:u w:val="single"/>
+          </w:rPr>
+          <w:t>代下17:5</w:t>
+        </w:r>
+      </w:hyperlink>
+      <w:r>
+        <w:rPr>
+          <w:lang w:val="zh_TW" w:bidi="zh_TW"/>
+        </w:rPr>
+        <w:t>）。</w:t>
+      </w:r>
+      <w:r>
+        <w:rPr>
+          <w:lang w:val="zh_TW" w:bidi="zh_TW"/>
+        </w:rPr>
+        <w:t>他還繼續收取來自外國的貢品，</w:t>
+      </w:r>
+      <w:r>
+        <w:rPr>
+          <w:lang w:val="zh_TW" w:bidi="zh_TW"/>
+        </w:rPr>
+        <w:t>包括來自非利士人的金和銀，以及來自阿拉伯人的7,700隻公</w:t>
+      </w:r>
+      <w:r>
+        <w:rPr>
+          <w:lang w:val="zh_TW" w:bidi="zh_TW"/>
+        </w:rPr>
+        <w:t>綿</w:t>
+      </w:r>
+      <w:r>
+        <w:rPr>
+          <w:lang w:val="zh_TW" w:bidi="zh_TW"/>
+        </w:rPr>
+        <w:t>羊和7,700隻公山羊（</w:t>
+      </w:r>
+      <w:hyperlink r:id="rId69">
+        <w:r>
+          <w:rPr>
+            <w:lang w:val="zh_TW" w:bidi="zh_TW"/>
+          </w:rPr>
+          <w:rPr>
+            <w:color w:val="0000EE"/>
+            <w:u w:val="single"/>
+          </w:rPr>
+          <w:t>代下17:11–12</w:t>
+        </w:r>
+      </w:hyperlink>
+      <w:r>
+        <w:rPr>
+          <w:lang w:val="zh_TW" w:bidi="zh_TW"/>
+        </w:rPr>
+        <w:t>）。隨著鄰國日漸壯大，猶大開始進貢給外邦列國。亞述王西拿基立要求</w:t>
+      </w:r>
+      <w:r>
+        <w:rPr>
+          <w:lang w:val="zh_TW" w:bidi="zh_TW"/>
+        </w:rPr>
+        <w:t>銀子</w:t>
+      </w:r>
+      <w:r>
+        <w:rPr>
+          <w:lang w:val="zh_TW" w:bidi="zh_TW"/>
+        </w:rPr>
+        <w:t>300他連得和</w:t>
+      </w:r>
+      <w:r>
+        <w:rPr>
+          <w:lang w:val="zh_TW" w:bidi="zh_TW"/>
+        </w:rPr>
+        <w:t>金子</w:t>
+      </w:r>
+      <w:r>
+        <w:rPr>
+          <w:lang w:val="zh_TW" w:bidi="zh_TW"/>
+        </w:rPr>
+        <w:t>30他連得，甚至使猶大國要把聖殿的門上的金子</w:t>
+      </w:r>
+      <w:r>
+        <w:rPr>
+          <w:lang w:val="zh_TW" w:bidi="zh_TW"/>
+        </w:rPr>
+        <w:t>刮下來</w:t>
+      </w:r>
+      <w:r>
+        <w:rPr>
+          <w:lang w:val="zh_TW" w:bidi="zh_TW"/>
+        </w:rPr>
+        <w:t>（</w:t>
+      </w:r>
+      <w:hyperlink r:id="rId70">
+        <w:r>
+          <w:rPr>
+            <w:lang w:val="zh_TW" w:bidi="zh_TW"/>
+          </w:rPr>
+          <w:rPr>
+            <w:color w:val="0000EE"/>
+            <w:u w:val="single"/>
+          </w:rPr>
+          <w:t>王下18:14–16</w:t>
+        </w:r>
+      </w:hyperlink>
+      <w:r>
+        <w:rPr>
+          <w:lang w:val="zh_TW" w:bidi="zh_TW"/>
+        </w:rPr>
+        <w:t>）。後來，法老尼哥要求</w:t>
+      </w:r>
+      <w:r>
+        <w:rPr>
+          <w:lang w:val="zh_TW" w:bidi="zh_TW"/>
+        </w:rPr>
+        <w:t>猶大國</w:t>
+      </w:r>
+      <w:r>
+        <w:rPr>
+          <w:lang w:val="zh_TW" w:bidi="zh_TW"/>
+        </w:rPr>
+        <w:t>提供</w:t>
+      </w:r>
+      <w:r>
+        <w:rPr>
+          <w:lang w:val="zh_TW" w:bidi="zh_TW"/>
+        </w:rPr>
+        <w:t>銀子</w:t>
+      </w:r>
+      <w:r>
+        <w:rPr>
+          <w:lang w:val="zh_TW" w:bidi="zh_TW"/>
+        </w:rPr>
+        <w:t>100他連得和</w:t>
+      </w:r>
+      <w:r>
+        <w:rPr>
+          <w:lang w:val="zh_TW" w:bidi="zh_TW"/>
+        </w:rPr>
+        <w:t>金子</w:t>
+      </w:r>
+      <w:r>
+        <w:rPr>
+          <w:lang w:val="zh_TW" w:bidi="zh_TW"/>
+        </w:rPr>
+        <w:t>一他連得（</w:t>
+      </w:r>
+      <w:hyperlink r:id="rId71">
+        <w:r>
+          <w:rPr>
+            <w:lang w:val="zh_TW" w:bidi="zh_TW"/>
+          </w:rPr>
+          <w:rPr>
+            <w:color w:val="0000EE"/>
+            <w:u w:val="single"/>
+          </w:rPr>
+          <w:t>王下23:33</w:t>
+        </w:r>
+      </w:hyperlink>
+      <w:r>
+        <w:rPr>
+          <w:lang w:val="zh_TW" w:bidi="zh_TW"/>
+        </w:rPr>
+        <w:t>）。不久之後，尼布甲尼撒奪走了聖殿和王宮</w:t>
+      </w:r>
+      <w:r>
+        <w:rPr>
+          <w:lang w:val="zh_TW" w:bidi="zh_TW"/>
+        </w:rPr>
+        <w:t>中的</w:t>
+      </w:r>
+      <w:r>
+        <w:rPr>
+          <w:lang w:val="zh_TW" w:bidi="zh_TW"/>
+        </w:rPr>
+        <w:t>所有的</w:t>
+      </w:r>
+      <w:r>
+        <w:rPr>
+          <w:lang w:val="zh_TW" w:bidi="zh_TW"/>
+        </w:rPr>
+        <w:t>寶物</w:t>
+      </w:r>
+      <w:r>
+        <w:rPr>
+          <w:lang w:val="zh_TW" w:bidi="zh_TW"/>
+        </w:rPr>
+        <w:t>，又帶走了10,000名俘虜、</w:t>
+      </w:r>
+      <w:r>
+        <w:rPr>
+          <w:lang w:val="zh_TW" w:bidi="zh_TW"/>
+        </w:rPr>
+        <w:t>木匠</w:t>
+      </w:r>
+      <w:r>
+        <w:rPr>
+          <w:lang w:val="zh_TW" w:bidi="zh_TW"/>
+        </w:rPr>
+        <w:t>和鐵匠。除了</w:t>
+      </w:r>
+      <w:r>
+        <w:rPr>
+          <w:lang w:val="zh_TW" w:bidi="zh_TW"/>
+        </w:rPr>
+        <w:t>極貧窮的人</w:t>
+      </w:r>
+      <w:r>
+        <w:rPr>
+          <w:lang w:val="zh_TW" w:bidi="zh_TW"/>
+        </w:rPr>
+        <w:t>外，耶路撒冷幾乎無人居住（</w:t>
+      </w:r>
+      <w:hyperlink r:id="rId72">
+        <w:r>
+          <w:rPr>
+            <w:lang w:val="zh_TW" w:bidi="zh_TW"/>
+          </w:rPr>
+          <w:rPr>
+            <w:color w:val="0000EE"/>
+            <w:u w:val="single"/>
+          </w:rPr>
+          <w:t>王下24:13–16</w:t>
+        </w:r>
+      </w:hyperlink>
+      <w:r>
+        <w:rPr>
+          <w:lang w:val="zh_TW" w:bidi="zh_TW"/>
+        </w:rPr>
+        <w:t>）。</w:t>
+      </w:r>
+    </w:p>
+    <w:p>
+      <w:pPr>
+        <w:pStyle w:val="Heading4"/>
+      </w:pPr>
+      <w:r>
+        <w:rPr>
+          <w:lang w:val="zh_TW" w:bidi="zh_TW"/>
+        </w:rPr>
+        <w:t>外國的</w:t>
+      </w:r>
+      <w:r>
+        <w:rPr>
+          <w:lang w:val="zh_TW" w:bidi="zh_TW"/>
+        </w:rPr>
+        <w:t>課稅</w:t>
+      </w:r>
+    </w:p>
+    <w:p>
+      <w:pPr/>
+      <w:r>
+        <w:rPr>
+          <w:lang w:val="zh_TW" w:bidi="zh_TW"/>
+        </w:rPr>
+      </w:r>
+      <w:r>
+        <w:rPr>
+          <w:lang w:val="zh_TW" w:bidi="zh_TW"/>
+        </w:rPr>
+        <w:t>波斯人建立了一個固定的稅制。在這個制度中，總督（各省的巡撫）</w:t>
+      </w:r>
+      <w:r>
+        <w:rPr>
+          <w:lang w:val="zh_TW" w:bidi="zh_TW"/>
+        </w:rPr>
+        <w:t>需要</w:t>
+      </w:r>
+      <w:r>
+        <w:rPr>
+          <w:lang w:val="zh_TW" w:bidi="zh_TW"/>
+        </w:rPr>
+        <w:t>向皇家庫房支付固定的金額（</w:t>
+      </w:r>
+      <w:hyperlink r:id="rId73">
+        <w:r>
+          <w:rPr>
+            <w:lang w:val="zh_TW" w:bidi="zh_TW"/>
+          </w:rPr>
+          <w:rPr>
+            <w:color w:val="0000EE"/>
+            <w:u w:val="single"/>
+          </w:rPr>
+          <w:t>斯10:1</w:t>
+        </w:r>
+      </w:hyperlink>
+      <w:r>
+        <w:rPr>
+          <w:lang w:val="zh_TW" w:bidi="zh_TW"/>
+        </w:rPr>
+        <w:t>）。亞達薛西一世</w:t>
+      </w:r>
+      <w:r>
+        <w:rPr>
+          <w:lang w:val="zh_TW" w:bidi="zh_TW"/>
+        </w:rPr>
+        <w:t>豁免了</w:t>
+      </w:r>
+      <w:r>
+        <w:rPr>
+          <w:lang w:val="zh_TW" w:bidi="zh_TW"/>
+        </w:rPr>
+        <w:t>祭司、利未人和聖殿工人的稅務責任（</w:t>
+      </w:r>
+      <w:hyperlink r:id="rId74">
+        <w:r>
+          <w:rPr>
+            <w:lang w:val="zh_TW" w:bidi="zh_TW"/>
+          </w:rPr>
+          <w:rPr>
+            <w:color w:val="0000EE"/>
+            <w:u w:val="single"/>
+          </w:rPr>
+          <w:t>拉7:24</w:t>
+        </w:r>
+      </w:hyperlink>
+      <w:r>
+        <w:rPr>
+          <w:lang w:val="zh_TW" w:bidi="zh_TW"/>
+        </w:rPr>
+        <w:t>）。</w:t>
+      </w:r>
+      <w:r>
+        <w:rPr>
+          <w:lang w:val="zh_TW" w:bidi="zh_TW"/>
+        </w:rPr>
+        <w:t>此外，有些</w:t>
+      </w:r>
+      <w:r>
+        <w:rPr>
+          <w:lang w:val="zh_TW" w:bidi="zh_TW"/>
+        </w:rPr>
+        <w:t>巡撫（譯註：和合本譯作「省長」）向</w:t>
+      </w:r>
+      <w:r>
+        <w:rPr>
+          <w:lang w:val="zh_TW" w:bidi="zh_TW"/>
+        </w:rPr>
+        <w:t>百姓索要</w:t>
+      </w:r>
+      <w:r>
+        <w:rPr>
+          <w:lang w:val="zh_TW" w:bidi="zh_TW"/>
+        </w:rPr>
+        <w:t>額外的稅</w:t>
+      </w:r>
+      <w:r>
+        <w:rPr>
+          <w:lang w:val="zh_TW" w:bidi="zh_TW"/>
+        </w:rPr>
+        <w:t>收</w:t>
+      </w:r>
+      <w:r>
+        <w:rPr>
+          <w:lang w:val="zh_TW" w:bidi="zh_TW"/>
+        </w:rPr>
+        <w:t>，</w:t>
+      </w:r>
+      <w:r>
+        <w:rPr>
+          <w:lang w:val="zh_TW" w:bidi="zh_TW"/>
+        </w:rPr>
+        <w:t>用以供應其家庭的開支，</w:t>
+      </w:r>
+      <w:r>
+        <w:rPr>
+          <w:lang w:val="zh_TW" w:bidi="zh_TW"/>
+        </w:rPr>
+        <w:t>包括糧物、酒和</w:t>
+      </w:r>
+      <w:r>
+        <w:rPr>
+          <w:lang w:val="zh_TW" w:bidi="zh_TW"/>
+        </w:rPr>
+        <w:t>銀子</w:t>
+      </w:r>
+      <w:r>
+        <w:rPr>
+          <w:lang w:val="zh_TW" w:bidi="zh_TW"/>
+        </w:rPr>
+        <w:t>40舍客勒（</w:t>
+      </w:r>
+      <w:hyperlink r:id="rId75">
+        <w:r>
+          <w:rPr>
+            <w:lang w:val="zh_TW" w:bidi="zh_TW"/>
+          </w:rPr>
+          <w:rPr>
+            <w:color w:val="0000EE"/>
+            <w:u w:val="single"/>
+          </w:rPr>
+          <w:t>尼5:14–15</w:t>
+        </w:r>
+      </w:hyperlink>
+      <w:r>
+        <w:rPr>
+          <w:lang w:val="zh_TW" w:bidi="zh_TW"/>
+        </w:rPr>
+        <w:t>）。但作為巡撫，尼希米並沒有領取這筆食物津貼，因為他認為當時百姓的稅務負擔已經十分沉重。人們不得不以他們的田地、葡萄園和房屋作抵押借款，以支付「王的稅項」。這意味著如果他們無法償還貸款，就有失去財產的風險。大流士允許猶太人使用王室的稅金來重建聖殿（</w:t>
+      </w:r>
+      <w:hyperlink r:id="rId76">
+        <w:r>
+          <w:rPr>
+            <w:lang w:val="zh_TW" w:bidi="zh_TW"/>
+          </w:rPr>
+          <w:rPr>
+            <w:color w:val="0000EE"/>
+            <w:u w:val="single"/>
+          </w:rPr>
+          <w:t>拉6:7–10</w:t>
+        </w:r>
+      </w:hyperlink>
+      <w:r>
+        <w:rPr>
+          <w:lang w:val="zh_TW" w:bidi="zh_TW"/>
+        </w:rPr>
+        <w:t>）。</w:t>
+      </w:r>
+    </w:p>
+    <w:p>
+      <w:pPr/>
+      <w:r>
+        <w:rPr>
+          <w:lang w:val="zh_TW" w:bidi="zh_TW"/>
+        </w:rPr>
+      </w:r>
+      <w:r>
+        <w:rPr>
+          <w:lang w:val="zh_TW" w:bidi="zh_TW"/>
+        </w:rPr>
+        <w:t>在西流古（Seleucids）、托勒密（Ptolemies）和羅馬的時代，收稅方式有所改變。稅吏的職位被賣給出價最高的人，然後他們從人民身上榨取最高的稅金來建立個人財富。猶太人繳納什一稅以維修聖殿，並</w:t>
+      </w:r>
+      <w:r>
+        <w:rPr>
+          <w:lang w:val="zh_TW" w:bidi="zh_TW"/>
+        </w:rPr>
+        <w:t>繳納</w:t>
+      </w:r>
+      <w:r>
+        <w:rPr>
+          <w:lang w:val="zh_TW" w:bidi="zh_TW"/>
+        </w:rPr>
+        <w:t>高達三分之一的穀物和一半的水果的稅。此外，他們還</w:t>
+      </w:r>
+      <w:r>
+        <w:rPr>
+          <w:lang w:val="zh_TW" w:bidi="zh_TW"/>
+        </w:rPr>
+        <w:t>需要</w:t>
+      </w:r>
+      <w:r>
+        <w:rPr>
+          <w:lang w:val="zh_TW" w:bidi="zh_TW"/>
+        </w:rPr>
+        <w:t>支付</w:t>
+      </w:r>
+      <w:r>
+        <w:rPr>
+          <w:lang w:val="zh_TW" w:bidi="zh_TW"/>
+        </w:rPr>
+        <w:t>消費稅、銷售稅和人頭稅</w:t>
+      </w:r>
+      <w:r>
+        <w:rPr>
+          <w:lang w:val="zh_TW" w:bidi="zh_TW"/>
+        </w:rPr>
+        <w:t>。</w:t>
+      </w:r>
+    </w:p>
+    <w:p>
+      <w:pPr>
+        <w:pStyle w:val="Heading4"/>
+      </w:pPr>
+      <w:r>
+        <w:rPr>
+          <w:lang w:val="zh_TW" w:bidi="zh_TW"/>
+        </w:rPr>
+        <w:t>猶太法律中的稅收與實踐</w:t>
+      </w:r>
+    </w:p>
+    <w:p>
+      <w:pPr/>
+      <w:r>
+        <w:rPr>
+          <w:lang w:val="zh_TW" w:bidi="zh_TW"/>
+        </w:rPr>
+      </w:r>
+      <w:r>
+        <w:rPr>
+          <w:lang w:val="zh_TW" w:bidi="zh_TW"/>
+        </w:rPr>
+        <w:t>除了</w:t>
+      </w:r>
+      <w:r>
+        <w:rPr>
+          <w:lang w:val="zh_TW" w:bidi="zh_TW"/>
+        </w:rPr>
+        <w:t>外國的</w:t>
+      </w:r>
+      <w:r>
+        <w:rPr>
+          <w:lang w:val="zh_TW" w:bidi="zh_TW"/>
+        </w:rPr>
+        <w:t>稅外，</w:t>
+      </w:r>
+      <w:r>
+        <w:rPr>
+          <w:lang w:val="zh_TW" w:bidi="zh_TW"/>
+        </w:rPr>
+        <w:t>世界各地的猶太人，凡20歲以上的</w:t>
+      </w:r>
+      <w:r>
+        <w:rPr>
+          <w:lang w:val="zh_TW" w:bidi="zh_TW"/>
+        </w:rPr>
+        <w:t>（</w:t>
+      </w:r>
+      <w:hyperlink r:id="rId77">
+        <w:r>
+          <w:rPr>
+            <w:lang w:val="zh_TW" w:bidi="zh_TW"/>
+          </w:rPr>
+          <w:rPr>
+            <w:color w:val="0000EE"/>
+            <w:u w:val="single"/>
+          </w:rPr>
+          <w:t>出30:11–16</w:t>
+        </w:r>
+      </w:hyperlink>
+      <w:r>
+        <w:rPr>
+          <w:lang w:val="zh_TW" w:bidi="zh_TW"/>
+        </w:rPr>
+        <w:t>）</w:t>
+      </w:r>
+      <w:r>
+        <w:rPr>
+          <w:lang w:val="zh_TW" w:bidi="zh_TW"/>
+        </w:rPr>
+        <w:t>，每年都要支付半舍客勒來支持耶路撒冷的聖殿</w:t>
+      </w:r>
+      <w:r>
+        <w:rPr>
+          <w:lang w:val="zh_TW" w:bidi="zh_TW"/>
+        </w:rPr>
+        <w:t>（</w:t>
+      </w:r>
+      <w:hyperlink r:id="rId58">
+        <w:r>
+          <w:rPr>
+            <w:lang w:val="zh_TW" w:bidi="zh_TW"/>
+          </w:rPr>
+          <w:rPr>
+            <w:color w:val="0000EE"/>
+            <w:u w:val="single"/>
+          </w:rPr>
+          <w:t>太17:24</w:t>
+        </w:r>
+      </w:hyperlink>
+      <w:r>
+        <w:rPr>
+          <w:lang w:val="zh_TW" w:bidi="zh_TW"/>
+        </w:rPr>
+        <w:t>）。</w:t>
+      </w:r>
+      <w:r>
+        <w:rPr>
+          <w:lang w:val="zh_TW" w:bidi="zh_TW"/>
+        </w:rPr>
+        <w:t>即使在公元70年聖殿被毀後，這項傳統仍然持續</w:t>
+      </w:r>
+      <w:r>
+        <w:rPr>
+          <w:lang w:val="zh_TW" w:bidi="zh_TW"/>
+        </w:rPr>
+        <w:t>。耶穌</w:t>
+      </w:r>
+      <w:r>
+        <w:rPr>
+          <w:lang w:val="zh_TW" w:bidi="zh_TW"/>
+        </w:rPr>
+        <w:t>曾被問及關於這項稅收的問題</w:t>
+      </w:r>
+      <w:r>
+        <w:rPr>
+          <w:lang w:val="zh_TW" w:bidi="zh_TW"/>
+        </w:rPr>
+        <w:t>（</w:t>
+      </w:r>
+      <w:hyperlink r:id="rId78">
+        <w:r>
+          <w:rPr>
+            <w:lang w:val="zh_TW" w:bidi="zh_TW"/>
+          </w:rPr>
+          <w:rPr>
+            <w:color w:val="0000EE"/>
+            <w:u w:val="single"/>
+          </w:rPr>
+          <w:t>太17:25</w:t>
+        </w:r>
+      </w:hyperlink>
+      <w:r>
+        <w:rPr>
+          <w:lang w:val="zh_TW" w:bidi="zh_TW"/>
+        </w:rPr>
+        <w:t>），以及向羅馬繳稅</w:t>
+      </w:r>
+      <w:r>
+        <w:rPr>
+          <w:lang w:val="zh_TW" w:bidi="zh_TW"/>
+        </w:rPr>
+        <w:t>是否合法</w:t>
+      </w:r>
+      <w:r>
+        <w:rPr>
+          <w:lang w:val="zh_TW" w:bidi="zh_TW"/>
+        </w:rPr>
+        <w:t>（</w:t>
+      </w:r>
+      <w:hyperlink r:id="rId79">
+        <w:r>
+          <w:rPr>
+            <w:lang w:val="zh_TW" w:bidi="zh_TW"/>
+          </w:rPr>
+          <w:rPr>
+            <w:color w:val="0000EE"/>
+            <w:u w:val="single"/>
+          </w:rPr>
+          <w:t>太22:17</w:t>
+        </w:r>
+      </w:hyperlink>
+      <w:r>
+        <w:rPr>
+          <w:lang w:val="zh_TW" w:bidi="zh_TW"/>
+        </w:rPr>
+        <w:t>；</w:t>
+      </w:r>
+      <w:hyperlink r:id="rId80">
+        <w:r>
+          <w:rPr>
+            <w:lang w:val="zh_TW" w:bidi="zh_TW"/>
+          </w:rPr>
+          <w:rPr>
+            <w:color w:val="0000EE"/>
+            <w:u w:val="single"/>
+          </w:rPr>
+          <w:t>可12:14–15</w:t>
+        </w:r>
+      </w:hyperlink>
+      <w:r>
+        <w:rPr>
+          <w:lang w:val="zh_TW" w:bidi="zh_TW"/>
+        </w:rPr>
+        <w:t>；</w:t>
+      </w:r>
+      <w:hyperlink r:id="rId81">
+        <w:r>
+          <w:rPr>
+            <w:lang w:val="zh_TW" w:bidi="zh_TW"/>
+          </w:rPr>
+          <w:rPr>
+            <w:color w:val="0000EE"/>
+            <w:u w:val="single"/>
+          </w:rPr>
+          <w:t>路20:22</w:t>
+        </w:r>
+      </w:hyperlink>
+      <w:r>
+        <w:rPr>
+          <w:lang w:val="zh_TW" w:bidi="zh_TW"/>
+        </w:rPr>
+        <w:t>）。儘管耶穌</w:t>
+      </w:r>
+      <w:r>
+        <w:rPr>
+          <w:lang w:val="zh_TW" w:bidi="zh_TW"/>
+        </w:rPr>
+        <w:t>以著名的回答──</w:t>
+      </w:r>
+      <w:r>
+        <w:rPr>
+          <w:lang w:val="zh_TW" w:bidi="zh_TW"/>
+        </w:rPr>
+        <w:t>「</w:t>
+      </w:r>
+      <w:r>
+        <w:rPr>
+          <w:lang w:val="zh_TW" w:bidi="zh_TW"/>
+        </w:rPr>
+        <w:t>凱撒的物當歸給凱撒；神的物當歸給神</w:t>
+      </w:r>
+      <w:r>
+        <w:rPr>
+          <w:lang w:val="zh_TW" w:bidi="zh_TW"/>
+        </w:rPr>
+        <w:t>」 (</w:t>
+      </w:r>
+      <w:hyperlink r:id="rId82">
+        <w:r>
+          <w:rPr>
+            <w:lang w:val="zh_TW" w:bidi="zh_TW"/>
+          </w:rPr>
+          <w:rPr>
+            <w:color w:val="0000EE"/>
+            <w:u w:val="single"/>
+          </w:rPr>
+          <w:t>太22:21</w:t>
+        </w:r>
+      </w:hyperlink>
+      <w:r>
+        <w:rPr>
+          <w:lang w:val="zh_TW" w:bidi="zh_TW"/>
+        </w:rPr>
+        <w:t>；</w:t>
+      </w:r>
+      <w:hyperlink r:id="rId83">
+        <w:r>
+          <w:rPr>
+            <w:lang w:val="zh_TW" w:bidi="zh_TW"/>
+          </w:rPr>
+          <w:rPr>
+            <w:color w:val="0000EE"/>
+            <w:u w:val="single"/>
+          </w:rPr>
+          <w:t>可12:17</w:t>
+        </w:r>
+      </w:hyperlink>
+      <w:r>
+        <w:rPr>
+          <w:lang w:val="zh_TW" w:bidi="zh_TW"/>
+        </w:rPr>
+        <w:t>；</w:t>
+      </w:r>
+      <w:hyperlink r:id="rId84">
+        <w:r>
+          <w:rPr>
+            <w:lang w:val="zh_TW" w:bidi="zh_TW"/>
+          </w:rPr>
+          <w:rPr>
+            <w:color w:val="0000EE"/>
+            <w:u w:val="single"/>
+          </w:rPr>
+          <w:t xml:space="preserve">路 20:25) </w:t>
+        </w:r>
+      </w:hyperlink>
+      <w:r>
+        <w:rPr>
+          <w:lang w:val="zh_TW" w:bidi="zh_TW"/>
+        </w:rPr>
+        <w:t>──回應 ，但他仍在彼拉多面前被指控禁止納稅給凱撒（</w:t>
+      </w:r>
+      <w:hyperlink r:id="rId85">
+        <w:r>
+          <w:rPr>
+            <w:lang w:val="zh_TW" w:bidi="zh_TW"/>
+          </w:rPr>
+          <w:rPr>
+            <w:color w:val="0000EE"/>
+            <w:u w:val="single"/>
+          </w:rPr>
+          <w:t>路23:2</w:t>
+        </w:r>
+      </w:hyperlink>
+      <w:r>
+        <w:rPr>
+          <w:lang w:val="zh_TW" w:bidi="zh_TW"/>
+        </w:rPr>
+        <w:t>）。早期教會也支持將納稅視為公民義務（</w:t>
+      </w:r>
+      <w:hyperlink r:id="rId86">
+        <w:r>
+          <w:rPr>
+            <w:lang w:val="zh_TW" w:bidi="zh_TW"/>
+          </w:rPr>
+          <w:rPr>
+            <w:color w:val="0000EE"/>
+            <w:u w:val="single"/>
+          </w:rPr>
+          <w:t>羅13:5–7</w:t>
+        </w:r>
+      </w:hyperlink>
+      <w:r>
+        <w:rPr>
+          <w:lang w:val="zh_TW" w:bidi="zh_TW"/>
+        </w:rPr>
+        <w:t>）。</w:t>
+      </w:r>
+    </w:p>
+    <w:p>
+      <w:pPr/>
+      <w:r>
+        <w:rPr>
+          <w:lang w:val="zh_TW" w:bidi="zh_TW"/>
+        </w:rPr>
+      </w:r>
+      <w:r>
+        <w:rPr>
+          <w:i/>
+          <w:lang w:val="zh_TW" w:bidi="zh_TW"/>
+        </w:rPr>
+        <w:t>另見</w:t>
+      </w:r>
+      <w:r>
+        <w:rPr>
+          <w:lang w:val="zh_TW" w:bidi="zh_TW"/>
+        </w:rPr>
         <w:t xml:space="preserve"> </w:t>
       </w:r>
       <w:r>
         <w:rPr>
           <w:lang w:val="zh_TW" w:bidi="zh_TW"/>
         </w:rPr>
-        <w:t>疾病</w:t>
-      </w:r>
+        <w:t>金錢</w:t>
+      </w:r>
+      <w:r>
+        <w:rPr>
+          <w:lang w:val="zh_TW" w:bidi="zh_TW"/>
+        </w:rPr>
+        <w:t>、</w:t>
+      </w:r>
+      <w:r>
+        <w:rPr>
+          <w:lang w:val="zh_TW" w:bidi="zh_TW"/>
+        </w:rPr>
+        <w:t>銀行家，銀行業</w:t>
+      </w:r>
+      <w:r>
+        <w:rPr>
+          <w:lang w:val="zh_TW" w:bidi="zh_TW"/>
+        </w:rPr>
+        <w:t>、</w:t>
+      </w:r>
+      <w:r>
+        <w:rPr>
+          <w:lang w:val="zh_TW" w:bidi="zh_TW"/>
+        </w:rPr>
+        <w:t>稅吏</w:t>
+      </w:r>
+      <w:r>
+        <w:rPr>
+          <w:lang w:val="zh_TW" w:bidi="zh_TW"/>
+        </w:rPr>
+        <w:t>。</w:t>
+      </w:r>
+      <w:r>
+        <w:rPr>
+          <w:lang w:val="zh_TW" w:bidi="zh_TW"/>
+        </w:rPr>
+      </w:r>
+      <w:r>
+        <w:rPr>
+          <w:lang w:val="zh_TW" w:bidi="zh_TW"/>
+        </w:rPr>
+      </w:r>
+    </w:p>
+    <w:p>
+      <w:pPr/>
+      <w:r>
+        <w:rPr>
+          <w:lang w:val="zh_TW" w:bidi="zh_TW"/>
+        </w:rPr>
+      </w:r>
+    </w:p>
+    <w:p>
+      <w:pPr>
+        <w:pStyle w:val="Heading2"/>
+      </w:pPr>
+      <w:r>
+        <w:rPr>
+          <w:lang w:val="zh_TW" w:bidi="zh_TW"/>
+        </w:rPr>
+        <w:t>睡覺</w:t>
+      </w:r>
+      <w:r>
+        <w:rPr>
+          <w:lang w:val="zh_TW" w:bidi="zh_TW"/>
+        </w:rPr>
+      </w:r>
+    </w:p>
+    <w:p>
+      <w:pPr/>
+      <w:r>
+        <w:rPr>
+          <w:lang w:val="zh_TW" w:bidi="zh_TW"/>
+        </w:rPr>
+      </w:r>
+      <w:r>
+        <w:rPr>
+          <w:lang w:val="zh_TW" w:bidi="zh_TW"/>
+        </w:rPr>
+        <w:t>身心的自然休息狀態。在聖經中，睡覺可以有三個意義：</w:t>
+      </w:r>
+    </w:p>
+    <w:p>
+      <w:pPr>
+        <w:pStyle w:val="ListNumber"/>
+        <w:numPr>
+          <w:ilvl w:val="0"/>
+          <w:numId w:val="14"/>
+        </w:numPr>
+        <w:spacing w:line="240" w:lineRule="auto"/>
+        <w:ind w:left="720"/>
+      </w:pPr>
+      <w:r>
+        <w:rPr>
+          <w:lang w:val="zh_TW" w:bidi="zh_TW"/>
+        </w:rPr>
+      </w:r>
+      <w:r>
+        <w:rPr>
+          <w:lang w:val="zh_TW" w:bidi="zh_TW"/>
+        </w:rPr>
+        <w:t>身體的休息</w:t>
+      </w:r>
+    </w:p>
+    <w:p>
+      <w:pPr>
+        <w:pStyle w:val="ListNumber"/>
+        <w:spacing w:line="240" w:lineRule="auto"/>
+        <w:ind w:left="720"/>
+      </w:pPr>
+      <w:r>
+        <w:rPr>
+          <w:lang w:val="zh_TW" w:bidi="zh_TW"/>
+        </w:rPr>
+      </w:r>
+      <w:r>
+        <w:rPr>
+          <w:lang w:val="zh_TW" w:bidi="zh_TW"/>
+        </w:rPr>
+        <w:t>道德或屬靈上無所作為</w:t>
+      </w:r>
+    </w:p>
+    <w:p>
+      <w:pPr>
+        <w:pStyle w:val="ListNumber"/>
+        <w:spacing w:line="240" w:lineRule="auto"/>
+        <w:ind w:left="720"/>
+      </w:pPr>
+      <w:r>
+        <w:rPr>
+          <w:lang w:val="zh_TW" w:bidi="zh_TW"/>
+        </w:rPr>
+      </w:r>
+      <w:r>
+        <w:rPr>
+          <w:lang w:val="zh_TW" w:bidi="zh_TW"/>
+        </w:rPr>
+        <w:t>死亡</w:t>
+      </w:r>
+    </w:p>
+    <w:p>
+      <w:pPr>
+        <w:pStyle w:val="Heading3"/>
+      </w:pPr>
+      <w:r>
+        <w:rPr>
+          <w:lang w:val="zh_TW" w:bidi="zh_TW"/>
+        </w:rPr>
+        <w:t>睡覺作為身體的需求</w:t>
+      </w:r>
+    </w:p>
+    <w:p>
+      <w:pPr/>
+      <w:r>
+        <w:rPr>
+          <w:lang w:val="zh_TW" w:bidi="zh_TW"/>
+        </w:rPr>
+      </w:r>
+      <w:r>
+        <w:rPr>
+          <w:lang w:val="zh_TW" w:bidi="zh_TW"/>
+        </w:rPr>
+        <w:t>人類身體所需的睡眠，被視為神所賜予珍貴的禮物（</w:t>
+      </w:r>
+      <w:hyperlink r:id="rId87">
+        <w:r>
+          <w:rPr>
+            <w:lang w:val="zh_TW" w:bidi="zh_TW"/>
+          </w:rPr>
+          <w:rPr>
+            <w:color w:val="0000EE"/>
+            <w:u w:val="single"/>
+          </w:rPr>
+          <w:t>詩4:8</w:t>
+        </w:r>
+      </w:hyperlink>
+      <w:r>
+        <w:rPr>
+          <w:lang w:val="zh_TW" w:bidi="zh_TW"/>
+        </w:rPr>
+        <w:t>，</w:t>
+      </w:r>
+      <w:hyperlink r:id="rId88">
+        <w:r>
+          <w:rPr>
+            <w:lang w:val="zh_TW" w:bidi="zh_TW"/>
+          </w:rPr>
+          <w:rPr>
+            <w:color w:val="0000EE"/>
+            <w:u w:val="single"/>
+          </w:rPr>
+          <w:t>127:2</w:t>
+        </w:r>
+      </w:hyperlink>
+      <w:r>
+        <w:rPr>
+          <w:lang w:val="zh_TW" w:bidi="zh_TW"/>
+        </w:rPr>
+        <w:t>）。神可以選擇某人，使他失眠，以達成祂的目的（</w:t>
+      </w:r>
+      <w:hyperlink r:id="rId89">
+        <w:r>
+          <w:rPr>
+            <w:lang w:val="zh_TW" w:bidi="zh_TW"/>
+          </w:rPr>
+          <w:rPr>
+            <w:color w:val="0000EE"/>
+            <w:u w:val="single"/>
+          </w:rPr>
+          <w:t>斯6:1</w:t>
+        </w:r>
+      </w:hyperlink>
       <w:r>
         <w:rPr>
           <w:lang w:val="zh_TW" w:bidi="zh_TW"/>
         </w:rPr>
         <w:t>；</w:t>
       </w:r>
-      <w:r>
-        <w:rPr>
-          <w:lang w:val="zh_TW" w:bidi="zh_TW"/>
-        </w:rPr>
-        <w:t>藥物和醫療實踐</w:t>
-      </w:r>
-      <w:r>
-        <w:rPr>
-          <w:lang w:val="zh_TW" w:bidi="zh_TW"/>
-        </w:rPr>
-        <w:t>。</w:t>
+      <w:hyperlink r:id="rId90">
+        <w:r>
+          <w:rPr>
+            <w:lang w:val="zh_TW" w:bidi="zh_TW"/>
+          </w:rPr>
+          <w:rPr>
+            <w:color w:val="0000EE"/>
+            <w:u w:val="single"/>
+          </w:rPr>
+          <w:t>但6:18</w:t>
+        </w:r>
+      </w:hyperlink>
+      <w:r>
+        <w:rPr>
+          <w:lang w:val="zh_TW" w:bidi="zh_TW"/>
+        </w:rPr>
+        <w:t>）。神也可能賜人沉睡（</w:t>
+      </w:r>
+      <w:hyperlink r:id="rId91">
+        <w:r>
+          <w:rPr>
+            <w:lang w:val="zh_TW" w:bidi="zh_TW"/>
+          </w:rPr>
+          <w:rPr>
+            <w:color w:val="0000EE"/>
+            <w:u w:val="single"/>
+          </w:rPr>
+          <w:t>創2:21</w:t>
+        </w:r>
+      </w:hyperlink>
+      <w:r>
+        <w:rPr>
+          <w:lang w:val="zh_TW" w:bidi="zh_TW"/>
+        </w:rPr>
+        <w:t>，</w:t>
+      </w:r>
+      <w:hyperlink r:id="rId92">
+        <w:r>
+          <w:rPr>
+            <w:lang w:val="zh_TW" w:bidi="zh_TW"/>
+          </w:rPr>
+          <w:rPr>
+            <w:color w:val="0000EE"/>
+            <w:u w:val="single"/>
+          </w:rPr>
+          <w:t>15:12</w:t>
+        </w:r>
+      </w:hyperlink>
+      <w:r>
+        <w:rPr>
+          <w:lang w:val="zh_TW" w:bidi="zh_TW"/>
+        </w:rPr>
+        <w:t>；</w:t>
+      </w:r>
+      <w:hyperlink r:id="rId93">
+        <w:r>
+          <w:rPr>
+            <w:lang w:val="zh_TW" w:bidi="zh_TW"/>
+          </w:rPr>
+          <w:rPr>
+            <w:color w:val="0000EE"/>
+            <w:u w:val="single"/>
+          </w:rPr>
+          <w:t>撒上26:12</w:t>
+        </w:r>
+      </w:hyperlink>
+      <w:r>
+        <w:rPr>
+          <w:lang w:val="zh_TW" w:bidi="zh_TW"/>
+        </w:rPr>
+        <w:t>）。人在睡覺時，神可能會在夢或異象中顯示祂的旨意（例如：</w:t>
+      </w:r>
+      <w:hyperlink r:id="rId94">
+        <w:r>
+          <w:rPr>
+            <w:lang w:val="zh_TW" w:bidi="zh_TW"/>
+          </w:rPr>
+          <w:rPr>
+            <w:color w:val="0000EE"/>
+            <w:u w:val="single"/>
+          </w:rPr>
+          <w:t>創28:11–16</w:t>
+        </w:r>
+      </w:hyperlink>
+      <w:r>
+        <w:rPr>
+          <w:lang w:val="zh_TW" w:bidi="zh_TW"/>
+        </w:rPr>
+        <w:t>；</w:t>
+      </w:r>
+      <w:hyperlink r:id="rId95">
+        <w:r>
+          <w:rPr>
+            <w:lang w:val="zh_TW" w:bidi="zh_TW"/>
+          </w:rPr>
+          <w:rPr>
+            <w:color w:val="0000EE"/>
+            <w:u w:val="single"/>
+          </w:rPr>
+          <w:t>伯4:13–17</w:t>
+        </w:r>
+      </w:hyperlink>
+      <w:r>
+        <w:rPr>
+          <w:lang w:val="zh_TW" w:bidi="zh_TW"/>
+        </w:rPr>
+        <w:t>；</w:t>
+      </w:r>
+      <w:hyperlink r:id="rId96">
+        <w:r>
+          <w:rPr>
+            <w:lang w:val="zh_TW" w:bidi="zh_TW"/>
+          </w:rPr>
+          <w:rPr>
+            <w:color w:val="0000EE"/>
+            <w:u w:val="single"/>
+          </w:rPr>
+          <w:t>太1:20–24</w:t>
+        </w:r>
+      </w:hyperlink>
+      <w:r>
+        <w:rPr>
+          <w:lang w:val="zh_TW" w:bidi="zh_TW"/>
+        </w:rPr>
+        <w:t>）。</w:t>
+      </w:r>
+    </w:p>
+    <w:p>
+      <w:pPr/>
+      <w:r>
+        <w:rPr>
+          <w:lang w:val="zh_TW" w:bidi="zh_TW"/>
+        </w:rPr>
+      </w:r>
+      <w:r>
+        <w:rPr>
+          <w:lang w:val="zh_TW" w:bidi="zh_TW"/>
+        </w:rPr>
+        <w:t>箴言警告，人若沉迷睡覺，會導致生命缺乏紀律。例如，有一則箴言說：「</w:t>
+      </w:r>
+      <w:r>
+        <w:rPr>
+          <w:lang w:val="zh_TW" w:bidi="zh_TW"/>
+        </w:rPr>
+        <w:t>不要貪睡，免致貧窮； 眼要睜開，你就吃飽。</w:t>
+      </w:r>
+      <w:r>
+        <w:rPr>
+          <w:lang w:val="zh_TW" w:bidi="zh_TW"/>
+        </w:rPr>
+        <w:t>」（</w:t>
+      </w:r>
+      <w:hyperlink r:id="rId97">
+        <w:r>
+          <w:rPr>
+            <w:lang w:val="zh_TW" w:bidi="zh_TW"/>
+          </w:rPr>
+          <w:rPr>
+            <w:color w:val="0000EE"/>
+            <w:u w:val="single"/>
+          </w:rPr>
+          <w:t>箴20:13</w:t>
+        </w:r>
+      </w:hyperlink>
+      <w:r>
+        <w:rPr>
+          <w:lang w:val="zh_TW" w:bidi="zh_TW"/>
+        </w:rPr>
+        <w:t>；另見</w:t>
+      </w:r>
+      <w:hyperlink r:id="rId98">
+        <w:r>
+          <w:rPr>
+            <w:lang w:val="zh_TW" w:bidi="zh_TW"/>
+          </w:rPr>
+          <w:rPr>
+            <w:color w:val="0000EE"/>
+            <w:u w:val="single"/>
+          </w:rPr>
+          <w:t>6:9–11</w:t>
+        </w:r>
+      </w:hyperlink>
+      <w:r>
+        <w:rPr>
+          <w:lang w:val="zh_TW" w:bidi="zh_TW"/>
+        </w:rPr>
+        <w:t>，</w:t>
+      </w:r>
+      <w:hyperlink r:id="rId99">
+        <w:r>
+          <w:rPr>
+            <w:lang w:val="zh_TW" w:bidi="zh_TW"/>
+          </w:rPr>
+          <w:rPr>
+            <w:color w:val="0000EE"/>
+            <w:u w:val="single"/>
+          </w:rPr>
+          <w:t>10:5</w:t>
+        </w:r>
+      </w:hyperlink>
+      <w:r>
+        <w:rPr>
+          <w:lang w:val="zh_TW" w:bidi="zh_TW"/>
+        </w:rPr>
+        <w:t>，</w:t>
+      </w:r>
+      <w:hyperlink r:id="rId100">
+        <w:r>
+          <w:rPr>
+            <w:lang w:val="zh_TW" w:bidi="zh_TW"/>
+          </w:rPr>
+          <w:rPr>
+            <w:color w:val="0000EE"/>
+            <w:u w:val="single"/>
+          </w:rPr>
+          <w:t>24:32–34</w:t>
+        </w:r>
+      </w:hyperlink>
+      <w:r>
+        <w:rPr>
+          <w:lang w:val="zh_TW" w:bidi="zh_TW"/>
+        </w:rPr>
+        <w:t>）。</w:t>
+      </w:r>
+    </w:p>
+    <w:p>
+      <w:pPr>
+        <w:pStyle w:val="Heading3"/>
+      </w:pPr>
+      <w:r>
+        <w:rPr>
+          <w:lang w:val="zh_TW" w:bidi="zh_TW"/>
+        </w:rPr>
+        <w:t>睡眠作為道德或屬靈的無所作為</w:t>
+      </w:r>
+    </w:p>
+    <w:p>
+      <w:pPr/>
+      <w:r>
+        <w:rPr>
+          <w:lang w:val="zh_TW" w:bidi="zh_TW"/>
+        </w:rPr>
+      </w:r>
+      <w:r>
+        <w:rPr>
+          <w:lang w:val="zh_TW" w:bidi="zh_TW"/>
+        </w:rPr>
+        <w:t>從象徵角度來說，睡眠用來表達懶惰、粗心和不活躍。</w:t>
+      </w:r>
+      <w:hyperlink r:id="rId101">
+        <w:r>
+          <w:rPr>
+            <w:lang w:val="zh_TW" w:bidi="zh_TW"/>
+          </w:rPr>
+          <w:rPr>
+            <w:color w:val="0000EE"/>
+            <w:u w:val="single"/>
+          </w:rPr>
+          <w:t>以賽亞書五十六章10節</w:t>
+        </w:r>
+      </w:hyperlink>
+      <w:r>
+        <w:rPr>
+          <w:lang w:val="zh_TW" w:bidi="zh_TW"/>
+        </w:rPr>
+        <w:t>提到未盡責成為領袖，帶領神子民的人：「</w:t>
+      </w:r>
+      <w:r>
+        <w:rPr>
+          <w:lang w:val="zh_TW" w:bidi="zh_TW"/>
+        </w:rPr>
+        <w:t>他看守的人是瞎眼的</w:t>
+      </w:r>
+      <w:r>
+        <w:rPr>
+          <w:lang w:val="zh_TW" w:bidi="zh_TW"/>
+        </w:rPr>
+        <w:t>......</w:t>
+      </w:r>
+      <w:r>
+        <w:rPr>
+          <w:lang w:val="zh_TW" w:bidi="zh_TW"/>
+        </w:rPr>
+        <w:t>但知做夢，躺臥，貪睡</w:t>
+      </w:r>
+      <w:r>
+        <w:rPr>
+          <w:lang w:val="zh_TW" w:bidi="zh_TW"/>
+        </w:rPr>
+        <w:t>」。在新約聖經中，主的僕人應保持警醒，以便他們的主人來時，不會發現他們在睡覺（</w:t>
+      </w:r>
+      <w:hyperlink r:id="rId102">
+        <w:r>
+          <w:rPr>
+            <w:lang w:val="zh_TW" w:bidi="zh_TW"/>
+          </w:rPr>
+          <w:rPr>
+            <w:color w:val="0000EE"/>
+            <w:u w:val="single"/>
+          </w:rPr>
+          <w:t>可13:35–37</w:t>
+        </w:r>
+      </w:hyperlink>
+      <w:r>
+        <w:rPr>
+          <w:lang w:val="zh_TW" w:bidi="zh_TW"/>
+        </w:rPr>
+        <w:t>；另見</w:t>
+      </w:r>
+      <w:hyperlink r:id="rId103">
+        <w:r>
+          <w:rPr>
+            <w:lang w:val="zh_TW" w:bidi="zh_TW"/>
+          </w:rPr>
+          <w:rPr>
+            <w:color w:val="0000EE"/>
+            <w:u w:val="single"/>
+          </w:rPr>
+          <w:t>太25:1–13</w:t>
+        </w:r>
+      </w:hyperlink>
+      <w:r>
+        <w:rPr>
+          <w:lang w:val="zh_TW" w:bidi="zh_TW"/>
+        </w:rPr>
+        <w:t>，</w:t>
+      </w:r>
+      <w:hyperlink r:id="rId104">
+        <w:r>
+          <w:rPr>
+            <w:lang w:val="zh_TW" w:bidi="zh_TW"/>
+          </w:rPr>
+          <w:rPr>
+            <w:color w:val="0000EE"/>
+            <w:u w:val="single"/>
+          </w:rPr>
+          <w:t>26:40–46</w:t>
+        </w:r>
+      </w:hyperlink>
+      <w:r>
+        <w:rPr>
+          <w:lang w:val="zh_TW" w:bidi="zh_TW"/>
+        </w:rPr>
+        <w:t>）。在新約聖經的書信中，保羅經常提醒信徒應在屬靈上警醒：</w:t>
+      </w:r>
+    </w:p>
+    <w:p>
+      <w:pPr>
+        <w:pStyle w:val="ListBullet"/>
+        <w:spacing w:line="240" w:lineRule="auto"/>
+        <w:ind w:left="720"/>
+      </w:pPr>
+      <w:r>
+        <w:rPr>
+          <w:lang w:val="zh_TW" w:bidi="zh_TW"/>
+        </w:rPr>
+      </w:r>
+      <w:r>
+        <w:rPr>
+          <w:lang w:val="zh_TW" w:bidi="zh_TW"/>
+        </w:rPr>
+        <w:t>「</w:t>
+      </w:r>
+      <w:r>
+        <w:rPr>
+          <w:lang w:val="zh_TW" w:bidi="zh_TW"/>
+        </w:rPr>
+        <w:t>你這睡着的人當醒過來， 從死裏復活！基督就要光照你了。</w:t>
+      </w:r>
+      <w:r>
+        <w:rPr>
+          <w:lang w:val="zh_TW" w:bidi="zh_TW"/>
+        </w:rPr>
+        <w:t>」（</w:t>
+      </w:r>
+      <w:hyperlink r:id="rId105">
+        <w:r>
+          <w:rPr>
+            <w:lang w:val="zh_TW" w:bidi="zh_TW"/>
+          </w:rPr>
+          <w:rPr>
+            <w:color w:val="0000EE"/>
+            <w:u w:val="single"/>
+          </w:rPr>
+          <w:t>弗5:14</w:t>
+        </w:r>
+      </w:hyperlink>
+      <w:r>
+        <w:rPr>
+          <w:lang w:val="zh_TW" w:bidi="zh_TW"/>
+        </w:rPr>
+        <w:t>）。</w:t>
+      </w:r>
+    </w:p>
+    <w:p>
+      <w:pPr>
+        <w:pStyle w:val="ListBullet"/>
+        <w:spacing w:line="240" w:lineRule="auto"/>
+        <w:ind w:left="720"/>
+      </w:pPr>
+      <w:r>
+        <w:rPr>
+          <w:lang w:val="zh_TW" w:bidi="zh_TW"/>
+        </w:rPr>
+      </w:r>
+      <w:r>
+        <w:rPr>
+          <w:lang w:val="zh_TW" w:bidi="zh_TW"/>
+        </w:rPr>
+        <w:t>「</w:t>
+      </w:r>
+      <w:r>
+        <w:rPr>
+          <w:lang w:val="zh_TW" w:bidi="zh_TW"/>
+        </w:rPr>
+        <w:t>所以，我們不要睡覺像別人一樣，總要警醒謹守。</w:t>
+      </w:r>
+      <w:r>
+        <w:rPr>
+          <w:lang w:val="zh_TW" w:bidi="zh_TW"/>
+        </w:rPr>
+        <w:t>」（</w:t>
+      </w:r>
+      <w:hyperlink r:id="rId106">
+        <w:r>
+          <w:rPr>
+            <w:lang w:val="zh_TW" w:bidi="zh_TW"/>
+          </w:rPr>
+          <w:rPr>
+            <w:color w:val="0000EE"/>
+            <w:u w:val="single"/>
+          </w:rPr>
+          <w:t>帖前5:6</w:t>
+        </w:r>
+      </w:hyperlink>
+      <w:r>
+        <w:rPr>
+          <w:lang w:val="zh_TW" w:bidi="zh_TW"/>
+        </w:rPr>
+        <w:t>）。</w:t>
+      </w:r>
+    </w:p>
+    <w:p>
+      <w:pPr>
+        <w:pStyle w:val="Heading3"/>
+      </w:pPr>
+      <w:r>
+        <w:rPr>
+          <w:lang w:val="zh_TW" w:bidi="zh_TW"/>
+        </w:rPr>
+        <w:t>睡眠如同死亡</w:t>
+      </w:r>
+    </w:p>
+    <w:p>
+      <w:pPr/>
+      <w:r>
+        <w:rPr>
+          <w:lang w:val="zh_TW" w:bidi="zh_TW"/>
+        </w:rPr>
+      </w:r>
+      <w:r>
+        <w:rPr>
+          <w:lang w:val="zh_TW" w:bidi="zh_TW"/>
+        </w:rPr>
+        <w:t>聖經經常將死亡比作睡眠。在舊約聖經中，當一個人去世時，通常說他與他的列祖同睡（例如</w:t>
+      </w:r>
+      <w:hyperlink r:id="rId107">
+        <w:r>
+          <w:rPr>
+            <w:lang w:val="zh_TW" w:bidi="zh_TW"/>
+          </w:rPr>
+          <w:rPr>
+            <w:color w:val="0000EE"/>
+            <w:u w:val="single"/>
+          </w:rPr>
+          <w:t>申31:16</w:t>
+        </w:r>
+      </w:hyperlink>
+      <w:r>
+        <w:rPr>
+          <w:lang w:val="zh_TW" w:bidi="zh_TW"/>
+        </w:rPr>
+        <w:t>；</w:t>
+      </w:r>
+      <w:hyperlink r:id="rId108">
+        <w:r>
+          <w:rPr>
+            <w:lang w:val="zh_TW" w:bidi="zh_TW"/>
+          </w:rPr>
+          <w:rPr>
+            <w:color w:val="0000EE"/>
+            <w:u w:val="single"/>
+          </w:rPr>
+          <w:t>撒下7:12</w:t>
+        </w:r>
+      </w:hyperlink>
+      <w:r>
+        <w:rPr>
+          <w:lang w:val="zh_TW" w:bidi="zh_TW"/>
+        </w:rPr>
+        <w:t>）。</w:t>
+      </w:r>
+    </w:p>
+    <w:p>
+      <w:pPr/>
+      <w:r>
+        <w:rPr>
+          <w:lang w:val="zh_TW" w:bidi="zh_TW"/>
+        </w:rPr>
+      </w:r>
+      <w:r>
+        <w:rPr>
+          <w:lang w:val="zh_TW" w:bidi="zh_TW"/>
+        </w:rPr>
+        <w:t>耶穌將死亡比作睡眠（</w:t>
+      </w:r>
+      <w:hyperlink r:id="rId109">
+        <w:r>
+          <w:rPr>
+            <w:lang w:val="zh_TW" w:bidi="zh_TW"/>
+          </w:rPr>
+          <w:rPr>
+            <w:color w:val="0000EE"/>
+            <w:u w:val="single"/>
+          </w:rPr>
+          <w:t>太9:24</w:t>
+        </w:r>
+      </w:hyperlink>
+      <w:r>
+        <w:rPr>
+          <w:lang w:val="zh_TW" w:bidi="zh_TW"/>
+        </w:rPr>
+        <w:t>；</w:t>
+      </w:r>
+      <w:hyperlink r:id="rId110">
+        <w:r>
+          <w:rPr>
+            <w:lang w:val="zh_TW" w:bidi="zh_TW"/>
+          </w:rPr>
+          <w:rPr>
+            <w:color w:val="0000EE"/>
+            <w:u w:val="single"/>
+          </w:rPr>
+          <w:t>約11:11</w:t>
+        </w:r>
+      </w:hyperlink>
+      <w:r>
+        <w:rPr>
+          <w:lang w:val="zh_TW" w:bidi="zh_TW"/>
+        </w:rPr>
+        <w:t>），使徒保羅也是如此（</w:t>
+      </w:r>
+      <w:hyperlink r:id="rId111">
+        <w:r>
+          <w:rPr>
+            <w:lang w:val="zh_TW" w:bidi="zh_TW"/>
+          </w:rPr>
+          <w:rPr>
+            <w:color w:val="0000EE"/>
+            <w:u w:val="single"/>
+          </w:rPr>
+          <w:t>林前11:30</w:t>
+        </w:r>
+      </w:hyperlink>
+      <w:r>
+        <w:rPr>
+          <w:lang w:val="zh_TW" w:bidi="zh_TW"/>
+        </w:rPr>
+        <w:t>，</w:t>
+      </w:r>
+      <w:hyperlink r:id="rId112">
+        <w:r>
+          <w:rPr>
+            <w:lang w:val="zh_TW" w:bidi="zh_TW"/>
+          </w:rPr>
+          <w:rPr>
+            <w:color w:val="0000EE"/>
+            <w:u w:val="single"/>
+          </w:rPr>
+          <w:t>15:20、51</w:t>
+        </w:r>
+      </w:hyperlink>
+      <w:r>
+        <w:rPr>
+          <w:lang w:val="zh_TW" w:bidi="zh_TW"/>
+        </w:rPr>
+        <w:t>；</w:t>
+      </w:r>
+      <w:hyperlink r:id="rId113">
+        <w:r>
+          <w:rPr>
+            <w:lang w:val="zh_TW" w:bidi="zh_TW"/>
+          </w:rPr>
+          <w:rPr>
+            <w:color w:val="0000EE"/>
+            <w:u w:val="single"/>
+          </w:rPr>
+          <w:t>帖前4:13–14</w:t>
+        </w:r>
+      </w:hyperlink>
+      <w:r>
+        <w:rPr>
+          <w:lang w:val="zh_TW" w:bidi="zh_TW"/>
+        </w:rPr>
+        <w:t>）。這些陳述中顯示了死亡的暫時性，因此它被稱為睡眠。甚至</w:t>
+      </w:r>
+      <w:hyperlink r:id="rId114">
+        <w:r>
+          <w:rPr>
+            <w:lang w:val="zh_TW" w:bidi="zh_TW"/>
+          </w:rPr>
+          <w:rPr>
+            <w:color w:val="0000EE"/>
+            <w:u w:val="single"/>
+          </w:rPr>
+          <w:t>但以理書十二章二節</w:t>
+        </w:r>
+      </w:hyperlink>
+      <w:r>
+        <w:rPr>
+          <w:lang w:val="zh_TW" w:bidi="zh_TW"/>
+        </w:rPr>
+        <w:t>也說死亡是睡眠，「</w:t>
+      </w:r>
+      <w:r>
+        <w:rPr>
+          <w:lang w:val="zh_TW" w:bidi="zh_TW"/>
+        </w:rPr>
+        <w:t>睡在塵埃中的，必有多人復醒。其中有得永生的，有受羞辱永遠被憎惡的。</w:t>
+      </w:r>
+      <w:r>
+        <w:rPr>
+          <w:lang w:val="zh_TW" w:bidi="zh_TW"/>
+        </w:rPr>
+        <w:t>」</w:t>
+      </w:r>
+    </w:p>
+    <w:p>
+      <w:pPr/>
+      <w:r>
+        <w:rPr>
+          <w:lang w:val="zh_TW" w:bidi="zh_TW"/>
+        </w:rPr>
+      </w:r>
+      <w:r>
+        <w:rPr>
+          <w:lang w:val="zh_TW" w:bidi="zh_TW"/>
+        </w:rPr>
+        <w:t>新約聖經中的其他段落更為具體，包括</w:t>
+      </w:r>
+      <w:hyperlink r:id="rId115">
+        <w:r>
+          <w:rPr>
+            <w:lang w:val="zh_TW" w:bidi="zh_TW"/>
+          </w:rPr>
+          <w:rPr>
+            <w:color w:val="0000EE"/>
+            <w:u w:val="single"/>
+          </w:rPr>
+          <w:t>路加福音二十三章43節</w:t>
+        </w:r>
+      </w:hyperlink>
+      <w:r>
+        <w:rPr>
+          <w:lang w:val="zh_TW" w:bidi="zh_TW"/>
+        </w:rPr>
+        <w:t>；</w:t>
+      </w:r>
+      <w:hyperlink r:id="rId116">
+        <w:r>
+          <w:rPr>
+            <w:lang w:val="zh_TW" w:bidi="zh_TW"/>
+          </w:rPr>
+          <w:rPr>
+            <w:color w:val="0000EE"/>
+            <w:u w:val="single"/>
+          </w:rPr>
+          <w:t>哥林多後書五章8節</w:t>
+        </w:r>
+      </w:hyperlink>
+      <w:r>
+        <w:rPr>
+          <w:lang w:val="zh_TW" w:bidi="zh_TW"/>
+        </w:rPr>
+        <w:t>；</w:t>
+      </w:r>
+      <w:hyperlink r:id="rId117">
+        <w:r>
+          <w:rPr>
+            <w:lang w:val="zh_TW" w:bidi="zh_TW"/>
+          </w:rPr>
+          <w:rPr>
+            <w:color w:val="0000EE"/>
+            <w:u w:val="single"/>
+          </w:rPr>
+          <w:t>腓利比書一章23節</w:t>
+        </w:r>
+      </w:hyperlink>
+      <w:r>
+        <w:rPr>
+          <w:lang w:val="zh_TW" w:bidi="zh_TW"/>
+        </w:rPr>
+        <w:t>和</w:t>
+      </w:r>
+      <w:hyperlink r:id="rId118">
+        <w:r>
+          <w:rPr>
+            <w:lang w:val="zh_TW" w:bidi="zh_TW"/>
+          </w:rPr>
+          <w:rPr>
+            <w:color w:val="0000EE"/>
+            <w:u w:val="single"/>
+          </w:rPr>
+          <w:t>帖撒羅尼迦前書五章13至14節</w:t>
+        </w:r>
+      </w:hyperlink>
+      <w:r>
+        <w:rPr>
+          <w:lang w:val="zh_TW" w:bidi="zh_TW"/>
+        </w:rPr>
+        <w:t>，其上下文的語境對我們理解聖經中死亡的意義，也十分重要。在上述路加福音的經文中，耶穌釘十字架時，曾對垂死的強盗說：「</w:t>
+      </w:r>
+      <w:r>
+        <w:rPr>
+          <w:lang w:val="zh_TW" w:bidi="zh_TW"/>
+        </w:rPr>
+        <w:t>今日你要同我在樂園裏了。</w:t>
+      </w:r>
+      <w:r>
+        <w:rPr>
+          <w:lang w:val="zh_TW" w:bidi="zh_TW"/>
+        </w:rPr>
+        <w:t>」在上述哥林多後書的例子中，保羅談到死亡對他來說是去「與主同住」。</w:t>
       </w:r>
       <w:r>
         <w:rPr>
@@ -2336,6 +5691,12 @@
   </w:num>
   <w:num w:numId="13" w16cid:durableId="592781308">
     <w:abstractNumId w:val="11"/>
+  </w:num>
+  <w:num w:numId="14">
+    <w:abstractNumId w:val="3"/>
+    <w:lvlOverride w:ilvl="0">
+      <w:startOverride w:val="1"/>
+    </w:lvlOverride>
   </w:num>
   <w:numIdMacAtCleanup w:val="10"/>
 </w:numbering>

--- a/zht/docx/128.content.docx
+++ b/zht/docx/128.content.docx
@@ -10799,2722 +10799,6 @@
         <w:rPr>
           <w:lang w:val="zh_TW" w:bidi="zh_TW"/>
         </w:rPr>
-        <w:t>聖經，新約中引用舊約經文</w:t>
-      </w:r>
-      <w:r>
-        <w:rPr>
-          <w:lang w:val="zh_TW" w:bidi="zh_TW"/>
-        </w:rPr>
-      </w:r>
-    </w:p>
-    <w:p>
-      <w:pPr/>
-      <w:r>
-        <w:rPr>
-          <w:lang w:val="zh_TW" w:bidi="zh_TW"/>
-        </w:rPr>
-      </w:r>
-      <w:r>
-        <w:rPr>
-          <w:lang w:val="zh_TW" w:bidi="zh_TW"/>
-        </w:rPr>
-        <w:t>在新約著作中引用或暗示的舊約經文。</w:t>
-      </w:r>
-    </w:p>
-    <w:p>
-      <w:pPr/>
-      <w:r>
-        <w:rPr>
-          <w:lang w:val="zh_TW" w:bidi="zh_TW"/>
-        </w:rPr>
-      </w:r>
-      <w:r>
-        <w:rPr>
-          <w:lang w:val="zh_TW" w:bidi="zh_TW"/>
-        </w:rPr>
-        <w:t>要理解新約作者如何引用舊約，是解釋聖經時，最為複雜的問題之一。對新約作者而言，顯然沒有什麼比聖經更具有塑造性和權威。然而，他們引用舊約經文的方式，對現代讀者來說往往顯得奇特。</w:t>
-      </w:r>
-    </w:p>
-    <w:p>
-      <w:pPr/>
-      <w:r>
-        <w:rPr>
-          <w:lang w:val="zh_TW" w:bidi="zh_TW"/>
-        </w:rPr>
-      </w:r>
-      <w:r>
-        <w:rPr>
-          <w:lang w:val="zh_TW" w:bidi="zh_TW"/>
-        </w:rPr>
-        <w:t>舊約為新約提供許多詞彙和思想。除非讀者使用的聖經以特別方式標明舊約引文，否則很難察覺到這一點，因為新約作者常常將舊約的詞句融入自己的話語中，不會特別表明他們是在引用舊約。新約中明確引用的舊約經文超過400處，這些經文中，近半數會用「經上說」等字眼引入，以表明作者正在運用舊約的權威和思想。然而，在其他地方，舊約的話語已融入到作者自己的陳述中。</w:t>
-      </w:r>
-    </w:p>
-    <w:p>
-      <w:pPr/>
-      <w:r>
-        <w:rPr>
-          <w:lang w:val="zh_TW" w:bidi="zh_TW"/>
-        </w:rPr>
-      </w:r>
-      <w:r>
-        <w:rPr>
-          <w:lang w:val="zh_TW" w:bidi="zh_TW"/>
-        </w:rPr>
-        <w:t>除了明確引用的400多處經文外，還有超過1000處地方暗示舊約的經文、事件或人物。有時，對於部分經文來說，引用和暗示之間的區別會引起爭論；通常的區別在於，作者有意引用舊約經文的話語，還是作者心中有舊約的經文，但不是有意使用這些文字。</w:t>
-      </w:r>
-    </w:p>
-    <w:p>
-      <w:pPr/>
-      <w:r>
-        <w:rPr>
-          <w:lang w:val="zh_TW" w:bidi="zh_TW"/>
-        </w:rPr>
-      </w:r>
-      <w:r>
-        <w:rPr>
-          <w:lang w:val="zh_TW" w:bidi="zh_TW"/>
-        </w:rPr>
-        <w:t>如果經文有「經上說」這樣的引言公式（如</w:t>
-      </w:r>
-      <w:hyperlink r:id="rId318">
-        <w:r>
-          <w:rPr>
-            <w:lang w:val="zh_TW" w:bidi="zh_TW"/>
-          </w:rPr>
-          <w:rPr>
-            <w:color w:val="0000EE"/>
-            <w:u w:val="single"/>
-          </w:rPr>
-          <w:t>羅10:11</w:t>
-        </w:r>
-      </w:hyperlink>
-      <w:r>
-        <w:rPr>
-          <w:lang w:val="zh_TW" w:bidi="zh_TW"/>
-        </w:rPr>
-        <w:t>；參</w:t>
-      </w:r>
-      <w:hyperlink r:id="rId319">
-        <w:r>
-          <w:rPr>
-            <w:lang w:val="zh_TW" w:bidi="zh_TW"/>
-          </w:rPr>
-          <w:rPr>
-            <w:color w:val="0000EE"/>
-            <w:u w:val="single"/>
-          </w:rPr>
-          <w:t>賽28:16</w:t>
-        </w:r>
-      </w:hyperlink>
-      <w:r>
-        <w:rPr>
-          <w:lang w:val="zh_TW" w:bidi="zh_TW"/>
-        </w:rPr>
-        <w:t>），我們便很容易辨認出這屬於引用；如果沒有引言公式，我們則很容易忽略明確的引用（</w:t>
-      </w:r>
-      <w:hyperlink r:id="rId320">
-        <w:r>
-          <w:rPr>
-            <w:lang w:val="zh_TW" w:bidi="zh_TW"/>
-          </w:rPr>
-          <w:rPr>
-            <w:color w:val="0000EE"/>
-            <w:u w:val="single"/>
-          </w:rPr>
-          <w:t>羅10:13</w:t>
-        </w:r>
-      </w:hyperlink>
-      <w:r>
-        <w:rPr>
-          <w:lang w:val="zh_TW" w:bidi="zh_TW"/>
-        </w:rPr>
-        <w:t>；參</w:t>
-      </w:r>
-      <w:hyperlink r:id="rId321">
-        <w:r>
-          <w:rPr>
-            <w:lang w:val="zh_TW" w:bidi="zh_TW"/>
-          </w:rPr>
-          <w:rPr>
-            <w:color w:val="0000EE"/>
-            <w:u w:val="single"/>
-          </w:rPr>
-          <w:t>珥2:32</w:t>
-        </w:r>
-      </w:hyperlink>
-      <w:r>
-        <w:rPr>
-          <w:lang w:val="zh_TW" w:bidi="zh_TW"/>
-        </w:rPr>
-        <w:t>）。暗示則更難辨認，但卻往往是解釋的關鍵，例如，</w:t>
-      </w:r>
-      <w:hyperlink r:id="rId322">
-        <w:r>
-          <w:rPr>
-            <w:lang w:val="zh_TW" w:bidi="zh_TW"/>
-          </w:rPr>
-          <w:rPr>
-            <w:color w:val="0000EE"/>
-            <w:u w:val="single"/>
-          </w:rPr>
-          <w:t>約翰福音一章14至18節</w:t>
-        </w:r>
-      </w:hyperlink>
-      <w:r>
-        <w:rPr>
-          <w:lang w:val="zh_TW" w:bidi="zh_TW"/>
-        </w:rPr>
-        <w:t>提到榮耀、恩典和真理、摩西，以及沒有人見過神，與</w:t>
-      </w:r>
-      <w:hyperlink r:id="rId323">
-        <w:r>
-          <w:rPr>
-            <w:lang w:val="zh_TW" w:bidi="zh_TW"/>
-          </w:rPr>
-          <w:rPr>
-            <w:color w:val="0000EE"/>
-            <w:u w:val="single"/>
-          </w:rPr>
-          <w:t>出埃及記三十三章17節至三十四章8節</w:t>
-        </w:r>
-      </w:hyperlink>
-      <w:r>
-        <w:rPr>
-          <w:lang w:val="zh_TW" w:bidi="zh_TW"/>
-        </w:rPr>
-        <w:t>一同閱讀時，讀者會更容易理解其中關係，體會更加深刻。在出埃及記這處經文中，神的榮耀和祂的恩典與真理向摩西顯現；作者藉此顯示，神在耶穌裡所賜的啟示，比出埃及記記載，神賜給摩西的啟示，是更加完整的。</w:t>
-      </w:r>
-    </w:p>
-    <w:p>
-      <w:pPr/>
-      <w:r>
-        <w:rPr>
-          <w:lang w:val="zh_TW" w:bidi="zh_TW"/>
-        </w:rPr>
-      </w:r>
-      <w:r>
-        <w:rPr>
-          <w:lang w:val="zh_TW" w:bidi="zh_TW"/>
-        </w:rPr>
-        <w:t>此外，許多新約經文都受到舊約經文啟發，有類似舊約經文的思想和詞語，即使新約作者未必有意暗示那些舊約經文（例如</w:t>
-      </w:r>
-      <w:hyperlink r:id="rId324">
-        <w:r>
-          <w:rPr>
-            <w:lang w:val="zh_TW" w:bidi="zh_TW"/>
-          </w:rPr>
-          <w:rPr>
-            <w:color w:val="0000EE"/>
-            <w:u w:val="single"/>
-          </w:rPr>
-          <w:t>太16:19</w:t>
-        </w:r>
-      </w:hyperlink>
-      <w:r>
-        <w:rPr>
-          <w:lang w:val="zh_TW" w:bidi="zh_TW"/>
-        </w:rPr>
-        <w:t>；</w:t>
-      </w:r>
-      <w:hyperlink r:id="rId325">
-        <w:r>
-          <w:rPr>
-            <w:lang w:val="zh_TW" w:bidi="zh_TW"/>
-          </w:rPr>
-          <w:rPr>
-            <w:color w:val="0000EE"/>
-            <w:u w:val="single"/>
-          </w:rPr>
-          <w:t>賽22:22</w:t>
-        </w:r>
-      </w:hyperlink>
-      <w:r>
-        <w:rPr>
-          <w:lang w:val="zh_TW" w:bidi="zh_TW"/>
-        </w:rPr>
-        <w:t>）。作者想法背後的原因不明，但在這些情況下，新約確實反映了舊約時期的思想、文化和措辭。</w:t>
-      </w:r>
-    </w:p>
-    <w:p>
-      <w:pPr>
-        <w:pStyle w:val="Heading3"/>
-      </w:pPr>
-      <w:r>
-        <w:rPr>
-          <w:lang w:val="zh_TW" w:bidi="zh_TW"/>
-        </w:rPr>
-        <w:t>舊約引用的分佈</w:t>
-      </w:r>
-    </w:p>
-    <w:p>
-      <w:pPr/>
-      <w:r>
-        <w:rPr>
-          <w:lang w:val="zh_TW" w:bidi="zh_TW"/>
-        </w:rPr>
-      </w:r>
-      <w:r>
-        <w:rPr>
-          <w:lang w:val="zh_TW" w:bidi="zh_TW"/>
-        </w:rPr>
-        <w:t>新約書卷顯示，最依賴舊約的書卷包括馬太福音、約翰福音、羅馬書、希伯來書、彼得前書和啟示錄。然而，這樣的說法可能會引起誤解，因為不同作者使用舊約的方式皆有不同。</w:t>
-      </w:r>
-    </w:p>
-    <w:p>
-      <w:pPr/>
-      <w:r>
-        <w:rPr>
-          <w:lang w:val="zh_TW" w:bidi="zh_TW"/>
-        </w:rPr>
-      </w:r>
-      <w:r>
-        <w:rPr>
-          <w:lang w:val="zh_TW" w:bidi="zh_TW"/>
-        </w:rPr>
-        <w:t>馬太福音約有62次引用或有意反映舊約經文，其中近一半使用了引言公式。相對而言，啟示錄從未引用舊約，也從未使用引言公式，但其依賴舊約的程度可能超過其他新約書卷。希伯來書約有59次引用或有意反映舊約，同樣在其中一半引用時，有使用引言公式。約翰福音則只有18次引用，幾乎每次都使用引言公式。然而，舊約的暗示幾乎存在於約翰福音的每一頁，以致有些學者認為，約翰是以出埃及記、猶太節期或舊約人物和意象為藍本，來構建他的敘述。保羅在羅馬書中引用舊約54次（其中約四分之三有引言公式），而在其他保羅書信中，引用頻率顯著降低（例如，哥林多前書16次，加拉太書11次，腓立比書1次，帖撒羅尼迦前書1次）。</w:t>
-      </w:r>
-    </w:p>
-    <w:p>
-      <w:pPr/>
-      <w:r>
-        <w:rPr>
-          <w:lang w:val="zh_TW" w:bidi="zh_TW"/>
-        </w:rPr>
-      </w:r>
-      <w:r>
-        <w:rPr>
-          <w:lang w:val="zh_TW" w:bidi="zh_TW"/>
-        </w:rPr>
-        <w:t>此外，腓立比書和帖撒羅尼迦前書分別只引用舊約1次，一些書卷則極少或從未明確引用舊約。歌羅西書、提多書、腓利門書和約翰書信完全沒有引用舊約；提摩太後書和猶大書各引用1次；而彼得後書和提摩太前書各引用2次。</w:t>
-      </w:r>
-    </w:p>
-    <w:p>
-      <w:pPr/>
-      <w:r>
-        <w:rPr>
-          <w:lang w:val="zh_TW" w:bidi="zh_TW"/>
-        </w:rPr>
-      </w:r>
-      <w:r>
-        <w:rPr>
-          <w:lang w:val="zh_TW" w:bidi="zh_TW"/>
-        </w:rPr>
-        <w:t>重要的是，我們要意識到，作者會視乎讀者是否熟悉舊約來使用；或當作者要描述與基督和教會相關的事件，而舊約必不可少時，他們都會使用舊約。最經常使用舊約的書卷（馬太福音、約翰福音、羅馬書、希伯來書、彼得前書和啟示錄），若不是源於猶太背景，就是面向猶太受眾，或者像羅馬書和約翰福音一樣，特別討論猶太人和基督徒的關係。福音書大幅引用舊約，因為在傳達耶穌在神計劃中的身份和重要意義時，舊約的用語是必需的。同樣，彼得前書也頻繁引用舊約，因為作者試圖向受逼迫的受眾傳達他們是神的子民，會承受神的應許。</w:t>
-      </w:r>
-    </w:p>
-    <w:p>
-      <w:pPr>
-        <w:pStyle w:val="Heading3"/>
-      </w:pPr>
-      <w:r>
-        <w:rPr>
-          <w:lang w:val="zh_TW" w:bidi="zh_TW"/>
-        </w:rPr>
-        <w:t>解經的困難</w:t>
-      </w:r>
-    </w:p>
-    <w:p>
-      <w:pPr/>
-      <w:r>
-        <w:rPr>
-          <w:lang w:val="zh_TW" w:bidi="zh_TW"/>
-        </w:rPr>
-      </w:r>
-      <w:r>
-        <w:rPr>
-          <w:lang w:val="zh_TW" w:bidi="zh_TW"/>
-        </w:rPr>
-        <w:t>人們想到新約引用舊約經文時，通常只會將其理解為預言。有些人將新約應用於基督和教會的舊約陳述語句進行統計，錯誤聲稱這些舊約經文是證明耶穌是彌賽亞的預言。這種做法充滿漏洞，因其過於簡化，既未能公平對待舊約，也未能正確理解新約如何引用舊約。當然，早期教會確實有使用舊約，來表明耶穌成就神的應許，並完成神的工作；但教會對舊約的使用方式多樣，其中許多不能歸類為將會應驗的預言。預言本身非常複雜，不能僅限於具預測性質的思考。</w:t>
-      </w:r>
-    </w:p>
-    <w:p>
-      <w:pPr/>
-      <w:r>
-        <w:rPr>
-          <w:lang w:val="zh_TW" w:bidi="zh_TW"/>
-        </w:rPr>
-      </w:r>
-      <w:r>
-        <w:rPr>
-          <w:lang w:val="zh_TW" w:bidi="zh_TW"/>
-        </w:rPr>
-        <w:t>部分最明顯的解經難題，可以見於馬太福音，惟其他書卷也有類似情況。</w:t>
-      </w:r>
-      <w:hyperlink r:id="rId326">
-        <w:r>
-          <w:rPr>
-            <w:lang w:val="zh_TW" w:bidi="zh_TW"/>
-          </w:rPr>
-          <w:rPr>
-            <w:color w:val="0000EE"/>
-            <w:u w:val="single"/>
-          </w:rPr>
-          <w:t>馬太福音二章15節</w:t>
-        </w:r>
-      </w:hyperlink>
-      <w:r>
-        <w:rPr>
-          <w:lang w:val="zh_TW" w:bidi="zh_TW"/>
-        </w:rPr>
-        <w:t>：「我從埃及召出我的兒子來」，是引用</w:t>
-      </w:r>
-      <w:hyperlink r:id="rId327">
-        <w:r>
-          <w:rPr>
-            <w:lang w:val="zh_TW" w:bidi="zh_TW"/>
-          </w:rPr>
-          <w:rPr>
-            <w:color w:val="0000EE"/>
-            <w:u w:val="single"/>
-          </w:rPr>
-          <w:t>何西阿書十一章1節；</w:t>
-        </w:r>
-      </w:hyperlink>
-      <w:r>
-        <w:rPr>
-          <w:lang w:val="zh_TW" w:bidi="zh_TW"/>
-        </w:rPr>
-        <w:t>但在何西阿書中，這些話語並不是指彌賽亞，而是指以色列國。同樣，</w:t>
-      </w:r>
-      <w:hyperlink r:id="rId328">
-        <w:r>
-          <w:rPr>
-            <w:lang w:val="zh_TW" w:bidi="zh_TW"/>
-          </w:rPr>
-          <w:rPr>
-            <w:color w:val="0000EE"/>
-            <w:u w:val="single"/>
-          </w:rPr>
-          <w:t>馬太福音二章18節</w:t>
-        </w:r>
-      </w:hyperlink>
-      <w:r>
-        <w:rPr>
-          <w:lang w:val="zh_TW" w:bidi="zh_TW"/>
-        </w:rPr>
-        <w:t>引用</w:t>
-      </w:r>
-      <w:hyperlink r:id="rId329">
-        <w:r>
-          <w:rPr>
-            <w:lang w:val="zh_TW" w:bidi="zh_TW"/>
-          </w:rPr>
-          <w:rPr>
-            <w:color w:val="0000EE"/>
-            <w:u w:val="single"/>
-          </w:rPr>
-          <w:t>耶利米書三十一章15節</w:t>
-        </w:r>
-      </w:hyperlink>
-      <w:r>
-        <w:rPr>
-          <w:lang w:val="zh_TW" w:bidi="zh_TW"/>
-        </w:rPr>
-        <w:t>（「在拉瑪聽見號咷大哭的聲音，是拉結哭她兒女，不肯受安慰，因為他們都不在了」），應驗在伯利恆無辜嬰孩被殺的事件，但在耶利米書中，這是為耶路撒冷的毀滅而哭泣。</w:t>
-      </w:r>
-      <w:hyperlink r:id="rId330">
-        <w:r>
-          <w:rPr>
-            <w:lang w:val="zh_TW" w:bidi="zh_TW"/>
-          </w:rPr>
-          <w:rPr>
-            <w:color w:val="0000EE"/>
-            <w:u w:val="single"/>
-          </w:rPr>
-          <w:t>約翰福音十二章40節</w:t>
-        </w:r>
-      </w:hyperlink>
-      <w:r>
-        <w:rPr>
-          <w:lang w:val="zh_TW" w:bidi="zh_TW"/>
-        </w:rPr>
-        <w:t>將</w:t>
-      </w:r>
-      <w:hyperlink r:id="rId331">
-        <w:r>
-          <w:rPr>
-            <w:lang w:val="zh_TW" w:bidi="zh_TW"/>
-          </w:rPr>
-          <w:rPr>
-            <w:color w:val="0000EE"/>
-            <w:u w:val="single"/>
-          </w:rPr>
-          <w:t>以賽亞書六章10節</w:t>
-        </w:r>
-      </w:hyperlink>
-      <w:r>
-        <w:rPr>
-          <w:lang w:val="zh_TW" w:bidi="zh_TW"/>
-        </w:rPr>
-        <w:t>視為耶穌事工的應驗，但這節經文原是描述以賽亞的呼召，而不是關於彌賽亞事工的預言。這些例子只是冰山一角，類似例子還有很多，但應該已足以說明問題。因此，新約作者常被指責扭曲經文，但這種指控與將所有預言視為具預測性質的預言一樣，是過於簡化，並源自同樣的誤解。因此，理解新約中如何使用舊約時，必須處理新約作者使用舊約的多種方式，以及新約作者所採用的方法。</w:t>
-      </w:r>
-    </w:p>
-    <w:p>
-      <w:pPr/>
-      <w:r>
-        <w:rPr>
-          <w:lang w:val="zh_TW" w:bidi="zh_TW"/>
-        </w:rPr>
-      </w:r>
-      <w:r>
-        <w:rPr>
-          <w:lang w:val="zh_TW" w:bidi="zh_TW"/>
-        </w:rPr>
-        <w:t>在解經時，還會遇上其他困難。有時，新約作者會指出某些與基督相關的事實應驗舊約，但我們無法確定他所指的具體經文。例如，</w:t>
-      </w:r>
-      <w:hyperlink r:id="rId332">
-        <w:r>
-          <w:rPr>
-            <w:lang w:val="zh_TW" w:bidi="zh_TW"/>
-          </w:rPr>
-          <w:rPr>
-            <w:color w:val="0000EE"/>
-            <w:u w:val="single"/>
-          </w:rPr>
-          <w:t>約翰福音七章38節</w:t>
-        </w:r>
-      </w:hyperlink>
-      <w:r>
-        <w:rPr>
-          <w:lang w:val="zh_TW" w:bidi="zh_TW"/>
-        </w:rPr>
-        <w:t>：「從他腹中要流出活水的江河」這句話之前有「經上說」，但沒有任何舊約經文有這樣的表述，可能是暗示在曠野中出水的磐石（</w:t>
-      </w:r>
-      <w:hyperlink r:id="rId333">
-        <w:r>
-          <w:rPr>
-            <w:lang w:val="zh_TW" w:bidi="zh_TW"/>
-          </w:rPr>
-          <w:rPr>
-            <w:color w:val="0000EE"/>
-            <w:u w:val="single"/>
-          </w:rPr>
-          <w:t>出17:1</w:t>
-        </w:r>
-      </w:hyperlink>
-      <w:r>
-        <w:rPr>
-          <w:lang w:val="zh_TW" w:bidi="zh_TW"/>
-        </w:rPr>
-        <w:t>），或是從新殿中流出的水（</w:t>
-      </w:r>
-      <w:hyperlink r:id="rId334">
-        <w:r>
-          <w:rPr>
-            <w:lang w:val="zh_TW" w:bidi="zh_TW"/>
-          </w:rPr>
-          <w:rPr>
-            <w:color w:val="0000EE"/>
-            <w:u w:val="single"/>
-          </w:rPr>
-          <w:t>亞14:8</w:t>
-        </w:r>
-      </w:hyperlink>
-      <w:r>
-        <w:rPr>
-          <w:lang w:val="zh_TW" w:bidi="zh_TW"/>
-        </w:rPr>
-        <w:t>），或更廣泛指</w:t>
-      </w:r>
-      <w:hyperlink r:id="rId335">
-        <w:r>
-          <w:rPr>
-            <w:lang w:val="zh_TW" w:bidi="zh_TW"/>
-          </w:rPr>
-          <w:rPr>
-            <w:color w:val="0000EE"/>
-            <w:u w:val="single"/>
-          </w:rPr>
-          <w:t>以賽亞書五十八章11節</w:t>
-        </w:r>
-      </w:hyperlink>
-      <w:r>
-        <w:rPr>
-          <w:lang w:val="zh_TW" w:bidi="zh_TW"/>
-        </w:rPr>
-        <w:t>。同樣，基督被稱為拿撒勒人的預言（</w:t>
-      </w:r>
-      <w:hyperlink r:id="rId336">
-        <w:r>
-          <w:rPr>
-            <w:lang w:val="zh_TW" w:bidi="zh_TW"/>
-          </w:rPr>
-          <w:rPr>
-            <w:color w:val="0000EE"/>
-            <w:u w:val="single"/>
-          </w:rPr>
-          <w:t>太2:23</w:t>
-        </w:r>
-      </w:hyperlink>
-      <w:r>
-        <w:rPr>
-          <w:lang w:val="zh_TW" w:bidi="zh_TW"/>
-        </w:rPr>
-        <w:t>），背後的舊約經文難以確定，可能是指</w:t>
-      </w:r>
-      <w:hyperlink r:id="rId337">
-        <w:r>
-          <w:rPr>
-            <w:lang w:val="zh_TW" w:bidi="zh_TW"/>
-          </w:rPr>
-          <w:rPr>
-            <w:color w:val="0000EE"/>
-            <w:u w:val="single"/>
-          </w:rPr>
-          <w:t>以賽亞書十一章1節</w:t>
-        </w:r>
-      </w:hyperlink>
-      <w:r>
-        <w:rPr>
-          <w:lang w:val="zh_TW" w:bidi="zh_TW"/>
-        </w:rPr>
-        <w:t>中「枝子」一詞的希伯來文，但這一聯繫不易確立，且無法確定。另一個類似的例子是</w:t>
-      </w:r>
-      <w:hyperlink r:id="rId338">
-        <w:r>
-          <w:rPr>
-            <w:lang w:val="zh_TW" w:bidi="zh_TW"/>
-          </w:rPr>
-          <w:rPr>
-            <w:color w:val="0000EE"/>
-            <w:u w:val="single"/>
-          </w:rPr>
-          <w:t>哥林多前書十四章34節</w:t>
-        </w:r>
-      </w:hyperlink>
-      <w:r>
-        <w:rPr>
-          <w:lang w:val="zh_TW" w:bidi="zh_TW"/>
-        </w:rPr>
-        <w:t>，保羅指出婦女應該順服，就像律法所說的那樣，但沒有舊約經文曾表達這一思想。他的陳述可能應理解為歸納所得，而非引用或暗示。同樣，在某些情況下，舊約經文似乎歸於錯誤的舊約書卷，在</w:t>
-      </w:r>
-      <w:hyperlink r:id="rId339">
-        <w:r>
-          <w:rPr>
-            <w:lang w:val="zh_TW" w:bidi="zh_TW"/>
-          </w:rPr>
-          <w:rPr>
-            <w:color w:val="0000EE"/>
-            <w:u w:val="single"/>
-          </w:rPr>
-          <w:t>馬可福音一章2至3節</w:t>
-        </w:r>
-      </w:hyperlink>
-      <w:r>
-        <w:rPr>
-          <w:lang w:val="zh_TW" w:bidi="zh_TW"/>
-        </w:rPr>
-        <w:t>中的舊約引用歸於以賽亞書，但實際上綜合引用自</w:t>
-      </w:r>
-      <w:hyperlink r:id="rId340">
-        <w:r>
-          <w:rPr>
-            <w:lang w:val="zh_TW" w:bidi="zh_TW"/>
-          </w:rPr>
-          <w:rPr>
-            <w:color w:val="0000EE"/>
-            <w:u w:val="single"/>
-          </w:rPr>
-          <w:t>出埃及記二十三章20節</w:t>
-        </w:r>
-      </w:hyperlink>
-      <w:r>
-        <w:rPr>
-          <w:lang w:val="zh_TW" w:bidi="zh_TW"/>
-        </w:rPr>
-        <w:t>、</w:t>
-      </w:r>
-      <w:hyperlink r:id="rId341">
-        <w:r>
-          <w:rPr>
-            <w:lang w:val="zh_TW" w:bidi="zh_TW"/>
-          </w:rPr>
-          <w:rPr>
-            <w:color w:val="0000EE"/>
-            <w:u w:val="single"/>
-          </w:rPr>
-          <w:t>瑪拉基書三章1節</w:t>
-        </w:r>
-      </w:hyperlink>
-      <w:r>
-        <w:rPr>
-          <w:lang w:val="zh_TW" w:bidi="zh_TW"/>
-        </w:rPr>
-        <w:t>和</w:t>
-      </w:r>
-      <w:hyperlink r:id="rId342">
-        <w:r>
-          <w:rPr>
-            <w:lang w:val="zh_TW" w:bidi="zh_TW"/>
-          </w:rPr>
-          <w:rPr>
-            <w:color w:val="0000EE"/>
-            <w:u w:val="single"/>
-          </w:rPr>
-          <w:t>以賽亞書四十章3節</w:t>
-        </w:r>
-      </w:hyperlink>
-      <w:r>
-        <w:rPr>
-          <w:lang w:val="zh_TW" w:bidi="zh_TW"/>
-        </w:rPr>
-        <w:t>。</w:t>
-      </w:r>
-      <w:hyperlink r:id="rId343">
-        <w:r>
-          <w:rPr>
-            <w:lang w:val="zh_TW" w:bidi="zh_TW"/>
-          </w:rPr>
-          <w:rPr>
-            <w:color w:val="0000EE"/>
-            <w:u w:val="single"/>
-          </w:rPr>
-          <w:t>馬太福音二十七章9至10節</w:t>
-        </w:r>
-      </w:hyperlink>
-      <w:r>
-        <w:rPr>
-          <w:lang w:val="zh_TW" w:bidi="zh_TW"/>
-        </w:rPr>
-        <w:t>引用了一段經文，作者說是出自耶利米書，但實際上依照的是</w:t>
-      </w:r>
-      <w:hyperlink r:id="rId344">
-        <w:r>
-          <w:rPr>
-            <w:lang w:val="zh_TW" w:bidi="zh_TW"/>
-          </w:rPr>
-          <w:rPr>
-            <w:color w:val="0000EE"/>
-            <w:u w:val="single"/>
-          </w:rPr>
-          <w:t>撒迦利亞書十一章13節</w:t>
-        </w:r>
-      </w:hyperlink>
-      <w:r>
-        <w:rPr>
-          <w:lang w:val="zh_TW" w:bidi="zh_TW"/>
-        </w:rPr>
-        <w:t>，可能最好描述為</w:t>
-      </w:r>
-      <w:hyperlink r:id="rId345">
-        <w:r>
-          <w:rPr>
-            <w:lang w:val="zh_TW" w:bidi="zh_TW"/>
-          </w:rPr>
-          <w:rPr>
-            <w:color w:val="0000EE"/>
-            <w:u w:val="single"/>
-          </w:rPr>
-          <w:t>撒迦利亞書十一章12至13節</w:t>
-        </w:r>
-      </w:hyperlink>
-      <w:r>
-        <w:rPr>
-          <w:lang w:val="zh_TW" w:bidi="zh_TW"/>
-        </w:rPr>
-        <w:t>的歸納，並加入</w:t>
-      </w:r>
-      <w:hyperlink r:id="rId346">
-        <w:r>
-          <w:rPr>
-            <w:lang w:val="zh_TW" w:bidi="zh_TW"/>
-          </w:rPr>
-          <w:rPr>
-            <w:color w:val="0000EE"/>
-            <w:u w:val="single"/>
-          </w:rPr>
-          <w:t>耶利米書三十二章6至9節</w:t>
-        </w:r>
-      </w:hyperlink>
-      <w:r>
-        <w:rPr>
-          <w:lang w:val="zh_TW" w:bidi="zh_TW"/>
-        </w:rPr>
-        <w:t>的部分用語。然而，這兩個例子並未造成重大問題，因為經文的來源可能來自各種先知言論的結集，在這種情況下，就會用較著名的先知來表示來源。</w:t>
-      </w:r>
-    </w:p>
-    <w:p>
-      <w:pPr/>
-      <w:r>
-        <w:rPr>
-          <w:lang w:val="zh_TW" w:bidi="zh_TW"/>
-        </w:rPr>
-      </w:r>
-      <w:r>
-        <w:rPr>
-          <w:lang w:val="zh_TW" w:bidi="zh_TW"/>
-        </w:rPr>
-        <w:t>在引用舊約經文時，其措辭並不一定符合現代舊約的形式。正如今天有多種聖經譯本一樣，新約作者在撰寫時，也有各種形式的舊約經文。至於希伯來文經文（舊約大部分是用希伯來文寫成的），當時亦存在不同的傳統，這些希伯來傳統之間的差異相對較小。由於巴比倫被擄後亞蘭文的重要性日益增加，加上亞歷山大大帝征服各地後，希臘文的重要性也隨之增加，因此在新約撰寫期間，舊約仍然以這兩種語言為人所知並使用。事實上，猶太人在會堂崇拜時，讀完希伯來文的舊約後，會需要用亞蘭文來轉述讀經內容，以便所有人都能理解。這些意譯後來被記錄下來，稱為</w:t>
-      </w:r>
-      <w:r>
-        <w:rPr>
-          <w:lang w:val="zh_TW" w:bidi="zh_TW"/>
-        </w:rPr>
-        <w:t>他爾根（</w:t>
-      </w:r>
-      <w:r>
-        <w:rPr>
-          <w:lang w:val="zh_TW" w:bidi="zh_TW"/>
-        </w:rPr>
-        <w:t>Targums</w:t>
-      </w:r>
-      <w:r>
-        <w:rPr>
-          <w:lang w:val="zh_TW" w:bidi="zh_TW"/>
-        </w:rPr>
-        <w:t>）</w:t>
-      </w:r>
-      <w:r>
-        <w:rPr>
-          <w:lang w:val="zh_TW" w:bidi="zh_TW"/>
-        </w:rPr>
-        <w:t>。公元前三世紀的舊約希臘文譯本稱為「七十士譯本」，但當時人們仍會使用其他希臘文譯本。因此，新約引用的措辭不一定與希伯來文舊約經文完全一致。</w:t>
-      </w:r>
-    </w:p>
-    <w:p>
-      <w:pPr/>
-      <w:r>
-        <w:rPr>
-          <w:lang w:val="zh_TW" w:bidi="zh_TW"/>
-        </w:rPr>
-      </w:r>
-      <w:r>
-        <w:rPr>
-          <w:lang w:val="zh_TW" w:bidi="zh_TW"/>
-        </w:rPr>
-        <w:t>公元一世紀的巴勒斯坦地區，已經存在各種形式的舊約經文。除此之外，還有一個複雜因素，就是新約作者往往不打算準確引用舊約。使用正式引號是現代的做法，而古代作家並未同樣重視技術上的準確性。他們更關心經文本身的用意，因此可能會逐字抄寫或引用，憑記憶引用、使用或改編部分經文，甚至在借用經文來表達自己的觀點時更改某些詞語（新約作者經常使用舊約描述神過去作為的話語，來解釋神在他們時代的作為）。新約引用與舊約經文之間的差異是否重要，取決於該引用的使用方式，以及這種使用在多大程度上依賴於經文的差異。</w:t>
-      </w:r>
-    </w:p>
-    <w:p>
-      <w:pPr/>
-      <w:r>
-        <w:rPr>
-          <w:lang w:val="zh_TW" w:bidi="zh_TW"/>
-        </w:rPr>
-      </w:r>
-      <w:r>
-        <w:rPr>
-          <w:lang w:val="zh_TW" w:bidi="zh_TW"/>
-        </w:rPr>
-        <w:t>一些例子應該可以說明這些困難的性質。</w:t>
-      </w:r>
-      <w:hyperlink r:id="rId347">
-        <w:r>
-          <w:rPr>
-            <w:lang w:val="zh_TW" w:bidi="zh_TW"/>
-          </w:rPr>
-          <w:rPr>
-            <w:color w:val="0000EE"/>
-            <w:u w:val="single"/>
-          </w:rPr>
-          <w:t>以弗所書四章8節</w:t>
-        </w:r>
-      </w:hyperlink>
-      <w:r>
-        <w:rPr>
-          <w:lang w:val="zh_TW" w:bidi="zh_TW"/>
-        </w:rPr>
-        <w:t>引用了</w:t>
-      </w:r>
-      <w:hyperlink r:id="rId348">
-        <w:r>
-          <w:rPr>
-            <w:lang w:val="zh_TW" w:bidi="zh_TW"/>
-          </w:rPr>
-          <w:rPr>
-            <w:color w:val="0000EE"/>
-            <w:u w:val="single"/>
-          </w:rPr>
-          <w:t>詩篇六十八篇18節</w:t>
-        </w:r>
-      </w:hyperlink>
-      <w:r>
-        <w:rPr>
-          <w:lang w:val="zh_TW" w:bidi="zh_TW"/>
-        </w:rPr>
-        <w:t>。然而，希伯來文和七十士譯本讀作：「你已經升上高天，擄掠仇敵；你在人間，就是在悖逆的人間，受了供獻」，以弗所書則記錄這節經文為「</w:t>
-      </w:r>
-      <w:r>
-        <w:rPr>
-          <w:i/>
-          <w:lang w:val="zh_TW" w:bidi="zh_TW"/>
-        </w:rPr>
-        <w:t>他</w:t>
-      </w:r>
-      <w:r>
-        <w:rPr>
-          <w:lang w:val="zh_TW" w:bidi="zh_TW"/>
-        </w:rPr>
-        <w:t>升上高天的時候，擄掠了仇敵，將各樣的恩賜</w:t>
-      </w:r>
-      <w:r>
-        <w:rPr>
-          <w:i/>
-          <w:lang w:val="zh_TW" w:bidi="zh_TW"/>
-        </w:rPr>
-        <w:t>賞</w:t>
-      </w:r>
-      <w:r>
-        <w:rPr>
-          <w:lang w:val="zh_TW" w:bidi="zh_TW"/>
-        </w:rPr>
-        <w:t>給人」。保羅強調基督已經賜恩典給人們用於事工。他可能是改編了舊約經文的措辭來表達他的觀點，或是引用了一個不同的版本「</w:t>
-      </w:r>
-      <w:r>
-        <w:rPr>
-          <w:i/>
-          <w:lang w:val="zh_TW" w:bidi="zh_TW"/>
-        </w:rPr>
-        <w:t>祂賜</w:t>
-      </w:r>
-      <w:r>
-        <w:rPr>
-          <w:lang w:val="zh_TW" w:bidi="zh_TW"/>
-        </w:rPr>
-        <w:t>禮物」。有些譯本確實有這種讀法。事實上，他爾根將這節經文理解為摩西將律法之言賜給人類，保羅很可能是將這種理解用於基督帶來的新啟示。</w:t>
-      </w:r>
-    </w:p>
-    <w:p>
-      <w:pPr/>
-      <w:r>
-        <w:rPr>
-          <w:lang w:val="zh_TW" w:bidi="zh_TW"/>
-        </w:rPr>
-      </w:r>
-      <w:hyperlink r:id="rId349">
-        <w:r>
-          <w:rPr>
-            <w:lang w:val="zh_TW" w:bidi="zh_TW"/>
-          </w:rPr>
-          <w:rPr>
-            <w:color w:val="0000EE"/>
-            <w:u w:val="single"/>
-          </w:rPr>
-          <w:t>馬太福音一章23節</w:t>
-        </w:r>
-      </w:hyperlink>
-      <w:r>
-        <w:rPr>
-          <w:lang w:val="zh_TW" w:bidi="zh_TW"/>
-        </w:rPr>
-        <w:t>引用了</w:t>
-      </w:r>
-      <w:hyperlink r:id="rId350">
-        <w:r>
-          <w:rPr>
-            <w:lang w:val="zh_TW" w:bidi="zh_TW"/>
-          </w:rPr>
-          <w:rPr>
-            <w:color w:val="0000EE"/>
-            <w:u w:val="single"/>
-          </w:rPr>
-          <w:t>以賽亞書七章14節</w:t>
-        </w:r>
-      </w:hyperlink>
-      <w:r>
-        <w:rPr>
-          <w:lang w:val="zh_TW" w:bidi="zh_TW"/>
-        </w:rPr>
-        <w:t>，但希伯來文經文和馬太福音的措辭有明顯差異。希伯來文為「主自己要給你們一個兆頭，必有童女懷孕生子，給他起名叫以馬內利」，而馬太福音的經文為「必有</w:t>
-      </w:r>
-      <w:r>
-        <w:rPr>
-          <w:i/>
-          <w:lang w:val="zh_TW" w:bidi="zh_TW"/>
-        </w:rPr>
-        <w:t>童女</w:t>
-      </w:r>
-      <w:r>
-        <w:rPr>
-          <w:lang w:val="zh_TW" w:bidi="zh_TW"/>
-        </w:rPr>
-        <w:t xml:space="preserve">懷孕生子； </w:t>
-      </w:r>
-      <w:r>
-        <w:rPr>
-          <w:i/>
-          <w:lang w:val="zh_TW" w:bidi="zh_TW"/>
-        </w:rPr>
-        <w:t>人</w:t>
-      </w:r>
-      <w:r>
-        <w:rPr>
-          <w:lang w:val="zh_TW" w:bidi="zh_TW"/>
-        </w:rPr>
-        <w:t>要稱他的名為以馬內利」。七十士譯本確實像馬太福音一樣使用了「童女」一詞，但並不是馬太福音引用的來源，因為還存在其他差異。有些人認為，「你要稱（和合本譯為給他起名）」改為「他們要稱（和合本譯為人要稱）」是馬太福音應用這句話於耶穌身上時，所作的改變。然而，這段引用有幾個已知的傳統，並且從死海古卷發現的以賽亞書經文，也可以部分支持馬太福音的讀法。</w:t>
-      </w:r>
-    </w:p>
-    <w:p>
-      <w:pPr/>
-      <w:r>
-        <w:rPr>
-          <w:lang w:val="zh_TW" w:bidi="zh_TW"/>
-        </w:rPr>
-      </w:r>
-      <w:hyperlink r:id="rId351">
-        <w:r>
-          <w:rPr>
-            <w:lang w:val="zh_TW" w:bidi="zh_TW"/>
-          </w:rPr>
-          <w:rPr>
-            <w:color w:val="0000EE"/>
-            <w:u w:val="single"/>
-          </w:rPr>
-          <w:t>羅馬書十一章26至27節</w:t>
-        </w:r>
-      </w:hyperlink>
-      <w:r>
-        <w:rPr>
-          <w:lang w:val="zh_TW" w:bidi="zh_TW"/>
-        </w:rPr>
-        <w:t>是</w:t>
-      </w:r>
-      <w:hyperlink r:id="rId352">
-        <w:r>
-          <w:rPr>
-            <w:lang w:val="zh_TW" w:bidi="zh_TW"/>
-          </w:rPr>
-          <w:rPr>
-            <w:color w:val="0000EE"/>
-            <w:u w:val="single"/>
-          </w:rPr>
-          <w:t>以賽亞書五十九章20至21節</w:t>
-        </w:r>
-      </w:hyperlink>
-      <w:r>
-        <w:rPr>
-          <w:lang w:val="zh_TW" w:bidi="zh_TW"/>
-        </w:rPr>
-        <w:t>和部分</w:t>
-      </w:r>
-      <w:hyperlink r:id="rId353">
-        <w:r>
-          <w:rPr>
-            <w:lang w:val="zh_TW" w:bidi="zh_TW"/>
-          </w:rPr>
-          <w:rPr>
-            <w:color w:val="0000EE"/>
-            <w:u w:val="single"/>
-          </w:rPr>
-          <w:t>以賽亞書二十七章9節</w:t>
-        </w:r>
-      </w:hyperlink>
-      <w:r>
-        <w:rPr>
-          <w:lang w:val="zh_TW" w:bidi="zh_TW"/>
-        </w:rPr>
-        <w:t>的綜合引用，但其中有幾個重要的差異。其中一個差異是，舊約經文說「救贖主來到錫安」，而羅馬書則寫為「救主</w:t>
-      </w:r>
-      <w:r>
-        <w:rPr>
-          <w:i/>
-          <w:lang w:val="zh_TW" w:bidi="zh_TW"/>
-        </w:rPr>
-        <w:t>從</w:t>
-      </w:r>
-      <w:r>
-        <w:rPr>
-          <w:lang w:val="zh_TW" w:bidi="zh_TW"/>
-        </w:rPr>
-        <w:t>錫安出來」。這種將「來到錫安」改為「從錫安出來」的變動，可能表明保羅使用了不同的經文傳統，或者是保羅有意改動；或更有可能的是，這反映了</w:t>
-      </w:r>
-      <w:hyperlink r:id="rId354">
-        <w:r>
-          <w:rPr>
-            <w:lang w:val="zh_TW" w:bidi="zh_TW"/>
-          </w:rPr>
-          <w:rPr>
-            <w:color w:val="0000EE"/>
-            <w:u w:val="single"/>
-          </w:rPr>
-          <w:t>詩篇十四篇7節</w:t>
-        </w:r>
-      </w:hyperlink>
-      <w:r>
-        <w:rPr>
-          <w:lang w:val="zh_TW" w:bidi="zh_TW"/>
-        </w:rPr>
-        <w:t>的措辭。</w:t>
-      </w:r>
-    </w:p>
-    <w:p>
-      <w:pPr/>
-      <w:r>
-        <w:rPr>
-          <w:lang w:val="zh_TW" w:bidi="zh_TW"/>
-        </w:rPr>
-      </w:r>
-      <w:r>
-        <w:rPr>
-          <w:lang w:val="zh_TW" w:bidi="zh_TW"/>
-        </w:rPr>
-        <w:t>留意新約作者在引用舊約經文時的困難，將有助我們避免簡化的解讀和草率的結論。在研究的時候，我們不僅需要關注所引用的是哪段經文，還需關注所引用的是哪個譯本，以及作者如何使用，這顯然是非常重要的。此外，我們還應留意，新約作者可能認識一些經文譯本，只是如今已經散失。</w:t>
-      </w:r>
-    </w:p>
-    <w:p>
-      <w:pPr>
-        <w:pStyle w:val="Heading3"/>
-      </w:pPr>
-      <w:r>
-        <w:rPr>
-          <w:lang w:val="zh_TW" w:bidi="zh_TW"/>
-        </w:rPr>
-        <w:t>新約作者的方法</w:t>
-      </w:r>
-    </w:p>
-    <w:p>
-      <w:pPr/>
-      <w:r>
-        <w:rPr>
-          <w:lang w:val="zh_TW" w:bidi="zh_TW"/>
-        </w:rPr>
-      </w:r>
-      <w:r>
-        <w:rPr>
-          <w:lang w:val="zh_TW" w:bidi="zh_TW"/>
-        </w:rPr>
-        <w:t>新約作者使用的方法並非當時獨有，公元一世紀的猶太教也廣泛應用這些方法。事實上，無論是引用的技巧，還是對舊約經文的理解，都可以在猶太教中找到相似之處。例如，從引用技巧的角度來看，死海古卷、拉比著作以及其他文獻也使用了相似的引言公式。拉比們常用的「串珠法」（pearl stringing），即把來自舊約不同部分（律法書、先知書、聖卷）的經文串聯並應用於某一主題，特別體現在保羅的著作中（如</w:t>
-      </w:r>
-      <w:hyperlink r:id="rId355">
-        <w:r>
-          <w:rPr>
-            <w:lang w:val="zh_TW" w:bidi="zh_TW"/>
-          </w:rPr>
-          <w:rPr>
-            <w:color w:val="0000EE"/>
-            <w:u w:val="single"/>
-          </w:rPr>
-          <w:t>羅馬書九章12至19節</w:t>
-        </w:r>
-      </w:hyperlink>
-      <w:r>
-        <w:rPr>
-          <w:lang w:val="zh_TW" w:bidi="zh_TW"/>
-        </w:rPr>
-        <w:t>或</w:t>
-      </w:r>
-      <w:hyperlink r:id="rId356">
-        <w:r>
-          <w:rPr>
-            <w:lang w:val="zh_TW" w:bidi="zh_TW"/>
-          </w:rPr>
-          <w:rPr>
-            <w:color w:val="0000EE"/>
-            <w:u w:val="single"/>
-          </w:rPr>
-          <w:t>十一章8至10節</w:t>
-        </w:r>
-      </w:hyperlink>
-      <w:r>
-        <w:rPr>
-          <w:lang w:val="zh_TW" w:bidi="zh_TW"/>
-        </w:rPr>
-        <w:t>）。與此相關的還有一種方法，即引用含有關鍵詞的經文（如</w:t>
-      </w:r>
-      <w:hyperlink r:id="rId357">
-        <w:r>
-          <w:rPr>
-            <w:lang w:val="zh_TW" w:bidi="zh_TW"/>
-          </w:rPr>
-          <w:rPr>
-            <w:color w:val="0000EE"/>
-            <w:u w:val="single"/>
-          </w:rPr>
-          <w:t>彼得前書二章6至8節</w:t>
-        </w:r>
-      </w:hyperlink>
-      <w:r>
-        <w:rPr>
-          <w:lang w:val="zh_TW" w:bidi="zh_TW"/>
-        </w:rPr>
-        <w:t>引用含「石頭」的經文，或</w:t>
-      </w:r>
-      <w:hyperlink r:id="rId358">
-        <w:r>
-          <w:rPr>
-            <w:lang w:val="zh_TW" w:bidi="zh_TW"/>
-          </w:rPr>
-          <w:rPr>
-            <w:color w:val="0000EE"/>
-            <w:u w:val="single"/>
-          </w:rPr>
-          <w:t>羅馬書十五章9至12節</w:t>
-        </w:r>
-      </w:hyperlink>
-      <w:r>
-        <w:rPr>
-          <w:lang w:val="zh_TW" w:bidi="zh_TW"/>
-        </w:rPr>
-        <w:t>把提到「外邦」的經文連在一起）。</w:t>
-      </w:r>
-    </w:p>
-    <w:p>
-      <w:pPr/>
-      <w:r>
-        <w:rPr>
-          <w:lang w:val="zh_TW" w:bidi="zh_TW"/>
-        </w:rPr>
-      </w:r>
-      <w:r>
-        <w:rPr>
-          <w:lang w:val="zh_TW" w:bidi="zh_TW"/>
-        </w:rPr>
-        <w:t>新約解釋舊約經文的方法，同樣見於猶太教。一些經文是按照「字面意思」來解釋的，例如耶穌在受試探時的回應（見經文引用的</w:t>
-      </w:r>
-      <w:hyperlink r:id="rId359">
-        <w:r>
-          <w:rPr>
-            <w:lang w:val="zh_TW" w:bidi="zh_TW"/>
-          </w:rPr>
-          <w:rPr>
-            <w:color w:val="0000EE"/>
-            <w:u w:val="single"/>
-          </w:rPr>
-          <w:t>申8:3</w:t>
-        </w:r>
-      </w:hyperlink>
-      <w:r>
-        <w:rPr>
-          <w:lang w:val="zh_TW" w:bidi="zh_TW"/>
-        </w:rPr>
-        <w:t>，</w:t>
-      </w:r>
-      <w:hyperlink r:id="rId360">
-        <w:r>
-          <w:rPr>
-            <w:lang w:val="zh_TW" w:bidi="zh_TW"/>
-          </w:rPr>
-          <w:rPr>
-            <w:color w:val="0000EE"/>
-            <w:u w:val="single"/>
-          </w:rPr>
-          <w:t>6:16</w:t>
-        </w:r>
-      </w:hyperlink>
-      <w:r>
-        <w:rPr>
-          <w:lang w:val="zh_TW" w:bidi="zh_TW"/>
-        </w:rPr>
-        <w:t>，</w:t>
-      </w:r>
-      <w:hyperlink r:id="rId361">
-        <w:r>
-          <w:rPr>
-            <w:lang w:val="zh_TW" w:bidi="zh_TW"/>
-          </w:rPr>
-          <w:rPr>
-            <w:color w:val="0000EE"/>
-            <w:u w:val="single"/>
-          </w:rPr>
-          <w:t>6:13</w:t>
-        </w:r>
-      </w:hyperlink>
-      <w:r>
-        <w:rPr>
-          <w:lang w:val="zh_TW" w:bidi="zh_TW"/>
-        </w:rPr>
-        <w:t>；在</w:t>
-      </w:r>
-      <w:hyperlink r:id="rId362">
-        <w:r>
-          <w:rPr>
-            <w:lang w:val="zh_TW" w:bidi="zh_TW"/>
-          </w:rPr>
-          <w:rPr>
-            <w:color w:val="0000EE"/>
-            <w:u w:val="single"/>
-          </w:rPr>
-          <w:t>太4:3–10</w:t>
-        </w:r>
-      </w:hyperlink>
-      <w:r>
-        <w:rPr>
-          <w:lang w:val="zh_TW" w:bidi="zh_TW"/>
-        </w:rPr>
-        <w:t>），祂對婚姻的教導是基於</w:t>
-      </w:r>
-      <w:hyperlink r:id="rId363">
-        <w:r>
-          <w:rPr>
-            <w:lang w:val="zh_TW" w:bidi="zh_TW"/>
-          </w:rPr>
-          <w:rPr>
-            <w:color w:val="0000EE"/>
-            <w:u w:val="single"/>
-          </w:rPr>
-          <w:t>創世記二章24節</w:t>
-        </w:r>
-      </w:hyperlink>
-      <w:r>
-        <w:rPr>
-          <w:lang w:val="zh_TW" w:bidi="zh_TW"/>
-        </w:rPr>
-        <w:t>（</w:t>
-      </w:r>
-      <w:hyperlink r:id="rId364">
-        <w:r>
-          <w:rPr>
-            <w:lang w:val="zh_TW" w:bidi="zh_TW"/>
-          </w:rPr>
-          <w:rPr>
-            <w:color w:val="0000EE"/>
-            <w:u w:val="single"/>
-          </w:rPr>
-          <w:t>太19:5</w:t>
-        </w:r>
-      </w:hyperlink>
-      <w:r>
-        <w:rPr>
-          <w:lang w:val="zh_TW" w:bidi="zh_TW"/>
-        </w:rPr>
-        <w:t>），或保羅引用</w:t>
-      </w:r>
-      <w:hyperlink r:id="rId365">
-        <w:r>
-          <w:rPr>
-            <w:lang w:val="zh_TW" w:bidi="zh_TW"/>
-          </w:rPr>
-          <w:rPr>
-            <w:color w:val="0000EE"/>
-            <w:u w:val="single"/>
-          </w:rPr>
-          <w:t>哈巴谷書二章4節</w:t>
-        </w:r>
-      </w:hyperlink>
-      <w:r>
-        <w:rPr>
-          <w:lang w:val="zh_TW" w:bidi="zh_TW"/>
-        </w:rPr>
-        <w:t>（</w:t>
-      </w:r>
-      <w:hyperlink r:id="rId366">
-        <w:r>
-          <w:rPr>
-            <w:lang w:val="zh_TW" w:bidi="zh_TW"/>
-          </w:rPr>
-          <w:rPr>
-            <w:color w:val="0000EE"/>
-            <w:u w:val="single"/>
-          </w:rPr>
-          <w:t>羅1:17</w:t>
-        </w:r>
-      </w:hyperlink>
-      <w:r>
-        <w:rPr>
-          <w:lang w:val="zh_TW" w:bidi="zh_TW"/>
-        </w:rPr>
-        <w:t>）或</w:t>
-      </w:r>
-      <w:hyperlink r:id="rId367">
-        <w:r>
-          <w:rPr>
-            <w:lang w:val="zh_TW" w:bidi="zh_TW"/>
-          </w:rPr>
-          <w:rPr>
-            <w:color w:val="0000EE"/>
-            <w:u w:val="single"/>
-          </w:rPr>
-          <w:t>創世記十五章6節</w:t>
-        </w:r>
-      </w:hyperlink>
-      <w:r>
-        <w:rPr>
-          <w:lang w:val="zh_TW" w:bidi="zh_TW"/>
-        </w:rPr>
-        <w:t>（</w:t>
-      </w:r>
-      <w:hyperlink r:id="rId368">
-        <w:r>
-          <w:rPr>
-            <w:lang w:val="zh_TW" w:bidi="zh_TW"/>
-          </w:rPr>
-          <w:rPr>
-            <w:color w:val="0000EE"/>
-            <w:u w:val="single"/>
-          </w:rPr>
-          <w:t>羅4:3–9</w:t>
-        </w:r>
-      </w:hyperlink>
-      <w:r>
-        <w:rPr>
-          <w:lang w:val="zh_TW" w:bidi="zh_TW"/>
-        </w:rPr>
-        <w:t>），類似的例子不勝枚舉。至於預言，有些陳述按照舊約的意圖以「字面」或「直接」的方式應驗（例如，</w:t>
-      </w:r>
-      <w:hyperlink r:id="rId369">
-        <w:r>
-          <w:rPr>
-            <w:lang w:val="zh_TW" w:bidi="zh_TW"/>
-          </w:rPr>
-          <w:rPr>
-            <w:color w:val="0000EE"/>
-            <w:u w:val="single"/>
-          </w:rPr>
-          <w:t>彌迦書五章2節</w:t>
-        </w:r>
-      </w:hyperlink>
-      <w:r>
-        <w:rPr>
-          <w:lang w:val="zh_TW" w:bidi="zh_TW"/>
-        </w:rPr>
-        <w:t>預言彌賽亞將出生在伯利恆；</w:t>
-      </w:r>
-      <w:hyperlink r:id="rId370">
-        <w:r>
-          <w:rPr>
-            <w:lang w:val="zh_TW" w:bidi="zh_TW"/>
-          </w:rPr>
-          <w:rPr>
-            <w:color w:val="0000EE"/>
-            <w:u w:val="single"/>
-          </w:rPr>
-          <w:t>太2:4–6</w:t>
-        </w:r>
-      </w:hyperlink>
-      <w:r>
-        <w:rPr>
-          <w:lang w:val="zh_TW" w:bidi="zh_TW"/>
-        </w:rPr>
-        <w:t>）。</w:t>
-      </w:r>
-      <w:hyperlink r:id="rId371">
-        <w:r>
-          <w:rPr>
-            <w:lang w:val="zh_TW" w:bidi="zh_TW"/>
-          </w:rPr>
-          <w:rPr>
-            <w:color w:val="0000EE"/>
-            <w:u w:val="single"/>
-          </w:rPr>
-          <w:t>耶利米書三十一章31至34節</w:t>
-        </w:r>
-      </w:hyperlink>
-      <w:r>
-        <w:rPr>
-          <w:lang w:val="zh_TW" w:bidi="zh_TW"/>
-        </w:rPr>
-        <w:t>中對新約的應許，被認為在基督裡直接應驗（</w:t>
-      </w:r>
-      <w:hyperlink r:id="rId372">
-        <w:r>
-          <w:rPr>
-            <w:lang w:val="zh_TW" w:bidi="zh_TW"/>
-          </w:rPr>
-          <w:rPr>
-            <w:color w:val="0000EE"/>
-            <w:u w:val="single"/>
-          </w:rPr>
-          <w:t>來8:7–13</w:t>
-        </w:r>
-      </w:hyperlink>
-      <w:r>
-        <w:rPr>
-          <w:lang w:val="zh_TW" w:bidi="zh_TW"/>
-        </w:rPr>
-        <w:t>）。</w:t>
-      </w:r>
-      <w:hyperlink r:id="rId373">
-        <w:r>
-          <w:rPr>
-            <w:lang w:val="zh_TW" w:bidi="zh_TW"/>
-          </w:rPr>
-          <w:rPr>
-            <w:color w:val="0000EE"/>
-            <w:u w:val="single"/>
-          </w:rPr>
-          <w:t>約珥書二章28至32節</w:t>
-        </w:r>
-      </w:hyperlink>
-      <w:r>
-        <w:rPr>
-          <w:lang w:val="zh_TW" w:bidi="zh_TW"/>
-        </w:rPr>
-        <w:t>關於神的靈澆灌的預言，在五旬節事件中直接應驗（</w:t>
-      </w:r>
-      <w:hyperlink r:id="rId374">
-        <w:r>
-          <w:rPr>
-            <w:lang w:val="zh_TW" w:bidi="zh_TW"/>
-          </w:rPr>
-          <w:rPr>
-            <w:color w:val="0000EE"/>
-            <w:u w:val="single"/>
-          </w:rPr>
-          <w:t>徒2:17–21</w:t>
-        </w:r>
-      </w:hyperlink>
-      <w:r>
-        <w:rPr>
-          <w:lang w:val="zh_TW" w:bidi="zh_TW"/>
-        </w:rPr>
-        <w:t>），但預言中的日頭要變為黑暗、月亮要變為血，顯然並未按字面意思理解。</w:t>
-      </w:r>
-    </w:p>
-    <w:p>
-      <w:pPr/>
-      <w:r>
-        <w:rPr>
-          <w:lang w:val="zh_TW" w:bidi="zh_TW"/>
-        </w:rPr>
-      </w:r>
-      <w:r>
-        <w:rPr>
-          <w:lang w:val="zh_TW" w:bidi="zh_TW"/>
-        </w:rPr>
-        <w:t>另一種解釋方法基於</w:t>
-      </w:r>
-      <w:r>
-        <w:rPr>
-          <w:i/>
-          <w:lang w:val="zh_TW" w:bidi="zh_TW"/>
-        </w:rPr>
-        <w:t>群體一致</w:t>
-      </w:r>
-      <w:r>
-        <w:rPr>
-          <w:lang w:val="zh_TW" w:bidi="zh_TW"/>
-        </w:rPr>
-        <w:t>（corporate solidarity）的概念。這個術語試圖傳達這樣的想法：神子民中的個體不僅僅是個人，也是更大整體的一部分。因此，對個人的描述適用於整體，反之亦然。這就是為什麼在以賽亞書中，耶和華的僕人既指國（</w:t>
-      </w:r>
-      <w:hyperlink r:id="rId375">
-        <w:r>
-          <w:rPr>
-            <w:lang w:val="zh_TW" w:bidi="zh_TW"/>
-          </w:rPr>
-          <w:rPr>
-            <w:color w:val="0000EE"/>
-            <w:u w:val="single"/>
-          </w:rPr>
-          <w:t>44:1</w:t>
-        </w:r>
-      </w:hyperlink>
-      <w:r>
-        <w:rPr>
-          <w:lang w:val="zh_TW" w:bidi="zh_TW"/>
-        </w:rPr>
-        <w:t>），也指個人（</w:t>
-      </w:r>
-      <w:hyperlink r:id="rId376">
-        <w:r>
-          <w:rPr>
-            <w:lang w:val="zh_TW" w:bidi="zh_TW"/>
-          </w:rPr>
-          <w:rPr>
-            <w:color w:val="0000EE"/>
-            <w:u w:val="single"/>
-          </w:rPr>
-          <w:t>52:13–53:12</w:t>
-        </w:r>
-      </w:hyperlink>
-      <w:r>
-        <w:rPr>
-          <w:lang w:val="zh_TW" w:bidi="zh_TW"/>
-        </w:rPr>
-        <w:t>）。王有時被視為國的代表。最容易看到群體一致概念的例子是亞干的罪如何影響了全部百姓（</w:t>
-      </w:r>
-      <w:hyperlink r:id="rId377">
-        <w:r>
-          <w:rPr>
-            <w:lang w:val="zh_TW" w:bidi="zh_TW"/>
-          </w:rPr>
-          <w:rPr>
-            <w:color w:val="0000EE"/>
-            <w:u w:val="single"/>
-          </w:rPr>
-          <w:t>書7章</w:t>
-        </w:r>
-      </w:hyperlink>
-      <w:r>
-        <w:rPr>
-          <w:lang w:val="zh_TW" w:bidi="zh_TW"/>
-        </w:rPr>
-        <w:t>），或大衛數點百姓的罪（</w:t>
-      </w:r>
-      <w:hyperlink r:id="rId378">
-        <w:r>
-          <w:rPr>
-            <w:lang w:val="zh_TW" w:bidi="zh_TW"/>
-          </w:rPr>
-          <w:rPr>
-            <w:color w:val="0000EE"/>
-            <w:u w:val="single"/>
-          </w:rPr>
-          <w:t>代上21:3–8</w:t>
-        </w:r>
-      </w:hyperlink>
-      <w:r>
-        <w:rPr>
-          <w:lang w:val="zh_TW" w:bidi="zh_TW"/>
-        </w:rPr>
-        <w:t>）。</w:t>
-      </w:r>
-    </w:p>
-    <w:p>
-      <w:pPr/>
-      <w:r>
-        <w:rPr>
-          <w:lang w:val="zh_TW" w:bidi="zh_TW"/>
-        </w:rPr>
-      </w:r>
-      <w:r>
-        <w:rPr>
-          <w:i/>
-          <w:lang w:val="zh_TW" w:bidi="zh_TW"/>
-        </w:rPr>
-        <w:t>歷史呼應</w:t>
-      </w:r>
-      <w:r>
-        <w:rPr>
-          <w:lang w:val="zh_TW" w:bidi="zh_TW"/>
-        </w:rPr>
-        <w:t>（correspondence in history）並不是解釋方法，而是一種思考神的方式，假設神子民所經歷的事情是過去幾代人也曾經歷；而神是信實的，祂在當下的工作方式與祂過去的方式一致。因此，神子民的試煉和拯救，常常是借用以前神子民的記載來表達。以賽亞書將預期的拯救描述為第二次出埃及（</w:t>
-      </w:r>
-      <w:hyperlink r:id="rId379">
-        <w:r>
-          <w:rPr>
-            <w:lang w:val="zh_TW" w:bidi="zh_TW"/>
-          </w:rPr>
-          <w:rPr>
-            <w:color w:val="0000EE"/>
-            <w:u w:val="single"/>
-          </w:rPr>
-          <w:t>11:15–16</w:t>
-        </w:r>
-      </w:hyperlink>
-      <w:r>
-        <w:rPr>
-          <w:lang w:val="zh_TW" w:bidi="zh_TW"/>
-        </w:rPr>
-        <w:t>）。以西結書將立於百姓中的王描述為第二個大衛（</w:t>
-      </w:r>
-      <w:hyperlink r:id="rId380">
-        <w:r>
-          <w:rPr>
-            <w:lang w:val="zh_TW" w:bidi="zh_TW"/>
-          </w:rPr>
-          <w:rPr>
-            <w:color w:val="0000EE"/>
-            <w:u w:val="single"/>
-          </w:rPr>
-          <w:t>結37:25</w:t>
-        </w:r>
-      </w:hyperlink>
-      <w:r>
-        <w:rPr>
-          <w:lang w:val="zh_TW" w:bidi="zh_TW"/>
-        </w:rPr>
-        <w:t>）。在新約中，</w:t>
-      </w:r>
-      <w:hyperlink r:id="rId381">
-        <w:r>
-          <w:rPr>
-            <w:lang w:val="zh_TW" w:bidi="zh_TW"/>
-          </w:rPr>
-          <w:rPr>
-            <w:color w:val="0000EE"/>
-            <w:u w:val="single"/>
-          </w:rPr>
-          <w:t>啟示錄第二十二章</w:t>
-        </w:r>
-      </w:hyperlink>
-      <w:r>
-        <w:rPr>
-          <w:lang w:val="zh_TW" w:bidi="zh_TW"/>
-        </w:rPr>
-        <w:t>以伊甸園的措辭描述新天新地（</w:t>
-      </w:r>
-      <w:hyperlink r:id="rId382">
-        <w:r>
-          <w:rPr>
-            <w:lang w:val="zh_TW" w:bidi="zh_TW"/>
-          </w:rPr>
-          <w:rPr>
-            <w:color w:val="0000EE"/>
-            <w:u w:val="single"/>
-          </w:rPr>
-          <w:t>創2–3章</w:t>
-        </w:r>
-      </w:hyperlink>
-      <w:r>
-        <w:rPr>
-          <w:lang w:val="zh_TW" w:bidi="zh_TW"/>
-        </w:rPr>
-        <w:t>）。有時這種技巧會被描述為「預表」，但這個術語已被用於許多有問題的解釋，容易產生誤導。最重要的是，這個概念反映神與神在祂子民中工作的看法。</w:t>
-      </w:r>
-    </w:p>
-    <w:p>
-      <w:pPr/>
-      <w:r>
-        <w:rPr>
-          <w:lang w:val="zh_TW" w:bidi="zh_TW"/>
-        </w:rPr>
-      </w:r>
-      <w:r>
-        <w:rPr>
-          <w:lang w:val="zh_TW" w:bidi="zh_TW"/>
-        </w:rPr>
-        <w:t>透過這兩個概念，我們可以理解新約引用舊約的方式。耶穌是應許的拯救者，末後的日子已在祂的事工中開始，這種信念隨處可見。</w:t>
-      </w:r>
-      <w:hyperlink r:id="rId327">
-        <w:r>
-          <w:rPr>
-            <w:lang w:val="zh_TW" w:bidi="zh_TW"/>
-          </w:rPr>
-          <w:rPr>
-            <w:color w:val="0000EE"/>
-            <w:u w:val="single"/>
-          </w:rPr>
-          <w:t>何西阿書十一章1節</w:t>
-        </w:r>
-      </w:hyperlink>
-      <w:r>
-        <w:rPr>
-          <w:lang w:val="zh_TW" w:bidi="zh_TW"/>
-        </w:rPr>
-        <w:t>可以在</w:t>
-      </w:r>
-      <w:hyperlink r:id="rId326">
-        <w:r>
-          <w:rPr>
-            <w:lang w:val="zh_TW" w:bidi="zh_TW"/>
-          </w:rPr>
-          <w:rPr>
-            <w:color w:val="0000EE"/>
-            <w:u w:val="single"/>
-          </w:rPr>
-          <w:t>馬太福音二章15節</w:t>
-        </w:r>
-      </w:hyperlink>
-      <w:r>
-        <w:rPr>
-          <w:lang w:val="zh_TW" w:bidi="zh_TW"/>
-        </w:rPr>
-        <w:t>中引用，正是因為群體一致和歷史呼應。對於國的描述也適用於耶穌作為國的代表，並且他們在各自的歷史中也有對應。</w:t>
-      </w:r>
-      <w:hyperlink r:id="rId329">
-        <w:r>
-          <w:rPr>
-            <w:lang w:val="zh_TW" w:bidi="zh_TW"/>
-          </w:rPr>
-          <w:rPr>
-            <w:color w:val="0000EE"/>
-            <w:u w:val="single"/>
-          </w:rPr>
-          <w:t>耶利米書三十一章15節</w:t>
-        </w:r>
-      </w:hyperlink>
-      <w:r>
-        <w:rPr>
-          <w:lang w:val="zh_TW" w:bidi="zh_TW"/>
-        </w:rPr>
-        <w:t>可以用在</w:t>
-      </w:r>
-      <w:hyperlink r:id="rId328">
-        <w:r>
-          <w:rPr>
-            <w:lang w:val="zh_TW" w:bidi="zh_TW"/>
-          </w:rPr>
-          <w:rPr>
-            <w:color w:val="0000EE"/>
-            <w:u w:val="single"/>
-          </w:rPr>
-          <w:t>馬太福音二章18節</w:t>
-        </w:r>
-      </w:hyperlink>
-      <w:r>
-        <w:rPr>
-          <w:lang w:val="zh_TW" w:bidi="zh_TW"/>
-        </w:rPr>
-        <w:t>中引用，也是因為歷史呼應，特別是因為耶利米書展望神對以色列的旨意，並預言新約（</w:t>
-      </w:r>
-      <w:hyperlink r:id="rId383">
-        <w:r>
-          <w:rPr>
-            <w:lang w:val="zh_TW" w:bidi="zh_TW"/>
-          </w:rPr>
-          <w:rPr>
-            <w:color w:val="0000EE"/>
-            <w:u w:val="single"/>
-          </w:rPr>
-          <w:t>31:17、31–34</w:t>
-        </w:r>
-      </w:hyperlink>
-      <w:r>
-        <w:rPr>
-          <w:lang w:val="zh_TW" w:bidi="zh_TW"/>
-        </w:rPr>
-        <w:t>）。馬太看到這歷史呼應，並且相信這應許的救恩已經在耶穌裡實現。</w:t>
-      </w:r>
-      <w:hyperlink r:id="rId330">
-        <w:r>
-          <w:rPr>
-            <w:lang w:val="zh_TW" w:bidi="zh_TW"/>
-          </w:rPr>
-          <w:rPr>
-            <w:color w:val="0000EE"/>
-            <w:u w:val="single"/>
-          </w:rPr>
-          <w:t>約翰福音十二章40節</w:t>
-        </w:r>
-      </w:hyperlink>
-      <w:r>
-        <w:rPr>
-          <w:lang w:val="zh_TW" w:bidi="zh_TW"/>
-        </w:rPr>
-        <w:t>引用</w:t>
-      </w:r>
-      <w:hyperlink r:id="rId331">
-        <w:r>
-          <w:rPr>
-            <w:lang w:val="zh_TW" w:bidi="zh_TW"/>
-          </w:rPr>
-          <w:rPr>
-            <w:color w:val="0000EE"/>
-            <w:u w:val="single"/>
-          </w:rPr>
-          <w:t>以賽亞書六章10節</w:t>
-        </w:r>
-      </w:hyperlink>
-      <w:r>
-        <w:rPr>
-          <w:lang w:val="zh_TW" w:bidi="zh_TW"/>
-        </w:rPr>
-        <w:t>來描述耶穌的事工，並非扭曲了舊約經文的意思，而是因為他看到神的使者過去經歷的事情，在耶穌的事工中再度發生，甚至達到</w:t>
-      </w:r>
-      <w:r>
-        <w:rPr>
-          <w:i/>
-          <w:lang w:val="zh_TW" w:bidi="zh_TW"/>
-        </w:rPr>
-        <w:t>終極</w:t>
-      </w:r>
-      <w:r>
-        <w:rPr>
-          <w:lang w:val="zh_TW" w:bidi="zh_TW"/>
-        </w:rPr>
-        <w:t>的應驗。這樣的歷史呼應例子不勝枚舉。</w:t>
-      </w:r>
-    </w:p>
-    <w:p>
-      <w:pPr/>
-      <w:r>
-        <w:rPr>
-          <w:lang w:val="zh_TW" w:bidi="zh_TW"/>
-        </w:rPr>
-      </w:r>
-      <w:r>
-        <w:rPr>
-          <w:lang w:val="zh_TW" w:bidi="zh_TW"/>
-        </w:rPr>
-        <w:t>另外還有一些經文似乎是舊約經文的</w:t>
-      </w:r>
-      <w:r>
-        <w:rPr>
-          <w:i/>
-          <w:lang w:val="zh_TW" w:bidi="zh_TW"/>
-        </w:rPr>
-        <w:t>實現</w:t>
-      </w:r>
-      <w:r>
-        <w:rPr>
-          <w:lang w:val="zh_TW" w:bidi="zh_TW"/>
-        </w:rPr>
-        <w:t>。某些引用似乎在耶穌的事工中「活現」出來，由於他們篤信耶穌及其國度，新約作者經常看到某些舊約經文在耶穌身上實現，並且充滿生命。</w:t>
-      </w:r>
-      <w:hyperlink r:id="rId384">
-        <w:r>
-          <w:rPr>
-            <w:lang w:val="zh_TW" w:bidi="zh_TW"/>
-          </w:rPr>
-          <w:rPr>
-            <w:color w:val="0000EE"/>
-            <w:u w:val="single"/>
-          </w:rPr>
-          <w:t>詩篇一一八篇22節</w:t>
-        </w:r>
-      </w:hyperlink>
-      <w:r>
-        <w:rPr>
-          <w:lang w:val="zh_TW" w:bidi="zh_TW"/>
-        </w:rPr>
-        <w:t>原本並不是針對彌賽亞的預言，但耶穌將其看作是對祂事工的描述（</w:t>
-      </w:r>
-      <w:hyperlink r:id="rId385">
-        <w:r>
-          <w:rPr>
-            <w:lang w:val="zh_TW" w:bidi="zh_TW"/>
-          </w:rPr>
-          <w:rPr>
-            <w:color w:val="0000EE"/>
-            <w:u w:val="single"/>
-          </w:rPr>
-          <w:t>太21:42</w:t>
-        </w:r>
-      </w:hyperlink>
-      <w:r>
-        <w:rPr>
-          <w:lang w:val="zh_TW" w:bidi="zh_TW"/>
-        </w:rPr>
-        <w:t>），早期教會也將這節經文應用於耶穌的死與復活（</w:t>
-      </w:r>
-      <w:hyperlink r:id="rId386">
-        <w:r>
-          <w:rPr>
-            <w:lang w:val="zh_TW" w:bidi="zh_TW"/>
-          </w:rPr>
-          <w:rPr>
-            <w:color w:val="0000EE"/>
-            <w:u w:val="single"/>
-          </w:rPr>
-          <w:t>徒4:11</w:t>
-        </w:r>
-      </w:hyperlink>
-      <w:r>
-        <w:rPr>
-          <w:lang w:val="zh_TW" w:bidi="zh_TW"/>
-        </w:rPr>
-        <w:t>）。</w:t>
-      </w:r>
-      <w:hyperlink r:id="rId387">
-        <w:r>
-          <w:rPr>
-            <w:lang w:val="zh_TW" w:bidi="zh_TW"/>
-          </w:rPr>
-          <w:rPr>
-            <w:color w:val="0000EE"/>
-            <w:u w:val="single"/>
-          </w:rPr>
-          <w:t>以賽亞書第五十三章</w:t>
-        </w:r>
-      </w:hyperlink>
-      <w:r>
-        <w:rPr>
-          <w:lang w:val="zh_TW" w:bidi="zh_TW"/>
-        </w:rPr>
-        <w:t>是另一處新約視為實現在耶穌事工中的經文（見</w:t>
-      </w:r>
-      <w:hyperlink r:id="rId388">
-        <w:r>
-          <w:rPr>
-            <w:lang w:val="zh_TW" w:bidi="zh_TW"/>
-          </w:rPr>
-          <w:rPr>
-            <w:color w:val="0000EE"/>
-            <w:u w:val="single"/>
-          </w:rPr>
-          <w:t>徒8:32–35</w:t>
-        </w:r>
-      </w:hyperlink>
-      <w:r>
-        <w:rPr>
-          <w:lang w:val="zh_TW" w:bidi="zh_TW"/>
-        </w:rPr>
-        <w:t>和</w:t>
-      </w:r>
-      <w:hyperlink r:id="rId389">
-        <w:r>
-          <w:rPr>
-            <w:lang w:val="zh_TW" w:bidi="zh_TW"/>
-          </w:rPr>
-          <w:rPr>
-            <w:color w:val="0000EE"/>
-            <w:u w:val="single"/>
-          </w:rPr>
-          <w:t>彼前2:22–25</w:t>
-        </w:r>
-      </w:hyperlink>
-      <w:r>
-        <w:rPr>
-          <w:lang w:val="zh_TW" w:bidi="zh_TW"/>
-        </w:rPr>
-        <w:t>）。一些基督徒將</w:t>
-      </w:r>
-      <w:hyperlink r:id="rId390">
-        <w:r>
-          <w:rPr>
-            <w:lang w:val="zh_TW" w:bidi="zh_TW"/>
-          </w:rPr>
-          <w:rPr>
-            <w:color w:val="0000EE"/>
-            <w:u w:val="single"/>
-          </w:rPr>
-          <w:t>詩篇第二十二篇</w:t>
-        </w:r>
-      </w:hyperlink>
-      <w:r>
-        <w:rPr>
-          <w:lang w:val="zh_TW" w:bidi="zh_TW"/>
-        </w:rPr>
-        <w:t>視為耶穌受難的預言，但它似乎更像是舊約一位義人受難的哀嘆。通過歷史呼應，基督徒看到詩人的遭遇在耶穌的受難中得以實現，這篇詩篇便為人直接使用，描述神的義人所遭受苦難。</w:t>
-      </w:r>
-      <w:hyperlink r:id="rId342">
-        <w:r>
-          <w:rPr>
-            <w:lang w:val="zh_TW" w:bidi="zh_TW"/>
-          </w:rPr>
-          <w:rPr>
-            <w:color w:val="0000EE"/>
-            <w:u w:val="single"/>
-          </w:rPr>
-          <w:t>以賽亞書四十章3節</w:t>
-        </w:r>
-      </w:hyperlink>
-      <w:r>
-        <w:rPr>
-          <w:lang w:val="zh_TW" w:bidi="zh_TW"/>
-        </w:rPr>
-        <w:t>的話，描述了施洗約翰的事工（太3:3）。猶太人已將這節經文視為神末日拯救的預言，而早期教會則認為施洗約翰正在實現先鋒的工作。路加福音認定這一角色（</w:t>
-      </w:r>
-      <w:hyperlink r:id="rId391">
-        <w:r>
-          <w:rPr>
-            <w:lang w:val="zh_TW" w:bidi="zh_TW"/>
-          </w:rPr>
-          <w:rPr>
-            <w:color w:val="0000EE"/>
-            <w:u w:val="single"/>
-          </w:rPr>
-          <w:t>路3:4–6</w:t>
-        </w:r>
-      </w:hyperlink>
-      <w:r>
-        <w:rPr>
-          <w:lang w:val="zh_TW" w:bidi="zh_TW"/>
-        </w:rPr>
-        <w:t>），又把同樣的角色應用於耶穌的門徒身上（</w:t>
-      </w:r>
-      <w:hyperlink r:id="rId392">
-        <w:r>
-          <w:rPr>
-            <w:lang w:val="zh_TW" w:bidi="zh_TW"/>
-          </w:rPr>
-          <w:rPr>
-            <w:color w:val="0000EE"/>
-            <w:u w:val="single"/>
-          </w:rPr>
-          <w:t>9:52</w:t>
-        </w:r>
-      </w:hyperlink>
-      <w:r>
-        <w:rPr>
-          <w:lang w:val="zh_TW" w:bidi="zh_TW"/>
-        </w:rPr>
-        <w:t>，</w:t>
-      </w:r>
-      <w:hyperlink r:id="rId393">
-        <w:r>
-          <w:rPr>
-            <w:lang w:val="zh_TW" w:bidi="zh_TW"/>
-          </w:rPr>
-          <w:rPr>
-            <w:color w:val="0000EE"/>
-            <w:u w:val="single"/>
-          </w:rPr>
-          <w:t>10:1</w:t>
-        </w:r>
-      </w:hyperlink>
-      <w:r>
-        <w:rPr>
-          <w:lang w:val="zh_TW" w:bidi="zh_TW"/>
-        </w:rPr>
-        <w:t>）。這似乎是經文實現與歷史對應的又一例子。在其他地方，教會將原本指向基督的思想，應用於基督徒（例如，</w:t>
-      </w:r>
-      <w:hyperlink r:id="rId394">
-        <w:r>
-          <w:rPr>
-            <w:lang w:val="zh_TW" w:bidi="zh_TW"/>
-          </w:rPr>
-          <w:rPr>
-            <w:color w:val="0000EE"/>
-            <w:u w:val="single"/>
-          </w:rPr>
-          <w:t>彼得前書二章4至5節</w:t>
-        </w:r>
-      </w:hyperlink>
-      <w:r>
-        <w:rPr>
-          <w:lang w:val="zh_TW" w:bidi="zh_TW"/>
-        </w:rPr>
-        <w:t>中的石頭；</w:t>
-      </w:r>
-      <w:hyperlink r:id="rId395">
-        <w:r>
-          <w:rPr>
-            <w:lang w:val="zh_TW" w:bidi="zh_TW"/>
-          </w:rPr>
-          <w:rPr>
-            <w:color w:val="0000EE"/>
-            <w:u w:val="single"/>
-          </w:rPr>
-          <w:t>使徒行傳十三章46至47節</w:t>
-        </w:r>
-      </w:hyperlink>
-      <w:r>
-        <w:rPr>
-          <w:lang w:val="zh_TW" w:bidi="zh_TW"/>
-        </w:rPr>
-        <w:t>中受苦僕人的事工）。</w:t>
-      </w:r>
-    </w:p>
-    <w:p>
-      <w:pPr/>
-      <w:r>
-        <w:rPr>
-          <w:lang w:val="zh_TW" w:bidi="zh_TW"/>
-        </w:rPr>
-      </w:r>
-      <w:r>
-        <w:rPr>
-          <w:lang w:val="zh_TW" w:bidi="zh_TW"/>
-        </w:rPr>
-        <w:t>要以最簡便的方式，描述舊約如何在基督裡「應驗」，就是說舊約就在耶穌裡完全和終極實現。即使沒有實際引用，舊約中的觀念，如先知、祭司或君王的形象，都在耶穌身上完全實現，成為所有舊約模式的理想與具體呈現。祂告訴宗教權威：「在這裡有一人比所羅門更大」（</w:t>
-      </w:r>
-      <w:hyperlink r:id="rId396">
-        <w:r>
-          <w:rPr>
-            <w:lang w:val="zh_TW" w:bidi="zh_TW"/>
-          </w:rPr>
-          <w:rPr>
-            <w:color w:val="0000EE"/>
-            <w:u w:val="single"/>
-          </w:rPr>
-          <w:t>太12:42</w:t>
-        </w:r>
-      </w:hyperlink>
-      <w:r>
-        <w:rPr>
-          <w:lang w:val="zh_TW" w:bidi="zh_TW"/>
-        </w:rPr>
-        <w:t>）或「在這裡有一人比殿更大」（</w:t>
-      </w:r>
-      <w:hyperlink r:id="rId251">
-        <w:r>
-          <w:rPr>
-            <w:lang w:val="zh_TW" w:bidi="zh_TW"/>
-          </w:rPr>
-          <w:rPr>
-            <w:color w:val="0000EE"/>
-            <w:u w:val="single"/>
-          </w:rPr>
-          <w:t>太12:6</w:t>
-        </w:r>
-      </w:hyperlink>
-      <w:r>
-        <w:rPr>
-          <w:lang w:val="zh_TW" w:bidi="zh_TW"/>
-        </w:rPr>
-        <w:t>）。涉及歷史呼應或實現的經文也引導人們相信，耶穌是舊約經文的高峰。</w:t>
-      </w:r>
-    </w:p>
-    <w:p>
-      <w:pPr>
-        <w:pStyle w:val="Heading3"/>
-      </w:pPr>
-      <w:r>
-        <w:rPr>
-          <w:lang w:val="zh_TW" w:bidi="zh_TW"/>
-        </w:rPr>
-        <w:t>使用舊約的目的</w:t>
-      </w:r>
-    </w:p>
-    <w:p>
-      <w:pPr/>
-      <w:r>
-        <w:rPr>
-          <w:lang w:val="zh_TW" w:bidi="zh_TW"/>
-        </w:rPr>
-      </w:r>
-      <w:r>
-        <w:rPr>
-          <w:lang w:val="zh_TW" w:bidi="zh_TW"/>
-        </w:rPr>
-        <w:t>新約對舊約的多樣詮釋與應用，反映了在事實上，舊約會被用於多種目的。人們常常只想到使用舊約來證明耶穌是彌賽亞，但事實上，舊約有多種用途和不同目標。許多舊約經文確實被用來證明耶穌是彌賽亞，是舊約應許的實現（</w:t>
-      </w:r>
-      <w:hyperlink r:id="rId397">
-        <w:r>
-          <w:rPr>
-            <w:lang w:val="zh_TW" w:bidi="zh_TW"/>
-          </w:rPr>
-          <w:rPr>
-            <w:color w:val="0000EE"/>
-            <w:u w:val="single"/>
-          </w:rPr>
-          <w:t>路4:16–21</w:t>
-        </w:r>
-      </w:hyperlink>
-      <w:r>
-        <w:rPr>
-          <w:lang w:val="zh_TW" w:bidi="zh_TW"/>
-        </w:rPr>
-        <w:t>）。然而，除了強調這一應驗，其他經文也被應用在耶穌身上，以達致不同目的：傳福音（</w:t>
-      </w:r>
-      <w:hyperlink r:id="rId388">
-        <w:r>
-          <w:rPr>
-            <w:lang w:val="zh_TW" w:bidi="zh_TW"/>
-          </w:rPr>
-          <w:rPr>
-            <w:color w:val="0000EE"/>
-            <w:u w:val="single"/>
-          </w:rPr>
-          <w:t>徒8:32–35</w:t>
-        </w:r>
-      </w:hyperlink>
-      <w:r>
-        <w:rPr>
-          <w:lang w:val="zh_TW" w:bidi="zh_TW"/>
-        </w:rPr>
-        <w:t>）、示範或說服（</w:t>
-      </w:r>
-      <w:hyperlink r:id="rId398">
-        <w:r>
-          <w:rPr>
-            <w:lang w:val="zh_TW" w:bidi="zh_TW"/>
-          </w:rPr>
-          <w:rPr>
-            <w:color w:val="0000EE"/>
-            <w:u w:val="single"/>
-          </w:rPr>
-          <w:t>徒13:33–35</w:t>
-        </w:r>
-      </w:hyperlink>
-      <w:r>
-        <w:rPr>
-          <w:lang w:val="zh_TW" w:bidi="zh_TW"/>
-        </w:rPr>
-        <w:t>）、責備（</w:t>
-      </w:r>
-      <w:hyperlink r:id="rId399">
-        <w:r>
-          <w:rPr>
-            <w:lang w:val="zh_TW" w:bidi="zh_TW"/>
-          </w:rPr>
-          <w:rPr>
-            <w:color w:val="0000EE"/>
-            <w:u w:val="single"/>
-          </w:rPr>
-          <w:t>可7:6–7</w:t>
-        </w:r>
-      </w:hyperlink>
-      <w:r>
-        <w:rPr>
-          <w:lang w:val="zh_TW" w:bidi="zh_TW"/>
-        </w:rPr>
-        <w:t>；</w:t>
-      </w:r>
-      <w:hyperlink r:id="rId400">
-        <w:r>
-          <w:rPr>
-            <w:lang w:val="zh_TW" w:bidi="zh_TW"/>
-          </w:rPr>
-          <w:rPr>
-            <w:color w:val="0000EE"/>
-            <w:u w:val="single"/>
-          </w:rPr>
-          <w:t>羅11:7–10</w:t>
-        </w:r>
-      </w:hyperlink>
-      <w:r>
-        <w:rPr>
-          <w:lang w:val="zh_TW" w:bidi="zh_TW"/>
-        </w:rPr>
-        <w:t>），以及描述（</w:t>
-      </w:r>
-      <w:hyperlink r:id="rId401">
-        <w:r>
-          <w:rPr>
-            <w:lang w:val="zh_TW" w:bidi="zh_TW"/>
-          </w:rPr>
-          <w:rPr>
-            <w:color w:val="0000EE"/>
-            <w:u w:val="single"/>
-          </w:rPr>
-          <w:t>啟1:12–15</w:t>
-        </w:r>
-      </w:hyperlink>
-      <w:r>
-        <w:rPr>
-          <w:lang w:val="zh_TW" w:bidi="zh_TW"/>
-        </w:rPr>
-        <w:t>）。另一方面，許多新約引用的舊約經文並非直接與彌賽亞有關，而是被改編來傳遞神對生活或倫理方面的話語。例如，耶穌引用</w:t>
-      </w:r>
-      <w:hyperlink r:id="rId363">
-        <w:r>
-          <w:rPr>
-            <w:lang w:val="zh_TW" w:bidi="zh_TW"/>
-          </w:rPr>
-          <w:rPr>
-            <w:color w:val="0000EE"/>
-            <w:u w:val="single"/>
-          </w:rPr>
-          <w:t>創世記二章24節</w:t>
-        </w:r>
-      </w:hyperlink>
-      <w:r>
-        <w:rPr>
-          <w:lang w:val="zh_TW" w:bidi="zh_TW"/>
-        </w:rPr>
-        <w:t>來支持祂對離婚的教導，以回應由民事上關於離婚的規定所引發的問題（</w:t>
-      </w:r>
-      <w:hyperlink r:id="rId402">
-        <w:r>
-          <w:rPr>
-            <w:lang w:val="zh_TW" w:bidi="zh_TW"/>
-          </w:rPr>
-          <w:rPr>
-            <w:color w:val="0000EE"/>
-            <w:u w:val="single"/>
-          </w:rPr>
-          <w:t>申24:1</w:t>
-        </w:r>
-      </w:hyperlink>
-      <w:r>
-        <w:rPr>
-          <w:lang w:val="zh_TW" w:bidi="zh_TW"/>
-        </w:rPr>
-        <w:t>；</w:t>
-      </w:r>
-      <w:hyperlink r:id="rId403">
-        <w:r>
-          <w:rPr>
-            <w:lang w:val="zh_TW" w:bidi="zh_TW"/>
-          </w:rPr>
-          <w:rPr>
-            <w:color w:val="0000EE"/>
-            <w:u w:val="single"/>
-          </w:rPr>
-          <w:t>太19:1–12</w:t>
-        </w:r>
-      </w:hyperlink>
-      <w:r>
-        <w:rPr>
-          <w:lang w:val="zh_TW" w:bidi="zh_TW"/>
-        </w:rPr>
-        <w:t>）。強調舊約的誡命，表明誡命對基督徒的重要性（</w:t>
-      </w:r>
-      <w:hyperlink r:id="rId404">
-        <w:r>
-          <w:rPr>
-            <w:lang w:val="zh_TW" w:bidi="zh_TW"/>
-          </w:rPr>
-          <w:rPr>
-            <w:color w:val="0000EE"/>
-            <w:u w:val="single"/>
-          </w:rPr>
-          <w:t>太19:16–22</w:t>
-        </w:r>
-      </w:hyperlink>
-      <w:r>
-        <w:rPr>
-          <w:lang w:val="zh_TW" w:bidi="zh_TW"/>
-        </w:rPr>
-        <w:t>；</w:t>
-      </w:r>
-      <w:hyperlink r:id="rId405">
-        <w:r>
-          <w:rPr>
-            <w:lang w:val="zh_TW" w:bidi="zh_TW"/>
-          </w:rPr>
-          <w:rPr>
-            <w:color w:val="0000EE"/>
-            <w:u w:val="single"/>
-          </w:rPr>
-          <w:t>羅13:8–10</w:t>
-        </w:r>
-      </w:hyperlink>
-      <w:r>
-        <w:rPr>
-          <w:lang w:val="zh_TW" w:bidi="zh_TW"/>
-        </w:rPr>
-        <w:t>）。舊約的陳述也常針對具體問題。保羅處理哥林多的驕傲問題，是引用</w:t>
-      </w:r>
-      <w:hyperlink r:id="rId406">
-        <w:r>
-          <w:rPr>
-            <w:lang w:val="zh_TW" w:bidi="zh_TW"/>
-          </w:rPr>
-          <w:rPr>
-            <w:color w:val="0000EE"/>
-            <w:u w:val="single"/>
-          </w:rPr>
-          <w:t>耶利米書九章24節</w:t>
-        </w:r>
-      </w:hyperlink>
-      <w:r>
-        <w:rPr>
-          <w:lang w:val="zh_TW" w:bidi="zh_TW"/>
-        </w:rPr>
-        <w:t>（「誇口的，當指著主誇口」，</w:t>
-      </w:r>
-      <w:hyperlink r:id="rId407">
-        <w:r>
-          <w:rPr>
-            <w:lang w:val="zh_TW" w:bidi="zh_TW"/>
-          </w:rPr>
-          <w:rPr>
-            <w:color w:val="0000EE"/>
-            <w:u w:val="single"/>
-          </w:rPr>
-          <w:t>林前1:31</w:t>
-        </w:r>
-      </w:hyperlink>
-      <w:r>
-        <w:rPr>
-          <w:lang w:val="zh_TW" w:bidi="zh_TW"/>
-        </w:rPr>
-        <w:t>）來解決；</w:t>
-      </w:r>
-      <w:hyperlink r:id="rId408">
-        <w:r>
-          <w:rPr>
-            <w:lang w:val="zh_TW" w:bidi="zh_TW"/>
-          </w:rPr>
-          <w:rPr>
-            <w:color w:val="0000EE"/>
-            <w:u w:val="single"/>
-          </w:rPr>
-          <w:t>彼得前書三章10至12節</w:t>
-        </w:r>
-      </w:hyperlink>
-      <w:r>
-        <w:rPr>
-          <w:lang w:val="zh_TW" w:bidi="zh_TW"/>
-        </w:rPr>
-        <w:t>包含</w:t>
-      </w:r>
-      <w:hyperlink r:id="rId409">
-        <w:r>
-          <w:rPr>
-            <w:lang w:val="zh_TW" w:bidi="zh_TW"/>
-          </w:rPr>
-          <w:rPr>
-            <w:color w:val="0000EE"/>
-            <w:u w:val="single"/>
-          </w:rPr>
-          <w:t>詩篇三十四篇12至16節</w:t>
-        </w:r>
-      </w:hyperlink>
-      <w:r>
-        <w:rPr>
-          <w:lang w:val="zh_TW" w:bidi="zh_TW"/>
-        </w:rPr>
-        <w:t>作為倫理指導，</w:t>
-      </w:r>
-      <w:hyperlink r:id="rId410">
-        <w:r>
-          <w:rPr>
-            <w:lang w:val="zh_TW" w:bidi="zh_TW"/>
-          </w:rPr>
-          <w:rPr>
-            <w:color w:val="0000EE"/>
-            <w:u w:val="single"/>
-          </w:rPr>
-          <w:t>三章14至15節</w:t>
-        </w:r>
-      </w:hyperlink>
-      <w:r>
-        <w:rPr>
-          <w:lang w:val="zh_TW" w:bidi="zh_TW"/>
-        </w:rPr>
-        <w:t>借用了</w:t>
-      </w:r>
-      <w:hyperlink r:id="rId411">
-        <w:r>
-          <w:rPr>
-            <w:lang w:val="zh_TW" w:bidi="zh_TW"/>
-          </w:rPr>
-          <w:rPr>
-            <w:color w:val="0000EE"/>
-            <w:u w:val="single"/>
-          </w:rPr>
-          <w:t>以賽亞書八章12至13節</w:t>
-        </w:r>
-      </w:hyperlink>
-      <w:r>
-        <w:rPr>
-          <w:lang w:val="zh_TW" w:bidi="zh_TW"/>
-        </w:rPr>
-        <w:t>來應對人們恐懼苦難；</w:t>
-      </w:r>
-      <w:hyperlink r:id="rId412">
-        <w:r>
-          <w:rPr>
-            <w:lang w:val="zh_TW" w:bidi="zh_TW"/>
-          </w:rPr>
-          <w:rPr>
-            <w:color w:val="0000EE"/>
-            <w:u w:val="single"/>
-          </w:rPr>
-          <w:t>以弗所書六章14至17節</w:t>
-        </w:r>
-      </w:hyperlink>
-      <w:r>
-        <w:rPr>
-          <w:lang w:val="zh_TW" w:bidi="zh_TW"/>
-        </w:rPr>
-        <w:t>中的屬靈軍裝，主要來自舊約經文。這樣的例子多不勝數，毫無疑問，舊約是用來描述基督徒的生活存留。事實上，新約討論的幾乎所有主題，都在某處通過舊約的術語和引用呈現。舊約經文也經常用來描述教會作為神的末世子民。</w:t>
-      </w:r>
-      <w:hyperlink r:id="rId413">
-        <w:r>
-          <w:rPr>
-            <w:lang w:val="zh_TW" w:bidi="zh_TW"/>
-          </w:rPr>
-          <w:rPr>
-            <w:color w:val="0000EE"/>
-            <w:u w:val="single"/>
-          </w:rPr>
-          <w:t>何西阿書二章23節</w:t>
-        </w:r>
-      </w:hyperlink>
-      <w:r>
-        <w:rPr>
-          <w:lang w:val="zh_TW" w:bidi="zh_TW"/>
-        </w:rPr>
-        <w:t>用來顯示，那些以前不是神子民的人，如今成為神的子民（</w:t>
-      </w:r>
-      <w:hyperlink r:id="rId414">
-        <w:r>
-          <w:rPr>
-            <w:lang w:val="zh_TW" w:bidi="zh_TW"/>
-          </w:rPr>
-          <w:rPr>
-            <w:color w:val="0000EE"/>
-            <w:u w:val="single"/>
-          </w:rPr>
-          <w:t>羅9:25–26</w:t>
-        </w:r>
-      </w:hyperlink>
-      <w:r>
-        <w:rPr>
-          <w:lang w:val="zh_TW" w:bidi="zh_TW"/>
-        </w:rPr>
-        <w:t>；</w:t>
-      </w:r>
-      <w:hyperlink r:id="rId415">
-        <w:r>
-          <w:rPr>
-            <w:lang w:val="zh_TW" w:bidi="zh_TW"/>
-          </w:rPr>
-          <w:rPr>
-            <w:color w:val="0000EE"/>
-            <w:u w:val="single"/>
-          </w:rPr>
-          <w:t>彼前2:10</w:t>
-        </w:r>
-      </w:hyperlink>
-      <w:r>
-        <w:rPr>
-          <w:lang w:val="zh_TW" w:bidi="zh_TW"/>
-        </w:rPr>
-        <w:t>）；幾段舊約經文豐富了</w:t>
-      </w:r>
-      <w:hyperlink r:id="rId314">
-        <w:r>
-          <w:rPr>
-            <w:lang w:val="zh_TW" w:bidi="zh_TW"/>
-          </w:rPr>
-          <w:rPr>
-            <w:color w:val="0000EE"/>
-            <w:u w:val="single"/>
-          </w:rPr>
-          <w:t>彼得前書二章9節</w:t>
-        </w:r>
-      </w:hyperlink>
-      <w:r>
-        <w:rPr>
-          <w:lang w:val="zh_TW" w:bidi="zh_TW"/>
-        </w:rPr>
-        <w:t>對教會的描述。提到神話語的舊約經文，也被用來描述使徒的宣講（</w:t>
-      </w:r>
-      <w:hyperlink r:id="rId416">
-        <w:r>
-          <w:rPr>
-            <w:lang w:val="zh_TW" w:bidi="zh_TW"/>
-          </w:rPr>
-          <w:rPr>
-            <w:color w:val="0000EE"/>
-            <w:u w:val="single"/>
-          </w:rPr>
-          <w:t>羅10:8</w:t>
-        </w:r>
-      </w:hyperlink>
-      <w:r>
-        <w:rPr>
-          <w:lang w:val="zh_TW" w:bidi="zh_TW"/>
-        </w:rPr>
-        <w:t>；</w:t>
-      </w:r>
-      <w:hyperlink r:id="rId417">
-        <w:r>
-          <w:rPr>
-            <w:lang w:val="zh_TW" w:bidi="zh_TW"/>
-          </w:rPr>
-          <w:rPr>
-            <w:color w:val="0000EE"/>
-            <w:u w:val="single"/>
-          </w:rPr>
-          <w:t>彼前1:24–25</w:t>
-        </w:r>
-      </w:hyperlink>
-      <w:r>
-        <w:rPr>
-          <w:lang w:val="zh_TW" w:bidi="zh_TW"/>
-        </w:rPr>
-        <w:t>）。舊約又會引用來描述人類的罪惡狀況（</w:t>
-      </w:r>
-      <w:hyperlink r:id="rId418">
-        <w:r>
-          <w:rPr>
-            <w:lang w:val="zh_TW" w:bidi="zh_TW"/>
-          </w:rPr>
-          <w:rPr>
-            <w:color w:val="0000EE"/>
-            <w:u w:val="single"/>
-          </w:rPr>
-          <w:t>羅3:10–20</w:t>
-        </w:r>
-      </w:hyperlink>
-      <w:r>
-        <w:rPr>
-          <w:lang w:val="zh_TW" w:bidi="zh_TW"/>
-        </w:rPr>
-        <w:t>）；救恩通過舊約的概念和符號來解釋，並且是基於舊約的陳述（</w:t>
-      </w:r>
-      <w:hyperlink r:id="rId419">
-        <w:r>
-          <w:rPr>
-            <w:lang w:val="zh_TW" w:bidi="zh_TW"/>
-          </w:rPr>
-          <w:rPr>
-            <w:color w:val="0000EE"/>
-            <w:u w:val="single"/>
-          </w:rPr>
-          <w:t>約6:31–33</w:t>
-        </w:r>
-      </w:hyperlink>
-      <w:r>
-        <w:rPr>
-          <w:lang w:val="zh_TW" w:bidi="zh_TW"/>
-        </w:rPr>
-        <w:t>；</w:t>
-      </w:r>
-      <w:hyperlink r:id="rId420">
-        <w:r>
-          <w:rPr>
-            <w:lang w:val="zh_TW" w:bidi="zh_TW"/>
-          </w:rPr>
-          <w:rPr>
-            <w:color w:val="0000EE"/>
-            <w:u w:val="single"/>
-          </w:rPr>
-          <w:t>加3:6–13</w:t>
-        </w:r>
-      </w:hyperlink>
-      <w:r>
-        <w:rPr>
-          <w:lang w:val="zh_TW" w:bidi="zh_TW"/>
-        </w:rPr>
-        <w:t>）。但以理書的話語描述耶穌的再來（</w:t>
-      </w:r>
-      <w:hyperlink r:id="rId421">
-        <w:r>
-          <w:rPr>
-            <w:lang w:val="zh_TW" w:bidi="zh_TW"/>
-          </w:rPr>
-          <w:rPr>
-            <w:color w:val="0000EE"/>
-            <w:u w:val="single"/>
-          </w:rPr>
-          <w:t>7:13–14</w:t>
-        </w:r>
-      </w:hyperlink>
-      <w:r>
-        <w:rPr>
-          <w:lang w:val="zh_TW" w:bidi="zh_TW"/>
-        </w:rPr>
-        <w:t>；參</w:t>
-      </w:r>
-      <w:hyperlink r:id="rId422">
-        <w:r>
-          <w:rPr>
-            <w:lang w:val="zh_TW" w:bidi="zh_TW"/>
-          </w:rPr>
-          <w:rPr>
-            <w:color w:val="0000EE"/>
-            <w:u w:val="single"/>
-          </w:rPr>
-          <w:t>太24:30</w:t>
-        </w:r>
-      </w:hyperlink>
-      <w:r>
-        <w:rPr>
-          <w:lang w:val="zh_TW" w:bidi="zh_TW"/>
-        </w:rPr>
-        <w:t>）。甚至早期基督徒的敬拜也通過舊約來表達（見</w:t>
-      </w:r>
-      <w:hyperlink r:id="rId423">
-        <w:r>
-          <w:rPr>
-            <w:lang w:val="zh_TW" w:bidi="zh_TW"/>
-          </w:rPr>
-          <w:rPr>
-            <w:color w:val="0000EE"/>
-            <w:u w:val="single"/>
-          </w:rPr>
-          <w:t>徒4:24</w:t>
-        </w:r>
-      </w:hyperlink>
-      <w:r>
-        <w:rPr>
-          <w:lang w:val="zh_TW" w:bidi="zh_TW"/>
-        </w:rPr>
-        <w:t>；</w:t>
-      </w:r>
-      <w:hyperlink r:id="rId424">
-        <w:r>
-          <w:rPr>
-            <w:lang w:val="zh_TW" w:bidi="zh_TW"/>
-          </w:rPr>
-          <w:rPr>
-            <w:color w:val="0000EE"/>
-            <w:u w:val="single"/>
-          </w:rPr>
-          <w:t>羅11:34–35</w:t>
-        </w:r>
-      </w:hyperlink>
-      <w:r>
-        <w:rPr>
-          <w:lang w:val="zh_TW" w:bidi="zh_TW"/>
-        </w:rPr>
-        <w:t>）。</w:t>
-      </w:r>
-      <w:r>
-        <w:rPr>
-          <w:lang w:val="zh_TW" w:bidi="zh_TW"/>
-        </w:rPr>
-      </w:r>
-      <w:r>
-        <w:rPr>
-          <w:lang w:val="zh_TW" w:bidi="zh_TW"/>
-        </w:rPr>
-      </w:r>
-    </w:p>
-    <w:p>
-      <w:pPr/>
-      <w:r>
-        <w:rPr>
-          <w:lang w:val="zh_TW" w:bidi="zh_TW"/>
-        </w:rPr>
-      </w:r>
-    </w:p>
-    <w:p>
-      <w:pPr>
-        <w:pStyle w:val="Heading2"/>
-      </w:pPr>
-      <w:r>
-        <w:rPr>
-          <w:lang w:val="zh_TW" w:bidi="zh_TW"/>
-        </w:rPr>
         <w:t>聖經抄本與文本（新約）</w:t>
       </w:r>
       <w:r>
@@ -13950,7 +11234,7 @@
         </w:rPr>
         <w:t>這份二世紀晚期的抄本包含</w:t>
       </w:r>
-      <w:hyperlink r:id="rId425">
+      <w:hyperlink r:id="rId318">
         <w:r>
           <w:rPr>
             <w:lang w:val="zh_TW" w:bidi="zh_TW"/>
@@ -14008,7 +11292,7 @@
         </w:rPr>
         <w:t>抄本。第一部分的一個殘片上包含</w:t>
       </w:r>
-      <w:hyperlink r:id="rId426">
+      <w:hyperlink r:id="rId319">
         <w:r>
           <w:rPr>
             <w:lang w:val="zh_TW" w:bidi="zh_TW"/>
@@ -14026,7 +11310,7 @@
         </w:rPr>
         <w:t>，而另一個殘片則包含</w:t>
       </w:r>
-      <w:hyperlink r:id="rId427">
+      <w:hyperlink r:id="rId320">
         <w:r>
           <w:rPr>
             <w:lang w:val="zh_TW" w:bidi="zh_TW"/>
@@ -14044,7 +11328,7 @@
         </w:rPr>
         <w:t>——可能來自一份只包含約翰福音抄本的第一和最後一個折頁。這部分於1899年發表在俄西林古蒲草紙抄本第二卷中；第二部分（包含</w:t>
       </w:r>
-      <w:hyperlink r:id="rId428">
+      <w:hyperlink r:id="rId321">
         <w:r>
           <w:rPr>
             <w:lang w:val="zh_TW" w:bidi="zh_TW"/>
@@ -14116,7 +11400,7 @@
         </w:rPr>
         <w:t>這份抄本可追溯至公元175至225年間，包含</w:t>
       </w:r>
-      <w:hyperlink r:id="rId429">
+      <w:hyperlink r:id="rId322">
         <w:r>
           <w:rPr>
             <w:lang w:val="zh_TW" w:bidi="zh_TW"/>
@@ -14134,7 +11418,7 @@
         </w:rPr>
         <w:t>，</w:t>
       </w:r>
-      <w:hyperlink r:id="rId430">
+      <w:hyperlink r:id="rId323">
         <w:r>
           <w:rPr>
             <w:lang w:val="zh_TW" w:bidi="zh_TW"/>
@@ -14152,7 +11436,7 @@
         </w:rPr>
         <w:t>，</w:t>
       </w:r>
-      <w:hyperlink r:id="rId431">
+      <w:hyperlink r:id="rId324">
         <w:r>
           <w:rPr>
             <w:lang w:val="zh_TW" w:bidi="zh_TW"/>
@@ -14170,7 +11454,7 @@
         </w:rPr>
         <w:t>，</w:t>
       </w:r>
-      <w:hyperlink r:id="rId432">
+      <w:hyperlink r:id="rId325">
         <w:r>
           <w:rPr>
             <w:lang w:val="zh_TW" w:bidi="zh_TW"/>
@@ -14200,7 +11484,7 @@
         </w:rPr>
         <w:t>背面。因此，一些學者認為這份抄本可能是由一位羅馬官員帶到埃及，並在他離職時留下的。P13與B的內容一致，並且補充了B缺失的部分——即從</w:t>
       </w:r>
-      <w:hyperlink r:id="rId433">
+      <w:hyperlink r:id="rId326">
         <w:r>
           <w:rPr>
             <w:lang w:val="zh_TW" w:bidi="zh_TW"/>
@@ -14246,7 +11530,7 @@
         </w:rPr>
         <w:t>這份抄本可追溯至公元150–75年，這是最早的馬太福音抄本（</w:t>
       </w:r>
-      <w:hyperlink r:id="rId434">
+      <w:hyperlink r:id="rId327">
         <w:r>
           <w:rPr>
             <w:lang w:val="zh_TW" w:bidi="zh_TW"/>
@@ -14292,7 +11576,7 @@
         </w:rPr>
         <w:t>這份第二世紀的抄本（約150–75年）包含</w:t>
       </w:r>
-      <w:hyperlink r:id="rId435">
+      <w:hyperlink r:id="rId328">
         <w:r>
           <w:rPr>
             <w:lang w:val="zh_TW" w:bidi="zh_TW"/>
@@ -14338,7 +11622,7 @@
         </w:rPr>
         <w:t>包含</w:t>
       </w:r>
-      <w:hyperlink r:id="rId436">
+      <w:hyperlink r:id="rId329">
         <w:r>
           <w:rPr>
             <w:lang w:val="zh_TW" w:bidi="zh_TW"/>
@@ -14381,7 +11665,7 @@
         </w:rPr>
         <w:t>這些抄本是切斯特比提（Chester Beatty）和密西根大學在1930年代從埃及的一位商人手中購買的。這個收藏中有三份抄本是非常早期的，其中包含了大量的新約文本。P45（約公元200年）包含了四福音書和使徒行傳的一部分；P46（約公元125年）幾乎包含了保羅的所有書信和希伯來書；以及P47（三世紀）包含</w:t>
       </w:r>
-      <w:hyperlink r:id="rId437">
+      <w:hyperlink r:id="rId330">
         <w:r>
           <w:rPr>
             <w:lang w:val="zh_TW" w:bidi="zh_TW"/>
@@ -14427,7 +11711,7 @@
         </w:rPr>
         <w:t>這份抄本包含四福音書和使徒行傳（</w:t>
       </w:r>
-      <w:hyperlink r:id="rId438">
+      <w:hyperlink r:id="rId331">
         <w:r>
           <w:rPr>
             <w:lang w:val="zh_TW" w:bidi="zh_TW"/>
@@ -14439,7 +11723,7 @@
           <w:t>太20:24–32，</w:t>
         </w:r>
       </w:hyperlink>
-      <w:hyperlink r:id="rId439">
+      <w:hyperlink r:id="rId332">
         <w:r>
           <w:rPr>
             <w:lang w:val="zh_TW" w:bidi="zh_TW"/>
@@ -14451,7 +11735,7 @@
           <w:t>21:13–19，</w:t>
         </w:r>
       </w:hyperlink>
-      <w:hyperlink r:id="rId440">
+      <w:hyperlink r:id="rId333">
         <w:r>
           <w:rPr>
             <w:lang w:val="zh_TW" w:bidi="zh_TW"/>
@@ -14463,7 +11747,7 @@
           <w:t>25:41–26:39；</w:t>
         </w:r>
       </w:hyperlink>
-      <w:hyperlink r:id="rId441">
+      <w:hyperlink r:id="rId334">
         <w:r>
           <w:rPr>
             <w:lang w:val="zh_TW" w:bidi="zh_TW"/>
@@ -14481,7 +11765,7 @@
         </w:rPr>
         <w:t>，</w:t>
       </w:r>
-      <w:hyperlink r:id="rId442">
+      <w:hyperlink r:id="rId335">
         <w:r>
           <w:rPr>
             <w:lang w:val="zh_TW" w:bidi="zh_TW"/>
@@ -14499,7 +11783,7 @@
         </w:rPr>
         <w:t>；</w:t>
       </w:r>
-      <w:hyperlink r:id="rId443">
+      <w:hyperlink r:id="rId336">
         <w:r>
           <w:rPr>
             <w:lang w:val="zh_TW" w:bidi="zh_TW"/>
@@ -14517,7 +11801,7 @@
         </w:rPr>
         <w:t>，</w:t>
       </w:r>
-      <w:hyperlink r:id="rId444">
+      <w:hyperlink r:id="rId337">
         <w:r>
           <w:rPr>
             <w:lang w:val="zh_TW" w:bidi="zh_TW"/>
@@ -14535,7 +11819,7 @@
         </w:rPr>
         <w:t>；</w:t>
       </w:r>
-      <w:hyperlink r:id="rId445">
+      <w:hyperlink r:id="rId338">
         <w:r>
           <w:rPr>
             <w:lang w:val="zh_TW" w:bidi="zh_TW"/>
@@ -14553,7 +11837,7 @@
         </w:rPr>
         <w:t>、</w:t>
       </w:r>
-      <w:hyperlink r:id="rId446">
+      <w:hyperlink r:id="rId339">
         <w:r>
           <w:rPr>
             <w:lang w:val="zh_TW" w:bidi="zh_TW"/>
@@ -14571,7 +11855,7 @@
         </w:rPr>
         <w:t>，</w:t>
       </w:r>
-      <w:hyperlink r:id="rId447">
+      <w:hyperlink r:id="rId340">
         <w:r>
           <w:rPr>
             <w:lang w:val="zh_TW" w:bidi="zh_TW"/>
@@ -14589,7 +11873,7 @@
         </w:rPr>
         <w:t>，</w:t>
       </w:r>
-      <w:hyperlink r:id="rId448">
+      <w:hyperlink r:id="rId341">
         <w:r>
           <w:rPr>
             <w:lang w:val="zh_TW" w:bidi="zh_TW"/>
@@ -14607,7 +11891,7 @@
         </w:rPr>
         <w:t>、</w:t>
       </w:r>
-      <w:hyperlink r:id="rId449">
+      <w:hyperlink r:id="rId342">
         <w:r>
           <w:rPr>
             <w:lang w:val="zh_TW" w:bidi="zh_TW"/>
@@ -14625,7 +11909,7 @@
         </w:rPr>
         <w:t>；</w:t>
       </w:r>
-      <w:hyperlink r:id="rId450">
+      <w:hyperlink r:id="rId343">
         <w:r>
           <w:rPr>
             <w:lang w:val="zh_TW" w:bidi="zh_TW"/>
@@ -14697,7 +11981,7 @@
         </w:rPr>
         <w:t>這部抄本包含了保羅的大部分書信（不包括教牧書信），順序如下：</w:t>
       </w:r>
-      <w:hyperlink r:id="rId451">
+      <w:hyperlink r:id="rId344">
         <w:r>
           <w:rPr>
             <w:lang w:val="zh_TW" w:bidi="zh_TW"/>
@@ -14715,7 +11999,7 @@
         </w:rPr>
         <w:t>，</w:t>
       </w:r>
-      <w:hyperlink r:id="rId452">
+      <w:hyperlink r:id="rId345">
         <w:r>
           <w:rPr>
             <w:lang w:val="zh_TW" w:bidi="zh_TW"/>
@@ -14733,7 +12017,7 @@
         </w:rPr>
         <w:t>，</w:t>
       </w:r>
-      <w:hyperlink r:id="rId453">
+      <w:hyperlink r:id="rId346">
         <w:r>
           <w:rPr>
             <w:lang w:val="zh_TW" w:bidi="zh_TW"/>
@@ -14751,7 +12035,7 @@
         </w:rPr>
         <w:t>；</w:t>
       </w:r>
-      <w:hyperlink r:id="rId454">
+      <w:hyperlink r:id="rId347">
         <w:r>
           <w:rPr>
             <w:lang w:val="zh_TW" w:bidi="zh_TW"/>
@@ -14769,7 +12053,7 @@
         </w:rPr>
         <w:t>；</w:t>
       </w:r>
-      <w:hyperlink r:id="rId455">
+      <w:hyperlink r:id="rId348">
         <w:r>
           <w:rPr>
             <w:lang w:val="zh_TW" w:bidi="zh_TW"/>
@@ -14787,7 +12071,7 @@
         </w:rPr>
         <w:t>；</w:t>
       </w:r>
-      <w:hyperlink r:id="rId456">
+      <w:hyperlink r:id="rId349">
         <w:r>
           <w:rPr>
             <w:lang w:val="zh_TW" w:bidi="zh_TW"/>
@@ -14805,7 +12089,7 @@
         </w:rPr>
         <w:t>；</w:t>
       </w:r>
-      <w:hyperlink r:id="rId457">
+      <w:hyperlink r:id="rId350">
         <w:r>
           <w:rPr>
             <w:lang w:val="zh_TW" w:bidi="zh_TW"/>
@@ -14823,7 +12107,7 @@
         </w:rPr>
         <w:t>；</w:t>
       </w:r>
-      <w:hyperlink r:id="rId458">
+      <w:hyperlink r:id="rId351">
         <w:r>
           <w:rPr>
             <w:lang w:val="zh_TW" w:bidi="zh_TW"/>
@@ -14841,7 +12125,7 @@
         </w:rPr>
         <w:t>；</w:t>
       </w:r>
-      <w:hyperlink r:id="rId459">
+      <w:hyperlink r:id="rId352">
         <w:r>
           <w:rPr>
             <w:lang w:val="zh_TW" w:bidi="zh_TW"/>
@@ -14859,7 +12143,7 @@
         </w:rPr>
         <w:t>；</w:t>
       </w:r>
-      <w:hyperlink r:id="rId460">
+      <w:hyperlink r:id="rId353">
         <w:r>
           <w:rPr>
             <w:lang w:val="zh_TW" w:bidi="zh_TW"/>
@@ -14877,7 +12161,7 @@
         </w:rPr>
         <w:t>；</w:t>
       </w:r>
-      <w:hyperlink r:id="rId461">
+      <w:hyperlink r:id="rId354">
         <w:r>
           <w:rPr>
             <w:lang w:val="zh_TW" w:bidi="zh_TW"/>
@@ -14895,7 +12179,7 @@
         </w:rPr>
         <w:t>，</w:t>
       </w:r>
-      <w:hyperlink r:id="rId462">
+      <w:hyperlink r:id="rId355">
         <w:r>
           <w:rPr>
             <w:lang w:val="zh_TW" w:bidi="zh_TW"/>
@@ -14913,7 +12197,7 @@
         </w:rPr>
         <w:t>，</w:t>
       </w:r>
-      <w:hyperlink r:id="rId463">
+      <w:hyperlink r:id="rId356">
         <w:r>
           <w:rPr>
             <w:lang w:val="zh_TW" w:bidi="zh_TW"/>
@@ -14987,7 +12271,7 @@
         </w:rPr>
         <w:t>這部三世紀的抄本包含</w:t>
       </w:r>
-      <w:hyperlink r:id="rId464">
+      <w:hyperlink r:id="rId357">
         <w:r>
           <w:rPr>
             <w:lang w:val="zh_TW" w:bidi="zh_TW"/>
@@ -15054,7 +12338,7 @@
         </w:rPr>
         <w:t>抄本是P66（約公元175年，幾乎包含了整卷約翰福音），P72（三世紀，包含彼得前書、彼得後書和猶大書），以及P75（約公元200年，包含大部分的</w:t>
       </w:r>
-      <w:hyperlink r:id="rId465">
+      <w:hyperlink r:id="rId358">
         <w:r>
           <w:rPr>
             <w:lang w:val="zh_TW" w:bidi="zh_TW"/>
@@ -15072,7 +12356,7 @@
         </w:rPr>
         <w:t>至</w:t>
       </w:r>
-      <w:hyperlink r:id="rId466">
+      <w:hyperlink r:id="rId359">
         <w:r>
           <w:rPr>
             <w:lang w:val="zh_TW" w:bidi="zh_TW"/>
@@ -15118,7 +12402,7 @@
         </w:rPr>
         <w:t>這份抄本包含了約翰福音的大部分內容（</w:t>
       </w:r>
-      <w:hyperlink r:id="rId467">
+      <w:hyperlink r:id="rId360">
         <w:r>
           <w:rPr>
             <w:lang w:val="zh_TW" w:bidi="zh_TW"/>
@@ -15136,7 +12420,7 @@
         </w:rPr>
         <w:t>，</w:t>
       </w:r>
-      <w:hyperlink r:id="rId468">
+      <w:hyperlink r:id="rId361">
         <w:r>
           <w:rPr>
             <w:lang w:val="zh_TW" w:bidi="zh_TW"/>
@@ -15154,7 +12438,7 @@
         </w:rPr>
         <w:t>，</w:t>
       </w:r>
-      <w:hyperlink r:id="rId469">
+      <w:hyperlink r:id="rId362">
         <w:r>
           <w:rPr>
             <w:lang w:val="zh_TW" w:bidi="zh_TW"/>
@@ -15172,7 +12456,7 @@
         </w:rPr>
         <w:t>，</w:t>
       </w:r>
-      <w:hyperlink r:id="rId470">
+      <w:hyperlink r:id="rId363">
         <w:r>
           <w:rPr>
             <w:lang w:val="zh_TW" w:bidi="zh_TW"/>
@@ -15190,7 +12474,7 @@
         </w:rPr>
         <w:t>，</w:t>
       </w:r>
-      <w:hyperlink r:id="rId471">
+      <w:hyperlink r:id="rId364">
         <w:r>
           <w:rPr>
             <w:lang w:val="zh_TW" w:bidi="zh_TW"/>
@@ -15208,7 +12492,7 @@
         </w:rPr>
         <w:t>，</w:t>
       </w:r>
-      <w:hyperlink r:id="rId472">
+      <w:hyperlink r:id="rId365">
         <w:r>
           <w:rPr>
             <w:lang w:val="zh_TW" w:bidi="zh_TW"/>
@@ -15226,7 +12510,7 @@
         </w:rPr>
         <w:t>，</w:t>
       </w:r>
-      <w:hyperlink r:id="rId473">
+      <w:hyperlink r:id="rId366">
         <w:r>
           <w:rPr>
             <w:lang w:val="zh_TW" w:bidi="zh_TW"/>
@@ -15244,7 +12528,7 @@
         </w:rPr>
         <w:t>，</w:t>
       </w:r>
-      <w:hyperlink r:id="rId474">
+      <w:hyperlink r:id="rId367">
         <w:r>
           <w:rPr>
             <w:lang w:val="zh_TW" w:bidi="zh_TW"/>
@@ -15262,7 +12546,7 @@
         </w:rPr>
         <w:t>）。該抄本不包括行淫婦人的經文（</w:t>
       </w:r>
-      <w:hyperlink r:id="rId475">
+      <w:hyperlink r:id="rId368">
         <w:r>
           <w:rPr>
             <w:lang w:val="zh_TW" w:bidi="zh_TW"/>
@@ -15294,7 +12578,7 @@
         </w:rPr>
         <w:t>根據最近的研究，顯然P66保存了三個人的工作成果：原始抄寫員、非常全面的校訂者和次要的校訂者。P66的原始抄寫員以熟練手法，用較大的字體書寫，以填滿抄本。大字體顯示這是為基督徒會眾朗讀而寫的。該文本顯示出抄寫員對聖經其它部分的了解（如他將</w:t>
       </w:r>
-      <w:hyperlink r:id="rId476">
+      <w:hyperlink r:id="rId369">
         <w:r>
           <w:rPr>
             <w:lang w:val="zh_TW" w:bidi="zh_TW"/>
@@ -15312,7 +12596,7 @@
         </w:rPr>
         <w:t>與</w:t>
       </w:r>
-      <w:hyperlink r:id="rId477">
+      <w:hyperlink r:id="rId370">
         <w:r>
           <w:rPr>
             <w:lang w:val="zh_TW" w:bidi="zh_TW"/>
@@ -15330,7 +12614,7 @@
         </w:rPr>
         <w:t>以及將</w:t>
       </w:r>
-      <w:hyperlink r:id="rId478">
+      <w:hyperlink r:id="rId371">
         <w:r>
           <w:rPr>
             <w:lang w:val="zh_TW" w:bidi="zh_TW"/>
@@ -15348,7 +12632,7 @@
         </w:rPr>
         <w:t>與</w:t>
       </w:r>
-      <w:hyperlink r:id="rId479">
+      <w:hyperlink r:id="rId372">
         <w:r>
           <w:rPr>
             <w:lang w:val="zh_TW" w:bidi="zh_TW"/>
@@ -15434,7 +12718,7 @@
         </w:rPr>
         <w:t>這份抄本可追溯至三世紀晚期，在一份抄本中彙集了有趣的文獻：</w:t>
       </w:r>
-      <w:hyperlink r:id="rId480">
+      <w:hyperlink r:id="rId373">
         <w:r>
           <w:rPr>
             <w:lang w:val="zh_TW" w:bidi="zh_TW"/>
@@ -15452,7 +12736,7 @@
         </w:rPr>
         <w:t>；</w:t>
       </w:r>
-      <w:hyperlink r:id="rId481">
+      <w:hyperlink r:id="rId374">
         <w:r>
           <w:rPr>
             <w:lang w:val="zh_TW" w:bidi="zh_TW"/>
@@ -15470,7 +12754,7 @@
         </w:rPr>
         <w:t>；</w:t>
       </w:r>
-      <w:hyperlink r:id="rId482">
+      <w:hyperlink r:id="rId375">
         <w:r>
           <w:rPr>
             <w:lang w:val="zh_TW" w:bidi="zh_TW"/>
@@ -15512,7 +12796,7 @@
         </w:rPr>
         <w:t>的逾越節講章（Melito’s Homily on the Passover）、一段讚美詩的殘片、菲利亞斯的辯護詞（Apology of Phileas），以及</w:t>
       </w:r>
-      <w:hyperlink r:id="rId483">
+      <w:hyperlink r:id="rId376">
         <w:r>
           <w:rPr>
             <w:lang w:val="zh_TW" w:bidi="zh_TW"/>
@@ -15530,7 +12814,7 @@
         </w:rPr>
         <w:t>和</w:t>
       </w:r>
-      <w:hyperlink r:id="rId484">
+      <w:hyperlink r:id="rId377">
         <w:r>
           <w:rPr>
             <w:lang w:val="zh_TW" w:bidi="zh_TW"/>
@@ -15590,7 +12874,7 @@
         </w:rPr>
         <w:t>這份抄本包含了大部分的路加福音和約翰福音（</w:t>
       </w:r>
-      <w:hyperlink r:id="rId485">
+      <w:hyperlink r:id="rId378">
         <w:r>
           <w:rPr>
             <w:lang w:val="zh_TW" w:bidi="zh_TW"/>
@@ -15608,7 +12892,7 @@
         </w:rPr>
         <w:t>，</w:t>
       </w:r>
-      <w:hyperlink r:id="rId486">
+      <w:hyperlink r:id="rId379">
         <w:r>
           <w:rPr>
             <w:lang w:val="zh_TW" w:bidi="zh_TW"/>
@@ -15626,7 +12910,7 @@
         </w:rPr>
         <w:t>，</w:t>
       </w:r>
-      <w:hyperlink r:id="rId487">
+      <w:hyperlink r:id="rId380">
         <w:r>
           <w:rPr>
             <w:lang w:val="zh_TW" w:bidi="zh_TW"/>
@@ -15644,7 +12928,7 @@
         </w:rPr>
         <w:t>，</w:t>
       </w:r>
-      <w:hyperlink r:id="rId488">
+      <w:hyperlink r:id="rId381">
         <w:r>
           <w:rPr>
             <w:lang w:val="zh_TW" w:bidi="zh_TW"/>
@@ -15662,7 +12946,7 @@
         </w:rPr>
         <w:t>；</w:t>
       </w:r>
-      <w:hyperlink r:id="rId489">
+      <w:hyperlink r:id="rId382">
         <w:r>
           <w:rPr>
             <w:lang w:val="zh_TW" w:bidi="zh_TW"/>
@@ -15680,7 +12964,7 @@
         </w:rPr>
         <w:t>、</w:t>
       </w:r>
-      <w:hyperlink r:id="rId490">
+      <w:hyperlink r:id="rId383">
         <w:r>
           <w:rPr>
             <w:lang w:val="zh_TW" w:bidi="zh_TW"/>
@@ -15698,7 +12982,7 @@
         </w:rPr>
         <w:t>，</w:t>
       </w:r>
-      <w:hyperlink r:id="rId491">
+      <w:hyperlink r:id="rId384">
         <w:r>
           <w:rPr>
             <w:lang w:val="zh_TW" w:bidi="zh_TW"/>
@@ -15716,7 +13000,7 @@
         </w:rPr>
         <w:t>，</w:t>
       </w:r>
-      <w:hyperlink r:id="rId492">
+      <w:hyperlink r:id="rId385">
         <w:r>
           <w:rPr>
             <w:lang w:val="zh_TW" w:bidi="zh_TW"/>
@@ -15734,7 +13018,7 @@
         </w:rPr>
         <w:t>，</w:t>
       </w:r>
-      <w:hyperlink r:id="rId493">
+      <w:hyperlink r:id="rId386">
         <w:r>
           <w:rPr>
             <w:lang w:val="zh_TW" w:bidi="zh_TW"/>
@@ -15752,7 +13036,7 @@
         </w:rPr>
         <w:t>，</w:t>
       </w:r>
-      <w:hyperlink r:id="rId494">
+      <w:hyperlink r:id="rId387">
         <w:r>
           <w:rPr>
             <w:lang w:val="zh_TW" w:bidi="zh_TW"/>
@@ -15770,7 +13054,7 @@
         </w:rPr>
         <w:t>。）這份抄本不包括有關行淫婦人的經文（</w:t>
       </w:r>
-      <w:hyperlink r:id="rId475">
+      <w:hyperlink r:id="rId368">
         <w:r>
           <w:rPr>
             <w:lang w:val="zh_TW" w:bidi="zh_TW"/>
@@ -15932,7 +13216,7 @@
         </w:rPr>
         <w:t>這份抄本保存了</w:t>
       </w:r>
-      <w:hyperlink r:id="rId495">
+      <w:hyperlink r:id="rId388">
         <w:r>
           <w:rPr>
             <w:lang w:val="zh_TW" w:bidi="zh_TW"/>
@@ -15950,7 +13234,7 @@
         </w:rPr>
         <w:t>，</w:t>
       </w:r>
-      <w:hyperlink r:id="rId496">
+      <w:hyperlink r:id="rId389">
         <w:r>
           <w:rPr>
             <w:lang w:val="zh_TW" w:bidi="zh_TW"/>
@@ -16016,7 +13300,7 @@
         </w:rPr>
         <w:t>這殘片包含</w:t>
       </w:r>
-      <w:hyperlink r:id="rId497">
+      <w:hyperlink r:id="rId390">
         <w:r>
           <w:rPr>
             <w:lang w:val="zh_TW" w:bidi="zh_TW"/>
@@ -16249,7 +13533,7 @@
         </w:rPr>
         <w:t>凱尼恩（Frederick Kenyon）認為這部抄本是由五位抄寫員完成的，他給每位抄寫員指定了一個羅馬數字為標記。根據凱尼恩，抄寫員I和II抄寫了舊約；抄寫員III抄寫了馬太福音、馬可福音、</w:t>
       </w:r>
-      <w:hyperlink r:id="rId498">
+      <w:hyperlink r:id="rId391">
         <w:r>
           <w:rPr>
             <w:lang w:val="zh_TW" w:bidi="zh_TW"/>
@@ -16267,7 +13551,7 @@
         </w:rPr>
         <w:t>—</w:t>
       </w:r>
-      <w:hyperlink r:id="rId499">
+      <w:hyperlink r:id="rId392">
         <w:r>
           <w:rPr>
             <w:lang w:val="zh_TW" w:bidi="zh_TW"/>
@@ -16285,7 +13569,7 @@
         </w:rPr>
         <w:t>；抄寫員IV抄寫了路加福音—使徒行傳、一般書信、</w:t>
       </w:r>
-      <w:hyperlink r:id="rId500">
+      <w:hyperlink r:id="rId393">
         <w:r>
           <w:rPr>
             <w:lang w:val="zh_TW" w:bidi="zh_TW"/>
@@ -16356,7 +13640,7 @@
         </w:rPr>
         <w:t>這部抄本曾經包含整本希臘文聖經，包括大部分的次經書卷，但現在它的許多頁面已經遺失。最初應有約820頁（1,640面），但現在只有759頁——舊約有617頁，新約有142頁。抄本的主要缺漏包括</w:t>
       </w:r>
-      <w:hyperlink r:id="rId501">
+      <w:hyperlink r:id="rId394">
         <w:r>
           <w:rPr>
             <w:lang w:val="zh_TW" w:bidi="zh_TW"/>
@@ -16374,7 +13658,7 @@
         </w:rPr>
         <w:t>；</w:t>
       </w:r>
-      <w:hyperlink r:id="rId502">
+      <w:hyperlink r:id="rId395">
         <w:r>
           <w:rPr>
             <w:lang w:val="zh_TW" w:bidi="zh_TW"/>
@@ -16392,7 +13676,7 @@
         </w:rPr>
         <w:t>；</w:t>
       </w:r>
-      <w:hyperlink r:id="rId503">
+      <w:hyperlink r:id="rId396">
         <w:r>
           <w:rPr>
             <w:lang w:val="zh_TW" w:bidi="zh_TW"/>
@@ -16410,7 +13694,7 @@
         </w:rPr>
         <w:t>；</w:t>
       </w:r>
-      <w:hyperlink r:id="rId504">
+      <w:hyperlink r:id="rId397">
         <w:r>
           <w:rPr>
             <w:lang w:val="zh_TW" w:bidi="zh_TW"/>
@@ -16649,7 +13933,7 @@
         </w:rPr>
         <w:t>W抄本是從一份由幾個不同抄本拼湊而成的母本（parent manuscript，範本〔exemplar〕）中抄寫出來的。這點很明顯，因為W抄本的文本呈現出明顯的多樣化，甚至文本的分層也與段落的類似變化相一致。抄寫員在編纂母本抄本時，利用了各種來源來編寫他的福音書抄本。母稿的抄寫員很可能在馬可福音的前半部分使用了來自北非（「西方」文本）的文本，而W抄本的抄寫員在填補他所抄寫的較古老抄本中的空白時，使用了來自安提阿的抄本來完成馬太福音和路加福音的後半部分。詳細的文本分析揭示了W的多層次文本結構：在馬太福音中，文本是拜占庭型的；在馬可福音中，文本首先屬西方文本（</w:t>
       </w:r>
-      <w:hyperlink r:id="rId505">
+      <w:hyperlink r:id="rId398">
         <w:r>
           <w:rPr>
             <w:lang w:val="zh_TW" w:bidi="zh_TW"/>
@@ -16667,7 +13951,7 @@
         </w:rPr>
         <w:t>），然後</w:t>
       </w:r>
-      <w:hyperlink r:id="rId506">
+      <w:hyperlink r:id="rId399">
         <w:r>
           <w:rPr>
             <w:lang w:val="zh_TW" w:bidi="zh_TW"/>
@@ -16685,7 +13969,7 @@
         </w:rPr>
         <w:t>則屬於凱撒利亞型（Caesarean）的（類似於P45）；在路加福音中，文本先是亞歷山大型的（</w:t>
       </w:r>
-      <w:hyperlink r:id="rId507">
+      <w:hyperlink r:id="rId400">
         <w:r>
           <w:rPr>
             <w:lang w:val="zh_TW" w:bidi="zh_TW"/>
@@ -16703,7 +13987,7 @@
         </w:rPr>
         <w:t>），然後是拜占庭型的。約翰福音比較複雜，因為約翰的第一部分（</w:t>
       </w:r>
-      <w:hyperlink r:id="rId508">
+      <w:hyperlink r:id="rId401">
         <w:r>
           <w:rPr>
             <w:lang w:val="zh_TW" w:bidi="zh_TW"/>
@@ -17251,7 +14535,7 @@
         </w:rPr>
         <w:t>從十七世紀開始，早期抄本開始被發現——這些抄本的文本與公認文本有所不同。大約在1630年，亞歷山大抄本被帶到英國。一份早期的五世紀抄本，包含整部新約，是新約文本良好的早期證據（特別是啟示錄原文的良好證據）。兩百年後，一位名叫康斯坦丁·馮·蒂申多夫（Constantin von Tischendorf）的德國學者在聖凱瑟琳修道院（位於西奈山附近）發現了西奈抄本。這份抄本大約寫於公元360年，是兩份最古老的希臘文新約聖經羊皮紙（經過處理的動物皮）抄本之一。最早的羊皮紙抄本（vellum manuscript）——梵蒂岡抄本至少從1481年起就一直在梵蒂岡圖書館中，但直到19世紀中葉才向學者開放。這份抄本，比西奈抄本稍早（公元350年），包含希臘文的舊約和新約，但不包括新約的最後部分（</w:t>
       </w:r>
-      <w:hyperlink r:id="rId509">
+      <w:hyperlink r:id="rId402">
         <w:r>
           <w:rPr>
             <w:lang w:val="zh_TW" w:bidi="zh_TW"/>
@@ -17269,7 +14553,7 @@
         </w:rPr>
         <w:t>到</w:t>
       </w:r>
-      <w:hyperlink r:id="rId510">
+      <w:hyperlink r:id="rId403">
         <w:r>
           <w:rPr>
             <w:lang w:val="zh_TW" w:bidi="zh_TW"/>
@@ -17731,7 +15015,7 @@
         </w:rPr>
         <w:t>舊約包含我們所知，有關以色列詩歌的一切，而其中現存的詩歌在舊約中佔有重要地位。這些詩歌在古近東地區似乎廣為人知，因為它的名聲甚至傳到了巴比倫（</w:t>
       </w:r>
-      <w:hyperlink r:id="rId511">
+      <w:hyperlink r:id="rId404">
         <w:r>
           <w:rPr>
             <w:lang w:val="zh_TW" w:bidi="zh_TW"/>
@@ -17791,7 +15075,7 @@
         </w:rPr>
         <w:t>希伯來詩歌的基本單位，是兩行平行句所組成的對句；但這並不是希伯來詩歌中唯一的詩行組合，也有三行（</w:t>
       </w:r>
-      <w:hyperlink r:id="rId512">
+      <w:hyperlink r:id="rId405">
         <w:r>
           <w:rPr>
             <w:lang w:val="zh_TW" w:bidi="zh_TW"/>
@@ -17809,7 +15093,7 @@
         </w:rPr>
         <w:t>，</w:t>
       </w:r>
-      <w:hyperlink r:id="rId513">
+      <w:hyperlink r:id="rId406">
         <w:r>
           <w:rPr>
             <w:lang w:val="zh_TW" w:bidi="zh_TW"/>
@@ -17827,7 +15111,7 @@
         </w:rPr>
         <w:t>，</w:t>
       </w:r>
-      <w:hyperlink r:id="rId514">
+      <w:hyperlink r:id="rId407">
         <w:r>
           <w:rPr>
             <w:lang w:val="zh_TW" w:bidi="zh_TW"/>
@@ -17845,7 +15129,7 @@
         </w:rPr>
         <w:t>）、四行（</w:t>
       </w:r>
-      <w:hyperlink r:id="rId515">
+      <w:hyperlink r:id="rId408">
         <w:r>
           <w:rPr>
             <w:lang w:val="zh_TW" w:bidi="zh_TW"/>
@@ -17863,7 +15147,7 @@
         </w:rPr>
         <w:t>，</w:t>
       </w:r>
-      <w:hyperlink r:id="rId516">
+      <w:hyperlink r:id="rId409">
         <w:r>
           <w:rPr>
             <w:lang w:val="zh_TW" w:bidi="zh_TW"/>
@@ -17881,7 +15165,7 @@
         </w:rPr>
         <w:t>；</w:t>
       </w:r>
-      <w:hyperlink r:id="rId517">
+      <w:hyperlink r:id="rId410">
         <w:r>
           <w:rPr>
             <w:lang w:val="zh_TW" w:bidi="zh_TW"/>
@@ -17899,7 +15183,7 @@
         </w:rPr>
         <w:t>）、五行（</w:t>
       </w:r>
-      <w:hyperlink r:id="rId518">
+      <w:hyperlink r:id="rId411">
         <w:r>
           <w:rPr>
             <w:lang w:val="zh_TW" w:bidi="zh_TW"/>
@@ -17917,7 +15201,7 @@
         </w:rPr>
         <w:t>；</w:t>
       </w:r>
-      <w:hyperlink r:id="rId519">
+      <w:hyperlink r:id="rId412">
         <w:r>
           <w:rPr>
             <w:lang w:val="zh_TW" w:bidi="zh_TW"/>
@@ -17953,7 +15237,7 @@
         </w:rPr>
         <w:t>；</w:t>
       </w:r>
-      <w:hyperlink r:id="rId520">
+      <w:hyperlink r:id="rId413">
         <w:r>
           <w:rPr>
             <w:lang w:val="zh_TW" w:bidi="zh_TW"/>
@@ -17985,7 +15269,7 @@
         </w:rPr>
         <w:t>就目前所知，希伯來聖經的詩歌並沒有格律。這些詩歌幾乎毫不關注格律，與古典希臘與拉丁詩歌和英文詩歌的精密格律安排大相逕庭。唯一的例外出現在哀歌或哀悼之歌中（</w:t>
       </w:r>
-      <w:hyperlink r:id="rId521">
+      <w:hyperlink r:id="rId414">
         <w:r>
           <w:rPr>
             <w:lang w:val="zh_TW" w:bidi="zh_TW"/>
@@ -18003,7 +15287,7 @@
         </w:rPr>
         <w:t>；</w:t>
       </w:r>
-      <w:hyperlink r:id="rId522">
+      <w:hyperlink r:id="rId415">
         <w:r>
           <w:rPr>
             <w:lang w:val="zh_TW" w:bidi="zh_TW"/>
@@ -18049,7 +15333,7 @@
         </w:rPr>
         <w:t>他將平行區分為三種類型。第一種是同義平行，詩句前半部分表達的思想，會在後半部分以不同但等義的詞語重複表達（</w:t>
       </w:r>
-      <w:hyperlink r:id="rId523">
+      <w:hyperlink r:id="rId416">
         <w:r>
           <w:rPr>
             <w:lang w:val="zh_TW" w:bidi="zh_TW"/>
@@ -18067,7 +15351,7 @@
         </w:rPr>
         <w:t>，</w:t>
       </w:r>
-      <w:hyperlink r:id="rId524">
+      <w:hyperlink r:id="rId417">
         <w:r>
           <w:rPr>
             <w:lang w:val="zh_TW" w:bidi="zh_TW"/>
@@ -18085,7 +15369,7 @@
         </w:rPr>
         <w:t>，</w:t>
       </w:r>
-      <w:hyperlink r:id="rId525">
+      <w:hyperlink r:id="rId418">
         <w:r>
           <w:rPr>
             <w:lang w:val="zh_TW" w:bidi="zh_TW"/>
@@ -18103,7 +15387,7 @@
         </w:rPr>
         <w:t>，</w:t>
       </w:r>
-      <w:hyperlink r:id="rId526">
+      <w:hyperlink r:id="rId419">
         <w:r>
           <w:rPr>
             <w:lang w:val="zh_TW" w:bidi="zh_TW"/>
@@ -18121,7 +15405,7 @@
         </w:rPr>
         <w:t>；</w:t>
       </w:r>
-      <w:hyperlink r:id="rId527">
+      <w:hyperlink r:id="rId420">
         <w:r>
           <w:rPr>
             <w:lang w:val="zh_TW" w:bidi="zh_TW"/>
@@ -18139,7 +15423,7 @@
         </w:rPr>
         <w:t>）。第二種是反義平行，詩句前半部分的思想，會在後半部分以相反內容加以對比（</w:t>
       </w:r>
-      <w:hyperlink r:id="rId528">
+      <w:hyperlink r:id="rId421">
         <w:r>
           <w:rPr>
             <w:lang w:val="zh_TW" w:bidi="zh_TW"/>
@@ -18157,7 +15441,7 @@
         </w:rPr>
         <w:t>；</w:t>
       </w:r>
-      <w:hyperlink r:id="rId529">
+      <w:hyperlink r:id="rId422">
         <w:r>
           <w:rPr>
             <w:lang w:val="zh_TW" w:bidi="zh_TW"/>
@@ -18175,7 +15459,7 @@
         </w:rPr>
         <w:t>、</w:t>
       </w:r>
-      <w:hyperlink r:id="rId529">
+      <w:hyperlink r:id="rId422">
         <w:r>
           <w:rPr>
             <w:lang w:val="zh_TW" w:bidi="zh_TW"/>
@@ -18193,7 +15477,7 @@
         </w:rPr>
         <w:t>，</w:t>
       </w:r>
-      <w:hyperlink r:id="rId530">
+      <w:hyperlink r:id="rId423">
         <w:r>
           <w:rPr>
             <w:lang w:val="zh_TW" w:bidi="zh_TW"/>
@@ -18211,7 +15495,7 @@
         </w:rPr>
         <w:t>）。第三種是綜合平行，詩句第一行表達的思想，會在隨後詩行中得以發展與完成（</w:t>
       </w:r>
-      <w:hyperlink r:id="rId512">
+      <w:hyperlink r:id="rId405">
         <w:r>
           <w:rPr>
             <w:lang w:val="zh_TW" w:bidi="zh_TW"/>
@@ -18229,7 +15513,7 @@
         </w:rPr>
         <w:t>，</w:t>
       </w:r>
-      <w:hyperlink r:id="rId531">
+      <w:hyperlink r:id="rId424">
         <w:r>
           <w:rPr>
             <w:lang w:val="zh_TW" w:bidi="zh_TW"/>
@@ -18247,7 +15531,7 @@
         </w:rPr>
         <w:t>，</w:t>
       </w:r>
-      <w:hyperlink r:id="rId532">
+      <w:hyperlink r:id="rId425">
         <w:r>
           <w:rPr>
             <w:lang w:val="zh_TW" w:bidi="zh_TW"/>
@@ -18265,7 +15549,7 @@
         </w:rPr>
         <w:t>；</w:t>
       </w:r>
-      <w:hyperlink r:id="rId533">
+      <w:hyperlink r:id="rId426">
         <w:r>
           <w:rPr>
             <w:lang w:val="zh_TW" w:bidi="zh_TW"/>
@@ -18311,7 +15595,7 @@
         </w:rPr>
         <w:t>詩歌每一行都可以不同字母開頭，例如</w:t>
       </w:r>
-      <w:hyperlink r:id="rId534">
+      <w:hyperlink r:id="rId427">
         <w:r>
           <w:rPr>
             <w:lang w:val="zh_TW" w:bidi="zh_TW"/>
@@ -18329,7 +15613,7 @@
         </w:rPr>
         <w:t>；或每一節都以相同的字母開頭，直到用完二十二個字母，例如</w:t>
       </w:r>
-      <w:hyperlink r:id="rId535">
+      <w:hyperlink r:id="rId428">
         <w:r>
           <w:rPr>
             <w:lang w:val="zh_TW" w:bidi="zh_TW"/>
@@ -18347,7 +15631,7 @@
         </w:rPr>
         <w:t>。這篇詩作是希伯來離合詩的一大例子，其排列方式卻相當複雜。不僅每一節以一個字母開始，而且每一節中的八行詩句都以同一個字母開始，因而有八組字母排列，以平行詩行貫穿整篇詩篇。其它較為精巧的離合詩包括</w:t>
       </w:r>
-      <w:hyperlink r:id="rId536">
+      <w:hyperlink r:id="rId429">
         <w:r>
           <w:rPr>
             <w:lang w:val="zh_TW" w:bidi="zh_TW"/>
@@ -18365,7 +15649,7 @@
         </w:rPr>
         <w:t>、</w:t>
       </w:r>
-      <w:hyperlink r:id="rId537">
+      <w:hyperlink r:id="rId430">
         <w:r>
           <w:rPr>
             <w:lang w:val="zh_TW" w:bidi="zh_TW"/>
@@ -18383,7 +15667,7 @@
         </w:rPr>
         <w:t>、</w:t>
       </w:r>
-      <w:hyperlink r:id="rId484">
+      <w:hyperlink r:id="rId377">
         <w:r>
           <w:rPr>
             <w:lang w:val="zh_TW" w:bidi="zh_TW"/>
@@ -18401,7 +15685,7 @@
         </w:rPr>
         <w:t>、</w:t>
       </w:r>
-      <w:hyperlink r:id="rId538">
+      <w:hyperlink r:id="rId431">
         <w:r>
           <w:rPr>
             <w:lang w:val="zh_TW" w:bidi="zh_TW"/>
@@ -18419,7 +15703,7 @@
         </w:rPr>
         <w:t>、</w:t>
       </w:r>
-      <w:hyperlink r:id="rId539">
+      <w:hyperlink r:id="rId432">
         <w:r>
           <w:rPr>
             <w:lang w:val="zh_TW" w:bidi="zh_TW"/>
@@ -18437,7 +15721,7 @@
         </w:rPr>
         <w:t>、</w:t>
       </w:r>
-      <w:hyperlink r:id="rId540">
+      <w:hyperlink r:id="rId433">
         <w:r>
           <w:rPr>
             <w:lang w:val="zh_TW" w:bidi="zh_TW"/>
@@ -18455,7 +15739,7 @@
         </w:rPr>
         <w:t>和</w:t>
       </w:r>
-      <w:hyperlink r:id="rId541">
+      <w:hyperlink r:id="rId434">
         <w:r>
           <w:rPr>
             <w:lang w:val="zh_TW" w:bidi="zh_TW"/>
@@ -18487,7 +15771,7 @@
         </w:rPr>
         <w:t>耶利米哀歌首四章也遵循離合詩的排列方式。這種離合詩的例子對英文讀者而言較不明顯，因為希伯來文字母的名稱並未標示詩節開頭。在</w:t>
       </w:r>
-      <w:hyperlink r:id="rId542">
+      <w:hyperlink r:id="rId435">
         <w:r>
           <w:rPr>
             <w:lang w:val="zh_TW" w:bidi="zh_TW"/>
@@ -18505,7 +15789,7 @@
         </w:rPr>
         <w:t>中，每一個字母分別開始連續三行的詩句，而這三行各標記為獨立的經節。另一篇離合詩出現在</w:t>
       </w:r>
-      <w:hyperlink r:id="rId543">
+      <w:hyperlink r:id="rId436">
         <w:r>
           <w:rPr>
             <w:lang w:val="zh_TW" w:bidi="zh_TW"/>
@@ -18537,7 +15821,7 @@
         </w:rPr>
         <w:t>另一種能使詩歌具有統一性，並標示其段落的手法是副歌。</w:t>
       </w:r>
-      <w:hyperlink r:id="rId544">
+      <w:hyperlink r:id="rId437">
         <w:r>
           <w:rPr>
             <w:lang w:val="zh_TW" w:bidi="zh_TW"/>
@@ -18569,7 +15853,7 @@
         </w:rPr>
         <w:t>希伯來詩歌的格律取決於重音；其單位是由對句構成，當中的兩詩行可能是相等長度，也可能是不等長度。對句常被排列成詩節。希伯來詩歌的基本範疇是歌曲或抒情詩，這種歌是伴隨音樂而唱的（</w:t>
       </w:r>
-      <w:hyperlink r:id="rId545">
+      <w:hyperlink r:id="rId438">
         <w:r>
           <w:rPr>
             <w:lang w:val="zh_TW" w:bidi="zh_TW"/>
@@ -18587,7 +15871,7 @@
         </w:rPr>
         <w:t>；</w:t>
       </w:r>
-      <w:hyperlink r:id="rId546">
+      <w:hyperlink r:id="rId439">
         <w:r>
           <w:rPr>
             <w:lang w:val="zh_TW" w:bidi="zh_TW"/>
@@ -18605,7 +15889,7 @@
         </w:rPr>
         <w:t>；</w:t>
       </w:r>
-      <w:hyperlink r:id="rId547">
+      <w:hyperlink r:id="rId440">
         <w:r>
           <w:rPr>
             <w:lang w:val="zh_TW" w:bidi="zh_TW"/>
@@ -18623,7 +15907,7 @@
         </w:rPr>
         <w:t>；</w:t>
       </w:r>
-      <w:hyperlink r:id="rId548">
+      <w:hyperlink r:id="rId441">
         <w:r>
           <w:rPr>
             <w:lang w:val="zh_TW" w:bidi="zh_TW"/>
@@ -18641,7 +15925,7 @@
         </w:rPr>
         <w:t>，</w:t>
       </w:r>
-      <w:hyperlink r:id="rId549">
+      <w:hyperlink r:id="rId442">
         <w:r>
           <w:rPr>
             <w:lang w:val="zh_TW" w:bidi="zh_TW"/>
@@ -18659,7 +15943,7 @@
         </w:rPr>
         <w:t>；</w:t>
       </w:r>
-      <w:hyperlink r:id="rId550">
+      <w:hyperlink r:id="rId443">
         <w:r>
           <w:rPr>
             <w:lang w:val="zh_TW" w:bidi="zh_TW"/>
@@ -18677,7 +15961,7 @@
         </w:rPr>
         <w:t>），並可能配合舞蹈（</w:t>
       </w:r>
-      <w:hyperlink r:id="rId551">
+      <w:hyperlink r:id="rId444">
         <w:r>
           <w:rPr>
             <w:lang w:val="zh_TW" w:bidi="zh_TW"/>
@@ -18709,7 +15993,7 @@
         </w:rPr>
         <w:t>舊約的某些完整詩歌，會嵌入在敘事書卷之中，並展現希伯來詩歌的各種類型。聖經記錄的第一首詩歌，是一首戰歌（</w:t>
       </w:r>
-      <w:hyperlink r:id="rId552">
+      <w:hyperlink r:id="rId445">
         <w:r>
           <w:rPr>
             <w:lang w:val="zh_TW" w:bidi="zh_TW"/>
@@ -18727,7 +16011,7 @@
         </w:rPr>
         <w:t>）；同類的著名例子包括摩西之歌（</w:t>
       </w:r>
-      <w:hyperlink r:id="rId553">
+      <w:hyperlink r:id="rId446">
         <w:r>
           <w:rPr>
             <w:lang w:val="zh_TW" w:bidi="zh_TW"/>
@@ -18745,7 +16029,7 @@
         </w:rPr>
         <w:t>）和底波拉之歌（</w:t>
       </w:r>
-      <w:hyperlink r:id="rId554">
+      <w:hyperlink r:id="rId447">
         <w:r>
           <w:rPr>
             <w:lang w:val="zh_TW" w:bidi="zh_TW"/>
@@ -18763,7 +16047,7 @@
         </w:rPr>
         <w:t>）。此外，還有嘲諷之歌（</w:t>
       </w:r>
-      <w:hyperlink r:id="rId555">
+      <w:hyperlink r:id="rId448">
         <w:r>
           <w:rPr>
             <w:lang w:val="zh_TW" w:bidi="zh_TW"/>
@@ -18781,7 +16065,7 @@
         </w:rPr>
         <w:t>）、井水之歌（</w:t>
       </w:r>
-      <w:hyperlink r:id="rId556">
+      <w:hyperlink r:id="rId449">
         <w:r>
           <w:rPr>
             <w:lang w:val="zh_TW" w:bidi="zh_TW"/>
@@ -18799,7 +16083,7 @@
         </w:rPr>
         <w:t>）。在後者的類型中，著名例子包括雅各的祝福（</w:t>
       </w:r>
-      <w:hyperlink r:id="rId557">
+      <w:hyperlink r:id="rId450">
         <w:r>
           <w:rPr>
             <w:lang w:val="zh_TW" w:bidi="zh_TW"/>
@@ -18817,7 +16101,7 @@
         </w:rPr>
         <w:t>）、摩西的祝福（</w:t>
       </w:r>
-      <w:hyperlink r:id="rId558">
+      <w:hyperlink r:id="rId451">
         <w:r>
           <w:rPr>
             <w:lang w:val="zh_TW" w:bidi="zh_TW"/>
@@ -18835,7 +16119,7 @@
         </w:rPr>
         <w:t>）和巴蘭的四個祝福（</w:t>
       </w:r>
-      <w:hyperlink r:id="rId559">
+      <w:hyperlink r:id="rId452">
         <w:r>
           <w:rPr>
             <w:lang w:val="zh_TW" w:bidi="zh_TW"/>
@@ -18853,7 +16137,7 @@
         </w:rPr>
         <w:t>，</w:t>
       </w:r>
-      <w:hyperlink r:id="rId560">
+      <w:hyperlink r:id="rId453">
         <w:r>
           <w:rPr>
             <w:lang w:val="zh_TW" w:bidi="zh_TW"/>
@@ -18871,7 +16155,7 @@
         </w:rPr>
         <w:t>，</w:t>
       </w:r>
-      <w:hyperlink r:id="rId561">
+      <w:hyperlink r:id="rId454">
         <w:r>
           <w:rPr>
             <w:lang w:val="zh_TW" w:bidi="zh_TW"/>
@@ -18889,7 +16173,7 @@
         </w:rPr>
         <w:t>，</w:t>
       </w:r>
-      <w:hyperlink r:id="rId562">
+      <w:hyperlink r:id="rId455">
         <w:r>
           <w:rPr>
             <w:lang w:val="zh_TW" w:bidi="zh_TW"/>
@@ -18907,7 +16191,7 @@
         </w:rPr>
         <w:t>）。舊約也有為死者而作的哀歌（</w:t>
       </w:r>
-      <w:hyperlink r:id="rId563">
+      <w:hyperlink r:id="rId456">
         <w:r>
           <w:rPr>
             <w:lang w:val="zh_TW" w:bidi="zh_TW"/>
@@ -18925,7 +16209,7 @@
         </w:rPr>
         <w:t>）並有教訓的詩歌，警告人們不要浪費（</w:t>
       </w:r>
-      <w:hyperlink r:id="rId564">
+      <w:hyperlink r:id="rId457">
         <w:r>
           <w:rPr>
             <w:lang w:val="zh_TW" w:bidi="zh_TW"/>
@@ -18943,7 +16227,7 @@
         </w:rPr>
         <w:t>）與酗酒（</w:t>
       </w:r>
-      <w:hyperlink r:id="rId565">
+      <w:hyperlink r:id="rId458">
         <w:r>
           <w:rPr>
             <w:lang w:val="zh_TW" w:bidi="zh_TW"/>
@@ -19014,7 +16298,7 @@
         </w:rPr>
         <w:t>新約只有少數詩歌段落，所包含的詩歌可能較舊約為少，因為早期基督徒認為舊約詩篇（在希伯來文和七十士譯本中）已經足以滿足他們的靈修需求。新約所有作者，除了路加之外，都是猶太人。他給我們留下一些令人難忘的詩歌：尊主頌（</w:t>
       </w:r>
-      <w:hyperlink r:id="rId566">
+      <w:hyperlink r:id="rId459">
         <w:r>
           <w:rPr>
             <w:lang w:val="zh_TW" w:bidi="zh_TW"/>
@@ -19032,7 +16316,7 @@
         </w:rPr>
         <w:t>）、撒迦利亞頌（</w:t>
       </w:r>
-      <w:hyperlink r:id="rId567">
+      <w:hyperlink r:id="rId460">
         <w:r>
           <w:rPr>
             <w:lang w:val="zh_TW" w:bidi="zh_TW"/>
@@ -19050,7 +16334,7 @@
         </w:rPr>
         <w:t>），以及西面頌（</w:t>
       </w:r>
-      <w:hyperlink r:id="rId568">
+      <w:hyperlink r:id="rId461">
         <w:r>
           <w:rPr>
             <w:lang w:val="zh_TW" w:bidi="zh_TW"/>
@@ -19086,7 +16370,7 @@
         </w:rPr>
         <w:t>），這八福具有舊約詩歌中常見的平行結構——特別是綜合平行（每節的第二行完成第一行的意思）。</w:t>
       </w:r>
-      <w:hyperlink r:id="rId569">
+      <w:hyperlink r:id="rId462">
         <w:r>
           <w:rPr>
             <w:lang w:val="zh_TW" w:bidi="zh_TW"/>
@@ -19104,7 +16388,7 @@
         </w:rPr>
         <w:t>也有明顯的節奏感。約翰福音的序言（</w:t>
       </w:r>
-      <w:hyperlink r:id="rId570">
+      <w:hyperlink r:id="rId463">
         <w:r>
           <w:rPr>
             <w:lang w:val="zh_TW" w:bidi="zh_TW"/>
@@ -19136,7 +16420,7 @@
         </w:rPr>
         <w:t>新約書信包含許多具有詩意的段落，特別是在頌讚詞中（例：</w:t>
       </w:r>
-      <w:hyperlink r:id="rId571">
+      <w:hyperlink r:id="rId464">
         <w:r>
           <w:rPr>
             <w:lang w:val="zh_TW" w:bidi="zh_TW"/>
@@ -19154,7 +16438,7 @@
         </w:rPr>
         <w:t>；</w:t>
       </w:r>
-      <w:hyperlink r:id="rId572">
+      <w:hyperlink r:id="rId465">
         <w:r>
           <w:rPr>
             <w:lang w:val="zh_TW" w:bidi="zh_TW"/>
@@ -19172,7 +16456,7 @@
         </w:rPr>
         <w:t>），其它部分顯然是詩歌及／或早期基督教的讚美詩。這些包括</w:t>
       </w:r>
-      <w:hyperlink r:id="rId573">
+      <w:hyperlink r:id="rId466">
         <w:r>
           <w:rPr>
             <w:lang w:val="zh_TW" w:bidi="zh_TW"/>
@@ -19190,7 +16474,7 @@
         </w:rPr>
         <w:t>（「基督謙卑」的讚美詩／詩歌）；</w:t>
       </w:r>
-      <w:hyperlink r:id="rId574">
+      <w:hyperlink r:id="rId467">
         <w:r>
           <w:rPr>
             <w:lang w:val="zh_TW" w:bidi="zh_TW"/>
@@ -19208,7 +16492,7 @@
         </w:rPr>
         <w:t>（「基督至高」的讚美詩／詩歌）；以及</w:t>
       </w:r>
-      <w:hyperlink r:id="rId575">
+      <w:hyperlink r:id="rId468">
         <w:r>
           <w:rPr>
             <w:lang w:val="zh_TW" w:bidi="zh_TW"/>
@@ -19226,7 +16510,7 @@
         </w:rPr>
         <w:t>（「道成肉身」的讚美詩／詩歌）。希伯來書的作者也創作了一個值得注意的詩意序言（</w:t>
       </w:r>
-      <w:hyperlink r:id="rId576">
+      <w:hyperlink r:id="rId469">
         <w:r>
           <w:rPr>
             <w:lang w:val="zh_TW" w:bidi="zh_TW"/>
@@ -19244,7 +16528,7 @@
         </w:rPr>
         <w:t>）。保羅其它著作，也展現了詩意的語言，其中特別顯出節奏與讚頌的辭彙（例：</w:t>
       </w:r>
-      <w:hyperlink r:id="rId577">
+      <w:hyperlink r:id="rId470">
         <w:r>
           <w:rPr>
             <w:lang w:val="zh_TW" w:bidi="zh_TW"/>
@@ -19262,7 +16546,7 @@
         </w:rPr>
         <w:t>，</w:t>
       </w:r>
-      <w:hyperlink r:id="rId578">
+      <w:hyperlink r:id="rId471">
         <w:r>
           <w:rPr>
             <w:lang w:val="zh_TW" w:bidi="zh_TW"/>
@@ -19294,7 +16578,7 @@
         </w:rPr>
         <w:t>啟示錄中同樣包含若干頌讚詩歌以及讚美詩（見</w:t>
       </w:r>
-      <w:hyperlink r:id="rId579">
+      <w:hyperlink r:id="rId472">
         <w:r>
           <w:rPr>
             <w:lang w:val="zh_TW" w:bidi="zh_TW"/>
@@ -19312,7 +16596,7 @@
         </w:rPr>
         <w:t>、</w:t>
       </w:r>
-      <w:hyperlink r:id="rId579">
+      <w:hyperlink r:id="rId472">
         <w:r>
           <w:rPr>
             <w:lang w:val="zh_TW" w:bidi="zh_TW"/>
@@ -19330,7 +16614,7 @@
         </w:rPr>
         <w:t>，</w:t>
       </w:r>
-      <w:hyperlink r:id="rId580">
+      <w:hyperlink r:id="rId473">
         <w:r>
           <w:rPr>
             <w:lang w:val="zh_TW" w:bidi="zh_TW"/>
@@ -19348,7 +16632,7 @@
         </w:rPr>
         <w:t>，</w:t>
       </w:r>
-      <w:hyperlink r:id="rId581">
+      <w:hyperlink r:id="rId474">
         <w:r>
           <w:rPr>
             <w:lang w:val="zh_TW" w:bidi="zh_TW"/>
@@ -19366,7 +16650,7 @@
         </w:rPr>
         <w:t>，</w:t>
       </w:r>
-      <w:hyperlink r:id="rId582">
+      <w:hyperlink r:id="rId475">
         <w:r>
           <w:rPr>
             <w:lang w:val="zh_TW" w:bidi="zh_TW"/>
@@ -19569,7 +16853,7 @@
         </w:rPr>
         <w:t>研究舊約聖經年表的學者會使用聖經正典內與典外的文獻資料。典內的資料包括：（1）顯示民族之間個人和支派關係的家譜；（2）聖經作者記載的具體數字，表明人的壽命、君王的在位年期，或事件的持續時間；（3）同步的記載，將事件定在某君王執政的某一年，或與當時被認為是常識的自然現象聯繫起來（例：</w:t>
       </w:r>
-      <w:hyperlink r:id="rId583">
+      <w:hyperlink r:id="rId476">
         <w:r>
           <w:rPr>
             <w:lang w:val="zh_TW" w:bidi="zh_TW"/>
@@ -19587,7 +16871,7 @@
         </w:rPr>
         <w:t>；</w:t>
       </w:r>
-      <w:hyperlink r:id="rId584">
+      <w:hyperlink r:id="rId477">
         <w:r>
           <w:rPr>
             <w:lang w:val="zh_TW" w:bidi="zh_TW"/>
@@ -19819,7 +17103,7 @@
         </w:rPr>
         <w:t>在創世記的首十一章中，記載了創造（</w:t>
       </w:r>
-      <w:hyperlink r:id="rId585">
+      <w:hyperlink r:id="rId478">
         <w:r>
           <w:rPr>
             <w:lang w:val="zh_TW" w:bidi="zh_TW"/>
@@ -19837,7 +17121,7 @@
         </w:rPr>
         <w:t>章）、墮落（</w:t>
       </w:r>
-      <w:hyperlink r:id="rId586">
+      <w:hyperlink r:id="rId479">
         <w:r>
           <w:rPr>
             <w:lang w:val="zh_TW" w:bidi="zh_TW"/>
@@ -19855,7 +17139,7 @@
         </w:rPr>
         <w:t>章）、該隱和亞伯（</w:t>
       </w:r>
-      <w:hyperlink r:id="rId587">
+      <w:hyperlink r:id="rId480">
         <w:r>
           <w:rPr>
             <w:lang w:val="zh_TW" w:bidi="zh_TW"/>
@@ -19873,7 +17157,7 @@
         </w:rPr>
         <w:t>章）、洪水（</w:t>
       </w:r>
-      <w:hyperlink r:id="rId588">
+      <w:hyperlink r:id="rId481">
         <w:r>
           <w:rPr>
             <w:lang w:val="zh_TW" w:bidi="zh_TW"/>
@@ -19891,7 +17175,7 @@
         </w:rPr>
         <w:t>章）以及巴別塔（</w:t>
       </w:r>
-      <w:hyperlink r:id="rId589">
+      <w:hyperlink r:id="rId482">
         <w:r>
           <w:rPr>
             <w:lang w:val="zh_TW" w:bidi="zh_TW"/>
@@ -19923,7 +17207,7 @@
         </w:rPr>
         <w:t>根據</w:t>
       </w:r>
-      <w:hyperlink r:id="rId590">
+      <w:hyperlink r:id="rId483">
         <w:r>
           <w:rPr>
             <w:lang w:val="zh_TW" w:bidi="zh_TW"/>
@@ -19955,7 +17239,7 @@
         </w:rPr>
         <w:t>根據</w:t>
       </w:r>
-      <w:hyperlink r:id="rId591">
+      <w:hyperlink r:id="rId484">
         <w:r>
           <w:rPr>
             <w:lang w:val="zh_TW" w:bidi="zh_TW"/>
@@ -19973,7 +17257,7 @@
         </w:rPr>
         <w:t>，從洪水到亞伯拉罕之間，時間又過了10代（至少在公元前三世紀的希臘文譯本——七十士譯本裡是10代；希伯來文馬所拉抄本則記載為9代）。在那段時期，名單中人物的平均壽命為346歲（其中包括亞法撒的兒子該南，他被列在七十士譯本第</w:t>
       </w:r>
-      <w:hyperlink r:id="rId592">
+      <w:hyperlink r:id="rId485">
         <w:r>
           <w:rPr>
             <w:lang w:val="zh_TW" w:bidi="zh_TW"/>
@@ -19991,7 +17275,7 @@
         </w:rPr>
         <w:t>節；參</w:t>
       </w:r>
-      <w:hyperlink r:id="rId593">
+      <w:hyperlink r:id="rId486">
         <w:r>
           <w:rPr>
             <w:lang w:val="zh_TW" w:bidi="zh_TW"/>
@@ -20048,7 +17332,7 @@
         </w:rPr>
         <w:t>舉例來說，只要粗略讀一下聖經中的其它家譜，就會發現經文不一定列出同一家族的所有名字。連馬太福音也只記錄從大衛到耶穌共28代（分作兩組，每組14代），與舊約聖經的家譜比較，就可以看見馬太福音省略了幾個名字。路加福音則為同一段時期列出了42代。當我們把</w:t>
       </w:r>
-      <w:hyperlink r:id="rId594">
+      <w:hyperlink r:id="rId487">
         <w:r>
           <w:rPr>
             <w:lang w:val="zh_TW" w:bidi="zh_TW"/>
@@ -20119,7 +17403,7 @@
         </w:rPr>
         <w:t>考古學沒有提供任何證據，可以用來確定創造或</w:t>
       </w:r>
-      <w:hyperlink r:id="rId595">
+      <w:hyperlink r:id="rId488">
         <w:r>
           <w:rPr>
             <w:lang w:val="zh_TW" w:bidi="zh_TW"/>
@@ -20151,7 +17435,7 @@
         </w:rPr>
         <w:t>雖然美索不達米亞的幾個城，確實顯示出洪水的證據，但有三個因素使這些證據難以對應</w:t>
       </w:r>
-      <w:hyperlink r:id="rId588">
+      <w:hyperlink r:id="rId481">
         <w:r>
           <w:rPr>
             <w:lang w:val="zh_TW" w:bidi="zh_TW"/>
@@ -20183,7 +17467,7 @@
         </w:rPr>
         <w:t>顯然，對創世記敘事提出的問題，根本無法得到解答。許多把聖經視為神話語的人已經得出結論：</w:t>
       </w:r>
-      <w:hyperlink r:id="rId595">
+      <w:hyperlink r:id="rId488">
         <w:r>
           <w:rPr>
             <w:lang w:val="zh_TW" w:bidi="zh_TW"/>
@@ -20251,7 +17535,7 @@
         </w:rPr>
         <w:t>許多舊約聖經的經文，似乎支持把亞伯拉罕放在相對較早時期。</w:t>
       </w:r>
-      <w:hyperlink r:id="rId596">
+      <w:hyperlink r:id="rId489">
         <w:r>
           <w:rPr>
             <w:lang w:val="zh_TW" w:bidi="zh_TW"/>
@@ -20269,7 +17553,7 @@
         </w:rPr>
         <w:t>記載，從所羅門王第四年（根據早期年代的看法為公元前961年）建殿往前推480年，就是以色列人出埃及的時間，那麼出埃及的年代就是公元前1441年。再加上以色列人在埃及寄居430年（見</w:t>
       </w:r>
-      <w:hyperlink r:id="rId597">
+      <w:hyperlink r:id="rId490">
         <w:r>
           <w:rPr>
             <w:lang w:val="zh_TW" w:bidi="zh_TW"/>
@@ -20287,7 +17571,7 @@
         </w:rPr>
         <w:t>；</w:t>
       </w:r>
-      <w:hyperlink r:id="rId598">
+      <w:hyperlink r:id="rId491">
         <w:r>
           <w:rPr>
             <w:lang w:val="zh_TW" w:bidi="zh_TW"/>
@@ -20305,7 +17589,7 @@
         </w:rPr>
         <w:t>），就把時間推到公元前1871年。若再加上215年，這215年就是由以下總和得出的：（1）亞伯拉罕進入迦南時的年齡（根據</w:t>
       </w:r>
-      <w:hyperlink r:id="rId599">
+      <w:hyperlink r:id="rId492">
         <w:r>
           <w:rPr>
             <w:lang w:val="zh_TW" w:bidi="zh_TW"/>
@@ -20323,7 +17607,7 @@
         </w:rPr>
         <w:t>為75歲）；（2）再過25年以撒出生（</w:t>
       </w:r>
-      <w:hyperlink r:id="rId600">
+      <w:hyperlink r:id="rId493">
         <w:r>
           <w:rPr>
             <w:lang w:val="zh_TW" w:bidi="zh_TW"/>
@@ -20341,7 +17625,7 @@
         </w:rPr>
         <w:t>）；（3）再過60年雅各出生（</w:t>
       </w:r>
-      <w:hyperlink r:id="rId601">
+      <w:hyperlink r:id="rId494">
         <w:r>
           <w:rPr>
             <w:lang w:val="zh_TW" w:bidi="zh_TW"/>
@@ -20359,7 +17643,7 @@
         </w:rPr>
         <w:t>）；（4）雅各130歲時見法老（</w:t>
       </w:r>
-      <w:hyperlink r:id="rId602">
+      <w:hyperlink r:id="rId495">
         <w:r>
           <w:rPr>
             <w:lang w:val="zh_TW" w:bidi="zh_TW"/>
@@ -20405,7 +17689,7 @@
         </w:rPr>
         <w:t>此外，如何界定在埃及寄居的年期也有爭議。撒馬利亞五經與七十士譯本都認為430這個數字（</w:t>
       </w:r>
-      <w:hyperlink r:id="rId598">
+      <w:hyperlink r:id="rId491">
         <w:r>
           <w:rPr>
             <w:lang w:val="zh_TW" w:bidi="zh_TW"/>
@@ -20423,7 +17707,7 @@
         </w:rPr>
         <w:t>），不僅涵蓋在埃及的歲月，也包括亞伯拉罕、以撒、雅各在迦南的年月。顯然，保羅沿用七十士譯本的傳統，把頒律法的時間定為晚於神向亞伯拉罕所應許430年（見</w:t>
       </w:r>
-      <w:hyperlink r:id="rId603">
+      <w:hyperlink r:id="rId496">
         <w:r>
           <w:rPr>
             <w:lang w:val="zh_TW" w:bidi="zh_TW"/>
@@ -20469,7 +17753,7 @@
         </w:rPr>
         <w:t>持晚期年代觀點的人也很清楚，他們所認定的亞伯拉罕年代，無法與早期年代觀所依據的一組數字吻合。他們轉而引用舊約中的其它資料。約瑟在雅各下埃及時，已經是埃及的高官，他活到110歲（</w:t>
       </w:r>
-      <w:hyperlink r:id="rId604">
+      <w:hyperlink r:id="rId497">
         <w:r>
           <w:rPr>
             <w:lang w:val="zh_TW" w:bidi="zh_TW"/>
@@ -20487,7 +17771,7 @@
         </w:rPr>
         <w:t>）。摩西是利未（約瑟的哥哥）的曾孫。由於約瑟親眼見到自己的曾孫出世（這些曾孫年齡大概比摩西小，因為他們的曾祖父比摩西的曾祖父年輕），所以晚期年代的看法認為，摩西出生時約瑟可能仍然在世。至於摩西的四代家譜（利未－哥轄－暗蘭－摩西，見於</w:t>
       </w:r>
-      <w:hyperlink r:id="rId605">
+      <w:hyperlink r:id="rId498">
         <w:r>
           <w:rPr>
             <w:lang w:val="zh_TW" w:bidi="zh_TW"/>
@@ -20505,7 +17789,7 @@
         </w:rPr>
         <w:t>；</w:t>
       </w:r>
-      <w:hyperlink r:id="rId606">
+      <w:hyperlink r:id="rId499">
         <w:r>
           <w:rPr>
             <w:lang w:val="zh_TW" w:bidi="zh_TW"/>
@@ -20517,7 +17801,7 @@
           <w:t>民3:17–19，</w:t>
         </w:r>
       </w:hyperlink>
-      <w:hyperlink r:id="rId607">
+      <w:hyperlink r:id="rId500">
         <w:r>
           <w:rPr>
             <w:lang w:val="zh_TW" w:bidi="zh_TW"/>
@@ -20535,7 +17819,7 @@
         </w:rPr>
         <w:t>；</w:t>
       </w:r>
-      <w:hyperlink r:id="rId608">
+      <w:hyperlink r:id="rId501">
         <w:r>
           <w:rPr>
             <w:lang w:val="zh_TW" w:bidi="zh_TW"/>
@@ -20553,7 +17837,7 @@
         </w:rPr>
         <w:t>）顯然被認為是完整的，因為</w:t>
       </w:r>
-      <w:hyperlink r:id="rId609">
+      <w:hyperlink r:id="rId502">
         <w:r>
           <w:rPr>
             <w:lang w:val="zh_TW" w:bidi="zh_TW"/>
@@ -20585,7 +17869,7 @@
         </w:rPr>
         <w:t>然而，將亞伯拉罕的年代定在約公元前1400年，卻無法與某些聖經資料吻合，包括</w:t>
       </w:r>
-      <w:hyperlink r:id="rId597">
+      <w:hyperlink r:id="rId490">
         <w:r>
           <w:rPr>
             <w:lang w:val="zh_TW" w:bidi="zh_TW"/>
@@ -20603,7 +17887,7 @@
         </w:rPr>
         <w:t>和</w:t>
       </w:r>
-      <w:hyperlink r:id="rId598">
+      <w:hyperlink r:id="rId491">
         <w:r>
           <w:rPr>
             <w:lang w:val="zh_TW" w:bidi="zh_TW"/>
@@ -20683,7 +17967,7 @@
           <w:lang w:val="zh_TW" w:bidi="zh_TW"/>
         </w:rPr>
       </w:r>
-      <w:hyperlink r:id="rId591">
+      <w:hyperlink r:id="rId484">
         <w:r>
           <w:rPr>
             <w:lang w:val="zh_TW" w:bidi="zh_TW"/>
@@ -20701,7 +17985,7 @@
         </w:rPr>
         <w:t>所列幾位亞伯拉罕祖先的名字，現在已經能夠對應美索不達米亞北部哈蘭周圍的一些城。亞伯拉罕正是從哈蘭遷往迦南（</w:t>
       </w:r>
-      <w:hyperlink r:id="rId610">
+      <w:hyperlink r:id="rId503">
         <w:r>
           <w:rPr>
             <w:lang w:val="zh_TW" w:bidi="zh_TW"/>
@@ -20737,7 +18021,7 @@
         </w:rPr>
         <w:t>公元前2000年之後不久，來自曠野的閃族游牧民入侵了肥沃月彎（Fertile Crescent）地區的文明社群。舊約稱這些入侵者為亞摩利人，他們在敘利亞北部與美索不達米亞的幾座城裡定居下來。其中一座亞摩利人的城就是巴比倫，在公元前18世紀初期由漢謨拉比（Hammurabi）統治。雖然</w:t>
       </w:r>
-      <w:hyperlink r:id="rId611">
+      <w:hyperlink r:id="rId504">
         <w:r>
           <w:rPr>
             <w:lang w:val="zh_TW" w:bidi="zh_TW"/>
@@ -20826,7 +18110,7 @@
         </w:rPr>
         <w:t>許多年來，聖經學者把</w:t>
       </w:r>
-      <w:hyperlink r:id="rId596">
+      <w:hyperlink r:id="rId489">
         <w:r>
           <w:rPr>
             <w:lang w:val="zh_TW" w:bidi="zh_TW"/>
@@ -20876,7 +18160,7 @@
         </w:rPr>
         <w:t>由於證據不足以確定出埃及的精確年代，學者的意見仍然分歧於兩種可能性。有若干證據支持出埃及發生在公元前15世紀。</w:t>
       </w:r>
-      <w:hyperlink r:id="rId596">
+      <w:hyperlink r:id="rId489">
         <w:r>
           <w:rPr>
             <w:lang w:val="zh_TW" w:bidi="zh_TW"/>
@@ -20894,7 +18178,7 @@
         </w:rPr>
         <w:t>中的年表似乎得到</w:t>
       </w:r>
-      <w:hyperlink r:id="rId612">
+      <w:hyperlink r:id="rId505">
         <w:r>
           <w:rPr>
             <w:lang w:val="zh_TW" w:bidi="zh_TW"/>
@@ -20940,7 +18224,7 @@
         </w:rPr>
         <w:t>然而，其它證據則強烈指出出埃及的年代不是公元前15世紀，而是公元前13世紀。根據這些證據，許多學者把出埃及的年代定在公元前1290年至1275年之間。首先，前面討論過的</w:t>
       </w:r>
-      <w:hyperlink r:id="rId596">
+      <w:hyperlink r:id="rId489">
         <w:r>
           <w:rPr>
             <w:lang w:val="zh_TW" w:bidi="zh_TW"/>
@@ -20958,7 +18242,7 @@
         </w:rPr>
         <w:t>中的480年，可以被解釋為一種圖式化的數字，代表十二代，正如</w:t>
       </w:r>
-      <w:hyperlink r:id="rId613">
+      <w:hyperlink r:id="rId506">
         <w:r>
           <w:rPr>
             <w:lang w:val="zh_TW" w:bidi="zh_TW"/>
@@ -20976,7 +18260,7 @@
         </w:rPr>
         <w:t>所示。如果這十二代每代平均25年，而不是40年，那麼把圖式化的480年縮減為實際的300年，就會把出埃及的年代推到約公元前1266年。其次，有考古證據顯示，約書亞所攻取的幾座城（拉吉、底璧、伯特利和夏瑣）的毀滅年代在公元前13世紀末。第三，聖經沒有提到埃及的軍事遠征（如梅爾奈普塔在公元前1220年的入侵）；若以色列人在塞提一世（Seti I，公元前1319–1301年）和蘭塞二世（Ramses II，公元前1301–1234年）這些軍事活躍的法老之前就已居住在迦南，他們必然會受到這些戰事的影響。第四，</w:t>
       </w:r>
-      <w:hyperlink r:id="rId614">
+      <w:hyperlink r:id="rId507">
         <w:r>
           <w:rPr>
             <w:lang w:val="zh_TW" w:bidi="zh_TW"/>
@@ -21311,7 +18595,7 @@
         </w:rPr>
         <w:t>亞述的記錄又指出，撒縵以色三世在十二年後的公元前841年，再次與一位以色列王有接觸，那位王就是耶戶。因此，兩個可確定的年代點可用來校準聖經資訊。亞哈死亡的時間，雖未能直接透過亞述記錄確定，但在他死後有兩個兒子先後登基。首先是在位兩年的亞哈謝（</w:t>
       </w:r>
-      <w:hyperlink r:id="rId615">
+      <w:hyperlink r:id="rId508">
         <w:r>
           <w:rPr>
             <w:lang w:val="zh_TW" w:bidi="zh_TW"/>
@@ -21329,7 +18613,7 @@
         </w:rPr>
         <w:t>）；接著是在位共十二年的約蘭（Joram，也稱為Jehoram）（</w:t>
       </w:r>
-      <w:hyperlink r:id="rId616">
+      <w:hyperlink r:id="rId509">
         <w:r>
           <w:rPr>
             <w:lang w:val="zh_TW" w:bidi="zh_TW"/>
@@ -21347,7 +18631,7 @@
         </w:rPr>
         <w:t>）。考慮到當時以色列採用「非登基年制（nonaccession-year）」，看似14年的總數實際上應為12年。由此可見，亞哈不僅在公元前853年與撒縵以色三世爭戰，並且也在同年去世。此後，他的兩個兒子共在位12年，直到耶戶登基，正好解釋了他在公元前841年曾與撒縵以色三世接觸。此外，因為耶戶同時殺了以色列的王（約蘭）和猶大的王（亞哈謝）（</w:t>
       </w:r>
-      <w:hyperlink r:id="rId617">
+      <w:hyperlink r:id="rId510">
         <w:r>
           <w:rPr>
             <w:lang w:val="zh_TW" w:bidi="zh_TW"/>
@@ -21379,7 +18663,7 @@
         </w:rPr>
         <w:t>以色列前九位君王在位的表面總年數是98年，實際（考慮到以色列採取非登基年制）總數應為90年。心利只在位七日（</w:t>
       </w:r>
-      <w:hyperlink r:id="rId618">
+      <w:hyperlink r:id="rId511">
         <w:r>
           <w:rPr>
             <w:lang w:val="zh_TW" w:bidi="zh_TW"/>
@@ -21397,7 +18681,7 @@
         </w:rPr>
         <w:t>），他被算作九位君王之一，但無論在表面數字或實際數字裡，都沒有額外加上一年。這樣推算，耶羅波安一世的登基應定於公元前930年（從841年前推90年），同一年南國猶大的羅波安也開始執政。再給所羅門加上</w:t>
       </w:r>
-      <w:hyperlink r:id="rId619">
+      <w:hyperlink r:id="rId512">
         <w:r>
           <w:rPr>
             <w:lang w:val="zh_TW" w:bidi="zh_TW"/>
@@ -21517,7 +18801,7 @@
         </w:rPr>
         <w:t>亞述的入侵（公元前704–681年）記載在</w:t>
       </w:r>
-      <w:hyperlink r:id="rId620">
+      <w:hyperlink r:id="rId513">
         <w:r>
           <w:rPr>
             <w:lang w:val="zh_TW" w:bidi="zh_TW"/>
@@ -21535,7 +18819,7 @@
         </w:rPr>
         <w:t>，其中第</w:t>
       </w:r>
-      <w:hyperlink r:id="rId621">
+      <w:hyperlink r:id="rId514">
         <w:r>
           <w:rPr>
             <w:lang w:val="zh_TW" w:bidi="zh_TW"/>
@@ -21553,7 +18837,7 @@
         </w:rPr>
         <w:t>節將事件日期定為希西家王的第14年。西拿基立自己的碑文提供了更長的記述，這次事件的年代由此可以確定為公元前701年，這樣也就把希西家的登基時間定在公元前715年。到這裡為止還算清楚，但問題仍然存在。例如，</w:t>
       </w:r>
-      <w:hyperlink r:id="rId622">
+      <w:hyperlink r:id="rId515">
         <w:r>
           <w:rPr>
             <w:lang w:val="zh_TW" w:bidi="zh_TW"/>
@@ -21571,7 +18855,7 @@
         </w:rPr>
         <w:t>提到，西拿基立在軍事行動中（包括圍困耶路撒冷），與古實王特哈加（約公元前690–664年）有過接觸。很明顯，如果特哈加最早在公元前690年才登基，那麼就不可能在公元前701年的事件中出現。然而，也有可能西拿基立確實兩次入侵猶大，第一次在公元前701年，第二次則在稍後的某個時候。至於那次假定的第二次入侵，年代並不確定，雖然</w:t>
       </w:r>
-      <w:hyperlink r:id="rId623">
+      <w:hyperlink r:id="rId516">
         <w:r>
           <w:rPr>
             <w:lang w:val="zh_TW" w:bidi="zh_TW"/>
@@ -21603,7 +18887,7 @@
         </w:rPr>
         <w:t>不少學者反對假設西拿基立曾經第二次入侵耶路撒冷。他們提出另一種可能性：雖然特哈加直到公元前690年才登基為王，但他或許早在公元前701年就已率軍對抗西拿基立，只是當時尚未即位。</w:t>
       </w:r>
-      <w:hyperlink r:id="rId622">
+      <w:hyperlink r:id="rId515">
         <w:r>
           <w:rPr>
             <w:lang w:val="zh_TW" w:bidi="zh_TW"/>
@@ -21635,7 +18919,7 @@
         </w:rPr>
         <w:t>無論最終如何判斷入侵次數，有一點是確定的：西拿基立在公元前701年、希西家在位第14年時入侵猶大。這個對應關係確立了希西家的登基年是公元前715年，但這個日期也帶來另一個問題。撒馬利亞的陷落如今已確定在公元前722年，而</w:t>
       </w:r>
-      <w:hyperlink r:id="rId624">
+      <w:hyperlink r:id="rId517">
         <w:r>
           <w:rPr>
             <w:lang w:val="zh_TW" w:bidi="zh_TW"/>
@@ -21653,7 +18937,7 @@
         </w:rPr>
         <w:t>卻把這事定在希西家第六年。最合理的解釋是，希西家在撒馬利亞陷落六年前，就與其父亞哈斯共同執政。混淆的可能性在於：一處經文（</w:t>
       </w:r>
-      <w:hyperlink r:id="rId621">
+      <w:hyperlink r:id="rId514">
         <w:r>
           <w:rPr>
             <w:lang w:val="zh_TW" w:bidi="zh_TW"/>
@@ -21671,7 +18955,7 @@
         </w:rPr>
         <w:t>；重複於</w:t>
       </w:r>
-      <w:hyperlink r:id="rId625">
+      <w:hyperlink r:id="rId518">
         <w:r>
           <w:rPr>
             <w:lang w:val="zh_TW" w:bidi="zh_TW"/>
@@ -21689,7 +18973,7 @@
         </w:rPr>
         <w:t>）把西拿基立在公元前701年的入侵，與希西家獨立在位的第14年對應；另一處經文（</w:t>
       </w:r>
-      <w:hyperlink r:id="rId624">
+      <w:hyperlink r:id="rId517">
         <w:r>
           <w:rPr>
             <w:lang w:val="zh_TW" w:bidi="zh_TW"/>
@@ -21721,7 +19005,7 @@
         </w:rPr>
         <w:t>根據列王紀下若干經文的年代資訊，從希西家於公元前715年登基，到約雅斤於公元前597年被擄，共經過128年6個月，這個年代會在下文再詳細討論。由此產生的另一個問題是：聖經總數顯然比實際年代多出了10年以上。最佳的解釋似乎在於假設瑪拿西於公元前697年開始與其父希西家共同執政。根據</w:t>
       </w:r>
-      <w:hyperlink r:id="rId626">
+      <w:hyperlink r:id="rId519">
         <w:r>
           <w:rPr>
             <w:lang w:val="zh_TW" w:bidi="zh_TW"/>
@@ -21739,7 +19023,7 @@
         </w:rPr>
         <w:t>，瑪拿西在位55年，直到公元前642年去世。而希西家自公元前715年登基，經文指出他在位29年（</w:t>
       </w:r>
-      <w:hyperlink r:id="rId627">
+      <w:hyperlink r:id="rId520">
         <w:r>
           <w:rPr>
             <w:lang w:val="zh_TW" w:bidi="zh_TW"/>
@@ -21796,7 +19080,7 @@
         </w:rPr>
         <w:t>約雅斤被擄之後，西底家成為巴比倫所立的傀儡王，在位11年（</w:t>
       </w:r>
-      <w:hyperlink r:id="rId628">
+      <w:hyperlink r:id="rId521">
         <w:r>
           <w:rPr>
             <w:lang w:val="zh_TW" w:bidi="zh_TW"/>
@@ -21814,7 +19098,7 @@
         </w:rPr>
         <w:t>）。在西底家第九年十月初十日（</w:t>
       </w:r>
-      <w:hyperlink r:id="rId629">
+      <w:hyperlink r:id="rId522">
         <w:r>
           <w:rPr>
             <w:lang w:val="zh_TW" w:bidi="zh_TW"/>
@@ -21832,7 +19116,7 @@
         </w:rPr>
         <w:t>），巴比倫軍隊開始最後一次圍攻耶路撒冷。那一天是公元前588年1月15日。在西底家第11年四月初九，經過將近18個月的圍困後，耶路撒冷的城牆被攻破（</w:t>
       </w:r>
-      <w:hyperlink r:id="rId630">
+      <w:hyperlink r:id="rId523">
         <w:r>
           <w:rPr>
             <w:lang w:val="zh_TW" w:bidi="zh_TW"/>
@@ -21875,7 +19159,7 @@
         </w:rPr>
         <w:t>在公元前586年的悲劇之後，舊約還記錄了幾個有年代標記的事件。</w:t>
       </w:r>
-      <w:hyperlink r:id="rId631">
+      <w:hyperlink r:id="rId524">
         <w:r>
           <w:rPr>
             <w:lang w:val="zh_TW" w:bidi="zh_TW"/>
@@ -21893,7 +19177,7 @@
         </w:rPr>
         <w:t>提到在尼布甲尼撒王23年（公元前582或581年）猶大人第三次被擄到巴比倫。</w:t>
       </w:r>
-      <w:hyperlink r:id="rId632">
+      <w:hyperlink r:id="rId525">
         <w:r>
           <w:rPr>
             <w:lang w:val="zh_TW" w:bidi="zh_TW"/>
@@ -21911,7 +19195,7 @@
         </w:rPr>
         <w:t>和</w:t>
       </w:r>
-      <w:hyperlink r:id="rId633">
+      <w:hyperlink r:id="rId526">
         <w:r>
           <w:rPr>
             <w:lang w:val="zh_TW" w:bidi="zh_TW"/>
@@ -21943,7 +19227,7 @@
         </w:rPr>
         <w:t>到了公元前539年，巴比倫人自己注定要嚐到失敗的滋味。當年波斯王塞魯士大帝對巴比倫及其王拿波尼度（Nabonidus）發動爭戰並取得勝利。塞魯士繼承了巴比倫先前所征服的猶大人和許多其它民族的管轄權，並迅速實行寬容政策。塞魯士在作王的第一年下詔，允許猶大人歸回故土（</w:t>
       </w:r>
-      <w:hyperlink r:id="rId634">
+      <w:hyperlink r:id="rId527">
         <w:r>
           <w:rPr>
             <w:lang w:val="zh_TW" w:bidi="zh_TW"/>
@@ -21961,7 +19245,7 @@
         </w:rPr>
         <w:t>）。在次年的第一天，即提斯利月（Tishri）一日（</w:t>
       </w:r>
-      <w:hyperlink r:id="rId635">
+      <w:hyperlink r:id="rId528">
         <w:r>
           <w:rPr>
             <w:lang w:val="zh_TW" w:bidi="zh_TW"/>
@@ -21979,7 +19263,7 @@
         </w:rPr>
         <w:t>），在耶路撒冷設立了祭壇。再下一年以珥月（Iyyar，即公元前536年四或五月），聖殿的建造工作正式開始（</w:t>
       </w:r>
-      <w:hyperlink r:id="rId636">
+      <w:hyperlink r:id="rId529">
         <w:r>
           <w:rPr>
             <w:lang w:val="zh_TW" w:bidi="zh_TW"/>
@@ -22029,7 +19313,7 @@
         </w:rPr>
         <w:t>；</w:t>
       </w:r>
-      <w:hyperlink r:id="rId637">
+      <w:hyperlink r:id="rId530">
         <w:r>
           <w:rPr>
             <w:lang w:val="zh_TW" w:bidi="zh_TW"/>
@@ -22047,7 +19331,7 @@
         </w:rPr>
         <w:t>），並在公元前515年亞達月三日（即3月12日）竣工（</w:t>
       </w:r>
-      <w:hyperlink r:id="rId638">
+      <w:hyperlink r:id="rId531">
         <w:r>
           <w:rPr>
             <w:lang w:val="zh_TW" w:bidi="zh_TW"/>
@@ -22341,7 +19625,7 @@
         </w:rPr>
         <w:t>根據</w:t>
       </w:r>
-      <w:hyperlink r:id="rId639">
+      <w:hyperlink r:id="rId532">
         <w:r>
           <w:rPr>
             <w:lang w:val="zh_TW" w:bidi="zh_TW"/>
@@ -22359,7 +19643,7 @@
         </w:rPr>
         <w:t>，耶穌是在「希律王的時候」出生的。公元一世紀的歷史學家約瑟夫（Josephus）記載，希律於公元前4年的春天去世。因此，耶穌的降生必然早於該年，但具體早多少仍不確定。</w:t>
       </w:r>
-      <w:hyperlink r:id="rId640">
+      <w:hyperlink r:id="rId533">
         <w:r>
           <w:rPr>
             <w:lang w:val="zh_TW" w:bidi="zh_TW"/>
@@ -22501,7 +19785,7 @@
         </w:rPr>
         <w:t>。然而，一些學者根據古代銘文主張，居里扭在公元前6年之前，曾以奧古斯都皇帝的特使身份在敘利亞任職。如果是這段時期的話，則可能是</w:t>
       </w:r>
-      <w:hyperlink r:id="rId641">
+      <w:hyperlink r:id="rId534">
         <w:r>
           <w:rPr>
             <w:lang w:val="zh_TW" w:bidi="zh_TW"/>
@@ -22551,7 +19835,7 @@
         </w:rPr>
         <w:t>。這與</w:t>
       </w:r>
-      <w:hyperlink r:id="rId642">
+      <w:hyperlink r:id="rId535">
         <w:r>
           <w:rPr>
             <w:lang w:val="zh_TW" w:bidi="zh_TW"/>
@@ -22612,7 +19896,7 @@
           <w:lang w:val="zh_TW" w:bidi="zh_TW"/>
         </w:rPr>
       </w:r>
-      <w:hyperlink r:id="rId643">
+      <w:hyperlink r:id="rId536">
         <w:r>
           <w:rPr>
             <w:lang w:val="zh_TW" w:bidi="zh_TW"/>
@@ -22654,7 +19938,7 @@
         </w:rPr>
         <w:t>。</w:t>
       </w:r>
-      <w:hyperlink r:id="rId644">
+      <w:hyperlink r:id="rId537">
         <w:r>
           <w:rPr>
             <w:lang w:val="zh_TW" w:bidi="zh_TW"/>
@@ -22721,7 +20005,7 @@
         </w:rPr>
         <w:t>清晨復活（</w:t>
       </w:r>
-      <w:hyperlink r:id="rId645">
+      <w:hyperlink r:id="rId538">
         <w:r>
           <w:rPr>
             <w:lang w:val="zh_TW" w:bidi="zh_TW"/>
@@ -22739,7 +20023,7 @@
         </w:rPr>
         <w:t>；</w:t>
       </w:r>
-      <w:hyperlink r:id="rId646">
+      <w:hyperlink r:id="rId539">
         <w:r>
           <w:rPr>
             <w:lang w:val="zh_TW" w:bidi="zh_TW"/>
@@ -22757,7 +20041,7 @@
         </w:rPr>
         <w:t>；</w:t>
       </w:r>
-      <w:hyperlink r:id="rId647">
+      <w:hyperlink r:id="rId540">
         <w:r>
           <w:rPr>
             <w:lang w:val="zh_TW" w:bidi="zh_TW"/>
@@ -22775,7 +20059,7 @@
         </w:rPr>
         <w:t>）。耶穌第三天復活的說法（</w:t>
       </w:r>
-      <w:hyperlink r:id="rId648">
+      <w:hyperlink r:id="rId541">
         <w:r>
           <w:rPr>
             <w:lang w:val="zh_TW" w:bidi="zh_TW"/>
@@ -22793,7 +20077,7 @@
         </w:rPr>
         <w:t>）源於猶太人將一天的部分算作一整天的習俗。馬太福音（</w:t>
       </w:r>
-      <w:hyperlink r:id="rId649">
+      <w:hyperlink r:id="rId542">
         <w:r>
           <w:rPr>
             <w:lang w:val="zh_TW" w:bidi="zh_TW"/>
@@ -22811,7 +20095,7 @@
         </w:rPr>
         <w:t>）、馬可福音（</w:t>
       </w:r>
-      <w:hyperlink r:id="rId650">
+      <w:hyperlink r:id="rId543">
         <w:r>
           <w:rPr>
             <w:lang w:val="zh_TW" w:bidi="zh_TW"/>
@@ -22829,7 +20113,7 @@
         </w:rPr>
         <w:t>）和路加福音（</w:t>
       </w:r>
-      <w:hyperlink r:id="rId651">
+      <w:hyperlink r:id="rId544">
         <w:r>
           <w:rPr>
             <w:lang w:val="zh_TW" w:bidi="zh_TW"/>
@@ -22847,7 +20131,7 @@
         </w:rPr>
         <w:t>）記載最後的晚餐是逾越節的筵席，即以色列人每年紀念出埃及的節期（</w:t>
       </w:r>
-      <w:hyperlink r:id="rId652">
+      <w:hyperlink r:id="rId545">
         <w:r>
           <w:rPr>
             <w:lang w:val="zh_TW" w:bidi="zh_TW"/>
@@ -22865,7 +20149,7 @@
         </w:rPr>
         <w:t>）。然而，根據</w:t>
       </w:r>
-      <w:hyperlink r:id="rId653">
+      <w:hyperlink r:id="rId546">
         <w:r>
           <w:rPr>
             <w:lang w:val="zh_TW" w:bidi="zh_TW"/>
@@ -22883,7 +20167,7 @@
         </w:rPr>
         <w:t>和</w:t>
       </w:r>
-      <w:hyperlink r:id="rId654">
+      <w:hyperlink r:id="rId547">
         <w:r>
           <w:rPr>
             <w:lang w:val="zh_TW" w:bidi="zh_TW"/>
@@ -22927,7 +20211,7 @@
         </w:rPr>
         <w:t>，耶穌使用的曆法將逾越節筵席定在星期四晚上，而聖殿官員使用的另一曆法，則將祭牲的宰殺安排在次日。約翰可能使用了第二種曆法，以強調基督作為逾越節祭物被獻上的事實（參</w:t>
       </w:r>
-      <w:hyperlink r:id="rId655">
+      <w:hyperlink r:id="rId548">
         <w:r>
           <w:rPr>
             <w:lang w:val="zh_TW" w:bidi="zh_TW"/>
@@ -22945,7 +20229,7 @@
         </w:rPr>
         <w:t>；</w:t>
       </w:r>
-      <w:hyperlink r:id="rId656">
+      <w:hyperlink r:id="rId549">
         <w:r>
           <w:rPr>
             <w:lang w:val="zh_TW" w:bidi="zh_TW"/>
@@ -22989,7 +20273,7 @@
         </w:rPr>
         <w:t>耶穌的公開事工持續多久，以及祂去世的年份，可以參考約翰福音的時間記載。約翰至少三次提及逾越節（</w:t>
       </w:r>
-      <w:hyperlink r:id="rId657">
+      <w:hyperlink r:id="rId550">
         <w:r>
           <w:rPr>
             <w:lang w:val="zh_TW" w:bidi="zh_TW"/>
@@ -23001,7 +20285,7 @@
           <w:t>2:13，</w:t>
         </w:r>
       </w:hyperlink>
-      <w:hyperlink r:id="rId658">
+      <w:hyperlink r:id="rId551">
         <w:r>
           <w:rPr>
             <w:lang w:val="zh_TW" w:bidi="zh_TW"/>
@@ -23013,7 +20297,7 @@
           <w:t>6:4，</w:t>
         </w:r>
       </w:hyperlink>
-      <w:hyperlink r:id="rId653">
+      <w:hyperlink r:id="rId546">
         <w:r>
           <w:rPr>
             <w:lang w:val="zh_TW" w:bidi="zh_TW"/>
@@ -23031,7 +20315,7 @@
         </w:rPr>
         <w:t>），可能還有第四次（</w:t>
       </w:r>
-      <w:hyperlink r:id="rId659">
+      <w:hyperlink r:id="rId552">
         <w:r>
           <w:rPr>
             <w:lang w:val="zh_TW" w:bidi="zh_TW"/>
@@ -23086,7 +20370,7 @@
         </w:rPr>
         <w:t>使徒行傳是唯一一卷新約書卷，有記載耶穌死亡與升天之間的相隔時間：「他受害之後，用許多的憑據將自己活活地顯給使徒看，四十天之久向他們顯現，講說神國的事」（</w:t>
       </w:r>
-      <w:hyperlink r:id="rId660">
+      <w:hyperlink r:id="rId553">
         <w:r>
           <w:rPr>
             <w:lang w:val="zh_TW" w:bidi="zh_TW"/>
@@ -23104,7 +20388,7 @@
         </w:rPr>
         <w:t>）。耶穌升天後的下一個重要事件是五旬節 （</w:t>
       </w:r>
-      <w:hyperlink r:id="rId661">
+      <w:hyperlink r:id="rId554">
         <w:r>
           <w:rPr>
             <w:lang w:val="zh_TW" w:bidi="zh_TW"/>
@@ -23122,7 +20406,7 @@
         </w:rPr>
         <w:t>）。五旬節的希臘文意為「第五十」，指逾越節後第五十天舉行的七七節或收割節（參</w:t>
       </w:r>
-      <w:hyperlink r:id="rId662">
+      <w:hyperlink r:id="rId555">
         <w:r>
           <w:rPr>
             <w:lang w:val="zh_TW" w:bidi="zh_TW"/>
@@ -23140,7 +20424,7 @@
         </w:rPr>
         <w:t>；</w:t>
       </w:r>
-      <w:hyperlink r:id="rId663">
+      <w:hyperlink r:id="rId556">
         <w:r>
           <w:rPr>
             <w:lang w:val="zh_TW" w:bidi="zh_TW"/>
@@ -23158,7 +20442,7 @@
         </w:rPr>
         <w:t>）。由於耶穌是在逾越節期間被釘十字架，所以</w:t>
       </w:r>
-      <w:hyperlink r:id="rId661">
+      <w:hyperlink r:id="rId554">
         <w:r>
           <w:rPr>
             <w:lang w:val="zh_TW" w:bidi="zh_TW"/>
@@ -23270,7 +20554,7 @@
         </w:rPr>
         <w:t>（</w:t>
       </w:r>
-      <w:hyperlink r:id="rId664">
+      <w:hyperlink r:id="rId557">
         <w:r>
           <w:rPr>
             <w:lang w:val="zh_TW" w:bidi="zh_TW"/>
@@ -23312,7 +20596,7 @@
         </w:rPr>
         <w:t>，猶太人在此期間讓土地休耕，停止收割（參</w:t>
       </w:r>
-      <w:hyperlink r:id="rId665">
+      <w:hyperlink r:id="rId558">
         <w:r>
           <w:rPr>
             <w:lang w:val="zh_TW" w:bidi="zh_TW"/>
@@ -23356,7 +20640,7 @@
         </w:rPr>
         <w:t>乍看之下，使徒行傳作者路加的安排似乎很奇怪，他在記錄希律亞基帕的死亡（</w:t>
       </w:r>
-      <w:hyperlink r:id="rId666">
+      <w:hyperlink r:id="rId559">
         <w:r>
           <w:rPr>
             <w:lang w:val="zh_TW" w:bidi="zh_TW"/>
@@ -23374,7 +20658,7 @@
         </w:rPr>
         <w:t>）之前，應該先提及那場饑荒（</w:t>
       </w:r>
-      <w:hyperlink r:id="rId667">
+      <w:hyperlink r:id="rId560">
         <w:r>
           <w:rPr>
             <w:lang w:val="zh_TW" w:bidi="zh_TW"/>
@@ -23405,7 +20689,7 @@
         </w:rPr>
         <w:t>一些學者認為，路加在時間排序上出錯。另一些學者則認為，</w:t>
       </w:r>
-      <w:hyperlink r:id="rId668">
+      <w:hyperlink r:id="rId561">
         <w:r>
           <w:rPr>
             <w:lang w:val="zh_TW" w:bidi="zh_TW"/>
@@ -23443,7 +20727,7 @@
         </w:rPr>
         <w:t>由於希律亞基帕於公元44年去世（</w:t>
       </w:r>
-      <w:hyperlink r:id="rId669">
+      <w:hyperlink r:id="rId562">
         <w:r>
           <w:rPr>
             <w:lang w:val="zh_TW" w:bidi="zh_TW"/>
@@ -23461,7 +20745,7 @@
         </w:rPr>
         <w:t>），被希律用刀殺害的使徒雅各（</w:t>
       </w:r>
-      <w:hyperlink r:id="rId670">
+      <w:hyperlink r:id="rId563">
         <w:r>
           <w:rPr>
             <w:lang w:val="zh_TW" w:bidi="zh_TW"/>
@@ -23479,7 +20763,7 @@
         </w:rPr>
         <w:t>）必然在公元44年前不久去世，可能是在43年的逾越節期間（</w:t>
       </w:r>
-      <w:hyperlink r:id="rId671">
+      <w:hyperlink r:id="rId564">
         <w:r>
           <w:rPr>
             <w:lang w:val="zh_TW" w:bidi="zh_TW"/>
@@ -23497,7 +20781,7 @@
         </w:rPr>
         <w:t>）。使徒彼得被監禁和他奇蹟地逃出來（</w:t>
       </w:r>
-      <w:hyperlink r:id="rId672">
+      <w:hyperlink r:id="rId565">
         <w:r>
           <w:rPr>
             <w:lang w:val="zh_TW" w:bidi="zh_TW"/>
@@ -23529,7 +20813,7 @@
         </w:rPr>
         <w:t>當安提阿的基督徒決定在大饑荒期間，將救濟物資送給耶路撒冷的基督徒時（</w:t>
       </w:r>
-      <w:hyperlink r:id="rId667">
+      <w:hyperlink r:id="rId560">
         <w:r>
           <w:rPr>
             <w:lang w:val="zh_TW" w:bidi="zh_TW"/>
@@ -23547,7 +20831,7 @@
         </w:rPr>
         <w:t>），巴拿巴和保羅被差派將錢運到耶路撒冷。這是保羅歸信後第二次到訪耶路撒冷。第一次到訪記錄在</w:t>
       </w:r>
-      <w:hyperlink r:id="rId673">
+      <w:hyperlink r:id="rId566">
         <w:r>
           <w:rPr>
             <w:lang w:val="zh_TW" w:bidi="zh_TW"/>
@@ -23565,7 +20849,7 @@
         </w:rPr>
         <w:t>。第三次是在</w:t>
       </w:r>
-      <w:hyperlink r:id="rId674">
+      <w:hyperlink r:id="rId567">
         <w:r>
           <w:rPr>
             <w:lang w:val="zh_TW" w:bidi="zh_TW"/>
@@ -23597,7 +20881,7 @@
         </w:rPr>
         <w:t>新約學者至今仍有分歧的主要問題在於：在</w:t>
       </w:r>
-      <w:hyperlink r:id="rId675">
+      <w:hyperlink r:id="rId568">
         <w:r>
           <w:rPr>
             <w:lang w:val="zh_TW" w:bidi="zh_TW"/>
@@ -23615,7 +20899,7 @@
         </w:rPr>
         <w:t>中，保羅記述了他的歸信後兩次到訪耶路撒冷：一次是在歸信三年後（</w:t>
       </w:r>
-      <w:hyperlink r:id="rId676">
+      <w:hyperlink r:id="rId569">
         <w:r>
           <w:rPr>
             <w:lang w:val="zh_TW" w:bidi="zh_TW"/>
@@ -23633,7 +20917,7 @@
         </w:rPr>
         <w:t>），另一次是在那之後14年（</w:t>
       </w:r>
-      <w:hyperlink r:id="rId677">
+      <w:hyperlink r:id="rId570">
         <w:r>
           <w:rPr>
             <w:lang w:val="zh_TW" w:bidi="zh_TW"/>
@@ -23651,7 +20935,7 @@
         </w:rPr>
         <w:t>）。所有學者都一致認為，歸信三年後的第一次探訪與</w:t>
       </w:r>
-      <w:hyperlink r:id="rId678">
+      <w:hyperlink r:id="rId571">
         <w:r>
           <w:rPr>
             <w:lang w:val="zh_TW" w:bidi="zh_TW"/>
@@ -23669,7 +20953,7 @@
         </w:rPr>
         <w:t>中記載的第一次到訪相同。然而，對於</w:t>
       </w:r>
-      <w:hyperlink r:id="rId677">
+      <w:hyperlink r:id="rId570">
         <w:r>
           <w:rPr>
             <w:lang w:val="zh_TW" w:bidi="zh_TW"/>
@@ -23687,7 +20971,7 @@
         </w:rPr>
         <w:t>指的是</w:t>
       </w:r>
-      <w:hyperlink r:id="rId679">
+      <w:hyperlink r:id="rId572">
         <w:r>
           <w:rPr>
             <w:lang w:val="zh_TW" w:bidi="zh_TW"/>
@@ -23705,7 +20989,7 @@
         </w:rPr>
         <w:t>中第二次（饑荒）到訪耶路撒冷（若是如此，</w:t>
       </w:r>
-      <w:hyperlink r:id="rId680">
+      <w:hyperlink r:id="rId573">
         <w:r>
           <w:rPr>
             <w:lang w:val="zh_TW" w:bidi="zh_TW"/>
@@ -23723,7 +21007,7 @@
         </w:rPr>
         <w:t>中的第三次探訪就是加拉太書中省略的那一次），還是</w:t>
       </w:r>
-      <w:hyperlink r:id="rId680">
+      <w:hyperlink r:id="rId573">
         <w:r>
           <w:rPr>
             <w:lang w:val="zh_TW" w:bidi="zh_TW"/>
@@ -23755,7 +21039,7 @@
         </w:rPr>
         <w:t>那些支持第一種解釋的人提出了六個論點：（1）保羅之所以在</w:t>
       </w:r>
-      <w:hyperlink r:id="rId681">
+      <w:hyperlink r:id="rId574">
         <w:r>
           <w:rPr>
             <w:lang w:val="zh_TW" w:bidi="zh_TW"/>
@@ -23773,7 +21057,7 @@
         </w:rPr>
         <w:t>詳細敘述他的行程，目的是表明他所傳的福音不是從人領受的，也不是人教導的（</w:t>
       </w:r>
-      <w:hyperlink r:id="rId682">
+      <w:hyperlink r:id="rId575">
         <w:r>
           <w:rPr>
             <w:lang w:val="zh_TW" w:bidi="zh_TW"/>
@@ -23791,7 +21075,7 @@
         </w:rPr>
         <w:t>）。換句話說，他探訪耶路撒冷的使徒，並不是為了接受福音的教導。如果保羅省略了第二次到訪耶路撒冷，將會削弱他在加拉太人的誠信和權威。第一種解釋避免了這一困難；從</w:t>
       </w:r>
-      <w:hyperlink r:id="rId677">
+      <w:hyperlink r:id="rId570">
         <w:r>
           <w:rPr>
             <w:lang w:val="zh_TW" w:bidi="zh_TW"/>
@@ -23809,7 +21093,7 @@
         </w:rPr>
         <w:t>中省略第三次到訪，可能意味著第三次到訪在加拉太書撰寫時尚未發生。（2）</w:t>
       </w:r>
-      <w:hyperlink r:id="rId677">
+      <w:hyperlink r:id="rId570">
         <w:r>
           <w:rPr>
             <w:lang w:val="zh_TW" w:bidi="zh_TW"/>
@@ -23827,7 +21111,7 @@
         </w:rPr>
         <w:t>描述的，是保羅與巴拿巴與「柱石」使徒之間的私人會議。但</w:t>
       </w:r>
-      <w:hyperlink r:id="rId680">
+      <w:hyperlink r:id="rId573">
         <w:r>
           <w:rPr>
             <w:lang w:val="zh_TW" w:bidi="zh_TW"/>
@@ -23845,7 +21129,7 @@
         </w:rPr>
         <w:t>中的會議是公開的，且是在全教會面前進行的。因此，</w:t>
       </w:r>
-      <w:hyperlink r:id="rId677">
+      <w:hyperlink r:id="rId570">
         <w:r>
           <w:rPr>
             <w:lang w:val="zh_TW" w:bidi="zh_TW"/>
@@ -23863,7 +21147,7 @@
         </w:rPr>
         <w:t>更可能是指</w:t>
       </w:r>
-      <w:hyperlink r:id="rId679">
+      <w:hyperlink r:id="rId572">
         <w:r>
           <w:rPr>
             <w:lang w:val="zh_TW" w:bidi="zh_TW"/>
@@ -23881,7 +21165,7 @@
         </w:rPr>
         <w:t>到訪期間的一次私人會議，而加拉太書並未記載這次到訪。（3）保羅在</w:t>
       </w:r>
-      <w:hyperlink r:id="rId683">
+      <w:hyperlink r:id="rId576">
         <w:r>
           <w:rPr>
             <w:lang w:val="zh_TW" w:bidi="zh_TW"/>
@@ -23899,7 +21183,7 @@
         </w:rPr>
         <w:t>中提到他對窮人的關心，這與他第二次到訪耶路撒冷時實際向窮人提供救濟（</w:t>
       </w:r>
-      <w:hyperlink r:id="rId679">
+      <w:hyperlink r:id="rId572">
         <w:r>
           <w:rPr>
             <w:lang w:val="zh_TW" w:bidi="zh_TW"/>
@@ -23917,7 +21201,7 @@
         </w:rPr>
         <w:t>）自然契合。（4）如果</w:t>
       </w:r>
-      <w:hyperlink r:id="rId677">
+      <w:hyperlink r:id="rId570">
         <w:r>
           <w:rPr>
             <w:lang w:val="zh_TW" w:bidi="zh_TW"/>
@@ -23935,7 +21219,7 @@
         </w:rPr>
         <w:t>與</w:t>
       </w:r>
-      <w:hyperlink r:id="rId680">
+      <w:hyperlink r:id="rId573">
         <w:r>
           <w:rPr>
             <w:lang w:val="zh_TW" w:bidi="zh_TW"/>
@@ -23953,7 +21237,7 @@
         </w:rPr>
         <w:t>所記載的是同一次到訪，我們會預期經文提及耶路撒冷大公會議的決定，特別是因為該決定直接涉及到保羅在加拉太書中處理的割禮問題。（5）此外，耶路撒冷大會似乎不太可能發生在</w:t>
       </w:r>
-      <w:hyperlink r:id="rId684">
+      <w:hyperlink r:id="rId577">
         <w:r>
           <w:rPr>
             <w:lang w:val="zh_TW" w:bidi="zh_TW"/>
@@ -23983,7 +21267,7 @@
         </w:rPr>
         <w:t>。（6）根據</w:t>
       </w:r>
-      <w:hyperlink r:id="rId685">
+      <w:hyperlink r:id="rId578">
         <w:r>
           <w:rPr>
             <w:lang w:val="zh_TW" w:bidi="zh_TW"/>
@@ -24001,7 +21285,7 @@
         </w:rPr>
         <w:t>，這封信是在保羅建立加拉太教會後「很快」寫成的。如果加拉太書是在第一次宣教之旅之後不久撰寫，那麼加拉太書在</w:t>
       </w:r>
-      <w:hyperlink r:id="rId680">
+      <w:hyperlink r:id="rId573">
         <w:r>
           <w:rPr>
             <w:lang w:val="zh_TW" w:bidi="zh_TW"/>
@@ -24033,7 +21317,7 @@
         </w:rPr>
         <w:t>支持第二種解釋的學者提出四個論點：（1）保羅在</w:t>
       </w:r>
-      <w:hyperlink r:id="rId677">
+      <w:hyperlink r:id="rId570">
         <w:r>
           <w:rPr>
             <w:lang w:val="zh_TW" w:bidi="zh_TW"/>
@@ -24051,7 +21335,7 @@
         </w:rPr>
         <w:t>中到訪的主要目的，似乎與</w:t>
       </w:r>
-      <w:hyperlink r:id="rId686">
+      <w:hyperlink r:id="rId579">
         <w:r>
           <w:rPr>
             <w:lang w:val="zh_TW" w:bidi="zh_TW"/>
@@ -24087,7 +21371,7 @@
         </w:rPr>
         <w:t>（</w:t>
       </w:r>
-      <w:hyperlink r:id="rId687">
+      <w:hyperlink r:id="rId580">
         <w:r>
           <w:rPr>
             <w:lang w:val="zh_TW" w:bidi="zh_TW"/>
@@ -24105,7 +21389,7 @@
         </w:rPr>
         <w:t>；</w:t>
       </w:r>
-      <w:hyperlink r:id="rId688">
+      <w:hyperlink r:id="rId581">
         <w:r>
           <w:rPr>
             <w:lang w:val="zh_TW" w:bidi="zh_TW"/>
@@ -24123,7 +21407,7 @@
         </w:rPr>
         <w:t>）。這種相似之處顯而易見，但</w:t>
       </w:r>
-      <w:hyperlink r:id="rId689">
+      <w:hyperlink r:id="rId582">
         <w:r>
           <w:rPr>
             <w:lang w:val="zh_TW" w:bidi="zh_TW"/>
@@ -24141,7 +21425,7 @@
         </w:rPr>
         <w:t>和</w:t>
       </w:r>
-      <w:hyperlink r:id="rId679">
+      <w:hyperlink r:id="rId572">
         <w:r>
           <w:rPr>
             <w:lang w:val="zh_TW" w:bidi="zh_TW"/>
@@ -24207,7 +21491,7 @@
         </w:rPr>
         <w:t>。如果是這樣，保羅很可能是在憶述耶路撒冷大會（即</w:t>
       </w:r>
-      <w:hyperlink r:id="rId677">
+      <w:hyperlink r:id="rId570">
         <w:r>
           <w:rPr>
             <w:lang w:val="zh_TW" w:bidi="zh_TW"/>
@@ -24225,7 +21509,7 @@
         </w:rPr>
         <w:t>），因為大會的結果支持他在信中提出關於割禮的立場。（3）</w:t>
       </w:r>
-      <w:hyperlink r:id="rId679">
+      <w:hyperlink r:id="rId572">
         <w:r>
           <w:rPr>
             <w:lang w:val="zh_TW" w:bidi="zh_TW"/>
@@ -24255,7 +21539,7 @@
         </w:rPr>
         <w:t>（如</w:t>
       </w:r>
-      <w:hyperlink r:id="rId690">
+      <w:hyperlink r:id="rId583">
         <w:r>
           <w:rPr>
             <w:lang w:val="zh_TW" w:bidi="zh_TW"/>
@@ -24267,7 +21551,7 @@
           <w:t>徒12:25，</w:t>
         </w:r>
       </w:hyperlink>
-      <w:hyperlink r:id="rId691">
+      <w:hyperlink r:id="rId584">
         <w:r>
           <w:rPr>
             <w:lang w:val="zh_TW" w:bidi="zh_TW"/>
@@ -24285,7 +21569,7 @@
         </w:rPr>
         <w:t>；參</w:t>
       </w:r>
-      <w:hyperlink r:id="rId692">
+      <w:hyperlink r:id="rId585">
         <w:r>
           <w:rPr>
             <w:lang w:val="zh_TW" w:bidi="zh_TW"/>
@@ -24303,7 +21587,7 @@
         </w:rPr>
         <w:t>）。保羅在</w:t>
       </w:r>
-      <w:hyperlink r:id="rId689">
+      <w:hyperlink r:id="rId582">
         <w:r>
           <w:rPr>
             <w:lang w:val="zh_TW" w:bidi="zh_TW"/>
@@ -24321,7 +21605,7 @@
         </w:rPr>
         <w:t>描述其到訪，他認為自己是團隊的領袖。由於使徒行傳從第一次宣教之旅開始（</w:t>
       </w:r>
-      <w:hyperlink r:id="rId693">
+      <w:hyperlink r:id="rId586">
         <w:r>
           <w:rPr>
             <w:lang w:val="zh_TW" w:bidi="zh_TW"/>
@@ -24339,7 +21623,7 @@
         </w:rPr>
         <w:t>），以及第三次耶路撒冷到訪（</w:t>
       </w:r>
-      <w:hyperlink r:id="rId694">
+      <w:hyperlink r:id="rId587">
         <w:r>
           <w:rPr>
             <w:lang w:val="zh_TW" w:bidi="zh_TW"/>
@@ -24369,7 +21653,7 @@
         </w:rPr>
         <w:t>為領袖，因此，</w:t>
       </w:r>
-      <w:hyperlink r:id="rId689">
+      <w:hyperlink r:id="rId582">
         <w:r>
           <w:rPr>
             <w:lang w:val="zh_TW" w:bidi="zh_TW"/>
@@ -24387,7 +21671,7 @@
         </w:rPr>
         <w:t>記錄的很可能是</w:t>
       </w:r>
-      <w:hyperlink r:id="rId680">
+      <w:hyperlink r:id="rId573">
         <w:r>
           <w:rPr>
             <w:lang w:val="zh_TW" w:bidi="zh_TW"/>
@@ -24411,7 +21695,7 @@
         </w:rPr>
         <w:t>。（4）最後，在</w:t>
       </w:r>
-      <w:hyperlink r:id="rId695">
+      <w:hyperlink r:id="rId588">
         <w:r>
           <w:rPr>
             <w:lang w:val="zh_TW" w:bidi="zh_TW"/>
@@ -24441,7 +21725,7 @@
         </w:rPr>
         <w:t>等。但如果</w:t>
       </w:r>
-      <w:hyperlink r:id="rId689">
+      <w:hyperlink r:id="rId582">
         <w:r>
           <w:rPr>
             <w:lang w:val="zh_TW" w:bidi="zh_TW"/>
@@ -24459,7 +21743,7 @@
         </w:rPr>
         <w:t>記錄的是</w:t>
       </w:r>
-      <w:hyperlink r:id="rId679">
+      <w:hyperlink r:id="rId572">
         <w:r>
           <w:rPr>
             <w:lang w:val="zh_TW" w:bidi="zh_TW"/>
@@ -24477,7 +21761,7 @@
         </w:rPr>
         <w:t>中的事件，而第一次宣教之旅尚未發生，那麼「柱石」使徒就不可能承認保羅作為外邦人使徒的權柄。更可能的是，</w:t>
       </w:r>
-      <w:hyperlink r:id="rId689">
+      <w:hyperlink r:id="rId582">
         <w:r>
           <w:rPr>
             <w:lang w:val="zh_TW" w:bidi="zh_TW"/>
@@ -24495,7 +21779,7 @@
         </w:rPr>
         <w:t>發生在第一次宣教之旅之後，正如</w:t>
       </w:r>
-      <w:hyperlink r:id="rId680">
+      <w:hyperlink r:id="rId573">
         <w:r>
           <w:rPr>
             <w:lang w:val="zh_TW" w:bidi="zh_TW"/>
@@ -24539,7 +21823,7 @@
         </w:rPr>
         <w:t>在於，根據第一種觀點，保羅的歸信發生在</w:t>
       </w:r>
-      <w:hyperlink r:id="rId679">
+      <w:hyperlink r:id="rId572">
         <w:r>
           <w:rPr>
             <w:lang w:val="zh_TW" w:bidi="zh_TW"/>
@@ -24557,7 +21841,7 @@
         </w:rPr>
         <w:t>的饑荒到訪之前的17年（參</w:t>
       </w:r>
-      <w:hyperlink r:id="rId676">
+      <w:hyperlink r:id="rId569">
         <w:r>
           <w:rPr>
             <w:lang w:val="zh_TW" w:bidi="zh_TW"/>
@@ -24569,7 +21853,7 @@
           <w:t>加1:18，</w:t>
         </w:r>
       </w:hyperlink>
-      <w:hyperlink r:id="rId696">
+      <w:hyperlink r:id="rId589">
         <w:r>
           <w:rPr>
             <w:lang w:val="zh_TW" w:bidi="zh_TW"/>
@@ -24587,7 +21871,7 @@
         </w:rPr>
         <w:t>）。根據第二種觀點，保羅的歸信發生在</w:t>
       </w:r>
-      <w:hyperlink r:id="rId680">
+      <w:hyperlink r:id="rId573">
         <w:r>
           <w:rPr>
             <w:lang w:val="zh_TW" w:bidi="zh_TW"/>
@@ -24619,7 +21903,7 @@
         </w:rPr>
         <w:t>我們不妨再考慮一個很有可能確定的日期——即保羅在第二次宣教之旅中抵達哥林多的時間（</w:t>
       </w:r>
-      <w:hyperlink r:id="rId697">
+      <w:hyperlink r:id="rId590">
         <w:r>
           <w:rPr>
             <w:lang w:val="zh_TW" w:bidi="zh_TW"/>
@@ -24637,7 +21921,7 @@
         </w:rPr>
         <w:t>）。在第二次宣教旅程中（</w:t>
       </w:r>
-      <w:hyperlink r:id="rId698">
+      <w:hyperlink r:id="rId591">
         <w:r>
           <w:rPr>
             <w:lang w:val="zh_TW" w:bidi="zh_TW"/>
@@ -24655,7 +21939,7 @@
         </w:rPr>
         <w:t>），保羅和西拉經由陸路穿越敘利亞、基利家、弗呂家和加拉太，探訪第一次宣教之旅建立的教會。他們來到特羅亞，然後渡海到腓立比，沿海岸繼續前行，經過帖撒羅尼迦和庇哩亞。保羅先到雅典，隨後抵達哥林多。根據</w:t>
       </w:r>
-      <w:hyperlink r:id="rId699">
+      <w:hyperlink r:id="rId592">
         <w:r>
           <w:rPr>
             <w:lang w:val="zh_TW" w:bidi="zh_TW"/>
@@ -24673,7 +21957,7 @@
         </w:rPr>
         <w:t>，我們知道在保羅停留哥林多期間，迦流是當地的方伯。一塊在鄰近的特耳菲（Delphi）發現的銘文表明，迦流的任期極有可能是從公元51年中到52年中。</w:t>
       </w:r>
-      <w:hyperlink r:id="rId700">
+      <w:hyperlink r:id="rId593">
         <w:r>
           <w:rPr>
             <w:lang w:val="zh_TW" w:bidi="zh_TW"/>
@@ -24691,7 +21975,7 @@
         </w:rPr>
         <w:t>記載的事件，很可能發生在迦流任期的早期，因為猶太人希望這位新任方伯會對保羅作出不利的裁決。不久之後，保羅離開了哥林多，可能是在公元52年的夏季或秋季。根據</w:t>
       </w:r>
-      <w:hyperlink r:id="rId701">
+      <w:hyperlink r:id="rId594">
         <w:r>
           <w:rPr>
             <w:lang w:val="zh_TW" w:bidi="zh_TW"/>
@@ -24709,7 +21993,7 @@
         </w:rPr>
         <w:t>，保羅在哥林多停留了18個月，表明他很可能在公元50年初或49年底抵達哥林多。這一抵達日期也在</w:t>
       </w:r>
-      <w:hyperlink r:id="rId702">
+      <w:hyperlink r:id="rId595">
         <w:r>
           <w:rPr>
             <w:lang w:val="zh_TW" w:bidi="zh_TW"/>
@@ -24747,7 +22031,7 @@
         </w:rPr>
         <w:t>因此，兩個確定的日期是：公元46或47年的饑荒到訪（</w:t>
       </w:r>
-      <w:hyperlink r:id="rId667">
+      <w:hyperlink r:id="rId560">
         <w:r>
           <w:rPr>
             <w:lang w:val="zh_TW" w:bidi="zh_TW"/>
@@ -24765,7 +22049,7 @@
         </w:rPr>
         <w:t>），以及公元49年底或50年初保羅抵達哥林多（</w:t>
       </w:r>
-      <w:hyperlink r:id="rId697">
+      <w:hyperlink r:id="rId590">
         <w:r>
           <w:rPr>
             <w:lang w:val="zh_TW" w:bidi="zh_TW"/>
@@ -24783,7 +22067,7 @@
         </w:rPr>
         <w:t>）。考慮到</w:t>
       </w:r>
-      <w:hyperlink r:id="rId676">
+      <w:hyperlink r:id="rId569">
         <w:r>
           <w:rPr>
             <w:lang w:val="zh_TW" w:bidi="zh_TW"/>
@@ -24801,7 +22085,7 @@
         </w:rPr>
         <w:t>和</w:t>
       </w:r>
-      <w:hyperlink r:id="rId696">
+      <w:hyperlink r:id="rId589">
         <w:r>
           <w:rPr>
             <w:lang w:val="zh_TW" w:bidi="zh_TW"/>
@@ -24850,7 +22134,7 @@
           <w:lang w:val="zh_TW" w:bidi="zh_TW"/>
         </w:rPr>
       </w:r>
-      <w:hyperlink r:id="rId703">
+      <w:hyperlink r:id="rId596">
         <w:r>
           <w:rPr>
             <w:lang w:val="zh_TW" w:bidi="zh_TW"/>
@@ -24882,7 +22166,7 @@
         </w:rPr>
         <w:t>從這個日期向前推算，保羅在耶路撒冷被捕（</w:t>
       </w:r>
-      <w:hyperlink r:id="rId704">
+      <w:hyperlink r:id="rId597">
         <w:r>
           <w:rPr>
             <w:lang w:val="zh_TW" w:bidi="zh_TW"/>
@@ -24948,7 +22232,7 @@
         </w:rPr>
         <w:t>或夏天被捕，因為保羅的目標（</w:t>
       </w:r>
-      <w:hyperlink r:id="rId705">
+      <w:hyperlink r:id="rId598">
         <w:r>
           <w:rPr>
             <w:lang w:val="zh_TW" w:bidi="zh_TW"/>
@@ -25004,7 +22288,7 @@
         </w:rPr>
         <w:t>在五旬節前50天的逾越節期間，保羅與腓立比的教會一同慶祝（</w:t>
       </w:r>
-      <w:hyperlink r:id="rId705">
+      <w:hyperlink r:id="rId598">
         <w:r>
           <w:rPr>
             <w:lang w:val="zh_TW" w:bidi="zh_TW"/>
@@ -25034,7 +22318,7 @@
         </w:rPr>
         <w:t>凱撒利亞和耶路撒冷（</w:t>
       </w:r>
-      <w:hyperlink r:id="rId706">
+      <w:hyperlink r:id="rId599">
         <w:r>
           <w:rPr>
             <w:lang w:val="zh_TW" w:bidi="zh_TW"/>
@@ -25064,7 +22348,7 @@
         </w:rPr>
         <w:t>，保羅在希臘停留了三個月（</w:t>
       </w:r>
-      <w:hyperlink r:id="rId705">
+      <w:hyperlink r:id="rId598">
         <w:r>
           <w:rPr>
             <w:lang w:val="zh_TW" w:bidi="zh_TW"/>
@@ -25082,7 +22366,7 @@
         </w:rPr>
         <w:t>）。考慮到他穿越馬其頓、探訪帖撒羅尼迦和庇哩亞的時間，這三個月可能是公元56至57年的冬季（</w:t>
       </w:r>
-      <w:hyperlink r:id="rId705">
+      <w:hyperlink r:id="rId598">
         <w:r>
           <w:rPr>
             <w:lang w:val="zh_TW" w:bidi="zh_TW"/>
@@ -25100,7 +22384,7 @@
         </w:rPr>
         <w:t>；參</w:t>
       </w:r>
-      <w:hyperlink r:id="rId707">
+      <w:hyperlink r:id="rId600">
         <w:r>
           <w:rPr>
             <w:lang w:val="zh_TW" w:bidi="zh_TW"/>
@@ -25138,7 +22422,7 @@
         </w:rPr>
         <w:t>保羅在公元51年秋季結束第二次宣教之旅時離開哥林多（</w:t>
       </w:r>
-      <w:hyperlink r:id="rId697">
+      <w:hyperlink r:id="rId590">
         <w:r>
           <w:rPr>
             <w:lang w:val="zh_TW" w:bidi="zh_TW"/>
@@ -25156,7 +22440,7 @@
         </w:rPr>
         <w:t>），並於56年冬末的第三次宣教旅程中再次抵達哥林多（</w:t>
       </w:r>
-      <w:hyperlink r:id="rId705">
+      <w:hyperlink r:id="rId598">
         <w:r>
           <w:rPr>
             <w:lang w:val="zh_TW" w:bidi="zh_TW"/>
@@ -25198,7 +22482,7 @@
         </w:rPr>
         <w:t>（</w:t>
       </w:r>
-      <w:hyperlink r:id="rId705">
+      <w:hyperlink r:id="rId598">
         <w:r>
           <w:rPr>
             <w:lang w:val="zh_TW" w:bidi="zh_TW"/>
@@ -25216,7 +22500,7 @@
         </w:rPr>
         <w:t>；參</w:t>
       </w:r>
-      <w:hyperlink r:id="rId708">
+      <w:hyperlink r:id="rId601">
         <w:r>
           <w:rPr>
             <w:lang w:val="zh_TW" w:bidi="zh_TW"/>
@@ -25234,7 +22518,7 @@
         </w:rPr>
         <w:t>）。考慮到前後的行程，他在以弗所的停留可能從公元52或53年持續到55或56年的夏季（參</w:t>
       </w:r>
-      <w:hyperlink r:id="rId707">
+      <w:hyperlink r:id="rId600">
         <w:r>
           <w:rPr>
             <w:lang w:val="zh_TW" w:bidi="zh_TW"/>
@@ -25326,7 +22610,7 @@
         </w:rPr>
         <w:t>（</w:t>
       </w:r>
-      <w:hyperlink r:id="rId709">
+      <w:hyperlink r:id="rId602">
         <w:r>
           <w:rPr>
             <w:lang w:val="zh_TW" w:bidi="zh_TW"/>
@@ -25356,7 +22640,7 @@
         </w:rPr>
         <w:t>（</w:t>
       </w:r>
-      <w:hyperlink r:id="rId710">
+      <w:hyperlink r:id="rId603">
         <w:r>
           <w:rPr>
             <w:lang w:val="zh_TW" w:bidi="zh_TW"/>
@@ -25398,7 +22682,7 @@
         </w:rPr>
         <w:t>或秋季開始（</w:t>
       </w:r>
-      <w:hyperlink r:id="rId711">
+      <w:hyperlink r:id="rId604">
         <w:r>
           <w:rPr>
             <w:lang w:val="zh_TW" w:bidi="zh_TW"/>
@@ -25466,7 +22750,7 @@
         </w:rPr>
         <w:t>（</w:t>
       </w:r>
-      <w:hyperlink r:id="rId712">
+      <w:hyperlink r:id="rId605">
         <w:r>
           <w:rPr>
             <w:lang w:val="zh_TW" w:bidi="zh_TW"/>
@@ -25556,7 +22840,7 @@
         </w:rPr>
         <w:t>在西西里以南的馬耳他海岸遭遇船難（</w:t>
       </w:r>
-      <w:hyperlink r:id="rId713">
+      <w:hyperlink r:id="rId606">
         <w:r>
           <w:rPr>
             <w:lang w:val="zh_TW" w:bidi="zh_TW"/>
@@ -25586,7 +22870,7 @@
         </w:rPr>
         <w:t>（</w:t>
       </w:r>
-      <w:hyperlink r:id="rId714">
+      <w:hyperlink r:id="rId607">
         <w:r>
           <w:rPr>
             <w:lang w:val="zh_TW" w:bidi="zh_TW"/>
@@ -25616,7 +22900,7 @@
         </w:rPr>
         <w:t>（</w:t>
       </w:r>
-      <w:hyperlink r:id="rId715">
+      <w:hyperlink r:id="rId608">
         <w:r>
           <w:rPr>
             <w:lang w:val="zh_TW" w:bidi="zh_TW"/>
@@ -25634,7 +22918,7 @@
         </w:rPr>
         <w:t>節）。因此，保羅於公元60年初抵達羅馬。使徒行傳以「保羅在自己所租的房子裡住了足足兩年」作結（</w:t>
       </w:r>
-      <w:hyperlink r:id="rId716">
+      <w:hyperlink r:id="rId609">
         <w:r>
           <w:rPr>
             <w:lang w:val="zh_TW" w:bidi="zh_TW"/>
@@ -25786,7 +23070,7 @@
         </w:rPr>
         <w:t>（</w:t>
       </w:r>
-      <w:hyperlink r:id="rId717">
+      <w:hyperlink r:id="rId610">
         <w:r>
           <w:rPr>
             <w:lang w:val="zh_TW" w:bidi="zh_TW"/>
@@ -25798,7 +23082,7 @@
           <w:t>提後2:9，</w:t>
         </w:r>
       </w:hyperlink>
-      <w:hyperlink r:id="rId718">
+      <w:hyperlink r:id="rId611">
         <w:r>
           <w:rPr>
             <w:lang w:val="zh_TW" w:bidi="zh_TW"/>
@@ -25902,7 +23186,7 @@
         </w:rPr>
         <w:t>（參</w:t>
       </w:r>
-      <w:hyperlink r:id="rId719">
+      <w:hyperlink r:id="rId612">
         <w:r>
           <w:rPr>
             <w:lang w:val="zh_TW" w:bidi="zh_TW"/>
@@ -25920,7 +23204,7 @@
         </w:rPr>
         <w:t>；</w:t>
       </w:r>
-      <w:hyperlink r:id="rId720">
+      <w:hyperlink r:id="rId613">
         <w:r>
           <w:rPr>
             <w:lang w:val="zh_TW" w:bidi="zh_TW"/>
@@ -26040,86 +23324,240 @@
         <w:rPr>
           <w:lang w:val="zh_TW" w:bidi="zh_TW"/>
         </w:rPr>
-        <w:t>聖經正典</w:t>
-      </w:r>
-      <w:r>
-        <w:rPr>
-          <w:lang w:val="zh_TW" w:bidi="zh_TW"/>
-        </w:rPr>
-      </w:r>
-    </w:p>
-    <w:p>
-      <w:pPr/>
-      <w:r>
-        <w:rPr>
-          <w:lang w:val="zh_TW" w:bidi="zh_TW"/>
-        </w:rPr>
-      </w:r>
-      <w:r>
-        <w:rPr>
-          <w:lang w:val="zh_TW" w:bidi="zh_TW"/>
-        </w:rPr>
-        <w:t>指猶太教和基督教聖經中被視為聖經的書卷，因此在信仰和教義上具有權威性。這個術語源自希臘文和希伯來文，意思是「規則」或「量尺」。聖經正典是一份書目清單</w:t>
-      </w:r>
-      <w:r>
-        <w:rPr>
-          <w:lang w:val="zh_TW" w:bidi="zh_TW"/>
-        </w:rPr>
-        <w:t>，</w:t>
-      </w:r>
-      <w:r>
-        <w:rPr>
-          <w:lang w:val="zh_TW" w:bidi="zh_TW"/>
-        </w:rPr>
-        <w:t>其它書卷皆與之比較並以其為衡量標準。公元四世紀後，基督教會將66卷書確立為正典，其中27卷是新約，39卷是舊約。正如柏拉圖（Plato）、亞里士多德（Aristotle）和荷馬（Homer）的著作構成了希臘文學的正典，新約的書卷也成為基督教文學的正典。猶太正典（即舊約）的書卷選定標準雖不得而知，但顯然與這些書卷在這個敬拜民族的宗教與生活中的價值有關。根據早期教會作者們的記載，新約書卷的選定標準是圍繞著這些書卷的「使徒性」。</w:t>
-      </w:r>
-      <w:r>
-        <w:rPr>
-          <w:lang w:val="zh_TW" w:bidi="zh_TW"/>
-        </w:rPr>
-        <w:t>與舊約一樣</w:t>
-      </w:r>
-      <w:r>
-        <w:rPr>
-          <w:lang w:val="zh_TW" w:bidi="zh_TW"/>
-        </w:rPr>
-        <w:t>，新約書卷是由地方教會在持續的敬拜和基督徒生活中，需要權威指導的過程中，而收集和保存下來。正典的形成是一個過程，</w:t>
-      </w:r>
-      <w:r>
-        <w:rPr>
-          <w:lang w:val="zh_TW" w:bidi="zh_TW"/>
-        </w:rPr>
-        <w:t>而不是一個事件</w:t>
-      </w:r>
-      <w:r>
-        <w:rPr>
-          <w:lang w:val="zh_TW" w:bidi="zh_TW"/>
-        </w:rPr>
-        <w:t>，</w:t>
-      </w:r>
-      <w:r>
-        <w:rPr>
-          <w:lang w:val="zh_TW" w:bidi="zh_TW"/>
-        </w:rPr>
-        <w:t>歷時數百年才在羅馬帝國的各地最終</w:t>
-      </w:r>
-      <w:r>
-        <w:rPr>
-          <w:lang w:val="zh_TW" w:bidi="zh_TW"/>
-        </w:rPr>
-        <w:t>確立統一的正典。地方性的</w:t>
-      </w:r>
-      <w:r>
-        <w:rPr>
-          <w:lang w:val="zh_TW" w:bidi="zh_TW"/>
-        </w:rPr>
-        <w:t>正典是比較的基礎，最後從中形成了今天基督教世界裡普遍接受的正典</w:t>
-      </w:r>
-      <w:r>
-        <w:rPr>
-          <w:lang w:val="zh_TW" w:bidi="zh_TW"/>
-        </w:rPr>
-        <w:t>。然而，部分東方教會的新約正典數量稍少於西方教會的。猶太教和基督教整體都相信，神的靈以某種護理的方式產生和保存了祂自己的話語。</w:t>
+        <w:t>聖經，新約中引用舊約經文</w:t>
+      </w:r>
+      <w:r>
+        <w:rPr>
+          <w:lang w:val="zh_TW" w:bidi="zh_TW"/>
+        </w:rPr>
+      </w:r>
+    </w:p>
+    <w:p>
+      <w:pPr/>
+      <w:r>
+        <w:rPr>
+          <w:lang w:val="zh_TW" w:bidi="zh_TW"/>
+        </w:rPr>
+      </w:r>
+      <w:r>
+        <w:rPr>
+          <w:lang w:val="zh_TW" w:bidi="zh_TW"/>
+        </w:rPr>
+        <w:t>在新約著作中引用或暗示的舊約經文。</w:t>
+      </w:r>
+    </w:p>
+    <w:p>
+      <w:pPr/>
+      <w:r>
+        <w:rPr>
+          <w:lang w:val="zh_TW" w:bidi="zh_TW"/>
+        </w:rPr>
+      </w:r>
+      <w:r>
+        <w:rPr>
+          <w:lang w:val="zh_TW" w:bidi="zh_TW"/>
+        </w:rPr>
+        <w:t>要理解新約作者如何引用舊約，是解釋聖經時，最為複雜的問題之一。對新約作者而言，顯然沒有什麼比聖經更具有塑造性和權威。然而，他們引用舊約經文的方式，對現代讀者來說往往顯得奇特。</w:t>
+      </w:r>
+    </w:p>
+    <w:p>
+      <w:pPr/>
+      <w:r>
+        <w:rPr>
+          <w:lang w:val="zh_TW" w:bidi="zh_TW"/>
+        </w:rPr>
+      </w:r>
+      <w:r>
+        <w:rPr>
+          <w:lang w:val="zh_TW" w:bidi="zh_TW"/>
+        </w:rPr>
+        <w:t>舊約為新約提供許多詞彙和思想。除非讀者使用的聖經以特別方式標明舊約引文，否則很難察覺到這一點，因為新約作者常常將舊約的詞句融入自己的話語中，不會特別表明他們是在引用舊約。新約中明確引用的舊約經文超過400處，這些經文中，近半數會用「經上說」等字眼引入，以表明作者正在運用舊約的權威和思想。然而，在其他地方，舊約的話語已融入到作者自己的陳述中。</w:t>
+      </w:r>
+    </w:p>
+    <w:p>
+      <w:pPr/>
+      <w:r>
+        <w:rPr>
+          <w:lang w:val="zh_TW" w:bidi="zh_TW"/>
+        </w:rPr>
+      </w:r>
+      <w:r>
+        <w:rPr>
+          <w:lang w:val="zh_TW" w:bidi="zh_TW"/>
+        </w:rPr>
+        <w:t>除了明確引用的400多處經文外，還有超過1000處地方暗示舊約的經文、事件或人物。有時，對於部分經文來說，引用和暗示之間的區別會引起爭論；通常的區別在於，作者有意引用舊約經文的話語，還是作者心中有舊約的經文，但不是有意使用這些文字。</w:t>
+      </w:r>
+    </w:p>
+    <w:p>
+      <w:pPr/>
+      <w:r>
+        <w:rPr>
+          <w:lang w:val="zh_TW" w:bidi="zh_TW"/>
+        </w:rPr>
+      </w:r>
+      <w:r>
+        <w:rPr>
+          <w:lang w:val="zh_TW" w:bidi="zh_TW"/>
+        </w:rPr>
+        <w:t>如果經文有「經上說」這樣的引言公式（如</w:t>
+      </w:r>
+      <w:hyperlink r:id="rId614">
+        <w:r>
+          <w:rPr>
+            <w:lang w:val="zh_TW" w:bidi="zh_TW"/>
+          </w:rPr>
+          <w:rPr>
+            <w:color w:val="0000EE"/>
+            <w:u w:val="single"/>
+          </w:rPr>
+          <w:t>羅10:11</w:t>
+        </w:r>
+      </w:hyperlink>
+      <w:r>
+        <w:rPr>
+          <w:lang w:val="zh_TW" w:bidi="zh_TW"/>
+        </w:rPr>
+        <w:t>；參</w:t>
+      </w:r>
+      <w:hyperlink r:id="rId615">
+        <w:r>
+          <w:rPr>
+            <w:lang w:val="zh_TW" w:bidi="zh_TW"/>
+          </w:rPr>
+          <w:rPr>
+            <w:color w:val="0000EE"/>
+            <w:u w:val="single"/>
+          </w:rPr>
+          <w:t>賽28:16</w:t>
+        </w:r>
+      </w:hyperlink>
+      <w:r>
+        <w:rPr>
+          <w:lang w:val="zh_TW" w:bidi="zh_TW"/>
+        </w:rPr>
+        <w:t>），我們便很容易辨認出這屬於引用；如果沒有引言公式，我們則很容易忽略明確的引用（</w:t>
+      </w:r>
+      <w:hyperlink r:id="rId616">
+        <w:r>
+          <w:rPr>
+            <w:lang w:val="zh_TW" w:bidi="zh_TW"/>
+          </w:rPr>
+          <w:rPr>
+            <w:color w:val="0000EE"/>
+            <w:u w:val="single"/>
+          </w:rPr>
+          <w:t>羅10:13</w:t>
+        </w:r>
+      </w:hyperlink>
+      <w:r>
+        <w:rPr>
+          <w:lang w:val="zh_TW" w:bidi="zh_TW"/>
+        </w:rPr>
+        <w:t>；參</w:t>
+      </w:r>
+      <w:hyperlink r:id="rId617">
+        <w:r>
+          <w:rPr>
+            <w:lang w:val="zh_TW" w:bidi="zh_TW"/>
+          </w:rPr>
+          <w:rPr>
+            <w:color w:val="0000EE"/>
+            <w:u w:val="single"/>
+          </w:rPr>
+          <w:t>珥2:32</w:t>
+        </w:r>
+      </w:hyperlink>
+      <w:r>
+        <w:rPr>
+          <w:lang w:val="zh_TW" w:bidi="zh_TW"/>
+        </w:rPr>
+        <w:t>）。暗示則更難辨認，但卻往往是解釋的關鍵，例如，</w:t>
+      </w:r>
+      <w:hyperlink r:id="rId618">
+        <w:r>
+          <w:rPr>
+            <w:lang w:val="zh_TW" w:bidi="zh_TW"/>
+          </w:rPr>
+          <w:rPr>
+            <w:color w:val="0000EE"/>
+            <w:u w:val="single"/>
+          </w:rPr>
+          <w:t>約翰福音一章14至18節</w:t>
+        </w:r>
+      </w:hyperlink>
+      <w:r>
+        <w:rPr>
+          <w:lang w:val="zh_TW" w:bidi="zh_TW"/>
+        </w:rPr>
+        <w:t>提到榮耀、恩典和真理、摩西，以及沒有人見過神，與</w:t>
+      </w:r>
+      <w:hyperlink r:id="rId619">
+        <w:r>
+          <w:rPr>
+            <w:lang w:val="zh_TW" w:bidi="zh_TW"/>
+          </w:rPr>
+          <w:rPr>
+            <w:color w:val="0000EE"/>
+            <w:u w:val="single"/>
+          </w:rPr>
+          <w:t>出埃及記三十三章17節至三十四章8節</w:t>
+        </w:r>
+      </w:hyperlink>
+      <w:r>
+        <w:rPr>
+          <w:lang w:val="zh_TW" w:bidi="zh_TW"/>
+        </w:rPr>
+        <w:t>一同閱讀時，讀者會更容易理解其中關係，體會更加深刻。在出埃及記這處經文中，神的榮耀和祂的恩典與真理向摩西顯現；作者藉此顯示，神在耶穌裡所賜的啟示，比出埃及記記載，神賜給摩西的啟示，是更加完整的。</w:t>
+      </w:r>
+    </w:p>
+    <w:p>
+      <w:pPr/>
+      <w:r>
+        <w:rPr>
+          <w:lang w:val="zh_TW" w:bidi="zh_TW"/>
+        </w:rPr>
+      </w:r>
+      <w:r>
+        <w:rPr>
+          <w:lang w:val="zh_TW" w:bidi="zh_TW"/>
+        </w:rPr>
+        <w:t>此外，許多新約經文都受到舊約經文啟發，有類似舊約經文的思想和詞語，即使新約作者未必有意暗示那些舊約經文（例如</w:t>
+      </w:r>
+      <w:hyperlink r:id="rId620">
+        <w:r>
+          <w:rPr>
+            <w:lang w:val="zh_TW" w:bidi="zh_TW"/>
+          </w:rPr>
+          <w:rPr>
+            <w:color w:val="0000EE"/>
+            <w:u w:val="single"/>
+          </w:rPr>
+          <w:t>太16:19</w:t>
+        </w:r>
+      </w:hyperlink>
+      <w:r>
+        <w:rPr>
+          <w:lang w:val="zh_TW" w:bidi="zh_TW"/>
+        </w:rPr>
+        <w:t>；</w:t>
+      </w:r>
+      <w:hyperlink r:id="rId621">
+        <w:r>
+          <w:rPr>
+            <w:lang w:val="zh_TW" w:bidi="zh_TW"/>
+          </w:rPr>
+          <w:rPr>
+            <w:color w:val="0000EE"/>
+            <w:u w:val="single"/>
+          </w:rPr>
+          <w:t>賽22:22</w:t>
+        </w:r>
+      </w:hyperlink>
+      <w:r>
+        <w:rPr>
+          <w:lang w:val="zh_TW" w:bidi="zh_TW"/>
+        </w:rPr>
+        <w:t>）。作者想法背後的原因不明，但在這些情況下，新約確實反映了舊約時期的思想、文化和措辭。</w:t>
       </w:r>
     </w:p>
     <w:p>
@@ -26130,6 +23568,2568 @@
         <w:rPr>
           <w:lang w:val="zh_TW" w:bidi="zh_TW"/>
         </w:rPr>
+        <w:t>舊約引用的分佈</w:t>
+      </w:r>
+    </w:p>
+    <w:p>
+      <w:pPr/>
+      <w:r>
+        <w:rPr>
+          <w:lang w:val="zh_TW" w:bidi="zh_TW"/>
+        </w:rPr>
+      </w:r>
+      <w:r>
+        <w:rPr>
+          <w:lang w:val="zh_TW" w:bidi="zh_TW"/>
+        </w:rPr>
+        <w:t>新約書卷顯示，最依賴舊約的書卷包括馬太福音、約翰福音、羅馬書、希伯來書、彼得前書和啟示錄。然而，這樣的說法可能會引起誤解，因為不同作者使用舊約的方式皆有不同。</w:t>
+      </w:r>
+    </w:p>
+    <w:p>
+      <w:pPr/>
+      <w:r>
+        <w:rPr>
+          <w:lang w:val="zh_TW" w:bidi="zh_TW"/>
+        </w:rPr>
+      </w:r>
+      <w:r>
+        <w:rPr>
+          <w:lang w:val="zh_TW" w:bidi="zh_TW"/>
+        </w:rPr>
+        <w:t>馬太福音約有62次引用或有意反映舊約經文，其中近一半使用了引言公式。相對而言，啟示錄從未引用舊約，也從未使用引言公式，但其依賴舊約的程度可能超過其他新約書卷。希伯來書約有59次引用或有意反映舊約，同樣在其中一半引用時，有使用引言公式。約翰福音則只有18次引用，幾乎每次都使用引言公式。然而，舊約的暗示幾乎存在於約翰福音的每一頁，以致有些學者認為，約翰是以出埃及記、猶太節期或舊約人物和意象為藍本，來構建他的敘述。保羅在羅馬書中引用舊約54次（其中約四分之三有引言公式），而在其他保羅書信中，引用頻率顯著降低（例如，哥林多前書16次，加拉太書11次，腓立比書1次，帖撒羅尼迦前書1次）。</w:t>
+      </w:r>
+    </w:p>
+    <w:p>
+      <w:pPr/>
+      <w:r>
+        <w:rPr>
+          <w:lang w:val="zh_TW" w:bidi="zh_TW"/>
+        </w:rPr>
+      </w:r>
+      <w:r>
+        <w:rPr>
+          <w:lang w:val="zh_TW" w:bidi="zh_TW"/>
+        </w:rPr>
+        <w:t>此外，腓立比書和帖撒羅尼迦前書分別只引用舊約1次，一些書卷則極少或從未明確引用舊約。歌羅西書、提多書、腓利門書和約翰書信完全沒有引用舊約；提摩太後書和猶大書各引用1次；而彼得後書和提摩太前書各引用2次。</w:t>
+      </w:r>
+    </w:p>
+    <w:p>
+      <w:pPr/>
+      <w:r>
+        <w:rPr>
+          <w:lang w:val="zh_TW" w:bidi="zh_TW"/>
+        </w:rPr>
+      </w:r>
+      <w:r>
+        <w:rPr>
+          <w:lang w:val="zh_TW" w:bidi="zh_TW"/>
+        </w:rPr>
+        <w:t>重要的是，我們要意識到，作者會視乎讀者是否熟悉舊約來使用；或當作者要描述與基督和教會相關的事件，而舊約必不可少時，他們都會使用舊約。最經常使用舊約的書卷（馬太福音、約翰福音、羅馬書、希伯來書、彼得前書和啟示錄），若不是源於猶太背景，就是面向猶太受眾，或者像羅馬書和約翰福音一樣，特別討論猶太人和基督徒的關係。福音書大幅引用舊約，因為在傳達耶穌在神計劃中的身份和重要意義時，舊約的用語是必需的。同樣，彼得前書也頻繁引用舊約，因為作者試圖向受逼迫的受眾傳達他們是神的子民，會承受神的應許。</w:t>
+      </w:r>
+    </w:p>
+    <w:p>
+      <w:pPr>
+        <w:pStyle w:val="Heading3"/>
+      </w:pPr>
+      <w:r>
+        <w:rPr>
+          <w:lang w:val="zh_TW" w:bidi="zh_TW"/>
+        </w:rPr>
+        <w:t>解經的困難</w:t>
+      </w:r>
+    </w:p>
+    <w:p>
+      <w:pPr/>
+      <w:r>
+        <w:rPr>
+          <w:lang w:val="zh_TW" w:bidi="zh_TW"/>
+        </w:rPr>
+      </w:r>
+      <w:r>
+        <w:rPr>
+          <w:lang w:val="zh_TW" w:bidi="zh_TW"/>
+        </w:rPr>
+        <w:t>人們想到新約引用舊約經文時，通常只會將其理解為預言。有些人將新約應用於基督和教會的舊約陳述語句進行統計，錯誤聲稱這些舊約經文是證明耶穌是彌賽亞的預言。這種做法充滿漏洞，因其過於簡化，既未能公平對待舊約，也未能正確理解新約如何引用舊約。當然，早期教會確實有使用舊約，來表明耶穌成就神的應許，並完成神的工作；但教會對舊約的使用方式多樣，其中許多不能歸類為將會應驗的預言。預言本身非常複雜，不能僅限於具預測性質的思考。</w:t>
+      </w:r>
+    </w:p>
+    <w:p>
+      <w:pPr/>
+      <w:r>
+        <w:rPr>
+          <w:lang w:val="zh_TW" w:bidi="zh_TW"/>
+        </w:rPr>
+      </w:r>
+      <w:r>
+        <w:rPr>
+          <w:lang w:val="zh_TW" w:bidi="zh_TW"/>
+        </w:rPr>
+        <w:t>部分最明顯的解經難題，可以見於馬太福音，惟其他書卷也有類似情況。</w:t>
+      </w:r>
+      <w:hyperlink r:id="rId622">
+        <w:r>
+          <w:rPr>
+            <w:lang w:val="zh_TW" w:bidi="zh_TW"/>
+          </w:rPr>
+          <w:rPr>
+            <w:color w:val="0000EE"/>
+            <w:u w:val="single"/>
+          </w:rPr>
+          <w:t>馬太福音二章15節</w:t>
+        </w:r>
+      </w:hyperlink>
+      <w:r>
+        <w:rPr>
+          <w:lang w:val="zh_TW" w:bidi="zh_TW"/>
+        </w:rPr>
+        <w:t>：「我從埃及召出我的兒子來」，是引用</w:t>
+      </w:r>
+      <w:hyperlink r:id="rId623">
+        <w:r>
+          <w:rPr>
+            <w:lang w:val="zh_TW" w:bidi="zh_TW"/>
+          </w:rPr>
+          <w:rPr>
+            <w:color w:val="0000EE"/>
+            <w:u w:val="single"/>
+          </w:rPr>
+          <w:t>何西阿書十一章1節；</w:t>
+        </w:r>
+      </w:hyperlink>
+      <w:r>
+        <w:rPr>
+          <w:lang w:val="zh_TW" w:bidi="zh_TW"/>
+        </w:rPr>
+        <w:t>但在何西阿書中，這些話語並不是指彌賽亞，而是指以色列國。同樣，</w:t>
+      </w:r>
+      <w:hyperlink r:id="rId624">
+        <w:r>
+          <w:rPr>
+            <w:lang w:val="zh_TW" w:bidi="zh_TW"/>
+          </w:rPr>
+          <w:rPr>
+            <w:color w:val="0000EE"/>
+            <w:u w:val="single"/>
+          </w:rPr>
+          <w:t>馬太福音二章18節</w:t>
+        </w:r>
+      </w:hyperlink>
+      <w:r>
+        <w:rPr>
+          <w:lang w:val="zh_TW" w:bidi="zh_TW"/>
+        </w:rPr>
+        <w:t>引用</w:t>
+      </w:r>
+      <w:hyperlink r:id="rId625">
+        <w:r>
+          <w:rPr>
+            <w:lang w:val="zh_TW" w:bidi="zh_TW"/>
+          </w:rPr>
+          <w:rPr>
+            <w:color w:val="0000EE"/>
+            <w:u w:val="single"/>
+          </w:rPr>
+          <w:t>耶利米書三十一章15節</w:t>
+        </w:r>
+      </w:hyperlink>
+      <w:r>
+        <w:rPr>
+          <w:lang w:val="zh_TW" w:bidi="zh_TW"/>
+        </w:rPr>
+        <w:t>（「在拉瑪聽見號咷大哭的聲音，是拉結哭她兒女，不肯受安慰，因為他們都不在了」），應驗在伯利恆無辜嬰孩被殺的事件，但在耶利米書中，這是為耶路撒冷的毀滅而哭泣。</w:t>
+      </w:r>
+      <w:hyperlink r:id="rId626">
+        <w:r>
+          <w:rPr>
+            <w:lang w:val="zh_TW" w:bidi="zh_TW"/>
+          </w:rPr>
+          <w:rPr>
+            <w:color w:val="0000EE"/>
+            <w:u w:val="single"/>
+          </w:rPr>
+          <w:t>約翰福音十二章40節</w:t>
+        </w:r>
+      </w:hyperlink>
+      <w:r>
+        <w:rPr>
+          <w:lang w:val="zh_TW" w:bidi="zh_TW"/>
+        </w:rPr>
+        <w:t>將</w:t>
+      </w:r>
+      <w:hyperlink r:id="rId627">
+        <w:r>
+          <w:rPr>
+            <w:lang w:val="zh_TW" w:bidi="zh_TW"/>
+          </w:rPr>
+          <w:rPr>
+            <w:color w:val="0000EE"/>
+            <w:u w:val="single"/>
+          </w:rPr>
+          <w:t>以賽亞書六章10節</w:t>
+        </w:r>
+      </w:hyperlink>
+      <w:r>
+        <w:rPr>
+          <w:lang w:val="zh_TW" w:bidi="zh_TW"/>
+        </w:rPr>
+        <w:t>視為耶穌事工的應驗，但這節經文原是描述以賽亞的呼召，而不是關於彌賽亞事工的預言。這些例子只是冰山一角，類似例子還有很多，但應該已足以說明問題。因此，新約作者常被指責扭曲經文，但這種指控與將所有預言視為具預測性質的預言一樣，是過於簡化，並源自同樣的誤解。因此，理解新約中如何使用舊約時，必須處理新約作者使用舊約的多種方式，以及新約作者所採用的方法。</w:t>
+      </w:r>
+    </w:p>
+    <w:p>
+      <w:pPr/>
+      <w:r>
+        <w:rPr>
+          <w:lang w:val="zh_TW" w:bidi="zh_TW"/>
+        </w:rPr>
+      </w:r>
+      <w:r>
+        <w:rPr>
+          <w:lang w:val="zh_TW" w:bidi="zh_TW"/>
+        </w:rPr>
+        <w:t>在解經時，還會遇上其他困難。有時，新約作者會指出某些與基督相關的事實應驗舊約，但我們無法確定他所指的具體經文。例如，</w:t>
+      </w:r>
+      <w:hyperlink r:id="rId628">
+        <w:r>
+          <w:rPr>
+            <w:lang w:val="zh_TW" w:bidi="zh_TW"/>
+          </w:rPr>
+          <w:rPr>
+            <w:color w:val="0000EE"/>
+            <w:u w:val="single"/>
+          </w:rPr>
+          <w:t>約翰福音七章38節</w:t>
+        </w:r>
+      </w:hyperlink>
+      <w:r>
+        <w:rPr>
+          <w:lang w:val="zh_TW" w:bidi="zh_TW"/>
+        </w:rPr>
+        <w:t>：「從他腹中要流出活水的江河」這句話之前有「經上說」，但沒有任何舊約經文有這樣的表述，可能是暗示在曠野中出水的磐石（</w:t>
+      </w:r>
+      <w:hyperlink r:id="rId629">
+        <w:r>
+          <w:rPr>
+            <w:lang w:val="zh_TW" w:bidi="zh_TW"/>
+          </w:rPr>
+          <w:rPr>
+            <w:color w:val="0000EE"/>
+            <w:u w:val="single"/>
+          </w:rPr>
+          <w:t>出17:1</w:t>
+        </w:r>
+      </w:hyperlink>
+      <w:r>
+        <w:rPr>
+          <w:lang w:val="zh_TW" w:bidi="zh_TW"/>
+        </w:rPr>
+        <w:t>），或是從新殿中流出的水（</w:t>
+      </w:r>
+      <w:hyperlink r:id="rId630">
+        <w:r>
+          <w:rPr>
+            <w:lang w:val="zh_TW" w:bidi="zh_TW"/>
+          </w:rPr>
+          <w:rPr>
+            <w:color w:val="0000EE"/>
+            <w:u w:val="single"/>
+          </w:rPr>
+          <w:t>亞14:8</w:t>
+        </w:r>
+      </w:hyperlink>
+      <w:r>
+        <w:rPr>
+          <w:lang w:val="zh_TW" w:bidi="zh_TW"/>
+        </w:rPr>
+        <w:t>），或更廣泛指</w:t>
+      </w:r>
+      <w:hyperlink r:id="rId631">
+        <w:r>
+          <w:rPr>
+            <w:lang w:val="zh_TW" w:bidi="zh_TW"/>
+          </w:rPr>
+          <w:rPr>
+            <w:color w:val="0000EE"/>
+            <w:u w:val="single"/>
+          </w:rPr>
+          <w:t>以賽亞書五十八章11節</w:t>
+        </w:r>
+      </w:hyperlink>
+      <w:r>
+        <w:rPr>
+          <w:lang w:val="zh_TW" w:bidi="zh_TW"/>
+        </w:rPr>
+        <w:t>。同樣，基督被稱為拿撒勒人的預言（</w:t>
+      </w:r>
+      <w:hyperlink r:id="rId632">
+        <w:r>
+          <w:rPr>
+            <w:lang w:val="zh_TW" w:bidi="zh_TW"/>
+          </w:rPr>
+          <w:rPr>
+            <w:color w:val="0000EE"/>
+            <w:u w:val="single"/>
+          </w:rPr>
+          <w:t>太2:23</w:t>
+        </w:r>
+      </w:hyperlink>
+      <w:r>
+        <w:rPr>
+          <w:lang w:val="zh_TW" w:bidi="zh_TW"/>
+        </w:rPr>
+        <w:t>），背後的舊約經文難以確定，可能是指</w:t>
+      </w:r>
+      <w:hyperlink r:id="rId633">
+        <w:r>
+          <w:rPr>
+            <w:lang w:val="zh_TW" w:bidi="zh_TW"/>
+          </w:rPr>
+          <w:rPr>
+            <w:color w:val="0000EE"/>
+            <w:u w:val="single"/>
+          </w:rPr>
+          <w:t>以賽亞書十一章1節</w:t>
+        </w:r>
+      </w:hyperlink>
+      <w:r>
+        <w:rPr>
+          <w:lang w:val="zh_TW" w:bidi="zh_TW"/>
+        </w:rPr>
+        <w:t>中「枝子」一詞的希伯來文，但這一聯繫不易確立，且無法確定。另一個類似的例子是</w:t>
+      </w:r>
+      <w:hyperlink r:id="rId634">
+        <w:r>
+          <w:rPr>
+            <w:lang w:val="zh_TW" w:bidi="zh_TW"/>
+          </w:rPr>
+          <w:rPr>
+            <w:color w:val="0000EE"/>
+            <w:u w:val="single"/>
+          </w:rPr>
+          <w:t>哥林多前書十四章34節</w:t>
+        </w:r>
+      </w:hyperlink>
+      <w:r>
+        <w:rPr>
+          <w:lang w:val="zh_TW" w:bidi="zh_TW"/>
+        </w:rPr>
+        <w:t>，保羅指出婦女應該順服，就像律法所說的那樣，但沒有舊約經文曾表達這一思想。他的陳述可能應理解為歸納所得，而非引用或暗示。同樣，在某些情況下，舊約經文似乎歸於錯誤的舊約書卷，在</w:t>
+      </w:r>
+      <w:hyperlink r:id="rId635">
+        <w:r>
+          <w:rPr>
+            <w:lang w:val="zh_TW" w:bidi="zh_TW"/>
+          </w:rPr>
+          <w:rPr>
+            <w:color w:val="0000EE"/>
+            <w:u w:val="single"/>
+          </w:rPr>
+          <w:t>馬可福音一章2至3節</w:t>
+        </w:r>
+      </w:hyperlink>
+      <w:r>
+        <w:rPr>
+          <w:lang w:val="zh_TW" w:bidi="zh_TW"/>
+        </w:rPr>
+        <w:t>中的舊約引用歸於以賽亞書，但實際上綜合引用自</w:t>
+      </w:r>
+      <w:hyperlink r:id="rId636">
+        <w:r>
+          <w:rPr>
+            <w:lang w:val="zh_TW" w:bidi="zh_TW"/>
+          </w:rPr>
+          <w:rPr>
+            <w:color w:val="0000EE"/>
+            <w:u w:val="single"/>
+          </w:rPr>
+          <w:t>出埃及記二十三章20節</w:t>
+        </w:r>
+      </w:hyperlink>
+      <w:r>
+        <w:rPr>
+          <w:lang w:val="zh_TW" w:bidi="zh_TW"/>
+        </w:rPr>
+        <w:t>、</w:t>
+      </w:r>
+      <w:hyperlink r:id="rId637">
+        <w:r>
+          <w:rPr>
+            <w:lang w:val="zh_TW" w:bidi="zh_TW"/>
+          </w:rPr>
+          <w:rPr>
+            <w:color w:val="0000EE"/>
+            <w:u w:val="single"/>
+          </w:rPr>
+          <w:t>瑪拉基書三章1節</w:t>
+        </w:r>
+      </w:hyperlink>
+      <w:r>
+        <w:rPr>
+          <w:lang w:val="zh_TW" w:bidi="zh_TW"/>
+        </w:rPr>
+        <w:t>和</w:t>
+      </w:r>
+      <w:hyperlink r:id="rId638">
+        <w:r>
+          <w:rPr>
+            <w:lang w:val="zh_TW" w:bidi="zh_TW"/>
+          </w:rPr>
+          <w:rPr>
+            <w:color w:val="0000EE"/>
+            <w:u w:val="single"/>
+          </w:rPr>
+          <w:t>以賽亞書四十章3節</w:t>
+        </w:r>
+      </w:hyperlink>
+      <w:r>
+        <w:rPr>
+          <w:lang w:val="zh_TW" w:bidi="zh_TW"/>
+        </w:rPr>
+        <w:t>。</w:t>
+      </w:r>
+      <w:hyperlink r:id="rId639">
+        <w:r>
+          <w:rPr>
+            <w:lang w:val="zh_TW" w:bidi="zh_TW"/>
+          </w:rPr>
+          <w:rPr>
+            <w:color w:val="0000EE"/>
+            <w:u w:val="single"/>
+          </w:rPr>
+          <w:t>馬太福音二十七章9至10節</w:t>
+        </w:r>
+      </w:hyperlink>
+      <w:r>
+        <w:rPr>
+          <w:lang w:val="zh_TW" w:bidi="zh_TW"/>
+        </w:rPr>
+        <w:t>引用了一段經文，作者說是出自耶利米書，但實際上依照的是</w:t>
+      </w:r>
+      <w:hyperlink r:id="rId640">
+        <w:r>
+          <w:rPr>
+            <w:lang w:val="zh_TW" w:bidi="zh_TW"/>
+          </w:rPr>
+          <w:rPr>
+            <w:color w:val="0000EE"/>
+            <w:u w:val="single"/>
+          </w:rPr>
+          <w:t>撒迦利亞書十一章13節</w:t>
+        </w:r>
+      </w:hyperlink>
+      <w:r>
+        <w:rPr>
+          <w:lang w:val="zh_TW" w:bidi="zh_TW"/>
+        </w:rPr>
+        <w:t>，可能最好描述為</w:t>
+      </w:r>
+      <w:hyperlink r:id="rId641">
+        <w:r>
+          <w:rPr>
+            <w:lang w:val="zh_TW" w:bidi="zh_TW"/>
+          </w:rPr>
+          <w:rPr>
+            <w:color w:val="0000EE"/>
+            <w:u w:val="single"/>
+          </w:rPr>
+          <w:t>撒迦利亞書十一章12至13節</w:t>
+        </w:r>
+      </w:hyperlink>
+      <w:r>
+        <w:rPr>
+          <w:lang w:val="zh_TW" w:bidi="zh_TW"/>
+        </w:rPr>
+        <w:t>的歸納，並加入</w:t>
+      </w:r>
+      <w:hyperlink r:id="rId642">
+        <w:r>
+          <w:rPr>
+            <w:lang w:val="zh_TW" w:bidi="zh_TW"/>
+          </w:rPr>
+          <w:rPr>
+            <w:color w:val="0000EE"/>
+            <w:u w:val="single"/>
+          </w:rPr>
+          <w:t>耶利米書三十二章6至9節</w:t>
+        </w:r>
+      </w:hyperlink>
+      <w:r>
+        <w:rPr>
+          <w:lang w:val="zh_TW" w:bidi="zh_TW"/>
+        </w:rPr>
+        <w:t>的部分用語。然而，這兩個例子並未造成重大問題，因為經文的來源可能來自各種先知言論的結集，在這種情況下，就會用較著名的先知來表示來源。</w:t>
+      </w:r>
+    </w:p>
+    <w:p>
+      <w:pPr/>
+      <w:r>
+        <w:rPr>
+          <w:lang w:val="zh_TW" w:bidi="zh_TW"/>
+        </w:rPr>
+      </w:r>
+      <w:r>
+        <w:rPr>
+          <w:lang w:val="zh_TW" w:bidi="zh_TW"/>
+        </w:rPr>
+        <w:t>在引用舊約經文時，其措辭並不一定符合現代舊約的形式。正如今天有多種聖經譯本一樣，新約作者在撰寫時，也有各種形式的舊約經文。至於希伯來文經文（舊約大部分是用希伯來文寫成的），當時亦存在不同的傳統，這些希伯來傳統之間的差異相對較小。由於巴比倫被擄後亞蘭文的重要性日益增加，加上亞歷山大大帝征服各地後，希臘文的重要性也隨之增加，因此在新約撰寫期間，舊約仍然以這兩種語言為人所知並使用。事實上，猶太人在會堂崇拜時，讀完希伯來文的舊約後，會需要用亞蘭文來轉述讀經內容，以便所有人都能理解。這些意譯後來被記錄下來，稱為</w:t>
+      </w:r>
+      <w:r>
+        <w:rPr>
+          <w:lang w:val="zh_TW" w:bidi="zh_TW"/>
+        </w:rPr>
+        <w:t>他爾根（</w:t>
+      </w:r>
+      <w:r>
+        <w:rPr>
+          <w:lang w:val="zh_TW" w:bidi="zh_TW"/>
+        </w:rPr>
+        <w:t>Targums</w:t>
+      </w:r>
+      <w:r>
+        <w:rPr>
+          <w:lang w:val="zh_TW" w:bidi="zh_TW"/>
+        </w:rPr>
+        <w:t>）</w:t>
+      </w:r>
+      <w:r>
+        <w:rPr>
+          <w:lang w:val="zh_TW" w:bidi="zh_TW"/>
+        </w:rPr>
+        <w:t>。公元前三世紀的舊約希臘文譯本稱為「七十士譯本」，但當時人們仍會使用其他希臘文譯本。因此，新約引用的措辭不一定與希伯來文舊約經文完全一致。</w:t>
+      </w:r>
+    </w:p>
+    <w:p>
+      <w:pPr/>
+      <w:r>
+        <w:rPr>
+          <w:lang w:val="zh_TW" w:bidi="zh_TW"/>
+        </w:rPr>
+      </w:r>
+      <w:r>
+        <w:rPr>
+          <w:lang w:val="zh_TW" w:bidi="zh_TW"/>
+        </w:rPr>
+        <w:t>公元一世紀的巴勒斯坦地區，已經存在各種形式的舊約經文。除此之外，還有一個複雜因素，就是新約作者往往不打算準確引用舊約。使用正式引號是現代的做法，而古代作家並未同樣重視技術上的準確性。他們更關心經文本身的用意，因此可能會逐字抄寫或引用，憑記憶引用、使用或改編部分經文，甚至在借用經文來表達自己的觀點時更改某些詞語（新約作者經常使用舊約描述神過去作為的話語，來解釋神在他們時代的作為）。新約引用與舊約經文之間的差異是否重要，取決於該引用的使用方式，以及這種使用在多大程度上依賴於經文的差異。</w:t>
+      </w:r>
+    </w:p>
+    <w:p>
+      <w:pPr/>
+      <w:r>
+        <w:rPr>
+          <w:lang w:val="zh_TW" w:bidi="zh_TW"/>
+        </w:rPr>
+      </w:r>
+      <w:r>
+        <w:rPr>
+          <w:lang w:val="zh_TW" w:bidi="zh_TW"/>
+        </w:rPr>
+        <w:t>一些例子應該可以說明這些困難的性質。</w:t>
+      </w:r>
+      <w:hyperlink r:id="rId643">
+        <w:r>
+          <w:rPr>
+            <w:lang w:val="zh_TW" w:bidi="zh_TW"/>
+          </w:rPr>
+          <w:rPr>
+            <w:color w:val="0000EE"/>
+            <w:u w:val="single"/>
+          </w:rPr>
+          <w:t>以弗所書四章8節</w:t>
+        </w:r>
+      </w:hyperlink>
+      <w:r>
+        <w:rPr>
+          <w:lang w:val="zh_TW" w:bidi="zh_TW"/>
+        </w:rPr>
+        <w:t>引用了</w:t>
+      </w:r>
+      <w:hyperlink r:id="rId644">
+        <w:r>
+          <w:rPr>
+            <w:lang w:val="zh_TW" w:bidi="zh_TW"/>
+          </w:rPr>
+          <w:rPr>
+            <w:color w:val="0000EE"/>
+            <w:u w:val="single"/>
+          </w:rPr>
+          <w:t>詩篇六十八篇18節</w:t>
+        </w:r>
+      </w:hyperlink>
+      <w:r>
+        <w:rPr>
+          <w:lang w:val="zh_TW" w:bidi="zh_TW"/>
+        </w:rPr>
+        <w:t>。然而，希伯來文和七十士譯本讀作：「你已經升上高天，擄掠仇敵；你在人間，就是在悖逆的人間，受了供獻」，以弗所書則記錄這節經文為「</w:t>
+      </w:r>
+      <w:r>
+        <w:rPr>
+          <w:i/>
+          <w:lang w:val="zh_TW" w:bidi="zh_TW"/>
+        </w:rPr>
+        <w:t>他</w:t>
+      </w:r>
+      <w:r>
+        <w:rPr>
+          <w:lang w:val="zh_TW" w:bidi="zh_TW"/>
+        </w:rPr>
+        <w:t>升上高天的時候，擄掠了仇敵，將各樣的恩賜</w:t>
+      </w:r>
+      <w:r>
+        <w:rPr>
+          <w:i/>
+          <w:lang w:val="zh_TW" w:bidi="zh_TW"/>
+        </w:rPr>
+        <w:t>賞</w:t>
+      </w:r>
+      <w:r>
+        <w:rPr>
+          <w:lang w:val="zh_TW" w:bidi="zh_TW"/>
+        </w:rPr>
+        <w:t>給人」。保羅強調基督已經賜恩典給人們用於事工。他可能是改編了舊約經文的措辭來表達他的觀點，或是引用了一個不同的版本「</w:t>
+      </w:r>
+      <w:r>
+        <w:rPr>
+          <w:i/>
+          <w:lang w:val="zh_TW" w:bidi="zh_TW"/>
+        </w:rPr>
+        <w:t>祂賜</w:t>
+      </w:r>
+      <w:r>
+        <w:rPr>
+          <w:lang w:val="zh_TW" w:bidi="zh_TW"/>
+        </w:rPr>
+        <w:t>禮物」。有些譯本確實有這種讀法。事實上，他爾根將這節經文理解為摩西將律法之言賜給人類，保羅很可能是將這種理解用於基督帶來的新啟示。</w:t>
+      </w:r>
+    </w:p>
+    <w:p>
+      <w:pPr/>
+      <w:r>
+        <w:rPr>
+          <w:lang w:val="zh_TW" w:bidi="zh_TW"/>
+        </w:rPr>
+      </w:r>
+      <w:hyperlink r:id="rId645">
+        <w:r>
+          <w:rPr>
+            <w:lang w:val="zh_TW" w:bidi="zh_TW"/>
+          </w:rPr>
+          <w:rPr>
+            <w:color w:val="0000EE"/>
+            <w:u w:val="single"/>
+          </w:rPr>
+          <w:t>馬太福音一章23節</w:t>
+        </w:r>
+      </w:hyperlink>
+      <w:r>
+        <w:rPr>
+          <w:lang w:val="zh_TW" w:bidi="zh_TW"/>
+        </w:rPr>
+        <w:t>引用了</w:t>
+      </w:r>
+      <w:hyperlink r:id="rId646">
+        <w:r>
+          <w:rPr>
+            <w:lang w:val="zh_TW" w:bidi="zh_TW"/>
+          </w:rPr>
+          <w:rPr>
+            <w:color w:val="0000EE"/>
+            <w:u w:val="single"/>
+          </w:rPr>
+          <w:t>以賽亞書七章14節</w:t>
+        </w:r>
+      </w:hyperlink>
+      <w:r>
+        <w:rPr>
+          <w:lang w:val="zh_TW" w:bidi="zh_TW"/>
+        </w:rPr>
+        <w:t>，但希伯來文經文和馬太福音的措辭有明顯差異。希伯來文為「主自己要給你們一個兆頭，必有童女懷孕生子，給他起名叫以馬內利」，而馬太福音的經文為「必有</w:t>
+      </w:r>
+      <w:r>
+        <w:rPr>
+          <w:i/>
+          <w:lang w:val="zh_TW" w:bidi="zh_TW"/>
+        </w:rPr>
+        <w:t>童女</w:t>
+      </w:r>
+      <w:r>
+        <w:rPr>
+          <w:lang w:val="zh_TW" w:bidi="zh_TW"/>
+        </w:rPr>
+        <w:t xml:space="preserve">懷孕生子； </w:t>
+      </w:r>
+      <w:r>
+        <w:rPr>
+          <w:i/>
+          <w:lang w:val="zh_TW" w:bidi="zh_TW"/>
+        </w:rPr>
+        <w:t>人</w:t>
+      </w:r>
+      <w:r>
+        <w:rPr>
+          <w:lang w:val="zh_TW" w:bidi="zh_TW"/>
+        </w:rPr>
+        <w:t>要稱他的名為以馬內利」。七十士譯本確實像馬太福音一樣使用了「童女」一詞，但並不是馬太福音引用的來源，因為還存在其他差異。有些人認為，「你要稱（和合本譯為給他起名）」改為「他們要稱（和合本譯為人要稱）」是馬太福音應用這句話於耶穌身上時，所作的改變。然而，這段引用有幾個已知的傳統，並且從死海古卷發現的以賽亞書經文，也可以部分支持馬太福音的讀法。</w:t>
+      </w:r>
+    </w:p>
+    <w:p>
+      <w:pPr/>
+      <w:r>
+        <w:rPr>
+          <w:lang w:val="zh_TW" w:bidi="zh_TW"/>
+        </w:rPr>
+      </w:r>
+      <w:hyperlink r:id="rId647">
+        <w:r>
+          <w:rPr>
+            <w:lang w:val="zh_TW" w:bidi="zh_TW"/>
+          </w:rPr>
+          <w:rPr>
+            <w:color w:val="0000EE"/>
+            <w:u w:val="single"/>
+          </w:rPr>
+          <w:t>羅馬書十一章26至27節</w:t>
+        </w:r>
+      </w:hyperlink>
+      <w:r>
+        <w:rPr>
+          <w:lang w:val="zh_TW" w:bidi="zh_TW"/>
+        </w:rPr>
+        <w:t>是</w:t>
+      </w:r>
+      <w:hyperlink r:id="rId648">
+        <w:r>
+          <w:rPr>
+            <w:lang w:val="zh_TW" w:bidi="zh_TW"/>
+          </w:rPr>
+          <w:rPr>
+            <w:color w:val="0000EE"/>
+            <w:u w:val="single"/>
+          </w:rPr>
+          <w:t>以賽亞書五十九章20至21節</w:t>
+        </w:r>
+      </w:hyperlink>
+      <w:r>
+        <w:rPr>
+          <w:lang w:val="zh_TW" w:bidi="zh_TW"/>
+        </w:rPr>
+        <w:t>和部分</w:t>
+      </w:r>
+      <w:hyperlink r:id="rId649">
+        <w:r>
+          <w:rPr>
+            <w:lang w:val="zh_TW" w:bidi="zh_TW"/>
+          </w:rPr>
+          <w:rPr>
+            <w:color w:val="0000EE"/>
+            <w:u w:val="single"/>
+          </w:rPr>
+          <w:t>以賽亞書二十七章9節</w:t>
+        </w:r>
+      </w:hyperlink>
+      <w:r>
+        <w:rPr>
+          <w:lang w:val="zh_TW" w:bidi="zh_TW"/>
+        </w:rPr>
+        <w:t>的綜合引用，但其中有幾個重要的差異。其中一個差異是，舊約經文說「救贖主來到錫安」，而羅馬書則寫為「救主</w:t>
+      </w:r>
+      <w:r>
+        <w:rPr>
+          <w:i/>
+          <w:lang w:val="zh_TW" w:bidi="zh_TW"/>
+        </w:rPr>
+        <w:t>從</w:t>
+      </w:r>
+      <w:r>
+        <w:rPr>
+          <w:lang w:val="zh_TW" w:bidi="zh_TW"/>
+        </w:rPr>
+        <w:t>錫安出來」。這種將「來到錫安」改為「從錫安出來」的變動，可能表明保羅使用了不同的經文傳統，或者是保羅有意改動；或更有可能的是，這反映了</w:t>
+      </w:r>
+      <w:hyperlink r:id="rId650">
+        <w:r>
+          <w:rPr>
+            <w:lang w:val="zh_TW" w:bidi="zh_TW"/>
+          </w:rPr>
+          <w:rPr>
+            <w:color w:val="0000EE"/>
+            <w:u w:val="single"/>
+          </w:rPr>
+          <w:t>詩篇十四篇7節</w:t>
+        </w:r>
+      </w:hyperlink>
+      <w:r>
+        <w:rPr>
+          <w:lang w:val="zh_TW" w:bidi="zh_TW"/>
+        </w:rPr>
+        <w:t>的措辭。</w:t>
+      </w:r>
+    </w:p>
+    <w:p>
+      <w:pPr/>
+      <w:r>
+        <w:rPr>
+          <w:lang w:val="zh_TW" w:bidi="zh_TW"/>
+        </w:rPr>
+      </w:r>
+      <w:r>
+        <w:rPr>
+          <w:lang w:val="zh_TW" w:bidi="zh_TW"/>
+        </w:rPr>
+        <w:t>留意新約作者在引用舊約經文時的困難，將有助我們避免簡化的解讀和草率的結論。在研究的時候，我們不僅需要關注所引用的是哪段經文，還需關注所引用的是哪個譯本，以及作者如何使用，這顯然是非常重要的。此外，我們還應留意，新約作者可能認識一些經文譯本，只是如今已經散失。</w:t>
+      </w:r>
+    </w:p>
+    <w:p>
+      <w:pPr>
+        <w:pStyle w:val="Heading3"/>
+      </w:pPr>
+      <w:r>
+        <w:rPr>
+          <w:lang w:val="zh_TW" w:bidi="zh_TW"/>
+        </w:rPr>
+        <w:t>新約作者的方法</w:t>
+      </w:r>
+    </w:p>
+    <w:p>
+      <w:pPr/>
+      <w:r>
+        <w:rPr>
+          <w:lang w:val="zh_TW" w:bidi="zh_TW"/>
+        </w:rPr>
+      </w:r>
+      <w:r>
+        <w:rPr>
+          <w:lang w:val="zh_TW" w:bidi="zh_TW"/>
+        </w:rPr>
+        <w:t>新約作者使用的方法並非當時獨有，公元一世紀的猶太教也廣泛應用這些方法。事實上，無論是引用的技巧，還是對舊約經文的理解，都可以在猶太教中找到相似之處。例如，從引用技巧的角度來看，死海古卷、拉比著作以及其他文獻也使用了相似的引言公式。拉比們常用的「串珠法」（pearl stringing），即把來自舊約不同部分（律法書、先知書、聖卷）的經文串聯並應用於某一主題，特別體現在保羅的著作中（如</w:t>
+      </w:r>
+      <w:hyperlink r:id="rId651">
+        <w:r>
+          <w:rPr>
+            <w:lang w:val="zh_TW" w:bidi="zh_TW"/>
+          </w:rPr>
+          <w:rPr>
+            <w:color w:val="0000EE"/>
+            <w:u w:val="single"/>
+          </w:rPr>
+          <w:t>羅馬書九章12至19節</w:t>
+        </w:r>
+      </w:hyperlink>
+      <w:r>
+        <w:rPr>
+          <w:lang w:val="zh_TW" w:bidi="zh_TW"/>
+        </w:rPr>
+        <w:t>或</w:t>
+      </w:r>
+      <w:hyperlink r:id="rId652">
+        <w:r>
+          <w:rPr>
+            <w:lang w:val="zh_TW" w:bidi="zh_TW"/>
+          </w:rPr>
+          <w:rPr>
+            <w:color w:val="0000EE"/>
+            <w:u w:val="single"/>
+          </w:rPr>
+          <w:t>十一章8至10節</w:t>
+        </w:r>
+      </w:hyperlink>
+      <w:r>
+        <w:rPr>
+          <w:lang w:val="zh_TW" w:bidi="zh_TW"/>
+        </w:rPr>
+        <w:t>）。與此相關的還有一種方法，即引用含有關鍵詞的經文（如</w:t>
+      </w:r>
+      <w:hyperlink r:id="rId653">
+        <w:r>
+          <w:rPr>
+            <w:lang w:val="zh_TW" w:bidi="zh_TW"/>
+          </w:rPr>
+          <w:rPr>
+            <w:color w:val="0000EE"/>
+            <w:u w:val="single"/>
+          </w:rPr>
+          <w:t>彼得前書二章6至8節</w:t>
+        </w:r>
+      </w:hyperlink>
+      <w:r>
+        <w:rPr>
+          <w:lang w:val="zh_TW" w:bidi="zh_TW"/>
+        </w:rPr>
+        <w:t>引用含「石頭」的經文，或</w:t>
+      </w:r>
+      <w:hyperlink r:id="rId654">
+        <w:r>
+          <w:rPr>
+            <w:lang w:val="zh_TW" w:bidi="zh_TW"/>
+          </w:rPr>
+          <w:rPr>
+            <w:color w:val="0000EE"/>
+            <w:u w:val="single"/>
+          </w:rPr>
+          <w:t>羅馬書十五章9至12節</w:t>
+        </w:r>
+      </w:hyperlink>
+      <w:r>
+        <w:rPr>
+          <w:lang w:val="zh_TW" w:bidi="zh_TW"/>
+        </w:rPr>
+        <w:t>把提到「外邦」的經文連在一起）。</w:t>
+      </w:r>
+    </w:p>
+    <w:p>
+      <w:pPr/>
+      <w:r>
+        <w:rPr>
+          <w:lang w:val="zh_TW" w:bidi="zh_TW"/>
+        </w:rPr>
+      </w:r>
+      <w:r>
+        <w:rPr>
+          <w:lang w:val="zh_TW" w:bidi="zh_TW"/>
+        </w:rPr>
+        <w:t>新約解釋舊約經文的方法，同樣見於猶太教。一些經文是按照「字面意思」來解釋的，例如耶穌在受試探時的回應（見經文引用的</w:t>
+      </w:r>
+      <w:hyperlink r:id="rId655">
+        <w:r>
+          <w:rPr>
+            <w:lang w:val="zh_TW" w:bidi="zh_TW"/>
+          </w:rPr>
+          <w:rPr>
+            <w:color w:val="0000EE"/>
+            <w:u w:val="single"/>
+          </w:rPr>
+          <w:t>申8:3</w:t>
+        </w:r>
+      </w:hyperlink>
+      <w:r>
+        <w:rPr>
+          <w:lang w:val="zh_TW" w:bidi="zh_TW"/>
+        </w:rPr>
+        <w:t>，</w:t>
+      </w:r>
+      <w:hyperlink r:id="rId656">
+        <w:r>
+          <w:rPr>
+            <w:lang w:val="zh_TW" w:bidi="zh_TW"/>
+          </w:rPr>
+          <w:rPr>
+            <w:color w:val="0000EE"/>
+            <w:u w:val="single"/>
+          </w:rPr>
+          <w:t>6:16</w:t>
+        </w:r>
+      </w:hyperlink>
+      <w:r>
+        <w:rPr>
+          <w:lang w:val="zh_TW" w:bidi="zh_TW"/>
+        </w:rPr>
+        <w:t>，</w:t>
+      </w:r>
+      <w:hyperlink r:id="rId657">
+        <w:r>
+          <w:rPr>
+            <w:lang w:val="zh_TW" w:bidi="zh_TW"/>
+          </w:rPr>
+          <w:rPr>
+            <w:color w:val="0000EE"/>
+            <w:u w:val="single"/>
+          </w:rPr>
+          <w:t>6:13</w:t>
+        </w:r>
+      </w:hyperlink>
+      <w:r>
+        <w:rPr>
+          <w:lang w:val="zh_TW" w:bidi="zh_TW"/>
+        </w:rPr>
+        <w:t>；在</w:t>
+      </w:r>
+      <w:hyperlink r:id="rId658">
+        <w:r>
+          <w:rPr>
+            <w:lang w:val="zh_TW" w:bidi="zh_TW"/>
+          </w:rPr>
+          <w:rPr>
+            <w:color w:val="0000EE"/>
+            <w:u w:val="single"/>
+          </w:rPr>
+          <w:t>太4:3–10</w:t>
+        </w:r>
+      </w:hyperlink>
+      <w:r>
+        <w:rPr>
+          <w:lang w:val="zh_TW" w:bidi="zh_TW"/>
+        </w:rPr>
+        <w:t>），祂對婚姻的教導是基於</w:t>
+      </w:r>
+      <w:hyperlink r:id="rId659">
+        <w:r>
+          <w:rPr>
+            <w:lang w:val="zh_TW" w:bidi="zh_TW"/>
+          </w:rPr>
+          <w:rPr>
+            <w:color w:val="0000EE"/>
+            <w:u w:val="single"/>
+          </w:rPr>
+          <w:t>創世記二章24節</w:t>
+        </w:r>
+      </w:hyperlink>
+      <w:r>
+        <w:rPr>
+          <w:lang w:val="zh_TW" w:bidi="zh_TW"/>
+        </w:rPr>
+        <w:t>（</w:t>
+      </w:r>
+      <w:hyperlink r:id="rId660">
+        <w:r>
+          <w:rPr>
+            <w:lang w:val="zh_TW" w:bidi="zh_TW"/>
+          </w:rPr>
+          <w:rPr>
+            <w:color w:val="0000EE"/>
+            <w:u w:val="single"/>
+          </w:rPr>
+          <w:t>太19:5</w:t>
+        </w:r>
+      </w:hyperlink>
+      <w:r>
+        <w:rPr>
+          <w:lang w:val="zh_TW" w:bidi="zh_TW"/>
+        </w:rPr>
+        <w:t>），或保羅引用</w:t>
+      </w:r>
+      <w:hyperlink r:id="rId661">
+        <w:r>
+          <w:rPr>
+            <w:lang w:val="zh_TW" w:bidi="zh_TW"/>
+          </w:rPr>
+          <w:rPr>
+            <w:color w:val="0000EE"/>
+            <w:u w:val="single"/>
+          </w:rPr>
+          <w:t>哈巴谷書二章4節</w:t>
+        </w:r>
+      </w:hyperlink>
+      <w:r>
+        <w:rPr>
+          <w:lang w:val="zh_TW" w:bidi="zh_TW"/>
+        </w:rPr>
+        <w:t>（</w:t>
+      </w:r>
+      <w:hyperlink r:id="rId662">
+        <w:r>
+          <w:rPr>
+            <w:lang w:val="zh_TW" w:bidi="zh_TW"/>
+          </w:rPr>
+          <w:rPr>
+            <w:color w:val="0000EE"/>
+            <w:u w:val="single"/>
+          </w:rPr>
+          <w:t>羅1:17</w:t>
+        </w:r>
+      </w:hyperlink>
+      <w:r>
+        <w:rPr>
+          <w:lang w:val="zh_TW" w:bidi="zh_TW"/>
+        </w:rPr>
+        <w:t>）或</w:t>
+      </w:r>
+      <w:hyperlink r:id="rId663">
+        <w:r>
+          <w:rPr>
+            <w:lang w:val="zh_TW" w:bidi="zh_TW"/>
+          </w:rPr>
+          <w:rPr>
+            <w:color w:val="0000EE"/>
+            <w:u w:val="single"/>
+          </w:rPr>
+          <w:t>創世記十五章6節</w:t>
+        </w:r>
+      </w:hyperlink>
+      <w:r>
+        <w:rPr>
+          <w:lang w:val="zh_TW" w:bidi="zh_TW"/>
+        </w:rPr>
+        <w:t>（</w:t>
+      </w:r>
+      <w:hyperlink r:id="rId664">
+        <w:r>
+          <w:rPr>
+            <w:lang w:val="zh_TW" w:bidi="zh_TW"/>
+          </w:rPr>
+          <w:rPr>
+            <w:color w:val="0000EE"/>
+            <w:u w:val="single"/>
+          </w:rPr>
+          <w:t>羅4:3–9</w:t>
+        </w:r>
+      </w:hyperlink>
+      <w:r>
+        <w:rPr>
+          <w:lang w:val="zh_TW" w:bidi="zh_TW"/>
+        </w:rPr>
+        <w:t>），類似的例子不勝枚舉。至於預言，有些陳述按照舊約的意圖以「字面」或「直接」的方式應驗（例如，</w:t>
+      </w:r>
+      <w:hyperlink r:id="rId665">
+        <w:r>
+          <w:rPr>
+            <w:lang w:val="zh_TW" w:bidi="zh_TW"/>
+          </w:rPr>
+          <w:rPr>
+            <w:color w:val="0000EE"/>
+            <w:u w:val="single"/>
+          </w:rPr>
+          <w:t>彌迦書五章2節</w:t>
+        </w:r>
+      </w:hyperlink>
+      <w:r>
+        <w:rPr>
+          <w:lang w:val="zh_TW" w:bidi="zh_TW"/>
+        </w:rPr>
+        <w:t>預言彌賽亞將出生在伯利恆；</w:t>
+      </w:r>
+      <w:hyperlink r:id="rId666">
+        <w:r>
+          <w:rPr>
+            <w:lang w:val="zh_TW" w:bidi="zh_TW"/>
+          </w:rPr>
+          <w:rPr>
+            <w:color w:val="0000EE"/>
+            <w:u w:val="single"/>
+          </w:rPr>
+          <w:t>太2:4–6</w:t>
+        </w:r>
+      </w:hyperlink>
+      <w:r>
+        <w:rPr>
+          <w:lang w:val="zh_TW" w:bidi="zh_TW"/>
+        </w:rPr>
+        <w:t>）。</w:t>
+      </w:r>
+      <w:hyperlink r:id="rId667">
+        <w:r>
+          <w:rPr>
+            <w:lang w:val="zh_TW" w:bidi="zh_TW"/>
+          </w:rPr>
+          <w:rPr>
+            <w:color w:val="0000EE"/>
+            <w:u w:val="single"/>
+          </w:rPr>
+          <w:t>耶利米書三十一章31至34節</w:t>
+        </w:r>
+      </w:hyperlink>
+      <w:r>
+        <w:rPr>
+          <w:lang w:val="zh_TW" w:bidi="zh_TW"/>
+        </w:rPr>
+        <w:t>中對新約的應許，被認為在基督裡直接應驗（</w:t>
+      </w:r>
+      <w:hyperlink r:id="rId668">
+        <w:r>
+          <w:rPr>
+            <w:lang w:val="zh_TW" w:bidi="zh_TW"/>
+          </w:rPr>
+          <w:rPr>
+            <w:color w:val="0000EE"/>
+            <w:u w:val="single"/>
+          </w:rPr>
+          <w:t>來8:7–13</w:t>
+        </w:r>
+      </w:hyperlink>
+      <w:r>
+        <w:rPr>
+          <w:lang w:val="zh_TW" w:bidi="zh_TW"/>
+        </w:rPr>
+        <w:t>）。</w:t>
+      </w:r>
+      <w:hyperlink r:id="rId669">
+        <w:r>
+          <w:rPr>
+            <w:lang w:val="zh_TW" w:bidi="zh_TW"/>
+          </w:rPr>
+          <w:rPr>
+            <w:color w:val="0000EE"/>
+            <w:u w:val="single"/>
+          </w:rPr>
+          <w:t>約珥書二章28至32節</w:t>
+        </w:r>
+      </w:hyperlink>
+      <w:r>
+        <w:rPr>
+          <w:lang w:val="zh_TW" w:bidi="zh_TW"/>
+        </w:rPr>
+        <w:t>關於神的靈澆灌的預言，在五旬節事件中直接應驗（</w:t>
+      </w:r>
+      <w:hyperlink r:id="rId670">
+        <w:r>
+          <w:rPr>
+            <w:lang w:val="zh_TW" w:bidi="zh_TW"/>
+          </w:rPr>
+          <w:rPr>
+            <w:color w:val="0000EE"/>
+            <w:u w:val="single"/>
+          </w:rPr>
+          <w:t>徒2:17–21</w:t>
+        </w:r>
+      </w:hyperlink>
+      <w:r>
+        <w:rPr>
+          <w:lang w:val="zh_TW" w:bidi="zh_TW"/>
+        </w:rPr>
+        <w:t>），但預言中的日頭要變為黑暗、月亮要變為血，顯然並未按字面意思理解。</w:t>
+      </w:r>
+    </w:p>
+    <w:p>
+      <w:pPr/>
+      <w:r>
+        <w:rPr>
+          <w:lang w:val="zh_TW" w:bidi="zh_TW"/>
+        </w:rPr>
+      </w:r>
+      <w:r>
+        <w:rPr>
+          <w:lang w:val="zh_TW" w:bidi="zh_TW"/>
+        </w:rPr>
+        <w:t>另一種解釋方法基於</w:t>
+      </w:r>
+      <w:r>
+        <w:rPr>
+          <w:i/>
+          <w:lang w:val="zh_TW" w:bidi="zh_TW"/>
+        </w:rPr>
+        <w:t>群體一致</w:t>
+      </w:r>
+      <w:r>
+        <w:rPr>
+          <w:lang w:val="zh_TW" w:bidi="zh_TW"/>
+        </w:rPr>
+        <w:t>（corporate solidarity）的概念。這個術語試圖傳達這樣的想法：神子民中的個體不僅僅是個人，也是更大整體的一部分。因此，對個人的描述適用於整體，反之亦然。這就是為什麼在以賽亞書中，耶和華的僕人既指國（</w:t>
+      </w:r>
+      <w:hyperlink r:id="rId671">
+        <w:r>
+          <w:rPr>
+            <w:lang w:val="zh_TW" w:bidi="zh_TW"/>
+          </w:rPr>
+          <w:rPr>
+            <w:color w:val="0000EE"/>
+            <w:u w:val="single"/>
+          </w:rPr>
+          <w:t>44:1</w:t>
+        </w:r>
+      </w:hyperlink>
+      <w:r>
+        <w:rPr>
+          <w:lang w:val="zh_TW" w:bidi="zh_TW"/>
+        </w:rPr>
+        <w:t>），也指個人（</w:t>
+      </w:r>
+      <w:hyperlink r:id="rId672">
+        <w:r>
+          <w:rPr>
+            <w:lang w:val="zh_TW" w:bidi="zh_TW"/>
+          </w:rPr>
+          <w:rPr>
+            <w:color w:val="0000EE"/>
+            <w:u w:val="single"/>
+          </w:rPr>
+          <w:t>52:13–53:12</w:t>
+        </w:r>
+      </w:hyperlink>
+      <w:r>
+        <w:rPr>
+          <w:lang w:val="zh_TW" w:bidi="zh_TW"/>
+        </w:rPr>
+        <w:t>）。王有時被視為國的代表。最容易看到群體一致概念的例子是亞干的罪如何影響了全部百姓（</w:t>
+      </w:r>
+      <w:hyperlink r:id="rId673">
+        <w:r>
+          <w:rPr>
+            <w:lang w:val="zh_TW" w:bidi="zh_TW"/>
+          </w:rPr>
+          <w:rPr>
+            <w:color w:val="0000EE"/>
+            <w:u w:val="single"/>
+          </w:rPr>
+          <w:t>書7章</w:t>
+        </w:r>
+      </w:hyperlink>
+      <w:r>
+        <w:rPr>
+          <w:lang w:val="zh_TW" w:bidi="zh_TW"/>
+        </w:rPr>
+        <w:t>），或大衛數點百姓的罪（</w:t>
+      </w:r>
+      <w:hyperlink r:id="rId674">
+        <w:r>
+          <w:rPr>
+            <w:lang w:val="zh_TW" w:bidi="zh_TW"/>
+          </w:rPr>
+          <w:rPr>
+            <w:color w:val="0000EE"/>
+            <w:u w:val="single"/>
+          </w:rPr>
+          <w:t>代上21:3–8</w:t>
+        </w:r>
+      </w:hyperlink>
+      <w:r>
+        <w:rPr>
+          <w:lang w:val="zh_TW" w:bidi="zh_TW"/>
+        </w:rPr>
+        <w:t>）。</w:t>
+      </w:r>
+    </w:p>
+    <w:p>
+      <w:pPr/>
+      <w:r>
+        <w:rPr>
+          <w:lang w:val="zh_TW" w:bidi="zh_TW"/>
+        </w:rPr>
+      </w:r>
+      <w:r>
+        <w:rPr>
+          <w:i/>
+          <w:lang w:val="zh_TW" w:bidi="zh_TW"/>
+        </w:rPr>
+        <w:t>歷史呼應</w:t>
+      </w:r>
+      <w:r>
+        <w:rPr>
+          <w:lang w:val="zh_TW" w:bidi="zh_TW"/>
+        </w:rPr>
+        <w:t>（correspondence in history）並不是解釋方法，而是一種思考神的方式，假設神子民所經歷的事情是過去幾代人也曾經歷；而神是信實的，祂在當下的工作方式與祂過去的方式一致。因此，神子民的試煉和拯救，常常是借用以前神子民的記載來表達。以賽亞書將預期的拯救描述為第二次出埃及（</w:t>
+      </w:r>
+      <w:hyperlink r:id="rId675">
+        <w:r>
+          <w:rPr>
+            <w:lang w:val="zh_TW" w:bidi="zh_TW"/>
+          </w:rPr>
+          <w:rPr>
+            <w:color w:val="0000EE"/>
+            <w:u w:val="single"/>
+          </w:rPr>
+          <w:t>11:15–16</w:t>
+        </w:r>
+      </w:hyperlink>
+      <w:r>
+        <w:rPr>
+          <w:lang w:val="zh_TW" w:bidi="zh_TW"/>
+        </w:rPr>
+        <w:t>）。以西結書將立於百姓中的王描述為第二個大衛（</w:t>
+      </w:r>
+      <w:hyperlink r:id="rId676">
+        <w:r>
+          <w:rPr>
+            <w:lang w:val="zh_TW" w:bidi="zh_TW"/>
+          </w:rPr>
+          <w:rPr>
+            <w:color w:val="0000EE"/>
+            <w:u w:val="single"/>
+          </w:rPr>
+          <w:t>結37:25</w:t>
+        </w:r>
+      </w:hyperlink>
+      <w:r>
+        <w:rPr>
+          <w:lang w:val="zh_TW" w:bidi="zh_TW"/>
+        </w:rPr>
+        <w:t>）。在新約中，</w:t>
+      </w:r>
+      <w:hyperlink r:id="rId677">
+        <w:r>
+          <w:rPr>
+            <w:lang w:val="zh_TW" w:bidi="zh_TW"/>
+          </w:rPr>
+          <w:rPr>
+            <w:color w:val="0000EE"/>
+            <w:u w:val="single"/>
+          </w:rPr>
+          <w:t>啟示錄第二十二章</w:t>
+        </w:r>
+      </w:hyperlink>
+      <w:r>
+        <w:rPr>
+          <w:lang w:val="zh_TW" w:bidi="zh_TW"/>
+        </w:rPr>
+        <w:t>以伊甸園的措辭描述新天新地（</w:t>
+      </w:r>
+      <w:hyperlink r:id="rId678">
+        <w:r>
+          <w:rPr>
+            <w:lang w:val="zh_TW" w:bidi="zh_TW"/>
+          </w:rPr>
+          <w:rPr>
+            <w:color w:val="0000EE"/>
+            <w:u w:val="single"/>
+          </w:rPr>
+          <w:t>創2–3章</w:t>
+        </w:r>
+      </w:hyperlink>
+      <w:r>
+        <w:rPr>
+          <w:lang w:val="zh_TW" w:bidi="zh_TW"/>
+        </w:rPr>
+        <w:t>）。有時這種技巧會被描述為「預表」，但這個術語已被用於許多有問題的解釋，容易產生誤導。最重要的是，這個概念反映神與神在祂子民中工作的看法。</w:t>
+      </w:r>
+    </w:p>
+    <w:p>
+      <w:pPr/>
+      <w:r>
+        <w:rPr>
+          <w:lang w:val="zh_TW" w:bidi="zh_TW"/>
+        </w:rPr>
+      </w:r>
+      <w:r>
+        <w:rPr>
+          <w:lang w:val="zh_TW" w:bidi="zh_TW"/>
+        </w:rPr>
+        <w:t>透過這兩個概念，我們可以理解新約引用舊約的方式。耶穌是應許的拯救者，末後的日子已在祂的事工中開始，這種信念隨處可見。</w:t>
+      </w:r>
+      <w:hyperlink r:id="rId623">
+        <w:r>
+          <w:rPr>
+            <w:lang w:val="zh_TW" w:bidi="zh_TW"/>
+          </w:rPr>
+          <w:rPr>
+            <w:color w:val="0000EE"/>
+            <w:u w:val="single"/>
+          </w:rPr>
+          <w:t>何西阿書十一章1節</w:t>
+        </w:r>
+      </w:hyperlink>
+      <w:r>
+        <w:rPr>
+          <w:lang w:val="zh_TW" w:bidi="zh_TW"/>
+        </w:rPr>
+        <w:t>可以在</w:t>
+      </w:r>
+      <w:hyperlink r:id="rId622">
+        <w:r>
+          <w:rPr>
+            <w:lang w:val="zh_TW" w:bidi="zh_TW"/>
+          </w:rPr>
+          <w:rPr>
+            <w:color w:val="0000EE"/>
+            <w:u w:val="single"/>
+          </w:rPr>
+          <w:t>馬太福音二章15節</w:t>
+        </w:r>
+      </w:hyperlink>
+      <w:r>
+        <w:rPr>
+          <w:lang w:val="zh_TW" w:bidi="zh_TW"/>
+        </w:rPr>
+        <w:t>中引用，正是因為群體一致和歷史呼應。對於國的描述也適用於耶穌作為國的代表，並且他們在各自的歷史中也有對應。</w:t>
+      </w:r>
+      <w:hyperlink r:id="rId625">
+        <w:r>
+          <w:rPr>
+            <w:lang w:val="zh_TW" w:bidi="zh_TW"/>
+          </w:rPr>
+          <w:rPr>
+            <w:color w:val="0000EE"/>
+            <w:u w:val="single"/>
+          </w:rPr>
+          <w:t>耶利米書三十一章15節</w:t>
+        </w:r>
+      </w:hyperlink>
+      <w:r>
+        <w:rPr>
+          <w:lang w:val="zh_TW" w:bidi="zh_TW"/>
+        </w:rPr>
+        <w:t>可以用在</w:t>
+      </w:r>
+      <w:hyperlink r:id="rId624">
+        <w:r>
+          <w:rPr>
+            <w:lang w:val="zh_TW" w:bidi="zh_TW"/>
+          </w:rPr>
+          <w:rPr>
+            <w:color w:val="0000EE"/>
+            <w:u w:val="single"/>
+          </w:rPr>
+          <w:t>馬太福音二章18節</w:t>
+        </w:r>
+      </w:hyperlink>
+      <w:r>
+        <w:rPr>
+          <w:lang w:val="zh_TW" w:bidi="zh_TW"/>
+        </w:rPr>
+        <w:t>中引用，也是因為歷史呼應，特別是因為耶利米書展望神對以色列的旨意，並預言新約（</w:t>
+      </w:r>
+      <w:hyperlink r:id="rId679">
+        <w:r>
+          <w:rPr>
+            <w:lang w:val="zh_TW" w:bidi="zh_TW"/>
+          </w:rPr>
+          <w:rPr>
+            <w:color w:val="0000EE"/>
+            <w:u w:val="single"/>
+          </w:rPr>
+          <w:t>31:17、31–34</w:t>
+        </w:r>
+      </w:hyperlink>
+      <w:r>
+        <w:rPr>
+          <w:lang w:val="zh_TW" w:bidi="zh_TW"/>
+        </w:rPr>
+        <w:t>）。馬太看到這歷史呼應，並且相信這應許的救恩已經在耶穌裡實現。</w:t>
+      </w:r>
+      <w:hyperlink r:id="rId626">
+        <w:r>
+          <w:rPr>
+            <w:lang w:val="zh_TW" w:bidi="zh_TW"/>
+          </w:rPr>
+          <w:rPr>
+            <w:color w:val="0000EE"/>
+            <w:u w:val="single"/>
+          </w:rPr>
+          <w:t>約翰福音十二章40節</w:t>
+        </w:r>
+      </w:hyperlink>
+      <w:r>
+        <w:rPr>
+          <w:lang w:val="zh_TW" w:bidi="zh_TW"/>
+        </w:rPr>
+        <w:t>引用</w:t>
+      </w:r>
+      <w:hyperlink r:id="rId627">
+        <w:r>
+          <w:rPr>
+            <w:lang w:val="zh_TW" w:bidi="zh_TW"/>
+          </w:rPr>
+          <w:rPr>
+            <w:color w:val="0000EE"/>
+            <w:u w:val="single"/>
+          </w:rPr>
+          <w:t>以賽亞書六章10節</w:t>
+        </w:r>
+      </w:hyperlink>
+      <w:r>
+        <w:rPr>
+          <w:lang w:val="zh_TW" w:bidi="zh_TW"/>
+        </w:rPr>
+        <w:t>來描述耶穌的事工，並非扭曲了舊約經文的意思，而是因為他看到神的使者過去經歷的事情，在耶穌的事工中再度發生，甚至達到</w:t>
+      </w:r>
+      <w:r>
+        <w:rPr>
+          <w:i/>
+          <w:lang w:val="zh_TW" w:bidi="zh_TW"/>
+        </w:rPr>
+        <w:t>終極</w:t>
+      </w:r>
+      <w:r>
+        <w:rPr>
+          <w:lang w:val="zh_TW" w:bidi="zh_TW"/>
+        </w:rPr>
+        <w:t>的應驗。這樣的歷史呼應例子不勝枚舉。</w:t>
+      </w:r>
+    </w:p>
+    <w:p>
+      <w:pPr/>
+      <w:r>
+        <w:rPr>
+          <w:lang w:val="zh_TW" w:bidi="zh_TW"/>
+        </w:rPr>
+      </w:r>
+      <w:r>
+        <w:rPr>
+          <w:lang w:val="zh_TW" w:bidi="zh_TW"/>
+        </w:rPr>
+        <w:t>另外還有一些經文似乎是舊約經文的</w:t>
+      </w:r>
+      <w:r>
+        <w:rPr>
+          <w:i/>
+          <w:lang w:val="zh_TW" w:bidi="zh_TW"/>
+        </w:rPr>
+        <w:t>實現</w:t>
+      </w:r>
+      <w:r>
+        <w:rPr>
+          <w:lang w:val="zh_TW" w:bidi="zh_TW"/>
+        </w:rPr>
+        <w:t>。某些引用似乎在耶穌的事工中「活現」出來，由於他們篤信耶穌及其國度，新約作者經常看到某些舊約經文在耶穌身上實現，並且充滿生命。</w:t>
+      </w:r>
+      <w:hyperlink r:id="rId680">
+        <w:r>
+          <w:rPr>
+            <w:lang w:val="zh_TW" w:bidi="zh_TW"/>
+          </w:rPr>
+          <w:rPr>
+            <w:color w:val="0000EE"/>
+            <w:u w:val="single"/>
+          </w:rPr>
+          <w:t>詩篇一一八篇22節</w:t>
+        </w:r>
+      </w:hyperlink>
+      <w:r>
+        <w:rPr>
+          <w:lang w:val="zh_TW" w:bidi="zh_TW"/>
+        </w:rPr>
+        <w:t>原本並不是針對彌賽亞的預言，但耶穌將其看作是對祂事工的描述（</w:t>
+      </w:r>
+      <w:hyperlink r:id="rId681">
+        <w:r>
+          <w:rPr>
+            <w:lang w:val="zh_TW" w:bidi="zh_TW"/>
+          </w:rPr>
+          <w:rPr>
+            <w:color w:val="0000EE"/>
+            <w:u w:val="single"/>
+          </w:rPr>
+          <w:t>太21:42</w:t>
+        </w:r>
+      </w:hyperlink>
+      <w:r>
+        <w:rPr>
+          <w:lang w:val="zh_TW" w:bidi="zh_TW"/>
+        </w:rPr>
+        <w:t>），早期教會也將這節經文應用於耶穌的死與復活（</w:t>
+      </w:r>
+      <w:hyperlink r:id="rId682">
+        <w:r>
+          <w:rPr>
+            <w:lang w:val="zh_TW" w:bidi="zh_TW"/>
+          </w:rPr>
+          <w:rPr>
+            <w:color w:val="0000EE"/>
+            <w:u w:val="single"/>
+          </w:rPr>
+          <w:t>徒4:11</w:t>
+        </w:r>
+      </w:hyperlink>
+      <w:r>
+        <w:rPr>
+          <w:lang w:val="zh_TW" w:bidi="zh_TW"/>
+        </w:rPr>
+        <w:t>）。</w:t>
+      </w:r>
+      <w:hyperlink r:id="rId683">
+        <w:r>
+          <w:rPr>
+            <w:lang w:val="zh_TW" w:bidi="zh_TW"/>
+          </w:rPr>
+          <w:rPr>
+            <w:color w:val="0000EE"/>
+            <w:u w:val="single"/>
+          </w:rPr>
+          <w:t>以賽亞書第五十三章</w:t>
+        </w:r>
+      </w:hyperlink>
+      <w:r>
+        <w:rPr>
+          <w:lang w:val="zh_TW" w:bidi="zh_TW"/>
+        </w:rPr>
+        <w:t>是另一處新約視為實現在耶穌事工中的經文（見</w:t>
+      </w:r>
+      <w:hyperlink r:id="rId684">
+        <w:r>
+          <w:rPr>
+            <w:lang w:val="zh_TW" w:bidi="zh_TW"/>
+          </w:rPr>
+          <w:rPr>
+            <w:color w:val="0000EE"/>
+            <w:u w:val="single"/>
+          </w:rPr>
+          <w:t>徒8:32–35</w:t>
+        </w:r>
+      </w:hyperlink>
+      <w:r>
+        <w:rPr>
+          <w:lang w:val="zh_TW" w:bidi="zh_TW"/>
+        </w:rPr>
+        <w:t>和</w:t>
+      </w:r>
+      <w:hyperlink r:id="rId685">
+        <w:r>
+          <w:rPr>
+            <w:lang w:val="zh_TW" w:bidi="zh_TW"/>
+          </w:rPr>
+          <w:rPr>
+            <w:color w:val="0000EE"/>
+            <w:u w:val="single"/>
+          </w:rPr>
+          <w:t>彼前2:22–25</w:t>
+        </w:r>
+      </w:hyperlink>
+      <w:r>
+        <w:rPr>
+          <w:lang w:val="zh_TW" w:bidi="zh_TW"/>
+        </w:rPr>
+        <w:t>）。一些基督徒將</w:t>
+      </w:r>
+      <w:hyperlink r:id="rId686">
+        <w:r>
+          <w:rPr>
+            <w:lang w:val="zh_TW" w:bidi="zh_TW"/>
+          </w:rPr>
+          <w:rPr>
+            <w:color w:val="0000EE"/>
+            <w:u w:val="single"/>
+          </w:rPr>
+          <w:t>詩篇第二十二篇</w:t>
+        </w:r>
+      </w:hyperlink>
+      <w:r>
+        <w:rPr>
+          <w:lang w:val="zh_TW" w:bidi="zh_TW"/>
+        </w:rPr>
+        <w:t>視為耶穌受難的預言，但它似乎更像是舊約一位義人受難的哀嘆。通過歷史呼應，基督徒看到詩人的遭遇在耶穌的受難中得以實現，這篇詩篇便為人直接使用，描述神的義人所遭受苦難。</w:t>
+      </w:r>
+      <w:hyperlink r:id="rId638">
+        <w:r>
+          <w:rPr>
+            <w:lang w:val="zh_TW" w:bidi="zh_TW"/>
+          </w:rPr>
+          <w:rPr>
+            <w:color w:val="0000EE"/>
+            <w:u w:val="single"/>
+          </w:rPr>
+          <w:t>以賽亞書四十章3節</w:t>
+        </w:r>
+      </w:hyperlink>
+      <w:r>
+        <w:rPr>
+          <w:lang w:val="zh_TW" w:bidi="zh_TW"/>
+        </w:rPr>
+        <w:t>的話，描述了施洗約翰的事工（太3:3）。猶太人已將這節經文視為神末日拯救的預言，而早期教會則認為施洗約翰正在實現先鋒的工作。路加福音認定這一角色（</w:t>
+      </w:r>
+      <w:hyperlink r:id="rId687">
+        <w:r>
+          <w:rPr>
+            <w:lang w:val="zh_TW" w:bidi="zh_TW"/>
+          </w:rPr>
+          <w:rPr>
+            <w:color w:val="0000EE"/>
+            <w:u w:val="single"/>
+          </w:rPr>
+          <w:t>路3:4–6</w:t>
+        </w:r>
+      </w:hyperlink>
+      <w:r>
+        <w:rPr>
+          <w:lang w:val="zh_TW" w:bidi="zh_TW"/>
+        </w:rPr>
+        <w:t>），又把同樣的角色應用於耶穌的門徒身上（</w:t>
+      </w:r>
+      <w:hyperlink r:id="rId688">
+        <w:r>
+          <w:rPr>
+            <w:lang w:val="zh_TW" w:bidi="zh_TW"/>
+          </w:rPr>
+          <w:rPr>
+            <w:color w:val="0000EE"/>
+            <w:u w:val="single"/>
+          </w:rPr>
+          <w:t>9:52</w:t>
+        </w:r>
+      </w:hyperlink>
+      <w:r>
+        <w:rPr>
+          <w:lang w:val="zh_TW" w:bidi="zh_TW"/>
+        </w:rPr>
+        <w:t>，</w:t>
+      </w:r>
+      <w:hyperlink r:id="rId689">
+        <w:r>
+          <w:rPr>
+            <w:lang w:val="zh_TW" w:bidi="zh_TW"/>
+          </w:rPr>
+          <w:rPr>
+            <w:color w:val="0000EE"/>
+            <w:u w:val="single"/>
+          </w:rPr>
+          <w:t>10:1</w:t>
+        </w:r>
+      </w:hyperlink>
+      <w:r>
+        <w:rPr>
+          <w:lang w:val="zh_TW" w:bidi="zh_TW"/>
+        </w:rPr>
+        <w:t>）。這似乎是經文實現與歷史對應的又一例子。在其他地方，教會將原本指向基督的思想，應用於基督徒（例如，</w:t>
+      </w:r>
+      <w:hyperlink r:id="rId690">
+        <w:r>
+          <w:rPr>
+            <w:lang w:val="zh_TW" w:bidi="zh_TW"/>
+          </w:rPr>
+          <w:rPr>
+            <w:color w:val="0000EE"/>
+            <w:u w:val="single"/>
+          </w:rPr>
+          <w:t>彼得前書二章4至5節</w:t>
+        </w:r>
+      </w:hyperlink>
+      <w:r>
+        <w:rPr>
+          <w:lang w:val="zh_TW" w:bidi="zh_TW"/>
+        </w:rPr>
+        <w:t>中的石頭；</w:t>
+      </w:r>
+      <w:hyperlink r:id="rId691">
+        <w:r>
+          <w:rPr>
+            <w:lang w:val="zh_TW" w:bidi="zh_TW"/>
+          </w:rPr>
+          <w:rPr>
+            <w:color w:val="0000EE"/>
+            <w:u w:val="single"/>
+          </w:rPr>
+          <w:t>使徒行傳十三章46至47節</w:t>
+        </w:r>
+      </w:hyperlink>
+      <w:r>
+        <w:rPr>
+          <w:lang w:val="zh_TW" w:bidi="zh_TW"/>
+        </w:rPr>
+        <w:t>中受苦僕人的事工）。</w:t>
+      </w:r>
+    </w:p>
+    <w:p>
+      <w:pPr/>
+      <w:r>
+        <w:rPr>
+          <w:lang w:val="zh_TW" w:bidi="zh_TW"/>
+        </w:rPr>
+      </w:r>
+      <w:r>
+        <w:rPr>
+          <w:lang w:val="zh_TW" w:bidi="zh_TW"/>
+        </w:rPr>
+        <w:t>要以最簡便的方式，描述舊約如何在基督裡「應驗」，就是說舊約就在耶穌裡完全和終極實現。即使沒有實際引用，舊約中的觀念，如先知、祭司或君王的形象，都在耶穌身上完全實現，成為所有舊約模式的理想與具體呈現。祂告訴宗教權威：「在這裡有一人比所羅門更大」（</w:t>
+      </w:r>
+      <w:hyperlink r:id="rId692">
+        <w:r>
+          <w:rPr>
+            <w:lang w:val="zh_TW" w:bidi="zh_TW"/>
+          </w:rPr>
+          <w:rPr>
+            <w:color w:val="0000EE"/>
+            <w:u w:val="single"/>
+          </w:rPr>
+          <w:t>太12:42</w:t>
+        </w:r>
+      </w:hyperlink>
+      <w:r>
+        <w:rPr>
+          <w:lang w:val="zh_TW" w:bidi="zh_TW"/>
+        </w:rPr>
+        <w:t>）或「在這裡有一人比殿更大」（</w:t>
+      </w:r>
+      <w:hyperlink r:id="rId251">
+        <w:r>
+          <w:rPr>
+            <w:lang w:val="zh_TW" w:bidi="zh_TW"/>
+          </w:rPr>
+          <w:rPr>
+            <w:color w:val="0000EE"/>
+            <w:u w:val="single"/>
+          </w:rPr>
+          <w:t>太12:6</w:t>
+        </w:r>
+      </w:hyperlink>
+      <w:r>
+        <w:rPr>
+          <w:lang w:val="zh_TW" w:bidi="zh_TW"/>
+        </w:rPr>
+        <w:t>）。涉及歷史呼應或實現的經文也引導人們相信，耶穌是舊約經文的高峰。</w:t>
+      </w:r>
+    </w:p>
+    <w:p>
+      <w:pPr>
+        <w:pStyle w:val="Heading3"/>
+      </w:pPr>
+      <w:r>
+        <w:rPr>
+          <w:lang w:val="zh_TW" w:bidi="zh_TW"/>
+        </w:rPr>
+        <w:t>使用舊約的目的</w:t>
+      </w:r>
+    </w:p>
+    <w:p>
+      <w:pPr/>
+      <w:r>
+        <w:rPr>
+          <w:lang w:val="zh_TW" w:bidi="zh_TW"/>
+        </w:rPr>
+      </w:r>
+      <w:r>
+        <w:rPr>
+          <w:lang w:val="zh_TW" w:bidi="zh_TW"/>
+        </w:rPr>
+        <w:t>新約對舊約的多樣詮釋與應用，反映了在事實上，舊約會被用於多種目的。人們常常只想到使用舊約來證明耶穌是彌賽亞，但事實上，舊約有多種用途和不同目標。許多舊約經文確實被用來證明耶穌是彌賽亞，是舊約應許的實現（</w:t>
+      </w:r>
+      <w:hyperlink r:id="rId693">
+        <w:r>
+          <w:rPr>
+            <w:lang w:val="zh_TW" w:bidi="zh_TW"/>
+          </w:rPr>
+          <w:rPr>
+            <w:color w:val="0000EE"/>
+            <w:u w:val="single"/>
+          </w:rPr>
+          <w:t>路4:16–21</w:t>
+        </w:r>
+      </w:hyperlink>
+      <w:r>
+        <w:rPr>
+          <w:lang w:val="zh_TW" w:bidi="zh_TW"/>
+        </w:rPr>
+        <w:t>）。然而，除了強調這一應驗，其他經文也被應用在耶穌身上，以達致不同目的：傳福音（</w:t>
+      </w:r>
+      <w:hyperlink r:id="rId684">
+        <w:r>
+          <w:rPr>
+            <w:lang w:val="zh_TW" w:bidi="zh_TW"/>
+          </w:rPr>
+          <w:rPr>
+            <w:color w:val="0000EE"/>
+            <w:u w:val="single"/>
+          </w:rPr>
+          <w:t>徒8:32–35</w:t>
+        </w:r>
+      </w:hyperlink>
+      <w:r>
+        <w:rPr>
+          <w:lang w:val="zh_TW" w:bidi="zh_TW"/>
+        </w:rPr>
+        <w:t>）、示範或說服（</w:t>
+      </w:r>
+      <w:hyperlink r:id="rId694">
+        <w:r>
+          <w:rPr>
+            <w:lang w:val="zh_TW" w:bidi="zh_TW"/>
+          </w:rPr>
+          <w:rPr>
+            <w:color w:val="0000EE"/>
+            <w:u w:val="single"/>
+          </w:rPr>
+          <w:t>徒13:33–35</w:t>
+        </w:r>
+      </w:hyperlink>
+      <w:r>
+        <w:rPr>
+          <w:lang w:val="zh_TW" w:bidi="zh_TW"/>
+        </w:rPr>
+        <w:t>）、責備（</w:t>
+      </w:r>
+      <w:hyperlink r:id="rId695">
+        <w:r>
+          <w:rPr>
+            <w:lang w:val="zh_TW" w:bidi="zh_TW"/>
+          </w:rPr>
+          <w:rPr>
+            <w:color w:val="0000EE"/>
+            <w:u w:val="single"/>
+          </w:rPr>
+          <w:t>可7:6–7</w:t>
+        </w:r>
+      </w:hyperlink>
+      <w:r>
+        <w:rPr>
+          <w:lang w:val="zh_TW" w:bidi="zh_TW"/>
+        </w:rPr>
+        <w:t>；</w:t>
+      </w:r>
+      <w:hyperlink r:id="rId696">
+        <w:r>
+          <w:rPr>
+            <w:lang w:val="zh_TW" w:bidi="zh_TW"/>
+          </w:rPr>
+          <w:rPr>
+            <w:color w:val="0000EE"/>
+            <w:u w:val="single"/>
+          </w:rPr>
+          <w:t>羅11:7–10</w:t>
+        </w:r>
+      </w:hyperlink>
+      <w:r>
+        <w:rPr>
+          <w:lang w:val="zh_TW" w:bidi="zh_TW"/>
+        </w:rPr>
+        <w:t>），以及描述（</w:t>
+      </w:r>
+      <w:hyperlink r:id="rId697">
+        <w:r>
+          <w:rPr>
+            <w:lang w:val="zh_TW" w:bidi="zh_TW"/>
+          </w:rPr>
+          <w:rPr>
+            <w:color w:val="0000EE"/>
+            <w:u w:val="single"/>
+          </w:rPr>
+          <w:t>啟1:12–15</w:t>
+        </w:r>
+      </w:hyperlink>
+      <w:r>
+        <w:rPr>
+          <w:lang w:val="zh_TW" w:bidi="zh_TW"/>
+        </w:rPr>
+        <w:t>）。另一方面，許多新約引用的舊約經文並非直接與彌賽亞有關，而是被改編來傳遞神對生活或倫理方面的話語。例如，耶穌引用</w:t>
+      </w:r>
+      <w:hyperlink r:id="rId659">
+        <w:r>
+          <w:rPr>
+            <w:lang w:val="zh_TW" w:bidi="zh_TW"/>
+          </w:rPr>
+          <w:rPr>
+            <w:color w:val="0000EE"/>
+            <w:u w:val="single"/>
+          </w:rPr>
+          <w:t>創世記二章24節</w:t>
+        </w:r>
+      </w:hyperlink>
+      <w:r>
+        <w:rPr>
+          <w:lang w:val="zh_TW" w:bidi="zh_TW"/>
+        </w:rPr>
+        <w:t>來支持祂對離婚的教導，以回應由民事上關於離婚的規定所引發的問題（</w:t>
+      </w:r>
+      <w:hyperlink r:id="rId698">
+        <w:r>
+          <w:rPr>
+            <w:lang w:val="zh_TW" w:bidi="zh_TW"/>
+          </w:rPr>
+          <w:rPr>
+            <w:color w:val="0000EE"/>
+            <w:u w:val="single"/>
+          </w:rPr>
+          <w:t>申24:1</w:t>
+        </w:r>
+      </w:hyperlink>
+      <w:r>
+        <w:rPr>
+          <w:lang w:val="zh_TW" w:bidi="zh_TW"/>
+        </w:rPr>
+        <w:t>；</w:t>
+      </w:r>
+      <w:hyperlink r:id="rId699">
+        <w:r>
+          <w:rPr>
+            <w:lang w:val="zh_TW" w:bidi="zh_TW"/>
+          </w:rPr>
+          <w:rPr>
+            <w:color w:val="0000EE"/>
+            <w:u w:val="single"/>
+          </w:rPr>
+          <w:t>太19:1–12</w:t>
+        </w:r>
+      </w:hyperlink>
+      <w:r>
+        <w:rPr>
+          <w:lang w:val="zh_TW" w:bidi="zh_TW"/>
+        </w:rPr>
+        <w:t>）。強調舊約的誡命，表明誡命對基督徒的重要性（</w:t>
+      </w:r>
+      <w:hyperlink r:id="rId700">
+        <w:r>
+          <w:rPr>
+            <w:lang w:val="zh_TW" w:bidi="zh_TW"/>
+          </w:rPr>
+          <w:rPr>
+            <w:color w:val="0000EE"/>
+            <w:u w:val="single"/>
+          </w:rPr>
+          <w:t>太19:16–22</w:t>
+        </w:r>
+      </w:hyperlink>
+      <w:r>
+        <w:rPr>
+          <w:lang w:val="zh_TW" w:bidi="zh_TW"/>
+        </w:rPr>
+        <w:t>；</w:t>
+      </w:r>
+      <w:hyperlink r:id="rId701">
+        <w:r>
+          <w:rPr>
+            <w:lang w:val="zh_TW" w:bidi="zh_TW"/>
+          </w:rPr>
+          <w:rPr>
+            <w:color w:val="0000EE"/>
+            <w:u w:val="single"/>
+          </w:rPr>
+          <w:t>羅13:8–10</w:t>
+        </w:r>
+      </w:hyperlink>
+      <w:r>
+        <w:rPr>
+          <w:lang w:val="zh_TW" w:bidi="zh_TW"/>
+        </w:rPr>
+        <w:t>）。舊約的陳述也常針對具體問題。保羅處理哥林多的驕傲問題，是引用</w:t>
+      </w:r>
+      <w:hyperlink r:id="rId702">
+        <w:r>
+          <w:rPr>
+            <w:lang w:val="zh_TW" w:bidi="zh_TW"/>
+          </w:rPr>
+          <w:rPr>
+            <w:color w:val="0000EE"/>
+            <w:u w:val="single"/>
+          </w:rPr>
+          <w:t>耶利米書九章24節</w:t>
+        </w:r>
+      </w:hyperlink>
+      <w:r>
+        <w:rPr>
+          <w:lang w:val="zh_TW" w:bidi="zh_TW"/>
+        </w:rPr>
+        <w:t>（「誇口的，當指著主誇口」，</w:t>
+      </w:r>
+      <w:hyperlink r:id="rId703">
+        <w:r>
+          <w:rPr>
+            <w:lang w:val="zh_TW" w:bidi="zh_TW"/>
+          </w:rPr>
+          <w:rPr>
+            <w:color w:val="0000EE"/>
+            <w:u w:val="single"/>
+          </w:rPr>
+          <w:t>林前1:31</w:t>
+        </w:r>
+      </w:hyperlink>
+      <w:r>
+        <w:rPr>
+          <w:lang w:val="zh_TW" w:bidi="zh_TW"/>
+        </w:rPr>
+        <w:t>）來解決；</w:t>
+      </w:r>
+      <w:hyperlink r:id="rId704">
+        <w:r>
+          <w:rPr>
+            <w:lang w:val="zh_TW" w:bidi="zh_TW"/>
+          </w:rPr>
+          <w:rPr>
+            <w:color w:val="0000EE"/>
+            <w:u w:val="single"/>
+          </w:rPr>
+          <w:t>彼得前書三章10至12節</w:t>
+        </w:r>
+      </w:hyperlink>
+      <w:r>
+        <w:rPr>
+          <w:lang w:val="zh_TW" w:bidi="zh_TW"/>
+        </w:rPr>
+        <w:t>包含</w:t>
+      </w:r>
+      <w:hyperlink r:id="rId705">
+        <w:r>
+          <w:rPr>
+            <w:lang w:val="zh_TW" w:bidi="zh_TW"/>
+          </w:rPr>
+          <w:rPr>
+            <w:color w:val="0000EE"/>
+            <w:u w:val="single"/>
+          </w:rPr>
+          <w:t>詩篇三十四篇12至16節</w:t>
+        </w:r>
+      </w:hyperlink>
+      <w:r>
+        <w:rPr>
+          <w:lang w:val="zh_TW" w:bidi="zh_TW"/>
+        </w:rPr>
+        <w:t>作為倫理指導，</w:t>
+      </w:r>
+      <w:hyperlink r:id="rId706">
+        <w:r>
+          <w:rPr>
+            <w:lang w:val="zh_TW" w:bidi="zh_TW"/>
+          </w:rPr>
+          <w:rPr>
+            <w:color w:val="0000EE"/>
+            <w:u w:val="single"/>
+          </w:rPr>
+          <w:t>三章14至15節</w:t>
+        </w:r>
+      </w:hyperlink>
+      <w:r>
+        <w:rPr>
+          <w:lang w:val="zh_TW" w:bidi="zh_TW"/>
+        </w:rPr>
+        <w:t>借用了</w:t>
+      </w:r>
+      <w:hyperlink r:id="rId707">
+        <w:r>
+          <w:rPr>
+            <w:lang w:val="zh_TW" w:bidi="zh_TW"/>
+          </w:rPr>
+          <w:rPr>
+            <w:color w:val="0000EE"/>
+            <w:u w:val="single"/>
+          </w:rPr>
+          <w:t>以賽亞書八章12至13節</w:t>
+        </w:r>
+      </w:hyperlink>
+      <w:r>
+        <w:rPr>
+          <w:lang w:val="zh_TW" w:bidi="zh_TW"/>
+        </w:rPr>
+        <w:t>來應對人們恐懼苦難；</w:t>
+      </w:r>
+      <w:hyperlink r:id="rId708">
+        <w:r>
+          <w:rPr>
+            <w:lang w:val="zh_TW" w:bidi="zh_TW"/>
+          </w:rPr>
+          <w:rPr>
+            <w:color w:val="0000EE"/>
+            <w:u w:val="single"/>
+          </w:rPr>
+          <w:t>以弗所書六章14至17節</w:t>
+        </w:r>
+      </w:hyperlink>
+      <w:r>
+        <w:rPr>
+          <w:lang w:val="zh_TW" w:bidi="zh_TW"/>
+        </w:rPr>
+        <w:t>中的屬靈軍裝，主要來自舊約經文。這樣的例子多不勝數，毫無疑問，舊約是用來描述基督徒的生活存留。事實上，新約討論的幾乎所有主題，都在某處通過舊約的術語和引用呈現。舊約經文也經常用來描述教會作為神的末世子民。</w:t>
+      </w:r>
+      <w:hyperlink r:id="rId709">
+        <w:r>
+          <w:rPr>
+            <w:lang w:val="zh_TW" w:bidi="zh_TW"/>
+          </w:rPr>
+          <w:rPr>
+            <w:color w:val="0000EE"/>
+            <w:u w:val="single"/>
+          </w:rPr>
+          <w:t>何西阿書二章23節</w:t>
+        </w:r>
+      </w:hyperlink>
+      <w:r>
+        <w:rPr>
+          <w:lang w:val="zh_TW" w:bidi="zh_TW"/>
+        </w:rPr>
+        <w:t>用來顯示，那些以前不是神子民的人，如今成為神的子民（</w:t>
+      </w:r>
+      <w:hyperlink r:id="rId710">
+        <w:r>
+          <w:rPr>
+            <w:lang w:val="zh_TW" w:bidi="zh_TW"/>
+          </w:rPr>
+          <w:rPr>
+            <w:color w:val="0000EE"/>
+            <w:u w:val="single"/>
+          </w:rPr>
+          <w:t>羅9:25–26</w:t>
+        </w:r>
+      </w:hyperlink>
+      <w:r>
+        <w:rPr>
+          <w:lang w:val="zh_TW" w:bidi="zh_TW"/>
+        </w:rPr>
+        <w:t>；</w:t>
+      </w:r>
+      <w:hyperlink r:id="rId711">
+        <w:r>
+          <w:rPr>
+            <w:lang w:val="zh_TW" w:bidi="zh_TW"/>
+          </w:rPr>
+          <w:rPr>
+            <w:color w:val="0000EE"/>
+            <w:u w:val="single"/>
+          </w:rPr>
+          <w:t>彼前2:10</w:t>
+        </w:r>
+      </w:hyperlink>
+      <w:r>
+        <w:rPr>
+          <w:lang w:val="zh_TW" w:bidi="zh_TW"/>
+        </w:rPr>
+        <w:t>）；幾段舊約經文豐富了</w:t>
+      </w:r>
+      <w:hyperlink r:id="rId314">
+        <w:r>
+          <w:rPr>
+            <w:lang w:val="zh_TW" w:bidi="zh_TW"/>
+          </w:rPr>
+          <w:rPr>
+            <w:color w:val="0000EE"/>
+            <w:u w:val="single"/>
+          </w:rPr>
+          <w:t>彼得前書二章9節</w:t>
+        </w:r>
+      </w:hyperlink>
+      <w:r>
+        <w:rPr>
+          <w:lang w:val="zh_TW" w:bidi="zh_TW"/>
+        </w:rPr>
+        <w:t>對教會的描述。提到神話語的舊約經文，也被用來描述使徒的宣講（</w:t>
+      </w:r>
+      <w:hyperlink r:id="rId712">
+        <w:r>
+          <w:rPr>
+            <w:lang w:val="zh_TW" w:bidi="zh_TW"/>
+          </w:rPr>
+          <w:rPr>
+            <w:color w:val="0000EE"/>
+            <w:u w:val="single"/>
+          </w:rPr>
+          <w:t>羅10:8</w:t>
+        </w:r>
+      </w:hyperlink>
+      <w:r>
+        <w:rPr>
+          <w:lang w:val="zh_TW" w:bidi="zh_TW"/>
+        </w:rPr>
+        <w:t>；</w:t>
+      </w:r>
+      <w:hyperlink r:id="rId713">
+        <w:r>
+          <w:rPr>
+            <w:lang w:val="zh_TW" w:bidi="zh_TW"/>
+          </w:rPr>
+          <w:rPr>
+            <w:color w:val="0000EE"/>
+            <w:u w:val="single"/>
+          </w:rPr>
+          <w:t>彼前1:24–25</w:t>
+        </w:r>
+      </w:hyperlink>
+      <w:r>
+        <w:rPr>
+          <w:lang w:val="zh_TW" w:bidi="zh_TW"/>
+        </w:rPr>
+        <w:t>）。舊約又會引用來描述人類的罪惡狀況（</w:t>
+      </w:r>
+      <w:hyperlink r:id="rId714">
+        <w:r>
+          <w:rPr>
+            <w:lang w:val="zh_TW" w:bidi="zh_TW"/>
+          </w:rPr>
+          <w:rPr>
+            <w:color w:val="0000EE"/>
+            <w:u w:val="single"/>
+          </w:rPr>
+          <w:t>羅3:10–20</w:t>
+        </w:r>
+      </w:hyperlink>
+      <w:r>
+        <w:rPr>
+          <w:lang w:val="zh_TW" w:bidi="zh_TW"/>
+        </w:rPr>
+        <w:t>）；救恩通過舊約的概念和符號來解釋，並且是基於舊約的陳述（</w:t>
+      </w:r>
+      <w:hyperlink r:id="rId715">
+        <w:r>
+          <w:rPr>
+            <w:lang w:val="zh_TW" w:bidi="zh_TW"/>
+          </w:rPr>
+          <w:rPr>
+            <w:color w:val="0000EE"/>
+            <w:u w:val="single"/>
+          </w:rPr>
+          <w:t>約6:31–33</w:t>
+        </w:r>
+      </w:hyperlink>
+      <w:r>
+        <w:rPr>
+          <w:lang w:val="zh_TW" w:bidi="zh_TW"/>
+        </w:rPr>
+        <w:t>；</w:t>
+      </w:r>
+      <w:hyperlink r:id="rId716">
+        <w:r>
+          <w:rPr>
+            <w:lang w:val="zh_TW" w:bidi="zh_TW"/>
+          </w:rPr>
+          <w:rPr>
+            <w:color w:val="0000EE"/>
+            <w:u w:val="single"/>
+          </w:rPr>
+          <w:t>加3:6–13</w:t>
+        </w:r>
+      </w:hyperlink>
+      <w:r>
+        <w:rPr>
+          <w:lang w:val="zh_TW" w:bidi="zh_TW"/>
+        </w:rPr>
+        <w:t>）。但以理書的話語描述耶穌的再來（</w:t>
+      </w:r>
+      <w:hyperlink r:id="rId717">
+        <w:r>
+          <w:rPr>
+            <w:lang w:val="zh_TW" w:bidi="zh_TW"/>
+          </w:rPr>
+          <w:rPr>
+            <w:color w:val="0000EE"/>
+            <w:u w:val="single"/>
+          </w:rPr>
+          <w:t>7:13–14</w:t>
+        </w:r>
+      </w:hyperlink>
+      <w:r>
+        <w:rPr>
+          <w:lang w:val="zh_TW" w:bidi="zh_TW"/>
+        </w:rPr>
+        <w:t>；參</w:t>
+      </w:r>
+      <w:hyperlink r:id="rId718">
+        <w:r>
+          <w:rPr>
+            <w:lang w:val="zh_TW" w:bidi="zh_TW"/>
+          </w:rPr>
+          <w:rPr>
+            <w:color w:val="0000EE"/>
+            <w:u w:val="single"/>
+          </w:rPr>
+          <w:t>太24:30</w:t>
+        </w:r>
+      </w:hyperlink>
+      <w:r>
+        <w:rPr>
+          <w:lang w:val="zh_TW" w:bidi="zh_TW"/>
+        </w:rPr>
+        <w:t>）。甚至早期基督徒的敬拜也通過舊約來表達（見</w:t>
+      </w:r>
+      <w:hyperlink r:id="rId719">
+        <w:r>
+          <w:rPr>
+            <w:lang w:val="zh_TW" w:bidi="zh_TW"/>
+          </w:rPr>
+          <w:rPr>
+            <w:color w:val="0000EE"/>
+            <w:u w:val="single"/>
+          </w:rPr>
+          <w:t>徒4:24</w:t>
+        </w:r>
+      </w:hyperlink>
+      <w:r>
+        <w:rPr>
+          <w:lang w:val="zh_TW" w:bidi="zh_TW"/>
+        </w:rPr>
+        <w:t>；</w:t>
+      </w:r>
+      <w:hyperlink r:id="rId720">
+        <w:r>
+          <w:rPr>
+            <w:lang w:val="zh_TW" w:bidi="zh_TW"/>
+          </w:rPr>
+          <w:rPr>
+            <w:color w:val="0000EE"/>
+            <w:u w:val="single"/>
+          </w:rPr>
+          <w:t>羅11:34–35</w:t>
+        </w:r>
+      </w:hyperlink>
+      <w:r>
+        <w:rPr>
+          <w:lang w:val="zh_TW" w:bidi="zh_TW"/>
+        </w:rPr>
+        <w:t>）。</w:t>
+      </w:r>
+      <w:r>
+        <w:rPr>
+          <w:lang w:val="zh_TW" w:bidi="zh_TW"/>
+        </w:rPr>
+      </w:r>
+      <w:r>
+        <w:rPr>
+          <w:lang w:val="zh_TW" w:bidi="zh_TW"/>
+        </w:rPr>
+      </w:r>
+    </w:p>
+    <w:p>
+      <w:pPr/>
+      <w:r>
+        <w:rPr>
+          <w:lang w:val="zh_TW" w:bidi="zh_TW"/>
+        </w:rPr>
+      </w:r>
+    </w:p>
+    <w:p>
+      <w:pPr>
+        <w:pStyle w:val="Heading2"/>
+      </w:pPr>
+      <w:r>
+        <w:rPr>
+          <w:lang w:val="zh_TW" w:bidi="zh_TW"/>
+        </w:rPr>
+        <w:t>聖經正典</w:t>
+      </w:r>
+      <w:r>
+        <w:rPr>
+          <w:lang w:val="zh_TW" w:bidi="zh_TW"/>
+        </w:rPr>
+      </w:r>
+    </w:p>
+    <w:p>
+      <w:pPr/>
+      <w:r>
+        <w:rPr>
+          <w:lang w:val="zh_TW" w:bidi="zh_TW"/>
+        </w:rPr>
+      </w:r>
+      <w:r>
+        <w:rPr>
+          <w:lang w:val="zh_TW" w:bidi="zh_TW"/>
+        </w:rPr>
+        <w:t>指猶太教和基督教聖經中被視為聖經的書卷，因此在信仰和教義上具有權威性。這個術語源自希臘文和希伯來文，意思是「規則」或「量尺」。聖經正典是一份書目清單</w:t>
+      </w:r>
+      <w:r>
+        <w:rPr>
+          <w:lang w:val="zh_TW" w:bidi="zh_TW"/>
+        </w:rPr>
+        <w:t>，</w:t>
+      </w:r>
+      <w:r>
+        <w:rPr>
+          <w:lang w:val="zh_TW" w:bidi="zh_TW"/>
+        </w:rPr>
+        <w:t>其它書卷皆與之比較並以其為衡量標準。公元四世紀後，基督教會將66卷書確立為正典，其中27卷是新約，39卷是舊約。正如柏拉圖（Plato）、亞里士多德（Aristotle）和荷馬（Homer）的著作構成了希臘文學的正典，新約的書卷也成為基督教文學的正典。猶太正典（即舊約）的書卷選定標準雖不得而知，但顯然與這些書卷在這個敬拜民族的宗教與生活中的價值有關。根據早期教會作者們的記載，新約書卷的選定標準是圍繞著這些書卷的「使徒性」。</w:t>
+      </w:r>
+      <w:r>
+        <w:rPr>
+          <w:lang w:val="zh_TW" w:bidi="zh_TW"/>
+        </w:rPr>
+        <w:t>與舊約一樣</w:t>
+      </w:r>
+      <w:r>
+        <w:rPr>
+          <w:lang w:val="zh_TW" w:bidi="zh_TW"/>
+        </w:rPr>
+        <w:t>，新約書卷是由地方教會在持續的敬拜和基督徒生活中，需要權威指導的過程中，而收集和保存下來。正典的形成是一個過程，</w:t>
+      </w:r>
+      <w:r>
+        <w:rPr>
+          <w:lang w:val="zh_TW" w:bidi="zh_TW"/>
+        </w:rPr>
+        <w:t>而不是一個事件</w:t>
+      </w:r>
+      <w:r>
+        <w:rPr>
+          <w:lang w:val="zh_TW" w:bidi="zh_TW"/>
+        </w:rPr>
+        <w:t>，</w:t>
+      </w:r>
+      <w:r>
+        <w:rPr>
+          <w:lang w:val="zh_TW" w:bidi="zh_TW"/>
+        </w:rPr>
+        <w:t>歷時數百年才在羅馬帝國的各地最終</w:t>
+      </w:r>
+      <w:r>
+        <w:rPr>
+          <w:lang w:val="zh_TW" w:bidi="zh_TW"/>
+        </w:rPr>
+        <w:t>確立統一的正典。地方性的</w:t>
+      </w:r>
+      <w:r>
+        <w:rPr>
+          <w:lang w:val="zh_TW" w:bidi="zh_TW"/>
+        </w:rPr>
+        <w:t>正典是比較的基礎，最後從中形成了今天基督教世界裡普遍接受的正典</w:t>
+      </w:r>
+      <w:r>
+        <w:rPr>
+          <w:lang w:val="zh_TW" w:bidi="zh_TW"/>
+        </w:rPr>
+        <w:t>。然而，部分東方教會的新約正典數量稍少於西方教會的。猶太教和基督教整體都相信，神的靈以某種護理的方式產生和保存了祂自己的話語。</w:t>
+      </w:r>
+    </w:p>
+    <w:p>
+      <w:pPr>
+        <w:pStyle w:val="Heading3"/>
+      </w:pPr>
+      <w:r>
+        <w:rPr>
+          <w:lang w:val="zh_TW" w:bidi="zh_TW"/>
+        </w:rPr>
         <w:t>舊約正典</w:t>
       </w:r>
     </w:p>
@@ -26291,7 +26291,7 @@
         </w:rPr>
         <w:t>）。之所以稱之為「新」，是因為新約成就並取代了透過摩西所立的約（</w:t>
       </w:r>
-      <w:hyperlink r:id="rId371">
+      <w:hyperlink r:id="rId667">
         <w:r>
           <w:rPr>
             <w:lang w:val="zh_TW" w:bidi="zh_TW"/>
@@ -26309,7 +26309,7 @@
         </w:rPr>
         <w:t>）。因此，與摩西所立的約在新約中被稱為「舊約」（</w:t>
       </w:r>
-      <w:hyperlink r:id="rId372">
+      <w:hyperlink r:id="rId668">
         <w:r>
           <w:rPr>
             <w:lang w:val="zh_TW" w:bidi="zh_TW"/>
@@ -29538,7 +29538,7 @@
         </w:rPr>
         <w:t>）。亞伯拉罕憑信心回應神（</w:t>
       </w:r>
-      <w:hyperlink r:id="rId367">
+      <w:hyperlink r:id="rId663">
         <w:r>
           <w:rPr>
             <w:lang w:val="zh_TW" w:bidi="zh_TW"/>
@@ -33663,7 +33663,7 @@
         </w:rPr>
         <w:t>雅各（</w:t>
       </w:r>
-      <w:hyperlink r:id="rId601">
+      <w:hyperlink r:id="rId494">
         <w:r>
           <w:rPr>
             <w:lang w:val="zh_TW" w:bidi="zh_TW"/>

--- a/zht/docx/128.content.docx
+++ b/zht/docx/128.content.docx
@@ -19,7 +19,7 @@
         <w:rPr>
           <w:lang w:val="zh_TW" w:bidi="zh_TW"/>
         </w:rPr>
-        <w:t>Resource: Tyndale Open Bible Dictionary</w:t>
+        <w:t>Resource: Aquifer Open Bible Dictionary</w:t>
       </w:r>
       <w:r>
         <w:rPr>
@@ -112,7 +112,7 @@
         <w:rPr>
           <w:lang w:val="zh_TW" w:bidi="zh_TW"/>
         </w:rPr>
-        <w:t>Tyndale Open Bible Dictionary</w:t>
+        <w:t>Aquifer Open Bible Dictionary</w:t>
       </w:r>
     </w:p>
     <w:p>

--- a/zht/docx/128.content.docx
+++ b/zht/docx/128.content.docx
@@ -149,7 +149,7 @@
         <w:rPr>
           <w:lang w:val="zh_TW" w:bidi="zh_TW"/>
         </w:rPr>
-        <w:t>ren</w:t>
+        <w:t>qu</w:t>
       </w:r>
       <w:r>
         <w:rPr>
@@ -212,7 +212,7 @@
         <w:rPr>
           <w:lang w:val="zh_TW" w:bidi="zh_TW"/>
         </w:rPr>
-        <w:t>人</w:t>
+        <w:t>屈膝</w:t>
       </w:r>
       <w:r>
         <w:rPr>
@@ -231,7 +231,115 @@
         <w:rPr>
           <w:lang w:val="zh_TW" w:bidi="zh_TW"/>
         </w:rPr>
-        <w:t>人類，不論是男性或女性。</w:t>
+        <w:t>通常表示崇拜、尊敬或順服的姿勢。強壯的膝象徵著一個人有堅定的信心和目標，因此屈膝表示對上級的順服。人在君王、統治者、長官或神面前屈膝。</w:t>
+      </w:r>
+      <w:hyperlink r:id="rId13">
+        <w:r>
+          <w:rPr>
+            <w:lang w:val="zh_TW" w:bidi="zh_TW"/>
+          </w:rPr>
+          <w:rPr>
+            <w:color w:val="0000EE"/>
+            <w:u w:val="single"/>
+          </w:rPr>
+          <w:t>創41:43</w:t>
+        </w:r>
+      </w:hyperlink>
+      <w:r>
+        <w:rPr>
+          <w:lang w:val="zh_TW" w:bidi="zh_TW"/>
+        </w:rPr>
+        <w:t>描述在法老和約瑟面前跪下的人。人在主面前敬畏地跪下是很常見的（</w:t>
+      </w:r>
+      <w:hyperlink r:id="rId14">
+        <w:r>
+          <w:rPr>
+            <w:lang w:val="zh_TW" w:bidi="zh_TW"/>
+          </w:rPr>
+          <w:rPr>
+            <w:color w:val="0000EE"/>
+            <w:u w:val="single"/>
+          </w:rPr>
+          <w:t>賽45:23</w:t>
+        </w:r>
+      </w:hyperlink>
+      <w:r>
+        <w:rPr>
+          <w:lang w:val="zh_TW" w:bidi="zh_TW"/>
+        </w:rPr>
+        <w:t>；</w:t>
+      </w:r>
+      <w:hyperlink r:id="rId15">
+        <w:r>
+          <w:rPr>
+            <w:lang w:val="zh_TW" w:bidi="zh_TW"/>
+          </w:rPr>
+          <w:rPr>
+            <w:color w:val="0000EE"/>
+            <w:u w:val="single"/>
+          </w:rPr>
+          <w:t>羅14:11</w:t>
+        </w:r>
+      </w:hyperlink>
+      <w:r>
+        <w:rPr>
+          <w:lang w:val="zh_TW" w:bidi="zh_TW"/>
+        </w:rPr>
+        <w:t>；</w:t>
+      </w:r>
+      <w:hyperlink r:id="rId16">
+        <w:r>
+          <w:rPr>
+            <w:lang w:val="zh_TW" w:bidi="zh_TW"/>
+          </w:rPr>
+          <w:rPr>
+            <w:color w:val="0000EE"/>
+            <w:u w:val="single"/>
+          </w:rPr>
+          <w:t>腓2:10</w:t>
+        </w:r>
+      </w:hyperlink>
+      <w:r>
+        <w:rPr>
+          <w:lang w:val="zh_TW" w:bidi="zh_TW"/>
+        </w:rPr>
+        <w:t>）。發生饑荒時，以色列人偏離了主，那些保持忠心的人被描述為「未曾向巴力屈膝的」（</w:t>
+      </w:r>
+      <w:hyperlink r:id="rId17">
+        <w:r>
+          <w:rPr>
+            <w:lang w:val="zh_TW" w:bidi="zh_TW"/>
+          </w:rPr>
+          <w:rPr>
+            <w:color w:val="0000EE"/>
+            <w:u w:val="single"/>
+          </w:rPr>
+          <w:t>王上19:18</w:t>
+        </w:r>
+      </w:hyperlink>
+      <w:r>
+        <w:rPr>
+          <w:lang w:val="zh_TW" w:bidi="zh_TW"/>
+        </w:rPr>
+        <w:t>；見</w:t>
+      </w:r>
+      <w:hyperlink r:id="rId18">
+        <w:r>
+          <w:rPr>
+            <w:lang w:val="zh_TW" w:bidi="zh_TW"/>
+          </w:rPr>
+          <w:rPr>
+            <w:color w:val="0000EE"/>
+            <w:u w:val="single"/>
+          </w:rPr>
+          <w:t>羅11:4</w:t>
+        </w:r>
+      </w:hyperlink>
+      <w:r>
+        <w:rPr>
+          <w:lang w:val="zh_TW" w:bidi="zh_TW"/>
+        </w:rPr>
+        <w:t>）。</w:t>
       </w:r>
     </w:p>
     <w:p>
@@ -245,18 +353,139 @@
         <w:rPr>
           <w:lang w:val="zh_TW" w:bidi="zh_TW"/>
         </w:rPr>
-        <w:t>聖經對人的教導，始於對神正確的認識。聖經人論（anthropology，即對人的研究）的核心，是建基於高舉的神學（即對神的研究）脈絡之中。人若對神有崇高而敬虔的認識，就會肯定人的尊貴和尊嚴，相反，若對神的概念膚淺，就往往導致對人的觀點偏差。因此，人可能被看得比應有的更為重要，或比聖經所啟示的更不重要。這兩種看法都是不合乎聖經的。探討人的學問（本文中「人」一詞是包括男女在內的人類）的起點，必須從認識神——人的創造主開始。</w:t>
-      </w:r>
-    </w:p>
-    <w:p>
-      <w:pPr>
-        <w:pStyle w:val="Heading3"/>
-      </w:pPr>
-      <w:r>
-        <w:rPr>
-          <w:lang w:val="zh_TW" w:bidi="zh_TW"/>
-        </w:rPr>
-        <w:t>人的起源</w:t>
+        <w:t>穩固的膝代表力量，雙膝被擊打則代表力量被毀（</w:t>
+      </w:r>
+      <w:hyperlink r:id="rId19">
+        <w:r>
+          <w:rPr>
+            <w:lang w:val="zh_TW" w:bidi="zh_TW"/>
+          </w:rPr>
+          <w:rPr>
+            <w:color w:val="0000EE"/>
+            <w:u w:val="single"/>
+          </w:rPr>
+          <w:t>申28:35</w:t>
+        </w:r>
+      </w:hyperlink>
+      <w:r>
+        <w:rPr>
+          <w:lang w:val="zh_TW" w:bidi="zh_TW"/>
+        </w:rPr>
+        <w:t>）。以賽亞求主使無力的膝穩固（</w:t>
+      </w:r>
+      <w:hyperlink r:id="rId20">
+        <w:r>
+          <w:rPr>
+            <w:lang w:val="zh_TW" w:bidi="zh_TW"/>
+          </w:rPr>
+          <w:rPr>
+            <w:color w:val="0000EE"/>
+            <w:u w:val="single"/>
+          </w:rPr>
+          <w:t>賽35:3</w:t>
+        </w:r>
+      </w:hyperlink>
+      <w:r>
+        <w:rPr>
+          <w:lang w:val="zh_TW" w:bidi="zh_TW"/>
+        </w:rPr>
+        <w:t>）。經文提到軟弱或無力的膝時一般指信心的不穩固（</w:t>
+      </w:r>
+      <w:hyperlink r:id="rId21">
+        <w:r>
+          <w:rPr>
+            <w:lang w:val="zh_TW" w:bidi="zh_TW"/>
+          </w:rPr>
+          <w:rPr>
+            <w:color w:val="0000EE"/>
+            <w:u w:val="single"/>
+          </w:rPr>
+          <w:t>伯4:4</w:t>
+        </w:r>
+      </w:hyperlink>
+      <w:r>
+        <w:rPr>
+          <w:lang w:val="zh_TW" w:bidi="zh_TW"/>
+        </w:rPr>
+        <w:t>；</w:t>
+      </w:r>
+      <w:hyperlink r:id="rId22">
+        <w:r>
+          <w:rPr>
+            <w:lang w:val="zh_TW" w:bidi="zh_TW"/>
+          </w:rPr>
+          <w:rPr>
+            <w:color w:val="0000EE"/>
+            <w:u w:val="single"/>
+          </w:rPr>
+          <w:t>來12:12</w:t>
+        </w:r>
+      </w:hyperlink>
+      <w:r>
+        <w:rPr>
+          <w:lang w:val="zh_TW" w:bidi="zh_TW"/>
+        </w:rPr>
+        <w:t>），但有時也指健康的衰退（</w:t>
+      </w:r>
+      <w:hyperlink r:id="rId23">
+        <w:r>
+          <w:rPr>
+            <w:lang w:val="zh_TW" w:bidi="zh_TW"/>
+          </w:rPr>
+          <w:rPr>
+            <w:color w:val="0000EE"/>
+            <w:u w:val="single"/>
+          </w:rPr>
+          <w:t>詩109:24</w:t>
+        </w:r>
+      </w:hyperlink>
+      <w:r>
+        <w:rPr>
+          <w:lang w:val="zh_TW" w:bidi="zh_TW"/>
+        </w:rPr>
+        <w:t>）。以西結提到那些膝「弱如水」的人（</w:t>
+      </w:r>
+      <w:hyperlink r:id="rId24">
+        <w:r>
+          <w:rPr>
+            <w:lang w:val="zh_TW" w:bidi="zh_TW"/>
+          </w:rPr>
+          <w:rPr>
+            <w:color w:val="0000EE"/>
+            <w:u w:val="single"/>
+          </w:rPr>
+          <w:t>結7:17</w:t>
+        </w:r>
+      </w:hyperlink>
+      <w:hyperlink r:id="rId24">
+        <w:r>
+          <w:rPr>
+            <w:lang w:val="zh_TW" w:bidi="zh_TW"/>
+          </w:rPr>
+          <w:rPr>
+            <w:color w:val="0000EE"/>
+            <w:u w:val="single"/>
+          </w:rPr>
+          <w:t>，</w:t>
+        </w:r>
+      </w:hyperlink>
+      <w:hyperlink r:id="rId25">
+        <w:r>
+          <w:rPr>
+            <w:lang w:val="zh_TW" w:bidi="zh_TW"/>
+          </w:rPr>
+          <w:rPr>
+            <w:color w:val="0000EE"/>
+            <w:u w:val="single"/>
+          </w:rPr>
+          <w:t>21:7</w:t>
+        </w:r>
+      </w:hyperlink>
+      <w:r>
+        <w:rPr>
+          <w:lang w:val="zh_TW" w:bidi="zh_TW"/>
+        </w:rPr>
+        <w:t>）。</w:t>
       </w:r>
     </w:p>
     <w:p>
@@ -270,9 +499,9 @@
         <w:rPr>
           <w:lang w:val="zh_TW" w:bidi="zh_TW"/>
         </w:rPr>
-        <w:t>與自然主義（naturalistic）、唯物論（materialistic）的起源理論相對，聖經的觀點首先宣告永恆的神創造了人，而人是一切受造物中最重要的。人無須拘泥於某種特定的時序，來理解神創造人的工作。有些基督徒相信，聖經在</w:t>
-      </w:r>
-      <w:hyperlink r:id="rId13">
+        <w:t>在主面前雙膝跪下是一種表示敬拜（</w:t>
+      </w:r>
+      <w:hyperlink r:id="rId26">
         <w:r>
           <w:rPr>
             <w:lang w:val="zh_TW" w:bidi="zh_TW"/>
@@ -281,16 +510,16 @@
             <w:color w:val="0000EE"/>
             <w:u w:val="single"/>
           </w:rPr>
-          <w:t>創世記一章</w:t>
+          <w:t>詩95:6</w:t>
         </w:r>
       </w:hyperlink>
       <w:r>
         <w:rPr>
           <w:lang w:val="zh_TW" w:bidi="zh_TW"/>
         </w:rPr>
-        <w:t>中所呈現的是一個封閉的年表──六個實際的24小時日子（參</w:t>
-      </w:r>
-      <w:hyperlink r:id="rId14">
+        <w:t>）和禱告的姿勢（</w:t>
+      </w:r>
+      <w:hyperlink r:id="rId27">
         <w:r>
           <w:rPr>
             <w:lang w:val="zh_TW" w:bidi="zh_TW"/>
@@ -299,29 +528,16 @@
             <w:color w:val="0000EE"/>
             <w:u w:val="single"/>
           </w:rPr>
-          <w:t>創1:5、8、13</w:t>
+          <w:t>但6:10</w:t>
         </w:r>
       </w:hyperlink>
       <w:r>
         <w:rPr>
           <w:lang w:val="zh_TW" w:bidi="zh_TW"/>
         </w:rPr>
-        <w:t>等）；而人在其中驚人且突然出現，可能只是約6000年前的事（參跟大主教詹姆士‧烏社爾〔James Ussher〕的編年史〔</w:t>
-      </w:r>
-      <w:r>
-        <w:rPr>
-          <w:i/>
-          <w:lang w:val="zh_TW" w:bidi="zh_TW"/>
-        </w:rPr>
-        <w:t>Annales，</w:t>
-      </w:r>
-      <w:r>
-        <w:rPr>
-          <w:lang w:val="zh_TW" w:bidi="zh_TW"/>
-        </w:rPr>
-        <w:t xml:space="preserve"> 1650–58年〕相關，但不限於這著作的年表）。另一些持這種普遍觀點的人（有時稱為創造科學〔creation science〕），則對</w:t>
-      </w:r>
-      <w:hyperlink r:id="rId15">
+        <w:t>）。基督自己在客西馬尼園跪下禱告（</w:t>
+      </w:r>
+      <w:hyperlink r:id="rId28">
         <w:r>
           <w:rPr>
             <w:lang w:val="zh_TW" w:bidi="zh_TW"/>
@@ -330,16 +546,16 @@
             <w:color w:val="0000EE"/>
             <w:u w:val="single"/>
           </w:rPr>
-          <w:t>創世記五</w:t>
+          <w:t>路22:41</w:t>
         </w:r>
       </w:hyperlink>
       <w:r>
         <w:rPr>
           <w:lang w:val="zh_TW" w:bidi="zh_TW"/>
         </w:rPr>
-        <w:t>和</w:t>
-      </w:r>
-      <w:hyperlink r:id="rId16">
+        <w:t>），彼得、保羅和司提反也曾如此（</w:t>
+      </w:r>
+      <w:hyperlink r:id="rId29">
         <w:r>
           <w:rPr>
             <w:lang w:val="zh_TW" w:bidi="zh_TW"/>
@@ -348,14 +564,122 @@
             <w:color w:val="0000EE"/>
             <w:u w:val="single"/>
           </w:rPr>
-          <w:t>十一章</w:t>
+          <w:t>徒7:60</w:t>
         </w:r>
       </w:hyperlink>
-      <w:r>
-        <w:rPr>
-          <w:lang w:val="zh_TW" w:bidi="zh_TW"/>
-        </w:rPr>
-        <w:t>的年表抱持較為彈性的看法，把人的創造時間推算至約10000年前。</w:t>
+      <w:hyperlink r:id="rId29">
+        <w:r>
+          <w:rPr>
+            <w:lang w:val="zh_TW" w:bidi="zh_TW"/>
+          </w:rPr>
+          <w:rPr>
+            <w:color w:val="0000EE"/>
+            <w:u w:val="single"/>
+          </w:rPr>
+          <w:t>，</w:t>
+        </w:r>
+      </w:hyperlink>
+      <w:hyperlink r:id="rId30">
+        <w:r>
+          <w:rPr>
+            <w:lang w:val="zh_TW" w:bidi="zh_TW"/>
+          </w:rPr>
+          <w:rPr>
+            <w:color w:val="0000EE"/>
+            <w:u w:val="single"/>
+          </w:rPr>
+          <w:t>9:40</w:t>
+        </w:r>
+      </w:hyperlink>
+      <w:hyperlink r:id="rId30">
+        <w:r>
+          <w:rPr>
+            <w:lang w:val="zh_TW" w:bidi="zh_TW"/>
+          </w:rPr>
+          <w:rPr>
+            <w:color w:val="0000EE"/>
+            <w:u w:val="single"/>
+          </w:rPr>
+          <w:t>，</w:t>
+        </w:r>
+      </w:hyperlink>
+      <w:hyperlink r:id="rId31">
+        <w:r>
+          <w:rPr>
+            <w:lang w:val="zh_TW" w:bidi="zh_TW"/>
+          </w:rPr>
+          <w:rPr>
+            <w:color w:val="0000EE"/>
+            <w:u w:val="single"/>
+          </w:rPr>
+          <w:t>20:36</w:t>
+        </w:r>
+      </w:hyperlink>
+      <w:hyperlink r:id="rId31">
+        <w:r>
+          <w:rPr>
+            <w:lang w:val="zh_TW" w:bidi="zh_TW"/>
+          </w:rPr>
+          <w:rPr>
+            <w:color w:val="0000EE"/>
+            <w:u w:val="single"/>
+          </w:rPr>
+          <w:t>，</w:t>
+        </w:r>
+      </w:hyperlink>
+      <w:hyperlink r:id="rId32">
+        <w:r>
+          <w:rPr>
+            <w:lang w:val="zh_TW" w:bidi="zh_TW"/>
+          </w:rPr>
+          <w:rPr>
+            <w:color w:val="0000EE"/>
+            <w:u w:val="single"/>
+          </w:rPr>
+          <w:t>21:5</w:t>
+        </w:r>
+      </w:hyperlink>
+      <w:r>
+        <w:rPr>
+          <w:lang w:val="zh_TW" w:bidi="zh_TW"/>
+        </w:rPr>
+        <w:t>）。所羅門在主面前屈膝禱告和祈求（</w:t>
+      </w:r>
+      <w:hyperlink r:id="rId33">
+        <w:r>
+          <w:rPr>
+            <w:lang w:val="zh_TW" w:bidi="zh_TW"/>
+          </w:rPr>
+          <w:rPr>
+            <w:color w:val="0000EE"/>
+            <w:u w:val="single"/>
+          </w:rPr>
+          <w:t>王上8:54</w:t>
+        </w:r>
+      </w:hyperlink>
+      <w:r>
+        <w:rPr>
+          <w:lang w:val="zh_TW" w:bidi="zh_TW"/>
+        </w:rPr>
+        <w:t>），甚至有一次他造了一個方便他能站上去的銅臺，當著以色列的會眾在主面前跪下（</w:t>
+      </w:r>
+      <w:hyperlink r:id="rId34">
+        <w:r>
+          <w:rPr>
+            <w:lang w:val="zh_TW" w:bidi="zh_TW"/>
+          </w:rPr>
+          <w:rPr>
+            <w:color w:val="0000EE"/>
+            <w:u w:val="single"/>
+          </w:rPr>
+          <w:t>代下6:13</w:t>
+        </w:r>
+      </w:hyperlink>
+      <w:r>
+        <w:rPr>
+          <w:lang w:val="zh_TW" w:bidi="zh_TW"/>
+        </w:rPr>
+        <w:t>）。</w:t>
       </w:r>
     </w:p>
     <w:p>
@@ -369,9 +693,9 @@
         <w:rPr>
           <w:lang w:val="zh_TW" w:bidi="zh_TW"/>
         </w:rPr>
-        <w:t>另一些人認為，</w:t>
-      </w:r>
-      <w:hyperlink r:id="rId13">
+        <w:t>有些人跪下痛悔，好像以斯拉在獻晚祭時那樣（</w:t>
+      </w:r>
+      <w:hyperlink r:id="rId35">
         <w:r>
           <w:rPr>
             <w:lang w:val="zh_TW" w:bidi="zh_TW"/>
@@ -380,16 +704,16 @@
             <w:color w:val="0000EE"/>
             <w:u w:val="single"/>
           </w:rPr>
-          <w:t>創世記一</w:t>
+          <w:t>拉9:5</w:t>
         </w:r>
       </w:hyperlink>
       <w:r>
         <w:rPr>
           <w:lang w:val="zh_TW" w:bidi="zh_TW"/>
         </w:rPr>
-        <w:t>和</w:t>
-      </w:r>
-      <w:hyperlink r:id="rId17">
+        <w:t>），又像彼得求主赦免他的信心和信靠不足時那樣（</w:t>
+      </w:r>
+      <w:hyperlink r:id="rId36">
         <w:r>
           <w:rPr>
             <w:lang w:val="zh_TW" w:bidi="zh_TW"/>
@@ -398,16 +722,16 @@
             <w:color w:val="0000EE"/>
             <w:u w:val="single"/>
           </w:rPr>
-          <w:t>二章</w:t>
+          <w:t>路5:8</w:t>
         </w:r>
       </w:hyperlink>
       <w:r>
         <w:rPr>
           <w:lang w:val="zh_TW" w:bidi="zh_TW"/>
         </w:rPr>
-        <w:t>的經文可以從更廣闊的角度解釋，認為人的創造可追溯至極其遙遠的古代（甚至延伸至數百萬年前）。他們主張，在神的掌管與引導之下，該創造的過程可能在神的創造工作中扮演重要角色。這種觀點最合適的名稱是漸進創造論（progressive creationism），它與有神進化論（theistic evolution）相對，有神進化論通常認為神只是啟動了過程，而在過程展開之後，神幾乎不再介入。漸進創造論則認為，</w:t>
-      </w:r>
-      <w:hyperlink r:id="rId13">
+        <w:t>）。人在先知以利亞面前跪下哀求，視他為神的代表（</w:t>
+      </w:r>
+      <w:hyperlink r:id="rId37">
         <w:r>
           <w:rPr>
             <w:lang w:val="zh_TW" w:bidi="zh_TW"/>
@@ -416,57 +740,16 @@
             <w:color w:val="0000EE"/>
             <w:u w:val="single"/>
           </w:rPr>
-          <w:t>創世記一章</w:t>
+          <w:t>王下1:13</w:t>
         </w:r>
       </w:hyperlink>
       <w:r>
         <w:rPr>
           <w:lang w:val="zh_TW" w:bidi="zh_TW"/>
         </w:rPr>
-        <w:t>中的希伯來文「日」（</w:t>
-      </w:r>
-      <w:r>
-        <w:rPr>
-          <w:i/>
-          <w:lang w:val="zh_TW" w:bidi="zh_TW"/>
-        </w:rPr>
-        <w:t>yom</w:t>
-      </w:r>
-      <w:r>
-        <w:rPr>
-          <w:lang w:val="zh_TW" w:bidi="zh_TW"/>
-        </w:rPr>
-        <w:t>）可以指一段延長的時間（例：「日代（day-age）」理論）；因此，「有晚上，有早晨，是第x日」這樣的措辭，可能是一種文學手法，用來展現神創造工作的場景，在時間歷程中逐步推進。</w:t>
-      </w:r>
-    </w:p>
-    <w:p>
-      <w:pPr/>
-      <w:r>
-        <w:rPr>
-          <w:lang w:val="zh_TW" w:bidi="zh_TW"/>
-        </w:rPr>
-      </w:r>
-      <w:r>
-        <w:rPr>
-          <w:lang w:val="zh_TW" w:bidi="zh_TW"/>
-        </w:rPr>
-        <w:t>許多基督徒在人的起源問題上，立場介乎於保守的年代觀與廣泛的年代觀之間。然而，不論個人傾向如何，若要以聖經的方式思考人，就必須承認神在創造人這件事上的創意作為。信心的本質始於這句話：「我信神，全能的父，是創造天地的主。」</w:t>
-      </w:r>
-    </w:p>
-    <w:p>
-      <w:pPr/>
-      <w:r>
-        <w:rPr>
-          <w:lang w:val="zh_TW" w:bidi="zh_TW"/>
-        </w:rPr>
-      </w:r>
-      <w:r>
-        <w:rPr>
-          <w:lang w:val="zh_TW" w:bidi="zh_TW"/>
-        </w:rPr>
-        <w:t>人不僅是神的創造，也是祂創造工作的巔峰。遠在現代精密科學出現之前，古人已經注意到人類在解剖學上的構造與動物界的成員相似。然而，儘管有這些相似之處，聖經的觀點從不把人與動物放在同一層次──人是獨特的，是神創造工作的高峰，是祂巧手工藝的極致。</w:t>
-      </w:r>
-      <w:hyperlink r:id="rId13">
+        <w:t>），還有許多人在主面前跪下求醫治（</w:t>
+      </w:r>
+      <w:hyperlink r:id="rId38">
         <w:r>
           <w:rPr>
             <w:lang w:val="zh_TW" w:bidi="zh_TW"/>
@@ -475,44 +758,16 @@
             <w:color w:val="0000EE"/>
             <w:u w:val="single"/>
           </w:rPr>
-          <w:t>創世記一章</w:t>
+          <w:t>太17:14</w:t>
         </w:r>
       </w:hyperlink>
       <w:r>
         <w:rPr>
           <w:lang w:val="zh_TW" w:bidi="zh_TW"/>
         </w:rPr>
-        <w:t>的受造次序，本身就是漸進且逐步提升的；神一切的創造工作，最終以祂創造人類為高峰。</w:t>
-      </w:r>
-    </w:p>
-    <w:p>
-      <w:pPr/>
-      <w:r>
-        <w:rPr>
-          <w:lang w:val="zh_TW" w:bidi="zh_TW"/>
-        </w:rPr>
-      </w:r>
-      <w:r>
-        <w:rPr>
-          <w:lang w:val="zh_TW" w:bidi="zh_TW"/>
-        </w:rPr>
-        <w:t>人的獨特行為特徵包括語言、工具製造與文化。人的獨特經驗特徵則包括反思的自覺、倫理的關懷、審美的追求、歷史的意識，以及形而上層面的關切。這些因素無論單獨存在或綜合起來，都使人有別於其它形式的動物生命。人遠遠不僅是某些現代進化論所說的「裸猿（naked ape）」。然而，單靠社會學並不足以解釋人的全貌本質，這正是神的啟示所要揭示的主題。</w:t>
-      </w:r>
-    </w:p>
-    <w:p>
-      <w:pPr/>
-      <w:r>
-        <w:rPr>
-          <w:lang w:val="zh_TW" w:bidi="zh_TW"/>
-        </w:rPr>
-      </w:r>
-      <w:r>
-        <w:rPr>
-          <w:lang w:val="zh_TW" w:bidi="zh_TW"/>
-        </w:rPr>
-        <w:t>雖然人與神的受造物之間有連續性（從</w:t>
-      </w:r>
-      <w:hyperlink r:id="rId18">
+        <w:t>；</w:t>
+      </w:r>
+      <w:hyperlink r:id="rId39">
         <w:r>
           <w:rPr>
             <w:lang w:val="zh_TW" w:bidi="zh_TW"/>
@@ -521,16 +776,16 @@
             <w:color w:val="0000EE"/>
             <w:u w:val="single"/>
           </w:rPr>
-          <w:t>創2:7</w:t>
+          <w:t>可1:40</w:t>
         </w:r>
       </w:hyperlink>
       <w:r>
         <w:rPr>
           <w:lang w:val="zh_TW" w:bidi="zh_TW"/>
         </w:rPr>
-        <w:t>所說「用地上的塵土造」可見一斑），但人同時又與先前一切受造物不同，因為神向他吹入生命的氣息，他就成了有靈的活人（</w:t>
-      </w:r>
-      <w:hyperlink r:id="rId18">
+        <w:t>）。但以理在天使面前心存驚奇和敬畏地跪下（</w:t>
+      </w:r>
+      <w:hyperlink r:id="rId40">
         <w:r>
           <w:rPr>
             <w:lang w:val="zh_TW" w:bidi="zh_TW"/>
@@ -539,16 +794,16 @@
             <w:color w:val="0000EE"/>
             <w:u w:val="single"/>
           </w:rPr>
-          <w:t>2:7</w:t>
+          <w:t>但10:10</w:t>
         </w:r>
       </w:hyperlink>
       <w:r>
         <w:rPr>
           <w:lang w:val="zh_TW" w:bidi="zh_TW"/>
         </w:rPr>
-        <w:t>）。人是由神照著祂的形像，造成男和女（</w:t>
-      </w:r>
-      <w:hyperlink r:id="rId19">
+        <w:t>），伯沙撒的驚惶從他「雙膝彼此相碰」看得出（</w:t>
+      </w:r>
+      <w:hyperlink r:id="rId41">
         <w:r>
           <w:rPr>
             <w:lang w:val="zh_TW" w:bidi="zh_TW"/>
@@ -557,16 +812,16 @@
             <w:color w:val="0000EE"/>
             <w:u w:val="single"/>
           </w:rPr>
-          <w:t>1:27</w:t>
+          <w:t>但5:6</w:t>
         </w:r>
       </w:hyperlink>
       <w:r>
         <w:rPr>
           <w:lang w:val="zh_TW" w:bidi="zh_TW"/>
         </w:rPr>
-        <w:t>），意味著凡是一般論及人的說話，都必須同時適用於男人和女人；而「何為人」的最準確描繪，乃在男人和女人同在的關係之中，才能完全顯明。生養眾多與治理全地的命令，是神交付給兩性共同承擔的責任。同樣，是男人和女人一同背叛神，他們要在墮落世界中承擔始祖犯罪的後果；而基督來要救贖的，也是男人和女人（參</w:t>
-      </w:r>
-      <w:hyperlink r:id="rId20">
+        <w:t>）。在新約中，君尊卻寬容的基督遭受士兵們的嘲弄和譏誚，跪在祂面前嘲諷地喊道：「恭喜，猶太人的王啊！」（</w:t>
+      </w:r>
+      <w:hyperlink r:id="rId42">
         <w:r>
           <w:rPr>
             <w:lang w:val="zh_TW" w:bidi="zh_TW"/>
@@ -575,42 +830,16 @@
             <w:color w:val="0000EE"/>
             <w:u w:val="single"/>
           </w:rPr>
-          <w:t>加3:28</w:t>
+          <w:t>太27:29</w:t>
         </w:r>
       </w:hyperlink>
       <w:r>
         <w:rPr>
           <w:lang w:val="zh_TW" w:bidi="zh_TW"/>
         </w:rPr>
-        <w:t>）。同時，「男性」與「女性」這兩個詞語確實表示真實的區別。許多被人視為性別差異的現象，可能是文化造成的，但在男性（希伯來文zakar</w:t>
-      </w:r>
-      <w:r>
-        <w:rPr>
-          <w:i/>
-          <w:lang w:val="zh_TW" w:bidi="zh_TW"/>
-        </w:rPr>
-        <w:t>，</w:t>
-      </w:r>
-      <w:r>
-        <w:rPr>
-          <w:lang w:val="zh_TW" w:bidi="zh_TW"/>
-        </w:rPr>
-        <w:t>意即「刺透者」）和女性（希伯來文neqeba</w:t>
-      </w:r>
-      <w:r>
-        <w:rPr>
-          <w:i/>
-          <w:lang w:val="zh_TW" w:bidi="zh_TW"/>
-        </w:rPr>
-        <w:t>，</w:t>
-      </w:r>
-      <w:r>
-        <w:rPr>
-          <w:lang w:val="zh_TW" w:bidi="zh_TW"/>
-        </w:rPr>
-        <w:t>意即「被刺透者」）之間最根本的性別差異，則是出於神的設計。只有男與女二者同在，才能完整展現神的形像（見</w:t>
-      </w:r>
-      <w:hyperlink r:id="rId19">
+        <w:t>；</w:t>
+      </w:r>
+      <w:hyperlink r:id="rId43">
         <w:r>
           <w:rPr>
             <w:lang w:val="zh_TW" w:bidi="zh_TW"/>
@@ -619,7 +848,7 @@
             <w:color w:val="0000EE"/>
             <w:u w:val="single"/>
           </w:rPr>
-          <w:t>創1:27</w:t>
+          <w:t>可15:19</w:t>
         </w:r>
       </w:hyperlink>
       <w:r>
@@ -627,4183 +856,6 @@
           <w:lang w:val="zh_TW" w:bidi="zh_TW"/>
         </w:rPr>
         <w:t>）。</w:t>
-      </w:r>
-    </w:p>
-    <w:p>
-      <w:pPr/>
-      <w:r>
-        <w:rPr>
-          <w:lang w:val="zh_TW" w:bidi="zh_TW"/>
-        </w:rPr>
-      </w:r>
-      <w:r>
-        <w:rPr>
-          <w:lang w:val="zh_TW" w:bidi="zh_TW"/>
-        </w:rPr>
-        <w:t>的確，有關人的聖經論述中，最令人驚嘆的宣告，就是神照著祂的形像造人。對其它任何受造物，甚至天使，都沒有這樣的說法。</w:t>
-      </w:r>
-      <w:hyperlink r:id="rId21">
-        <w:r>
-          <w:rPr>
-            <w:lang w:val="zh_TW" w:bidi="zh_TW"/>
-          </w:rPr>
-          <w:rPr>
-            <w:color w:val="0000EE"/>
-            <w:u w:val="single"/>
-          </w:rPr>
-          <w:t>創世記一章26至28節</w:t>
-        </w:r>
-      </w:hyperlink>
-      <w:r>
-        <w:rPr>
-          <w:lang w:val="zh_TW" w:bidi="zh_TW"/>
-        </w:rPr>
-        <w:t>所說的「照著他的形像」，正是</w:t>
-      </w:r>
-      <w:hyperlink r:id="rId22">
-        <w:r>
-          <w:rPr>
-            <w:lang w:val="zh_TW" w:bidi="zh_TW"/>
-          </w:rPr>
-          <w:rPr>
-            <w:color w:val="0000EE"/>
-            <w:u w:val="single"/>
-          </w:rPr>
-          <w:t>詩篇八篇5節</w:t>
-        </w:r>
-      </w:hyperlink>
-      <w:r>
-        <w:rPr>
-          <w:lang w:val="zh_TW" w:bidi="zh_TW"/>
-        </w:rPr>
-        <w:t>中詩人轉述的基礎：「你叫他比神微小一點」（直譯；七十士譯本則譯為「比天使微小一點」）。「神的形像」這個片語的意義一直是許多辯論的主題。有些人認為這個片語是指神的物理形像，但這點值得懷疑，因為神是靈（參</w:t>
-      </w:r>
-      <w:hyperlink r:id="rId23">
-        <w:r>
-          <w:rPr>
-            <w:lang w:val="zh_TW" w:bidi="zh_TW"/>
-          </w:rPr>
-          <w:rPr>
-            <w:color w:val="0000EE"/>
-            <w:u w:val="single"/>
-          </w:rPr>
-          <w:t>約4:24</w:t>
-        </w:r>
-      </w:hyperlink>
-      <w:r>
-        <w:rPr>
-          <w:lang w:val="zh_TW" w:bidi="zh_TW"/>
-        </w:rPr>
-        <w:t>）。其他人認為這個片語指的是人的人格（personhood），這與神的位格（personality）相對應（具有智力、感情和意志）。這些人的特質可能存在於神的形像中；然而，這些人格層面的不同面向，也同樣存在於動物界的其它成員之中，並非人所獨有。</w:t>
-      </w:r>
-    </w:p>
-    <w:p>
-      <w:pPr/>
-      <w:r>
-        <w:rPr>
-          <w:lang w:val="zh_TW" w:bidi="zh_TW"/>
-        </w:rPr>
-      </w:r>
-      <w:r>
-        <w:rPr>
-          <w:lang w:val="zh_TW" w:bidi="zh_TW"/>
-        </w:rPr>
-        <w:t>「形像」這個詞語的基本意思（希伯來文tselem）是「影子」、「代表」或「相似」。人裡面有神的形像，顯明神對人的價值與尊嚴的看法──人在受造的世界裡作為祂的影子或祂的代表。古代亞述的君王會在遙遠的地區設立自己實體的像，提醒那些容易忘記的人，這些地區仍屬於帝國。同樣，神也把祂自己的影子、祂同在的代表，放在人裡面，安置在祂所造的世界中。</w:t>
-      </w:r>
-    </w:p>
-    <w:p>
-      <w:pPr/>
-      <w:r>
-        <w:rPr>
-          <w:lang w:val="zh_TW" w:bidi="zh_TW"/>
-        </w:rPr>
-      </w:r>
-      <w:r>
-        <w:rPr>
-          <w:lang w:val="zh_TW" w:bidi="zh_TW"/>
-        </w:rPr>
-        <w:t>這種「神的形像在人裡面」的觀點，似乎也得到</w:t>
-      </w:r>
-      <w:hyperlink r:id="rId13">
-        <w:r>
-          <w:rPr>
-            <w:lang w:val="zh_TW" w:bidi="zh_TW"/>
-          </w:rPr>
-          <w:rPr>
-            <w:color w:val="0000EE"/>
-            <w:u w:val="single"/>
-          </w:rPr>
-          <w:t>創世記一章</w:t>
-        </w:r>
-      </w:hyperlink>
-      <w:r>
-        <w:rPr>
-          <w:lang w:val="zh_TW" w:bidi="zh_TW"/>
-        </w:rPr>
-        <w:t>直接上下文的印證。人是照著神的形像造的，要管理神一切其它的受造物（</w:t>
-      </w:r>
-      <w:hyperlink r:id="rId24">
-        <w:r>
-          <w:rPr>
-            <w:lang w:val="zh_TW" w:bidi="zh_TW"/>
-          </w:rPr>
-          <w:rPr>
-            <w:color w:val="0000EE"/>
-            <w:u w:val="single"/>
-          </w:rPr>
-          <w:t>創1:26</w:t>
-        </w:r>
-      </w:hyperlink>
-      <w:r>
-        <w:rPr>
-          <w:lang w:val="zh_TW" w:bidi="zh_TW"/>
-        </w:rPr>
-        <w:t>；另見</w:t>
-      </w:r>
-      <w:hyperlink r:id="rId22">
-        <w:r>
-          <w:rPr>
-            <w:lang w:val="zh_TW" w:bidi="zh_TW"/>
-          </w:rPr>
-          <w:rPr>
-            <w:color w:val="0000EE"/>
-            <w:u w:val="single"/>
-          </w:rPr>
-          <w:t>詩8:5</w:t>
-        </w:r>
-      </w:hyperlink>
-      <w:r>
-        <w:rPr>
-          <w:lang w:val="zh_TW" w:bidi="zh_TW"/>
-        </w:rPr>
-        <w:t>）。進一步說，作為造物主的代表，人應當回應祂。耶穌宣告神是靈，而這宣告的結果，是人要以心靈和誠實敬拜祂（</w:t>
-      </w:r>
-      <w:hyperlink r:id="rId25">
-        <w:r>
-          <w:rPr>
-            <w:lang w:val="zh_TW" w:bidi="zh_TW"/>
-          </w:rPr>
-          <w:rPr>
-            <w:color w:val="0000EE"/>
-            <w:u w:val="single"/>
-          </w:rPr>
-          <w:t>約4:21–24</w:t>
-        </w:r>
-      </w:hyperlink>
-      <w:r>
-        <w:rPr>
-          <w:lang w:val="zh_TW" w:bidi="zh_TW"/>
-        </w:rPr>
-        <w:t>）。</w:t>
-      </w:r>
-    </w:p>
-    <w:p>
-      <w:pPr>
-        <w:pStyle w:val="Heading3"/>
-      </w:pPr>
-      <w:r>
-        <w:rPr>
-          <w:lang w:val="zh_TW" w:bidi="zh_TW"/>
-        </w:rPr>
-        <w:t>人的本性</w:t>
-      </w:r>
-    </w:p>
-    <w:p>
-      <w:pPr/>
-      <w:r>
-        <w:rPr>
-          <w:lang w:val="zh_TW" w:bidi="zh_TW"/>
-        </w:rPr>
-      </w:r>
-      <w:r>
-        <w:rPr>
-          <w:lang w:val="zh_TW" w:bidi="zh_TW"/>
-        </w:rPr>
-        <w:t>人往往會傾向把「人」看成由不同部分組成，但聖經的重點卻是強調人的整全。關於人的本性究竟是三方（tripartite，即三重結構）：靈、魂與體（參</w:t>
-      </w:r>
-      <w:hyperlink r:id="rId26">
-        <w:r>
-          <w:rPr>
-            <w:lang w:val="zh_TW" w:bidi="zh_TW"/>
-          </w:rPr>
-          <w:rPr>
-            <w:color w:val="0000EE"/>
-            <w:u w:val="single"/>
-          </w:rPr>
-          <w:t>帖前5:23</w:t>
-        </w:r>
-      </w:hyperlink>
-      <w:r>
-        <w:rPr>
-          <w:lang w:val="zh_TW" w:bidi="zh_TW"/>
-        </w:rPr>
-        <w:t>）；還是二方（bipartite，即二重結構）：物質與非物質，至今仍然爭辯不休。雖然聖經似乎可以支持這兩種立場，但有關人的本性，最重要的問題不在於人有多少部分，而在於人的合一。因此，聖經論及人時，首先宣告：人是一個同時由物質屬性與非物質屬性構成的「位格」。用巴特（Karl Barth）的話說，人是「有身體的魂，同時也是有魂的身體」沒有只具身體而無魂的人，也難以把沒有身體的靈看作完整的人，除非處於暫時的、過渡性的狀態。希伯來文nephesh，常譯作「魂」，在多數語境中更合宜的翻譯是「人」。希伯來文ruach（「氣息」、「風」、「靈」）和希臘文pneuma（「靈」）和psuche（「魂」）常用來指人的非物質部分。這部分與身體相比並不因此而不真實。若僅以純物質、純身體的觀點看人，是極其貧乏的。同樣，若過度強調靈，卻輕忽身體，也是不真實、不平衡的。人可以這樣說：「我是個人，而我的存在目前極度依賴我的身體。但我不只是身體，也不只是血肉。當我的身體死去，我仍然活著；當我的血肉朽壞，我依然存在。但有一天，我要再一次在身體裡活著。因為一個沒有身體的靈魂，並不能完全表達我的人性。神為我所設立的理想，是要我在一個〔新的〕身體裡過生活。因此，在永恆狀態的盼望裡，我信身體的復活和永遠的生命。」</w:t>
-      </w:r>
-    </w:p>
-    <w:p>
-      <w:pPr/>
-      <w:r>
-        <w:rPr>
-          <w:lang w:val="zh_TW" w:bidi="zh_TW"/>
-        </w:rPr>
-      </w:r>
-      <w:r>
-        <w:rPr>
-          <w:lang w:val="zh_TW" w:bidi="zh_TW"/>
-        </w:rPr>
-        <w:t>若要從聖經的角度思考人的本性，就不能不面對墮落的問題。</w:t>
-      </w:r>
-      <w:hyperlink r:id="rId27">
-        <w:r>
-          <w:rPr>
-            <w:lang w:val="zh_TW" w:bidi="zh_TW"/>
-          </w:rPr>
-          <w:rPr>
-            <w:color w:val="0000EE"/>
-            <w:u w:val="single"/>
-          </w:rPr>
-          <w:t>創世記三章</w:t>
-        </w:r>
-      </w:hyperlink>
-      <w:r>
-        <w:rPr>
-          <w:lang w:val="zh_TW" w:bidi="zh_TW"/>
-        </w:rPr>
-        <w:t>顯示，未墮落的人原本是不死的，他生育的能力起初並不受生產痛苦的限制，他的工作也不會因自然界的反覆無常而受挫。然而，墮落之後，一切都改變了：在人內在的生命裡、在男女彼此之間、在人與自然的互動中，以及在人與造物主的關係上，全都發生了變化。</w:t>
-      </w:r>
-    </w:p>
-    <w:p>
-      <w:pPr/>
-      <w:r>
-        <w:rPr>
-          <w:lang w:val="zh_TW" w:bidi="zh_TW"/>
-        </w:rPr>
-      </w:r>
-      <w:r>
-        <w:rPr>
-          <w:lang w:val="zh_TW" w:bidi="zh_TW"/>
-        </w:rPr>
-        <w:t>墮落的結果是，人深深地墮落了，這墮落滲透到他全人的每一部分。「全然敗壞」這個片語，不一定是指人已經壞到不能再壞，而是指罪的影響波及人的整個存在。同時，神的形像在墮落之後，仍以某種方式繼續存在於人的身上，這就成了神施行救恩的依據（參</w:t>
-      </w:r>
-      <w:hyperlink r:id="rId28">
-        <w:r>
-          <w:rPr>
-            <w:lang w:val="zh_TW" w:bidi="zh_TW"/>
-          </w:rPr>
-          <w:rPr>
-            <w:color w:val="0000EE"/>
-            <w:u w:val="single"/>
-          </w:rPr>
-          <w:t>羅5章</w:t>
-        </w:r>
-      </w:hyperlink>
-      <w:r>
-        <w:rPr>
-          <w:lang w:val="zh_TW" w:bidi="zh_TW"/>
-        </w:rPr>
-        <w:t>）。基本上，正因神看重人內在的價值，救恩才有其神所立的合理性。</w:t>
-      </w:r>
-    </w:p>
-    <w:p>
-      <w:pPr/>
-      <w:r>
-        <w:rPr>
-          <w:lang w:val="zh_TW" w:bidi="zh_TW"/>
-        </w:rPr>
-      </w:r>
-      <w:r>
-        <w:rPr>
-          <w:lang w:val="zh_TW" w:bidi="zh_TW"/>
-        </w:rPr>
-        <w:t>關於人本質上是良善還是邪惡的舊爭論，在創世記的記載裡既顯出其困境，也提供了解答：神造人，乃是要他有意識地反映造物主的尊嚴與高貴。然而，人卻因刻意的悖逆而背叛了造物主，從此陷入罪中，罪成了他一生的烙印；除非有神的恩典，否則他仍要不斷活在其中。這隨之而來的罪，既是墮落之人存在本質上的特質，也是他不斷表現出來，無數驕傲與自私的行為。雖然神的形像因人的墮落而在人裡面受損，但當一個人在基督裡得著新生命時，神的靈就在他裡面運行，有效重新激發這形像。神的恩典因此帶來個人的更新、人與人關係的復和，以及恢復與神的相交。</w:t>
-      </w:r>
-    </w:p>
-    <w:p>
-      <w:pPr/>
-      <w:r>
-        <w:rPr>
-          <w:lang w:val="zh_TW" w:bidi="zh_TW"/>
-        </w:rPr>
-      </w:r>
-      <w:r>
-        <w:rPr>
-          <w:lang w:val="zh_TW" w:bidi="zh_TW"/>
-        </w:rPr>
-        <w:t>人起初是神所造的善，但因自己的計謀而成了惡；然而，靠著神的大能，人仍能重新得著那善。要明白「作為一個完整的人」的真正意義，必須從耶穌的生命去重新發現，祂的人性生活就是人的新起點。因此，耶穌是新的亞當；在祂的樣式中，有一個取代舊樣式的新開端。</w:t>
-      </w:r>
-    </w:p>
-    <w:p>
-      <w:pPr>
-        <w:pStyle w:val="Heading3"/>
-      </w:pPr>
-      <w:r>
-        <w:rPr>
-          <w:lang w:val="zh_TW" w:bidi="zh_TW"/>
-        </w:rPr>
-        <w:t>人的歸宿</w:t>
-      </w:r>
-    </w:p>
-    <w:p>
-      <w:pPr/>
-      <w:r>
-        <w:rPr>
-          <w:lang w:val="zh_TW" w:bidi="zh_TW"/>
-        </w:rPr>
-      </w:r>
-      <w:r>
-        <w:rPr>
-          <w:lang w:val="zh_TW" w:bidi="zh_TW"/>
-        </w:rPr>
-        <w:t>聖經對人的看法，必須平衡地涵蓋：人出自神的創造、人悖逆了神的恩典、人要面對的審判，以及因救主耶穌而得著救贖和永生應許的盼望。人有一個起點，卻要永遠存在。這宣告與自然主義的起源與歸宿理論形成強烈對比。現代思想中最具欺騙性的傾向之一，就是「與死亡和解」的觀念。那些不思念神、也不盼望永恆的人，彼此勸勉，要把身體不可避免的衰敗與死亡，視為人生命的自然結局。但聖經的觀點認為，人類的死亡根本不是自然的。</w:t>
-      </w:r>
-    </w:p>
-    <w:p>
-      <w:pPr/>
-      <w:r>
-        <w:rPr>
-          <w:lang w:val="zh_TW" w:bidi="zh_TW"/>
-        </w:rPr>
-      </w:r>
-      <w:r>
-        <w:rPr>
-          <w:lang w:val="zh_TW" w:bidi="zh_TW"/>
-        </w:rPr>
-        <w:t>死亡是後來進入的特質，而不是人的天然歸宿。死亡可以用來描述身體，卻不能用來描述靈。聖經的教導是：雖然身體會死、會朽壞，但人仍存活，並盼望將來得著更新的身體。那些認識基督的人，在肉身死去時就與祂同在（</w:t>
-      </w:r>
-      <w:hyperlink r:id="rId29">
-        <w:r>
-          <w:rPr>
-            <w:lang w:val="zh_TW" w:bidi="zh_TW"/>
-          </w:rPr>
-          <w:rPr>
-            <w:color w:val="0000EE"/>
-            <w:u w:val="single"/>
-          </w:rPr>
-          <w:t>腓1:23</w:t>
-        </w:r>
-      </w:hyperlink>
-      <w:r>
-        <w:rPr>
-          <w:lang w:val="zh_TW" w:bidi="zh_TW"/>
-        </w:rPr>
-        <w:t>），並等候身體復活，進入永恆的生命 （</w:t>
-      </w:r>
-      <w:hyperlink r:id="rId30">
-        <w:r>
-          <w:rPr>
-            <w:lang w:val="zh_TW" w:bidi="zh_TW"/>
-          </w:rPr>
-          <w:rPr>
-            <w:color w:val="0000EE"/>
-            <w:u w:val="single"/>
-          </w:rPr>
-          <w:t>林前15:35–49</w:t>
-        </w:r>
-      </w:hyperlink>
-      <w:r>
-        <w:rPr>
-          <w:lang w:val="zh_TW" w:bidi="zh_TW"/>
-        </w:rPr>
-        <w:t>）。至於那些離世時與基督無關的人，並不是就此消失，而是要進入一種永遠的存在狀態，清醒意識到自己與神隔絕，失落了原本該享有祂同在直到永遠的命定。聖經教導有關失喪之人的結局，對現代人來說極其難以接受。甚至一些高度尊重聖經權威的基督徒，一想到惡人要受永遠刑罰，也可能會感到震驚。然而，聖經中有關惡人終極審判的教義，卻是與聖經許多其它教導，一樣確實而穩固的。</w:t>
-      </w:r>
-    </w:p>
-    <w:p>
-      <w:pPr/>
-      <w:r>
-        <w:rPr>
-          <w:lang w:val="zh_TW" w:bidi="zh_TW"/>
-        </w:rPr>
-      </w:r>
-      <w:r>
-        <w:rPr>
-          <w:lang w:val="zh_TW" w:bidi="zh_TW"/>
-        </w:rPr>
-        <w:t>在聖經中，有關人性最震撼的真理之一，就是明白神所開始救恩工作，最終導致永恆聖子道成肉身，原因竟然是為了人。在祂復活升天之後，主耶穌基督回到天上榮耀威嚴的永恆地位，並且永遠作為神－人（God-man）而存留。耶穌是神，祂分享聖父與聖靈一切的屬性；耶穌是人，祂與人同在、認同人。祂在一個有形的身體裡顯明自己，雖然那是復活的身體，卻是所有屬祂之人復活的初熟果子。因此，道成肉身在神性（deity）裡帶來了一個永恆的改變。若不是因為神極其看重人的價值，祂決不會在自己裡面作出如此根本的改變。正如希伯來書的作者所說：「兒女既同有血肉之體，他也照樣親自成了血肉之體」（</w:t>
-      </w:r>
-      <w:hyperlink r:id="rId31">
-        <w:r>
-          <w:rPr>
-            <w:lang w:val="zh_TW" w:bidi="zh_TW"/>
-          </w:rPr>
-          <w:rPr>
-            <w:color w:val="0000EE"/>
-            <w:u w:val="single"/>
-          </w:rPr>
-          <w:t>來2:14</w:t>
-        </w:r>
-      </w:hyperlink>
-      <w:r>
-        <w:rPr>
-          <w:lang w:val="zh_TW" w:bidi="zh_TW"/>
-        </w:rPr>
-        <w:t>）。</w:t>
-      </w:r>
-    </w:p>
-    <w:p>
-      <w:pPr/>
-      <w:r>
-        <w:rPr>
-          <w:lang w:val="zh_TW" w:bidi="zh_TW"/>
-        </w:rPr>
-      </w:r>
-      <w:r>
-        <w:rPr>
-          <w:lang w:val="zh_TW" w:bidi="zh_TW"/>
-        </w:rPr>
-        <w:t>我們人性的最終指標，就是人是為了敬拜神並永遠享受祂而被造的。神從未將這樣的心意，賜給其它受造之物。即便是那些仍然維持完美狀態、並在清醒喜樂中敬拜父的天使，他們與神的關係也不及蒙救贖的人那樣親密（</w:t>
-      </w:r>
-      <w:hyperlink r:id="rId32">
-        <w:r>
-          <w:rPr>
-            <w:lang w:val="zh_TW" w:bidi="zh_TW"/>
-          </w:rPr>
-          <w:rPr>
-            <w:color w:val="0000EE"/>
-            <w:u w:val="single"/>
-          </w:rPr>
-          <w:t>來2:16</w:t>
-        </w:r>
-      </w:hyperlink>
-      <w:r>
-        <w:rPr>
-          <w:lang w:val="zh_TW" w:bidi="zh_TW"/>
-        </w:rPr>
-        <w:t>）。</w:t>
-      </w:r>
-    </w:p>
-    <w:p>
-      <w:pPr/>
-      <w:r>
-        <w:rPr>
-          <w:lang w:val="zh_TW" w:bidi="zh_TW"/>
-        </w:rPr>
-      </w:r>
-      <w:r>
-        <w:rPr>
-          <w:lang w:val="zh_TW" w:bidi="zh_TW"/>
-        </w:rPr>
-        <w:t>人算什麼？在基督裡，人就是神原本要他成為的樣式，滿有尊榮與尊貴，並且永遠在祂寶座前歡喜快樂。</w:t>
-      </w:r>
-    </w:p>
-    <w:p>
-      <w:pPr/>
-      <w:r>
-        <w:rPr>
-          <w:lang w:val="zh_TW" w:bidi="zh_TW"/>
-        </w:rPr>
-      </w:r>
-      <w:r>
-        <w:rPr>
-          <w:i/>
-          <w:lang w:val="zh_TW" w:bidi="zh_TW"/>
-        </w:rPr>
-        <w:t>另見</w:t>
-      </w:r>
-      <w:r>
-        <w:rPr>
-          <w:lang w:val="zh_TW" w:bidi="zh_TW"/>
-        </w:rPr>
-        <w:t xml:space="preserve"> </w:t>
-      </w:r>
-      <w:r>
-        <w:rPr>
-          <w:lang w:val="zh_TW" w:bidi="zh_TW"/>
-        </w:rPr>
-        <w:t>神的形象；屬血氣的</w:t>
-      </w:r>
-      <w:r>
-        <w:rPr>
-          <w:lang w:val="zh_TW" w:bidi="zh_TW"/>
-        </w:rPr>
-        <w:t>人；</w:t>
-      </w:r>
-      <w:r>
-        <w:rPr>
-          <w:lang w:val="zh_TW" w:bidi="zh_TW"/>
-        </w:rPr>
-        <w:t>舊人與新人</w:t>
-      </w:r>
-      <w:r>
-        <w:rPr>
-          <w:lang w:val="zh_TW" w:bidi="zh_TW"/>
-        </w:rPr>
-        <w:t>。</w:t>
-      </w:r>
-      <w:r>
-        <w:rPr>
-          <w:lang w:val="zh_TW" w:bidi="zh_TW"/>
-        </w:rPr>
-      </w:r>
-      <w:r>
-        <w:rPr>
-          <w:lang w:val="zh_TW" w:bidi="zh_TW"/>
-        </w:rPr>
-      </w:r>
-    </w:p>
-    <w:p>
-      <w:pPr/>
-      <w:r>
-        <w:rPr>
-          <w:lang w:val="zh_TW" w:bidi="zh_TW"/>
-        </w:rPr>
-      </w:r>
-    </w:p>
-    <w:p>
-      <w:pPr>
-        <w:pStyle w:val="Heading2"/>
-      </w:pPr>
-      <w:r>
-        <w:rPr>
-          <w:lang w:val="zh_TW" w:bidi="zh_TW"/>
-        </w:rPr>
-        <w:t>人的墮落</w:t>
-      </w:r>
-      <w:r>
-        <w:rPr>
-          <w:lang w:val="zh_TW" w:bidi="zh_TW"/>
-        </w:rPr>
-      </w:r>
-    </w:p>
-    <w:p>
-      <w:pPr/>
-      <w:r>
-        <w:rPr>
-          <w:lang w:val="zh_TW" w:bidi="zh_TW"/>
-        </w:rPr>
-      </w:r>
-      <w:r>
-        <w:rPr>
-          <w:lang w:val="zh_TW" w:bidi="zh_TW"/>
-        </w:rPr>
-        <w:t>在人類歷史中，亞當吃了那禁果，使人類由道德上純真、蒙神喜悅的狀態，轉變為被定罪、終必死亡的光景。</w:t>
-      </w:r>
-    </w:p>
-    <w:p>
-      <w:pPr>
-        <w:pStyle w:val="Heading3"/>
-      </w:pPr>
-      <w:r>
-        <w:rPr>
-          <w:lang w:val="zh_TW" w:bidi="zh_TW"/>
-        </w:rPr>
-        <w:t>聖經的證據</w:t>
-      </w:r>
-    </w:p>
-    <w:p>
-      <w:pPr/>
-      <w:r>
-        <w:rPr>
-          <w:lang w:val="zh_TW" w:bidi="zh_TW"/>
-        </w:rPr>
-      </w:r>
-      <w:hyperlink r:id="rId13">
-        <w:r>
-          <w:rPr>
-            <w:lang w:val="zh_TW" w:bidi="zh_TW"/>
-          </w:rPr>
-          <w:rPr>
-            <w:color w:val="0000EE"/>
-            <w:u w:val="single"/>
-          </w:rPr>
-          <w:t>創世記一</w:t>
-        </w:r>
-      </w:hyperlink>
-      <w:r>
-        <w:rPr>
-          <w:lang w:val="zh_TW" w:bidi="zh_TW"/>
-        </w:rPr>
-        <w:t>和</w:t>
-      </w:r>
-      <w:hyperlink r:id="rId17">
-        <w:r>
-          <w:rPr>
-            <w:lang w:val="zh_TW" w:bidi="zh_TW"/>
-          </w:rPr>
-          <w:rPr>
-            <w:color w:val="0000EE"/>
-            <w:u w:val="single"/>
-          </w:rPr>
-          <w:t>二章</w:t>
-        </w:r>
-      </w:hyperlink>
-      <w:r>
-        <w:rPr>
-          <w:lang w:val="zh_TW" w:bidi="zh_TW"/>
-        </w:rPr>
-        <w:t>的創世敘事，肯定了人的本質與使命的獨特性。人是按著神的形像被造，為要與神相交、彼此交通。作為神的代表，人被賦予治理全地的權柄，要開發並使用地上的資源，使神得榮耀。</w:t>
-      </w:r>
-    </w:p>
-    <w:p>
-      <w:pPr/>
-      <w:r>
-        <w:rPr>
-          <w:lang w:val="zh_TW" w:bidi="zh_TW"/>
-        </w:rPr>
-      </w:r>
-      <w:r>
-        <w:rPr>
-          <w:lang w:val="zh_TW" w:bidi="zh_TW"/>
-        </w:rPr>
-        <w:t>除了文化使命以外，人同時也領受一條具體的命令：神准許他吃伊甸園的各樣植物，卻明確禁止他吃分別善惡樹上的果子。這命令的目的，乃是為了在人的意識中，建立善與惡之間的根本對立，並使人肯定其定位就是事奉造物主。人若能忠心事奉，便可享受天父所賜的一切福分，並最終進入與神同在，享受永恆生命的豐盛。</w:t>
-      </w:r>
-    </w:p>
-    <w:p>
-      <w:pPr/>
-      <w:r>
-        <w:rPr>
-          <w:lang w:val="zh_TW" w:bidi="zh_TW"/>
-        </w:rPr>
-      </w:r>
-      <w:r>
-        <w:rPr>
-          <w:lang w:val="zh_TW" w:bidi="zh_TW"/>
-        </w:rPr>
-        <w:t>雖然人與動物一樣被造為有生命的活物，但人生命的核心在於與神的聯合與相交。與神的交通本應是亞當自覺擁有的特權，這與動物形成對比，因牠們既沒有犯罪的可能，也沒有與神有意識的相交。人在充分明白另一選擇所帶來的邪惡後，應當甘心樂意、出於愛心地事奉神。因此，他在神面前的生命本質應是敬虔的，而不是單憑本能的。</w:t>
-      </w:r>
-    </w:p>
-    <w:p>
-      <w:pPr/>
-      <w:r>
-        <w:rPr>
-          <w:lang w:val="zh_TW" w:bidi="zh_TW"/>
-        </w:rPr>
-      </w:r>
-      <w:r>
-        <w:rPr>
-          <w:lang w:val="zh_TW" w:bidi="zh_TW"/>
-        </w:rPr>
-        <w:t>神吩咐不可吃分別善惡樹的果子，其目的在於要使人堅立於公義和信心的道路上，然而，撒但卻利用這條命令作為機會，引誘人背叛神。雖然人面對試探本身並不是邪惡，但撒但引誘人犯罪卻是邪惡的。這意味著在人墮落之前，宇宙已經存在邪惡。撒但的目的明顯是要使人歸服於牠，並藉著人將牠黑暗的國度擴展到全地。人的墮落，以及其後神所展開的救贖計劃，必須在神與撒但之間的宇宙性衝突這個背景下來理解，而在這場爭戰中，神最終的得勝是確定無疑的。撒但藉著蛇作為工具，先接近夏娃來引誘亞當，誘惑他們吃分別善惡樹的果子。</w:t>
-      </w:r>
-    </w:p>
-    <w:p>
-      <w:pPr/>
-      <w:r>
-        <w:rPr>
-          <w:lang w:val="zh_TW" w:bidi="zh_TW"/>
-        </w:rPr>
-      </w:r>
-      <w:r>
-        <w:rPr>
-          <w:lang w:val="zh_TW" w:bidi="zh_TW"/>
-        </w:rPr>
-        <w:t>在人墮落之前，對善惡的分別並非一無所知，只是他在經驗上只認識善。亞當應當只從神那裡領受有關善惡分別的本質，以及領受教導，知道吃或不吃生命樹上的果子所帶來的後果。正如他起初從造物主得著生命，如今他也當順服神口中所出的一切話，並藉此而活。試探的目的，是要人離開對神的依靠。撒但質疑神話語的真實，並挑戰祂的權柄，引誘人以為自己能判斷善惡，並能掌握後果，使後果有利自己。這試探的核心，就是要人自以為神。</w:t>
-      </w:r>
-    </w:p>
-    <w:p>
-      <w:pPr/>
-      <w:r>
-        <w:rPr>
-          <w:lang w:val="zh_TW" w:bidi="zh_TW"/>
-        </w:rPr>
-      </w:r>
-      <w:r>
-        <w:rPr>
-          <w:lang w:val="zh_TW" w:bidi="zh_TW"/>
-        </w:rPr>
-        <w:t>亞當在屈服於撒但的試探後，與妻子一同吃了禁果，因而墮落。這悖逆的行為，乃是背叛、不忠、失信與不信的行為。正如「不可吃」這條命令總結並集中表明了人在神面前公義的一切要求，這違命的舉動則彰顯出徹底的背道。全心的背叛與完全的悖逆取代了對神完全的順服：人拒絕神的權柄，懷疑神的美善，爭論神的智慧，否定神的真理。一個全新的情感與思想的複雜體系，掌控了人的心思意念。</w:t>
-      </w:r>
-    </w:p>
-    <w:p>
-      <w:pPr>
-        <w:pStyle w:val="Heading3"/>
-      </w:pPr>
-      <w:r>
-        <w:rPr>
-          <w:lang w:val="zh_TW" w:bidi="zh_TW"/>
-        </w:rPr>
-        <w:t>墮落的後果</w:t>
-      </w:r>
-    </w:p>
-    <w:p>
-      <w:pPr/>
-      <w:r>
-        <w:rPr>
-          <w:lang w:val="zh_TW" w:bidi="zh_TW"/>
-        </w:rPr>
-      </w:r>
-      <w:r>
-        <w:rPr>
-          <w:lang w:val="zh_TW" w:bidi="zh_TW"/>
-        </w:rPr>
-        <w:t>人墮落的最直接後果，就是在神面前失去了坦然與喜樂，轉而生出懼怕與羞恥。亞當與夏娃與神隔絕，也清楚顯明了這一點。這既表現在臨到人的咒詛，更明顯體現在亞當和夏娃被逐出伊甸園。伊甸園原是公義的居所，是人與神聯合和相交的範圍；一旦人因不義斷絕了與神的相交，就必然會被逐出伊甸園。正如神所警告的，罪的結果就是死。因為死亡會臨到一切有生命之處，也使人的身體在墳墓裡歸於朽壞。</w:t>
-      </w:r>
-    </w:p>
-    <w:p>
-      <w:pPr/>
-      <w:r>
-        <w:rPr>
-          <w:lang w:val="zh_TW" w:bidi="zh_TW"/>
-        </w:rPr>
-      </w:r>
-      <w:r>
-        <w:rPr>
-          <w:lang w:val="zh_TW" w:bidi="zh_TW"/>
-        </w:rPr>
-        <w:t>墮落的後果不僅臨到亞當和夏娃，也延伸到一切由他們自然繁衍而來的人身上，因為亞當與全人類之間存在獨特的連帶關係。有些神學家特別強調亞當與後裔之間的普遍聯繫，而另一些則注重約的關係，以亞當作為後裔之首和代表。亞當犯罪對全人類的後果，就是他的罪被算在所有後裔的身上，他們因此都必面對死亡的刑罰，並且承受敗壞的本性。</w:t>
-      </w:r>
-    </w:p>
-    <w:p>
-      <w:pPr/>
-      <w:r>
-        <w:rPr>
-          <w:lang w:val="zh_TW" w:bidi="zh_TW"/>
-        </w:rPr>
-      </w:r>
-      <w:r>
-        <w:rPr>
-          <w:lang w:val="zh_TW" w:bidi="zh_TW"/>
-        </w:rPr>
-        <w:t>墮落的後果也顯明在整個受造界，因咒詛的作用，使人在完成原本文化使命時遭遇阻力。人要繁衍遍布世界，就必須經歷生產的痛苦與危險，而維持生命所需的食物、衣物與居所，也只能經過艱辛和勞苦的勞動才能得來。</w:t>
-      </w:r>
-    </w:p>
-    <w:p>
-      <w:pPr/>
-      <w:r>
-        <w:rPr>
-          <w:lang w:val="zh_TW" w:bidi="zh_TW"/>
-        </w:rPr>
-      </w:r>
-      <w:r>
-        <w:rPr>
-          <w:lang w:val="zh_TW" w:bidi="zh_TW"/>
-        </w:rPr>
-        <w:t>然而，人墮落後，死亡並沒有</w:t>
-      </w:r>
-      <w:r>
-        <w:rPr>
-          <w:b/>
-          <w:lang w:val="zh_TW" w:bidi="zh_TW"/>
-        </w:rPr>
-        <w:t>立刻</w:t>
-      </w:r>
-      <w:r>
-        <w:rPr>
-          <w:lang w:val="zh_TW" w:bidi="zh_TW"/>
-        </w:rPr>
-        <w:t>臨到作為</w:t>
-      </w:r>
-      <w:r>
-        <w:rPr>
-          <w:b/>
-          <w:lang w:val="zh_TW" w:bidi="zh_TW"/>
-        </w:rPr>
-        <w:t>最終</w:t>
-      </w:r>
-      <w:r>
-        <w:rPr>
-          <w:lang w:val="zh_TW" w:bidi="zh_TW"/>
-        </w:rPr>
-        <w:t>的審判，這正顯出神對人的拯救旨意。亞當在聽見死亡的咒詛之前，已經先聽見一位救主的應許（</w:t>
-      </w:r>
-      <w:hyperlink r:id="rId33">
-        <w:r>
-          <w:rPr>
-            <w:lang w:val="zh_TW" w:bidi="zh_TW"/>
-          </w:rPr>
-          <w:rPr>
-            <w:color w:val="0000EE"/>
-            <w:u w:val="single"/>
-          </w:rPr>
-          <w:t>創3:15</w:t>
-        </w:r>
-      </w:hyperlink>
-      <w:r>
-        <w:rPr>
-          <w:lang w:val="zh_TW" w:bidi="zh_TW"/>
-        </w:rPr>
-        <w:t>）。</w:t>
-      </w:r>
-    </w:p>
-    <w:p>
-      <w:pPr/>
-      <w:r>
-        <w:rPr>
-          <w:lang w:val="zh_TW" w:bidi="zh_TW"/>
-        </w:rPr>
-      </w:r>
-      <w:r>
-        <w:rPr>
-          <w:lang w:val="zh_TW" w:bidi="zh_TW"/>
-        </w:rPr>
-        <w:t>自</w:t>
-      </w:r>
-      <w:hyperlink r:id="rId27">
-        <w:r>
-          <w:rPr>
-            <w:lang w:val="zh_TW" w:bidi="zh_TW"/>
-          </w:rPr>
-          <w:rPr>
-            <w:color w:val="0000EE"/>
-            <w:u w:val="single"/>
-          </w:rPr>
-          <w:t>創世記三章</w:t>
-        </w:r>
-      </w:hyperlink>
-      <w:r>
-        <w:rPr>
-          <w:lang w:val="zh_TW" w:bidi="zh_TW"/>
-        </w:rPr>
-        <w:t>之後，聖經很少提到人的墮落，但這一歷史事件卻是其後一切經文的必要前提。聖經的重點是面向未來——罪惡不斷擴大的影響，以及神展開祂的救贖計劃。</w:t>
-      </w:r>
-    </w:p>
-    <w:p>
-      <w:pPr/>
-      <w:r>
-        <w:rPr>
-          <w:lang w:val="zh_TW" w:bidi="zh_TW"/>
-        </w:rPr>
-      </w:r>
-      <w:r>
-        <w:rPr>
-          <w:i/>
-          <w:lang w:val="zh_TW" w:bidi="zh_TW"/>
-        </w:rPr>
-        <w:t>另見</w:t>
-      </w:r>
-      <w:r>
-        <w:rPr>
-          <w:lang w:val="zh_TW" w:bidi="zh_TW"/>
-        </w:rPr>
-        <w:t xml:space="preserve"> </w:t>
-      </w:r>
-      <w:r>
-        <w:rPr>
-          <w:lang w:val="zh_TW" w:bidi="zh_TW"/>
-        </w:rPr>
-        <w:t>亞當（人物）；</w:t>
-      </w:r>
-      <w:r>
-        <w:rPr>
-          <w:lang w:val="zh_TW" w:bidi="zh_TW"/>
-        </w:rPr>
-        <w:t>死亡；</w:t>
-      </w:r>
-      <w:r>
-        <w:rPr>
-          <w:lang w:val="zh_TW" w:bidi="zh_TW"/>
-        </w:rPr>
-        <w:t>罪</w:t>
-      </w:r>
-      <w:r>
-        <w:rPr>
-          <w:lang w:val="zh_TW" w:bidi="zh_TW"/>
-        </w:rPr>
-        <w:t>。</w:t>
-      </w:r>
-      <w:r>
-        <w:rPr>
-          <w:lang w:val="zh_TW" w:bidi="zh_TW"/>
-        </w:rPr>
-      </w:r>
-      <w:r>
-        <w:rPr>
-          <w:lang w:val="zh_TW" w:bidi="zh_TW"/>
-        </w:rPr>
-      </w:r>
-    </w:p>
-    <w:p>
-      <w:pPr/>
-      <w:r>
-        <w:rPr>
-          <w:lang w:val="zh_TW" w:bidi="zh_TW"/>
-        </w:rPr>
-      </w:r>
-    </w:p>
-    <w:p>
-      <w:pPr>
-        <w:pStyle w:val="Heading2"/>
-      </w:pPr>
-      <w:r>
-        <w:rPr>
-          <w:lang w:val="zh_TW" w:bidi="zh_TW"/>
-        </w:rPr>
-        <w:t>人子</w:t>
-      </w:r>
-      <w:r>
-        <w:rPr>
-          <w:lang w:val="zh_TW" w:bidi="zh_TW"/>
-        </w:rPr>
-      </w:r>
-    </w:p>
-    <w:p>
-      <w:pPr/>
-      <w:r>
-        <w:rPr>
-          <w:lang w:val="zh_TW" w:bidi="zh_TW"/>
-        </w:rPr>
-      </w:r>
-      <w:r>
-        <w:rPr>
-          <w:lang w:val="zh_TW" w:bidi="zh_TW"/>
-        </w:rPr>
-        <w:t>這是耶穌使用的彌賽亞稱號，用來表達祂屬天的根源、地上的使命以及將來的榮耀再來。這稱號不僅僅如一些教會的教父或近代學者所認為僅指祂具有人的本質和人性，而是反映出耶穌的天上根源和神的威嚴；祂以人的形式所顯現的奧秘；以及祂在地上的使命，這使命促使祂被釘在十字架上，並進入榮耀。</w:t>
-      </w:r>
-    </w:p>
-    <w:p>
-      <w:pPr/>
-      <w:r>
-        <w:rPr>
-          <w:lang w:val="zh_TW" w:bidi="zh_TW"/>
-        </w:rPr>
-      </w:r>
-      <w:r>
-        <w:rPr>
-          <w:lang w:val="zh_TW" w:bidi="zh_TW"/>
-        </w:rPr>
-        <w:t>「人子」這個稱號的背景可以追溯到舊約，特別是在以西結書中出現，因為這位先知被稱為「人子」多達90次。例如，神對他說：「人子啊，你站起來，我要和你說話」（</w:t>
-      </w:r>
-      <w:hyperlink r:id="rId34">
-        <w:r>
-          <w:rPr>
-            <w:lang w:val="zh_TW" w:bidi="zh_TW"/>
-          </w:rPr>
-          <w:rPr>
-            <w:color w:val="0000EE"/>
-            <w:u w:val="single"/>
-          </w:rPr>
-          <w:t>結2:1</w:t>
-        </w:r>
-      </w:hyperlink>
-      <w:r>
-        <w:rPr>
-          <w:lang w:val="zh_TW" w:bidi="zh_TW"/>
-        </w:rPr>
-        <w:t>）。耶穌使用「人子」這個稱號以及許多來自以西結書的主題，顯示耶穌要表明自己是末世的先知，就像以西結一樣（</w:t>
-      </w:r>
-      <w:hyperlink r:id="rId35">
-        <w:r>
-          <w:rPr>
-            <w:lang w:val="zh_TW" w:bidi="zh_TW"/>
-          </w:rPr>
-          <w:rPr>
-            <w:color w:val="0000EE"/>
-            <w:u w:val="single"/>
-          </w:rPr>
-          <w:t>4</w:t>
-        </w:r>
-      </w:hyperlink>
-      <w:r>
-        <w:rPr>
-          <w:lang w:val="zh_TW" w:bidi="zh_TW"/>
-        </w:rPr>
-        <w:t>、</w:t>
-      </w:r>
-      <w:hyperlink r:id="rId36">
-        <w:r>
-          <w:rPr>
-            <w:lang w:val="zh_TW" w:bidi="zh_TW"/>
-          </w:rPr>
-          <w:rPr>
-            <w:color w:val="0000EE"/>
-            <w:u w:val="single"/>
-          </w:rPr>
-          <w:t>7</w:t>
-        </w:r>
-      </w:hyperlink>
-      <w:r>
-        <w:rPr>
-          <w:lang w:val="zh_TW" w:bidi="zh_TW"/>
-        </w:rPr>
-        <w:t>、</w:t>
-      </w:r>
-      <w:hyperlink r:id="rId37">
-        <w:r>
-          <w:rPr>
-            <w:lang w:val="zh_TW" w:bidi="zh_TW"/>
-          </w:rPr>
-          <w:rPr>
-            <w:color w:val="0000EE"/>
-            <w:u w:val="single"/>
-          </w:rPr>
-          <w:t>10</w:t>
-        </w:r>
-      </w:hyperlink>
-      <w:r>
-        <w:rPr>
-          <w:lang w:val="zh_TW" w:bidi="zh_TW"/>
-        </w:rPr>
-        <w:t>、</w:t>
-      </w:r>
-      <w:hyperlink r:id="rId38">
-        <w:r>
-          <w:rPr>
-            <w:lang w:val="zh_TW" w:bidi="zh_TW"/>
-          </w:rPr>
-          <w:rPr>
-            <w:color w:val="0000EE"/>
-            <w:u w:val="single"/>
-          </w:rPr>
-          <w:t>22</w:t>
-        </w:r>
-      </w:hyperlink>
-      <w:r>
-        <w:rPr>
-          <w:lang w:val="zh_TW" w:bidi="zh_TW"/>
-        </w:rPr>
-        <w:t>、</w:t>
-      </w:r>
-      <w:hyperlink r:id="rId39">
-        <w:r>
-          <w:rPr>
-            <w:lang w:val="zh_TW" w:bidi="zh_TW"/>
-          </w:rPr>
-          <w:rPr>
-            <w:color w:val="0000EE"/>
-            <w:u w:val="single"/>
-          </w:rPr>
-          <w:t>40–48</w:t>
-        </w:r>
-      </w:hyperlink>
-      <w:r>
-        <w:rPr>
-          <w:lang w:val="zh_TW" w:bidi="zh_TW"/>
-        </w:rPr>
-        <w:t>章），對耶路撒冷的毀滅和神國在以色列的復興有最終的宣告（</w:t>
-      </w:r>
-      <w:hyperlink r:id="rId40">
-        <w:r>
-          <w:rPr>
-            <w:lang w:val="zh_TW" w:bidi="zh_TW"/>
-          </w:rPr>
-          <w:rPr>
-            <w:color w:val="0000EE"/>
-            <w:u w:val="single"/>
-          </w:rPr>
-          <w:t>太23–24章</w:t>
-        </w:r>
-      </w:hyperlink>
-      <w:r>
-        <w:rPr>
-          <w:lang w:val="zh_TW" w:bidi="zh_TW"/>
-        </w:rPr>
-        <w:t>；</w:t>
-      </w:r>
-      <w:hyperlink r:id="rId41">
-        <w:r>
-          <w:rPr>
-            <w:lang w:val="zh_TW" w:bidi="zh_TW"/>
-          </w:rPr>
-          <w:rPr>
-            <w:color w:val="0000EE"/>
-            <w:u w:val="single"/>
-          </w:rPr>
-          <w:t>徒1:6–8</w:t>
-        </w:r>
-      </w:hyperlink>
-      <w:r>
-        <w:rPr>
-          <w:lang w:val="zh_TW" w:bidi="zh_TW"/>
-        </w:rPr>
-        <w:t>）。</w:t>
-      </w:r>
-    </w:p>
-    <w:p>
-      <w:pPr/>
-      <w:r>
-        <w:rPr>
-          <w:lang w:val="zh_TW" w:bidi="zh_TW"/>
-        </w:rPr>
-      </w:r>
-      <w:r>
-        <w:rPr>
-          <w:lang w:val="zh_TW" w:bidi="zh_TW"/>
-        </w:rPr>
-        <w:t>這個稱號的具體來源是</w:t>
-      </w:r>
-      <w:hyperlink r:id="rId42">
-        <w:r>
-          <w:rPr>
-            <w:lang w:val="zh_TW" w:bidi="zh_TW"/>
-          </w:rPr>
-          <w:rPr>
-            <w:color w:val="0000EE"/>
-            <w:u w:val="single"/>
-          </w:rPr>
-          <w:t>但以理書七章13至14節</w:t>
-        </w:r>
-      </w:hyperlink>
-      <w:r>
-        <w:rPr>
-          <w:lang w:val="zh_TW" w:bidi="zh_TW"/>
-        </w:rPr>
-        <w:t>，在那裡但以理看到一個「像人子」的異象，他「駕著天雲」而來，被領到「亙古常在者」面前，而亙古常在者賜給祂權柄、榮耀、國度。耶穌在教導祂的再來時多次引用這處經文的一部分（</w:t>
-      </w:r>
-      <w:hyperlink r:id="rId43">
-        <w:r>
-          <w:rPr>
-            <w:lang w:val="zh_TW" w:bidi="zh_TW"/>
-          </w:rPr>
-          <w:rPr>
-            <w:color w:val="0000EE"/>
-            <w:u w:val="single"/>
-          </w:rPr>
-          <w:t>太16:27</w:t>
-        </w:r>
-      </w:hyperlink>
-      <w:r>
-        <w:rPr>
-          <w:lang w:val="zh_TW" w:bidi="zh_TW"/>
-        </w:rPr>
-        <w:t>，</w:t>
-      </w:r>
-      <w:hyperlink r:id="rId44">
-        <w:r>
-          <w:rPr>
-            <w:lang w:val="zh_TW" w:bidi="zh_TW"/>
-          </w:rPr>
-          <w:rPr>
-            <w:color w:val="0000EE"/>
-            <w:u w:val="single"/>
-          </w:rPr>
-          <w:t>19:28，</w:t>
-        </w:r>
-      </w:hyperlink>
-      <w:hyperlink r:id="rId45">
-        <w:r>
-          <w:rPr>
-            <w:lang w:val="zh_TW" w:bidi="zh_TW"/>
-          </w:rPr>
-          <w:rPr>
-            <w:color w:val="0000EE"/>
-            <w:u w:val="single"/>
-          </w:rPr>
-          <w:t>24:30，2</w:t>
-        </w:r>
-      </w:hyperlink>
-      <w:hyperlink r:id="rId46">
-        <w:r>
-          <w:rPr>
-            <w:lang w:val="zh_TW" w:bidi="zh_TW"/>
-          </w:rPr>
-          <w:rPr>
-            <w:color w:val="0000EE"/>
-            <w:u w:val="single"/>
-          </w:rPr>
-          <w:t>5:31，</w:t>
-        </w:r>
-      </w:hyperlink>
-      <w:hyperlink r:id="rId47">
-        <w:r>
-          <w:rPr>
-            <w:lang w:val="zh_TW" w:bidi="zh_TW"/>
-          </w:rPr>
-          <w:rPr>
-            <w:color w:val="0000EE"/>
-            <w:u w:val="single"/>
-          </w:rPr>
-          <w:t>26:64</w:t>
-        </w:r>
-      </w:hyperlink>
-      <w:r>
-        <w:rPr>
-          <w:lang w:val="zh_TW" w:bidi="zh_TW"/>
-        </w:rPr>
-        <w:t>）。顯然，耶穌將這處經文理解為是祂自己的預言，描繪了祂的道成肉身、升天和承受神的國度。</w:t>
-      </w:r>
-    </w:p>
-    <w:p>
-      <w:pPr/>
-      <w:r>
-        <w:rPr>
-          <w:lang w:val="zh_TW" w:bidi="zh_TW"/>
-        </w:rPr>
-      </w:r>
-      <w:r>
-        <w:rPr>
-          <w:lang w:val="zh_TW" w:bidi="zh_TW"/>
-        </w:rPr>
-        <w:t>在福音書中，「人子」這個稱號被耶穌使用了大約80次，以隱晦、間接的方式來說明耶穌自己（太，32次；可，14次；路，26次；約，10次）。在所有這些經文中，耶穌都是說話者，從來沒有人稱呼祂為「人子」。在有些經文中的描述非常奧秘，以至於有些解經家認為耶穌是在談論另一個人。這種懷疑只出現在約翰福音中唯一的一處經文中，群眾問耶穌：「這人子是誰呢？」（</w:t>
-      </w:r>
-      <w:hyperlink r:id="rId48">
-        <w:r>
-          <w:rPr>
-            <w:lang w:val="zh_TW" w:bidi="zh_TW"/>
-          </w:rPr>
-          <w:rPr>
-            <w:color w:val="0000EE"/>
-            <w:u w:val="single"/>
-          </w:rPr>
-          <w:t>約12:34</w:t>
-        </w:r>
-      </w:hyperlink>
-      <w:r>
-        <w:rPr>
-          <w:lang w:val="zh_TW" w:bidi="zh_TW"/>
-        </w:rPr>
-        <w:t>）。在大多數經文中，耶穌的身份是明確的。在一些經文中是明顯的：「人說我——人子是誰？」——接著是「你們說我是誰？」（</w:t>
-      </w:r>
-      <w:hyperlink r:id="rId49">
-        <w:r>
-          <w:rPr>
-            <w:lang w:val="zh_TW" w:bidi="zh_TW"/>
-          </w:rPr>
-          <w:rPr>
-            <w:color w:val="0000EE"/>
-            <w:u w:val="single"/>
-          </w:rPr>
-          <w:t>太16:13、15</w:t>
-        </w:r>
-      </w:hyperlink>
-      <w:r>
-        <w:rPr>
-          <w:lang w:val="zh_TW" w:bidi="zh_TW"/>
-        </w:rPr>
-        <w:t>）。通常的結論是，耶穌將這個稱號用作祂自己的彌賽亞稱號，這樣祂就可以謙卑地談論祂自己和祂的使命，並傳達耶穌希望揭示關於祂自己的重要事實。祂可以這樣做，因為當這個稱號用於耶穌的彌賽亞身分時，這一稱號並未帶來普遍的錯誤觀念和誤解。</w:t>
-      </w:r>
-    </w:p>
-    <w:p>
-      <w:pPr/>
-      <w:r>
-        <w:rPr>
-          <w:lang w:val="zh_TW" w:bidi="zh_TW"/>
-        </w:rPr>
-      </w:r>
-      <w:r>
-        <w:rPr>
-          <w:lang w:val="zh_TW" w:bidi="zh_TW"/>
-        </w:rPr>
-        <w:t>這個稱號在新約中只出現了另外四次。在</w:t>
-      </w:r>
-      <w:hyperlink r:id="rId50">
-        <w:r>
-          <w:rPr>
-            <w:lang w:val="zh_TW" w:bidi="zh_TW"/>
-          </w:rPr>
-          <w:rPr>
-            <w:color w:val="0000EE"/>
-            <w:u w:val="single"/>
-          </w:rPr>
-          <w:t>使徒行傳七章56節</w:t>
-        </w:r>
-      </w:hyperlink>
-      <w:r>
-        <w:rPr>
-          <w:lang w:val="zh_TW" w:bidi="zh_TW"/>
-        </w:rPr>
-        <w:t>，司提反說：「我看見天開了，人子站在神的右邊。」</w:t>
-      </w:r>
-      <w:hyperlink r:id="rId51">
-        <w:r>
-          <w:rPr>
-            <w:lang w:val="zh_TW" w:bidi="zh_TW"/>
-          </w:rPr>
-          <w:rPr>
-            <w:color w:val="0000EE"/>
-            <w:u w:val="single"/>
-          </w:rPr>
-          <w:t>希伯來書二章6節</w:t>
-        </w:r>
-      </w:hyperlink>
-      <w:r>
-        <w:rPr>
-          <w:lang w:val="zh_TW" w:bidi="zh_TW"/>
-        </w:rPr>
-        <w:t>將</w:t>
-      </w:r>
-      <w:hyperlink r:id="rId52">
-        <w:r>
-          <w:rPr>
-            <w:lang w:val="zh_TW" w:bidi="zh_TW"/>
-          </w:rPr>
-          <w:rPr>
-            <w:color w:val="0000EE"/>
-            <w:u w:val="single"/>
-          </w:rPr>
-          <w:t>詩篇八篇4節</w:t>
-        </w:r>
-      </w:hyperlink>
-      <w:r>
-        <w:rPr>
-          <w:lang w:val="zh_TW" w:bidi="zh_TW"/>
-        </w:rPr>
-        <w:t>應用在耶穌身上。最後，</w:t>
-      </w:r>
-      <w:hyperlink r:id="rId53">
-        <w:r>
-          <w:rPr>
-            <w:lang w:val="zh_TW" w:bidi="zh_TW"/>
-          </w:rPr>
-          <w:rPr>
-            <w:color w:val="0000EE"/>
-            <w:u w:val="single"/>
-          </w:rPr>
-          <w:t>啟示錄一章13節</w:t>
-        </w:r>
-      </w:hyperlink>
-      <w:r>
-        <w:rPr>
-          <w:lang w:val="zh_TW" w:bidi="zh_TW"/>
-        </w:rPr>
-        <w:t>和</w:t>
-      </w:r>
-      <w:hyperlink r:id="rId54">
-        <w:r>
-          <w:rPr>
-            <w:lang w:val="zh_TW" w:bidi="zh_TW"/>
-          </w:rPr>
-          <w:rPr>
-            <w:color w:val="0000EE"/>
-            <w:u w:val="single"/>
-          </w:rPr>
-          <w:t>十四章14節</w:t>
-        </w:r>
-      </w:hyperlink>
-      <w:r>
-        <w:rPr>
-          <w:lang w:val="zh_TW" w:bidi="zh_TW"/>
-        </w:rPr>
-        <w:t>描繪兩個「像人子的」異象，毫無疑問是榮耀的耶穌。</w:t>
-      </w:r>
-    </w:p>
-    <w:p>
-      <w:pPr/>
-      <w:r>
-        <w:rPr>
-          <w:lang w:val="zh_TW" w:bidi="zh_TW"/>
-        </w:rPr>
-      </w:r>
-      <w:r>
-        <w:rPr>
-          <w:lang w:val="zh_TW" w:bidi="zh_TW"/>
-        </w:rPr>
-        <w:t>在對觀福音中，耶穌使用「人子」這個稱號的第一個主題，是祂來到世上完成彌賽亞使命。耶穌通過說「狐狸有洞，天空的飛鳥有窩，人子卻沒有枕頭的地方」，來比較祂在地上的狀況與祂先前在天上的榮耀（</w:t>
-      </w:r>
-      <w:hyperlink r:id="rId55">
-        <w:r>
-          <w:rPr>
-            <w:lang w:val="zh_TW" w:bidi="zh_TW"/>
-          </w:rPr>
-          <w:rPr>
-            <w:color w:val="0000EE"/>
-            <w:u w:val="single"/>
-          </w:rPr>
-          <w:t>太8:20</w:t>
-        </w:r>
-      </w:hyperlink>
-      <w:r>
-        <w:rPr>
-          <w:lang w:val="zh_TW" w:bidi="zh_TW"/>
-        </w:rPr>
-        <w:t>；見</w:t>
-      </w:r>
-      <w:hyperlink r:id="rId56">
-        <w:r>
-          <w:rPr>
-            <w:lang w:val="zh_TW" w:bidi="zh_TW"/>
-          </w:rPr>
-          <w:rPr>
-            <w:color w:val="0000EE"/>
-            <w:u w:val="single"/>
-          </w:rPr>
-          <w:t>路9:58</w:t>
-        </w:r>
-      </w:hyperlink>
-      <w:r>
-        <w:rPr>
-          <w:lang w:val="zh_TW" w:bidi="zh_TW"/>
-        </w:rPr>
-        <w:t>）。這表明人子捨棄了祂的天家，來到地上承受事工中的一切羞辱（</w:t>
-      </w:r>
-      <w:hyperlink r:id="rId57">
-        <w:r>
-          <w:rPr>
-            <w:lang w:val="zh_TW" w:bidi="zh_TW"/>
-          </w:rPr>
-          <w:rPr>
-            <w:color w:val="0000EE"/>
-            <w:u w:val="single"/>
-          </w:rPr>
-          <w:t>腓2:5–11</w:t>
-        </w:r>
-      </w:hyperlink>
-      <w:r>
-        <w:rPr>
-          <w:lang w:val="zh_TW" w:bidi="zh_TW"/>
-        </w:rPr>
-        <w:t>）。</w:t>
-      </w:r>
-    </w:p>
-    <w:p>
-      <w:pPr/>
-      <w:r>
-        <w:rPr>
-          <w:lang w:val="zh_TW" w:bidi="zh_TW"/>
-        </w:rPr>
-      </w:r>
-      <w:r>
-        <w:rPr>
-          <w:lang w:val="zh_TW" w:bidi="zh_TW"/>
-        </w:rPr>
-        <w:t>耶穌使用這個稱號來宣告神的特權，說：「人子是安息日的主」（</w:t>
-      </w:r>
-      <w:hyperlink r:id="rId58">
-        <w:r>
-          <w:rPr>
-            <w:lang w:val="zh_TW" w:bidi="zh_TW"/>
-          </w:rPr>
-          <w:rPr>
-            <w:color w:val="0000EE"/>
-            <w:u w:val="single"/>
-          </w:rPr>
-          <w:t>太12:8</w:t>
-        </w:r>
-      </w:hyperlink>
-      <w:r>
-        <w:rPr>
-          <w:lang w:val="zh_TW" w:bidi="zh_TW"/>
-        </w:rPr>
-        <w:t>；</w:t>
-      </w:r>
-      <w:hyperlink r:id="rId59">
-        <w:r>
-          <w:rPr>
-            <w:lang w:val="zh_TW" w:bidi="zh_TW"/>
-          </w:rPr>
-          <w:rPr>
-            <w:color w:val="0000EE"/>
-            <w:u w:val="single"/>
-          </w:rPr>
-          <w:t>可2:28</w:t>
-        </w:r>
-      </w:hyperlink>
-      <w:r>
-        <w:rPr>
-          <w:lang w:val="zh_TW" w:bidi="zh_TW"/>
-        </w:rPr>
-        <w:t>；</w:t>
-      </w:r>
-      <w:hyperlink r:id="rId60">
-        <w:r>
-          <w:rPr>
-            <w:lang w:val="zh_TW" w:bidi="zh_TW"/>
-          </w:rPr>
-          <w:rPr>
-            <w:color w:val="0000EE"/>
-            <w:u w:val="single"/>
-          </w:rPr>
-          <w:t>路6:5</w:t>
-        </w:r>
-      </w:hyperlink>
-      <w:r>
-        <w:rPr>
-          <w:lang w:val="zh_TW" w:bidi="zh_TW"/>
-        </w:rPr>
-        <w:t>）。安息日是神所設立的制度，一般人不得修改。但因為耶穌是從天上來的人子，祂就可以自由地作為安息日的主宰，因為祂就是設立安息日的那位主（</w:t>
-      </w:r>
-      <w:hyperlink r:id="rId61">
-        <w:r>
-          <w:rPr>
-            <w:lang w:val="zh_TW" w:bidi="zh_TW"/>
-          </w:rPr>
-          <w:rPr>
-            <w:color w:val="0000EE"/>
-            <w:u w:val="single"/>
-          </w:rPr>
-          <w:t>創2:2</w:t>
-        </w:r>
-      </w:hyperlink>
-      <w:r>
-        <w:rPr>
-          <w:lang w:val="zh_TW" w:bidi="zh_TW"/>
-        </w:rPr>
-        <w:t>；</w:t>
-      </w:r>
-      <w:hyperlink r:id="rId62">
-        <w:r>
-          <w:rPr>
-            <w:lang w:val="zh_TW" w:bidi="zh_TW"/>
-          </w:rPr>
-          <w:rPr>
-            <w:color w:val="0000EE"/>
-            <w:u w:val="single"/>
-          </w:rPr>
-          <w:t>出20:8–11）</w:t>
-        </w:r>
-      </w:hyperlink>
-      <w:r>
-        <w:rPr>
-          <w:lang w:val="zh_TW" w:bidi="zh_TW"/>
-        </w:rPr>
-        <w:t>。在迦百農醫治癱子之後，耶穌宣稱「人子在地上有赦罪的權柄」（</w:t>
-      </w:r>
-      <w:hyperlink r:id="rId63">
-        <w:r>
-          <w:rPr>
-            <w:lang w:val="zh_TW" w:bidi="zh_TW"/>
-          </w:rPr>
-          <w:rPr>
-            <w:color w:val="0000EE"/>
-            <w:u w:val="single"/>
-          </w:rPr>
-          <w:t>太9:6</w:t>
-        </w:r>
-      </w:hyperlink>
-      <w:r>
-        <w:rPr>
-          <w:lang w:val="zh_TW" w:bidi="zh_TW"/>
-        </w:rPr>
-        <w:t>；</w:t>
-      </w:r>
-      <w:hyperlink r:id="rId64">
-        <w:r>
-          <w:rPr>
-            <w:lang w:val="zh_TW" w:bidi="zh_TW"/>
-          </w:rPr>
-          <w:rPr>
-            <w:color w:val="0000EE"/>
-            <w:u w:val="single"/>
-          </w:rPr>
-          <w:t>可2:10</w:t>
-        </w:r>
-      </w:hyperlink>
-      <w:r>
-        <w:rPr>
-          <w:lang w:val="zh_TW" w:bidi="zh_TW"/>
-        </w:rPr>
-        <w:t>；</w:t>
-      </w:r>
-      <w:hyperlink r:id="rId65">
-        <w:r>
-          <w:rPr>
-            <w:lang w:val="zh_TW" w:bidi="zh_TW"/>
-          </w:rPr>
-          <w:rPr>
-            <w:color w:val="0000EE"/>
-            <w:u w:val="single"/>
-          </w:rPr>
-          <w:t>路5:24</w:t>
-        </w:r>
-      </w:hyperlink>
-      <w:r>
-        <w:rPr>
-          <w:lang w:val="zh_TW" w:bidi="zh_TW"/>
-        </w:rPr>
-        <w:t>）。以前，赦罪是從天上和神而來的，但現在赦罪是由耶穌在地上賜予的。</w:t>
-      </w:r>
-    </w:p>
-    <w:p>
-      <w:pPr/>
-      <w:r>
-        <w:rPr>
-          <w:lang w:val="zh_TW" w:bidi="zh_TW"/>
-        </w:rPr>
-      </w:r>
-      <w:r>
-        <w:rPr>
-          <w:lang w:val="zh_TW" w:bidi="zh_TW"/>
-        </w:rPr>
-        <w:t>耶穌使用「人子」這個稱號的第二個方面涉及祂的受苦、死亡和榮耀的復活，這是祂以奧秘的方式成就祂作為人子在地上的使命。在彼得認耶穌為彌賽亞和神的兒子之後，耶穌開始詳細說明祂必須受苦（</w:t>
-      </w:r>
-      <w:hyperlink r:id="rId66">
-        <w:r>
-          <w:rPr>
-            <w:lang w:val="zh_TW" w:bidi="zh_TW"/>
-          </w:rPr>
-          <w:rPr>
-            <w:color w:val="0000EE"/>
-            <w:u w:val="single"/>
-          </w:rPr>
-          <w:t>太16:16</w:t>
-        </w:r>
-      </w:hyperlink>
-      <w:r>
-        <w:rPr>
-          <w:lang w:val="zh_TW" w:bidi="zh_TW"/>
-        </w:rPr>
-        <w:t>）。耶穌第一次預言祂作為人子要受苦是在</w:t>
-      </w:r>
-      <w:hyperlink r:id="rId67">
-        <w:r>
-          <w:rPr>
-            <w:lang w:val="zh_TW" w:bidi="zh_TW"/>
-          </w:rPr>
-          <w:rPr>
-            <w:color w:val="0000EE"/>
-            <w:u w:val="single"/>
-          </w:rPr>
-          <w:t>馬可福音八章31至32節</w:t>
-        </w:r>
-      </w:hyperlink>
-      <w:r>
-        <w:rPr>
-          <w:lang w:val="zh_TW" w:bidi="zh_TW"/>
-        </w:rPr>
-        <w:t>，並在其它多處經文中，這預言被重複。福音書進一步擴展了這一主題，提到被戲弄和鞭打（</w:t>
-      </w:r>
-      <w:hyperlink r:id="rId68">
-        <w:r>
-          <w:rPr>
-            <w:lang w:val="zh_TW" w:bidi="zh_TW"/>
-          </w:rPr>
-          <w:rPr>
-            <w:color w:val="0000EE"/>
-            <w:u w:val="single"/>
-          </w:rPr>
-          <w:t>太17:12</w:t>
-        </w:r>
-      </w:hyperlink>
-      <w:r>
-        <w:rPr>
-          <w:lang w:val="zh_TW" w:bidi="zh_TW"/>
-        </w:rPr>
-        <w:t>，</w:t>
-      </w:r>
-      <w:hyperlink r:id="rId69">
-        <w:r>
-          <w:rPr>
-            <w:lang w:val="zh_TW" w:bidi="zh_TW"/>
-          </w:rPr>
-          <w:rPr>
-            <w:color w:val="0000EE"/>
-            <w:u w:val="single"/>
-          </w:rPr>
-          <w:t>20:18</w:t>
-        </w:r>
-      </w:hyperlink>
-      <w:r>
-        <w:rPr>
-          <w:lang w:val="zh_TW" w:bidi="zh_TW"/>
-        </w:rPr>
-        <w:t>；</w:t>
-      </w:r>
-      <w:hyperlink r:id="rId70">
-        <w:r>
-          <w:rPr>
-            <w:lang w:val="zh_TW" w:bidi="zh_TW"/>
-          </w:rPr>
-          <w:rPr>
-            <w:color w:val="0000EE"/>
-            <w:u w:val="single"/>
-          </w:rPr>
-          <w:t>可8:31</w:t>
-        </w:r>
-      </w:hyperlink>
-      <w:r>
-        <w:rPr>
-          <w:lang w:val="zh_TW" w:bidi="zh_TW"/>
-        </w:rPr>
-        <w:t>；</w:t>
-      </w:r>
-      <w:hyperlink r:id="rId71">
-        <w:r>
-          <w:rPr>
-            <w:lang w:val="zh_TW" w:bidi="zh_TW"/>
-          </w:rPr>
-          <w:rPr>
-            <w:color w:val="0000EE"/>
-            <w:u w:val="single"/>
-          </w:rPr>
-          <w:t>路9:22</w:t>
-        </w:r>
-      </w:hyperlink>
-      <w:r>
-        <w:rPr>
-          <w:lang w:val="zh_TW" w:bidi="zh_TW"/>
-        </w:rPr>
-        <w:t>）、被猶大出賣（</w:t>
-      </w:r>
-      <w:hyperlink r:id="rId72">
-        <w:r>
-          <w:rPr>
-            <w:lang w:val="zh_TW" w:bidi="zh_TW"/>
-          </w:rPr>
-          <w:rPr>
-            <w:color w:val="0000EE"/>
-            <w:u w:val="single"/>
-          </w:rPr>
-          <w:t>太17:22</w:t>
-        </w:r>
-      </w:hyperlink>
-      <w:r>
-        <w:rPr>
-          <w:lang w:val="zh_TW" w:bidi="zh_TW"/>
-        </w:rPr>
-        <w:t>，</w:t>
-      </w:r>
-      <w:hyperlink r:id="rId73">
-        <w:r>
-          <w:rPr>
-            <w:lang w:val="zh_TW" w:bidi="zh_TW"/>
-          </w:rPr>
-          <w:rPr>
-            <w:color w:val="0000EE"/>
-            <w:u w:val="single"/>
-          </w:rPr>
-          <w:t>26:24–25</w:t>
-        </w:r>
-      </w:hyperlink>
-      <w:r>
-        <w:rPr>
-          <w:lang w:val="zh_TW" w:bidi="zh_TW"/>
-        </w:rPr>
-        <w:t>；</w:t>
-      </w:r>
-      <w:hyperlink r:id="rId74">
-        <w:r>
-          <w:rPr>
-            <w:lang w:val="zh_TW" w:bidi="zh_TW"/>
-          </w:rPr>
-          <w:rPr>
-            <w:color w:val="0000EE"/>
-            <w:u w:val="single"/>
-          </w:rPr>
-          <w:t>可14:21、41</w:t>
-        </w:r>
-      </w:hyperlink>
-      <w:r>
-        <w:rPr>
-          <w:lang w:val="zh_TW" w:bidi="zh_TW"/>
-        </w:rPr>
-        <w:t>）、被猶太領袖拒絕（</w:t>
-      </w:r>
-      <w:hyperlink r:id="rId69">
-        <w:r>
-          <w:rPr>
-            <w:lang w:val="zh_TW" w:bidi="zh_TW"/>
-          </w:rPr>
-          <w:rPr>
-            <w:color w:val="0000EE"/>
-            <w:u w:val="single"/>
-          </w:rPr>
-          <w:t>太20:18</w:t>
-        </w:r>
-      </w:hyperlink>
-      <w:r>
-        <w:rPr>
-          <w:lang w:val="zh_TW" w:bidi="zh_TW"/>
-        </w:rPr>
-        <w:t>）、被釘十字架（</w:t>
-      </w:r>
-      <w:hyperlink r:id="rId75">
-        <w:r>
-          <w:rPr>
-            <w:lang w:val="zh_TW" w:bidi="zh_TW"/>
-          </w:rPr>
-          <w:rPr>
-            <w:color w:val="0000EE"/>
-            <w:u w:val="single"/>
-          </w:rPr>
-          <w:t>太20:19</w:t>
-        </w:r>
-      </w:hyperlink>
-      <w:r>
-        <w:rPr>
-          <w:lang w:val="zh_TW" w:bidi="zh_TW"/>
-        </w:rPr>
-        <w:t>；</w:t>
-      </w:r>
-      <w:hyperlink r:id="rId76">
-        <w:r>
-          <w:rPr>
-            <w:lang w:val="zh_TW" w:bidi="zh_TW"/>
-          </w:rPr>
-          <w:rPr>
-            <w:color w:val="0000EE"/>
-            <w:u w:val="single"/>
-          </w:rPr>
-          <w:t>可9:12、31</w:t>
-        </w:r>
-      </w:hyperlink>
-      <w:r>
-        <w:rPr>
-          <w:lang w:val="zh_TW" w:bidi="zh_TW"/>
-        </w:rPr>
-        <w:t>，</w:t>
-      </w:r>
-      <w:hyperlink r:id="rId77">
-        <w:r>
-          <w:rPr>
-            <w:lang w:val="zh_TW" w:bidi="zh_TW"/>
-          </w:rPr>
-          <w:rPr>
-            <w:color w:val="0000EE"/>
-            <w:u w:val="single"/>
-          </w:rPr>
-          <w:t>10:33</w:t>
-        </w:r>
-      </w:hyperlink>
-      <w:r>
-        <w:rPr>
-          <w:lang w:val="zh_TW" w:bidi="zh_TW"/>
-        </w:rPr>
-        <w:t>）、埋葬三天（</w:t>
-      </w:r>
-      <w:hyperlink r:id="rId78">
-        <w:r>
-          <w:rPr>
-            <w:lang w:val="zh_TW" w:bidi="zh_TW"/>
-          </w:rPr>
-          <w:rPr>
-            <w:color w:val="0000EE"/>
-            <w:u w:val="single"/>
-          </w:rPr>
-          <w:t>太12:40</w:t>
-        </w:r>
-      </w:hyperlink>
-      <w:r>
-        <w:rPr>
-          <w:lang w:val="zh_TW" w:bidi="zh_TW"/>
-        </w:rPr>
-        <w:t>；</w:t>
-      </w:r>
-      <w:hyperlink r:id="rId79">
-        <w:r>
-          <w:rPr>
-            <w:lang w:val="zh_TW" w:bidi="zh_TW"/>
-          </w:rPr>
-          <w:rPr>
-            <w:color w:val="0000EE"/>
-            <w:u w:val="single"/>
-          </w:rPr>
-          <w:t>路11:30</w:t>
-        </w:r>
-      </w:hyperlink>
-      <w:r>
-        <w:rPr>
-          <w:lang w:val="zh_TW" w:bidi="zh_TW"/>
-        </w:rPr>
-        <w:t>），以及復活（</w:t>
-      </w:r>
-      <w:hyperlink r:id="rId80">
-        <w:r>
-          <w:rPr>
-            <w:lang w:val="zh_TW" w:bidi="zh_TW"/>
-          </w:rPr>
-          <w:rPr>
-            <w:color w:val="0000EE"/>
-            <w:u w:val="single"/>
-          </w:rPr>
-          <w:t>太17:22–23</w:t>
-        </w:r>
-      </w:hyperlink>
-      <w:r>
-        <w:rPr>
-          <w:lang w:val="zh_TW" w:bidi="zh_TW"/>
-        </w:rPr>
-        <w:t>；</w:t>
-      </w:r>
-      <w:hyperlink r:id="rId70">
-        <w:r>
-          <w:rPr>
-            <w:lang w:val="zh_TW" w:bidi="zh_TW"/>
-          </w:rPr>
-          <w:rPr>
-            <w:color w:val="0000EE"/>
-            <w:u w:val="single"/>
-          </w:rPr>
-          <w:t>可8:31</w:t>
-        </w:r>
-      </w:hyperlink>
-      <w:r>
-        <w:rPr>
-          <w:lang w:val="zh_TW" w:bidi="zh_TW"/>
-        </w:rPr>
-        <w:t>）。</w:t>
-      </w:r>
-    </w:p>
-    <w:p>
-      <w:pPr/>
-      <w:r>
-        <w:rPr>
-          <w:lang w:val="zh_TW" w:bidi="zh_TW"/>
-        </w:rPr>
-      </w:r>
-      <w:r>
-        <w:rPr>
-          <w:lang w:val="zh_TW" w:bidi="zh_TW"/>
-        </w:rPr>
-        <w:t>在著名的經文「人子來，不是要受人的服事，乃是要服事人，並且要捨命，作多人的贖價」（</w:t>
-      </w:r>
-      <w:hyperlink r:id="rId81">
-        <w:r>
-          <w:rPr>
-            <w:lang w:val="zh_TW" w:bidi="zh_TW"/>
-          </w:rPr>
-          <w:rPr>
-            <w:color w:val="0000EE"/>
-            <w:u w:val="single"/>
-          </w:rPr>
-          <w:t>太20:28</w:t>
-        </w:r>
-      </w:hyperlink>
-      <w:r>
-        <w:rPr>
-          <w:lang w:val="zh_TW" w:bidi="zh_TW"/>
-        </w:rPr>
-        <w:t>；</w:t>
-      </w:r>
-      <w:hyperlink r:id="rId82">
-        <w:r>
-          <w:rPr>
-            <w:lang w:val="zh_TW" w:bidi="zh_TW"/>
-          </w:rPr>
-          <w:rPr>
-            <w:color w:val="0000EE"/>
-            <w:u w:val="single"/>
-          </w:rPr>
-          <w:t>可10:45</w:t>
-        </w:r>
-      </w:hyperlink>
-      <w:r>
-        <w:rPr>
-          <w:lang w:val="zh_TW" w:bidi="zh_TW"/>
-        </w:rPr>
-        <w:t>）中，耶穌教導說，祂的死亡是為祂的百姓帶來救恩的贖罪祭。這一思想源自耶穌對祂自己是受苦的耶和華僕人的理解（</w:t>
-      </w:r>
-      <w:hyperlink r:id="rId83">
-        <w:r>
-          <w:rPr>
-            <w:lang w:val="zh_TW" w:bidi="zh_TW"/>
-          </w:rPr>
-          <w:rPr>
-            <w:color w:val="0000EE"/>
-            <w:u w:val="single"/>
-          </w:rPr>
-          <w:t>賽53章</w:t>
-        </w:r>
-      </w:hyperlink>
-      <w:r>
-        <w:rPr>
-          <w:lang w:val="zh_TW" w:bidi="zh_TW"/>
-        </w:rPr>
-        <w:t>）。</w:t>
-      </w:r>
-    </w:p>
-    <w:p>
-      <w:pPr/>
-      <w:r>
-        <w:rPr>
-          <w:lang w:val="zh_TW" w:bidi="zh_TW"/>
-        </w:rPr>
-      </w:r>
-      <w:r>
-        <w:rPr>
-          <w:lang w:val="zh_TW" w:bidi="zh_TW"/>
-        </w:rPr>
-        <w:t>耶穌也用「人子」的稱號來教導關於祂的再來。作為人子，耶穌將在天父的榮耀中，與眾天使一同從天降臨（</w:t>
-      </w:r>
-      <w:hyperlink r:id="rId43">
-        <w:r>
-          <w:rPr>
-            <w:lang w:val="zh_TW" w:bidi="zh_TW"/>
-          </w:rPr>
-          <w:rPr>
-            <w:color w:val="0000EE"/>
-            <w:u w:val="single"/>
-          </w:rPr>
-          <w:t>太16:27</w:t>
-        </w:r>
-      </w:hyperlink>
-      <w:r>
-        <w:rPr>
-          <w:lang w:val="zh_TW" w:bidi="zh_TW"/>
-        </w:rPr>
-        <w:t>；</w:t>
-      </w:r>
-      <w:hyperlink r:id="rId84">
-        <w:r>
-          <w:rPr>
-            <w:lang w:val="zh_TW" w:bidi="zh_TW"/>
-          </w:rPr>
-          <w:rPr>
-            <w:color w:val="0000EE"/>
-            <w:u w:val="single"/>
-          </w:rPr>
-          <w:t>可8:38</w:t>
-        </w:r>
-      </w:hyperlink>
-      <w:r>
-        <w:rPr>
-          <w:lang w:val="zh_TW" w:bidi="zh_TW"/>
-        </w:rPr>
-        <w:t>；</w:t>
-      </w:r>
-      <w:hyperlink r:id="rId85">
-        <w:r>
-          <w:rPr>
-            <w:lang w:val="zh_TW" w:bidi="zh_TW"/>
-          </w:rPr>
-          <w:rPr>
-            <w:color w:val="0000EE"/>
-            <w:u w:val="single"/>
-          </w:rPr>
-          <w:t>路9:26</w:t>
-        </w:r>
-      </w:hyperlink>
-      <w:r>
-        <w:rPr>
-          <w:lang w:val="zh_TW" w:bidi="zh_TW"/>
-        </w:rPr>
-        <w:t>）。首先，祂將坐在神的右邊，然後祂會再來（</w:t>
-      </w:r>
-      <w:hyperlink r:id="rId47">
-        <w:r>
-          <w:rPr>
-            <w:lang w:val="zh_TW" w:bidi="zh_TW"/>
-          </w:rPr>
-          <w:rPr>
-            <w:color w:val="0000EE"/>
-            <w:u w:val="single"/>
-          </w:rPr>
-          <w:t>太26:64</w:t>
-        </w:r>
-      </w:hyperlink>
-      <w:r>
-        <w:rPr>
-          <w:lang w:val="zh_TW" w:bidi="zh_TW"/>
-        </w:rPr>
-        <w:t>；</w:t>
-      </w:r>
-      <w:hyperlink r:id="rId86">
-        <w:r>
-          <w:rPr>
-            <w:lang w:val="zh_TW" w:bidi="zh_TW"/>
-          </w:rPr>
-          <w:rPr>
-            <w:color w:val="0000EE"/>
-            <w:u w:val="single"/>
-          </w:rPr>
-          <w:t>可14:62</w:t>
-        </w:r>
-      </w:hyperlink>
-      <w:r>
-        <w:rPr>
-          <w:lang w:val="zh_TW" w:bidi="zh_TW"/>
-        </w:rPr>
-        <w:t>；</w:t>
-      </w:r>
-      <w:hyperlink r:id="rId87">
-        <w:r>
-          <w:rPr>
-            <w:lang w:val="zh_TW" w:bidi="zh_TW"/>
-          </w:rPr>
-          <w:rPr>
-            <w:color w:val="0000EE"/>
-            <w:u w:val="single"/>
-          </w:rPr>
-          <w:t>路22:69</w:t>
-        </w:r>
-      </w:hyperlink>
-      <w:r>
-        <w:rPr>
-          <w:lang w:val="zh_TW" w:bidi="zh_TW"/>
-        </w:rPr>
-        <w:t>），伴隨著雲彩而來（</w:t>
-      </w:r>
-      <w:hyperlink r:id="rId45">
-        <w:r>
-          <w:rPr>
-            <w:lang w:val="zh_TW" w:bidi="zh_TW"/>
-          </w:rPr>
-          <w:rPr>
-            <w:color w:val="0000EE"/>
-            <w:u w:val="single"/>
-          </w:rPr>
-          <w:t>太24:30</w:t>
-        </w:r>
-      </w:hyperlink>
-      <w:r>
-        <w:rPr>
-          <w:lang w:val="zh_TW" w:bidi="zh_TW"/>
-        </w:rPr>
-        <w:t>；</w:t>
-      </w:r>
-      <w:hyperlink r:id="rId88">
-        <w:r>
-          <w:rPr>
-            <w:lang w:val="zh_TW" w:bidi="zh_TW"/>
-          </w:rPr>
-          <w:rPr>
-            <w:color w:val="0000EE"/>
-            <w:u w:val="single"/>
-          </w:rPr>
-          <w:t>可13:26</w:t>
-        </w:r>
-      </w:hyperlink>
-      <w:r>
-        <w:rPr>
-          <w:lang w:val="zh_TW" w:bidi="zh_TW"/>
-        </w:rPr>
-        <w:t>；</w:t>
-      </w:r>
-      <w:hyperlink r:id="rId89">
-        <w:r>
-          <w:rPr>
-            <w:lang w:val="zh_TW" w:bidi="zh_TW"/>
-          </w:rPr>
-          <w:rPr>
-            <w:color w:val="0000EE"/>
-            <w:u w:val="single"/>
-          </w:rPr>
-          <w:t>路21:27</w:t>
-        </w:r>
-      </w:hyperlink>
-      <w:r>
-        <w:rPr>
-          <w:lang w:val="zh_TW" w:bidi="zh_TW"/>
-        </w:rPr>
-        <w:t>）。這次再來將是出乎意料的（</w:t>
-      </w:r>
-      <w:hyperlink r:id="rId90">
-        <w:r>
-          <w:rPr>
-            <w:lang w:val="zh_TW" w:bidi="zh_TW"/>
-          </w:rPr>
-          <w:rPr>
-            <w:color w:val="0000EE"/>
-            <w:u w:val="single"/>
-          </w:rPr>
-          <w:t>太24:27</w:t>
-        </w:r>
-      </w:hyperlink>
-      <w:r>
-        <w:rPr>
-          <w:lang w:val="zh_TW" w:bidi="zh_TW"/>
-        </w:rPr>
-        <w:t>；</w:t>
-      </w:r>
-      <w:hyperlink r:id="rId91">
-        <w:r>
-          <w:rPr>
-            <w:lang w:val="zh_TW" w:bidi="zh_TW"/>
-          </w:rPr>
-          <w:rPr>
-            <w:color w:val="0000EE"/>
-            <w:u w:val="single"/>
-          </w:rPr>
-          <w:t>路12:40</w:t>
-        </w:r>
-      </w:hyperlink>
-      <w:r>
-        <w:rPr>
-          <w:lang w:val="zh_TW" w:bidi="zh_TW"/>
-        </w:rPr>
-        <w:t>），如閃電或挪亞的洪水（</w:t>
-      </w:r>
-      <w:hyperlink r:id="rId92">
-        <w:r>
-          <w:rPr>
-            <w:lang w:val="zh_TW" w:bidi="zh_TW"/>
-          </w:rPr>
-          <w:rPr>
-            <w:color w:val="0000EE"/>
-            <w:u w:val="single"/>
-          </w:rPr>
-          <w:t>太24:37</w:t>
-        </w:r>
-      </w:hyperlink>
-      <w:r>
-        <w:rPr>
-          <w:lang w:val="zh_TW" w:bidi="zh_TW"/>
-        </w:rPr>
-        <w:t>；</w:t>
-      </w:r>
-      <w:hyperlink r:id="rId93">
-        <w:r>
-          <w:rPr>
-            <w:lang w:val="zh_TW" w:bidi="zh_TW"/>
-          </w:rPr>
-          <w:rPr>
-            <w:color w:val="0000EE"/>
-            <w:u w:val="single"/>
-          </w:rPr>
-          <w:t>路17:24</w:t>
-        </w:r>
-      </w:hyperlink>
-      <w:r>
-        <w:rPr>
-          <w:lang w:val="zh_TW" w:bidi="zh_TW"/>
-        </w:rPr>
-        <w:t>）。祂再來是為了召聚選民、審判地上萬國（</w:t>
-      </w:r>
-      <w:hyperlink r:id="rId44">
-        <w:r>
-          <w:rPr>
-            <w:lang w:val="zh_TW" w:bidi="zh_TW"/>
-          </w:rPr>
-          <w:rPr>
-            <w:color w:val="0000EE"/>
-            <w:u w:val="single"/>
-          </w:rPr>
-          <w:t>太19:28</w:t>
-        </w:r>
-      </w:hyperlink>
-      <w:r>
-        <w:rPr>
-          <w:lang w:val="zh_TW" w:bidi="zh_TW"/>
-        </w:rPr>
-        <w:t>，</w:t>
-      </w:r>
-      <w:hyperlink r:id="rId94">
-        <w:r>
-          <w:rPr>
-            <w:lang w:val="zh_TW" w:bidi="zh_TW"/>
-          </w:rPr>
-          <w:rPr>
-            <w:color w:val="0000EE"/>
-            <w:u w:val="single"/>
-          </w:rPr>
-          <w:t>25:32</w:t>
-        </w:r>
-      </w:hyperlink>
-      <w:r>
-        <w:rPr>
-          <w:lang w:val="zh_TW" w:bidi="zh_TW"/>
-        </w:rPr>
-        <w:t>），以及在世上恢復最終的公義（</w:t>
-      </w:r>
-      <w:hyperlink r:id="rId44">
-        <w:r>
-          <w:rPr>
-            <w:lang w:val="zh_TW" w:bidi="zh_TW"/>
-          </w:rPr>
-          <w:rPr>
-            <w:color w:val="0000EE"/>
-            <w:u w:val="single"/>
-          </w:rPr>
-          <w:t>19:28，</w:t>
-        </w:r>
-      </w:hyperlink>
-      <w:hyperlink r:id="rId95">
-        <w:r>
-          <w:rPr>
-            <w:lang w:val="zh_TW" w:bidi="zh_TW"/>
-          </w:rPr>
-          <w:rPr>
-            <w:color w:val="0000EE"/>
-            <w:u w:val="single"/>
-          </w:rPr>
-          <w:t>25:46</w:t>
-        </w:r>
-      </w:hyperlink>
-      <w:r>
-        <w:rPr>
-          <w:lang w:val="zh_TW" w:bidi="zh_TW"/>
-        </w:rPr>
-        <w:t>）。</w:t>
-      </w:r>
-    </w:p>
-    <w:p>
-      <w:pPr/>
-      <w:r>
-        <w:rPr>
-          <w:lang w:val="zh_TW" w:bidi="zh_TW"/>
-        </w:rPr>
-      </w:r>
-      <w:r>
-        <w:rPr>
-          <w:lang w:val="zh_TW" w:bidi="zh_TW"/>
-        </w:rPr>
-        <w:t>在這些經文中，耶穌將焦點從祂受苦與復活的暫時得勝中，轉向人子在祂再來時的最終得勝。再一次強調人子的天上根源與人子的神聖特權。這位人子耶穌將成為最終的審判者（參</w:t>
-      </w:r>
-      <w:hyperlink r:id="rId96">
-        <w:r>
-          <w:rPr>
-            <w:lang w:val="zh_TW" w:bidi="zh_TW"/>
-          </w:rPr>
-          <w:rPr>
-            <w:color w:val="0000EE"/>
-            <w:u w:val="single"/>
-          </w:rPr>
-          <w:t>徒17:31</w:t>
-        </w:r>
-      </w:hyperlink>
-      <w:r>
-        <w:rPr>
-          <w:lang w:val="zh_TW" w:bidi="zh_TW"/>
-        </w:rPr>
-        <w:t>）。</w:t>
-      </w:r>
-    </w:p>
-    <w:p>
-      <w:pPr/>
-      <w:r>
-        <w:rPr>
-          <w:lang w:val="zh_TW" w:bidi="zh_TW"/>
-        </w:rPr>
-      </w:r>
-      <w:r>
-        <w:rPr>
-          <w:lang w:val="zh_TW" w:bidi="zh_TW"/>
-        </w:rPr>
-        <w:t>約翰福音對於「人子」有其獨特的論述。天使被說成在「人子」身上上去下來（</w:t>
-      </w:r>
-      <w:hyperlink r:id="rId97">
-        <w:r>
-          <w:rPr>
-            <w:lang w:val="zh_TW" w:bidi="zh_TW"/>
-          </w:rPr>
-          <w:rPr>
-            <w:color w:val="0000EE"/>
-            <w:u w:val="single"/>
-          </w:rPr>
-          <w:t>約1:51</w:t>
-        </w:r>
-      </w:hyperlink>
-      <w:r>
-        <w:rPr>
-          <w:lang w:val="zh_TW" w:bidi="zh_TW"/>
-        </w:rPr>
-        <w:t>），象徵祂是存在於時間之前，並且從天上來到地上的那一位（</w:t>
-      </w:r>
-      <w:hyperlink r:id="rId98">
-        <w:r>
-          <w:rPr>
-            <w:lang w:val="zh_TW" w:bidi="zh_TW"/>
-          </w:rPr>
-          <w:rPr>
-            <w:color w:val="0000EE"/>
-            <w:u w:val="single"/>
-          </w:rPr>
-          <w:t>3:13</w:t>
-        </w:r>
-      </w:hyperlink>
-      <w:r>
-        <w:rPr>
-          <w:lang w:val="zh_TW" w:bidi="zh_TW"/>
-        </w:rPr>
-        <w:t>，</w:t>
-      </w:r>
-      <w:hyperlink r:id="rId99">
-        <w:r>
-          <w:rPr>
-            <w:lang w:val="zh_TW" w:bidi="zh_TW"/>
-          </w:rPr>
-          <w:rPr>
-            <w:color w:val="0000EE"/>
-            <w:u w:val="single"/>
-          </w:rPr>
-          <w:t>6:62</w:t>
-        </w:r>
-      </w:hyperlink>
-      <w:r>
-        <w:rPr>
-          <w:lang w:val="zh_TW" w:bidi="zh_TW"/>
-        </w:rPr>
-        <w:t>）。祂被「舉起」（藉著釘十字架）將帶給一切信祂的人永生（</w:t>
-      </w:r>
-      <w:hyperlink r:id="rId100">
-        <w:r>
-          <w:rPr>
-            <w:lang w:val="zh_TW" w:bidi="zh_TW"/>
-          </w:rPr>
-          <w:rPr>
-            <w:color w:val="0000EE"/>
-            <w:u w:val="single"/>
-          </w:rPr>
-          <w:t>3:14</w:t>
-        </w:r>
-      </w:hyperlink>
-      <w:r>
-        <w:rPr>
-          <w:lang w:val="zh_TW" w:bidi="zh_TW"/>
-        </w:rPr>
-        <w:t>）。「人子」（</w:t>
-      </w:r>
-      <w:hyperlink r:id="rId100">
-        <w:r>
-          <w:rPr>
-            <w:lang w:val="zh_TW" w:bidi="zh_TW"/>
-          </w:rPr>
-          <w:rPr>
-            <w:color w:val="0000EE"/>
-            <w:u w:val="single"/>
-          </w:rPr>
-          <w:t>3:14</w:t>
-        </w:r>
-      </w:hyperlink>
-      <w:r>
-        <w:rPr>
-          <w:lang w:val="zh_TW" w:bidi="zh_TW"/>
-        </w:rPr>
-        <w:t>）同時也是「神的兒子」（</w:t>
-      </w:r>
-      <w:hyperlink r:id="rId101">
-        <w:r>
-          <w:rPr>
-            <w:lang w:val="zh_TW" w:bidi="zh_TW"/>
-          </w:rPr>
-          <w:rPr>
-            <w:color w:val="0000EE"/>
-            <w:u w:val="single"/>
-          </w:rPr>
-          <w:t>3:16</w:t>
-        </w:r>
-      </w:hyperlink>
-      <w:r>
-        <w:rPr>
-          <w:lang w:val="zh_TW" w:bidi="zh_TW"/>
-        </w:rPr>
-        <w:t>），是神的獨生子（</w:t>
-      </w:r>
-      <w:hyperlink r:id="rId102">
-        <w:r>
-          <w:rPr>
-            <w:lang w:val="zh_TW" w:bidi="zh_TW"/>
-          </w:rPr>
-          <w:rPr>
-            <w:color w:val="0000EE"/>
-            <w:u w:val="single"/>
-          </w:rPr>
-          <w:t>1:18</w:t>
-        </w:r>
-      </w:hyperlink>
-      <w:r>
-        <w:rPr>
-          <w:lang w:val="zh_TW" w:bidi="zh_TW"/>
-        </w:rPr>
-        <w:t>，</w:t>
-      </w:r>
-      <w:hyperlink r:id="rId103">
-        <w:r>
-          <w:rPr>
-            <w:lang w:val="zh_TW" w:bidi="zh_TW"/>
-          </w:rPr>
-          <w:rPr>
-            <w:color w:val="0000EE"/>
-            <w:u w:val="single"/>
-          </w:rPr>
-          <w:t>3:18</w:t>
-        </w:r>
-      </w:hyperlink>
-      <w:r>
-        <w:rPr>
-          <w:lang w:val="zh_TW" w:bidi="zh_TW"/>
-        </w:rPr>
-        <w:t>）。簡言之，在約翰福音中，「人子」的稱號等同於「神的兒子」的稱號。這一稱號揭示了祂的神性、超越時間的存在、天上根源和神聖的特權。它也確立了耶穌現今在地上啟示與受苦的身分，以及祂未來末世榮耀的身分。父已賜給人子權柄，叫死人復活並審判世人（</w:t>
-      </w:r>
-      <w:hyperlink r:id="rId104">
-        <w:r>
-          <w:rPr>
-            <w:lang w:val="zh_TW" w:bidi="zh_TW"/>
-          </w:rPr>
-          <w:rPr>
-            <w:color w:val="0000EE"/>
-            <w:u w:val="single"/>
-          </w:rPr>
-          <w:t>5:25–27</w:t>
-        </w:r>
-      </w:hyperlink>
-      <w:r>
-        <w:rPr>
-          <w:lang w:val="zh_TW" w:bidi="zh_TW"/>
-        </w:rPr>
-        <w:t>）。</w:t>
-      </w:r>
-    </w:p>
-    <w:p>
-      <w:pPr/>
-      <w:r>
-        <w:rPr>
-          <w:lang w:val="zh_TW" w:bidi="zh_TW"/>
-        </w:rPr>
-      </w:r>
-      <w:r>
-        <w:rPr>
-          <w:i/>
-          <w:lang w:val="zh_TW" w:bidi="zh_TW"/>
-        </w:rPr>
-        <w:t>另見</w:t>
-      </w:r>
-      <w:r>
-        <w:rPr>
-          <w:lang w:val="zh_TW" w:bidi="zh_TW"/>
-        </w:rPr>
-        <w:t>基督論</w:t>
-      </w:r>
-      <w:r>
-        <w:rPr>
-          <w:lang w:val="zh_TW" w:bidi="zh_TW"/>
-        </w:rPr>
-        <w:t>；</w:t>
-      </w:r>
-      <w:r>
-        <w:rPr>
-          <w:lang w:val="zh_TW" w:bidi="zh_TW"/>
-        </w:rPr>
-        <w:t>耶穌基督的教導</w:t>
-      </w:r>
-      <w:r>
-        <w:rPr>
-          <w:lang w:val="zh_TW" w:bidi="zh_TW"/>
-        </w:rPr>
-        <w:t>；</w:t>
-      </w:r>
-      <w:r>
-        <w:rPr>
-          <w:lang w:val="zh_TW" w:bidi="zh_TW"/>
-        </w:rPr>
-        <w:t>彌賽亞</w:t>
-      </w:r>
-      <w:r>
-        <w:rPr>
-          <w:lang w:val="zh_TW" w:bidi="zh_TW"/>
-        </w:rPr>
-        <w:t>；</w:t>
-      </w:r>
-      <w:r>
-        <w:rPr>
-          <w:lang w:val="zh_TW" w:bidi="zh_TW"/>
-        </w:rPr>
-        <w:t>神的兒子</w:t>
-      </w:r>
-      <w:r>
-        <w:rPr>
-          <w:lang w:val="zh_TW" w:bidi="zh_TW"/>
-        </w:rPr>
-        <w:t>。</w:t>
-      </w:r>
-      <w:r>
-        <w:rPr>
-          <w:lang w:val="zh_TW" w:bidi="zh_TW"/>
-        </w:rPr>
-      </w:r>
-      <w:r>
-        <w:rPr>
-          <w:lang w:val="zh_TW" w:bidi="zh_TW"/>
-        </w:rPr>
-      </w:r>
-    </w:p>
-    <w:p>
-      <w:pPr/>
-      <w:r>
-        <w:rPr>
-          <w:lang w:val="zh_TW" w:bidi="zh_TW"/>
-        </w:rPr>
-      </w:r>
-    </w:p>
-    <w:p>
-      <w:pPr>
-        <w:pStyle w:val="Heading2"/>
-      </w:pPr>
-      <w:r>
-        <w:rPr>
-          <w:lang w:val="zh_TW" w:bidi="zh_TW"/>
-        </w:rPr>
-        <w:t>任命，承接聖職</w:t>
-      </w:r>
-      <w:r>
-        <w:rPr>
-          <w:lang w:val="zh_TW" w:bidi="zh_TW"/>
-        </w:rPr>
-      </w:r>
-    </w:p>
-    <w:p>
-      <w:pPr/>
-      <w:r>
-        <w:rPr>
-          <w:lang w:val="zh_TW" w:bidi="zh_TW"/>
-        </w:rPr>
-      </w:r>
-      <w:r>
-        <w:rPr>
-          <w:lang w:val="zh_TW" w:bidi="zh_TW"/>
-        </w:rPr>
-        <w:t>正式授予某人宗教權威的行為。其他用來表達相似意思的詞彙包括「分派（appoint）」、「設立（institute）」、「使成為（make）」和「建立（establish）」。今天，我們使用「按立（ordain）」和「按立禮（ordination）」來指選擇和任命人來服事神。</w:t>
-      </w:r>
-    </w:p>
-    <w:p>
-      <w:pPr>
-        <w:pStyle w:val="Heading3"/>
-      </w:pPr>
-      <w:r>
-        <w:rPr>
-          <w:lang w:val="zh_TW" w:bidi="zh_TW"/>
-        </w:rPr>
-        <w:t>舊約中的承接聖職</w:t>
-      </w:r>
-    </w:p>
-    <w:p>
-      <w:pPr/>
-      <w:r>
-        <w:rPr>
-          <w:lang w:val="zh_TW" w:bidi="zh_TW"/>
-        </w:rPr>
-      </w:r>
-      <w:r>
-        <w:rPr>
-          <w:lang w:val="zh_TW" w:bidi="zh_TW"/>
-        </w:rPr>
-        <w:t>在整個舊約中，神揀選了神想要的人服事祂。祭司的角色最初屬於每個家族的族長。後來，神揀選了利未支派作為祭司（</w:t>
-      </w:r>
-      <w:hyperlink r:id="rId105">
-        <w:r>
-          <w:rPr>
-            <w:lang w:val="zh_TW" w:bidi="zh_TW"/>
-          </w:rPr>
-          <w:rPr>
-            <w:color w:val="0000EE"/>
-            <w:u w:val="single"/>
-          </w:rPr>
-          <w:t>申33:8–11</w:t>
-        </w:r>
-      </w:hyperlink>
-      <w:r>
-        <w:rPr>
-          <w:lang w:val="zh_TW" w:bidi="zh_TW"/>
-        </w:rPr>
-        <w:t>；</w:t>
-      </w:r>
-      <w:hyperlink r:id="rId106">
-        <w:r>
-          <w:rPr>
-            <w:lang w:val="zh_TW" w:bidi="zh_TW"/>
-          </w:rPr>
-          <w:rPr>
-            <w:color w:val="0000EE"/>
-            <w:u w:val="single"/>
-          </w:rPr>
-          <w:t>士17:13</w:t>
-        </w:r>
-      </w:hyperlink>
-      <w:r>
-        <w:rPr>
-          <w:lang w:val="zh_TW" w:bidi="zh_TW"/>
-        </w:rPr>
-        <w:t>）。即使是不同的家族群體爭奪權力（如撒督家族〔Zadokites〕、亞倫家族〔Aaronites〕和哈斯蒙尼家族〔Hasmonean〕），他們都會聲稱這個特殊的角色是在他們家族中傳承下來的。通過利未支派神聖的任命可以追溯到摩西（</w:t>
-      </w:r>
-      <w:hyperlink r:id="rId107">
-        <w:r>
-          <w:rPr>
-            <w:lang w:val="zh_TW" w:bidi="zh_TW"/>
-          </w:rPr>
-          <w:rPr>
-            <w:color w:val="0000EE"/>
-            <w:u w:val="single"/>
-          </w:rPr>
-          <w:t>出4:14</w:t>
-        </w:r>
-      </w:hyperlink>
-      <w:r>
-        <w:rPr>
-          <w:lang w:val="zh_TW" w:bidi="zh_TW"/>
-        </w:rPr>
-        <w:t>，</w:t>
-      </w:r>
-      <w:hyperlink r:id="rId108">
-        <w:r>
-          <w:rPr>
-            <w:lang w:val="zh_TW" w:bidi="zh_TW"/>
-          </w:rPr>
-          <w:rPr>
-            <w:color w:val="0000EE"/>
-            <w:u w:val="single"/>
-          </w:rPr>
-          <w:t>28:41，</w:t>
-        </w:r>
-      </w:hyperlink>
-      <w:hyperlink r:id="rId109">
-        <w:r>
-          <w:rPr>
-            <w:lang w:val="zh_TW" w:bidi="zh_TW"/>
-          </w:rPr>
-          <w:rPr>
-            <w:color w:val="0000EE"/>
-            <w:u w:val="single"/>
-          </w:rPr>
-          <w:t>29:9</w:t>
-        </w:r>
-      </w:hyperlink>
-      <w:r>
-        <w:rPr>
-          <w:lang w:val="zh_TW" w:bidi="zh_TW"/>
-        </w:rPr>
-        <w:t>）。撒母耳也被宣稱擁有這種特殊的角色，但他是來自以法蓮支派，而不是利未支派（</w:t>
-      </w:r>
-      <w:hyperlink r:id="rId110">
-        <w:r>
-          <w:rPr>
-            <w:lang w:val="zh_TW" w:bidi="zh_TW"/>
-          </w:rPr>
-          <w:rPr>
-            <w:color w:val="0000EE"/>
-            <w:u w:val="single"/>
-          </w:rPr>
-          <w:t>代上6:28</w:t>
-        </w:r>
-      </w:hyperlink>
-      <w:r>
-        <w:rPr>
-          <w:lang w:val="zh_TW" w:bidi="zh_TW"/>
-        </w:rPr>
-        <w:t>）。這個觀念在後來的著作中仍然受到推崇，例如大約在公元前180年寫成的便西拉智訓（</w:t>
-      </w:r>
-      <w:hyperlink r:id="rId111">
-        <w:r>
-          <w:rPr>
-            <w:lang w:val="zh_TW" w:bidi="zh_TW"/>
-          </w:rPr>
-          <w:rPr>
-            <w:color w:val="0000EE"/>
-            <w:u w:val="single"/>
-          </w:rPr>
-          <w:t>德訓篇45:6–22</w:t>
-        </w:r>
-      </w:hyperlink>
-      <w:r>
-        <w:rPr>
-          <w:lang w:val="zh_TW" w:bidi="zh_TW"/>
-        </w:rPr>
-        <w:t>）。希伯來書解釋說，沒有人會為自己選擇這種榮譽，如</w:t>
-      </w:r>
-      <w:hyperlink r:id="rId112">
-        <w:r>
-          <w:rPr>
-            <w:lang w:val="zh_TW" w:bidi="zh_TW"/>
-          </w:rPr>
-          <w:rPr>
-            <w:color w:val="0000EE"/>
-            <w:u w:val="single"/>
-          </w:rPr>
-          <w:t>希伯來書五章1節和4節</w:t>
-        </w:r>
-      </w:hyperlink>
-      <w:r>
-        <w:rPr>
-          <w:lang w:val="zh_TW" w:bidi="zh_TW"/>
-        </w:rPr>
-        <w:t>所說，一個人是「蒙神所召，像亞倫一樣」。這意味著他們是出生在一個擁有這種特殊角色的家族中。</w:t>
-      </w:r>
-    </w:p>
-    <w:p>
-      <w:pPr/>
-      <w:r>
-        <w:rPr>
-          <w:lang w:val="zh_TW" w:bidi="zh_TW"/>
-        </w:rPr>
-      </w:r>
-      <w:r>
-        <w:rPr>
-          <w:lang w:val="zh_TW" w:bidi="zh_TW"/>
-        </w:rPr>
-        <w:t>第一批利未人在會幕（用於敬拜的特殊帳幕）中當著眾人的面被獻上，百姓通過按手在他們身上來承認他們是祭司（</w:t>
-      </w:r>
-      <w:hyperlink r:id="rId113">
-        <w:r>
-          <w:rPr>
-            <w:lang w:val="zh_TW" w:bidi="zh_TW"/>
-          </w:rPr>
-          <w:rPr>
-            <w:color w:val="0000EE"/>
-            <w:u w:val="single"/>
-          </w:rPr>
-          <w:t>民8:10、14–18</w:t>
-        </w:r>
-      </w:hyperlink>
-      <w:r>
-        <w:rPr>
-          <w:lang w:val="zh_TW" w:bidi="zh_TW"/>
-        </w:rPr>
-        <w:t>）。同樣，神也指示摩西舉行一個為期一週的儀式，使亞倫和他的兒子們成為祭司。這個儀式涉及許多獻祭、穿著特殊服裝、用油膏抹和其他儀式（</w:t>
-      </w:r>
-      <w:hyperlink r:id="rId114">
-        <w:r>
-          <w:rPr>
-            <w:lang w:val="zh_TW" w:bidi="zh_TW"/>
-          </w:rPr>
-          <w:rPr>
-            <w:color w:val="0000EE"/>
-            <w:u w:val="single"/>
-          </w:rPr>
-          <w:t>出29章</w:t>
-        </w:r>
-      </w:hyperlink>
-      <w:r>
-        <w:rPr>
-          <w:lang w:val="zh_TW" w:bidi="zh_TW"/>
-        </w:rPr>
-        <w:t>；</w:t>
-      </w:r>
-      <w:hyperlink r:id="rId115">
-        <w:r>
-          <w:rPr>
-            <w:lang w:val="zh_TW" w:bidi="zh_TW"/>
-          </w:rPr>
-          <w:rPr>
-            <w:color w:val="0000EE"/>
-            <w:u w:val="single"/>
-          </w:rPr>
-          <w:t>利8章</w:t>
-        </w:r>
-      </w:hyperlink>
-      <w:r>
-        <w:rPr>
-          <w:lang w:val="zh_TW" w:bidi="zh_TW"/>
-        </w:rPr>
-        <w:t>）。聖經仔細記載這些儀式的細節，這表明這些儀式至少以某種形式在此後的許多年裡仍被繼續使用。然而，聖經並未重覆記載後來這些儀式被實行的情況。</w:t>
-      </w:r>
-    </w:p>
-    <w:p>
-      <w:pPr/>
-      <w:r>
-        <w:rPr>
-          <w:lang w:val="zh_TW" w:bidi="zh_TW"/>
-        </w:rPr>
-      </w:r>
-      <w:r>
-        <w:rPr>
-          <w:lang w:val="zh_TW" w:bidi="zh_TW"/>
-        </w:rPr>
-        <w:t>除了祭司，還有一些被認可的先知群體或先知社群。有時這些群體得到王的支持（</w:t>
-      </w:r>
-      <w:hyperlink r:id="rId116">
-        <w:r>
-          <w:rPr>
-            <w:lang w:val="zh_TW" w:bidi="zh_TW"/>
-          </w:rPr>
-          <w:rPr>
-            <w:color w:val="0000EE"/>
-            <w:u w:val="single"/>
-          </w:rPr>
-          <w:t>撒上10:5</w:t>
-        </w:r>
-      </w:hyperlink>
-      <w:r>
-        <w:rPr>
-          <w:lang w:val="zh_TW" w:bidi="zh_TW"/>
-        </w:rPr>
-        <w:t>；</w:t>
-      </w:r>
-      <w:hyperlink r:id="rId117">
-        <w:r>
-          <w:rPr>
-            <w:lang w:val="zh_TW" w:bidi="zh_TW"/>
-          </w:rPr>
-          <w:rPr>
-            <w:color w:val="0000EE"/>
-            <w:u w:val="single"/>
-          </w:rPr>
-          <w:t>王上1:9–10，</w:t>
-        </w:r>
-      </w:hyperlink>
-      <w:hyperlink r:id="rId118">
-        <w:r>
-          <w:rPr>
-            <w:lang w:val="zh_TW" w:bidi="zh_TW"/>
-          </w:rPr>
-          <w:rPr>
-            <w:color w:val="0000EE"/>
-            <w:u w:val="single"/>
-          </w:rPr>
-          <w:t>18:17–19，</w:t>
-        </w:r>
-      </w:hyperlink>
-      <w:hyperlink r:id="rId119">
-        <w:r>
-          <w:rPr>
-            <w:lang w:val="zh_TW" w:bidi="zh_TW"/>
-          </w:rPr>
-          <w:rPr>
-            <w:color w:val="0000EE"/>
-            <w:u w:val="single"/>
-          </w:rPr>
-          <w:t>20:35，</w:t>
-        </w:r>
-      </w:hyperlink>
-      <w:hyperlink r:id="rId120">
-        <w:r>
-          <w:rPr>
-            <w:lang w:val="zh_TW" w:bidi="zh_TW"/>
-          </w:rPr>
-          <w:rPr>
-            <w:color w:val="0000EE"/>
-            <w:u w:val="single"/>
-          </w:rPr>
-          <w:t>22:5–28</w:t>
-        </w:r>
-      </w:hyperlink>
-      <w:r>
-        <w:rPr>
-          <w:lang w:val="zh_TW" w:bidi="zh_TW"/>
-        </w:rPr>
-        <w:t>；</w:t>
-      </w:r>
-      <w:hyperlink r:id="rId121">
-        <w:r>
-          <w:rPr>
-            <w:lang w:val="zh_TW" w:bidi="zh_TW"/>
-          </w:rPr>
-          <w:rPr>
-            <w:color w:val="0000EE"/>
-            <w:u w:val="single"/>
-          </w:rPr>
-          <w:t>王下2:3–7，</w:t>
-        </w:r>
-      </w:hyperlink>
-      <w:hyperlink r:id="rId122">
-        <w:r>
-          <w:rPr>
-            <w:lang w:val="zh_TW" w:bidi="zh_TW"/>
-          </w:rPr>
-          <w:rPr>
-            <w:color w:val="0000EE"/>
-            <w:u w:val="single"/>
-          </w:rPr>
-          <w:t>23:2</w:t>
-        </w:r>
-      </w:hyperlink>
-      <w:r>
-        <w:rPr>
-          <w:lang w:val="zh_TW" w:bidi="zh_TW"/>
-        </w:rPr>
-        <w:t>）。人們追溯預言的歷史可以追溯到很早的時代（見</w:t>
-      </w:r>
-      <w:hyperlink r:id="rId123">
-        <w:r>
-          <w:rPr>
-            <w:lang w:val="zh_TW" w:bidi="zh_TW"/>
-          </w:rPr>
-          <w:rPr>
-            <w:color w:val="0000EE"/>
-            <w:u w:val="single"/>
-          </w:rPr>
-          <w:t>創20:7</w:t>
-        </w:r>
-      </w:hyperlink>
-      <w:r>
-        <w:rPr>
-          <w:lang w:val="zh_TW" w:bidi="zh_TW"/>
-        </w:rPr>
-        <w:t>；</w:t>
-      </w:r>
-      <w:hyperlink r:id="rId124">
-        <w:r>
-          <w:rPr>
-            <w:lang w:val="zh_TW" w:bidi="zh_TW"/>
-          </w:rPr>
-          <w:rPr>
-            <w:color w:val="0000EE"/>
-            <w:u w:val="single"/>
-          </w:rPr>
-          <w:t>申34:10</w:t>
-        </w:r>
-      </w:hyperlink>
-      <w:r>
-        <w:rPr>
-          <w:lang w:val="zh_TW" w:bidi="zh_TW"/>
-        </w:rPr>
-        <w:t>；</w:t>
-      </w:r>
-      <w:hyperlink r:id="rId125">
-        <w:r>
-          <w:rPr>
-            <w:lang w:val="zh_TW" w:bidi="zh_TW"/>
-          </w:rPr>
-          <w:rPr>
-            <w:color w:val="0000EE"/>
-            <w:u w:val="single"/>
-          </w:rPr>
-          <w:t>士4:4</w:t>
-        </w:r>
-      </w:hyperlink>
-      <w:r>
-        <w:rPr>
-          <w:lang w:val="zh_TW" w:bidi="zh_TW"/>
-        </w:rPr>
-        <w:t>；</w:t>
-      </w:r>
-      <w:hyperlink r:id="rId126">
-        <w:r>
-          <w:rPr>
-            <w:lang w:val="zh_TW" w:bidi="zh_TW"/>
-          </w:rPr>
-          <w:rPr>
-            <w:color w:val="0000EE"/>
-            <w:u w:val="single"/>
-          </w:rPr>
-          <w:t>耶7:25</w:t>
-        </w:r>
-      </w:hyperlink>
-      <w:r>
-        <w:rPr>
-          <w:lang w:val="zh_TW" w:bidi="zh_TW"/>
-        </w:rPr>
-        <w:t>）。「先知的子孫」這個詞，以及</w:t>
-      </w:r>
-      <w:hyperlink r:id="rId127">
-        <w:r>
-          <w:rPr>
-            <w:lang w:val="zh_TW" w:bidi="zh_TW"/>
-          </w:rPr>
-          <w:rPr>
-            <w:color w:val="0000EE"/>
-            <w:u w:val="single"/>
-          </w:rPr>
-          <w:t>耶利米書三十五章4節</w:t>
-        </w:r>
-      </w:hyperlink>
-      <w:r>
-        <w:rPr>
-          <w:lang w:val="zh_TW" w:bidi="zh_TW"/>
-        </w:rPr>
-        <w:t>中的暗示，可能表明先知的角色有時像祭司一樣，是從父母傳給子女的。然而，我們並不確切知道先知是如何被揀選或被任命的。</w:t>
-      </w:r>
-    </w:p>
-    <w:p>
-      <w:pPr/>
-      <w:r>
-        <w:rPr>
-          <w:lang w:val="zh_TW" w:bidi="zh_TW"/>
-        </w:rPr>
-      </w:r>
-      <w:r>
-        <w:rPr>
-          <w:lang w:val="zh_TW" w:bidi="zh_TW"/>
-        </w:rPr>
-        <w:t>最重要的先知經常與這些先知群體或「學派」意見不合（</w:t>
-      </w:r>
-      <w:hyperlink r:id="rId128">
-        <w:r>
-          <w:rPr>
-            <w:lang w:val="zh_TW" w:bidi="zh_TW"/>
-          </w:rPr>
-          <w:rPr>
-            <w:color w:val="0000EE"/>
-            <w:u w:val="single"/>
-          </w:rPr>
-          <w:t>王上17章</w:t>
-        </w:r>
-      </w:hyperlink>
-      <w:r>
-        <w:rPr>
-          <w:lang w:val="zh_TW" w:bidi="zh_TW"/>
-        </w:rPr>
-        <w:t>的以利亞；</w:t>
-      </w:r>
-      <w:hyperlink r:id="rId120">
-        <w:r>
-          <w:rPr>
-            <w:lang w:val="zh_TW" w:bidi="zh_TW"/>
-          </w:rPr>
-          <w:rPr>
-            <w:color w:val="0000EE"/>
-            <w:u w:val="single"/>
-          </w:rPr>
-          <w:t>王上22:5–28</w:t>
-        </w:r>
-      </w:hyperlink>
-      <w:r>
-        <w:rPr>
-          <w:lang w:val="zh_TW" w:bidi="zh_TW"/>
-        </w:rPr>
-        <w:t>的米該雅；</w:t>
-      </w:r>
-      <w:hyperlink r:id="rId129">
-        <w:r>
-          <w:rPr>
-            <w:lang w:val="zh_TW" w:bidi="zh_TW"/>
-          </w:rPr>
-          <w:rPr>
-            <w:color w:val="0000EE"/>
-            <w:u w:val="single"/>
-          </w:rPr>
-          <w:t>耶27:14–16</w:t>
-        </w:r>
-      </w:hyperlink>
-      <w:r>
-        <w:rPr>
-          <w:lang w:val="zh_TW" w:bidi="zh_TW"/>
-        </w:rPr>
-        <w:t>，</w:t>
-      </w:r>
-      <w:hyperlink r:id="rId130">
-        <w:r>
-          <w:rPr>
-            <w:lang w:val="zh_TW" w:bidi="zh_TW"/>
-          </w:rPr>
-          <w:rPr>
-            <w:color w:val="0000EE"/>
-            <w:u w:val="single"/>
-          </w:rPr>
-          <w:t>28章</w:t>
-        </w:r>
-      </w:hyperlink>
-      <w:r>
-        <w:rPr>
-          <w:lang w:val="zh_TW" w:bidi="zh_TW"/>
-        </w:rPr>
-        <w:t>的耶利米）。神直接呼召這些主要的先知（</w:t>
-      </w:r>
-      <w:hyperlink r:id="rId131">
-        <w:r>
-          <w:rPr>
-            <w:lang w:val="zh_TW" w:bidi="zh_TW"/>
-          </w:rPr>
-          <w:rPr>
-            <w:color w:val="0000EE"/>
-            <w:u w:val="single"/>
-          </w:rPr>
-          <w:t>王上17:1</w:t>
-        </w:r>
-      </w:hyperlink>
-      <w:r>
-        <w:rPr>
-          <w:lang w:val="zh_TW" w:bidi="zh_TW"/>
-        </w:rPr>
-        <w:t>，</w:t>
-      </w:r>
-      <w:hyperlink r:id="rId132">
-        <w:r>
-          <w:rPr>
-            <w:lang w:val="zh_TW" w:bidi="zh_TW"/>
-          </w:rPr>
-          <w:rPr>
-            <w:color w:val="0000EE"/>
-            <w:u w:val="single"/>
-          </w:rPr>
-          <w:t>21:17</w:t>
-        </w:r>
-      </w:hyperlink>
-      <w:r>
-        <w:rPr>
-          <w:lang w:val="zh_TW" w:bidi="zh_TW"/>
-        </w:rPr>
-        <w:t>；</w:t>
-      </w:r>
-      <w:hyperlink r:id="rId133">
-        <w:r>
-          <w:rPr>
-            <w:lang w:val="zh_TW" w:bidi="zh_TW"/>
-          </w:rPr>
-          <w:rPr>
-            <w:color w:val="0000EE"/>
-            <w:u w:val="single"/>
-          </w:rPr>
-          <w:t>賽6章</w:t>
-        </w:r>
-      </w:hyperlink>
-      <w:r>
-        <w:rPr>
-          <w:lang w:val="zh_TW" w:bidi="zh_TW"/>
-        </w:rPr>
-        <w:t>；</w:t>
-      </w:r>
-      <w:hyperlink r:id="rId134">
-        <w:r>
-          <w:rPr>
-            <w:lang w:val="zh_TW" w:bidi="zh_TW"/>
-          </w:rPr>
-          <w:rPr>
-            <w:color w:val="0000EE"/>
-            <w:u w:val="single"/>
-          </w:rPr>
-          <w:t>耶1章</w:t>
-        </w:r>
-      </w:hyperlink>
-      <w:r>
-        <w:rPr>
-          <w:lang w:val="zh_TW" w:bidi="zh_TW"/>
-        </w:rPr>
-        <w:t>；</w:t>
-      </w:r>
-      <w:hyperlink r:id="rId135">
-        <w:r>
-          <w:rPr>
-            <w:lang w:val="zh_TW" w:bidi="zh_TW"/>
-          </w:rPr>
-          <w:rPr>
-            <w:color w:val="0000EE"/>
-            <w:u w:val="single"/>
-          </w:rPr>
-          <w:t>摩7:15</w:t>
-        </w:r>
-      </w:hyperlink>
-      <w:r>
-        <w:rPr>
-          <w:lang w:val="zh_TW" w:bidi="zh_TW"/>
-        </w:rPr>
-        <w:t>）。唯一的例外是以利沙，神告訴以利亞要呼召並膏立他為先知（</w:t>
-      </w:r>
-      <w:hyperlink r:id="rId136">
-        <w:r>
-          <w:rPr>
-            <w:lang w:val="zh_TW" w:bidi="zh_TW"/>
-          </w:rPr>
-          <w:rPr>
-            <w:color w:val="0000EE"/>
-            <w:u w:val="single"/>
-          </w:rPr>
-          <w:t>王上19:16</w:t>
-        </w:r>
-      </w:hyperlink>
-      <w:r>
-        <w:rPr>
-          <w:lang w:val="zh_TW" w:bidi="zh_TW"/>
-        </w:rPr>
-        <w:t>；參</w:t>
-      </w:r>
-      <w:hyperlink r:id="rId137">
-        <w:r>
-          <w:rPr>
-            <w:lang w:val="zh_TW" w:bidi="zh_TW"/>
-          </w:rPr>
-          <w:rPr>
-            <w:color w:val="0000EE"/>
-            <w:u w:val="single"/>
-          </w:rPr>
-          <w:t>賽61:1</w:t>
-        </w:r>
-      </w:hyperlink>
-      <w:r>
-        <w:rPr>
-          <w:lang w:val="zh_TW" w:bidi="zh_TW"/>
-        </w:rPr>
-        <w:t>）。百姓辨別一位先知是否真正來自神，不在於任何特殊的儀式，而在於他們的信息是否明顯真實。對於預言未來的事情，當預言成真時，百姓就可以知道是否是真的先知（</w:t>
-      </w:r>
-      <w:hyperlink r:id="rId138">
-        <w:r>
-          <w:rPr>
-            <w:lang w:val="zh_TW" w:bidi="zh_TW"/>
-          </w:rPr>
-          <w:rPr>
-            <w:color w:val="0000EE"/>
-            <w:u w:val="single"/>
-          </w:rPr>
-          <w:t>王上22:13–14、26–28</w:t>
-        </w:r>
-      </w:hyperlink>
-      <w:r>
-        <w:rPr>
-          <w:lang w:val="zh_TW" w:bidi="zh_TW"/>
-        </w:rPr>
-        <w:t>；</w:t>
-      </w:r>
-      <w:hyperlink r:id="rId139">
-        <w:r>
-          <w:rPr>
-            <w:lang w:val="zh_TW" w:bidi="zh_TW"/>
-          </w:rPr>
-          <w:rPr>
-            <w:color w:val="0000EE"/>
-            <w:u w:val="single"/>
-          </w:rPr>
-          <w:t>耶28:5–9</w:t>
-        </w:r>
-      </w:hyperlink>
-      <w:r>
-        <w:rPr>
-          <w:lang w:val="zh_TW" w:bidi="zh_TW"/>
-        </w:rPr>
-        <w:t>）。</w:t>
-      </w:r>
-    </w:p>
-    <w:p>
-      <w:pPr>
-        <w:pStyle w:val="Heading3"/>
-      </w:pPr>
-      <w:r>
-        <w:rPr>
-          <w:lang w:val="zh_TW" w:bidi="zh_TW"/>
-        </w:rPr>
-        <w:t>新約中的承接聖職</w:t>
-      </w:r>
-    </w:p>
-    <w:p>
-      <w:pPr/>
-      <w:r>
-        <w:rPr>
-          <w:lang w:val="zh_TW" w:bidi="zh_TW"/>
-        </w:rPr>
-      </w:r>
-      <w:r>
-        <w:rPr>
-          <w:lang w:val="zh_TW" w:bidi="zh_TW"/>
-        </w:rPr>
-        <w:t>基督教的承接聖職（使人成為教會領袖的過程）也是基於神的揀選。耶穌和祂的門徒並不是來自當時的專業宗教團體。當耶穌揀選祂的十二使徒時，耶穌呼召了祂想要的人。耶穌後來告訴他們：「不是你們揀選了我，是我揀選了你們。」（</w:t>
-      </w:r>
-      <w:hyperlink r:id="rId140">
-        <w:r>
-          <w:rPr>
-            <w:lang w:val="zh_TW" w:bidi="zh_TW"/>
-          </w:rPr>
-          <w:rPr>
-            <w:color w:val="0000EE"/>
-            <w:u w:val="single"/>
-          </w:rPr>
-          <w:t>約15:16</w:t>
-        </w:r>
-      </w:hyperlink>
-      <w:r>
-        <w:rPr>
-          <w:lang w:val="zh_TW" w:bidi="zh_TW"/>
-        </w:rPr>
-        <w:t xml:space="preserve">）。 </w:t>
-      </w:r>
-    </w:p>
-    <w:p>
-      <w:pPr/>
-      <w:r>
-        <w:rPr>
-          <w:lang w:val="zh_TW" w:bidi="zh_TW"/>
-        </w:rPr>
-      </w:r>
-      <w:r>
-        <w:rPr>
-          <w:lang w:val="zh_TW" w:bidi="zh_TW"/>
-        </w:rPr>
-        <w:t>在早期基督教會中，領袖的揀選方式各不相同，但始終相信是神在引導這個過程。例如：</w:t>
-      </w:r>
-    </w:p>
-    <w:p>
-      <w:pPr>
-        <w:pStyle w:val="ListBullet"/>
-        <w:spacing w:line="240" w:lineRule="auto"/>
-        <w:ind w:left="720"/>
-      </w:pPr>
-      <w:r>
-        <w:rPr>
-          <w:lang w:val="zh_TW" w:bidi="zh_TW"/>
-        </w:rPr>
-      </w:r>
-      <w:r>
-        <w:rPr>
-          <w:lang w:val="zh_TW" w:bidi="zh_TW"/>
-        </w:rPr>
-        <w:t>當使徒們揀選馬提亞來取代猶大時，他們禱告並使用一種特殊的方法（搖籤）來確定神的旨意（</w:t>
-      </w:r>
-      <w:hyperlink r:id="rId141">
-        <w:r>
-          <w:rPr>
-            <w:lang w:val="zh_TW" w:bidi="zh_TW"/>
-          </w:rPr>
-          <w:rPr>
-            <w:color w:val="0000EE"/>
-            <w:u w:val="single"/>
-          </w:rPr>
-          <w:t>徒1:24–26</w:t>
-        </w:r>
-      </w:hyperlink>
-      <w:r>
-        <w:rPr>
-          <w:lang w:val="zh_TW" w:bidi="zh_TW"/>
-        </w:rPr>
-        <w:t xml:space="preserve">）。 </w:t>
-      </w:r>
-    </w:p>
-    <w:p>
-      <w:pPr>
-        <w:pStyle w:val="ListBullet"/>
-        <w:spacing w:line="240" w:lineRule="auto"/>
-        <w:ind w:left="720"/>
-      </w:pPr>
-      <w:r>
-        <w:rPr>
-          <w:lang w:val="zh_TW" w:bidi="zh_TW"/>
-        </w:rPr>
-      </w:r>
-      <w:r>
-        <w:rPr>
-          <w:lang w:val="zh_TW" w:bidi="zh_TW"/>
-        </w:rPr>
-        <w:t>保羅說在他出生以前神就已經揀選他作使徒。他堅持說，這一職分並不是從任何人那裡領受的（</w:t>
-      </w:r>
-      <w:hyperlink r:id="rId142">
-        <w:r>
-          <w:rPr>
-            <w:lang w:val="zh_TW" w:bidi="zh_TW"/>
-          </w:rPr>
-          <w:rPr>
-            <w:color w:val="0000EE"/>
-            <w:u w:val="single"/>
-          </w:rPr>
-          <w:t>加1:1、15</w:t>
-        </w:r>
-      </w:hyperlink>
-      <w:r>
-        <w:rPr>
-          <w:lang w:val="zh_TW" w:bidi="zh_TW"/>
-        </w:rPr>
-        <w:t xml:space="preserve">）。 </w:t>
-      </w:r>
-    </w:p>
-    <w:p>
-      <w:pPr>
-        <w:pStyle w:val="ListBullet"/>
-        <w:spacing w:line="240" w:lineRule="auto"/>
-        <w:ind w:left="720"/>
-      </w:pPr>
-      <w:r>
-        <w:rPr>
-          <w:lang w:val="zh_TW" w:bidi="zh_TW"/>
-        </w:rPr>
-      </w:r>
-      <w:r>
-        <w:rPr>
-          <w:lang w:val="zh_TW" w:bidi="zh_TW"/>
-        </w:rPr>
-        <w:t>聖靈指示教會差派保羅和巴拿巴作為傳教士，可能是通過某位基督教先知的話語來傳達的。</w:t>
-      </w:r>
-    </w:p>
-    <w:p>
-      <w:pPr>
-        <w:pStyle w:val="ListBullet"/>
-        <w:spacing w:line="240" w:lineRule="auto"/>
-        <w:ind w:left="720"/>
-      </w:pPr>
-      <w:r>
-        <w:rPr>
-          <w:lang w:val="zh_TW" w:bidi="zh_TW"/>
-        </w:rPr>
-      </w:r>
-      <w:r>
-        <w:rPr>
-          <w:lang w:val="zh_TW" w:bidi="zh_TW"/>
-        </w:rPr>
-        <w:t>提摩太最初被選為保羅的助手，是因為有指向他的預言信息（</w:t>
-      </w:r>
-      <w:hyperlink r:id="rId143">
-        <w:r>
-          <w:rPr>
-            <w:lang w:val="zh_TW" w:bidi="zh_TW"/>
-          </w:rPr>
-          <w:rPr>
-            <w:color w:val="0000EE"/>
-            <w:u w:val="single"/>
-          </w:rPr>
-          <w:t>提前1:18</w:t>
-        </w:r>
-      </w:hyperlink>
-      <w:r>
-        <w:rPr>
-          <w:lang w:val="zh_TW" w:bidi="zh_TW"/>
-        </w:rPr>
-        <w:t>，</w:t>
-      </w:r>
-      <w:hyperlink r:id="rId144">
-        <w:r>
-          <w:rPr>
-            <w:lang w:val="zh_TW" w:bidi="zh_TW"/>
-          </w:rPr>
-          <w:rPr>
-            <w:color w:val="0000EE"/>
-            <w:u w:val="single"/>
-          </w:rPr>
-          <w:t>4:14</w:t>
-        </w:r>
-      </w:hyperlink>
-      <w:r>
-        <w:rPr>
-          <w:lang w:val="zh_TW" w:bidi="zh_TW"/>
-        </w:rPr>
-        <w:t>）。</w:t>
-      </w:r>
-    </w:p>
-    <w:p>
-      <w:pPr/>
-      <w:r>
-        <w:rPr>
-          <w:lang w:val="zh_TW" w:bidi="zh_TW"/>
-        </w:rPr>
-      </w:r>
-      <w:r>
-        <w:rPr>
-          <w:lang w:val="zh_TW" w:bidi="zh_TW"/>
-        </w:rPr>
-        <w:t>在哥林多教會，聖靈直接賜予不同的職分，如講道、教導、醫治和治理事的（</w:t>
-      </w:r>
-      <w:hyperlink r:id="rId145">
-        <w:r>
-          <w:rPr>
-            <w:lang w:val="zh_TW" w:bidi="zh_TW"/>
-          </w:rPr>
-          <w:rPr>
-            <w:color w:val="0000EE"/>
-            <w:u w:val="single"/>
-          </w:rPr>
-          <w:t>林前12:8–11、28</w:t>
-        </w:r>
-      </w:hyperlink>
-      <w:r>
-        <w:rPr>
-          <w:lang w:val="zh_TW" w:bidi="zh_TW"/>
-        </w:rPr>
-        <w:t>；參</w:t>
-      </w:r>
-      <w:hyperlink r:id="rId146">
-        <w:r>
-          <w:rPr>
-            <w:lang w:val="zh_TW" w:bidi="zh_TW"/>
-          </w:rPr>
-          <w:rPr>
-            <w:color w:val="0000EE"/>
-            <w:u w:val="single"/>
-          </w:rPr>
-          <w:t>弗4:11</w:t>
-        </w:r>
-      </w:hyperlink>
-      <w:r>
-        <w:rPr>
-          <w:lang w:val="zh_TW" w:bidi="zh_TW"/>
-        </w:rPr>
-        <w:t xml:space="preserve">）。 </w:t>
-      </w:r>
-    </w:p>
-    <w:p>
-      <w:pPr/>
-      <w:r>
-        <w:rPr>
-          <w:lang w:val="zh_TW" w:bidi="zh_TW"/>
-        </w:rPr>
-      </w:r>
-      <w:r>
-        <w:rPr>
-          <w:lang w:val="zh_TW" w:bidi="zh_TW"/>
-        </w:rPr>
-        <w:t>在以弗所，聖靈使教會領袖（「監督」）成為會眾的守護者（</w:t>
-      </w:r>
-      <w:hyperlink r:id="rId147">
-        <w:r>
-          <w:rPr>
-            <w:lang w:val="zh_TW" w:bidi="zh_TW"/>
-          </w:rPr>
-          <w:rPr>
-            <w:color w:val="0000EE"/>
-            <w:u w:val="single"/>
-          </w:rPr>
-          <w:t>徒20:28</w:t>
-        </w:r>
-      </w:hyperlink>
-      <w:r>
-        <w:rPr>
-          <w:lang w:val="zh_TW" w:bidi="zh_TW"/>
-        </w:rPr>
-        <w:t xml:space="preserve">）。 </w:t>
-      </w:r>
-    </w:p>
-    <w:p>
-      <w:pPr/>
-      <w:r>
-        <w:rPr>
-          <w:lang w:val="zh_TW" w:bidi="zh_TW"/>
-        </w:rPr>
-      </w:r>
-      <w:r>
-        <w:rPr>
-          <w:lang w:val="zh_TW" w:bidi="zh_TW"/>
-        </w:rPr>
-        <w:t>通過這些例子可以明顯看出，神揀選誰來擔任這些職分。聖經強烈譴責任何企圖通過個人努力或不正當手段來獲得這些職分的行為（</w:t>
-      </w:r>
-      <w:hyperlink r:id="rId148">
-        <w:r>
-          <w:rPr>
-            <w:lang w:val="zh_TW" w:bidi="zh_TW"/>
-          </w:rPr>
-          <w:rPr>
-            <w:color w:val="0000EE"/>
-            <w:u w:val="single"/>
-          </w:rPr>
-          <w:t>徒8:18–24</w:t>
-        </w:r>
-      </w:hyperlink>
-      <w:r>
-        <w:rPr>
-          <w:lang w:val="zh_TW" w:bidi="zh_TW"/>
-        </w:rPr>
-        <w:t>）。</w:t>
-      </w:r>
-    </w:p>
-    <w:p>
-      <w:pPr/>
-      <w:r>
-        <w:rPr>
-          <w:lang w:val="zh_TW" w:bidi="zh_TW"/>
-        </w:rPr>
-      </w:r>
-      <w:r>
-        <w:rPr>
-          <w:lang w:val="zh_TW" w:bidi="zh_TW"/>
-        </w:rPr>
-        <w:t>另一方面，教會在揀選領袖方面也扮演了一個角色：</w:t>
-      </w:r>
-    </w:p>
-    <w:p>
-      <w:pPr>
-        <w:pStyle w:val="ListBullet"/>
-        <w:spacing w:line="240" w:lineRule="auto"/>
-        <w:ind w:left="720"/>
-      </w:pPr>
-      <w:r>
-        <w:rPr>
-          <w:lang w:val="zh_TW" w:bidi="zh_TW"/>
-        </w:rPr>
-      </w:r>
-      <w:r>
-        <w:rPr>
-          <w:lang w:val="zh_TW" w:bidi="zh_TW"/>
-        </w:rPr>
-        <w:t>聚集在一起的教會「提名」（或建議）巴撒巴和馬提亞作為候選人，然後請求神做出最終選擇（</w:t>
-      </w:r>
-      <w:hyperlink r:id="rId149">
-        <w:r>
-          <w:rPr>
-            <w:lang w:val="zh_TW" w:bidi="zh_TW"/>
-          </w:rPr>
-          <w:rPr>
-            <w:color w:val="0000EE"/>
-            <w:u w:val="single"/>
-          </w:rPr>
-          <w:t>徒1:15、23</w:t>
-        </w:r>
-      </w:hyperlink>
-      <w:r>
-        <w:rPr>
-          <w:lang w:val="zh_TW" w:bidi="zh_TW"/>
-        </w:rPr>
-        <w:t xml:space="preserve">）。 </w:t>
-      </w:r>
-    </w:p>
-    <w:p>
-      <w:pPr>
-        <w:pStyle w:val="ListBullet"/>
-        <w:spacing w:line="240" w:lineRule="auto"/>
-        <w:ind w:left="720"/>
-      </w:pPr>
-      <w:r>
-        <w:rPr>
-          <w:lang w:val="zh_TW" w:bidi="zh_TW"/>
-        </w:rPr>
-      </w:r>
-      <w:r>
-        <w:rPr>
-          <w:lang w:val="zh_TW" w:bidi="zh_TW"/>
-        </w:rPr>
-        <w:t>信徒選出七個人來服事，然後把他們帶到使徒面前（</w:t>
-      </w:r>
-      <w:hyperlink r:id="rId150">
-        <w:r>
-          <w:rPr>
-            <w:lang w:val="zh_TW" w:bidi="zh_TW"/>
-          </w:rPr>
-          <w:rPr>
-            <w:color w:val="0000EE"/>
-            <w:u w:val="single"/>
-          </w:rPr>
-          <w:t>徒6:2–6</w:t>
-        </w:r>
-      </w:hyperlink>
-      <w:r>
-        <w:rPr>
-          <w:lang w:val="zh_TW" w:bidi="zh_TW"/>
-        </w:rPr>
-        <w:t xml:space="preserve">）。 </w:t>
-      </w:r>
-    </w:p>
-    <w:p>
-      <w:pPr>
-        <w:pStyle w:val="ListBullet"/>
-        <w:spacing w:line="240" w:lineRule="auto"/>
-        <w:ind w:left="720"/>
-      </w:pPr>
-      <w:r>
-        <w:rPr>
-          <w:lang w:val="zh_TW" w:bidi="zh_TW"/>
-        </w:rPr>
-      </w:r>
-      <w:r>
-        <w:rPr>
-          <w:lang w:val="zh_TW" w:bidi="zh_TW"/>
-        </w:rPr>
-        <w:t>聚集的教會遵循聖靈的指示，差派保羅和巴拿巴作為傳教士（</w:t>
-      </w:r>
-      <w:hyperlink r:id="rId151">
-        <w:r>
-          <w:rPr>
-            <w:lang w:val="zh_TW" w:bidi="zh_TW"/>
-          </w:rPr>
-          <w:rPr>
-            <w:color w:val="0000EE"/>
-            <w:u w:val="single"/>
-          </w:rPr>
-          <w:t>徒13:3</w:t>
-        </w:r>
-      </w:hyperlink>
-      <w:r>
-        <w:rPr>
-          <w:lang w:val="zh_TW" w:bidi="zh_TW"/>
-        </w:rPr>
-        <w:t xml:space="preserve">）。 </w:t>
-      </w:r>
-    </w:p>
-    <w:p>
-      <w:pPr>
-        <w:pStyle w:val="ListBullet"/>
-        <w:spacing w:line="240" w:lineRule="auto"/>
-        <w:ind w:left="720"/>
-      </w:pPr>
-      <w:r>
-        <w:rPr>
-          <w:lang w:val="zh_TW" w:bidi="zh_TW"/>
-        </w:rPr>
-      </w:r>
-      <w:r>
-        <w:rPr>
-          <w:lang w:val="zh_TW" w:bidi="zh_TW"/>
-        </w:rPr>
-        <w:t>保羅和巴拿巴在各地選立長老（</w:t>
-      </w:r>
-      <w:hyperlink r:id="rId152">
-        <w:r>
-          <w:rPr>
-            <w:lang w:val="zh_TW" w:bidi="zh_TW"/>
-          </w:rPr>
-          <w:rPr>
-            <w:color w:val="0000EE"/>
-            <w:u w:val="single"/>
-          </w:rPr>
-          <w:t>徒14:23</w:t>
-        </w:r>
-      </w:hyperlink>
-      <w:r>
-        <w:rPr>
-          <w:lang w:val="zh_TW" w:bidi="zh_TW"/>
-        </w:rPr>
-        <w:t>）。保羅也指示提多去做同樣的事情（</w:t>
-      </w:r>
-      <w:hyperlink r:id="rId153">
-        <w:r>
-          <w:rPr>
-            <w:lang w:val="zh_TW" w:bidi="zh_TW"/>
-          </w:rPr>
-          <w:rPr>
-            <w:color w:val="0000EE"/>
-            <w:u w:val="single"/>
-          </w:rPr>
-          <w:t>多1:5</w:t>
-        </w:r>
-      </w:hyperlink>
-      <w:r>
-        <w:rPr>
-          <w:lang w:val="zh_TW" w:bidi="zh_TW"/>
-        </w:rPr>
-        <w:t>），提摩太可能也曾這樣做（</w:t>
-      </w:r>
-      <w:hyperlink r:id="rId154">
-        <w:r>
-          <w:rPr>
-            <w:lang w:val="zh_TW" w:bidi="zh_TW"/>
-          </w:rPr>
-          <w:rPr>
-            <w:color w:val="0000EE"/>
-            <w:u w:val="single"/>
-          </w:rPr>
-          <w:t>提前5:22</w:t>
-        </w:r>
-      </w:hyperlink>
-      <w:r>
-        <w:rPr>
-          <w:lang w:val="zh_TW" w:bidi="zh_TW"/>
-        </w:rPr>
-        <w:t xml:space="preserve">）。 </w:t>
-      </w:r>
-    </w:p>
-    <w:p>
-      <w:pPr>
-        <w:pStyle w:val="ListBullet"/>
-        <w:spacing w:line="240" w:lineRule="auto"/>
-        <w:ind w:left="720"/>
-      </w:pPr>
-      <w:r>
-        <w:rPr>
-          <w:lang w:val="zh_TW" w:bidi="zh_TW"/>
-        </w:rPr>
-      </w:r>
-      <w:r>
-        <w:rPr>
-          <w:lang w:val="zh_TW" w:bidi="zh_TW"/>
-        </w:rPr>
-        <w:t>路司得和以哥念的長老與保羅一起任命提摩太為領袖，這是回應一位基督教先知的信息（</w:t>
-      </w:r>
-      <w:hyperlink r:id="rId144">
-        <w:r>
-          <w:rPr>
-            <w:lang w:val="zh_TW" w:bidi="zh_TW"/>
-          </w:rPr>
-          <w:rPr>
-            <w:color w:val="0000EE"/>
-            <w:u w:val="single"/>
-          </w:rPr>
-          <w:t>提前4:14</w:t>
-        </w:r>
-      </w:hyperlink>
-      <w:r>
-        <w:rPr>
-          <w:lang w:val="zh_TW" w:bidi="zh_TW"/>
-        </w:rPr>
-        <w:t>；</w:t>
-      </w:r>
-      <w:hyperlink r:id="rId155">
-        <w:r>
-          <w:rPr>
-            <w:lang w:val="zh_TW" w:bidi="zh_TW"/>
-          </w:rPr>
-          <w:rPr>
-            <w:color w:val="0000EE"/>
-            <w:u w:val="single"/>
-          </w:rPr>
-          <w:t>提後1:6</w:t>
-        </w:r>
-      </w:hyperlink>
-      <w:r>
-        <w:rPr>
-          <w:lang w:val="zh_TW" w:bidi="zh_TW"/>
-        </w:rPr>
-        <w:t xml:space="preserve">）。 </w:t>
-      </w:r>
-    </w:p>
-    <w:p>
-      <w:pPr/>
-      <w:r>
-        <w:rPr>
-          <w:lang w:val="zh_TW" w:bidi="zh_TW"/>
-        </w:rPr>
-      </w:r>
-      <w:r>
-        <w:rPr>
-          <w:lang w:val="zh_TW" w:bidi="zh_TW"/>
-        </w:rPr>
-        <w:t>當保羅寫信給提摩太和提多時，已經有教會領袖所需的品質的詳細清單（</w:t>
-      </w:r>
-      <w:hyperlink r:id="rId156">
-        <w:r>
-          <w:rPr>
-            <w:lang w:val="zh_TW" w:bidi="zh_TW"/>
-          </w:rPr>
-          <w:rPr>
-            <w:color w:val="0000EE"/>
-            <w:u w:val="single"/>
-          </w:rPr>
-          <w:t>提前3:1–13</w:t>
-        </w:r>
-      </w:hyperlink>
-      <w:r>
-        <w:rPr>
-          <w:lang w:val="zh_TW" w:bidi="zh_TW"/>
-        </w:rPr>
-        <w:t>；</w:t>
-      </w:r>
-      <w:hyperlink r:id="rId157">
-        <w:r>
-          <w:rPr>
-            <w:lang w:val="zh_TW" w:bidi="zh_TW"/>
-          </w:rPr>
-          <w:rPr>
-            <w:color w:val="0000EE"/>
-            <w:u w:val="single"/>
-          </w:rPr>
-          <w:t>提後2:2</w:t>
-        </w:r>
-      </w:hyperlink>
-      <w:r>
-        <w:rPr>
-          <w:lang w:val="zh_TW" w:bidi="zh_TW"/>
-        </w:rPr>
-        <w:t>）。</w:t>
-      </w:r>
-    </w:p>
-    <w:p>
-      <w:pPr/>
-      <w:r>
-        <w:rPr>
-          <w:lang w:val="zh_TW" w:bidi="zh_TW"/>
-        </w:rPr>
-      </w:r>
-      <w:r>
-        <w:rPr>
-          <w:lang w:val="zh_TW" w:bidi="zh_TW"/>
-        </w:rPr>
-        <w:t>信徒的聚會也參與了揀選領袖。他們以多種方式進行：</w:t>
-      </w:r>
-    </w:p>
-    <w:p>
-      <w:pPr>
-        <w:pStyle w:val="ListBullet"/>
-        <w:spacing w:line="240" w:lineRule="auto"/>
-        <w:ind w:left="720"/>
-      </w:pPr>
-      <w:r>
-        <w:rPr>
-          <w:lang w:val="zh_TW" w:bidi="zh_TW"/>
-        </w:rPr>
-      </w:r>
-      <w:r>
-        <w:rPr>
-          <w:lang w:val="zh_TW" w:bidi="zh_TW"/>
-        </w:rPr>
-        <w:t>可以通過禱告、禁食（為了屬靈目的而不進食）和抽籤（被認為是揭示神旨意的一種隨機選擇方法；</w:t>
-      </w:r>
-      <w:hyperlink r:id="rId158">
-        <w:r>
-          <w:rPr>
-            <w:lang w:val="zh_TW" w:bidi="zh_TW"/>
-          </w:rPr>
-          <w:rPr>
-            <w:color w:val="0000EE"/>
-            <w:u w:val="single"/>
-          </w:rPr>
-          <w:t>徒1:26</w:t>
-        </w:r>
-      </w:hyperlink>
-      <w:r>
-        <w:rPr>
-          <w:lang w:val="zh_TW" w:bidi="zh_TW"/>
-        </w:rPr>
-        <w:t>，</w:t>
-      </w:r>
-      <w:hyperlink r:id="rId159">
-        <w:r>
-          <w:rPr>
-            <w:lang w:val="zh_TW" w:bidi="zh_TW"/>
-          </w:rPr>
-          <w:rPr>
-            <w:color w:val="0000EE"/>
-            <w:u w:val="single"/>
-          </w:rPr>
-          <w:t>6:6</w:t>
-        </w:r>
-      </w:hyperlink>
-      <w:r>
-        <w:rPr>
-          <w:lang w:val="zh_TW" w:bidi="zh_TW"/>
-        </w:rPr>
-        <w:t>，</w:t>
-      </w:r>
-      <w:hyperlink r:id="rId160">
-        <w:r>
-          <w:rPr>
-            <w:lang w:val="zh_TW" w:bidi="zh_TW"/>
-          </w:rPr>
-          <w:rPr>
-            <w:color w:val="0000EE"/>
-            <w:u w:val="single"/>
-          </w:rPr>
-          <w:t>13:2–3</w:t>
-        </w:r>
-      </w:hyperlink>
-      <w:r>
-        <w:rPr>
-          <w:lang w:val="zh_TW" w:bidi="zh_TW"/>
-        </w:rPr>
-        <w:t>，</w:t>
-      </w:r>
-      <w:hyperlink r:id="rId152">
-        <w:r>
-          <w:rPr>
-            <w:lang w:val="zh_TW" w:bidi="zh_TW"/>
-          </w:rPr>
-          <w:rPr>
-            <w:color w:val="0000EE"/>
-            <w:u w:val="single"/>
-          </w:rPr>
-          <w:t>14:23</w:t>
-        </w:r>
-      </w:hyperlink>
-      <w:r>
-        <w:rPr>
-          <w:lang w:val="zh_TW" w:bidi="zh_TW"/>
-        </w:rPr>
-        <w:t>）來揀選領袖。</w:t>
-      </w:r>
-    </w:p>
-    <w:p>
-      <w:pPr>
-        <w:pStyle w:val="ListBullet"/>
-        <w:spacing w:line="240" w:lineRule="auto"/>
-        <w:ind w:left="720"/>
-      </w:pPr>
-      <w:r>
-        <w:rPr>
-          <w:lang w:val="zh_TW" w:bidi="zh_TW"/>
-        </w:rPr>
-      </w:r>
-      <w:r>
-        <w:rPr>
-          <w:lang w:val="zh_TW" w:bidi="zh_TW"/>
-        </w:rPr>
-        <w:t>有時領袖是通過「舉手選舉」（希臘文為</w:t>
-      </w:r>
-      <w:r>
-        <w:rPr>
-          <w:i/>
-          <w:lang w:val="zh_TW" w:bidi="zh_TW"/>
-        </w:rPr>
-        <w:t>cheirotonein</w:t>
-      </w:r>
-      <w:r>
-        <w:rPr>
-          <w:lang w:val="zh_TW" w:bidi="zh_TW"/>
-        </w:rPr>
-        <w:t>）來揀選的。這個詞原本的意思是「舉手選舉」，但後來用來表示「通過指認選擇」（參</w:t>
-      </w:r>
-      <w:hyperlink r:id="rId152">
-        <w:r>
-          <w:rPr>
-            <w:lang w:val="zh_TW" w:bidi="zh_TW"/>
-          </w:rPr>
-          <w:rPr>
-            <w:color w:val="0000EE"/>
-            <w:u w:val="single"/>
-          </w:rPr>
-          <w:t>徒14:23</w:t>
-        </w:r>
-      </w:hyperlink>
-      <w:r>
-        <w:rPr>
-          <w:lang w:val="zh_TW" w:bidi="zh_TW"/>
-        </w:rPr>
-        <w:t>；</w:t>
-      </w:r>
-      <w:hyperlink r:id="rId161">
-        <w:r>
-          <w:rPr>
-            <w:lang w:val="zh_TW" w:bidi="zh_TW"/>
-          </w:rPr>
-          <w:rPr>
-            <w:color w:val="0000EE"/>
-            <w:u w:val="single"/>
-          </w:rPr>
-          <w:t>林後8:19</w:t>
-        </w:r>
-      </w:hyperlink>
-      <w:r>
-        <w:rPr>
-          <w:lang w:val="zh_TW" w:bidi="zh_TW"/>
-        </w:rPr>
-        <w:t>）。</w:t>
-      </w:r>
-    </w:p>
-    <w:p>
-      <w:pPr>
-        <w:pStyle w:val="ListBullet"/>
-        <w:spacing w:line="240" w:lineRule="auto"/>
-        <w:ind w:left="720"/>
-      </w:pPr>
-      <w:r>
-        <w:rPr>
-          <w:lang w:val="zh_TW" w:bidi="zh_TW"/>
-        </w:rPr>
-      </w:r>
-      <w:r>
-        <w:rPr>
-          <w:lang w:val="zh_TW" w:bidi="zh_TW"/>
-        </w:rPr>
-        <w:t>有時領袖是由團體選出的（</w:t>
-      </w:r>
-      <w:hyperlink r:id="rId149">
-        <w:r>
-          <w:rPr>
-            <w:lang w:val="zh_TW" w:bidi="zh_TW"/>
-          </w:rPr>
-          <w:rPr>
-            <w:color w:val="0000EE"/>
-            <w:u w:val="single"/>
-          </w:rPr>
-          <w:t>徒1:15、23</w:t>
-        </w:r>
-      </w:hyperlink>
-      <w:r>
-        <w:rPr>
-          <w:lang w:val="zh_TW" w:bidi="zh_TW"/>
-        </w:rPr>
-        <w:t>，</w:t>
-      </w:r>
-      <w:hyperlink r:id="rId162">
-        <w:r>
-          <w:rPr>
-            <w:lang w:val="zh_TW" w:bidi="zh_TW"/>
-          </w:rPr>
-          <w:rPr>
-            <w:color w:val="0000EE"/>
-            <w:u w:val="single"/>
-          </w:rPr>
-          <w:t>6:2–5</w:t>
-        </w:r>
-      </w:hyperlink>
-      <w:r>
-        <w:rPr>
-          <w:lang w:val="zh_TW" w:bidi="zh_TW"/>
-        </w:rPr>
-        <w:t>，</w:t>
-      </w:r>
-      <w:hyperlink r:id="rId151">
-        <w:r>
-          <w:rPr>
-            <w:lang w:val="zh_TW" w:bidi="zh_TW"/>
-          </w:rPr>
-          <w:rPr>
-            <w:color w:val="0000EE"/>
-            <w:u w:val="single"/>
-          </w:rPr>
-          <w:t>13:3</w:t>
-        </w:r>
-      </w:hyperlink>
-      <w:r>
-        <w:rPr>
-          <w:lang w:val="zh_TW" w:bidi="zh_TW"/>
-        </w:rPr>
-        <w:t>，</w:t>
-      </w:r>
-      <w:hyperlink r:id="rId163">
-        <w:r>
-          <w:rPr>
-            <w:lang w:val="zh_TW" w:bidi="zh_TW"/>
-          </w:rPr>
-          <w:rPr>
-            <w:color w:val="0000EE"/>
-            <w:u w:val="single"/>
-          </w:rPr>
-          <w:t>16:2</w:t>
-        </w:r>
-      </w:hyperlink>
-      <w:r>
-        <w:rPr>
-          <w:lang w:val="zh_TW" w:bidi="zh_TW"/>
-        </w:rPr>
-        <w:t>；</w:t>
-      </w:r>
-      <w:hyperlink r:id="rId144">
-        <w:r>
-          <w:rPr>
-            <w:lang w:val="zh_TW" w:bidi="zh_TW"/>
-          </w:rPr>
-          <w:rPr>
-            <w:color w:val="0000EE"/>
-            <w:u w:val="single"/>
-          </w:rPr>
-          <w:t>提前4:14</w:t>
-        </w:r>
-      </w:hyperlink>
-      <w:r>
-        <w:rPr>
-          <w:lang w:val="zh_TW" w:bidi="zh_TW"/>
-        </w:rPr>
-        <w:t>）。</w:t>
-      </w:r>
-    </w:p>
-    <w:p>
-      <w:pPr/>
-      <w:r>
-        <w:rPr>
-          <w:lang w:val="zh_TW" w:bidi="zh_TW"/>
-        </w:rPr>
-      </w:r>
-      <w:r>
-        <w:rPr>
-          <w:i/>
-          <w:lang w:val="zh_TW" w:bidi="zh_TW"/>
-        </w:rPr>
-        <w:t>另見</w:t>
-      </w:r>
-      <w:r>
-        <w:rPr>
-          <w:lang w:val="zh_TW" w:bidi="zh_TW"/>
-        </w:rPr>
-        <w:t>預定</w:t>
-      </w:r>
-      <w:r>
-        <w:rPr>
-          <w:lang w:val="zh_TW" w:bidi="zh_TW"/>
-        </w:rPr>
-        <w:t>。</w:t>
       </w:r>
       <w:r>
         <w:rPr>

--- a/zht/docx/128.content.docx
+++ b/zht/docx/128.content.docx
@@ -149,7 +149,7 @@
         <w:rPr>
           <w:lang w:val="zh_TW" w:bidi="zh_TW"/>
         </w:rPr>
-        <w:t>qu</w:t>
+        <w:t>qiang</w:t>
       </w:r>
       <w:r>
         <w:rPr>
@@ -212,7 +212,7 @@
         <w:rPr>
           <w:lang w:val="zh_TW" w:bidi="zh_TW"/>
         </w:rPr>
-        <w:t>屈膝</w:t>
+        <w:t>強姦</w:t>
       </w:r>
       <w:r>
         <w:rPr>
@@ -231,7 +231,29 @@
         <w:rPr>
           <w:lang w:val="zh_TW" w:bidi="zh_TW"/>
         </w:rPr>
-        <w:t>通常表示崇拜、尊敬或順服的姿勢。強壯的膝象徵著一個人有堅定的信心和目標，因此屈膝表示對上級的順服。人在君王、統治者、長官或神面前屈膝。</w:t>
+        <w:t>男子違背女子的意願，強迫她與自己發生性關係的行為。舊約聖經記載了兩個明確的例子：</w:t>
+      </w:r>
+    </w:p>
+    <w:p>
+      <w:pPr>
+        <w:pStyle w:val="ListNumber"/>
+        <w:numPr>
+          <w:ilvl w:val="0"/>
+          <w:numId w:val="14"/>
+        </w:numPr>
+        <w:spacing w:line="240" w:lineRule="auto"/>
+        <w:ind w:left="720"/>
+      </w:pPr>
+      <w:r>
+        <w:rPr>
+          <w:lang w:val="zh_TW" w:bidi="zh_TW"/>
+        </w:rPr>
+      </w:r>
+      <w:r>
+        <w:rPr>
+          <w:lang w:val="zh_TW" w:bidi="zh_TW"/>
+        </w:rPr>
+        <w:t>希未人哈抹的兒子示劍強姦了底拿（見</w:t>
       </w:r>
       <w:hyperlink r:id="rId13">
         <w:r>
@@ -242,14 +264,32 @@
             <w:color w:val="0000EE"/>
             <w:u w:val="single"/>
           </w:rPr>
-          <w:t>創41:43</w:t>
+          <w:t>創34:2–7</w:t>
         </w:r>
       </w:hyperlink>
       <w:r>
         <w:rPr>
           <w:lang w:val="zh_TW" w:bidi="zh_TW"/>
         </w:rPr>
-        <w:t>描述在法老和約瑟面前跪下的人。人在主面前敬畏地跪下是很常見的（</w:t>
+        <w:t>）</w:t>
+      </w:r>
+    </w:p>
+    <w:p>
+      <w:pPr>
+        <w:pStyle w:val="ListNumber"/>
+        <w:spacing w:line="240" w:lineRule="auto"/>
+        <w:ind w:left="720"/>
+      </w:pPr>
+      <w:r>
+        <w:rPr>
+          <w:lang w:val="zh_TW" w:bidi="zh_TW"/>
+        </w:rPr>
+      </w:r>
+      <w:r>
+        <w:rPr>
+          <w:lang w:val="zh_TW" w:bidi="zh_TW"/>
+        </w:rPr>
+        <w:t>大衛王的兒子暗嫩強姦了他的妹妹她瑪 （</w:t>
       </w:r>
       <w:hyperlink r:id="rId14">
         <w:r>
@@ -260,86 +300,14 @@
             <w:color w:val="0000EE"/>
             <w:u w:val="single"/>
           </w:rPr>
-          <w:t>賽45:23</w:t>
+          <w:t>撒下13:14</w:t>
         </w:r>
       </w:hyperlink>
       <w:r>
         <w:rPr>
           <w:lang w:val="zh_TW" w:bidi="zh_TW"/>
         </w:rPr>
-        <w:t>；</w:t>
-      </w:r>
-      <w:hyperlink r:id="rId15">
-        <w:r>
-          <w:rPr>
-            <w:lang w:val="zh_TW" w:bidi="zh_TW"/>
-          </w:rPr>
-          <w:rPr>
-            <w:color w:val="0000EE"/>
-            <w:u w:val="single"/>
-          </w:rPr>
-          <w:t>羅14:11</w:t>
-        </w:r>
-      </w:hyperlink>
-      <w:r>
-        <w:rPr>
-          <w:lang w:val="zh_TW" w:bidi="zh_TW"/>
-        </w:rPr>
-        <w:t>；</w:t>
-      </w:r>
-      <w:hyperlink r:id="rId16">
-        <w:r>
-          <w:rPr>
-            <w:lang w:val="zh_TW" w:bidi="zh_TW"/>
-          </w:rPr>
-          <w:rPr>
-            <w:color w:val="0000EE"/>
-            <w:u w:val="single"/>
-          </w:rPr>
-          <w:t>腓2:10</w:t>
-        </w:r>
-      </w:hyperlink>
-      <w:r>
-        <w:rPr>
-          <w:lang w:val="zh_TW" w:bidi="zh_TW"/>
-        </w:rPr>
-        <w:t>）。發生饑荒時，以色列人偏離了主，那些保持忠心的人被描述為「未曾向巴力屈膝的」（</w:t>
-      </w:r>
-      <w:hyperlink r:id="rId17">
-        <w:r>
-          <w:rPr>
-            <w:lang w:val="zh_TW" w:bidi="zh_TW"/>
-          </w:rPr>
-          <w:rPr>
-            <w:color w:val="0000EE"/>
-            <w:u w:val="single"/>
-          </w:rPr>
-          <w:t>王上19:18</w:t>
-        </w:r>
-      </w:hyperlink>
-      <w:r>
-        <w:rPr>
-          <w:lang w:val="zh_TW" w:bidi="zh_TW"/>
-        </w:rPr>
-        <w:t>；見</w:t>
-      </w:r>
-      <w:hyperlink r:id="rId18">
-        <w:r>
-          <w:rPr>
-            <w:lang w:val="zh_TW" w:bidi="zh_TW"/>
-          </w:rPr>
-          <w:rPr>
-            <w:color w:val="0000EE"/>
-            <w:u w:val="single"/>
-          </w:rPr>
-          <w:t>羅11:4</w:t>
-        </w:r>
-      </w:hyperlink>
-      <w:r>
-        <w:rPr>
-          <w:lang w:val="zh_TW" w:bidi="zh_TW"/>
-        </w:rPr>
-        <w:t>）。</w:t>
+        <w:t>）</w:t>
       </w:r>
     </w:p>
     <w:p>
@@ -353,139 +321,7 @@
         <w:rPr>
           <w:lang w:val="zh_TW" w:bidi="zh_TW"/>
         </w:rPr>
-        <w:t>穩固的膝代表力量，雙膝被擊打則代表力量被毀（</w:t>
-      </w:r>
-      <w:hyperlink r:id="rId19">
-        <w:r>
-          <w:rPr>
-            <w:lang w:val="zh_TW" w:bidi="zh_TW"/>
-          </w:rPr>
-          <w:rPr>
-            <w:color w:val="0000EE"/>
-            <w:u w:val="single"/>
-          </w:rPr>
-          <w:t>申28:35</w:t>
-        </w:r>
-      </w:hyperlink>
-      <w:r>
-        <w:rPr>
-          <w:lang w:val="zh_TW" w:bidi="zh_TW"/>
-        </w:rPr>
-        <w:t>）。以賽亞求主使無力的膝穩固（</w:t>
-      </w:r>
-      <w:hyperlink r:id="rId20">
-        <w:r>
-          <w:rPr>
-            <w:lang w:val="zh_TW" w:bidi="zh_TW"/>
-          </w:rPr>
-          <w:rPr>
-            <w:color w:val="0000EE"/>
-            <w:u w:val="single"/>
-          </w:rPr>
-          <w:t>賽35:3</w:t>
-        </w:r>
-      </w:hyperlink>
-      <w:r>
-        <w:rPr>
-          <w:lang w:val="zh_TW" w:bidi="zh_TW"/>
-        </w:rPr>
-        <w:t>）。經文提到軟弱或無力的膝時一般指信心的不穩固（</w:t>
-      </w:r>
-      <w:hyperlink r:id="rId21">
-        <w:r>
-          <w:rPr>
-            <w:lang w:val="zh_TW" w:bidi="zh_TW"/>
-          </w:rPr>
-          <w:rPr>
-            <w:color w:val="0000EE"/>
-            <w:u w:val="single"/>
-          </w:rPr>
-          <w:t>伯4:4</w:t>
-        </w:r>
-      </w:hyperlink>
-      <w:r>
-        <w:rPr>
-          <w:lang w:val="zh_TW" w:bidi="zh_TW"/>
-        </w:rPr>
-        <w:t>；</w:t>
-      </w:r>
-      <w:hyperlink r:id="rId22">
-        <w:r>
-          <w:rPr>
-            <w:lang w:val="zh_TW" w:bidi="zh_TW"/>
-          </w:rPr>
-          <w:rPr>
-            <w:color w:val="0000EE"/>
-            <w:u w:val="single"/>
-          </w:rPr>
-          <w:t>來12:12</w:t>
-        </w:r>
-      </w:hyperlink>
-      <w:r>
-        <w:rPr>
-          <w:lang w:val="zh_TW" w:bidi="zh_TW"/>
-        </w:rPr>
-        <w:t>），但有時也指健康的衰退（</w:t>
-      </w:r>
-      <w:hyperlink r:id="rId23">
-        <w:r>
-          <w:rPr>
-            <w:lang w:val="zh_TW" w:bidi="zh_TW"/>
-          </w:rPr>
-          <w:rPr>
-            <w:color w:val="0000EE"/>
-            <w:u w:val="single"/>
-          </w:rPr>
-          <w:t>詩109:24</w:t>
-        </w:r>
-      </w:hyperlink>
-      <w:r>
-        <w:rPr>
-          <w:lang w:val="zh_TW" w:bidi="zh_TW"/>
-        </w:rPr>
-        <w:t>）。以西結提到那些膝「弱如水」的人（</w:t>
-      </w:r>
-      <w:hyperlink r:id="rId24">
-        <w:r>
-          <w:rPr>
-            <w:lang w:val="zh_TW" w:bidi="zh_TW"/>
-          </w:rPr>
-          <w:rPr>
-            <w:color w:val="0000EE"/>
-            <w:u w:val="single"/>
-          </w:rPr>
-          <w:t>結7:17</w:t>
-        </w:r>
-      </w:hyperlink>
-      <w:hyperlink r:id="rId24">
-        <w:r>
-          <w:rPr>
-            <w:lang w:val="zh_TW" w:bidi="zh_TW"/>
-          </w:rPr>
-          <w:rPr>
-            <w:color w:val="0000EE"/>
-            <w:u w:val="single"/>
-          </w:rPr>
-          <w:t>，</w:t>
-        </w:r>
-      </w:hyperlink>
-      <w:hyperlink r:id="rId25">
-        <w:r>
-          <w:rPr>
-            <w:lang w:val="zh_TW" w:bidi="zh_TW"/>
-          </w:rPr>
-          <w:rPr>
-            <w:color w:val="0000EE"/>
-            <w:u w:val="single"/>
-          </w:rPr>
-          <w:t>21:7</w:t>
-        </w:r>
-      </w:hyperlink>
-      <w:r>
-        <w:rPr>
-          <w:lang w:val="zh_TW" w:bidi="zh_TW"/>
-        </w:rPr>
-        <w:t>）。</w:t>
+        <w:t>在這兩個事件中，受害女子的兄弟都為姊妹遭受強姦而報復。</w:t>
       </w:r>
     </w:p>
     <w:p>
@@ -497,365 +333,40 @@
       </w:r>
       <w:r>
         <w:rPr>
+          <w:i/>
           <w:lang w:val="zh_TW" w:bidi="zh_TW"/>
         </w:rPr>
-        <w:t>在主面前雙膝跪下是一種表示敬拜（</w:t>
-      </w:r>
-      <w:hyperlink r:id="rId26">
-        <w:r>
-          <w:rPr>
-            <w:lang w:val="zh_TW" w:bidi="zh_TW"/>
-          </w:rPr>
-          <w:rPr>
-            <w:color w:val="0000EE"/>
-            <w:u w:val="single"/>
-          </w:rPr>
-          <w:t>詩95:6</w:t>
-        </w:r>
-      </w:hyperlink>
-      <w:r>
-        <w:rPr>
-          <w:lang w:val="zh_TW" w:bidi="zh_TW"/>
-        </w:rPr>
-        <w:t>）和禱告的姿勢（</w:t>
-      </w:r>
-      <w:hyperlink r:id="rId27">
-        <w:r>
-          <w:rPr>
-            <w:lang w:val="zh_TW" w:bidi="zh_TW"/>
-          </w:rPr>
-          <w:rPr>
-            <w:color w:val="0000EE"/>
-            <w:u w:val="single"/>
-          </w:rPr>
-          <w:t>但6:10</w:t>
-        </w:r>
-      </w:hyperlink>
-      <w:r>
-        <w:rPr>
-          <w:lang w:val="zh_TW" w:bidi="zh_TW"/>
-        </w:rPr>
-        <w:t>）。基督自己在客西馬尼園跪下禱告（</w:t>
-      </w:r>
-      <w:hyperlink r:id="rId28">
-        <w:r>
-          <w:rPr>
-            <w:lang w:val="zh_TW" w:bidi="zh_TW"/>
-          </w:rPr>
-          <w:rPr>
-            <w:color w:val="0000EE"/>
-            <w:u w:val="single"/>
-          </w:rPr>
-          <w:t>路22:41</w:t>
-        </w:r>
-      </w:hyperlink>
-      <w:r>
-        <w:rPr>
-          <w:lang w:val="zh_TW" w:bidi="zh_TW"/>
-        </w:rPr>
-        <w:t>），彼得、保羅和司提反也曾如此（</w:t>
-      </w:r>
-      <w:hyperlink r:id="rId29">
-        <w:r>
-          <w:rPr>
-            <w:lang w:val="zh_TW" w:bidi="zh_TW"/>
-          </w:rPr>
-          <w:rPr>
-            <w:color w:val="0000EE"/>
-            <w:u w:val="single"/>
-          </w:rPr>
-          <w:t>徒7:60</w:t>
-        </w:r>
-      </w:hyperlink>
-      <w:hyperlink r:id="rId29">
-        <w:r>
-          <w:rPr>
-            <w:lang w:val="zh_TW" w:bidi="zh_TW"/>
-          </w:rPr>
-          <w:rPr>
-            <w:color w:val="0000EE"/>
-            <w:u w:val="single"/>
-          </w:rPr>
-          <w:t>，</w:t>
-        </w:r>
-      </w:hyperlink>
-      <w:hyperlink r:id="rId30">
-        <w:r>
-          <w:rPr>
-            <w:lang w:val="zh_TW" w:bidi="zh_TW"/>
-          </w:rPr>
-          <w:rPr>
-            <w:color w:val="0000EE"/>
-            <w:u w:val="single"/>
-          </w:rPr>
-          <w:t>9:40</w:t>
-        </w:r>
-      </w:hyperlink>
-      <w:hyperlink r:id="rId30">
-        <w:r>
-          <w:rPr>
-            <w:lang w:val="zh_TW" w:bidi="zh_TW"/>
-          </w:rPr>
-          <w:rPr>
-            <w:color w:val="0000EE"/>
-            <w:u w:val="single"/>
-          </w:rPr>
-          <w:t>，</w:t>
-        </w:r>
-      </w:hyperlink>
-      <w:hyperlink r:id="rId31">
-        <w:r>
-          <w:rPr>
-            <w:lang w:val="zh_TW" w:bidi="zh_TW"/>
-          </w:rPr>
-          <w:rPr>
-            <w:color w:val="0000EE"/>
-            <w:u w:val="single"/>
-          </w:rPr>
-          <w:t>20:36</w:t>
-        </w:r>
-      </w:hyperlink>
-      <w:hyperlink r:id="rId31">
-        <w:r>
-          <w:rPr>
-            <w:lang w:val="zh_TW" w:bidi="zh_TW"/>
-          </w:rPr>
-          <w:rPr>
-            <w:color w:val="0000EE"/>
-            <w:u w:val="single"/>
-          </w:rPr>
-          <w:t>，</w:t>
-        </w:r>
-      </w:hyperlink>
-      <w:hyperlink r:id="rId32">
-        <w:r>
-          <w:rPr>
-            <w:lang w:val="zh_TW" w:bidi="zh_TW"/>
-          </w:rPr>
-          <w:rPr>
-            <w:color w:val="0000EE"/>
-            <w:u w:val="single"/>
-          </w:rPr>
-          <w:t>21:5</w:t>
-        </w:r>
-      </w:hyperlink>
-      <w:r>
-        <w:rPr>
-          <w:lang w:val="zh_TW" w:bidi="zh_TW"/>
-        </w:rPr>
-        <w:t>）。所羅門在主面前屈膝禱告和祈求（</w:t>
-      </w:r>
-      <w:hyperlink r:id="rId33">
-        <w:r>
-          <w:rPr>
-            <w:lang w:val="zh_TW" w:bidi="zh_TW"/>
-          </w:rPr>
-          <w:rPr>
-            <w:color w:val="0000EE"/>
-            <w:u w:val="single"/>
-          </w:rPr>
-          <w:t>王上8:54</w:t>
-        </w:r>
-      </w:hyperlink>
-      <w:r>
-        <w:rPr>
-          <w:lang w:val="zh_TW" w:bidi="zh_TW"/>
-        </w:rPr>
-        <w:t>），甚至有一次他造了一個方便他能站上去的銅臺，當著以色列的會眾在主面前跪下（</w:t>
-      </w:r>
-      <w:hyperlink r:id="rId34">
-        <w:r>
-          <w:rPr>
-            <w:lang w:val="zh_TW" w:bidi="zh_TW"/>
-          </w:rPr>
-          <w:rPr>
-            <w:color w:val="0000EE"/>
-            <w:u w:val="single"/>
-          </w:rPr>
-          <w:t>代下6:13</w:t>
-        </w:r>
-      </w:hyperlink>
-      <w:r>
-        <w:rPr>
-          <w:lang w:val="zh_TW" w:bidi="zh_TW"/>
-        </w:rPr>
-        <w:t>）。</w:t>
-      </w:r>
-    </w:p>
-    <w:p>
-      <w:pPr/>
-      <w:r>
-        <w:rPr>
-          <w:lang w:val="zh_TW" w:bidi="zh_TW"/>
-        </w:rPr>
+        <w:t>另見</w:t>
       </w:r>
       <w:r>
         <w:rPr>
           <w:lang w:val="zh_TW" w:bidi="zh_TW"/>
         </w:rPr>
-        <w:t>有些人跪下痛悔，好像以斯拉在獻晚祭時那樣（</w:t>
+        <w:t xml:space="preserve"> </w:t>
       </w:r>
-      <w:hyperlink r:id="rId35">
-        <w:r>
-          <w:rPr>
-            <w:lang w:val="zh_TW" w:bidi="zh_TW"/>
-          </w:rPr>
-          <w:rPr>
-            <w:color w:val="0000EE"/>
-            <w:u w:val="single"/>
-          </w:rPr>
-          <w:t>拉9:5</w:t>
-        </w:r>
-      </w:hyperlink>
       <w:r>
         <w:rPr>
           <w:lang w:val="zh_TW" w:bidi="zh_TW"/>
         </w:rPr>
-        <w:t>），又像彼得求主赦免他的信心和信靠不足時那樣（</w:t>
+        <w:t>底拿</w:t>
       </w:r>
-      <w:hyperlink r:id="rId36">
-        <w:r>
-          <w:rPr>
-            <w:lang w:val="zh_TW" w:bidi="zh_TW"/>
-          </w:rPr>
-          <w:rPr>
-            <w:color w:val="0000EE"/>
-            <w:u w:val="single"/>
-          </w:rPr>
-          <w:t>路5:8</w:t>
-        </w:r>
-      </w:hyperlink>
-      <w:r>
-        <w:rPr>
-          <w:lang w:val="zh_TW" w:bidi="zh_TW"/>
-        </w:rPr>
-        <w:t>）。人在先知以利亞面前跪下哀求，視他為神的代表（</w:t>
-      </w:r>
-      <w:hyperlink r:id="rId37">
-        <w:r>
-          <w:rPr>
-            <w:lang w:val="zh_TW" w:bidi="zh_TW"/>
-          </w:rPr>
-          <w:rPr>
-            <w:color w:val="0000EE"/>
-            <w:u w:val="single"/>
-          </w:rPr>
-          <w:t>王下1:13</w:t>
-        </w:r>
-      </w:hyperlink>
-      <w:r>
-        <w:rPr>
-          <w:lang w:val="zh_TW" w:bidi="zh_TW"/>
-        </w:rPr>
-        <w:t>），還有許多人在主面前跪下求醫治（</w:t>
-      </w:r>
-      <w:hyperlink r:id="rId38">
-        <w:r>
-          <w:rPr>
-            <w:lang w:val="zh_TW" w:bidi="zh_TW"/>
-          </w:rPr>
-          <w:rPr>
-            <w:color w:val="0000EE"/>
-            <w:u w:val="single"/>
-          </w:rPr>
-          <w:t>太17:14</w:t>
-        </w:r>
-      </w:hyperlink>
       <w:r>
         <w:rPr>
           <w:lang w:val="zh_TW" w:bidi="zh_TW"/>
         </w:rPr>
         <w:t>；</w:t>
       </w:r>
-      <w:hyperlink r:id="rId39">
-        <w:r>
-          <w:rPr>
-            <w:lang w:val="zh_TW" w:bidi="zh_TW"/>
-          </w:rPr>
-          <w:rPr>
-            <w:color w:val="0000EE"/>
-            <w:u w:val="single"/>
-          </w:rPr>
-          <w:t>可1:40</w:t>
-        </w:r>
-      </w:hyperlink>
       <w:r>
         <w:rPr>
           <w:lang w:val="zh_TW" w:bidi="zh_TW"/>
         </w:rPr>
-        <w:t>）。但以理在天使面前心存驚奇和敬畏地跪下（</w:t>
+        <w:t>她瑪（人物）#2</w:t>
       </w:r>
-      <w:hyperlink r:id="rId40">
-        <w:r>
-          <w:rPr>
-            <w:lang w:val="zh_TW" w:bidi="zh_TW"/>
-          </w:rPr>
-          <w:rPr>
-            <w:color w:val="0000EE"/>
-            <w:u w:val="single"/>
-          </w:rPr>
-          <w:t>但10:10</w:t>
-        </w:r>
-      </w:hyperlink>
       <w:r>
         <w:rPr>
           <w:lang w:val="zh_TW" w:bidi="zh_TW"/>
         </w:rPr>
-        <w:t>），伯沙撒的驚惶從他「雙膝彼此相碰」看得出（</w:t>
-      </w:r>
-      <w:hyperlink r:id="rId41">
-        <w:r>
-          <w:rPr>
-            <w:lang w:val="zh_TW" w:bidi="zh_TW"/>
-          </w:rPr>
-          <w:rPr>
-            <w:color w:val="0000EE"/>
-            <w:u w:val="single"/>
-          </w:rPr>
-          <w:t>但5:6</w:t>
-        </w:r>
-      </w:hyperlink>
-      <w:r>
-        <w:rPr>
-          <w:lang w:val="zh_TW" w:bidi="zh_TW"/>
-        </w:rPr>
-        <w:t>）。在新約中，君尊卻寬容的基督遭受士兵們的嘲弄和譏誚，跪在祂面前嘲諷地喊道：「恭喜，猶太人的王啊！」（</w:t>
-      </w:r>
-      <w:hyperlink r:id="rId42">
-        <w:r>
-          <w:rPr>
-            <w:lang w:val="zh_TW" w:bidi="zh_TW"/>
-          </w:rPr>
-          <w:rPr>
-            <w:color w:val="0000EE"/>
-            <w:u w:val="single"/>
-          </w:rPr>
-          <w:t>太27:29</w:t>
-        </w:r>
-      </w:hyperlink>
-      <w:r>
-        <w:rPr>
-          <w:lang w:val="zh_TW" w:bidi="zh_TW"/>
-        </w:rPr>
-        <w:t>；</w:t>
-      </w:r>
-      <w:hyperlink r:id="rId43">
-        <w:r>
-          <w:rPr>
-            <w:lang w:val="zh_TW" w:bidi="zh_TW"/>
-          </w:rPr>
-          <w:rPr>
-            <w:color w:val="0000EE"/>
-            <w:u w:val="single"/>
-          </w:rPr>
-          <w:t>可15:19</w:t>
-        </w:r>
-      </w:hyperlink>
-      <w:r>
-        <w:rPr>
-          <w:lang w:val="zh_TW" w:bidi="zh_TW"/>
-        </w:rPr>
-        <w:t>）。</w:t>
+        <w:t>。</w:t>
       </w:r>
       <w:r>
         <w:rPr>
@@ -2757,6 +2268,12 @@
   </w:num>
   <w:num w:numId="13" w16cid:durableId="592781308">
     <w:abstractNumId w:val="11"/>
+  </w:num>
+  <w:num w:numId="14">
+    <w:abstractNumId w:val="3"/>
+    <w:lvlOverride w:ilvl="0">
+      <w:startOverride w:val="1"/>
+    </w:lvlOverride>
   </w:num>
   <w:numIdMacAtCleanup w:val="10"/>
 </w:numbering>

--- a/zht/docx/128.content.docx
+++ b/zht/docx/128.content.docx
@@ -149,7 +149,7 @@
         <w:rPr>
           <w:lang w:val="zh_TW" w:bidi="zh_TW"/>
         </w:rPr>
-        <w:t>qiang</w:t>
+        <w:t>qi</w:t>
       </w:r>
       <w:r>
         <w:rPr>
@@ -212,7 +212,7 @@
         <w:rPr>
           <w:lang w:val="zh_TW" w:bidi="zh_TW"/>
         </w:rPr>
-        <w:t>強姦</w:t>
+        <w:t>乞丐</w:t>
       </w:r>
       <w:r>
         <w:rPr>
@@ -231,7 +231,3244 @@
         <w:rPr>
           <w:lang w:val="zh_TW" w:bidi="zh_TW"/>
         </w:rPr>
-        <w:t>男子違背女子的意願，強迫她與自己發生性關係的行為。舊約聖經記載了兩個明確的例子：</w:t>
+        <w:t>一個尋求幫助的人，通常是金錢或食物，且通常依靠他人的施捨為生。</w:t>
+      </w:r>
+    </w:p>
+    <w:p>
+      <w:pPr/>
+      <w:r>
+        <w:rPr>
+          <w:lang w:val="zh_TW" w:bidi="zh_TW"/>
+        </w:rPr>
+      </w:r>
+      <w:r>
+        <w:rPr>
+          <w:lang w:val="zh_TW" w:bidi="zh_TW"/>
+        </w:rPr>
+        <w:t>聖經中很少使用「乞丐」這個詞。在舊約聖經中，希伯來文用「尋求」或「乞求」的詞語，或指「貧窮和需要幫助的人」。在新約聖經中，希臘文的詞語則描述那些「貧窮」或「悲慘」的人，以及那些「乞求更多」的人。</w:t>
+      </w:r>
+    </w:p>
+    <w:p>
+      <w:pPr/>
+      <w:r>
+        <w:rPr>
+          <w:lang w:val="zh_TW" w:bidi="zh_TW"/>
+        </w:rPr>
+      </w:r>
+      <w:r>
+        <w:rPr>
+          <w:lang w:val="zh_TW" w:bidi="zh_TW"/>
+        </w:rPr>
+        <w:t>在摩西時代，沒有人以乞討為生，這是因為律法確保窮人得到照顧。</w:t>
+      </w:r>
+    </w:p>
+    <w:p>
+      <w:pPr/>
+      <w:r>
+        <w:rPr>
+          <w:lang w:val="zh_TW" w:bidi="zh_TW"/>
+        </w:rPr>
+      </w:r>
+      <w:r>
+        <w:rPr>
+          <w:lang w:val="zh_TW" w:bidi="zh_TW"/>
+        </w:rPr>
+        <w:t>最早的律法要求要照顧窮人（</w:t>
+      </w:r>
+      <w:hyperlink r:id="rId13">
+        <w:r>
+          <w:rPr>
+            <w:lang w:val="zh_TW" w:bidi="zh_TW"/>
+          </w:rPr>
+          <w:rPr>
+            <w:color w:val="0000EE"/>
+            <w:u w:val="single"/>
+          </w:rPr>
+          <w:t>申15:11</w:t>
+        </w:r>
+      </w:hyperlink>
+      <w:r>
+        <w:rPr>
+          <w:lang w:val="zh_TW" w:bidi="zh_TW"/>
+        </w:rPr>
+        <w:t>）：</w:t>
+      </w:r>
+    </w:p>
+    <w:p>
+      <w:pPr>
+        <w:pStyle w:val="ListBullet"/>
+        <w:spacing w:line="240" w:lineRule="auto"/>
+        <w:ind w:left="720"/>
+      </w:pPr>
+      <w:r>
+        <w:rPr>
+          <w:lang w:val="zh_TW" w:bidi="zh_TW"/>
+        </w:rPr>
+      </w:r>
+      <w:r>
+        <w:rPr>
+          <w:lang w:val="zh_TW" w:bidi="zh_TW"/>
+        </w:rPr>
+        <w:t>在安息年（每七年），田地的出產要留給窮人，所有的債務被取消（</w:t>
+      </w:r>
+      <w:hyperlink r:id="rId14">
+        <w:r>
+          <w:rPr>
+            <w:lang w:val="zh_TW" w:bidi="zh_TW"/>
+          </w:rPr>
+          <w:rPr>
+            <w:color w:val="0000EE"/>
+            <w:u w:val="single"/>
+          </w:rPr>
+          <w:t>利25章；</w:t>
+        </w:r>
+      </w:hyperlink>
+      <w:hyperlink r:id="rId15">
+        <w:r>
+          <w:rPr>
+            <w:lang w:val="zh_TW" w:bidi="zh_TW"/>
+          </w:rPr>
+          <w:rPr>
+            <w:color w:val="0000EE"/>
+            <w:u w:val="single"/>
+          </w:rPr>
+          <w:t>出23:11；</w:t>
+        </w:r>
+      </w:hyperlink>
+      <w:hyperlink r:id="rId16">
+        <w:r>
+          <w:rPr>
+            <w:lang w:val="zh_TW" w:bidi="zh_TW"/>
+          </w:rPr>
+          <w:rPr>
+            <w:color w:val="0000EE"/>
+            <w:u w:val="single"/>
+          </w:rPr>
+          <w:t>申15:1</w:t>
+        </w:r>
+      </w:hyperlink>
+      <w:r>
+        <w:rPr>
+          <w:lang w:val="zh_TW" w:bidi="zh_TW"/>
+        </w:rPr>
+        <w:t>）。</w:t>
+      </w:r>
+    </w:p>
+    <w:p>
+      <w:pPr>
+        <w:pStyle w:val="ListBullet"/>
+        <w:spacing w:line="240" w:lineRule="auto"/>
+        <w:ind w:left="720"/>
+      </w:pPr>
+      <w:r>
+        <w:rPr>
+          <w:lang w:val="zh_TW" w:bidi="zh_TW"/>
+        </w:rPr>
+      </w:r>
+      <w:r>
+        <w:rPr>
+          <w:lang w:val="zh_TW" w:bidi="zh_TW"/>
+        </w:rPr>
+        <w:t>鼓勵慷慨借貸給窮人（</w:t>
+      </w:r>
+      <w:hyperlink r:id="rId17">
+        <w:r>
+          <w:rPr>
+            <w:lang w:val="zh_TW" w:bidi="zh_TW"/>
+          </w:rPr>
+          <w:rPr>
+            <w:color w:val="0000EE"/>
+            <w:u w:val="single"/>
+          </w:rPr>
+          <w:t>申15:7</w:t>
+        </w:r>
+      </w:hyperlink>
+      <w:r>
+        <w:rPr>
+          <w:lang w:val="zh_TW" w:bidi="zh_TW"/>
+        </w:rPr>
+        <w:t>–</w:t>
+      </w:r>
+      <w:hyperlink r:id="rId17">
+        <w:r>
+          <w:rPr>
+            <w:lang w:val="zh_TW" w:bidi="zh_TW"/>
+          </w:rPr>
+          <w:rPr>
+            <w:color w:val="0000EE"/>
+            <w:u w:val="single"/>
+          </w:rPr>
+          <w:t>11</w:t>
+        </w:r>
+      </w:hyperlink>
+      <w:r>
+        <w:rPr>
+          <w:lang w:val="zh_TW" w:bidi="zh_TW"/>
+        </w:rPr>
+        <w:t>）。</w:t>
+      </w:r>
+    </w:p>
+    <w:p>
+      <w:pPr>
+        <w:pStyle w:val="ListBullet"/>
+        <w:spacing w:line="240" w:lineRule="auto"/>
+        <w:ind w:left="720"/>
+      </w:pPr>
+      <w:r>
+        <w:rPr>
+          <w:lang w:val="zh_TW" w:bidi="zh_TW"/>
+        </w:rPr>
+      </w:r>
+      <w:r>
+        <w:rPr>
+          <w:lang w:val="zh_TW" w:bidi="zh_TW"/>
+        </w:rPr>
+        <w:t>雇工應受保護（</w:t>
+      </w:r>
+      <w:hyperlink r:id="rId18">
+        <w:r>
+          <w:rPr>
+            <w:lang w:val="zh_TW" w:bidi="zh_TW"/>
+          </w:rPr>
+          <w:rPr>
+            <w:color w:val="0000EE"/>
+            <w:u w:val="single"/>
+          </w:rPr>
+          <w:t>申24:14</w:t>
+        </w:r>
+      </w:hyperlink>
+      <w:r>
+        <w:rPr>
+          <w:lang w:val="zh_TW" w:bidi="zh_TW"/>
+        </w:rPr>
+        <w:t>–</w:t>
+      </w:r>
+      <w:hyperlink r:id="rId18">
+        <w:r>
+          <w:rPr>
+            <w:lang w:val="zh_TW" w:bidi="zh_TW"/>
+          </w:rPr>
+          <w:rPr>
+            <w:color w:val="0000EE"/>
+            <w:u w:val="single"/>
+          </w:rPr>
+          <w:t>15</w:t>
+        </w:r>
+      </w:hyperlink>
+      <w:r>
+        <w:rPr>
+          <w:lang w:val="zh_TW" w:bidi="zh_TW"/>
+        </w:rPr>
+        <w:t>）。</w:t>
+      </w:r>
+    </w:p>
+    <w:p>
+      <w:pPr/>
+      <w:r>
+        <w:rPr>
+          <w:lang w:val="zh_TW" w:bidi="zh_TW"/>
+        </w:rPr>
+      </w:r>
+      <w:r>
+        <w:rPr>
+          <w:lang w:val="zh_TW" w:bidi="zh_TW"/>
+        </w:rPr>
+        <w:t>目標是「在你們中間沒有窮人」（</w:t>
+      </w:r>
+      <w:hyperlink r:id="rId19">
+        <w:r>
+          <w:rPr>
+            <w:lang w:val="zh_TW" w:bidi="zh_TW"/>
+          </w:rPr>
+          <w:rPr>
+            <w:color w:val="0000EE"/>
+            <w:u w:val="single"/>
+          </w:rPr>
+          <w:t>申15:4</w:t>
+        </w:r>
+      </w:hyperlink>
+      <w:r>
+        <w:rPr>
+          <w:lang w:val="zh_TW" w:bidi="zh_TW"/>
+        </w:rPr>
+        <w:t>）。當以色列人初次定居在他們的土地上時，每個人擁有的財富大致相同。</w:t>
+      </w:r>
+    </w:p>
+    <w:p>
+      <w:pPr/>
+      <w:r>
+        <w:rPr>
+          <w:lang w:val="zh_TW" w:bidi="zh_TW"/>
+        </w:rPr>
+      </w:r>
+      <w:r>
+        <w:rPr>
+          <w:lang w:val="zh_TW" w:bidi="zh_TW"/>
+        </w:rPr>
+        <w:t>在靠近</w:t>
+      </w:r>
+      <w:r>
+        <w:rPr>
+          <w:lang w:val="zh_TW" w:bidi="zh_TW"/>
+        </w:rPr>
+        <w:t>納布盧斯（</w:t>
+      </w:r>
+      <w:r>
+        <w:rPr>
+          <w:lang w:val="zh_TW" w:bidi="zh_TW"/>
+        </w:rPr>
+        <w:t>Nablus</w:t>
+      </w:r>
+      <w:r>
+        <w:rPr>
+          <w:lang w:val="zh_TW" w:bidi="zh_TW"/>
+        </w:rPr>
+        <w:t>）</w:t>
+      </w:r>
+      <w:r>
+        <w:rPr>
+          <w:lang w:val="zh_TW" w:bidi="zh_TW"/>
+        </w:rPr>
+        <w:t>的提爾撒（Tirsah）的考古發現，公元前十世紀的房屋大小基本相同。然而，到公元前八世紀，出現了明顯的差距，房屋分為富人區和窮人區。這種社會變化始於以色列王國建立之後，一些官員利用職位牟利。先知們強烈譴責這種不公的財富分配（例如，</w:t>
+      </w:r>
+      <w:hyperlink r:id="rId20">
+        <w:r>
+          <w:rPr>
+            <w:lang w:val="zh_TW" w:bidi="zh_TW"/>
+          </w:rPr>
+          <w:rPr>
+            <w:color w:val="0000EE"/>
+            <w:u w:val="single"/>
+          </w:rPr>
+          <w:t>賽5:8</w:t>
+        </w:r>
+      </w:hyperlink>
+      <w:r>
+        <w:rPr>
+          <w:lang w:val="zh_TW" w:bidi="zh_TW"/>
+        </w:rPr>
+        <w:t>；</w:t>
+      </w:r>
+      <w:hyperlink r:id="rId21">
+        <w:r>
+          <w:rPr>
+            <w:lang w:val="zh_TW" w:bidi="zh_TW"/>
+          </w:rPr>
+          <w:rPr>
+            <w:color w:val="0000EE"/>
+            <w:u w:val="single"/>
+          </w:rPr>
+          <w:t>何12:8</w:t>
+        </w:r>
+      </w:hyperlink>
+      <w:r>
+        <w:rPr>
+          <w:lang w:val="zh_TW" w:bidi="zh_TW"/>
+        </w:rPr>
+        <w:t>；</w:t>
+      </w:r>
+      <w:hyperlink r:id="rId22">
+        <w:r>
+          <w:rPr>
+            <w:lang w:val="zh_TW" w:bidi="zh_TW"/>
+          </w:rPr>
+          <w:rPr>
+            <w:color w:val="0000EE"/>
+            <w:u w:val="single"/>
+          </w:rPr>
+          <w:t>摩8:4</w:t>
+        </w:r>
+      </w:hyperlink>
+      <w:r>
+        <w:rPr>
+          <w:lang w:val="zh_TW" w:bidi="zh_TW"/>
+        </w:rPr>
+        <w:t>–</w:t>
+      </w:r>
+      <w:hyperlink r:id="rId22">
+        <w:r>
+          <w:rPr>
+            <w:lang w:val="zh_TW" w:bidi="zh_TW"/>
+          </w:rPr>
+          <w:rPr>
+            <w:color w:val="0000EE"/>
+            <w:u w:val="single"/>
+          </w:rPr>
+          <w:t>7</w:t>
+        </w:r>
+      </w:hyperlink>
+      <w:r>
+        <w:rPr>
+          <w:lang w:val="zh_TW" w:bidi="zh_TW"/>
+        </w:rPr>
+        <w:t>；</w:t>
+      </w:r>
+      <w:hyperlink r:id="rId23">
+        <w:r>
+          <w:rPr>
+            <w:lang w:val="zh_TW" w:bidi="zh_TW"/>
+          </w:rPr>
+          <w:rPr>
+            <w:color w:val="0000EE"/>
+            <w:u w:val="single"/>
+          </w:rPr>
+          <w:t>彌2:2</w:t>
+        </w:r>
+      </w:hyperlink>
+      <w:r>
+        <w:rPr>
+          <w:lang w:val="zh_TW" w:bidi="zh_TW"/>
+        </w:rPr>
+        <w:t>），先知阿摩司責備那些借錢給人卻不關心窮人的人（</w:t>
+      </w:r>
+      <w:hyperlink r:id="rId24">
+        <w:r>
+          <w:rPr>
+            <w:lang w:val="zh_TW" w:bidi="zh_TW"/>
+          </w:rPr>
+          <w:rPr>
+            <w:color w:val="0000EE"/>
+            <w:u w:val="single"/>
+          </w:rPr>
+          <w:t>摩2:6</w:t>
+        </w:r>
+      </w:hyperlink>
+      <w:r>
+        <w:rPr>
+          <w:lang w:val="zh_TW" w:bidi="zh_TW"/>
+        </w:rPr>
+        <w:t>–</w:t>
+      </w:r>
+      <w:hyperlink r:id="rId24">
+        <w:r>
+          <w:rPr>
+            <w:lang w:val="zh_TW" w:bidi="zh_TW"/>
+          </w:rPr>
+          <w:rPr>
+            <w:color w:val="0000EE"/>
+            <w:u w:val="single"/>
+          </w:rPr>
+          <w:t>8，</w:t>
+        </w:r>
+      </w:hyperlink>
+      <w:hyperlink r:id="rId25">
+        <w:r>
+          <w:rPr>
+            <w:lang w:val="zh_TW" w:bidi="zh_TW"/>
+          </w:rPr>
+          <w:rPr>
+            <w:color w:val="0000EE"/>
+            <w:u w:val="single"/>
+          </w:rPr>
+          <w:t>8:6</w:t>
+        </w:r>
+      </w:hyperlink>
+      <w:r>
+        <w:rPr>
+          <w:lang w:val="zh_TW" w:bidi="zh_TW"/>
+        </w:rPr>
+        <w:t>）。即使如此，舊約聖經很少提到乞丐。然而，在舊約和新約時期之間，施予窮人成為一項重要的宗教義務（也稱為施捨）。</w:t>
+      </w:r>
+    </w:p>
+    <w:p>
+      <w:pPr/>
+      <w:r>
+        <w:rPr>
+          <w:lang w:val="zh_TW" w:bidi="zh_TW"/>
+        </w:rPr>
+      </w:r>
+      <w:r>
+        <w:rPr>
+          <w:lang w:val="zh_TW" w:bidi="zh_TW"/>
+        </w:rPr>
+        <w:t>在新約聖經中，乞討更為常見。在耶穌的事工中提到：</w:t>
+      </w:r>
+    </w:p>
+    <w:p>
+      <w:pPr>
+        <w:pStyle w:val="ListBullet"/>
+        <w:spacing w:line="240" w:lineRule="auto"/>
+        <w:ind w:left="720"/>
+      </w:pPr>
+      <w:r>
+        <w:rPr>
+          <w:lang w:val="zh_TW" w:bidi="zh_TW"/>
+        </w:rPr>
+      </w:r>
+      <w:r>
+        <w:rPr>
+          <w:lang w:val="zh_TW" w:bidi="zh_TW"/>
+        </w:rPr>
+        <w:t>一個瞎眼的乞丐（</w:t>
+      </w:r>
+      <w:hyperlink r:id="rId26">
+        <w:r>
+          <w:rPr>
+            <w:lang w:val="zh_TW" w:bidi="zh_TW"/>
+          </w:rPr>
+          <w:rPr>
+            <w:color w:val="0000EE"/>
+            <w:u w:val="single"/>
+          </w:rPr>
+          <w:t>約9:8</w:t>
+        </w:r>
+      </w:hyperlink>
+      <w:r>
+        <w:rPr>
+          <w:lang w:val="zh_TW" w:bidi="zh_TW"/>
+        </w:rPr>
+        <w:t>–</w:t>
+      </w:r>
+      <w:hyperlink r:id="rId26">
+        <w:r>
+          <w:rPr>
+            <w:lang w:val="zh_TW" w:bidi="zh_TW"/>
+          </w:rPr>
+          <w:rPr>
+            <w:color w:val="0000EE"/>
+            <w:u w:val="single"/>
+          </w:rPr>
+          <w:t>9</w:t>
+        </w:r>
+      </w:hyperlink>
+      <w:r>
+        <w:rPr>
+          <w:lang w:val="zh_TW" w:bidi="zh_TW"/>
+        </w:rPr>
+        <w:t>），</w:t>
+      </w:r>
+    </w:p>
+    <w:p>
+      <w:pPr>
+        <w:pStyle w:val="ListBullet"/>
+        <w:spacing w:line="240" w:lineRule="auto"/>
+        <w:ind w:left="720"/>
+      </w:pPr>
+      <w:r>
+        <w:rPr>
+          <w:lang w:val="zh_TW" w:bidi="zh_TW"/>
+        </w:rPr>
+      </w:r>
+      <w:r>
+        <w:rPr>
+          <w:lang w:val="zh_TW" w:bidi="zh_TW"/>
+        </w:rPr>
+        <w:t>瞎子巴底買（</w:t>
+      </w:r>
+      <w:hyperlink r:id="rId27">
+        <w:r>
+          <w:rPr>
+            <w:lang w:val="zh_TW" w:bidi="zh_TW"/>
+          </w:rPr>
+          <w:rPr>
+            <w:color w:val="0000EE"/>
+            <w:u w:val="single"/>
+          </w:rPr>
+          <w:t>可10:46</w:t>
+        </w:r>
+      </w:hyperlink>
+      <w:r>
+        <w:rPr>
+          <w:lang w:val="zh_TW" w:bidi="zh_TW"/>
+        </w:rPr>
+        <w:t>–</w:t>
+      </w:r>
+      <w:hyperlink r:id="rId27">
+        <w:r>
+          <w:rPr>
+            <w:lang w:val="zh_TW" w:bidi="zh_TW"/>
+          </w:rPr>
+          <w:rPr>
+            <w:color w:val="0000EE"/>
+            <w:u w:val="single"/>
+          </w:rPr>
+          <w:t>52</w:t>
+        </w:r>
+      </w:hyperlink>
+      <w:r>
+        <w:rPr>
+          <w:lang w:val="zh_TW" w:bidi="zh_TW"/>
+        </w:rPr>
+        <w:t>），以及</w:t>
+      </w:r>
+    </w:p>
+    <w:p>
+      <w:pPr>
+        <w:pStyle w:val="ListBullet"/>
+        <w:spacing w:line="240" w:lineRule="auto"/>
+        <w:ind w:left="720"/>
+      </w:pPr>
+      <w:r>
+        <w:rPr>
+          <w:lang w:val="zh_TW" w:bidi="zh_TW"/>
+        </w:rPr>
+      </w:r>
+      <w:r>
+        <w:rPr>
+          <w:lang w:val="zh_TW" w:bidi="zh_TW"/>
+        </w:rPr>
+        <w:t>敬虔的乞丐拉撒路，被拿來與財主相比（</w:t>
+      </w:r>
+      <w:hyperlink r:id="rId28">
+        <w:r>
+          <w:rPr>
+            <w:lang w:val="zh_TW" w:bidi="zh_TW"/>
+          </w:rPr>
+          <w:rPr>
+            <w:color w:val="0000EE"/>
+            <w:u w:val="single"/>
+          </w:rPr>
+          <w:t>路16:19</w:t>
+        </w:r>
+      </w:hyperlink>
+      <w:r>
+        <w:rPr>
+          <w:lang w:val="zh_TW" w:bidi="zh_TW"/>
+        </w:rPr>
+        <w:t>–</w:t>
+      </w:r>
+      <w:hyperlink r:id="rId28">
+        <w:r>
+          <w:rPr>
+            <w:lang w:val="zh_TW" w:bidi="zh_TW"/>
+          </w:rPr>
+          <w:rPr>
+            <w:color w:val="0000EE"/>
+            <w:u w:val="single"/>
+          </w:rPr>
+          <w:t>31</w:t>
+        </w:r>
+      </w:hyperlink>
+      <w:r>
+        <w:rPr>
+          <w:lang w:val="zh_TW" w:bidi="zh_TW"/>
+        </w:rPr>
+        <w:t>）。</w:t>
+      </w:r>
+    </w:p>
+    <w:p>
+      <w:pPr/>
+      <w:r>
+        <w:rPr>
+          <w:lang w:val="zh_TW" w:bidi="zh_TW"/>
+        </w:rPr>
+      </w:r>
+      <w:r>
+        <w:rPr>
+          <w:lang w:val="zh_TW" w:bidi="zh_TW"/>
+        </w:rPr>
+        <w:t>彼得和約翰在耶路撒冷的美門遇上一個瘸腿的乞丐（</w:t>
+      </w:r>
+      <w:hyperlink r:id="rId29">
+        <w:r>
+          <w:rPr>
+            <w:lang w:val="zh_TW" w:bidi="zh_TW"/>
+          </w:rPr>
+          <w:rPr>
+            <w:color w:val="0000EE"/>
+            <w:u w:val="single"/>
+          </w:rPr>
+          <w:t>徒3:1</w:t>
+        </w:r>
+      </w:hyperlink>
+      <w:r>
+        <w:rPr>
+          <w:lang w:val="zh_TW" w:bidi="zh_TW"/>
+        </w:rPr>
+        <w:t>–</w:t>
+      </w:r>
+      <w:hyperlink r:id="rId29">
+        <w:r>
+          <w:rPr>
+            <w:lang w:val="zh_TW" w:bidi="zh_TW"/>
+          </w:rPr>
+          <w:rPr>
+            <w:color w:val="0000EE"/>
+            <w:u w:val="single"/>
+          </w:rPr>
+          <w:t>11</w:t>
+        </w:r>
+      </w:hyperlink>
+      <w:r>
+        <w:rPr>
+          <w:lang w:val="zh_TW" w:bidi="zh_TW"/>
+        </w:rPr>
+        <w:t>）。</w:t>
+      </w:r>
+    </w:p>
+    <w:p>
+      <w:pPr/>
+      <w:r>
+        <w:rPr>
+          <w:lang w:val="zh_TW" w:bidi="zh_TW"/>
+        </w:rPr>
+      </w:r>
+      <w:r>
+        <w:rPr>
+          <w:lang w:val="zh_TW" w:bidi="zh_TW"/>
+        </w:rPr>
+        <w:t>耶穌責備那些故意叫他人看見，而施捨給窮人的行為（</w:t>
+      </w:r>
+      <w:hyperlink r:id="rId30">
+        <w:r>
+          <w:rPr>
+            <w:lang w:val="zh_TW" w:bidi="zh_TW"/>
+          </w:rPr>
+          <w:rPr>
+            <w:color w:val="0000EE"/>
+            <w:u w:val="single"/>
+          </w:rPr>
+          <w:t>太6:1</w:t>
+        </w:r>
+      </w:hyperlink>
+      <w:r>
+        <w:rPr>
+          <w:lang w:val="zh_TW" w:bidi="zh_TW"/>
+        </w:rPr>
+        <w:t>–</w:t>
+      </w:r>
+      <w:hyperlink r:id="rId30">
+        <w:r>
+          <w:rPr>
+            <w:lang w:val="zh_TW" w:bidi="zh_TW"/>
+          </w:rPr>
+          <w:rPr>
+            <w:color w:val="0000EE"/>
+            <w:u w:val="single"/>
+          </w:rPr>
+          <w:t>4</w:t>
+        </w:r>
+      </w:hyperlink>
+      <w:r>
+        <w:rPr>
+          <w:lang w:val="zh_TW" w:bidi="zh_TW"/>
+        </w:rPr>
+        <w:t>），祂強調施捨應出於正確的動機（</w:t>
+      </w:r>
+      <w:hyperlink r:id="rId31">
+        <w:r>
+          <w:rPr>
+            <w:lang w:val="zh_TW" w:bidi="zh_TW"/>
+          </w:rPr>
+          <w:rPr>
+            <w:color w:val="0000EE"/>
+            <w:u w:val="single"/>
+          </w:rPr>
+          <w:t>太5:42</w:t>
+        </w:r>
+      </w:hyperlink>
+      <w:r>
+        <w:rPr>
+          <w:lang w:val="zh_TW" w:bidi="zh_TW"/>
+        </w:rPr>
+        <w:t>–</w:t>
+      </w:r>
+      <w:hyperlink r:id="rId31">
+        <w:r>
+          <w:rPr>
+            <w:lang w:val="zh_TW" w:bidi="zh_TW"/>
+          </w:rPr>
+          <w:rPr>
+            <w:color w:val="0000EE"/>
+            <w:u w:val="single"/>
+          </w:rPr>
+          <w:t>48</w:t>
+        </w:r>
+      </w:hyperlink>
+      <w:r>
+        <w:rPr>
+          <w:lang w:val="zh_TW" w:bidi="zh_TW"/>
+        </w:rPr>
+        <w:t>）。到了耶穌的時代，耶路撒冷到處都是乞丐，可能是因為在耶路撒冷施捨給窮人被視為一種美德。乞丐經常待在聖地附近，例如，畢士大池是一個醫治的地方，病人和殘疾的人在那裡乞討並尋求池水的醫治（</w:t>
+      </w:r>
+      <w:hyperlink r:id="rId32">
+        <w:r>
+          <w:rPr>
+            <w:lang w:val="zh_TW" w:bidi="zh_TW"/>
+          </w:rPr>
+          <w:rPr>
+            <w:color w:val="0000EE"/>
+            <w:u w:val="single"/>
+          </w:rPr>
+          <w:t>約5:2</w:t>
+        </w:r>
+      </w:hyperlink>
+      <w:r>
+        <w:rPr>
+          <w:lang w:val="zh_TW" w:bidi="zh_TW"/>
+        </w:rPr>
+        <w:t>–</w:t>
+      </w:r>
+      <w:hyperlink r:id="rId32">
+        <w:r>
+          <w:rPr>
+            <w:lang w:val="zh_TW" w:bidi="zh_TW"/>
+          </w:rPr>
+          <w:rPr>
+            <w:color w:val="0000EE"/>
+            <w:u w:val="single"/>
+          </w:rPr>
+          <w:t>9</w:t>
+        </w:r>
+      </w:hyperlink>
+      <w:r>
+        <w:rPr>
+          <w:lang w:val="zh_TW" w:bidi="zh_TW"/>
+        </w:rPr>
+        <w:t>）。</w:t>
+      </w:r>
+    </w:p>
+    <w:p>
+      <w:pPr/>
+      <w:r>
+        <w:rPr>
+          <w:lang w:val="zh_TW" w:bidi="zh_TW"/>
+        </w:rPr>
+      </w:r>
+      <w:r>
+        <w:rPr>
+          <w:lang w:val="zh_TW" w:bidi="zh_TW"/>
+        </w:rPr>
+        <w:t>早期基督教群體選出領袖來公平地分配資源給窮人（</w:t>
+      </w:r>
+      <w:hyperlink r:id="rId33">
+        <w:r>
+          <w:rPr>
+            <w:lang w:val="zh_TW" w:bidi="zh_TW"/>
+          </w:rPr>
+          <w:rPr>
+            <w:color w:val="0000EE"/>
+            <w:u w:val="single"/>
+          </w:rPr>
+          <w:t>徒4:32</w:t>
+        </w:r>
+      </w:hyperlink>
+      <w:r>
+        <w:rPr>
+          <w:lang w:val="zh_TW" w:bidi="zh_TW"/>
+        </w:rPr>
+        <w:t>–</w:t>
+      </w:r>
+      <w:hyperlink r:id="rId33">
+        <w:r>
+          <w:rPr>
+            <w:lang w:val="zh_TW" w:bidi="zh_TW"/>
+          </w:rPr>
+          <w:rPr>
+            <w:color w:val="0000EE"/>
+            <w:u w:val="single"/>
+          </w:rPr>
+          <w:t>35，</w:t>
+        </w:r>
+      </w:hyperlink>
+      <w:hyperlink r:id="rId34">
+        <w:r>
+          <w:rPr>
+            <w:lang w:val="zh_TW" w:bidi="zh_TW"/>
+          </w:rPr>
+          <w:rPr>
+            <w:color w:val="0000EE"/>
+            <w:u w:val="single"/>
+          </w:rPr>
+          <w:t>6:1</w:t>
+        </w:r>
+      </w:hyperlink>
+      <w:r>
+        <w:rPr>
+          <w:lang w:val="zh_TW" w:bidi="zh_TW"/>
+        </w:rPr>
+        <w:t>–</w:t>
+      </w:r>
+      <w:hyperlink r:id="rId34">
+        <w:r>
+          <w:rPr>
+            <w:lang w:val="zh_TW" w:bidi="zh_TW"/>
+          </w:rPr>
+          <w:rPr>
+            <w:color w:val="0000EE"/>
+            <w:u w:val="single"/>
+          </w:rPr>
+          <w:t>6</w:t>
+        </w:r>
+      </w:hyperlink>
+      <w:r>
+        <w:rPr>
+          <w:lang w:val="zh_TW" w:bidi="zh_TW"/>
+        </w:rPr>
+        <w:t>）。每個基督徒都需要將部分收入捐獻給有需要的人（</w:t>
+      </w:r>
+      <w:hyperlink r:id="rId35">
+        <w:r>
+          <w:rPr>
+            <w:lang w:val="zh_TW" w:bidi="zh_TW"/>
+          </w:rPr>
+          <w:rPr>
+            <w:color w:val="0000EE"/>
+            <w:u w:val="single"/>
+          </w:rPr>
+          <w:t>徒11:27</w:t>
+        </w:r>
+      </w:hyperlink>
+      <w:r>
+        <w:rPr>
+          <w:lang w:val="zh_TW" w:bidi="zh_TW"/>
+        </w:rPr>
+        <w:t>–</w:t>
+      </w:r>
+      <w:hyperlink r:id="rId35">
+        <w:r>
+          <w:rPr>
+            <w:lang w:val="zh_TW" w:bidi="zh_TW"/>
+          </w:rPr>
+          <w:rPr>
+            <w:color w:val="0000EE"/>
+            <w:u w:val="single"/>
+          </w:rPr>
+          <w:t>30</w:t>
+        </w:r>
+      </w:hyperlink>
+      <w:r>
+        <w:rPr>
+          <w:lang w:val="zh_TW" w:bidi="zh_TW"/>
+        </w:rPr>
+        <w:t>；</w:t>
+      </w:r>
+      <w:hyperlink r:id="rId36">
+        <w:r>
+          <w:rPr>
+            <w:lang w:val="zh_TW" w:bidi="zh_TW"/>
+          </w:rPr>
+          <w:rPr>
+            <w:color w:val="0000EE"/>
+            <w:u w:val="single"/>
+          </w:rPr>
+          <w:t>羅15:25</w:t>
+        </w:r>
+      </w:hyperlink>
+      <w:r>
+        <w:rPr>
+          <w:lang w:val="zh_TW" w:bidi="zh_TW"/>
+        </w:rPr>
+        <w:t>–</w:t>
+      </w:r>
+      <w:hyperlink r:id="rId36">
+        <w:r>
+          <w:rPr>
+            <w:lang w:val="zh_TW" w:bidi="zh_TW"/>
+          </w:rPr>
+          <w:rPr>
+            <w:color w:val="0000EE"/>
+            <w:u w:val="single"/>
+          </w:rPr>
+          <w:t>27</w:t>
+        </w:r>
+      </w:hyperlink>
+      <w:r>
+        <w:rPr>
+          <w:lang w:val="zh_TW" w:bidi="zh_TW"/>
+        </w:rPr>
+        <w:t>；</w:t>
+      </w:r>
+      <w:hyperlink r:id="rId37">
+        <w:r>
+          <w:rPr>
+            <w:lang w:val="zh_TW" w:bidi="zh_TW"/>
+          </w:rPr>
+          <w:rPr>
+            <w:color w:val="0000EE"/>
+            <w:u w:val="single"/>
+          </w:rPr>
+          <w:t>林前16:1</w:t>
+        </w:r>
+      </w:hyperlink>
+      <w:r>
+        <w:rPr>
+          <w:lang w:val="zh_TW" w:bidi="zh_TW"/>
+        </w:rPr>
+        <w:t>–</w:t>
+      </w:r>
+      <w:hyperlink r:id="rId37">
+        <w:r>
+          <w:rPr>
+            <w:lang w:val="zh_TW" w:bidi="zh_TW"/>
+          </w:rPr>
+          <w:rPr>
+            <w:color w:val="0000EE"/>
+            <w:u w:val="single"/>
+          </w:rPr>
+          <w:t>4</w:t>
+        </w:r>
+      </w:hyperlink>
+      <w:r>
+        <w:rPr>
+          <w:lang w:val="zh_TW" w:bidi="zh_TW"/>
+        </w:rPr>
+        <w:t>）。巴勒斯坦的貧困可能因羅馬的重稅而更加嚴重。福音書中多次提到稅吏和尋求幫助的人。</w:t>
+      </w:r>
+    </w:p>
+    <w:p>
+      <w:pPr/>
+      <w:r>
+        <w:rPr>
+          <w:lang w:val="zh_TW" w:bidi="zh_TW"/>
+        </w:rPr>
+      </w:r>
+      <w:r>
+        <w:rPr>
+          <w:lang w:val="zh_TW" w:bidi="zh_TW"/>
+        </w:rPr>
+        <w:t>有些人認為奮銳黨（反抗羅馬的團體）是因貧困而成立的。猶太歷史學家約瑟夫（Josephus）記載，奮銳黨有許多窮人。在公元66年，奮銳黨在耶路撒冷燒毀了檔案記錄，可能是為了銷毀他們的欠債記錄。約瑟夫又提到，在羅馬摧毀耶路撒冷之前，乞討的群體在城內引發了恐懼和動盪。</w:t>
+      </w:r>
+    </w:p>
+    <w:p>
+      <w:pPr/>
+      <w:r>
+        <w:rPr>
+          <w:lang w:val="zh_TW" w:bidi="zh_TW"/>
+        </w:rPr>
+      </w:r>
+      <w:r>
+        <w:rPr>
+          <w:i/>
+          <w:lang w:val="zh_TW" w:bidi="zh_TW"/>
+        </w:rPr>
+        <w:t>見</w:t>
+      </w:r>
+      <w:r>
+        <w:rPr>
+          <w:lang w:val="zh_TW" w:bidi="zh_TW"/>
+        </w:rPr>
+        <w:t xml:space="preserve"> </w:t>
+      </w:r>
+      <w:r>
+        <w:rPr>
+          <w:lang w:val="zh_TW" w:bidi="zh_TW"/>
+        </w:rPr>
+        <w:t>施捨，</w:t>
+      </w:r>
+      <w:r>
+        <w:rPr>
+          <w:lang w:val="zh_TW" w:bidi="zh_TW"/>
+        </w:rPr>
+        <w:t>窮人</w:t>
+      </w:r>
+      <w:r>
+        <w:rPr>
+          <w:lang w:val="zh_TW" w:bidi="zh_TW"/>
+        </w:rPr>
+        <w:t>。</w:t>
+      </w:r>
+      <w:r>
+        <w:rPr>
+          <w:lang w:val="zh_TW" w:bidi="zh_TW"/>
+        </w:rPr>
+      </w:r>
+      <w:r>
+        <w:rPr>
+          <w:lang w:val="zh_TW" w:bidi="zh_TW"/>
+        </w:rPr>
+      </w:r>
+    </w:p>
+    <w:p>
+      <w:pPr/>
+      <w:r>
+        <w:rPr>
+          <w:lang w:val="zh_TW" w:bidi="zh_TW"/>
+        </w:rPr>
+      </w:r>
+    </w:p>
+    <w:p>
+      <w:pPr>
+        <w:pStyle w:val="Heading2"/>
+      </w:pPr>
+      <w:r>
+        <w:rPr>
+          <w:lang w:val="zh_TW" w:bidi="zh_TW"/>
+        </w:rPr>
+        <w:t>啟示錄</w:t>
+      </w:r>
+      <w:r>
+        <w:rPr>
+          <w:lang w:val="zh_TW" w:bidi="zh_TW"/>
+        </w:rPr>
+      </w:r>
+    </w:p>
+    <w:p>
+      <w:pPr/>
+      <w:r>
+        <w:rPr>
+          <w:lang w:val="zh_TW" w:bidi="zh_TW"/>
+        </w:rPr>
+      </w:r>
+      <w:r>
+        <w:rPr>
+          <w:lang w:val="zh_TW" w:bidi="zh_TW"/>
+        </w:rPr>
+        <w:t>聖經的最後一卷書，包括關於末後事件的啟示。</w:t>
+      </w:r>
+    </w:p>
+    <w:p>
+      <w:pPr/>
+      <w:r>
+        <w:rPr>
+          <w:lang w:val="zh_TW" w:bidi="zh_TW"/>
+        </w:rPr>
+      </w:r>
+      <w:r>
+        <w:rPr>
+          <w:lang w:val="zh_TW" w:bidi="zh_TW"/>
+        </w:rPr>
+        <w:t>概述</w:t>
+      </w:r>
+    </w:p>
+    <w:p>
+      <w:pPr/>
+      <w:r>
+        <w:rPr>
+          <w:lang w:val="zh_TW" w:bidi="zh_TW"/>
+        </w:rPr>
+      </w:r>
+      <w:r>
+        <w:rPr>
+          <w:lang w:val="zh_TW" w:bidi="zh_TW"/>
+        </w:rPr>
+        <w:t>• 作者</w:t>
+      </w:r>
+    </w:p>
+    <w:p>
+      <w:pPr/>
+      <w:r>
+        <w:rPr>
+          <w:lang w:val="zh_TW" w:bidi="zh_TW"/>
+        </w:rPr>
+      </w:r>
+      <w:r>
+        <w:rPr>
+          <w:lang w:val="zh_TW" w:bidi="zh_TW"/>
+        </w:rPr>
+        <w:t>• 成書日期、起源、讀者</w:t>
+      </w:r>
+    </w:p>
+    <w:p>
+      <w:pPr/>
+      <w:r>
+        <w:rPr>
+          <w:lang w:val="zh_TW" w:bidi="zh_TW"/>
+        </w:rPr>
+      </w:r>
+      <w:r>
+        <w:rPr>
+          <w:lang w:val="zh_TW" w:bidi="zh_TW"/>
+        </w:rPr>
+        <w:t>• 背景</w:t>
+      </w:r>
+    </w:p>
+    <w:p>
+      <w:pPr/>
+      <w:r>
+        <w:rPr>
+          <w:lang w:val="zh_TW" w:bidi="zh_TW"/>
+        </w:rPr>
+      </w:r>
+      <w:r>
+        <w:rPr>
+          <w:lang w:val="zh_TW" w:bidi="zh_TW"/>
+        </w:rPr>
+        <w:t>• 解釋啟示錄的方法</w:t>
+      </w:r>
+    </w:p>
+    <w:p>
+      <w:pPr/>
+      <w:r>
+        <w:rPr>
+          <w:lang w:val="zh_TW" w:bidi="zh_TW"/>
+        </w:rPr>
+      </w:r>
+      <w:r>
+        <w:rPr>
+          <w:lang w:val="zh_TW" w:bidi="zh_TW"/>
+        </w:rPr>
+        <w:t>• 目的與教導</w:t>
+      </w:r>
+    </w:p>
+    <w:p>
+      <w:pPr/>
+      <w:r>
+        <w:rPr>
+          <w:lang w:val="zh_TW" w:bidi="zh_TW"/>
+        </w:rPr>
+      </w:r>
+      <w:r>
+        <w:rPr>
+          <w:lang w:val="zh_TW" w:bidi="zh_TW"/>
+        </w:rPr>
+        <w:t>• 內容</w:t>
+      </w:r>
+    </w:p>
+    <w:p>
+      <w:pPr>
+        <w:pStyle w:val="Heading3"/>
+      </w:pPr>
+      <w:r>
+        <w:rPr>
+          <w:lang w:val="zh_TW" w:bidi="zh_TW"/>
+        </w:rPr>
+        <w:t>作者</w:t>
+      </w:r>
+    </w:p>
+    <w:p>
+      <w:pPr/>
+      <w:r>
+        <w:rPr>
+          <w:lang w:val="zh_TW" w:bidi="zh_TW"/>
+        </w:rPr>
+      </w:r>
+      <w:r>
+        <w:rPr>
+          <w:lang w:val="zh_TW" w:bidi="zh_TW"/>
+        </w:rPr>
+        <w:t>最早的見證人</w:t>
+      </w:r>
+      <w:r>
+        <w:rPr>
+          <w:lang w:val="zh_TW" w:bidi="zh_TW"/>
+        </w:rPr>
+        <w:t>認為，啟示錄的作者為西庇太的兒子使徒約翰。可是，公元三世紀初俄利根（Origen）的學生，著名的亞歷山大主教丟尼修（Dionysius），在教會中第一個質疑其使徒作者的身份，因為他認為啟示錄的寫作風格，與人們視為由約翰所寫的第四福音書</w:t>
+      </w:r>
+      <w:r>
+        <w:rPr>
+          <w:lang w:val="zh_TW" w:bidi="zh_TW"/>
+        </w:rPr>
+        <w:t>大有不同</w:t>
+      </w:r>
+      <w:r>
+        <w:rPr>
+          <w:lang w:val="zh_TW" w:bidi="zh_TW"/>
+        </w:rPr>
+        <w:t>。從丟尼修開始，東方教會質疑啟示錄是否由使徒傳承，直到亞歷山大的亞他那修（Athanasius of Alexandria，約公元350年）</w:t>
+      </w:r>
+      <w:r>
+        <w:rPr>
+          <w:lang w:val="zh_TW" w:bidi="zh_TW"/>
+        </w:rPr>
+        <w:t>扭轉局面，使啟示錄開始為人接受</w:t>
+      </w:r>
+      <w:r>
+        <w:rPr>
+          <w:lang w:val="zh_TW" w:bidi="zh_TW"/>
+        </w:rPr>
+        <w:t>。在西方教會，這書卷</w:t>
+      </w:r>
+      <w:r>
+        <w:rPr>
+          <w:lang w:val="zh_TW" w:bidi="zh_TW"/>
+        </w:rPr>
+        <w:t>從二世紀中葉起，為人廣泛接受，並列入主要的正典書目</w:t>
+      </w:r>
+      <w:r>
+        <w:rPr>
+          <w:lang w:val="zh_TW" w:bidi="zh_TW"/>
+        </w:rPr>
+        <w:t>。</w:t>
+      </w:r>
+    </w:p>
+    <w:p>
+      <w:pPr/>
+      <w:r>
+        <w:rPr>
+          <w:lang w:val="zh_TW" w:bidi="zh_TW"/>
+        </w:rPr>
+      </w:r>
+      <w:r>
+        <w:rPr>
+          <w:lang w:val="zh_TW" w:bidi="zh_TW"/>
+        </w:rPr>
+        <w:t>從內部證據</w:t>
+      </w:r>
+      <w:r>
+        <w:rPr>
+          <w:lang w:val="zh_TW" w:bidi="zh_TW"/>
+        </w:rPr>
+        <w:t>來看</w:t>
+      </w:r>
+      <w:r>
+        <w:rPr>
+          <w:lang w:val="zh_TW" w:bidi="zh_TW"/>
+        </w:rPr>
+        <w:t>，學者認為以下關於作者的幾點是真確的。他自稱約翰（</w:t>
+      </w:r>
+      <w:hyperlink r:id="rId38">
+        <w:r>
+          <w:rPr>
+            <w:lang w:val="zh_TW" w:bidi="zh_TW"/>
+          </w:rPr>
+          <w:rPr>
+            <w:color w:val="0000EE"/>
+            <w:u w:val="single"/>
+          </w:rPr>
+          <w:t>啟1:4、9</w:t>
+        </w:r>
+      </w:hyperlink>
+      <w:r>
+        <w:rPr>
+          <w:lang w:val="zh_TW" w:bidi="zh_TW"/>
+        </w:rPr>
+        <w:t>，</w:t>
+      </w:r>
+      <w:hyperlink r:id="rId39">
+        <w:r>
+          <w:rPr>
+            <w:lang w:val="zh_TW" w:bidi="zh_TW"/>
+          </w:rPr>
+          <w:rPr>
+            <w:color w:val="0000EE"/>
+            <w:u w:val="single"/>
+          </w:rPr>
+          <w:t>22:8</w:t>
+        </w:r>
+      </w:hyperlink>
+      <w:r>
+        <w:rPr>
+          <w:lang w:val="zh_TW" w:bidi="zh_TW"/>
+        </w:rPr>
+        <w:t>）。</w:t>
+      </w:r>
+      <w:r>
+        <w:rPr>
+          <w:lang w:val="zh_TW" w:bidi="zh_TW"/>
+        </w:rPr>
+        <w:t>這很可能不是假託，而是其真實名字，他是亞細亞教會中的知名人物</w:t>
+      </w:r>
+      <w:r>
+        <w:rPr>
+          <w:lang w:val="zh_TW" w:bidi="zh_TW"/>
+        </w:rPr>
+        <w:t>。</w:t>
+      </w:r>
+      <w:r>
+        <w:rPr>
+          <w:lang w:val="zh_TW" w:bidi="zh_TW"/>
+        </w:rPr>
+        <w:t>這位約翰自稱是先知</w:t>
+      </w:r>
+      <w:r>
+        <w:rPr>
+          <w:lang w:val="zh_TW" w:bidi="zh_TW"/>
+        </w:rPr>
+        <w:t>（</w:t>
+      </w:r>
+      <w:hyperlink r:id="rId40">
+        <w:r>
+          <w:rPr>
+            <w:lang w:val="zh_TW" w:bidi="zh_TW"/>
+          </w:rPr>
+          <w:rPr>
+            <w:color w:val="0000EE"/>
+            <w:u w:val="single"/>
+          </w:rPr>
+          <w:t>1:3</w:t>
+        </w:r>
+      </w:hyperlink>
+      <w:r>
+        <w:rPr>
+          <w:lang w:val="zh_TW" w:bidi="zh_TW"/>
+        </w:rPr>
+        <w:t>，</w:t>
+      </w:r>
+      <w:hyperlink r:id="rId41">
+        <w:r>
+          <w:rPr>
+            <w:lang w:val="zh_TW" w:bidi="zh_TW"/>
+          </w:rPr>
+          <w:rPr>
+            <w:color w:val="0000EE"/>
+            <w:u w:val="single"/>
+          </w:rPr>
+          <w:t>22:6–10、18–19</w:t>
+        </w:r>
+      </w:hyperlink>
+      <w:r>
+        <w:rPr>
+          <w:lang w:val="zh_TW" w:bidi="zh_TW"/>
+        </w:rPr>
+        <w:t>），</w:t>
+      </w:r>
+      <w:r>
+        <w:rPr>
+          <w:lang w:val="zh_TW" w:bidi="zh_TW"/>
+        </w:rPr>
+        <w:t>因他的先知見證而被放逐</w:t>
+      </w:r>
+      <w:r>
+        <w:rPr>
+          <w:lang w:val="zh_TW" w:bidi="zh_TW"/>
+        </w:rPr>
+        <w:t>（</w:t>
+      </w:r>
+      <w:hyperlink r:id="rId42">
+        <w:r>
+          <w:rPr>
+            <w:lang w:val="zh_TW" w:bidi="zh_TW"/>
+          </w:rPr>
+          <w:rPr>
+            <w:color w:val="0000EE"/>
+            <w:u w:val="single"/>
+          </w:rPr>
+          <w:t>1:9</w:t>
+        </w:r>
+      </w:hyperlink>
+      <w:r>
+        <w:rPr>
+          <w:lang w:val="zh_TW" w:bidi="zh_TW"/>
+        </w:rPr>
+        <w:t>）。因此，他以極大的權柄</w:t>
+      </w:r>
+      <w:r>
+        <w:rPr>
+          <w:lang w:val="zh_TW" w:bidi="zh_TW"/>
+        </w:rPr>
+        <w:t>向</w:t>
+      </w:r>
+      <w:r>
+        <w:rPr>
+          <w:lang w:val="zh_TW" w:bidi="zh_TW"/>
+        </w:rPr>
+        <w:t>教會說話。</w:t>
+      </w:r>
+      <w:r>
+        <w:rPr>
+          <w:lang w:val="zh_TW" w:bidi="zh_TW"/>
+        </w:rPr>
+        <w:t>他運用舊約和他爾根（Targums）的手法，令人幾乎可以肯定他是巴勒斯坦的猶太人，深諳聖殿和會堂的禮儀。</w:t>
+      </w:r>
+      <w:r>
+        <w:rPr>
+          <w:lang w:val="zh_TW" w:bidi="zh_TW"/>
+        </w:rPr>
+        <w:t>使徒約翰符合這些條件。</w:t>
+      </w:r>
+      <w:r>
+        <w:rPr>
+          <w:lang w:val="zh_TW" w:bidi="zh_TW"/>
+        </w:rPr>
+        <w:t>第四福音書與啟示錄的風格差異，可以通過兩書截然不同的</w:t>
+      </w:r>
+      <w:r>
+        <w:rPr>
+          <w:lang w:val="zh_TW" w:bidi="zh_TW"/>
+        </w:rPr>
+        <w:t>體裁</w:t>
+      </w:r>
+      <w:r>
+        <w:rPr>
+          <w:lang w:val="zh_TW" w:bidi="zh_TW"/>
+        </w:rPr>
+        <w:t>來解釋：約翰福音是精心編寫的歷史敘事，啟示錄則記載了異象經歷和直接從神而來的啟示。</w:t>
+      </w:r>
+      <w:r>
+        <w:rPr>
+          <w:lang w:val="zh_TW" w:bidi="zh_TW"/>
+        </w:rPr>
+        <w:t>福音書的作者可以逐字逐句精心編寫其敘述，</w:t>
+      </w:r>
+      <w:r>
+        <w:rPr>
+          <w:lang w:val="zh_TW" w:bidi="zh_TW"/>
+        </w:rPr>
+        <w:t>而啟示錄的作者則被神催促，立即寫下他所聽見和看見的一切</w:t>
+      </w:r>
+      <w:r>
+        <w:rPr>
+          <w:lang w:val="zh_TW" w:bidi="zh_TW"/>
+        </w:rPr>
+        <w:t>。因此，使徒約翰很可能是這兩本書的作者。</w:t>
+      </w:r>
+      <w:r>
+        <w:rPr>
+          <w:lang w:val="zh_TW" w:bidi="zh_TW"/>
+        </w:rPr>
+        <w:t>無論如何，目前尚未有令人信服的論據，反對他的作者身份</w:t>
+      </w:r>
+      <w:r>
+        <w:rPr>
+          <w:lang w:val="zh_TW" w:bidi="zh_TW"/>
+        </w:rPr>
+        <w:t>。</w:t>
+      </w:r>
+    </w:p>
+    <w:p>
+      <w:pPr>
+        <w:pStyle w:val="Heading3"/>
+      </w:pPr>
+      <w:r>
+        <w:rPr>
+          <w:lang w:val="zh_TW" w:bidi="zh_TW"/>
+        </w:rPr>
+        <w:t>成書日期、起源、讀者</w:t>
+      </w:r>
+    </w:p>
+    <w:p>
+      <w:pPr/>
+      <w:r>
+        <w:rPr>
+          <w:lang w:val="zh_TW" w:bidi="zh_TW"/>
+        </w:rPr>
+      </w:r>
+      <w:r>
+        <w:rPr>
+          <w:lang w:val="zh_TW" w:bidi="zh_TW"/>
+        </w:rPr>
+        <w:t>關於啟示錄的</w:t>
+      </w:r>
+      <w:r>
+        <w:rPr>
+          <w:lang w:val="zh_TW" w:bidi="zh_TW"/>
+        </w:rPr>
+        <w:t>成書日期</w:t>
+      </w:r>
+      <w:r>
+        <w:rPr>
+          <w:lang w:val="zh_TW" w:bidi="zh_TW"/>
+        </w:rPr>
+        <w:t>，主要有兩大</w:t>
+      </w:r>
+      <w:r>
+        <w:rPr>
+          <w:lang w:val="zh_TW" w:bidi="zh_TW"/>
+        </w:rPr>
+        <w:t>成書日期</w:t>
+      </w:r>
+      <w:r>
+        <w:rPr>
+          <w:lang w:val="zh_TW" w:bidi="zh_TW"/>
+        </w:rPr>
+        <w:t>的說法得到支持</w:t>
+      </w:r>
+      <w:r>
+        <w:rPr>
+          <w:lang w:val="zh_TW" w:bidi="zh_TW"/>
+        </w:rPr>
+        <w:t>。較早的成書日期是在尼祿統治（Nero，公元54–68）後不久，</w:t>
+      </w:r>
+      <w:r>
+        <w:rPr>
+          <w:lang w:val="zh_TW" w:bidi="zh_TW"/>
+        </w:rPr>
+        <w:t>這觀點的支持者</w:t>
+      </w:r>
+      <w:r>
+        <w:rPr>
+          <w:lang w:val="zh_TW" w:bidi="zh_TW"/>
+        </w:rPr>
+        <w:t>稱，這是由於書中提到對基督徒的逼迫、「尼祿復活」（</w:t>
+      </w:r>
+      <w:r>
+        <w:rPr>
+          <w:i/>
+          <w:lang w:val="zh_TW" w:bidi="zh_TW"/>
+        </w:rPr>
+        <w:t>Nero redivivus</w:t>
+      </w:r>
+      <w:r>
+        <w:rPr>
+          <w:lang w:val="zh_TW" w:bidi="zh_TW"/>
+        </w:rPr>
+        <w:t>）神話（復活的尼祿將是整個羅馬帝國的邪惡化身）、帝國崇拜（第</w:t>
+      </w:r>
+      <w:hyperlink r:id="rId43">
+        <w:r>
+          <w:rPr>
+            <w:lang w:val="zh_TW" w:bidi="zh_TW"/>
+          </w:rPr>
+          <w:rPr>
+            <w:color w:val="0000EE"/>
+            <w:u w:val="single"/>
+          </w:rPr>
+          <w:t>13</w:t>
+        </w:r>
+      </w:hyperlink>
+      <w:r>
+        <w:rPr>
+          <w:lang w:val="zh_TW" w:bidi="zh_TW"/>
+        </w:rPr>
+        <w:t>章）以及聖殿（第</w:t>
+      </w:r>
+      <w:hyperlink r:id="rId44">
+        <w:r>
+          <w:rPr>
+            <w:lang w:val="zh_TW" w:bidi="zh_TW"/>
+          </w:rPr>
+          <w:rPr>
+            <w:color w:val="0000EE"/>
+            <w:u w:val="single"/>
+          </w:rPr>
+          <w:t>11</w:t>
+        </w:r>
+      </w:hyperlink>
+      <w:r>
+        <w:rPr>
+          <w:lang w:val="zh_TW" w:bidi="zh_TW"/>
+        </w:rPr>
+        <w:t>章），而聖殿在公元70年被摧毀。另一個成書日期主要出自早期教父愛任紐（Irenaeus），他指出使徒約翰「在多米田（Domitian）統治結束時看到了這個啟示……」（公元81–96年）。</w:t>
+      </w:r>
+    </w:p>
+    <w:p>
+      <w:pPr/>
+      <w:r>
+        <w:rPr>
+          <w:lang w:val="zh_TW" w:bidi="zh_TW"/>
+        </w:rPr>
+      </w:r>
+      <w:r>
+        <w:rPr>
+          <w:lang w:val="zh_TW" w:bidi="zh_TW"/>
+        </w:rPr>
+        <w:t>這書卷的起源，明確與拔摩島聯繫起來。拔摩島是斯波拉澤斯群島（the Sporades Islands）之一，位於米利都西南約37英里（59.5公里），</w:t>
+      </w:r>
+      <w:r>
+        <w:rPr>
+          <w:lang w:val="zh_TW" w:bidi="zh_TW"/>
+        </w:rPr>
+        <w:t>位於</w:t>
+      </w:r>
+      <w:r>
+        <w:rPr>
+          <w:lang w:val="zh_TW" w:bidi="zh_TW"/>
+        </w:rPr>
+        <w:t>伊卡利亞海（</w:t>
+      </w:r>
+      <w:hyperlink r:id="rId42">
+        <w:r>
+          <w:rPr>
+            <w:lang w:val="zh_TW" w:bidi="zh_TW"/>
+          </w:rPr>
+          <w:rPr>
+            <w:color w:val="0000EE"/>
+            <w:u w:val="single"/>
+          </w:rPr>
+          <w:t>1:9</w:t>
+        </w:r>
+      </w:hyperlink>
+      <w:r>
+        <w:rPr>
+          <w:lang w:val="zh_TW" w:bidi="zh_TW"/>
+        </w:rPr>
+        <w:t>）。</w:t>
+      </w:r>
+      <w:r>
+        <w:rPr>
+          <w:lang w:val="zh_TW" w:bidi="zh_TW"/>
+        </w:rPr>
+        <w:t>約翰顯然因他對耶穌的見證，而遭受宗教及／或政府迫害，被放逐到該島</w:t>
+      </w:r>
+      <w:r>
+        <w:rPr>
+          <w:lang w:val="zh_TW" w:bidi="zh_TW"/>
+        </w:rPr>
+        <w:t>（</w:t>
+      </w:r>
+      <w:hyperlink r:id="rId42">
+        <w:r>
+          <w:rPr>
+            <w:lang w:val="zh_TW" w:bidi="zh_TW"/>
+          </w:rPr>
+          <w:rPr>
+            <w:color w:val="0000EE"/>
+            <w:u w:val="single"/>
+          </w:rPr>
+          <w:t>1:9</w:t>
+        </w:r>
+      </w:hyperlink>
+      <w:r>
+        <w:rPr>
+          <w:lang w:val="zh_TW" w:bidi="zh_TW"/>
+        </w:rPr>
+        <w:t>）。</w:t>
+      </w:r>
+    </w:p>
+    <w:p>
+      <w:pPr/>
+      <w:r>
+        <w:rPr>
+          <w:lang w:val="zh_TW" w:bidi="zh_TW"/>
+        </w:rPr>
+      </w:r>
+      <w:r>
+        <w:rPr>
+          <w:lang w:val="zh_TW" w:bidi="zh_TW"/>
+        </w:rPr>
+        <w:t>同樣，其收信人應是羅馬省份亞細亞（現代土耳其西部）的七個教會：以弗所、士每拿、別迦摩、推雅推喇、撒狄、非拉鐵非和老底嘉（</w:t>
+      </w:r>
+      <w:hyperlink r:id="rId45">
+        <w:r>
+          <w:rPr>
+            <w:lang w:val="zh_TW" w:bidi="zh_TW"/>
+          </w:rPr>
+          <w:rPr>
+            <w:color w:val="0000EE"/>
+            <w:u w:val="single"/>
+          </w:rPr>
+          <w:t>1:4、11</w:t>
+        </w:r>
+      </w:hyperlink>
+      <w:r>
+        <w:rPr>
+          <w:lang w:val="zh_TW" w:bidi="zh_TW"/>
+        </w:rPr>
+        <w:t>，</w:t>
+      </w:r>
+      <w:hyperlink r:id="rId46">
+        <w:r>
+          <w:rPr>
+            <w:lang w:val="zh_TW" w:bidi="zh_TW"/>
+          </w:rPr>
+          <w:rPr>
+            <w:color w:val="0000EE"/>
+            <w:u w:val="single"/>
+          </w:rPr>
+          <w:t>2:1、8、12、18</w:t>
+        </w:r>
+      </w:hyperlink>
+      <w:r>
+        <w:rPr>
+          <w:lang w:val="zh_TW" w:bidi="zh_TW"/>
+        </w:rPr>
+        <w:t>，</w:t>
+      </w:r>
+      <w:hyperlink r:id="rId47">
+        <w:r>
+          <w:rPr>
+            <w:lang w:val="zh_TW" w:bidi="zh_TW"/>
+          </w:rPr>
+          <w:rPr>
+            <w:color w:val="0000EE"/>
+            <w:u w:val="single"/>
+          </w:rPr>
+          <w:t>3:1、7、14</w:t>
+        </w:r>
+      </w:hyperlink>
+      <w:r>
+        <w:rPr>
+          <w:lang w:val="zh_TW" w:bidi="zh_TW"/>
+        </w:rPr>
+        <w:t>）。</w:t>
+      </w:r>
+    </w:p>
+    <w:p>
+      <w:pPr>
+        <w:pStyle w:val="Heading3"/>
+      </w:pPr>
+      <w:r>
+        <w:rPr>
+          <w:lang w:val="zh_TW" w:bidi="zh_TW"/>
+        </w:rPr>
+        <w:t>背景</w:t>
+      </w:r>
+    </w:p>
+    <w:p>
+      <w:pPr/>
+      <w:r>
+        <w:rPr>
+          <w:lang w:val="zh_TW" w:bidi="zh_TW"/>
+        </w:rPr>
+      </w:r>
+      <w:r>
+        <w:rPr>
+          <w:lang w:val="zh_TW" w:bidi="zh_TW"/>
+        </w:rPr>
+        <w:t>啟示錄與其它新約著作十分不同，它們的分別不是在教義上，而是在文學體裁和神學主題上。這是一本預言（</w:t>
+      </w:r>
+      <w:hyperlink r:id="rId40">
+        <w:r>
+          <w:rPr>
+            <w:lang w:val="zh_TW" w:bidi="zh_TW"/>
+          </w:rPr>
+          <w:rPr>
+            <w:color w:val="0000EE"/>
+            <w:u w:val="single"/>
+          </w:rPr>
+          <w:t>1:3</w:t>
+        </w:r>
+      </w:hyperlink>
+      <w:r>
+        <w:rPr>
+          <w:lang w:val="zh_TW" w:bidi="zh_TW"/>
+        </w:rPr>
+        <w:t>，</w:t>
+      </w:r>
+      <w:hyperlink r:id="rId48">
+        <w:r>
+          <w:rPr>
+            <w:lang w:val="zh_TW" w:bidi="zh_TW"/>
+          </w:rPr>
+          <w:rPr>
+            <w:color w:val="0000EE"/>
+            <w:u w:val="single"/>
+          </w:rPr>
+          <w:t>22:7、18–19</w:t>
+        </w:r>
+      </w:hyperlink>
+      <w:r>
+        <w:rPr>
+          <w:lang w:val="zh_TW" w:bidi="zh_TW"/>
+        </w:rPr>
+        <w:t>），其中包含警告和安慰</w:t>
+      </w:r>
+      <w:r>
+        <w:rPr>
+          <w:lang w:val="zh_TW" w:bidi="zh_TW"/>
+        </w:rPr>
+        <w:t>——通過象徵和異象，宣告未來的審判和祝福</w:t>
+      </w:r>
+      <w:r>
+        <w:rPr>
+          <w:lang w:val="zh_TW" w:bidi="zh_TW"/>
+        </w:rPr>
+        <w:t>。</w:t>
+      </w:r>
+    </w:p>
+    <w:p>
+      <w:pPr/>
+      <w:r>
+        <w:rPr>
+          <w:lang w:val="zh_TW" w:bidi="zh_TW"/>
+        </w:rPr>
+      </w:r>
+      <w:r>
+        <w:rPr>
+          <w:lang w:val="zh_TW" w:bidi="zh_TW"/>
+        </w:rPr>
+        <w:t>對於第一世紀的讀者來說，</w:t>
+      </w:r>
+      <w:r>
+        <w:rPr>
+          <w:lang w:val="zh_TW" w:bidi="zh_TW"/>
+        </w:rPr>
+        <w:t>啟示錄的</w:t>
+      </w:r>
+      <w:r>
+        <w:rPr>
+          <w:lang w:val="zh_TW" w:bidi="zh_TW"/>
+        </w:rPr>
+        <w:t>語言和意象並不陌生。因此，讀者如能熟悉舊約先知書，特別是但以理書和以西結書，將有助理解啟示錄的內容。</w:t>
+      </w:r>
+    </w:p>
+    <w:p>
+      <w:pPr/>
+      <w:r>
+        <w:rPr>
+          <w:lang w:val="zh_TW" w:bidi="zh_TW"/>
+        </w:rPr>
+      </w:r>
+      <w:r>
+        <w:rPr>
+          <w:lang w:val="zh_TW" w:bidi="zh_TW"/>
+        </w:rPr>
+        <w:t>雖然象徵和異象的表達方式，會讓許多人感到模稜兩可又造成困惑，但它實際上描述了不可見的現實，而這個描述能帶來其它方法無法達到的深刻和清晰</w:t>
+      </w:r>
+      <w:r>
+        <w:rPr>
+          <w:lang w:val="zh_TW" w:bidi="zh_TW"/>
+        </w:rPr>
+        <w:t>。這樣的語言可以啟發各種想法、聯想、實質參與甚至是密契回應，</w:t>
+      </w:r>
+      <w:r>
+        <w:rPr>
+          <w:lang w:val="zh_TW" w:bidi="zh_TW"/>
+        </w:rPr>
+        <w:t>是新約大部分直白的散文體裁，所無法達到的效果</w:t>
+      </w:r>
+      <w:r>
+        <w:rPr>
+          <w:lang w:val="zh_TW" w:bidi="zh_TW"/>
+        </w:rPr>
+        <w:t>。</w:t>
+      </w:r>
+    </w:p>
+    <w:p>
+      <w:pPr/>
+      <w:r>
+        <w:rPr>
+          <w:lang w:val="zh_TW" w:bidi="zh_TW"/>
+        </w:rPr>
+      </w:r>
+      <w:r>
+        <w:rPr>
+          <w:lang w:val="zh_TW" w:bidi="zh_TW"/>
+        </w:rPr>
+        <w:t>啟示錄也是寫給教會的書信，七間教會中，有五間教會正處於重大困境。他們的主要問題似乎是未有忠於基督，可能表明啟示錄的主要重點不是社會政治，而是神學。約翰更關心的，是反駁在第一世紀末逐漸侵入教會的異端，而不是解決政治困局。這種異端似乎是諾斯底（Gnostic）主義的</w:t>
+      </w:r>
+      <w:r>
+        <w:rPr>
+          <w:lang w:val="zh_TW" w:bidi="zh_TW"/>
+        </w:rPr>
+        <w:t>教導</w:t>
+      </w:r>
+      <w:r>
+        <w:rPr>
+          <w:lang w:val="zh_TW" w:bidi="zh_TW"/>
+        </w:rPr>
+        <w:t>。</w:t>
+      </w:r>
+    </w:p>
+    <w:p>
+      <w:pPr/>
+      <w:r>
+        <w:rPr>
+          <w:lang w:val="zh_TW" w:bidi="zh_TW"/>
+        </w:rPr>
+      </w:r>
+      <w:r>
+        <w:rPr>
+          <w:lang w:val="zh_TW" w:bidi="zh_TW"/>
+        </w:rPr>
+        <w:t>啟示錄</w:t>
+      </w:r>
+      <w:r>
+        <w:rPr>
+          <w:lang w:val="zh_TW" w:bidi="zh_TW"/>
+        </w:rPr>
+        <w:t>通常被視為屬於</w:t>
+      </w:r>
+      <w:r>
+        <w:rPr>
+          <w:lang w:val="zh_TW" w:bidi="zh_TW"/>
+        </w:rPr>
+        <w:t>天啟文學（apocalyptic literature）</w:t>
+      </w:r>
+      <w:r>
+        <w:rPr>
+          <w:lang w:val="zh_TW" w:bidi="zh_TW"/>
+        </w:rPr>
+        <w:t>的一類</w:t>
+      </w:r>
+      <w:r>
+        <w:rPr>
+          <w:lang w:val="zh_TW" w:bidi="zh_TW"/>
+        </w:rPr>
+        <w:t>。這類文學的名稱源自希臘文詞語</w:t>
+      </w:r>
+      <w:r>
+        <w:rPr>
+          <w:i/>
+          <w:lang w:val="zh_TW" w:bidi="zh_TW"/>
+        </w:rPr>
+        <w:t>apokalupsis</w:t>
+      </w:r>
+      <w:r>
+        <w:rPr>
+          <w:lang w:val="zh_TW" w:bidi="zh_TW"/>
+        </w:rPr>
+        <w:t>，意思是「啟示」</w:t>
+      </w:r>
+      <w:r>
+        <w:rPr>
+          <w:i/>
+          <w:lang w:val="zh_TW" w:bidi="zh_TW"/>
+        </w:rPr>
+        <w:t>。</w:t>
+      </w:r>
+      <w:r>
+        <w:rPr>
+          <w:lang w:val="zh_TW" w:bidi="zh_TW"/>
+        </w:rPr>
+        <w:t xml:space="preserve"> 聖經外的天啟書卷，寫於公元前200年至公元200年之間。儘管它們與啟示錄多有相似，但也有一些明顯的差異。</w:t>
+      </w:r>
+    </w:p>
+    <w:p>
+      <w:pPr/>
+      <w:r>
+        <w:rPr>
+          <w:lang w:val="zh_TW" w:bidi="zh_TW"/>
+        </w:rPr>
+      </w:r>
+      <w:r>
+        <w:rPr>
+          <w:lang w:val="zh_TW" w:bidi="zh_TW"/>
+        </w:rPr>
+        <w:t>相比猶太背景的天啟文學，啟示錄更為重視的，是約翰對耶穌末世或末世教導的借鑒，例如橄欖山講論（</w:t>
+      </w:r>
+      <w:hyperlink r:id="rId49">
+        <w:r>
+          <w:rPr>
+            <w:lang w:val="zh_TW" w:bidi="zh_TW"/>
+          </w:rPr>
+          <w:rPr>
+            <w:color w:val="0000EE"/>
+            <w:u w:val="single"/>
+          </w:rPr>
+          <w:t>太24–25</w:t>
+        </w:r>
+      </w:hyperlink>
+      <w:r>
+        <w:rPr>
+          <w:lang w:val="zh_TW" w:bidi="zh_TW"/>
+        </w:rPr>
+        <w:t>；</w:t>
+      </w:r>
+      <w:hyperlink r:id="rId50">
+        <w:r>
+          <w:rPr>
+            <w:lang w:val="zh_TW" w:bidi="zh_TW"/>
+          </w:rPr>
+          <w:rPr>
+            <w:color w:val="0000EE"/>
+            <w:u w:val="single"/>
+          </w:rPr>
+          <w:t>可13</w:t>
+        </w:r>
+      </w:hyperlink>
+      <w:r>
+        <w:rPr>
+          <w:lang w:val="zh_TW" w:bidi="zh_TW"/>
+        </w:rPr>
+        <w:t>；</w:t>
+      </w:r>
+      <w:hyperlink r:id="rId51">
+        <w:r>
+          <w:rPr>
+            <w:lang w:val="zh_TW" w:bidi="zh_TW"/>
+          </w:rPr>
+          <w:rPr>
+            <w:color w:val="0000EE"/>
+            <w:u w:val="single"/>
+          </w:rPr>
+          <w:t>路21</w:t>
+        </w:r>
+      </w:hyperlink>
+      <w:r>
+        <w:rPr>
+          <w:lang w:val="zh_TW" w:bidi="zh_TW"/>
+        </w:rPr>
+        <w:t>）。啟示錄以獨特的手法運用舊約。在啟示錄的404節經文中，有278節呼應舊約經文。約翰經常提到以賽亞書、耶利米書、以西結書和但以理書，也多次提到出埃及記、申命記和詩篇。然而，他很少直接引用舊約。</w:t>
+      </w:r>
+    </w:p>
+    <w:p>
+      <w:pPr>
+        <w:pStyle w:val="Heading3"/>
+      </w:pPr>
+      <w:r>
+        <w:rPr>
+          <w:lang w:val="zh_TW" w:bidi="zh_TW"/>
+        </w:rPr>
+        <w:t>解釋啟示錄的方法</w:t>
+      </w:r>
+    </w:p>
+    <w:p>
+      <w:pPr/>
+      <w:r>
+        <w:rPr>
+          <w:lang w:val="zh_TW" w:bidi="zh_TW"/>
+        </w:rPr>
+      </w:r>
+      <w:r>
+        <w:rPr>
+          <w:lang w:val="zh_TW" w:bidi="zh_TW"/>
+        </w:rPr>
+        <w:t>在教會歷史中，主要有四種解釋</w:t>
+      </w:r>
+      <w:hyperlink r:id="rId52">
+        <w:r>
+          <w:rPr>
+            <w:lang w:val="zh_TW" w:bidi="zh_TW"/>
+          </w:rPr>
+          <w:rPr>
+            <w:color w:val="0000EE"/>
+            <w:u w:val="single"/>
+          </w:rPr>
+          <w:t>啟示錄四至二十二章</w:t>
+        </w:r>
+      </w:hyperlink>
+      <w:r>
+        <w:rPr>
+          <w:lang w:val="zh_TW" w:bidi="zh_TW"/>
+        </w:rPr>
+        <w:t>的方法。</w:t>
+      </w:r>
+    </w:p>
+    <w:p>
+      <w:pPr>
+        <w:pStyle w:val="Heading4"/>
+      </w:pPr>
+      <w:r>
+        <w:rPr>
+          <w:lang w:val="zh_TW" w:bidi="zh_TW"/>
+        </w:rPr>
+        <w:t>未來派（Futurist）</w:t>
+      </w:r>
+    </w:p>
+    <w:p>
+      <w:pPr/>
+      <w:r>
+        <w:rPr>
+          <w:lang w:val="zh_TW" w:bidi="zh_TW"/>
+        </w:rPr>
+      </w:r>
+      <w:r>
+        <w:rPr>
+          <w:lang w:val="zh_TW" w:bidi="zh_TW"/>
+        </w:rPr>
+        <w:t>這種觀點認為，除了</w:t>
+      </w:r>
+      <w:hyperlink r:id="rId53">
+        <w:r>
+          <w:rPr>
+            <w:lang w:val="zh_TW" w:bidi="zh_TW"/>
+          </w:rPr>
+          <w:rPr>
+            <w:color w:val="0000EE"/>
+            <w:u w:val="single"/>
+          </w:rPr>
+          <w:t>一至三</w:t>
+        </w:r>
+      </w:hyperlink>
+      <w:r>
+        <w:rPr>
+          <w:lang w:val="zh_TW" w:bidi="zh_TW"/>
+        </w:rPr>
+        <w:t>章外，啟示錄所有異象都與基督在世代結束時，</w:t>
+      </w:r>
+      <w:r>
+        <w:rPr>
+          <w:lang w:val="zh_TW" w:bidi="zh_TW"/>
+        </w:rPr>
+        <w:t>基督再來</w:t>
+      </w:r>
+      <w:r>
+        <w:rPr>
+          <w:lang w:val="zh_TW" w:bidi="zh_TW"/>
+        </w:rPr>
+        <w:t>前後的時期有關。獸（第</w:t>
+      </w:r>
+      <w:hyperlink r:id="rId43">
+        <w:r>
+          <w:rPr>
+            <w:lang w:val="zh_TW" w:bidi="zh_TW"/>
+          </w:rPr>
+          <w:rPr>
+            <w:color w:val="0000EE"/>
+            <w:u w:val="single"/>
+          </w:rPr>
+          <w:t>13</w:t>
+        </w:r>
+      </w:hyperlink>
+      <w:r>
+        <w:rPr>
+          <w:lang w:val="zh_TW" w:bidi="zh_TW"/>
+        </w:rPr>
+        <w:t>章、第</w:t>
+      </w:r>
+      <w:hyperlink r:id="rId54">
+        <w:r>
+          <w:rPr>
+            <w:lang w:val="zh_TW" w:bidi="zh_TW"/>
+          </w:rPr>
+          <w:rPr>
+            <w:color w:val="0000EE"/>
+            <w:u w:val="single"/>
+          </w:rPr>
+          <w:t>17</w:t>
+        </w:r>
+      </w:hyperlink>
+      <w:r>
+        <w:rPr>
+          <w:lang w:val="zh_TW" w:bidi="zh_TW"/>
+        </w:rPr>
+        <w:t>章）被認為是未來的敵基督，牠將在世界歷史的最後時刻出現，並將在基督再來時被祂擊敗。基督將審判世界，並建立祂在地上的千禧年王國。</w:t>
+      </w:r>
+    </w:p>
+    <w:p>
+      <w:pPr/>
+      <w:r>
+        <w:rPr>
+          <w:lang w:val="zh_TW" w:bidi="zh_TW"/>
+        </w:rPr>
+      </w:r>
+      <w:r>
+        <w:rPr>
+          <w:lang w:val="zh_TW" w:bidi="zh_TW"/>
+        </w:rPr>
+        <w:t>早期解經家也有類似觀點，例如殉道者游斯丁（Justin Martyr，卒於164年）、愛任紐（卒於約195年）、希坡律陀（Hippolytus，卒於236年）和彼他的維克多納（Victorinus，卒於約303年）。自19世紀以來，這種未來派的方法重新受到重視，並在今天的福音派中流行。</w:t>
+      </w:r>
+    </w:p>
+    <w:p>
+      <w:pPr>
+        <w:pStyle w:val="Heading4"/>
+      </w:pPr>
+      <w:r>
+        <w:rPr>
+          <w:lang w:val="zh_TW" w:bidi="zh_TW"/>
+        </w:rPr>
+        <w:t>歷史派（Historicist）</w:t>
+      </w:r>
+    </w:p>
+    <w:p>
+      <w:pPr/>
+      <w:r>
+        <w:rPr>
+          <w:lang w:val="zh_TW" w:bidi="zh_TW"/>
+        </w:rPr>
+      </w:r>
+      <w:r>
+        <w:rPr>
+          <w:lang w:val="zh_TW" w:bidi="zh_TW"/>
+        </w:rPr>
+        <w:t>正如這個詞所暗示，這種觀點將啟示錄視為歷史的預言概覽。它起源於佛羅倫薩的約阿希姆（Joachim of Floris，卒於1202年），他聲稱見到特別的異象，揭示神對不同時代的計劃。</w:t>
+      </w:r>
+      <w:r>
+        <w:rPr>
+          <w:lang w:val="zh_TW" w:bidi="zh_TW"/>
+        </w:rPr>
+        <w:t>他將啟示錄中的1260天，解釋為一年代表一天</w:t>
+      </w:r>
+      <w:r>
+        <w:rPr>
+          <w:lang w:val="zh_TW" w:bidi="zh_TW"/>
+        </w:rPr>
+        <w:t>。</w:t>
+      </w:r>
+      <w:r>
+        <w:rPr>
+          <w:lang w:val="zh_TW" w:bidi="zh_TW"/>
+        </w:rPr>
+        <w:t>他主張啟示錄是預言，描述了從使徒時代到約阿希姆時代期間的西方歷史</w:t>
+      </w:r>
+      <w:r>
+        <w:rPr>
+          <w:lang w:val="zh_TW" w:bidi="zh_TW"/>
+        </w:rPr>
+        <w:t>。</w:t>
+      </w:r>
+      <w:r>
+        <w:rPr>
+          <w:lang w:val="zh_TW" w:bidi="zh_TW"/>
+        </w:rPr>
+        <w:t>這種解釋方法發展出不同的應用，其共同的特點在於，將敵基督和巴比倫的形象連上羅馬帝國以及教皇制度</w:t>
+      </w:r>
+      <w:r>
+        <w:rPr>
+          <w:lang w:val="zh_TW" w:bidi="zh_TW"/>
+        </w:rPr>
+        <w:t>。後來，路德（Luther）、加爾文（Calvin）和其他宗教改革者也吸納了這種看法。</w:t>
+      </w:r>
+    </w:p>
+    <w:p>
+      <w:pPr>
+        <w:pStyle w:val="Heading4"/>
+      </w:pPr>
+      <w:r>
+        <w:rPr>
+          <w:lang w:val="zh_TW" w:bidi="zh_TW"/>
+        </w:rPr>
+        <w:t>過去派（Preterist）</w:t>
+      </w:r>
+    </w:p>
+    <w:p>
+      <w:pPr/>
+      <w:r>
+        <w:rPr>
+          <w:lang w:val="zh_TW" w:bidi="zh_TW"/>
+        </w:rPr>
+      </w:r>
+      <w:r>
+        <w:rPr>
+          <w:lang w:val="zh_TW" w:bidi="zh_TW"/>
+        </w:rPr>
+        <w:t>根據這種看法，啟示錄要處理的，是作者身處時代中的社會問題。</w:t>
+      </w:r>
+      <w:r>
+        <w:rPr>
+          <w:lang w:val="zh_TW" w:bidi="zh_TW"/>
+        </w:rPr>
+        <w:t>因此，啟示錄的主要內容，被認為是針對約翰所處時代的事件</w:t>
+      </w:r>
+      <w:r>
+        <w:rPr>
+          <w:lang w:val="zh_TW" w:bidi="zh_TW"/>
+        </w:rPr>
+        <w:t>。獸（第</w:t>
+      </w:r>
+      <w:hyperlink r:id="rId43">
+        <w:r>
+          <w:rPr>
+            <w:lang w:val="zh_TW" w:bidi="zh_TW"/>
+          </w:rPr>
+          <w:rPr>
+            <w:color w:val="0000EE"/>
+            <w:u w:val="single"/>
+          </w:rPr>
+          <w:t>13</w:t>
+        </w:r>
+      </w:hyperlink>
+      <w:r>
+        <w:rPr>
+          <w:lang w:val="zh_TW" w:bidi="zh_TW"/>
+        </w:rPr>
+        <w:t>章）被認定為是羅馬帝國和</w:t>
+      </w:r>
+      <w:r>
+        <w:rPr>
+          <w:lang w:val="zh_TW" w:bidi="zh_TW"/>
+        </w:rPr>
+        <w:t>帝國祭司</w:t>
+      </w:r>
+      <w:r>
+        <w:rPr>
+          <w:lang w:val="zh_TW" w:bidi="zh_TW"/>
+        </w:rPr>
+        <w:t>。這個觀點為許多當代學者接受。</w:t>
+      </w:r>
+    </w:p>
+    <w:p>
+      <w:pPr>
+        <w:pStyle w:val="Heading4"/>
+      </w:pPr>
+      <w:r>
+        <w:rPr>
+          <w:lang w:val="zh_TW" w:bidi="zh_TW"/>
+        </w:rPr>
+        <w:t>理想派（Idealist）</w:t>
+      </w:r>
+    </w:p>
+    <w:p>
+      <w:pPr/>
+      <w:r>
+        <w:rPr>
+          <w:lang w:val="zh_TW" w:bidi="zh_TW"/>
+        </w:rPr>
+      </w:r>
+      <w:r>
+        <w:rPr>
+          <w:lang w:val="zh_TW" w:bidi="zh_TW"/>
+        </w:rPr>
+        <w:t>這種解釋啟示錄的方法，認為啟示錄的性質基本上是具詩意、象徵和屬靈的。因此，啟示錄並無預測任何具體的歷史事件；</w:t>
+      </w:r>
+      <w:r>
+        <w:rPr>
+          <w:lang w:val="zh_TW" w:bidi="zh_TW"/>
+        </w:rPr>
+        <w:t>相反，啟示錄闡述的是善惡之爭的永恆真理，貫穿整個教會時代。這個解釋體系，較其它三種方法更晚出現</w:t>
+      </w:r>
+      <w:r>
+        <w:rPr>
+          <w:lang w:val="zh_TW" w:bidi="zh_TW"/>
+        </w:rPr>
+        <w:t>。</w:t>
+      </w:r>
+    </w:p>
+    <w:p>
+      <w:pPr>
+        <w:pStyle w:val="Heading3"/>
+      </w:pPr>
+      <w:r>
+        <w:rPr>
+          <w:lang w:val="zh_TW" w:bidi="zh_TW"/>
+        </w:rPr>
+        <w:t>目的與教導</w:t>
+      </w:r>
+    </w:p>
+    <w:p>
+      <w:pPr/>
+      <w:r>
+        <w:rPr>
+          <w:lang w:val="zh_TW" w:bidi="zh_TW"/>
+        </w:rPr>
+      </w:r>
+      <w:r>
+        <w:rPr>
+          <w:lang w:val="zh_TW" w:bidi="zh_TW"/>
+        </w:rPr>
+        <w:t>新約學者</w:t>
+      </w:r>
+      <w:r>
+        <w:rPr>
+          <w:lang w:val="zh_TW" w:bidi="zh_TW"/>
+        </w:rPr>
+        <w:t>司威特</w:t>
+      </w:r>
+      <w:r>
+        <w:rPr>
+          <w:lang w:val="zh_TW" w:bidi="zh_TW"/>
+        </w:rPr>
+        <w:t>（H. B. Swete）</w:t>
+      </w:r>
+      <w:r>
+        <w:rPr>
+          <w:lang w:val="zh_TW" w:bidi="zh_TW"/>
+        </w:rPr>
+        <w:t>曾這樣描述啟示錄</w:t>
+      </w:r>
+      <w:r>
+        <w:rPr>
+          <w:lang w:val="zh_TW" w:bidi="zh_TW"/>
+        </w:rPr>
+        <w:t>：「在形式上，它是一封書信，包含了一個天啟預言；在屬靈層面上，它是一種牧養。」約翰作為先知，領受呼召</w:t>
+      </w:r>
+      <w:r>
+        <w:rPr>
+          <w:lang w:val="zh_TW" w:bidi="zh_TW"/>
+        </w:rPr>
+        <w:t>分辨真實與虛假的信仰</w:t>
+      </w:r>
+      <w:r>
+        <w:rPr>
+          <w:lang w:val="zh_TW" w:bidi="zh_TW"/>
+        </w:rPr>
+        <w:t>，</w:t>
+      </w:r>
+      <w:r>
+        <w:rPr>
+          <w:lang w:val="zh_TW" w:bidi="zh_TW"/>
+        </w:rPr>
+        <w:t>揭露亞細亞各教會的失敗</w:t>
+      </w:r>
+      <w:r>
+        <w:rPr>
+          <w:lang w:val="zh_TW" w:bidi="zh_TW"/>
+        </w:rPr>
+        <w:t>。他希望解釋基督徒的苦難和殉道，</w:t>
+      </w:r>
+      <w:r>
+        <w:rPr>
+          <w:lang w:val="zh_TW" w:bidi="zh_TW"/>
+        </w:rPr>
+        <w:t>以耶穌的死與復戰勝邪惡的勝利為背景</w:t>
+      </w:r>
+      <w:r>
+        <w:rPr>
+          <w:lang w:val="zh_TW" w:bidi="zh_TW"/>
+        </w:rPr>
+        <w:t>，藉此鼓勵真正的基督門徒。約翰關心的是殉道者（例如安提帕，</w:t>
+      </w:r>
+      <w:hyperlink r:id="rId55">
+        <w:r>
+          <w:rPr>
+            <w:lang w:val="zh_TW" w:bidi="zh_TW"/>
+          </w:rPr>
+          <w:rPr>
+            <w:color w:val="0000EE"/>
+            <w:u w:val="single"/>
+          </w:rPr>
+          <w:t>2:13</w:t>
+        </w:r>
+      </w:hyperlink>
+      <w:r>
+        <w:rPr>
+          <w:lang w:val="zh_TW" w:bidi="zh_TW"/>
+        </w:rPr>
+        <w:t>）</w:t>
+      </w:r>
+      <w:r>
+        <w:rPr>
+          <w:lang w:val="zh_TW" w:bidi="zh_TW"/>
+        </w:rPr>
+        <w:t>將得到平反</w:t>
+      </w:r>
+      <w:r>
+        <w:rPr>
+          <w:lang w:val="zh_TW" w:bidi="zh_TW"/>
+        </w:rPr>
+        <w:t>。他揭示了邪惡以及那些跟隨獸的人的結局（</w:t>
+      </w:r>
+      <w:hyperlink r:id="rId56">
+        <w:r>
+          <w:rPr>
+            <w:lang w:val="zh_TW" w:bidi="zh_TW"/>
+          </w:rPr>
+          <w:rPr>
+            <w:color w:val="0000EE"/>
+            <w:u w:val="single"/>
+          </w:rPr>
+          <w:t>19:20–21</w:t>
+        </w:r>
+      </w:hyperlink>
+      <w:r>
+        <w:rPr>
+          <w:lang w:val="zh_TW" w:bidi="zh_TW"/>
+        </w:rPr>
+        <w:t>，</w:t>
+      </w:r>
+      <w:hyperlink r:id="rId57">
+        <w:r>
+          <w:rPr>
+            <w:lang w:val="zh_TW" w:bidi="zh_TW"/>
+          </w:rPr>
+          <w:rPr>
+            <w:color w:val="0000EE"/>
+            <w:u w:val="single"/>
+          </w:rPr>
+          <w:t>20:10、15</w:t>
+        </w:r>
+      </w:hyperlink>
+      <w:r>
+        <w:rPr>
+          <w:lang w:val="zh_TW" w:bidi="zh_TW"/>
+        </w:rPr>
+        <w:t>），並描述羔羊和跟隨祂的人最終將會得勝。</w:t>
+      </w:r>
+    </w:p>
+    <w:p>
+      <w:pPr>
+        <w:pStyle w:val="Heading3"/>
+      </w:pPr>
+      <w:r>
+        <w:rPr>
+          <w:lang w:val="zh_TW" w:bidi="zh_TW"/>
+        </w:rPr>
+        <w:t>內容</w:t>
+      </w:r>
+    </w:p>
+    <w:p>
+      <w:pPr/>
+      <w:r>
+        <w:rPr>
+          <w:lang w:val="zh_TW" w:bidi="zh_TW"/>
+        </w:rPr>
+      </w:r>
+      <w:r>
+        <w:rPr>
+          <w:lang w:val="zh_TW" w:bidi="zh_TW"/>
+        </w:rPr>
+        <w:t>啟示錄的主要內容，以七項為一個系列，有些較為明確，有些較為隱藏，如：七個教會（</w:t>
+      </w:r>
+      <w:hyperlink r:id="rId58">
+        <w:r>
+          <w:rPr>
+            <w:lang w:val="zh_TW" w:bidi="zh_TW"/>
+          </w:rPr>
+          <w:rPr>
+            <w:color w:val="0000EE"/>
+            <w:u w:val="single"/>
+          </w:rPr>
+          <w:t>2–3</w:t>
+        </w:r>
+      </w:hyperlink>
+      <w:r>
+        <w:rPr>
+          <w:lang w:val="zh_TW" w:bidi="zh_TW"/>
+        </w:rPr>
+        <w:t>章）、七個印（</w:t>
+      </w:r>
+      <w:hyperlink r:id="rId59">
+        <w:r>
+          <w:rPr>
+            <w:lang w:val="zh_TW" w:bidi="zh_TW"/>
+          </w:rPr>
+          <w:rPr>
+            <w:color w:val="0000EE"/>
+            <w:u w:val="single"/>
+          </w:rPr>
+          <w:t>6–7</w:t>
+        </w:r>
+      </w:hyperlink>
+      <w:r>
+        <w:rPr>
+          <w:lang w:val="zh_TW" w:bidi="zh_TW"/>
+        </w:rPr>
+        <w:t>章）、七個號角（</w:t>
+      </w:r>
+      <w:hyperlink r:id="rId60">
+        <w:r>
+          <w:rPr>
+            <w:lang w:val="zh_TW" w:bidi="zh_TW"/>
+          </w:rPr>
+          <w:rPr>
+            <w:color w:val="0000EE"/>
+            <w:u w:val="single"/>
+          </w:rPr>
+          <w:t>8–11</w:t>
+        </w:r>
+      </w:hyperlink>
+      <w:r>
+        <w:rPr>
+          <w:lang w:val="zh_TW" w:bidi="zh_TW"/>
+        </w:rPr>
+        <w:t>章）、七個碗（</w:t>
+      </w:r>
+      <w:hyperlink r:id="rId61">
+        <w:r>
+          <w:rPr>
+            <w:lang w:val="zh_TW" w:bidi="zh_TW"/>
+          </w:rPr>
+          <w:rPr>
+            <w:color w:val="0000EE"/>
+            <w:u w:val="single"/>
+          </w:rPr>
+          <w:t>16–18</w:t>
+        </w:r>
+      </w:hyperlink>
+      <w:r>
+        <w:rPr>
+          <w:lang w:val="zh_TW" w:bidi="zh_TW"/>
+        </w:rPr>
+        <w:t>章）、七個末後的事（</w:t>
+      </w:r>
+      <w:hyperlink r:id="rId62">
+        <w:r>
+          <w:rPr>
+            <w:lang w:val="zh_TW" w:bidi="zh_TW"/>
+          </w:rPr>
+          <w:rPr>
+            <w:color w:val="0000EE"/>
+            <w:u w:val="single"/>
+          </w:rPr>
+          <w:t>19–22</w:t>
+        </w:r>
+      </w:hyperlink>
+      <w:r>
+        <w:rPr>
+          <w:lang w:val="zh_TW" w:bidi="zh_TW"/>
+        </w:rPr>
+        <w:t xml:space="preserve"> 章）。我們也可以將內容分為四個關鍵的異象：（1）人子在七個教會中的異象（</w:t>
+      </w:r>
+      <w:hyperlink r:id="rId53">
+        <w:r>
+          <w:rPr>
+            <w:lang w:val="zh_TW" w:bidi="zh_TW"/>
+          </w:rPr>
+          <w:rPr>
+            <w:color w:val="0000EE"/>
+            <w:u w:val="single"/>
+          </w:rPr>
+          <w:t>1–3</w:t>
+        </w:r>
+      </w:hyperlink>
+      <w:r>
+        <w:rPr>
+          <w:lang w:val="zh_TW" w:bidi="zh_TW"/>
+        </w:rPr>
+        <w:t>章）；（2）七封印書卷、七個號角和七個碗的異象（</w:t>
+      </w:r>
+      <w:hyperlink r:id="rId63">
+        <w:r>
+          <w:rPr>
+            <w:lang w:val="zh_TW" w:bidi="zh_TW"/>
+          </w:rPr>
+          <w:rPr>
+            <w:color w:val="0000EE"/>
+            <w:u w:val="single"/>
+          </w:rPr>
+          <w:t>4:1–19:10</w:t>
+        </w:r>
+      </w:hyperlink>
+      <w:r>
+        <w:rPr>
+          <w:lang w:val="zh_TW" w:bidi="zh_TW"/>
+        </w:rPr>
+        <w:t>）；（3）基督再來和這個時代終結的異象（</w:t>
+      </w:r>
+      <w:hyperlink r:id="rId64">
+        <w:r>
+          <w:rPr>
+            <w:lang w:val="zh_TW" w:bidi="zh_TW"/>
+          </w:rPr>
+          <w:rPr>
+            <w:color w:val="0000EE"/>
+            <w:u w:val="single"/>
+          </w:rPr>
+          <w:t>19:11–20:15</w:t>
+        </w:r>
+      </w:hyperlink>
+      <w:r>
+        <w:rPr>
+          <w:lang w:val="zh_TW" w:bidi="zh_TW"/>
+        </w:rPr>
+        <w:t>）；（4）新天新地的異象（</w:t>
+      </w:r>
+      <w:hyperlink r:id="rId65">
+        <w:r>
+          <w:rPr>
+            <w:lang w:val="zh_TW" w:bidi="zh_TW"/>
+          </w:rPr>
+          <w:rPr>
+            <w:color w:val="0000EE"/>
+            <w:u w:val="single"/>
+          </w:rPr>
+          <w:t>21–22</w:t>
+        </w:r>
+      </w:hyperlink>
+      <w:r>
+        <w:rPr>
+          <w:lang w:val="zh_TW" w:bidi="zh_TW"/>
+        </w:rPr>
+        <w:t xml:space="preserve"> 章）。</w:t>
+      </w:r>
+    </w:p>
+    <w:p>
+      <w:pPr>
+        <w:pStyle w:val="Heading4"/>
+      </w:pPr>
+      <w:r>
+        <w:rPr>
+          <w:lang w:val="zh_TW" w:bidi="zh_TW"/>
+        </w:rPr>
+        <w:t>約翰的介紹（</w:t>
+      </w:r>
+      <w:hyperlink r:id="rId66">
+        <w:r>
+          <w:rPr>
+            <w:lang w:val="zh_TW" w:bidi="zh_TW"/>
+          </w:rPr>
+          <w:rPr>
+            <w:color w:val="0000EE"/>
+            <w:u w:val="single"/>
+          </w:rPr>
+          <w:t>1:1–8</w:t>
+        </w:r>
+      </w:hyperlink>
+      <w:r>
+        <w:rPr>
+          <w:lang w:val="zh_TW" w:bidi="zh_TW"/>
+        </w:rPr>
+        <w:t>）</w:t>
+      </w:r>
+    </w:p>
+    <w:p>
+      <w:pPr/>
+      <w:r>
+        <w:rPr>
+          <w:lang w:val="zh_TW" w:bidi="zh_TW"/>
+        </w:rPr>
+      </w:r>
+      <w:r>
+        <w:rPr>
+          <w:lang w:val="zh_TW" w:bidi="zh_TW"/>
+        </w:rPr>
+        <w:t>啟示錄的首三章構成一個單元，相對較易理解，是</w:t>
+      </w:r>
+      <w:r>
+        <w:rPr>
+          <w:lang w:val="zh_TW" w:bidi="zh_TW"/>
+        </w:rPr>
+        <w:t>最為人熟知</w:t>
+      </w:r>
+      <w:r>
+        <w:rPr>
+          <w:lang w:val="zh_TW" w:bidi="zh_TW"/>
+        </w:rPr>
+        <w:t>的部份，包括了整書卷的介紹（</w:t>
+      </w:r>
+      <w:hyperlink r:id="rId66">
+        <w:r>
+          <w:rPr>
+            <w:lang w:val="zh_TW" w:bidi="zh_TW"/>
+          </w:rPr>
+          <w:rPr>
+            <w:color w:val="0000EE"/>
+            <w:u w:val="single"/>
+          </w:rPr>
+          <w:t>1:1–8</w:t>
+        </w:r>
+      </w:hyperlink>
+      <w:r>
+        <w:rPr>
+          <w:lang w:val="zh_TW" w:bidi="zh_TW"/>
+        </w:rPr>
+        <w:t>）、第一個異象，即人子在七個燈</w:t>
+      </w:r>
+      <w:r>
+        <w:rPr>
+          <w:lang w:val="zh_TW" w:bidi="zh_TW"/>
+        </w:rPr>
+        <w:t>臺</w:t>
+      </w:r>
+      <w:r>
+        <w:rPr>
+          <w:lang w:val="zh_TW" w:bidi="zh_TW"/>
+        </w:rPr>
+        <w:t>中間的異象（</w:t>
+      </w:r>
+      <w:hyperlink r:id="rId67">
+        <w:r>
+          <w:rPr>
+            <w:lang w:val="zh_TW" w:bidi="zh_TW"/>
+          </w:rPr>
+          <w:rPr>
+            <w:color w:val="0000EE"/>
+            <w:u w:val="single"/>
+          </w:rPr>
+          <w:t>1:9–20</w:t>
+        </w:r>
+      </w:hyperlink>
+      <w:r>
+        <w:rPr>
+          <w:lang w:val="zh_TW" w:bidi="zh_TW"/>
+        </w:rPr>
+        <w:t>），以及給亞細亞七個教會的</w:t>
+      </w:r>
+      <w:r>
+        <w:rPr>
+          <w:lang w:val="zh_TW" w:bidi="zh_TW"/>
+        </w:rPr>
+        <w:t>書信或信息</w:t>
+      </w:r>
+      <w:r>
+        <w:rPr>
+          <w:lang w:val="zh_TW" w:bidi="zh_TW"/>
+        </w:rPr>
+        <w:t>（</w:t>
+      </w:r>
+      <w:hyperlink r:id="rId58">
+        <w:r>
+          <w:rPr>
+            <w:lang w:val="zh_TW" w:bidi="zh_TW"/>
+          </w:rPr>
+          <w:rPr>
+            <w:color w:val="0000EE"/>
+            <w:u w:val="single"/>
+          </w:rPr>
+          <w:t>2:1–3:22</w:t>
+        </w:r>
+      </w:hyperlink>
+      <w:r>
+        <w:rPr>
+          <w:lang w:val="zh_TW" w:bidi="zh_TW"/>
+        </w:rPr>
+        <w:t>）。</w:t>
+      </w:r>
+    </w:p>
+    <w:p>
+      <w:pPr/>
+      <w:r>
+        <w:rPr>
+          <w:lang w:val="zh_TW" w:bidi="zh_TW"/>
+        </w:rPr>
+      </w:r>
+      <w:r>
+        <w:rPr>
+          <w:lang w:val="zh_TW" w:bidi="zh_TW"/>
+        </w:rPr>
+        <w:t>首八節經文是全書的引言</w:t>
+      </w:r>
+      <w:r>
+        <w:rPr>
+          <w:lang w:val="zh_TW" w:bidi="zh_TW"/>
+        </w:rPr>
+        <w:t>，充滿了神學意義和細節。在簡短的序言之後（</w:t>
+      </w:r>
+      <w:hyperlink r:id="rId68">
+        <w:r>
+          <w:rPr>
+            <w:lang w:val="zh_TW" w:bidi="zh_TW"/>
+          </w:rPr>
+          <w:rPr>
+            <w:color w:val="0000EE"/>
+            <w:u w:val="single"/>
+          </w:rPr>
+          <w:t>1:1–3</w:t>
+        </w:r>
+      </w:hyperlink>
+      <w:r>
+        <w:rPr>
+          <w:lang w:val="zh_TW" w:bidi="zh_TW"/>
+        </w:rPr>
+        <w:t>），約翰以古代書信格式，加以擴展，並</w:t>
+      </w:r>
+      <w:r>
+        <w:rPr>
+          <w:lang w:val="zh_TW" w:bidi="zh_TW"/>
+        </w:rPr>
+        <w:t>將這卷書寫給亞細亞的七個教會</w:t>
+      </w:r>
+      <w:r>
+        <w:rPr>
+          <w:lang w:val="zh_TW" w:bidi="zh_TW"/>
+        </w:rPr>
+        <w:t>（</w:t>
+      </w:r>
+      <w:hyperlink r:id="rId69">
+        <w:r>
+          <w:rPr>
+            <w:lang w:val="zh_TW" w:bidi="zh_TW"/>
+          </w:rPr>
+          <w:rPr>
+            <w:color w:val="0000EE"/>
+            <w:u w:val="single"/>
+          </w:rPr>
+          <w:t>4–8節</w:t>
+        </w:r>
+      </w:hyperlink>
+      <w:r>
+        <w:rPr>
+          <w:lang w:val="zh_TW" w:bidi="zh_TW"/>
+        </w:rPr>
+        <w:t>）。</w:t>
+      </w:r>
+    </w:p>
+    <w:p>
+      <w:pPr>
+        <w:pStyle w:val="Heading4"/>
+      </w:pPr>
+      <w:r>
+        <w:rPr>
+          <w:lang w:val="zh_TW" w:bidi="zh_TW"/>
+        </w:rPr>
+        <w:t>燈</w:t>
+      </w:r>
+      <w:r>
+        <w:rPr>
+          <w:lang w:val="zh_TW" w:bidi="zh_TW"/>
+        </w:rPr>
+        <w:t>臺</w:t>
+      </w:r>
+      <w:r>
+        <w:rPr>
+          <w:lang w:val="zh_TW" w:bidi="zh_TW"/>
+        </w:rPr>
+        <w:t>中的人子（</w:t>
+      </w:r>
+      <w:hyperlink r:id="rId67">
+        <w:r>
+          <w:rPr>
+            <w:lang w:val="zh_TW" w:bidi="zh_TW"/>
+          </w:rPr>
+          <w:rPr>
+            <w:color w:val="0000EE"/>
+            <w:u w:val="single"/>
+          </w:rPr>
+          <w:t>1:9–20</w:t>
+        </w:r>
+      </w:hyperlink>
+      <w:r>
+        <w:rPr>
+          <w:lang w:val="zh_TW" w:bidi="zh_TW"/>
+        </w:rPr>
+        <w:t>）</w:t>
+      </w:r>
+    </w:p>
+    <w:p>
+      <w:pPr/>
+      <w:r>
+        <w:rPr>
+          <w:lang w:val="zh_TW" w:bidi="zh_TW"/>
+        </w:rPr>
+      </w:r>
+      <w:r>
+        <w:rPr>
+          <w:lang w:val="zh_TW" w:bidi="zh_TW"/>
+        </w:rPr>
+        <w:t>在簡略</w:t>
+      </w:r>
+      <w:r>
+        <w:rPr>
+          <w:lang w:val="zh_TW" w:bidi="zh_TW"/>
+        </w:rPr>
+        <w:t>說明異象的</w:t>
+      </w:r>
+      <w:r>
+        <w:rPr>
+          <w:lang w:val="zh_TW" w:bidi="zh_TW"/>
+        </w:rPr>
+        <w:t>歷史背景後（</w:t>
+      </w:r>
+      <w:hyperlink r:id="rId70">
+        <w:r>
+          <w:rPr>
+            <w:lang w:val="zh_TW" w:bidi="zh_TW"/>
+          </w:rPr>
+          <w:rPr>
+            <w:color w:val="0000EE"/>
+            <w:u w:val="single"/>
+          </w:rPr>
+          <w:t>1:9–11</w:t>
+        </w:r>
+      </w:hyperlink>
+      <w:r>
+        <w:rPr>
+          <w:lang w:val="zh_TW" w:bidi="zh_TW"/>
+        </w:rPr>
+        <w:t>），約翰描述了他</w:t>
+      </w:r>
+      <w:r>
+        <w:rPr>
+          <w:lang w:val="zh_TW" w:bidi="zh_TW"/>
+        </w:rPr>
+        <w:t>所見</w:t>
+      </w:r>
+      <w:r>
+        <w:rPr>
+          <w:lang w:val="zh_TW" w:bidi="zh_TW"/>
+        </w:rPr>
+        <w:t>的異象：他看到「</w:t>
+      </w:r>
+      <w:r>
+        <w:rPr>
+          <w:lang w:val="zh_TW" w:bidi="zh_TW"/>
+        </w:rPr>
+        <w:t>一位好像人子</w:t>
+      </w:r>
+      <w:r>
+        <w:rPr>
+          <w:lang w:val="zh_TW" w:bidi="zh_TW"/>
+        </w:rPr>
+        <w:t>」在七個金燈</w:t>
+      </w:r>
+      <w:r>
+        <w:rPr>
+          <w:lang w:val="zh_TW" w:bidi="zh_TW"/>
+        </w:rPr>
+        <w:t>臺</w:t>
+      </w:r>
+      <w:r>
+        <w:rPr>
+          <w:lang w:val="zh_TW" w:bidi="zh_TW"/>
+        </w:rPr>
+        <w:t>中行走（</w:t>
+      </w:r>
+      <w:hyperlink r:id="rId71">
+        <w:r>
+          <w:rPr>
+            <w:lang w:val="zh_TW" w:bidi="zh_TW"/>
+          </w:rPr>
+          <w:rPr>
+            <w:color w:val="0000EE"/>
+            <w:u w:val="single"/>
+          </w:rPr>
+          <w:t>12–16節</w:t>
+        </w:r>
+      </w:hyperlink>
+      <w:r>
+        <w:rPr>
+          <w:lang w:val="zh_TW" w:bidi="zh_TW"/>
+        </w:rPr>
+        <w:t>）。這人自稱是被高舉的主，耶穌基督（</w:t>
+      </w:r>
+      <w:hyperlink r:id="rId72">
+        <w:r>
+          <w:rPr>
+            <w:lang w:val="zh_TW" w:bidi="zh_TW"/>
+          </w:rPr>
+          <w:rPr>
+            <w:color w:val="0000EE"/>
+            <w:u w:val="single"/>
+          </w:rPr>
+          <w:t>17–18節</w:t>
+        </w:r>
+      </w:hyperlink>
+      <w:r>
+        <w:rPr>
+          <w:lang w:val="zh_TW" w:bidi="zh_TW"/>
+        </w:rPr>
+        <w:t>），然後解釋了這個象徵性異象的意義（</w:t>
+      </w:r>
+      <w:hyperlink r:id="rId73">
+        <w:r>
+          <w:rPr>
+            <w:lang w:val="zh_TW" w:bidi="zh_TW"/>
+          </w:rPr>
+          <w:rPr>
+            <w:color w:val="0000EE"/>
+            <w:u w:val="single"/>
+          </w:rPr>
+          <w:t>19–20節</w:t>
+        </w:r>
+      </w:hyperlink>
+      <w:r>
+        <w:rPr>
+          <w:lang w:val="zh_TW" w:bidi="zh_TW"/>
+        </w:rPr>
+        <w:t>）。最後，主向亞細亞的七個教會</w:t>
+      </w:r>
+      <w:r>
+        <w:rPr>
+          <w:lang w:val="zh_TW" w:bidi="zh_TW"/>
+        </w:rPr>
+        <w:t>分別傳達</w:t>
+      </w:r>
+      <w:r>
+        <w:rPr>
+          <w:lang w:val="zh_TW" w:bidi="zh_TW"/>
+        </w:rPr>
+        <w:t>了相當仔細且具體的信息（</w:t>
+      </w:r>
+      <w:hyperlink r:id="rId58">
+        <w:r>
+          <w:rPr>
+            <w:lang w:val="zh_TW" w:bidi="zh_TW"/>
+          </w:rPr>
+          <w:rPr>
+            <w:color w:val="0000EE"/>
+            <w:u w:val="single"/>
+          </w:rPr>
+          <w:t>2:1–3:22</w:t>
+        </w:r>
+      </w:hyperlink>
+      <w:r>
+        <w:rPr>
+          <w:lang w:val="zh_TW" w:bidi="zh_TW"/>
+        </w:rPr>
+        <w:t>）。</w:t>
+      </w:r>
+    </w:p>
+    <w:p>
+      <w:pPr>
+        <w:pStyle w:val="Heading4"/>
+      </w:pPr>
+      <w:r>
+        <w:rPr>
+          <w:lang w:val="zh_TW" w:bidi="zh_TW"/>
+        </w:rPr>
+        <w:t>給七個教會的信（</w:t>
+      </w:r>
+      <w:hyperlink r:id="rId58">
+        <w:r>
+          <w:rPr>
+            <w:lang w:val="zh_TW" w:bidi="zh_TW"/>
+          </w:rPr>
+          <w:rPr>
+            <w:color w:val="0000EE"/>
+            <w:u w:val="single"/>
+          </w:rPr>
+          <w:t>2:1–3:22</w:t>
+        </w:r>
+      </w:hyperlink>
+      <w:r>
+        <w:rPr>
+          <w:lang w:val="zh_TW" w:bidi="zh_TW"/>
+        </w:rPr>
+        <w:t>）</w:t>
+      </w:r>
+    </w:p>
+    <w:p>
+      <w:pPr/>
+      <w:r>
+        <w:rPr>
+          <w:lang w:val="zh_TW" w:bidi="zh_TW"/>
+        </w:rPr>
+      </w:r>
+      <w:r>
+        <w:rPr>
+          <w:lang w:val="zh_TW" w:bidi="zh_TW"/>
+        </w:rPr>
+        <w:t>這七個教會具有典型又有代表性的特質——順服和不順服都有，這些特質是對歷代所有教會的持續提醒（參</w:t>
+      </w:r>
+      <w:hyperlink r:id="rId74">
+        <w:r>
+          <w:rPr>
+            <w:lang w:val="zh_TW" w:bidi="zh_TW"/>
+          </w:rPr>
+          <w:rPr>
+            <w:color w:val="0000EE"/>
+            <w:u w:val="single"/>
+          </w:rPr>
+          <w:t>2:7、11、17、29</w:t>
+        </w:r>
+      </w:hyperlink>
+      <w:r>
+        <w:rPr>
+          <w:lang w:val="zh_TW" w:bidi="zh_TW"/>
+        </w:rPr>
+        <w:t>，</w:t>
+      </w:r>
+      <w:hyperlink r:id="rId75">
+        <w:r>
+          <w:rPr>
+            <w:lang w:val="zh_TW" w:bidi="zh_TW"/>
+          </w:rPr>
+          <w:rPr>
+            <w:color w:val="0000EE"/>
+            <w:u w:val="single"/>
+          </w:rPr>
+          <w:t>3:6、13、22</w:t>
+        </w:r>
+      </w:hyperlink>
+      <w:r>
+        <w:rPr>
+          <w:lang w:val="zh_TW" w:bidi="zh_TW"/>
+        </w:rPr>
+        <w:t>；特別是</w:t>
+      </w:r>
+      <w:hyperlink r:id="rId76">
+        <w:r>
+          <w:rPr>
+            <w:lang w:val="zh_TW" w:bidi="zh_TW"/>
+          </w:rPr>
+          <w:rPr>
+            <w:color w:val="0000EE"/>
+            <w:u w:val="single"/>
+          </w:rPr>
+          <w:t>2:23</w:t>
+        </w:r>
+      </w:hyperlink>
+      <w:r>
+        <w:rPr>
+          <w:lang w:val="zh_TW" w:bidi="zh_TW"/>
+        </w:rPr>
+        <w:t>）。</w:t>
+      </w:r>
+      <w:r>
+        <w:rPr>
+          <w:lang w:val="zh_TW" w:bidi="zh_TW"/>
+        </w:rPr>
+        <w:t>它們的順序</w:t>
+      </w:r>
+      <w:r>
+        <w:rPr>
+          <w:lang w:val="zh_TW" w:bidi="zh_TW"/>
+        </w:rPr>
+        <w:t>（</w:t>
+      </w:r>
+      <w:hyperlink r:id="rId77">
+        <w:r>
+          <w:rPr>
+            <w:lang w:val="zh_TW" w:bidi="zh_TW"/>
+          </w:rPr>
+          <w:rPr>
+            <w:color w:val="0000EE"/>
+            <w:u w:val="single"/>
+          </w:rPr>
+          <w:t>1:11</w:t>
+        </w:r>
+      </w:hyperlink>
+      <w:r>
+        <w:rPr>
+          <w:lang w:val="zh_TW" w:bidi="zh_TW"/>
+        </w:rPr>
+        <w:t>；</w:t>
+      </w:r>
+      <w:hyperlink r:id="rId58">
+        <w:r>
+          <w:rPr>
+            <w:lang w:val="zh_TW" w:bidi="zh_TW"/>
+          </w:rPr>
+          <w:rPr>
+            <w:color w:val="0000EE"/>
+            <w:u w:val="single"/>
+          </w:rPr>
+          <w:t>2:1–3:22</w:t>
+        </w:r>
+      </w:hyperlink>
+      <w:r>
+        <w:rPr>
+          <w:lang w:val="zh_TW" w:bidi="zh_TW"/>
+        </w:rPr>
+        <w:t>）</w:t>
+      </w:r>
+      <w:r>
+        <w:rPr>
+          <w:lang w:val="zh_TW" w:bidi="zh_TW"/>
+        </w:rPr>
+        <w:t>反映了從以弗所開始、最終到達老底嘉的古代路線</w:t>
+      </w:r>
+      <w:r>
+        <w:rPr>
+          <w:lang w:val="zh_TW" w:bidi="zh_TW"/>
+        </w:rPr>
+        <w:t>。</w:t>
+      </w:r>
+    </w:p>
+    <w:p>
+      <w:pPr/>
+      <w:r>
+        <w:rPr>
+          <w:lang w:val="zh_TW" w:bidi="zh_TW"/>
+        </w:rPr>
+      </w:r>
+      <w:r>
+        <w:rPr>
+          <w:lang w:val="zh_TW" w:bidi="zh_TW"/>
+        </w:rPr>
+        <w:t>每段信息均按照當時的書信格式，由七個部分所組成：</w:t>
       </w:r>
     </w:p>
     <w:p>
@@ -253,25 +3490,7 @@
         <w:rPr>
           <w:lang w:val="zh_TW" w:bidi="zh_TW"/>
         </w:rPr>
-        <w:t>希未人哈抹的兒子示劍強姦了底拿（見</w:t>
-      </w:r>
-      <w:hyperlink r:id="rId13">
-        <w:r>
-          <w:rPr>
-            <w:lang w:val="zh_TW" w:bidi="zh_TW"/>
-          </w:rPr>
-          <w:rPr>
-            <w:color w:val="0000EE"/>
-            <w:u w:val="single"/>
-          </w:rPr>
-          <w:t>創34:2–7</w:t>
-        </w:r>
-      </w:hyperlink>
-      <w:r>
-        <w:rPr>
-          <w:lang w:val="zh_TW" w:bidi="zh_TW"/>
-        </w:rPr>
-        <w:t>）</w:t>
+        <w:t>依照常見格式，七封信皆首先提及收信人的身份：「寫信給以弗所教會的使者……」</w:t>
       </w:r>
     </w:p>
     <w:p>
@@ -289,18 +3508,341 @@
         <w:rPr>
           <w:lang w:val="zh_TW" w:bidi="zh_TW"/>
         </w:rPr>
-        <w:t>大衛王的兒子暗嫩強姦了他的妹妹她瑪 （</w:t>
-      </w:r>
-      <w:hyperlink r:id="rId14">
-        <w:r>
-          <w:rPr>
-            <w:lang w:val="zh_TW" w:bidi="zh_TW"/>
-          </w:rPr>
-          <w:rPr>
-            <w:color w:val="0000EE"/>
-            <w:u w:val="single"/>
-          </w:rPr>
-          <w:t>撒下13:14</w:t>
+        <w:t>然後提到</w:t>
+      </w:r>
+      <w:r>
+        <w:rPr>
+          <w:lang w:val="zh_TW" w:bidi="zh_TW"/>
+        </w:rPr>
+        <w:t>發言者</w:t>
+      </w:r>
+      <w:r>
+        <w:rPr>
+          <w:lang w:val="zh_TW" w:bidi="zh_TW"/>
+        </w:rPr>
+        <w:t>。每段信息的介紹，都會重述基督宏大的異象和身份（</w:t>
+      </w:r>
+      <w:hyperlink r:id="rId78">
+        <w:r>
+          <w:rPr>
+            <w:lang w:val="zh_TW" w:bidi="zh_TW"/>
+          </w:rPr>
+          <w:rPr>
+            <w:color w:val="0000EE"/>
+            <w:u w:val="single"/>
+          </w:rPr>
+          <w:t>1:12–20</w:t>
+        </w:r>
+      </w:hyperlink>
+      <w:r>
+        <w:rPr>
+          <w:lang w:val="zh_TW" w:bidi="zh_TW"/>
+        </w:rPr>
+        <w:t>），例如：「</w:t>
+      </w:r>
+      <w:r>
+        <w:rPr>
+          <w:lang w:val="zh_TW" w:bidi="zh_TW"/>
+        </w:rPr>
+        <w:t>那右手拿着七星、在七個金燈臺中間行走的</w:t>
+      </w:r>
+      <w:r>
+        <w:rPr>
+          <w:lang w:val="zh_TW" w:bidi="zh_TW"/>
+        </w:rPr>
+        <w:t>」（</w:t>
+      </w:r>
+      <w:hyperlink r:id="rId79">
+        <w:r>
+          <w:rPr>
+            <w:lang w:val="zh_TW" w:bidi="zh_TW"/>
+          </w:rPr>
+          <w:rPr>
+            <w:color w:val="0000EE"/>
+            <w:u w:val="single"/>
+          </w:rPr>
+          <w:t>2:1</w:t>
+        </w:r>
+      </w:hyperlink>
+      <w:r>
+        <w:rPr>
+          <w:lang w:val="zh_TW" w:bidi="zh_TW"/>
+        </w:rPr>
+        <w:t>；參見</w:t>
+      </w:r>
+      <w:hyperlink r:id="rId80">
+        <w:r>
+          <w:rPr>
+            <w:lang w:val="zh_TW" w:bidi="zh_TW"/>
+          </w:rPr>
+          <w:rPr>
+            <w:color w:val="0000EE"/>
+            <w:u w:val="single"/>
+          </w:rPr>
+          <w:t>1:13、16</w:t>
+        </w:r>
+      </w:hyperlink>
+      <w:r>
+        <w:rPr>
+          <w:lang w:val="zh_TW" w:bidi="zh_TW"/>
+        </w:rPr>
+        <w:t>）。</w:t>
+      </w:r>
+    </w:p>
+    <w:p>
+      <w:pPr>
+        <w:pStyle w:val="ListNumber"/>
+        <w:spacing w:line="240" w:lineRule="auto"/>
+        <w:ind w:left="720"/>
+      </w:pPr>
+      <w:r>
+        <w:rPr>
+          <w:lang w:val="zh_TW" w:bidi="zh_TW"/>
+        </w:rPr>
+      </w:r>
+      <w:r>
+        <w:rPr>
+          <w:lang w:val="zh_TW" w:bidi="zh_TW"/>
+        </w:rPr>
+        <w:t>接著是發言者的知識</w:t>
+      </w:r>
+      <w:r>
+        <w:rPr>
+          <w:lang w:val="zh_TW" w:bidi="zh_TW"/>
+        </w:rPr>
+        <w:t>。祂深深知道教會的所作所為，以及教會對祂的忠心程度，無論表面情況如何。在給撒狄和老底嘉教會的信息中，評估是完全負面的。基督教會的敵人是欺騙者撒但，牠試圖破壞教會對基督的忠心（</w:t>
+      </w:r>
+      <w:hyperlink r:id="rId81">
+        <w:r>
+          <w:rPr>
+            <w:lang w:val="zh_TW" w:bidi="zh_TW"/>
+          </w:rPr>
+          <w:rPr>
+            <w:color w:val="0000EE"/>
+            <w:u w:val="single"/>
+          </w:rPr>
+          <w:t>2:10、24</w:t>
+        </w:r>
+      </w:hyperlink>
+      <w:r>
+        <w:rPr>
+          <w:lang w:val="zh_TW" w:bidi="zh_TW"/>
+        </w:rPr>
+        <w:t>）。</w:t>
+      </w:r>
+    </w:p>
+    <w:p>
+      <w:pPr>
+        <w:pStyle w:val="ListNumber"/>
+        <w:spacing w:line="240" w:lineRule="auto"/>
+        <w:ind w:left="720"/>
+      </w:pPr>
+      <w:r>
+        <w:rPr>
+          <w:lang w:val="zh_TW" w:bidi="zh_TW"/>
+        </w:rPr>
+      </w:r>
+      <w:r>
+        <w:rPr>
+          <w:lang w:val="zh_TW" w:bidi="zh_TW"/>
+        </w:rPr>
+        <w:t>在評估教會的成就後，</w:t>
+      </w:r>
+      <w:r>
+        <w:rPr>
+          <w:lang w:val="zh_TW" w:bidi="zh_TW"/>
+        </w:rPr>
+        <w:t>發言者</w:t>
+      </w:r>
+      <w:r>
+        <w:rPr>
+          <w:lang w:val="zh_TW" w:bidi="zh_TW"/>
+        </w:rPr>
+        <w:t>會用這樣的話語，宣告對他們狀況的判決，例如「</w:t>
+      </w:r>
+      <w:r>
+        <w:rPr>
+          <w:lang w:val="zh_TW" w:bidi="zh_TW"/>
+        </w:rPr>
+        <w:t>你把起初的愛心離棄了</w:t>
+      </w:r>
+      <w:r>
+        <w:rPr>
+          <w:lang w:val="zh_TW" w:bidi="zh_TW"/>
+        </w:rPr>
+        <w:t>」（</w:t>
+      </w:r>
+      <w:hyperlink r:id="rId82">
+        <w:r>
+          <w:rPr>
+            <w:lang w:val="zh_TW" w:bidi="zh_TW"/>
+          </w:rPr>
+          <w:rPr>
+            <w:color w:val="0000EE"/>
+            <w:u w:val="single"/>
+          </w:rPr>
+          <w:t>2:4</w:t>
+        </w:r>
+      </w:hyperlink>
+      <w:r>
+        <w:rPr>
+          <w:lang w:val="zh_TW" w:bidi="zh_TW"/>
+        </w:rPr>
+        <w:t>）或「</w:t>
+      </w:r>
+      <w:r>
+        <w:rPr>
+          <w:lang w:val="zh_TW" w:bidi="zh_TW"/>
+        </w:rPr>
+        <w:t>其實是死的</w:t>
+      </w:r>
+      <w:r>
+        <w:rPr>
+          <w:lang w:val="zh_TW" w:bidi="zh_TW"/>
+        </w:rPr>
+        <w:t>」（</w:t>
+      </w:r>
+      <w:hyperlink r:id="rId83">
+        <w:r>
+          <w:rPr>
+            <w:lang w:val="zh_TW" w:bidi="zh_TW"/>
+          </w:rPr>
+          <w:rPr>
+            <w:color w:val="0000EE"/>
+            <w:u w:val="single"/>
+          </w:rPr>
+          <w:t>3:1</w:t>
+        </w:r>
+      </w:hyperlink>
+      <w:r>
+        <w:rPr>
+          <w:lang w:val="zh_TW" w:bidi="zh_TW"/>
+        </w:rPr>
+        <w:t>）。其中有兩封信沒有負面的判決（士每拿、非拉鐵非），而有兩封信則沒有讚美的話（撒狄、老底嘉）。在這些信中，所有的不忠都被視為從裡面背叛與基督的關係。</w:t>
+      </w:r>
+    </w:p>
+    <w:p>
+      <w:pPr>
+        <w:pStyle w:val="ListNumber"/>
+        <w:spacing w:line="240" w:lineRule="auto"/>
+        <w:ind w:left="720"/>
+      </w:pPr>
+      <w:r>
+        <w:rPr>
+          <w:lang w:val="zh_TW" w:bidi="zh_TW"/>
+        </w:rPr>
+      </w:r>
+      <w:r>
+        <w:rPr>
+          <w:lang w:val="zh_TW" w:bidi="zh_TW"/>
+        </w:rPr>
+        <w:t>為了糾正或提醒每個教會，耶穌發出了深入的命令。這些命令進一步揭示這些教會自我欺騙的具體情況。</w:t>
+      </w:r>
+    </w:p>
+    <w:p>
+      <w:pPr>
+        <w:pStyle w:val="ListNumber"/>
+        <w:spacing w:line="240" w:lineRule="auto"/>
+        <w:ind w:left="720"/>
+      </w:pPr>
+      <w:r>
+        <w:rPr>
+          <w:lang w:val="zh_TW" w:bidi="zh_TW"/>
+        </w:rPr>
+      </w:r>
+      <w:r>
+        <w:rPr>
+          <w:lang w:val="zh_TW" w:bidi="zh_TW"/>
+        </w:rPr>
+        <w:t>每封信都也有一般的勸告：「聖靈向眾教會所說的話，凡有耳的，就應當聽！」聖靈的話就是基督的話（參見</w:t>
+      </w:r>
+      <w:hyperlink r:id="rId84">
+        <w:r>
+          <w:rPr>
+            <w:lang w:val="zh_TW" w:bidi="zh_TW"/>
+          </w:rPr>
+          <w:rPr>
+            <w:color w:val="0000EE"/>
+            <w:u w:val="single"/>
+          </w:rPr>
+          <w:t>19:10</w:t>
+        </w:r>
+      </w:hyperlink>
+      <w:r>
+        <w:rPr>
+          <w:lang w:val="zh_TW" w:bidi="zh_TW"/>
+        </w:rPr>
+        <w:t>）。</w:t>
+      </w:r>
+    </w:p>
+    <w:p>
+      <w:pPr>
+        <w:pStyle w:val="ListNumber"/>
+        <w:spacing w:line="240" w:lineRule="auto"/>
+        <w:ind w:left="720"/>
+      </w:pPr>
+      <w:r>
+        <w:rPr>
+          <w:lang w:val="zh_TW" w:bidi="zh_TW"/>
+        </w:rPr>
+      </w:r>
+      <w:r>
+        <w:rPr>
+          <w:lang w:val="zh_TW" w:bidi="zh_TW"/>
+        </w:rPr>
+        <w:t>最後，每封信都應許獎賞得勝者。每一個應許都具有末世的意義，並與書卷的最後兩章相關。此外，這些應許呼應</w:t>
+      </w:r>
+      <w:hyperlink r:id="rId85">
+        <w:r>
+          <w:rPr>
+            <w:lang w:val="zh_TW" w:bidi="zh_TW"/>
+          </w:rPr>
+          <w:rPr>
+            <w:color w:val="0000EE"/>
+            <w:u w:val="single"/>
+          </w:rPr>
+          <w:t>創世記二至三章</w:t>
+        </w:r>
+      </w:hyperlink>
+      <w:r>
+        <w:rPr>
+          <w:lang w:val="zh_TW" w:bidi="zh_TW"/>
+        </w:rPr>
+        <w:t>：基督已經完全恢復亞當在伊甸園中所失去的。我們應該將這七個應許理解為不同的面向，結合起來構成對給予信徒的偉大應許：基督在哪裡，「</w:t>
+      </w:r>
+      <w:r>
+        <w:rPr>
+          <w:lang w:val="zh_TW" w:bidi="zh_TW"/>
+        </w:rPr>
+        <w:t>得勝者」也將在那裡</w:t>
+      </w:r>
+      <w:r>
+        <w:rPr>
+          <w:lang w:val="zh_TW" w:bidi="zh_TW"/>
+        </w:rPr>
+        <w:t>。</w:t>
+      </w:r>
+    </w:p>
+    <w:p>
+      <w:pPr>
+        <w:pStyle w:val="Heading3"/>
+      </w:pPr>
+      <w:r>
+        <w:rPr>
+          <w:lang w:val="zh_TW" w:bidi="zh_TW"/>
+        </w:rPr>
+        <w:t>七印（</w:t>
+      </w:r>
+      <w:hyperlink r:id="rId86">
+        <w:r>
+          <w:rPr>
+            <w:lang w:val="zh_TW" w:bidi="zh_TW"/>
+          </w:rPr>
+          <w:rPr>
+            <w:color w:val="0000EE"/>
+            <w:u w:val="single"/>
+          </w:rPr>
+          <w:t>4:1–8:1</w:t>
         </w:r>
       </w:hyperlink>
       <w:r>
@@ -321,7 +3863,55 @@
         <w:rPr>
           <w:lang w:val="zh_TW" w:bidi="zh_TW"/>
         </w:rPr>
-        <w:t>在這兩個事件中，受害女子的兄弟都為姊妹遭受強姦而報復。</w:t>
+        <w:t>由於從</w:t>
+      </w:r>
+      <w:r>
+        <w:rPr>
+          <w:lang w:val="zh_TW" w:bidi="zh_TW"/>
+        </w:rPr>
+        <w:t>啟示錄</w:t>
+      </w:r>
+      <w:hyperlink r:id="rId87">
+        <w:r>
+          <w:rPr>
+            <w:lang w:val="zh_TW" w:bidi="zh_TW"/>
+          </w:rPr>
+          <w:rPr>
+            <w:color w:val="0000EE"/>
+            <w:u w:val="single"/>
+          </w:rPr>
+          <w:t>四章1節</w:t>
+        </w:r>
+      </w:hyperlink>
+      <w:r>
+        <w:rPr>
+          <w:lang w:val="zh_TW" w:bidi="zh_TW"/>
+        </w:rPr>
+        <w:t>到結尾，經文都大量使用了異象和象徵</w:t>
+      </w:r>
+      <w:r>
+        <w:rPr>
+          <w:lang w:val="zh_TW" w:bidi="zh_TW"/>
+        </w:rPr>
+        <w:t>，加上這些內容與</w:t>
+      </w:r>
+      <w:hyperlink r:id="rId88">
+        <w:r>
+          <w:rPr>
+            <w:lang w:val="zh_TW" w:bidi="zh_TW"/>
+          </w:rPr>
+          <w:rPr>
+            <w:color w:val="0000EE"/>
+            <w:u w:val="single"/>
+          </w:rPr>
+          <w:t>一至三章</w:t>
+        </w:r>
+      </w:hyperlink>
+      <w:r>
+        <w:rPr>
+          <w:lang w:val="zh_TW" w:bidi="zh_TW"/>
+        </w:rPr>
+        <w:t>有何關聯的問題，無怪乎解經家在處理這些章節時的看法差異很大。</w:t>
       </w:r>
     </w:p>
     <w:p>
@@ -333,6 +3923,4517 @@
       </w:r>
       <w:r>
         <w:rPr>
+          <w:lang w:val="zh_TW" w:bidi="zh_TW"/>
+        </w:rPr>
+        <w:t>寶座、書卷與羔羊（</w:t>
+      </w:r>
+      <w:hyperlink r:id="rId89">
+        <w:r>
+          <w:rPr>
+            <w:lang w:val="zh_TW" w:bidi="zh_TW"/>
+          </w:rPr>
+          <w:rPr>
+            <w:color w:val="0000EE"/>
+            <w:u w:val="single"/>
+          </w:rPr>
+          <w:t>4:1–5:14</w:t>
+        </w:r>
+      </w:hyperlink>
+      <w:r>
+        <w:rPr>
+          <w:lang w:val="zh_TW" w:bidi="zh_TW"/>
+        </w:rPr>
+        <w:t>）</w:t>
+      </w:r>
+    </w:p>
+    <w:p>
+      <w:pPr/>
+      <w:r>
+        <w:rPr>
+          <w:lang w:val="zh_TW" w:bidi="zh_TW"/>
+        </w:rPr>
+      </w:r>
+      <w:r>
+        <w:rPr>
+          <w:lang w:val="zh_TW" w:bidi="zh_TW"/>
+        </w:rPr>
+        <w:t>第</w:t>
+      </w:r>
+      <w:hyperlink r:id="rId90">
+        <w:r>
+          <w:rPr>
+            <w:lang w:val="zh_TW" w:bidi="zh_TW"/>
+          </w:rPr>
+          <w:rPr>
+            <w:color w:val="0000EE"/>
+            <w:u w:val="single"/>
+          </w:rPr>
+          <w:t>四至五</w:t>
+        </w:r>
+      </w:hyperlink>
+      <w:r>
+        <w:rPr>
+          <w:lang w:val="zh_TW" w:bidi="zh_TW"/>
+        </w:rPr>
+        <w:t>章</w:t>
+      </w:r>
+      <w:r>
+        <w:rPr>
+          <w:lang w:val="zh_TW" w:bidi="zh_TW"/>
+        </w:rPr>
+        <w:t>形成</w:t>
+      </w:r>
+      <w:r>
+        <w:rPr>
+          <w:lang w:val="zh_TW" w:bidi="zh_TW"/>
+        </w:rPr>
+        <w:t>一個異象，由兩個部份組成：寶座（</w:t>
+      </w:r>
+      <w:hyperlink r:id="rId91">
+        <w:r>
+          <w:rPr>
+            <w:lang w:val="zh_TW" w:bidi="zh_TW"/>
+          </w:rPr>
+          <w:rPr>
+            <w:color w:val="0000EE"/>
+            <w:u w:val="single"/>
+          </w:rPr>
+          <w:t>4</w:t>
+        </w:r>
+      </w:hyperlink>
+      <w:r>
+        <w:rPr>
+          <w:lang w:val="zh_TW" w:bidi="zh_TW"/>
+        </w:rPr>
+        <w:t>章）和羔羊與書卷（</w:t>
+      </w:r>
+      <w:hyperlink r:id="rId92">
+        <w:r>
+          <w:rPr>
+            <w:lang w:val="zh_TW" w:bidi="zh_TW"/>
+          </w:rPr>
+          <w:rPr>
+            <w:color w:val="0000EE"/>
+            <w:u w:val="single"/>
+          </w:rPr>
+          <w:t>5</w:t>
+        </w:r>
+      </w:hyperlink>
+      <w:r>
+        <w:rPr>
+          <w:lang w:val="zh_TW" w:bidi="zh_TW"/>
+        </w:rPr>
+        <w:t>章）。事實上，寶座的異象（</w:t>
+      </w:r>
+      <w:hyperlink r:id="rId90">
+        <w:r>
+          <w:rPr>
+            <w:lang w:val="zh_TW" w:bidi="zh_TW"/>
+          </w:rPr>
+          <w:rPr>
+            <w:color w:val="0000EE"/>
+            <w:u w:val="single"/>
+          </w:rPr>
+          <w:t>4–5</w:t>
+        </w:r>
+      </w:hyperlink>
+      <w:r>
+        <w:rPr>
+          <w:lang w:val="zh_TW" w:bidi="zh_TW"/>
+        </w:rPr>
+        <w:t>章）和七印的開啟（</w:t>
+      </w:r>
+      <w:hyperlink r:id="rId93">
+        <w:r>
+          <w:rPr>
+            <w:lang w:val="zh_TW" w:bidi="zh_TW"/>
+          </w:rPr>
+          <w:rPr>
+            <w:color w:val="0000EE"/>
+            <w:u w:val="single"/>
+          </w:rPr>
+          <w:t>6–8</w:t>
+        </w:r>
+      </w:hyperlink>
+      <w:r>
+        <w:rPr>
+          <w:lang w:val="zh_TW" w:bidi="zh_TW"/>
+        </w:rPr>
+        <w:t>章）形成一個單一且連續的異象，不應分開；實際上，寶座的異象應被視為主導整個七印的異象，這異象</w:t>
+      </w:r>
+      <w:r>
+        <w:rPr>
+          <w:lang w:val="zh_TW" w:bidi="zh_TW"/>
+        </w:rPr>
+        <w:t>甚至主導全書其餘部分</w:t>
+      </w:r>
+      <w:r>
+        <w:rPr>
+          <w:lang w:val="zh_TW" w:bidi="zh_TW"/>
+        </w:rPr>
+        <w:t>（參</w:t>
+      </w:r>
+      <w:hyperlink r:id="rId94">
+        <w:r>
+          <w:rPr>
+            <w:lang w:val="zh_TW" w:bidi="zh_TW"/>
+          </w:rPr>
+          <w:rPr>
+            <w:color w:val="0000EE"/>
+            <w:u w:val="single"/>
+          </w:rPr>
+          <w:t>22:3</w:t>
+        </w:r>
+      </w:hyperlink>
+      <w:r>
+        <w:rPr>
+          <w:lang w:val="zh_TW" w:bidi="zh_TW"/>
+        </w:rPr>
+        <w:t>）。</w:t>
+      </w:r>
+    </w:p>
+    <w:p>
+      <w:pPr/>
+      <w:r>
+        <w:rPr>
+          <w:lang w:val="zh_TW" w:bidi="zh_TW"/>
+        </w:rPr>
+      </w:r>
+      <w:r>
+        <w:rPr>
+          <w:lang w:val="zh_TW" w:bidi="zh_TW"/>
+        </w:rPr>
+        <w:t>約翰看到了一個認識神威嚴和權能的新視角，使他能理解與七印異象相關的地上事件</w:t>
+      </w:r>
+      <w:r>
+        <w:rPr>
+          <w:lang w:val="zh_TW" w:bidi="zh_TW"/>
+        </w:rPr>
+        <w:t>（</w:t>
+      </w:r>
+      <w:hyperlink r:id="rId91">
+        <w:r>
+          <w:rPr>
+            <w:lang w:val="zh_TW" w:bidi="zh_TW"/>
+          </w:rPr>
+          <w:rPr>
+            <w:color w:val="0000EE"/>
+            <w:u w:val="single"/>
+          </w:rPr>
+          <w:t>4:1–11</w:t>
+        </w:r>
+      </w:hyperlink>
+      <w:r>
+        <w:rPr>
+          <w:lang w:val="zh_TW" w:bidi="zh_TW"/>
+        </w:rPr>
+        <w:t>；參</w:t>
+      </w:r>
+      <w:hyperlink r:id="rId95">
+        <w:r>
+          <w:rPr>
+            <w:lang w:val="zh_TW" w:bidi="zh_TW"/>
+          </w:rPr>
+          <w:rPr>
+            <w:color w:val="0000EE"/>
+            <w:u w:val="single"/>
+          </w:rPr>
+          <w:t>王上22:19</w:t>
+        </w:r>
+      </w:hyperlink>
+      <w:r>
+        <w:rPr>
+          <w:lang w:val="zh_TW" w:bidi="zh_TW"/>
+        </w:rPr>
+        <w:t>）。</w:t>
+      </w:r>
+      <w:r>
+        <w:rPr>
+          <w:lang w:val="zh_TW" w:bidi="zh_TW"/>
+        </w:rPr>
+        <w:t>這是啟示錄中第一次引入天地頻繁交替，這種交替在書卷的其餘部分中常見。地上發生的事件，在天上都有其對應和不可分割的屬靈意義。</w:t>
+      </w:r>
+    </w:p>
+    <w:p>
+      <w:pPr/>
+      <w:r>
+        <w:rPr>
+          <w:lang w:val="zh_TW" w:bidi="zh_TW"/>
+        </w:rPr>
+      </w:r>
+      <w:r>
+        <w:rPr>
+          <w:lang w:val="zh_TW" w:bidi="zh_TW"/>
+        </w:rPr>
+        <w:t>第</w:t>
+      </w:r>
+      <w:hyperlink r:id="rId92">
+        <w:r>
+          <w:rPr>
+            <w:lang w:val="zh_TW" w:bidi="zh_TW"/>
+          </w:rPr>
+          <w:rPr>
+            <w:color w:val="0000EE"/>
+            <w:u w:val="single"/>
+          </w:rPr>
+          <w:t>五</w:t>
+        </w:r>
+      </w:hyperlink>
+      <w:r>
+        <w:rPr>
+          <w:lang w:val="zh_TW" w:bidi="zh_TW"/>
+        </w:rPr>
+        <w:t>章是從第</w:t>
+      </w:r>
+      <w:hyperlink r:id="rId91">
+        <w:r>
+          <w:rPr>
+            <w:lang w:val="zh_TW" w:bidi="zh_TW"/>
+          </w:rPr>
+          <w:rPr>
+            <w:color w:val="0000EE"/>
+            <w:u w:val="single"/>
+          </w:rPr>
+          <w:t>四</w:t>
+        </w:r>
+      </w:hyperlink>
+      <w:r>
+        <w:rPr>
+          <w:lang w:val="zh_TW" w:bidi="zh_TW"/>
+        </w:rPr>
+        <w:t>章開始</w:t>
+      </w:r>
+      <w:r>
+        <w:rPr>
+          <w:lang w:val="zh_TW" w:bidi="zh_TW"/>
+        </w:rPr>
+        <w:t>並延續到七印開啟的異象的一部分</w:t>
+      </w:r>
+      <w:r>
+        <w:rPr>
+          <w:lang w:val="zh_TW" w:bidi="zh_TW"/>
+        </w:rPr>
+        <w:t>（</w:t>
+      </w:r>
+      <w:hyperlink r:id="rId96">
+        <w:r>
+          <w:rPr>
+            <w:lang w:val="zh_TW" w:bidi="zh_TW"/>
+          </w:rPr>
+          <w:rPr>
+            <w:color w:val="0000EE"/>
+            <w:u w:val="single"/>
+          </w:rPr>
+          <w:t>啟6:1–8:1</w:t>
+        </w:r>
+      </w:hyperlink>
+      <w:r>
+        <w:rPr>
+          <w:lang w:val="zh_TW" w:bidi="zh_TW"/>
+        </w:rPr>
+        <w:t>；參第</w:t>
+      </w:r>
+      <w:hyperlink r:id="rId91">
+        <w:r>
+          <w:rPr>
+            <w:lang w:val="zh_TW" w:bidi="zh_TW"/>
+          </w:rPr>
+          <w:rPr>
+            <w:color w:val="0000EE"/>
+            <w:u w:val="single"/>
+          </w:rPr>
+          <w:t>4</w:t>
+        </w:r>
+      </w:hyperlink>
+      <w:r>
+        <w:rPr>
+          <w:lang w:val="zh_TW" w:bidi="zh_TW"/>
+        </w:rPr>
+        <w:t>章的介紹）。</w:t>
+      </w:r>
+      <w:r>
+        <w:rPr>
+          <w:lang w:val="zh_TW" w:bidi="zh_TW"/>
+        </w:rPr>
+        <w:t>整個場景的焦點集中在被殺羔羊從坐在寶座上的那位手中接過書卷。最終強調的是，羔羊因祂的犧牲而配得敬拜。</w:t>
+      </w:r>
+    </w:p>
+    <w:p>
+      <w:pPr/>
+      <w:r>
+        <w:rPr>
+          <w:lang w:val="zh_TW" w:bidi="zh_TW"/>
+        </w:rPr>
+      </w:r>
+      <w:r>
+        <w:rPr>
+          <w:lang w:val="zh_TW" w:bidi="zh_TW"/>
+        </w:rPr>
+        <w:t>揭開前六印（</w:t>
+      </w:r>
+      <w:hyperlink r:id="rId97">
+        <w:r>
+          <w:rPr>
+            <w:lang w:val="zh_TW" w:bidi="zh_TW"/>
+          </w:rPr>
+          <w:rPr>
+            <w:color w:val="0000EE"/>
+            <w:u w:val="single"/>
+          </w:rPr>
+          <w:t>6:1–17</w:t>
+        </w:r>
+      </w:hyperlink>
+      <w:r>
+        <w:rPr>
+          <w:lang w:val="zh_TW" w:bidi="zh_TW"/>
+        </w:rPr>
+        <w:t>）</w:t>
+      </w:r>
+    </w:p>
+    <w:p>
+      <w:pPr/>
+      <w:r>
+        <w:rPr>
+          <w:lang w:val="zh_TW" w:bidi="zh_TW"/>
+        </w:rPr>
+      </w:r>
+      <w:r>
+        <w:rPr>
+          <w:lang w:val="zh_TW" w:bidi="zh_TW"/>
+        </w:rPr>
+        <w:t>揭開</w:t>
+      </w:r>
+      <w:r>
+        <w:rPr>
+          <w:lang w:val="zh_TW" w:bidi="zh_TW"/>
+        </w:rPr>
+        <w:t>七印的異象</w:t>
+      </w:r>
+      <w:r>
+        <w:rPr>
+          <w:lang w:val="zh_TW" w:bidi="zh_TW"/>
+        </w:rPr>
+        <w:t>延續自第</w:t>
+      </w:r>
+      <w:hyperlink r:id="rId91">
+        <w:r>
+          <w:rPr>
+            <w:lang w:val="zh_TW" w:bidi="zh_TW"/>
+          </w:rPr>
+          <w:rPr>
+            <w:color w:val="0000EE"/>
+            <w:u w:val="single"/>
+          </w:rPr>
+          <w:t>四</w:t>
+        </w:r>
+      </w:hyperlink>
+      <w:r>
+        <w:rPr>
+          <w:lang w:val="zh_TW" w:bidi="zh_TW"/>
+        </w:rPr>
+        <w:t>章</w:t>
+      </w:r>
+      <w:r>
+        <w:rPr>
+          <w:lang w:val="zh_TW" w:bidi="zh_TW"/>
+        </w:rPr>
+        <w:t>和</w:t>
+      </w:r>
+      <w:r>
+        <w:rPr>
+          <w:lang w:val="zh_TW" w:bidi="zh_TW"/>
+        </w:rPr>
+        <w:t>第</w:t>
+      </w:r>
+      <w:hyperlink r:id="rId92">
+        <w:r>
+          <w:rPr>
+            <w:lang w:val="zh_TW" w:bidi="zh_TW"/>
+          </w:rPr>
+          <w:rPr>
+            <w:color w:val="0000EE"/>
+            <w:u w:val="single"/>
+          </w:rPr>
+          <w:t>五</w:t>
+        </w:r>
+      </w:hyperlink>
+      <w:r>
+        <w:rPr>
+          <w:lang w:val="zh_TW" w:bidi="zh_TW"/>
+        </w:rPr>
+        <w:t>章。現在場景轉移到地上的事件。卷軸本身涉及啟示錄</w:t>
+      </w:r>
+      <w:r>
+        <w:rPr>
+          <w:lang w:val="zh_TW" w:bidi="zh_TW"/>
+        </w:rPr>
+        <w:t>的其餘部分，並涉及萬事終結的奧秘，即歷史的終局，無論是對得勝者還是對獸的敬拜者</w:t>
+      </w:r>
+      <w:r>
+        <w:rPr>
+          <w:lang w:val="zh_TW" w:bidi="zh_TW"/>
+        </w:rPr>
+        <w:t>。</w:t>
+      </w:r>
+      <w:r>
+        <w:rPr>
+          <w:lang w:val="zh_TW" w:bidi="zh_TW"/>
+        </w:rPr>
+        <w:t>作者認為這些印可能代表最終終結前的預備事件</w:t>
+      </w:r>
+      <w:r>
+        <w:rPr>
+          <w:lang w:val="zh_TW" w:bidi="zh_TW"/>
+        </w:rPr>
+        <w:t>。</w:t>
+      </w:r>
+      <w:r>
+        <w:rPr>
+          <w:lang w:val="zh_TW" w:bidi="zh_TW"/>
+        </w:rPr>
+        <w:t>然而，這些事件是在終結前立即發生，還是代表了終結前普遍存在的狀況，這是一個更難回答的問題</w:t>
+      </w:r>
+      <w:r>
+        <w:rPr>
+          <w:lang w:val="zh_TW" w:bidi="zh_TW"/>
+        </w:rPr>
+        <w:t>。</w:t>
+      </w:r>
+    </w:p>
+    <w:p>
+      <w:pPr/>
+      <w:r>
+        <w:rPr>
+          <w:lang w:val="zh_TW" w:bidi="zh_TW"/>
+        </w:rPr>
+      </w:r>
+      <w:r>
+        <w:rPr>
+          <w:lang w:val="zh_TW" w:bidi="zh_TW"/>
+        </w:rPr>
+        <w:t>這些印與耶穌在橄欖山講論中所提到的末世徵兆，有著密切的關係（</w:t>
+      </w:r>
+      <w:hyperlink r:id="rId98">
+        <w:r>
+          <w:rPr>
+            <w:lang w:val="zh_TW" w:bidi="zh_TW"/>
+          </w:rPr>
+          <w:rPr>
+            <w:color w:val="0000EE"/>
+            <w:u w:val="single"/>
+          </w:rPr>
+          <w:t>太24:1–35</w:t>
+        </w:r>
+      </w:hyperlink>
+      <w:r>
+        <w:rPr>
+          <w:lang w:val="zh_TW" w:bidi="zh_TW"/>
+        </w:rPr>
+        <w:t>；</w:t>
+      </w:r>
+      <w:hyperlink r:id="rId50">
+        <w:r>
+          <w:rPr>
+            <w:lang w:val="zh_TW" w:bidi="zh_TW"/>
+          </w:rPr>
+          <w:rPr>
+            <w:color w:val="0000EE"/>
+            <w:u w:val="single"/>
+          </w:rPr>
+          <w:t>可13:1–37</w:t>
+        </w:r>
+      </w:hyperlink>
+      <w:r>
+        <w:rPr>
+          <w:lang w:val="zh_TW" w:bidi="zh_TW"/>
+        </w:rPr>
+        <w:t>；</w:t>
+      </w:r>
+      <w:hyperlink r:id="rId99">
+        <w:r>
+          <w:rPr>
+            <w:lang w:val="zh_TW" w:bidi="zh_TW"/>
+          </w:rPr>
+          <w:rPr>
+            <w:color w:val="0000EE"/>
+            <w:u w:val="single"/>
+          </w:rPr>
+          <w:t>路21:5–33</w:t>
+        </w:r>
+      </w:hyperlink>
+      <w:r>
+        <w:rPr>
+          <w:lang w:val="zh_TW" w:bidi="zh_TW"/>
+        </w:rPr>
+        <w:t>）。橄欖山講論與啟示錄主要部份，有著相當明顯的相似之處，使人無法忽視。因此，這些印對應於橄欖山講論中的「大災難的開頭」。</w:t>
+      </w:r>
+      <w:r>
+        <w:rPr>
+          <w:lang w:val="zh_TW" w:bidi="zh_TW"/>
+        </w:rPr>
+        <w:t>這些事件與</w:t>
+      </w:r>
+      <w:r>
+        <w:rPr>
+          <w:lang w:val="zh_TW" w:bidi="zh_TW"/>
+        </w:rPr>
+        <w:t>號（</w:t>
+      </w:r>
+      <w:hyperlink r:id="rId100">
+        <w:r>
+          <w:rPr>
+            <w:lang w:val="zh_TW" w:bidi="zh_TW"/>
+          </w:rPr>
+          <w:rPr>
+            <w:color w:val="0000EE"/>
+            <w:u w:val="single"/>
+          </w:rPr>
+          <w:t>啟8:2–11:19</w:t>
+        </w:r>
+      </w:hyperlink>
+      <w:r>
+        <w:rPr>
+          <w:lang w:val="zh_TW" w:bidi="zh_TW"/>
+        </w:rPr>
+        <w:t>）和碗（</w:t>
+      </w:r>
+      <w:hyperlink r:id="rId101">
+        <w:r>
+          <w:rPr>
+            <w:lang w:val="zh_TW" w:bidi="zh_TW"/>
+          </w:rPr>
+          <w:rPr>
+            <w:color w:val="0000EE"/>
+            <w:u w:val="single"/>
+          </w:rPr>
+          <w:t>15:1–16:21</w:t>
+        </w:r>
+      </w:hyperlink>
+      <w:r>
+        <w:rPr>
+          <w:lang w:val="zh_TW" w:bidi="zh_TW"/>
+        </w:rPr>
+        <w:t>）</w:t>
+      </w:r>
+      <w:r>
+        <w:rPr>
+          <w:lang w:val="zh_TW" w:bidi="zh_TW"/>
+        </w:rPr>
+        <w:t>下的審判相似</w:t>
+      </w:r>
+      <w:r>
+        <w:rPr>
+          <w:lang w:val="zh_TW" w:bidi="zh_TW"/>
+        </w:rPr>
+        <w:t>，但不應與那些後期且嚴重的審判混淆。</w:t>
+      </w:r>
+    </w:p>
+    <w:p>
+      <w:pPr/>
+      <w:r>
+        <w:rPr>
+          <w:lang w:val="zh_TW" w:bidi="zh_TW"/>
+        </w:rPr>
+      </w:r>
+      <w:r>
+        <w:rPr>
+          <w:lang w:val="zh_TW" w:bidi="zh_TW"/>
+        </w:rPr>
+        <w:t>第一插曲：十四萬四千名以色列人和穿白衣的群眾（</w:t>
+      </w:r>
+      <w:hyperlink r:id="rId102">
+        <w:r>
+          <w:rPr>
+            <w:lang w:val="zh_TW" w:bidi="zh_TW"/>
+          </w:rPr>
+          <w:rPr>
+            <w:color w:val="0000EE"/>
+            <w:u w:val="single"/>
+          </w:rPr>
+          <w:t>7:1–17</w:t>
+        </w:r>
+      </w:hyperlink>
+      <w:r>
+        <w:rPr>
+          <w:lang w:val="zh_TW" w:bidi="zh_TW"/>
+        </w:rPr>
+        <w:t>）</w:t>
+      </w:r>
+    </w:p>
+    <w:p>
+      <w:pPr/>
+      <w:r>
+        <w:rPr>
+          <w:lang w:val="zh_TW" w:bidi="zh_TW"/>
+        </w:rPr>
+      </w:r>
+      <w:r>
+        <w:rPr>
+          <w:lang w:val="zh_TW" w:bidi="zh_TW"/>
+        </w:rPr>
+        <w:t>從</w:t>
+      </w:r>
+      <w:r>
+        <w:rPr>
+          <w:lang w:val="zh_TW" w:bidi="zh_TW"/>
+        </w:rPr>
+        <w:t>第六印的主題語境漸漸改變，以及第七印延遲到</w:t>
+      </w:r>
+      <w:hyperlink r:id="rId103">
+        <w:r>
+          <w:rPr>
+            <w:lang w:val="zh_TW" w:bidi="zh_TW"/>
+          </w:rPr>
+          <w:rPr>
+            <w:color w:val="0000EE"/>
+            <w:u w:val="single"/>
+          </w:rPr>
+          <w:t>八章1節</w:t>
+        </w:r>
+      </w:hyperlink>
+      <w:r>
+        <w:rPr>
+          <w:lang w:val="zh_TW" w:bidi="zh_TW"/>
+        </w:rPr>
+        <w:t>才</w:t>
+      </w:r>
+      <w:r>
+        <w:rPr>
+          <w:lang w:val="zh_TW" w:bidi="zh_TW"/>
+        </w:rPr>
+        <w:t>揭開</w:t>
+      </w:r>
+      <w:r>
+        <w:rPr>
+          <w:lang w:val="zh_TW" w:bidi="zh_TW"/>
+        </w:rPr>
+        <w:t>，這表明了第</w:t>
+      </w:r>
+      <w:hyperlink r:id="rId102">
+        <w:r>
+          <w:rPr>
+            <w:lang w:val="zh_TW" w:bidi="zh_TW"/>
+          </w:rPr>
+          <w:rPr>
+            <w:color w:val="0000EE"/>
+            <w:u w:val="single"/>
+          </w:rPr>
+          <w:t>七</w:t>
+        </w:r>
+      </w:hyperlink>
+      <w:r>
+        <w:rPr>
+          <w:lang w:val="zh_TW" w:bidi="zh_TW"/>
+        </w:rPr>
+        <w:t>章是一個真正的插曲。約翰首先看到天使將在地上開始毀滅，但他們被限制住，直到來自以色列各個支派，十四萬四千名神的僕人被印上印記（</w:t>
+      </w:r>
+      <w:hyperlink r:id="rId104">
+        <w:r>
+          <w:rPr>
+            <w:lang w:val="zh_TW" w:bidi="zh_TW"/>
+          </w:rPr>
+          <w:rPr>
+            <w:color w:val="0000EE"/>
+            <w:u w:val="single"/>
+          </w:rPr>
+          <w:t>1–8</w:t>
+        </w:r>
+      </w:hyperlink>
+      <w:r>
+        <w:rPr>
+          <w:lang w:val="zh_TW" w:bidi="zh_TW"/>
+        </w:rPr>
+        <w:t>節）。然後他看到無數穿著白衣的人站在神的寶座前；這些人</w:t>
+      </w:r>
+      <w:r>
+        <w:rPr>
+          <w:lang w:val="zh_TW" w:bidi="zh_TW"/>
+        </w:rPr>
+        <w:t>被認定</w:t>
+      </w:r>
+      <w:r>
+        <w:rPr>
+          <w:lang w:val="zh_TW" w:bidi="zh_TW"/>
+        </w:rPr>
+        <w:t>是從大災難中出來的（</w:t>
+      </w:r>
+      <w:hyperlink r:id="rId105">
+        <w:r>
+          <w:rPr>
+            <w:lang w:val="zh_TW" w:bidi="zh_TW"/>
+          </w:rPr>
+          <w:rPr>
+            <w:color w:val="0000EE"/>
+            <w:u w:val="single"/>
+          </w:rPr>
+          <w:t>9–17</w:t>
+        </w:r>
+      </w:hyperlink>
+      <w:r>
+        <w:rPr>
+          <w:lang w:val="zh_TW" w:bidi="zh_TW"/>
+        </w:rPr>
+        <w:t>節）。</w:t>
+      </w:r>
+    </w:p>
+    <w:p>
+      <w:pPr/>
+      <w:r>
+        <w:rPr>
+          <w:lang w:val="zh_TW" w:bidi="zh_TW"/>
+        </w:rPr>
+      </w:r>
+      <w:r>
+        <w:rPr>
+          <w:lang w:val="zh_TW" w:bidi="zh_TW"/>
+        </w:rPr>
+        <w:t>一些學者將這兩個群體分為猶太人和外邦人，</w:t>
+      </w:r>
+      <w:r>
+        <w:rPr>
+          <w:lang w:val="zh_TW" w:bidi="zh_TW"/>
+        </w:rPr>
+        <w:t>而另一些人則認為這兩群</w:t>
+      </w:r>
+      <w:r>
+        <w:rPr>
+          <w:lang w:val="zh_TW" w:bidi="zh_TW"/>
+        </w:rPr>
+        <w:t>體</w:t>
+      </w:r>
+      <w:r>
+        <w:rPr>
+          <w:lang w:val="zh_TW" w:bidi="zh_TW"/>
+        </w:rPr>
+        <w:t>是從不同角度看到的同一群</w:t>
+      </w:r>
+      <w:r>
+        <w:rPr>
+          <w:lang w:val="zh_TW" w:bidi="zh_TW"/>
+        </w:rPr>
+        <w:t>體。</w:t>
+      </w:r>
+    </w:p>
+    <w:p>
+      <w:pPr/>
+      <w:r>
+        <w:rPr>
+          <w:lang w:val="zh_TW" w:bidi="zh_TW"/>
+        </w:rPr>
+      </w:r>
+      <w:r>
+        <w:rPr>
+          <w:lang w:val="zh_TW" w:bidi="zh_TW"/>
+        </w:rPr>
+        <w:t>揭開第七印（</w:t>
+      </w:r>
+      <w:hyperlink r:id="rId103">
+        <w:r>
+          <w:rPr>
+            <w:lang w:val="zh_TW" w:bidi="zh_TW"/>
+          </w:rPr>
+          <w:rPr>
+            <w:color w:val="0000EE"/>
+            <w:u w:val="single"/>
+          </w:rPr>
+          <w:t>8:1</w:t>
+        </w:r>
+      </w:hyperlink>
+      <w:r>
+        <w:rPr>
+          <w:lang w:val="zh_TW" w:bidi="zh_TW"/>
+        </w:rPr>
+        <w:t>）</w:t>
+      </w:r>
+    </w:p>
+    <w:p>
+      <w:pPr/>
+      <w:r>
+        <w:rPr>
+          <w:lang w:val="zh_TW" w:bidi="zh_TW"/>
+        </w:rPr>
+      </w:r>
+      <w:r>
+        <w:rPr>
+          <w:lang w:val="zh_TW" w:bidi="zh_TW"/>
+        </w:rPr>
+        <w:t>在插曲（第</w:t>
+      </w:r>
+      <w:hyperlink r:id="rId102">
+        <w:r>
+          <w:rPr>
+            <w:lang w:val="zh_TW" w:bidi="zh_TW"/>
+          </w:rPr>
+          <w:rPr>
+            <w:color w:val="0000EE"/>
+            <w:u w:val="single"/>
+          </w:rPr>
+          <w:t>7</w:t>
+        </w:r>
+      </w:hyperlink>
+      <w:r>
+        <w:rPr>
+          <w:lang w:val="zh_TW" w:bidi="zh_TW"/>
+        </w:rPr>
+        <w:t>章）之後，最後的印被揭開，天上沉默半小時，</w:t>
+      </w:r>
+      <w:r>
+        <w:rPr>
+          <w:lang w:val="zh_TW" w:bidi="zh_TW"/>
+        </w:rPr>
+        <w:t>為地上的審判作準備，或是為了聆聽地上殉道者的呼求</w:t>
+      </w:r>
+      <w:r>
+        <w:rPr>
+          <w:lang w:val="zh_TW" w:bidi="zh_TW"/>
+        </w:rPr>
+        <w:t xml:space="preserve">（參 </w:t>
+      </w:r>
+      <w:hyperlink r:id="rId106">
+        <w:r>
+          <w:rPr>
+            <w:lang w:val="zh_TW" w:bidi="zh_TW"/>
+          </w:rPr>
+          <w:rPr>
+            <w:color w:val="0000EE"/>
+            <w:u w:val="single"/>
+          </w:rPr>
+          <w:t>6:10</w:t>
+        </w:r>
+      </w:hyperlink>
+      <w:r>
+        <w:rPr>
+          <w:lang w:val="zh_TW" w:bidi="zh_TW"/>
+        </w:rPr>
+        <w:t>）。</w:t>
+      </w:r>
+    </w:p>
+    <w:p>
+      <w:pPr>
+        <w:pStyle w:val="Heading4"/>
+      </w:pPr>
+      <w:r>
+        <w:rPr>
+          <w:lang w:val="zh_TW" w:bidi="zh_TW"/>
+        </w:rPr>
+        <w:t>前六個號（</w:t>
+      </w:r>
+      <w:hyperlink r:id="rId107">
+        <w:r>
+          <w:rPr>
+            <w:lang w:val="zh_TW" w:bidi="zh_TW"/>
+          </w:rPr>
+          <w:rPr>
+            <w:color w:val="0000EE"/>
+            <w:u w:val="single"/>
+          </w:rPr>
+          <w:t>8:2–11:14</w:t>
+        </w:r>
+      </w:hyperlink>
+      <w:r>
+        <w:rPr>
+          <w:lang w:val="zh_TW" w:bidi="zh_TW"/>
+        </w:rPr>
+        <w:t>）</w:t>
+      </w:r>
+    </w:p>
+    <w:p>
+      <w:pPr/>
+      <w:r>
+        <w:rPr>
+          <w:lang w:val="zh_TW" w:bidi="zh_TW"/>
+        </w:rPr>
+      </w:r>
+      <w:r>
+        <w:rPr>
+          <w:lang w:val="zh_TW" w:bidi="zh_TW"/>
+        </w:rPr>
+        <w:t>在天上的預備場景之後</w:t>
+      </w:r>
+      <w:r>
+        <w:rPr>
+          <w:lang w:val="zh_TW" w:bidi="zh_TW"/>
+        </w:rPr>
+        <w:t>（</w:t>
+      </w:r>
+      <w:hyperlink r:id="rId108">
+        <w:r>
+          <w:rPr>
+            <w:lang w:val="zh_TW" w:bidi="zh_TW"/>
+          </w:rPr>
+          <w:rPr>
+            <w:color w:val="0000EE"/>
+            <w:u w:val="single"/>
+          </w:rPr>
+          <w:t>8:2–5</w:t>
+        </w:r>
+      </w:hyperlink>
+      <w:r>
+        <w:rPr>
+          <w:lang w:val="zh_TW" w:bidi="zh_TW"/>
+        </w:rPr>
+        <w:t>），六個號依次吹響（</w:t>
+      </w:r>
+      <w:hyperlink r:id="rId109">
+        <w:r>
+          <w:rPr>
+            <w:lang w:val="zh_TW" w:bidi="zh_TW"/>
+          </w:rPr>
+          <w:rPr>
+            <w:color w:val="0000EE"/>
+            <w:u w:val="single"/>
+          </w:rPr>
+          <w:t>8:6–9:19</w:t>
+        </w:r>
+      </w:hyperlink>
+      <w:r>
+        <w:rPr>
+          <w:lang w:val="zh_TW" w:bidi="zh_TW"/>
+        </w:rPr>
+        <w:t>），</w:t>
+      </w:r>
+      <w:r>
+        <w:rPr>
+          <w:lang w:val="zh_TW" w:bidi="zh_TW"/>
+        </w:rPr>
+        <w:t>隨後又是一次插曲</w:t>
+      </w:r>
+      <w:r>
+        <w:rPr>
+          <w:lang w:val="zh_TW" w:bidi="zh_TW"/>
+        </w:rPr>
+        <w:t>（</w:t>
+      </w:r>
+      <w:hyperlink r:id="rId110">
+        <w:r>
+          <w:rPr>
+            <w:lang w:val="zh_TW" w:bidi="zh_TW"/>
+          </w:rPr>
+          <w:rPr>
+            <w:color w:val="0000EE"/>
+            <w:u w:val="single"/>
+          </w:rPr>
+          <w:t>10:1–11:14</w:t>
+        </w:r>
+      </w:hyperlink>
+      <w:r>
+        <w:rPr>
+          <w:lang w:val="zh_TW" w:bidi="zh_TW"/>
+        </w:rPr>
+        <w:t>）。</w:t>
+      </w:r>
+    </w:p>
+    <w:p>
+      <w:pPr/>
+      <w:r>
+        <w:rPr>
+          <w:lang w:val="zh_TW" w:bidi="zh_TW"/>
+        </w:rPr>
+      </w:r>
+      <w:r>
+        <w:rPr>
+          <w:lang w:val="zh_TW" w:bidi="zh_TW"/>
+        </w:rPr>
+        <w:t>前六個號（</w:t>
+      </w:r>
+      <w:hyperlink r:id="rId111">
+        <w:r>
+          <w:rPr>
+            <w:lang w:val="zh_TW" w:bidi="zh_TW"/>
+          </w:rPr>
+          <w:rPr>
+            <w:color w:val="0000EE"/>
+            <w:u w:val="single"/>
+          </w:rPr>
+          <w:t>8:6–9:21</w:t>
+        </w:r>
+      </w:hyperlink>
+      <w:r>
+        <w:rPr>
+          <w:lang w:val="zh_TW" w:bidi="zh_TW"/>
+        </w:rPr>
+        <w:t>）</w:t>
+      </w:r>
+    </w:p>
+    <w:p>
+      <w:pPr/>
+      <w:r>
+        <w:rPr>
+          <w:lang w:val="zh_TW" w:bidi="zh_TW"/>
+        </w:rPr>
+      </w:r>
+      <w:r>
+        <w:rPr>
+          <w:lang w:val="zh_TW" w:bidi="zh_TW"/>
+        </w:rPr>
+        <w:t>儘管學者意見不同，但我們最好將前五個印視為在號和碗</w:t>
+      </w:r>
+      <w:r>
+        <w:rPr>
+          <w:lang w:val="zh_TW" w:bidi="zh_TW"/>
+        </w:rPr>
+        <w:t>審判之前的事件</w:t>
+      </w:r>
+      <w:r>
+        <w:rPr>
+          <w:lang w:val="zh_TW" w:bidi="zh_TW"/>
+        </w:rPr>
+        <w:t>。然而，第六印進入了神憤怒傾倒的時期，這在號和碗的審判中施行（</w:t>
+      </w:r>
+      <w:hyperlink r:id="rId112">
+        <w:r>
+          <w:rPr>
+            <w:lang w:val="zh_TW" w:bidi="zh_TW"/>
+          </w:rPr>
+          <w:rPr>
+            <w:color w:val="0000EE"/>
+            <w:u w:val="single"/>
+          </w:rPr>
+          <w:t>6:12–17</w:t>
+        </w:r>
+      </w:hyperlink>
+      <w:r>
+        <w:rPr>
+          <w:lang w:val="zh_TW" w:bidi="zh_TW"/>
+        </w:rPr>
+        <w:t>）。因此，號的審判發生在第七印期間，而碗的審判（</w:t>
+      </w:r>
+      <w:hyperlink r:id="rId113">
+        <w:r>
+          <w:rPr>
+            <w:lang w:val="zh_TW" w:bidi="zh_TW"/>
+          </w:rPr>
+          <w:rPr>
+            <w:color w:val="0000EE"/>
+            <w:u w:val="single"/>
+          </w:rPr>
+          <w:t>16:1–21</w:t>
+        </w:r>
+      </w:hyperlink>
+      <w:r>
+        <w:rPr>
+          <w:lang w:val="zh_TW" w:bidi="zh_TW"/>
+        </w:rPr>
+        <w:t>）則在第七號響起時進行。因此，印、號和碗之間有一些重疊，</w:t>
+      </w:r>
+      <w:r>
+        <w:rPr>
+          <w:lang w:val="zh_TW" w:bidi="zh_TW"/>
+        </w:rPr>
+        <w:t>但也有順序和進展</w:t>
+      </w:r>
+      <w:r>
+        <w:rPr>
+          <w:lang w:val="zh_TW" w:bidi="zh_TW"/>
+        </w:rPr>
+        <w:t>。</w:t>
+      </w:r>
+    </w:p>
+    <w:p>
+      <w:pPr/>
+      <w:r>
+        <w:rPr>
+          <w:lang w:val="zh_TW" w:bidi="zh_TW"/>
+        </w:rPr>
+      </w:r>
+      <w:r>
+        <w:rPr>
+          <w:lang w:val="zh_TW" w:bidi="zh_TW"/>
+        </w:rPr>
+        <w:t>如同印一樣，吹號的段落中也有明顯的格式。前四枝號角與後三枝號分開，後三枝號被稱為「災禍」（</w:t>
+      </w:r>
+      <w:hyperlink r:id="rId114">
+        <w:r>
+          <w:rPr>
+            <w:lang w:val="zh_TW" w:bidi="zh_TW"/>
+          </w:rPr>
+          <w:rPr>
+            <w:color w:val="0000EE"/>
+            <w:u w:val="single"/>
+          </w:rPr>
+          <w:t>8:13</w:t>
+        </w:r>
+      </w:hyperlink>
+      <w:r>
+        <w:rPr>
+          <w:lang w:val="zh_TW" w:bidi="zh_TW"/>
+        </w:rPr>
+        <w:t>，</w:t>
+      </w:r>
+      <w:hyperlink r:id="rId115">
+        <w:r>
+          <w:rPr>
+            <w:lang w:val="zh_TW" w:bidi="zh_TW"/>
+          </w:rPr>
+          <w:rPr>
+            <w:color w:val="0000EE"/>
+            <w:u w:val="single"/>
+          </w:rPr>
+          <w:t>9:12</w:t>
+        </w:r>
+      </w:hyperlink>
+      <w:r>
+        <w:rPr>
+          <w:lang w:val="zh_TW" w:bidi="zh_TW"/>
+        </w:rPr>
+        <w:t>，</w:t>
+      </w:r>
+      <w:hyperlink r:id="rId116">
+        <w:r>
+          <w:rPr>
+            <w:lang w:val="zh_TW" w:bidi="zh_TW"/>
+          </w:rPr>
+          <w:rPr>
+            <w:color w:val="0000EE"/>
+            <w:u w:val="single"/>
+          </w:rPr>
+          <w:t>11:14</w:t>
+        </w:r>
+      </w:hyperlink>
+      <w:r>
+        <w:rPr>
+          <w:lang w:val="zh_TW" w:bidi="zh_TW"/>
+        </w:rPr>
+        <w:t>）</w:t>
+      </w:r>
+      <w:r>
+        <w:rPr>
+          <w:lang w:val="zh_TW" w:bidi="zh_TW"/>
+        </w:rPr>
+        <w:t>，並通常讓人聯想到出埃及記中的災難</w:t>
+      </w:r>
+      <w:r>
+        <w:rPr>
+          <w:lang w:val="zh_TW" w:bidi="zh_TW"/>
+        </w:rPr>
+        <w:t>。</w:t>
+      </w:r>
+    </w:p>
+    <w:p>
+      <w:pPr/>
+      <w:r>
+        <w:rPr>
+          <w:lang w:val="zh_TW" w:bidi="zh_TW"/>
+        </w:rPr>
+      </w:r>
+      <w:r>
+        <w:rPr>
+          <w:lang w:val="zh_TW" w:bidi="zh_TW"/>
+        </w:rPr>
+        <w:t>後三枝號被強調，並且也被稱為「</w:t>
+      </w:r>
+      <w:r>
+        <w:rPr>
+          <w:lang w:val="zh_TW" w:bidi="zh_TW"/>
+        </w:rPr>
+        <w:t>災禍</w:t>
+      </w:r>
+      <w:r>
+        <w:rPr>
+          <w:lang w:val="zh_TW" w:bidi="zh_TW"/>
+        </w:rPr>
+        <w:t>」（</w:t>
+      </w:r>
+      <w:hyperlink r:id="rId114">
+        <w:r>
+          <w:rPr>
+            <w:lang w:val="zh_TW" w:bidi="zh_TW"/>
+          </w:rPr>
+          <w:rPr>
+            <w:color w:val="0000EE"/>
+            <w:u w:val="single"/>
+          </w:rPr>
+          <w:t>8:13</w:t>
+        </w:r>
+      </w:hyperlink>
+      <w:r>
+        <w:rPr>
+          <w:lang w:val="zh_TW" w:bidi="zh_TW"/>
+        </w:rPr>
+        <w:t>），因為它們非常嚴重。第一枝號帶來一場蝗災，那些蝗蟲像蠍子一樣能螫人（</w:t>
+      </w:r>
+      <w:hyperlink r:id="rId117">
+        <w:r>
+          <w:rPr>
+            <w:lang w:val="zh_TW" w:bidi="zh_TW"/>
+          </w:rPr>
+          <w:rPr>
+            <w:color w:val="0000EE"/>
+            <w:u w:val="single"/>
+          </w:rPr>
+          <w:t>9:1–11</w:t>
+        </w:r>
+      </w:hyperlink>
+      <w:r>
+        <w:rPr>
+          <w:lang w:val="zh_TW" w:bidi="zh_TW"/>
+        </w:rPr>
+        <w:t>），第二枝號則帶來一支龐大的軍隊，他們騎著馬，馬有獅子的頭、像蛇一樣的尾巴（</w:t>
+      </w:r>
+      <w:hyperlink r:id="rId118">
+        <w:r>
+          <w:rPr>
+            <w:lang w:val="zh_TW" w:bidi="zh_TW"/>
+          </w:rPr>
+          <w:rPr>
+            <w:color w:val="0000EE"/>
+            <w:u w:val="single"/>
+          </w:rPr>
+          <w:t>13–19節</w:t>
+        </w:r>
+      </w:hyperlink>
+      <w:r>
+        <w:rPr>
+          <w:lang w:val="zh_TW" w:bidi="zh_TW"/>
+        </w:rPr>
+        <w:t>）。這兩種</w:t>
+      </w:r>
+      <w:r>
+        <w:rPr>
+          <w:lang w:val="zh_TW" w:bidi="zh_TW"/>
+        </w:rPr>
+        <w:t>災禍</w:t>
+      </w:r>
+      <w:r>
+        <w:rPr>
+          <w:lang w:val="zh_TW" w:bidi="zh_TW"/>
+        </w:rPr>
+        <w:t>應被視為惡魔的群體（參</w:t>
+      </w:r>
+      <w:hyperlink r:id="rId119">
+        <w:r>
+          <w:rPr>
+            <w:lang w:val="zh_TW" w:bidi="zh_TW"/>
+          </w:rPr>
+          <w:rPr>
+            <w:color w:val="0000EE"/>
+            <w:u w:val="single"/>
+          </w:rPr>
+          <w:t>1、11節</w:t>
+        </w:r>
+      </w:hyperlink>
+      <w:r>
+        <w:rPr>
+          <w:lang w:val="zh_TW" w:bidi="zh_TW"/>
+        </w:rPr>
+        <w:t>）。</w:t>
+      </w:r>
+    </w:p>
+    <w:p>
+      <w:pPr/>
+      <w:r>
+        <w:rPr>
+          <w:lang w:val="zh_TW" w:bidi="zh_TW"/>
+        </w:rPr>
+      </w:r>
+      <w:r>
+        <w:rPr>
+          <w:lang w:val="zh_TW" w:bidi="zh_TW"/>
+        </w:rPr>
+        <w:t>第二插曲：小書卷和兩位見證人（</w:t>
+      </w:r>
+      <w:hyperlink r:id="rId110">
+        <w:r>
+          <w:rPr>
+            <w:lang w:val="zh_TW" w:bidi="zh_TW"/>
+          </w:rPr>
+          <w:rPr>
+            <w:color w:val="0000EE"/>
+            <w:u w:val="single"/>
+          </w:rPr>
+          <w:t>10:1–11:14</w:t>
+        </w:r>
+      </w:hyperlink>
+      <w:r>
+        <w:rPr>
+          <w:lang w:val="zh_TW" w:bidi="zh_TW"/>
+        </w:rPr>
+        <w:t>）</w:t>
+      </w:r>
+    </w:p>
+    <w:p>
+      <w:pPr/>
+      <w:r>
+        <w:rPr>
+          <w:lang w:val="zh_TW" w:bidi="zh_TW"/>
+        </w:rPr>
+      </w:r>
+      <w:r>
+        <w:rPr>
+          <w:lang w:val="zh_TW" w:bidi="zh_TW"/>
+        </w:rPr>
+        <w:t>第</w:t>
+      </w:r>
+      <w:hyperlink r:id="rId120">
+        <w:r>
+          <w:rPr>
+            <w:lang w:val="zh_TW" w:bidi="zh_TW"/>
+          </w:rPr>
+          <w:rPr>
+            <w:color w:val="0000EE"/>
+            <w:u w:val="single"/>
+          </w:rPr>
+          <w:t>十</w:t>
+        </w:r>
+      </w:hyperlink>
+      <w:r>
+        <w:rPr>
+          <w:lang w:val="zh_TW" w:bidi="zh_TW"/>
+        </w:rPr>
+        <w:t>章</w:t>
+      </w:r>
+      <w:r>
+        <w:rPr>
+          <w:lang w:val="zh_TW" w:bidi="zh_TW"/>
+        </w:rPr>
+        <w:t>的主要重點似乎是對約翰先知呼召的確認</w:t>
+      </w:r>
+      <w:r>
+        <w:rPr>
+          <w:lang w:val="zh_TW" w:bidi="zh_TW"/>
+        </w:rPr>
+        <w:t>，正如第</w:t>
+      </w:r>
+      <w:hyperlink r:id="rId121">
+        <w:r>
+          <w:rPr>
+            <w:lang w:val="zh_TW" w:bidi="zh_TW"/>
+          </w:rPr>
+          <w:rPr>
+            <w:color w:val="0000EE"/>
+            <w:u w:val="single"/>
+          </w:rPr>
+          <w:t>11</w:t>
+        </w:r>
+      </w:hyperlink>
+      <w:r>
+        <w:rPr>
+          <w:lang w:val="zh_TW" w:bidi="zh_TW"/>
+        </w:rPr>
+        <w:t>節所指出的：「</w:t>
+      </w:r>
+      <w:r>
+        <w:rPr>
+          <w:lang w:val="zh_TW" w:bidi="zh_TW"/>
+        </w:rPr>
+        <w:t>你必指着多民、多國、多方、多王再說預言。</w:t>
+      </w:r>
+      <w:r>
+        <w:rPr>
+          <w:lang w:val="zh_TW" w:bidi="zh_TW"/>
+        </w:rPr>
+        <w:t>」更具體地說，小書卷的內容可能包括第</w:t>
+      </w:r>
+      <w:hyperlink r:id="rId44">
+        <w:r>
+          <w:rPr>
+            <w:lang w:val="zh_TW" w:bidi="zh_TW"/>
+          </w:rPr>
+          <w:rPr>
+            <w:color w:val="0000EE"/>
+            <w:u w:val="single"/>
+          </w:rPr>
+          <w:t>十一</w:t>
+        </w:r>
+      </w:hyperlink>
+      <w:r>
+        <w:rPr>
+          <w:lang w:val="zh_TW" w:bidi="zh_TW"/>
+        </w:rPr>
+        <w:t>、</w:t>
+      </w:r>
+      <w:hyperlink r:id="rId122">
+        <w:r>
+          <w:rPr>
+            <w:lang w:val="zh_TW" w:bidi="zh_TW"/>
+          </w:rPr>
+          <w:rPr>
+            <w:color w:val="0000EE"/>
+            <w:u w:val="single"/>
+          </w:rPr>
+          <w:t>十二</w:t>
+        </w:r>
+      </w:hyperlink>
+      <w:r>
+        <w:rPr>
+          <w:lang w:val="zh_TW" w:bidi="zh_TW"/>
+        </w:rPr>
+        <w:t>和</w:t>
+      </w:r>
+      <w:hyperlink r:id="rId43">
+        <w:r>
+          <w:rPr>
+            <w:lang w:val="zh_TW" w:bidi="zh_TW"/>
+          </w:rPr>
+          <w:rPr>
+            <w:color w:val="0000EE"/>
+            <w:u w:val="single"/>
+          </w:rPr>
+          <w:t>十三</w:t>
+        </w:r>
+      </w:hyperlink>
+      <w:r>
+        <w:rPr>
+          <w:lang w:val="zh_TW" w:bidi="zh_TW"/>
+        </w:rPr>
+        <w:t>章。</w:t>
+      </w:r>
+    </w:p>
+    <w:p>
+      <w:pPr/>
+      <w:r>
+        <w:rPr>
+          <w:lang w:val="zh_TW" w:bidi="zh_TW"/>
+        </w:rPr>
+      </w:r>
+      <w:r>
+        <w:rPr>
+          <w:lang w:val="zh_TW" w:bidi="zh_TW"/>
+        </w:rPr>
+        <w:t>第</w:t>
+      </w:r>
+      <w:hyperlink r:id="rId44">
+        <w:r>
+          <w:rPr>
+            <w:lang w:val="zh_TW" w:bidi="zh_TW"/>
+          </w:rPr>
+          <w:rPr>
+            <w:color w:val="0000EE"/>
+            <w:u w:val="single"/>
+          </w:rPr>
+          <w:t>十一</w:t>
+        </w:r>
+      </w:hyperlink>
+      <w:r>
+        <w:rPr>
+          <w:lang w:val="zh_TW" w:bidi="zh_TW"/>
+        </w:rPr>
+        <w:t>章</w:t>
+      </w:r>
+      <w:r>
+        <w:rPr>
+          <w:lang w:val="zh_TW" w:bidi="zh_TW"/>
+        </w:rPr>
+        <w:t>是著名的難解經文</w:t>
+      </w:r>
+      <w:r>
+        <w:rPr>
+          <w:lang w:val="zh_TW" w:bidi="zh_TW"/>
+        </w:rPr>
+        <w:t>。它提到測量聖殿、</w:t>
+      </w:r>
+      <w:r>
+        <w:rPr>
+          <w:lang w:val="zh_TW" w:bidi="zh_TW"/>
+        </w:rPr>
+        <w:t>祭壇</w:t>
+      </w:r>
+      <w:r>
+        <w:rPr>
+          <w:lang w:val="zh_TW" w:bidi="zh_TW"/>
+        </w:rPr>
+        <w:t>和</w:t>
+      </w:r>
+      <w:r>
+        <w:rPr>
+          <w:lang w:val="zh_TW" w:bidi="zh_TW"/>
+        </w:rPr>
+        <w:t>在殿中禮拜的人</w:t>
+      </w:r>
+      <w:r>
+        <w:rPr>
+          <w:lang w:val="zh_TW" w:bidi="zh_TW"/>
+        </w:rPr>
+        <w:t>，</w:t>
+      </w:r>
+      <w:r>
+        <w:rPr>
+          <w:lang w:val="zh_TW" w:bidi="zh_TW"/>
+        </w:rPr>
+        <w:t>以及對聖城被踐踏42個月的描述（</w:t>
+      </w:r>
+      <w:hyperlink r:id="rId123">
+        <w:r>
+          <w:rPr>
+            <w:lang w:val="zh_TW" w:bidi="zh_TW"/>
+          </w:rPr>
+          <w:rPr>
+            <w:color w:val="0000EE"/>
+            <w:u w:val="single"/>
+          </w:rPr>
+          <w:t>11:1–2</w:t>
+        </w:r>
+      </w:hyperlink>
+      <w:r>
+        <w:rPr>
+          <w:lang w:val="zh_TW" w:bidi="zh_TW"/>
+        </w:rPr>
+        <w:t>），還有</w:t>
+      </w:r>
+      <w:r>
+        <w:rPr>
+          <w:lang w:val="zh_TW" w:bidi="zh_TW"/>
+        </w:rPr>
+        <w:t>兩位見證人被殺並復活的描述</w:t>
+      </w:r>
+      <w:r>
+        <w:rPr>
+          <w:lang w:val="zh_TW" w:bidi="zh_TW"/>
+        </w:rPr>
+        <w:t>（</w:t>
+      </w:r>
+      <w:hyperlink r:id="rId124">
+        <w:r>
+          <w:rPr>
+            <w:lang w:val="zh_TW" w:bidi="zh_TW"/>
+          </w:rPr>
+          <w:rPr>
+            <w:color w:val="0000EE"/>
+            <w:u w:val="single"/>
+          </w:rPr>
+          <w:t>3–13</w:t>
+        </w:r>
+      </w:hyperlink>
+      <w:r>
+        <w:rPr>
+          <w:lang w:val="zh_TW" w:bidi="zh_TW"/>
+        </w:rPr>
+        <w:t>節）。大家</w:t>
+      </w:r>
+      <w:r>
+        <w:rPr>
+          <w:lang w:val="zh_TW" w:bidi="zh_TW"/>
+        </w:rPr>
+        <w:t>對此的</w:t>
+      </w:r>
+      <w:r>
+        <w:rPr>
+          <w:lang w:val="zh_TW" w:bidi="zh_TW"/>
+        </w:rPr>
+        <w:t>意見分歧很大；有些人認為這個異象描繪了猶太民族大復興，就是舊約先知摩西和以利亞復活。另一些人則認為聖殿是指在大患難中受到神保護，真正的教會，而兩位見證人則代表整個在逼迫下仍然對主忠心的教會。</w:t>
+      </w:r>
+    </w:p>
+    <w:p>
+      <w:pPr>
+        <w:pStyle w:val="Heading4"/>
+      </w:pPr>
+      <w:r>
+        <w:rPr>
+          <w:lang w:val="zh_TW" w:bidi="zh_TW"/>
+        </w:rPr>
+        <w:t>第七號（</w:t>
+      </w:r>
+      <w:hyperlink r:id="rId125">
+        <w:r>
+          <w:rPr>
+            <w:lang w:val="zh_TW" w:bidi="zh_TW"/>
+          </w:rPr>
+          <w:rPr>
+            <w:color w:val="0000EE"/>
+            <w:u w:val="single"/>
+          </w:rPr>
+          <w:t>11:15–14:20</w:t>
+        </w:r>
+      </w:hyperlink>
+      <w:r>
+        <w:rPr>
+          <w:lang w:val="zh_TW" w:bidi="zh_TW"/>
+        </w:rPr>
+        <w:t>）</w:t>
+      </w:r>
+    </w:p>
+    <w:p>
+      <w:pPr/>
+      <w:r>
+        <w:rPr>
+          <w:lang w:val="zh_TW" w:bidi="zh_TW"/>
+        </w:rPr>
+      </w:r>
+      <w:r>
+        <w:rPr>
+          <w:lang w:val="zh_TW" w:bidi="zh_TW"/>
+        </w:rPr>
+        <w:t>第七號</w:t>
+      </w:r>
+      <w:r>
+        <w:rPr>
+          <w:lang w:val="zh_TW" w:bidi="zh_TW"/>
+        </w:rPr>
+        <w:t>吹響</w:t>
+      </w:r>
+      <w:r>
+        <w:rPr>
+          <w:lang w:val="zh_TW" w:bidi="zh_TW"/>
+        </w:rPr>
+        <w:t>，</w:t>
+      </w:r>
+      <w:r>
+        <w:rPr>
+          <w:lang w:val="zh_TW" w:bidi="zh_TW"/>
+        </w:rPr>
+        <w:t>天上響起大聲的宣告</w:t>
+      </w:r>
+      <w:r>
+        <w:rPr>
+          <w:lang w:val="zh_TW" w:bidi="zh_TW"/>
+        </w:rPr>
+        <w:t>，</w:t>
+      </w:r>
+      <w:r>
+        <w:rPr>
+          <w:lang w:val="zh_TW" w:bidi="zh_TW"/>
+        </w:rPr>
+        <w:t>宣告神和基督</w:t>
+      </w:r>
+      <w:r>
+        <w:rPr>
+          <w:lang w:val="zh_TW" w:bidi="zh_TW"/>
+        </w:rPr>
+        <w:t>最終戰勝世界。這裡的主題是神的國和基督——</w:t>
+      </w:r>
+      <w:r>
+        <w:rPr>
+          <w:lang w:val="zh_TW" w:bidi="zh_TW"/>
+        </w:rPr>
+        <w:t>一個雙重的國度，永恆長存</w:t>
+      </w:r>
+      <w:r>
+        <w:rPr>
+          <w:lang w:val="zh_TW" w:bidi="zh_TW"/>
+        </w:rPr>
+        <w:t>。這個意象暗示著現今的世代被邪惡勢力所統治，撒但掌王權，但永恆的國度則由真正的擁有者和王掌權。雖然這裡宣佈了神的統治，但要等到基督再來的時候，仇敵對世界的控制才會被神</w:t>
+      </w:r>
+      <w:r>
+        <w:rPr>
+          <w:lang w:val="zh_TW" w:bidi="zh_TW"/>
+        </w:rPr>
+        <w:t>徹底打破</w:t>
+      </w:r>
+      <w:r>
+        <w:rPr>
+          <w:lang w:val="zh_TW" w:bidi="zh_TW"/>
+        </w:rPr>
+        <w:t>（</w:t>
+      </w:r>
+      <w:hyperlink r:id="rId126">
+        <w:r>
+          <w:rPr>
+            <w:lang w:val="zh_TW" w:bidi="zh_TW"/>
+          </w:rPr>
+          <w:rPr>
+            <w:color w:val="0000EE"/>
+            <w:u w:val="single"/>
+          </w:rPr>
+          <w:t>19:11–21</w:t>
+        </w:r>
+      </w:hyperlink>
+      <w:r>
+        <w:rPr>
+          <w:lang w:val="zh_TW" w:bidi="zh_TW"/>
+        </w:rPr>
+        <w:t>）。</w:t>
+      </w:r>
+    </w:p>
+    <w:p>
+      <w:pPr/>
+      <w:r>
+        <w:rPr>
+          <w:lang w:val="zh_TW" w:bidi="zh_TW"/>
+        </w:rPr>
+      </w:r>
+      <w:r>
+        <w:rPr>
+          <w:lang w:val="zh_TW" w:bidi="zh_TW"/>
+        </w:rPr>
+        <w:t>婦人與龍（</w:t>
+      </w:r>
+      <w:hyperlink r:id="rId127">
+        <w:r>
+          <w:rPr>
+            <w:lang w:val="zh_TW" w:bidi="zh_TW"/>
+          </w:rPr>
+          <w:rPr>
+            <w:color w:val="0000EE"/>
+            <w:u w:val="single"/>
+          </w:rPr>
+          <w:t>12:1–17</w:t>
+        </w:r>
+      </w:hyperlink>
+      <w:r>
+        <w:rPr>
+          <w:lang w:val="zh_TW" w:bidi="zh_TW"/>
+        </w:rPr>
+        <w:t>）</w:t>
+      </w:r>
+    </w:p>
+    <w:p>
+      <w:pPr/>
+      <w:r>
+        <w:rPr>
+          <w:lang w:val="zh_TW" w:bidi="zh_TW"/>
+        </w:rPr>
+      </w:r>
+      <w:r>
+        <w:rPr>
+          <w:lang w:val="zh_TW" w:bidi="zh_TW"/>
+        </w:rPr>
+        <w:t>本章主要出現三個重要人物：婦人、孩子與龍。</w:t>
+      </w:r>
+    </w:p>
+    <w:p>
+      <w:pPr/>
+      <w:r>
+        <w:rPr>
+          <w:lang w:val="zh_TW" w:bidi="zh_TW"/>
+        </w:rPr>
+      </w:r>
+      <w:r>
+        <w:rPr>
+          <w:lang w:val="zh_TW" w:bidi="zh_TW"/>
+        </w:rPr>
+        <w:t>同時，也可分為三個主要場景：</w:t>
+      </w:r>
+    </w:p>
+    <w:p>
+      <w:pPr>
+        <w:pStyle w:val="ListNumber"/>
+        <w:numPr>
+          <w:ilvl w:val="0"/>
+          <w:numId w:val="15"/>
+        </w:numPr>
+        <w:spacing w:line="240" w:lineRule="auto"/>
+        <w:ind w:left="720"/>
+      </w:pPr>
+      <w:r>
+        <w:rPr>
+          <w:lang w:val="zh_TW" w:bidi="zh_TW"/>
+        </w:rPr>
+      </w:r>
+      <w:r>
+        <w:rPr>
+          <w:lang w:val="zh_TW" w:bidi="zh_TW"/>
+        </w:rPr>
+        <w:t>孩子的誕生（</w:t>
+      </w:r>
+      <w:hyperlink r:id="rId128">
+        <w:r>
+          <w:rPr>
+            <w:lang w:val="zh_TW" w:bidi="zh_TW"/>
+          </w:rPr>
+          <w:rPr>
+            <w:color w:val="0000EE"/>
+            <w:u w:val="single"/>
+          </w:rPr>
+          <w:t>1–6</w:t>
+        </w:r>
+      </w:hyperlink>
+      <w:r>
+        <w:rPr>
+          <w:lang w:val="zh_TW" w:bidi="zh_TW"/>
+        </w:rPr>
+        <w:t>節），</w:t>
+      </w:r>
+    </w:p>
+    <w:p>
+      <w:pPr>
+        <w:pStyle w:val="ListNumber"/>
+        <w:spacing w:line="240" w:lineRule="auto"/>
+        <w:ind w:left="720"/>
+      </w:pPr>
+      <w:r>
+        <w:rPr>
+          <w:lang w:val="zh_TW" w:bidi="zh_TW"/>
+        </w:rPr>
+      </w:r>
+      <w:r>
+        <w:rPr>
+          <w:lang w:val="zh_TW" w:bidi="zh_TW"/>
+        </w:rPr>
+        <w:t>龍被摔在天上之外（</w:t>
+      </w:r>
+      <w:hyperlink r:id="rId129">
+        <w:r>
+          <w:rPr>
+            <w:lang w:val="zh_TW" w:bidi="zh_TW"/>
+          </w:rPr>
+          <w:rPr>
+            <w:color w:val="0000EE"/>
+            <w:u w:val="single"/>
+          </w:rPr>
+          <w:t>7–12</w:t>
+        </w:r>
+      </w:hyperlink>
+      <w:r>
+        <w:rPr>
+          <w:lang w:val="zh_TW" w:bidi="zh_TW"/>
+        </w:rPr>
+        <w:t>節），</w:t>
+      </w:r>
+    </w:p>
+    <w:p>
+      <w:pPr>
+        <w:pStyle w:val="ListNumber"/>
+        <w:spacing w:line="240" w:lineRule="auto"/>
+        <w:ind w:left="720"/>
+      </w:pPr>
+      <w:r>
+        <w:rPr>
+          <w:lang w:val="zh_TW" w:bidi="zh_TW"/>
+        </w:rPr>
+      </w:r>
+      <w:r>
+        <w:rPr>
+          <w:lang w:val="zh_TW" w:bidi="zh_TW"/>
+        </w:rPr>
+        <w:t>龍攻擊婦人及她其餘的兒女（</w:t>
+      </w:r>
+      <w:hyperlink r:id="rId130">
+        <w:r>
+          <w:rPr>
+            <w:lang w:val="zh_TW" w:bidi="zh_TW"/>
+          </w:rPr>
+          <w:rPr>
+            <w:color w:val="0000EE"/>
+            <w:u w:val="single"/>
+          </w:rPr>
+          <w:t>13–17</w:t>
+        </w:r>
+      </w:hyperlink>
+      <w:r>
+        <w:rPr>
+          <w:lang w:val="zh_TW" w:bidi="zh_TW"/>
+        </w:rPr>
+        <w:t>節）。</w:t>
+      </w:r>
+    </w:p>
+    <w:p>
+      <w:pPr/>
+      <w:r>
+        <w:rPr>
+          <w:lang w:val="zh_TW" w:bidi="zh_TW"/>
+        </w:rPr>
+      </w:r>
+      <w:r>
+        <w:rPr>
+          <w:lang w:val="zh_TW" w:bidi="zh_TW"/>
+        </w:rPr>
+        <w:t>許多釋經者認為，這位遭受攻擊的婦人象徵屬神的子民群體。這意象首先使人聯想到以色列——她生出了彌賽亞——隨後又延伸至受逼迫的基督徒群體。</w:t>
+      </w:r>
+    </w:p>
+    <w:p>
+      <w:pPr/>
+      <w:r>
+        <w:rPr>
+          <w:lang w:val="zh_TW" w:bidi="zh_TW"/>
+        </w:rPr>
+      </w:r>
+      <w:r>
+        <w:rPr>
+          <w:lang w:val="zh_TW" w:bidi="zh_TW"/>
+        </w:rPr>
+        <w:t>婦人被描寫為正在生產中，而陣痛則象徵著神的子民在彌賽亞與新時代來臨之前所經歷的掙扎與痛苦（</w:t>
+      </w:r>
+      <w:hyperlink r:id="rId131">
+        <w:r>
+          <w:rPr>
+            <w:lang w:val="zh_TW" w:bidi="zh_TW"/>
+          </w:rPr>
+          <w:rPr>
+            <w:color w:val="0000EE"/>
+            <w:u w:val="single"/>
+          </w:rPr>
+          <w:t>賽26:17</w:t>
+        </w:r>
+      </w:hyperlink>
+      <w:r>
+        <w:rPr>
+          <w:lang w:val="zh_TW" w:bidi="zh_TW"/>
+        </w:rPr>
+        <w:t>，</w:t>
+      </w:r>
+      <w:hyperlink r:id="rId132">
+        <w:r>
+          <w:rPr>
+            <w:lang w:val="zh_TW" w:bidi="zh_TW"/>
+          </w:rPr>
+          <w:rPr>
+            <w:color w:val="0000EE"/>
+            <w:u w:val="single"/>
+          </w:rPr>
+          <w:t>66:7–8</w:t>
+        </w:r>
+      </w:hyperlink>
+      <w:r>
+        <w:rPr>
+          <w:lang w:val="zh_TW" w:bidi="zh_TW"/>
+        </w:rPr>
+        <w:t>；</w:t>
+      </w:r>
+      <w:hyperlink r:id="rId133">
+        <w:r>
+          <w:rPr>
+            <w:lang w:val="zh_TW" w:bidi="zh_TW"/>
+          </w:rPr>
+          <w:rPr>
+            <w:color w:val="0000EE"/>
+            <w:u w:val="single"/>
+          </w:rPr>
+          <w:t>彌4:10</w:t>
+        </w:r>
+      </w:hyperlink>
+      <w:r>
+        <w:rPr>
+          <w:lang w:val="zh_TW" w:bidi="zh_TW"/>
+        </w:rPr>
+        <w:t>，</w:t>
+      </w:r>
+      <w:hyperlink r:id="rId134">
+        <w:r>
+          <w:rPr>
+            <w:lang w:val="zh_TW" w:bidi="zh_TW"/>
+          </w:rPr>
+          <w:rPr>
+            <w:color w:val="0000EE"/>
+            <w:u w:val="single"/>
+          </w:rPr>
+          <w:t>5:3</w:t>
+        </w:r>
+      </w:hyperlink>
+      <w:r>
+        <w:rPr>
+          <w:lang w:val="zh_TW" w:bidi="zh_TW"/>
+        </w:rPr>
+        <w:t>）。</w:t>
+      </w:r>
+    </w:p>
+    <w:p>
+      <w:pPr/>
+      <w:r>
+        <w:rPr>
+          <w:lang w:val="zh_TW" w:bidi="zh_TW"/>
+        </w:rPr>
+      </w:r>
+      <w:r>
+        <w:rPr>
+          <w:lang w:val="zh_TW" w:bidi="zh_TW"/>
+        </w:rPr>
+        <w:t>兩個獸（</w:t>
+      </w:r>
+      <w:hyperlink r:id="rId43">
+        <w:r>
+          <w:rPr>
+            <w:lang w:val="zh_TW" w:bidi="zh_TW"/>
+          </w:rPr>
+          <w:rPr>
+            <w:color w:val="0000EE"/>
+            <w:u w:val="single"/>
+          </w:rPr>
+          <w:t>13:1–18</w:t>
+        </w:r>
+      </w:hyperlink>
+      <w:r>
+        <w:rPr>
+          <w:lang w:val="zh_TW" w:bidi="zh_TW"/>
+        </w:rPr>
+        <w:t>）</w:t>
+      </w:r>
+    </w:p>
+    <w:p>
+      <w:pPr/>
+      <w:r>
+        <w:rPr>
+          <w:lang w:val="zh_TW" w:bidi="zh_TW"/>
+        </w:rPr>
+      </w:r>
+      <w:r>
+        <w:rPr>
+          <w:lang w:val="zh_TW" w:bidi="zh_TW"/>
+        </w:rPr>
+        <w:t>從</w:t>
+      </w:r>
+      <w:r>
+        <w:rPr>
+          <w:lang w:val="zh_TW" w:bidi="zh_TW"/>
+        </w:rPr>
+        <w:t>第</w:t>
+      </w:r>
+      <w:hyperlink r:id="rId122">
+        <w:r>
+          <w:rPr>
+            <w:lang w:val="zh_TW" w:bidi="zh_TW"/>
+          </w:rPr>
+          <w:rPr>
+            <w:color w:val="0000EE"/>
+            <w:u w:val="single"/>
+          </w:rPr>
+          <w:t>十二</w:t>
+        </w:r>
+      </w:hyperlink>
+      <w:r>
+        <w:rPr>
+          <w:lang w:val="zh_TW" w:bidi="zh_TW"/>
+        </w:rPr>
+        <w:t>章</w:t>
+      </w:r>
+      <w:r>
+        <w:rPr>
+          <w:lang w:val="zh_TW" w:bidi="zh_TW"/>
+        </w:rPr>
+        <w:t>中內部鬥爭的描述轉向</w:t>
+      </w:r>
+      <w:r>
+        <w:rPr>
+          <w:lang w:val="zh_TW" w:bidi="zh_TW"/>
+        </w:rPr>
+        <w:t>第</w:t>
+      </w:r>
+      <w:hyperlink r:id="rId43">
+        <w:r>
+          <w:rPr>
+            <w:lang w:val="zh_TW" w:bidi="zh_TW"/>
+          </w:rPr>
+          <w:rPr>
+            <w:color w:val="0000EE"/>
+            <w:u w:val="single"/>
+          </w:rPr>
+          <w:t>十三</w:t>
+        </w:r>
+      </w:hyperlink>
+      <w:r>
+        <w:rPr>
+          <w:lang w:val="zh_TW" w:bidi="zh_TW"/>
+        </w:rPr>
+        <w:t>章，</w:t>
+      </w:r>
+      <w:r>
+        <w:rPr>
+          <w:lang w:val="zh_TW" w:bidi="zh_TW"/>
+        </w:rPr>
+        <w:t>焦點轉移到實際的地上工具，即兩隻由龍驅動的獸，這些獸是對神子民發動攻擊的具體表現</w:t>
+      </w:r>
+      <w:r>
+        <w:rPr>
+          <w:lang w:val="zh_TW" w:bidi="zh_TW"/>
+        </w:rPr>
+        <w:t>。龍指示了這兩個獸進行最後的嘗試，來</w:t>
+      </w:r>
+      <w:r>
+        <w:rPr>
+          <w:lang w:val="zh_TW" w:bidi="zh_TW"/>
+        </w:rPr>
+        <w:t>與</w:t>
+      </w:r>
+      <w:r>
+        <w:rPr>
+          <w:lang w:val="zh_TW" w:bidi="zh_TW"/>
+        </w:rPr>
+        <w:t>婦人的</w:t>
+      </w:r>
+      <w:r>
+        <w:rPr>
+          <w:lang w:val="zh_TW" w:bidi="zh_TW"/>
+        </w:rPr>
+        <w:t>兒女爭戰</w:t>
+      </w:r>
+      <w:r>
+        <w:rPr>
+          <w:lang w:val="zh_TW" w:bidi="zh_TW"/>
+        </w:rPr>
+        <w:t>（</w:t>
+      </w:r>
+      <w:hyperlink r:id="rId135">
+        <w:r>
+          <w:rPr>
+            <w:lang w:val="zh_TW" w:bidi="zh_TW"/>
+          </w:rPr>
+          <w:rPr>
+            <w:color w:val="0000EE"/>
+            <w:u w:val="single"/>
+          </w:rPr>
+          <w:t>12:17</w:t>
+        </w:r>
+      </w:hyperlink>
+      <w:r>
+        <w:rPr>
+          <w:lang w:val="zh_TW" w:bidi="zh_TW"/>
+        </w:rPr>
+        <w:t>）。</w:t>
+      </w:r>
+    </w:p>
+    <w:p>
+      <w:pPr/>
+      <w:r>
+        <w:rPr>
+          <w:lang w:val="zh_TW" w:bidi="zh_TW"/>
+        </w:rPr>
+      </w:r>
+      <w:r>
+        <w:rPr>
+          <w:lang w:val="zh_TW" w:bidi="zh_TW"/>
+        </w:rPr>
+        <w:t>龍和第一個獸策劃的陰謀，是要誘惑整個世界崇拜這個獸。牠</w:t>
+      </w:r>
+      <w:r>
+        <w:rPr>
+          <w:lang w:val="zh_TW" w:bidi="zh_TW"/>
+        </w:rPr>
+        <w:t>們召喚第三個角色來幫助牠們</w:t>
+      </w:r>
+      <w:r>
+        <w:rPr>
+          <w:lang w:val="zh_TW" w:bidi="zh_TW"/>
+        </w:rPr>
+        <w:t>，就是地上的獸，這個獸必定與羔羊相似，</w:t>
+      </w:r>
+      <w:r>
+        <w:rPr>
+          <w:lang w:val="zh_TW" w:bidi="zh_TW"/>
+        </w:rPr>
+        <w:t>甚至能誘惑耶穌的追隨者</w:t>
+      </w:r>
+      <w:r>
+        <w:rPr>
+          <w:lang w:val="zh_TW" w:bidi="zh_TW"/>
+        </w:rPr>
+        <w:t>。</w:t>
+      </w:r>
+      <w:r>
+        <w:rPr>
+          <w:lang w:val="zh_TW" w:bidi="zh_TW"/>
+        </w:rPr>
+        <w:t>隨著戰鬥的進行</w:t>
+      </w:r>
+      <w:r>
+        <w:rPr>
+          <w:lang w:val="zh_TW" w:bidi="zh_TW"/>
+        </w:rPr>
+        <w:t>，</w:t>
+      </w:r>
+      <w:r>
+        <w:rPr>
+          <w:lang w:val="zh_TW" w:bidi="zh_TW"/>
+        </w:rPr>
+        <w:t>龍的欺騙變得越來越微妙</w:t>
+      </w:r>
+      <w:r>
+        <w:rPr>
+          <w:lang w:val="zh_TW" w:bidi="zh_TW"/>
+        </w:rPr>
+        <w:t>。</w:t>
+      </w:r>
+      <w:r>
+        <w:rPr>
+          <w:lang w:val="zh_TW" w:bidi="zh_TW"/>
+        </w:rPr>
+        <w:t>因此，作者呼籲讀者要分辨「像羔羊的獸」與「真正的羔羊」之間的區別</w:t>
+      </w:r>
+      <w:r>
+        <w:rPr>
+          <w:lang w:val="zh_TW" w:bidi="zh_TW"/>
+        </w:rPr>
+        <w:t>（參</w:t>
+      </w:r>
+      <w:hyperlink r:id="rId136">
+        <w:r>
+          <w:rPr>
+            <w:lang w:val="zh_TW" w:bidi="zh_TW"/>
+          </w:rPr>
+          <w:rPr>
+            <w:color w:val="0000EE"/>
+            <w:u w:val="single"/>
+          </w:rPr>
+          <w:t>13:11</w:t>
+        </w:r>
+      </w:hyperlink>
+      <w:r>
+        <w:rPr>
+          <w:lang w:val="zh_TW" w:bidi="zh_TW"/>
+        </w:rPr>
+        <w:t>，</w:t>
+      </w:r>
+      <w:hyperlink r:id="rId137">
+        <w:r>
+          <w:rPr>
+            <w:lang w:val="zh_TW" w:bidi="zh_TW"/>
+          </w:rPr>
+          <w:rPr>
+            <w:color w:val="0000EE"/>
+            <w:u w:val="single"/>
+          </w:rPr>
+          <w:t>14:1</w:t>
+        </w:r>
+      </w:hyperlink>
+      <w:r>
+        <w:rPr>
+          <w:lang w:val="zh_TW" w:bidi="zh_TW"/>
+        </w:rPr>
+        <w:t>）。</w:t>
+      </w:r>
+    </w:p>
+    <w:p>
+      <w:pPr/>
+      <w:r>
+        <w:rPr>
+          <w:lang w:val="zh_TW" w:bidi="zh_TW"/>
+        </w:rPr>
+      </w:r>
+      <w:r>
+        <w:rPr>
+          <w:lang w:val="zh_TW" w:bidi="zh_TW"/>
+        </w:rPr>
+        <w:t>地上的</w:t>
+      </w:r>
+      <w:r>
+        <w:rPr>
+          <w:lang w:val="zh_TW" w:bidi="zh_TW"/>
+        </w:rPr>
+        <w:t>莊稼</w:t>
+      </w:r>
+      <w:r>
+        <w:rPr>
+          <w:lang w:val="zh_TW" w:bidi="zh_TW"/>
+        </w:rPr>
+        <w:t>（</w:t>
+      </w:r>
+      <w:hyperlink r:id="rId138">
+        <w:r>
+          <w:rPr>
+            <w:lang w:val="zh_TW" w:bidi="zh_TW"/>
+          </w:rPr>
+          <w:rPr>
+            <w:color w:val="0000EE"/>
+            <w:u w:val="single"/>
+          </w:rPr>
+          <w:t>14:1–20</w:t>
+        </w:r>
+      </w:hyperlink>
+      <w:r>
+        <w:rPr>
+          <w:lang w:val="zh_TW" w:bidi="zh_TW"/>
+        </w:rPr>
+        <w:t>）</w:t>
+      </w:r>
+    </w:p>
+    <w:p>
+      <w:pPr/>
+      <w:r>
+        <w:rPr>
+          <w:lang w:val="zh_TW" w:bidi="zh_TW"/>
+        </w:rPr>
+      </w:r>
+      <w:r>
+        <w:rPr>
+          <w:lang w:val="zh_TW" w:bidi="zh_TW"/>
+        </w:rPr>
+        <w:t>前兩章已經讓基督徒準備好面對現實，</w:t>
+      </w:r>
+      <w:r>
+        <w:rPr>
+          <w:lang w:val="zh_TW" w:bidi="zh_TW"/>
+        </w:rPr>
+        <w:t>即隨著末日臨近</w:t>
+      </w:r>
+      <w:r>
+        <w:rPr>
+          <w:lang w:val="zh_TW" w:bidi="zh_TW"/>
+        </w:rPr>
+        <w:t>，他們將像羔羊一樣被騷擾和犧牲。這個段落顯示他們的</w:t>
+      </w:r>
+      <w:r>
+        <w:rPr>
+          <w:lang w:val="zh_TW" w:bidi="zh_TW"/>
+        </w:rPr>
+        <w:t>犧牲</w:t>
+      </w:r>
+      <w:r>
+        <w:rPr>
+          <w:lang w:val="zh_TW" w:bidi="zh_TW"/>
+        </w:rPr>
+        <w:t>並非毫無意義。在第</w:t>
+      </w:r>
+      <w:hyperlink r:id="rId102">
+        <w:r>
+          <w:rPr>
+            <w:lang w:val="zh_TW" w:bidi="zh_TW"/>
+          </w:rPr>
+          <w:rPr>
+            <w:color w:val="0000EE"/>
+            <w:u w:val="single"/>
+          </w:rPr>
+          <w:t>七</w:t>
+        </w:r>
+      </w:hyperlink>
+      <w:r>
+        <w:rPr>
+          <w:lang w:val="zh_TW" w:bidi="zh_TW"/>
+        </w:rPr>
+        <w:t>章中，十四萬四千人只是被封印；</w:t>
+      </w:r>
+      <w:r>
+        <w:rPr>
+          <w:lang w:val="zh_TW" w:bidi="zh_TW"/>
+        </w:rPr>
+        <w:t>而在這裡，他們已經被拯救</w:t>
+      </w:r>
+      <w:r>
+        <w:rPr>
+          <w:lang w:val="zh_TW" w:bidi="zh_TW"/>
+        </w:rPr>
+        <w:t>。</w:t>
+      </w:r>
+      <w:r>
+        <w:rPr>
+          <w:lang w:val="zh_TW" w:bidi="zh_TW"/>
+        </w:rPr>
+        <w:t>當洪水過去後</w:t>
+      </w:r>
+      <w:r>
+        <w:rPr>
+          <w:lang w:val="zh_TW" w:bidi="zh_TW"/>
+        </w:rPr>
+        <w:t>，</w:t>
+      </w:r>
+      <w:r>
+        <w:rPr>
+          <w:lang w:val="zh_TW" w:bidi="zh_TW"/>
+        </w:rPr>
+        <w:t>錫安山高聳於水面上；羔羊坐在榮耀的寶座上，周圍是祂子民的勝利之歌；神恩慈的同在充滿了整個宇宙</w:t>
+      </w:r>
+      <w:r>
+        <w:rPr>
+          <w:lang w:val="zh_TW" w:bidi="zh_TW"/>
+        </w:rPr>
+        <w:t>。</w:t>
+      </w:r>
+    </w:p>
+    <w:p>
+      <w:pPr/>
+      <w:r>
+        <w:rPr>
+          <w:lang w:val="zh_TW" w:bidi="zh_TW"/>
+        </w:rPr>
+      </w:r>
+      <w:r>
+        <w:rPr>
+          <w:lang w:val="zh_TW" w:bidi="zh_TW"/>
+        </w:rPr>
+        <w:t>第</w:t>
+      </w:r>
+      <w:hyperlink r:id="rId138">
+        <w:r>
+          <w:rPr>
+            <w:lang w:val="zh_TW" w:bidi="zh_TW"/>
+          </w:rPr>
+          <w:rPr>
+            <w:color w:val="0000EE"/>
+            <w:u w:val="single"/>
+          </w:rPr>
+          <w:t>14</w:t>
+        </w:r>
+      </w:hyperlink>
+      <w:r>
+        <w:rPr>
+          <w:lang w:val="zh_TW" w:bidi="zh_TW"/>
+        </w:rPr>
+        <w:t>章簡要回答了兩個</w:t>
+      </w:r>
+      <w:r>
+        <w:rPr>
+          <w:lang w:val="zh_TW" w:bidi="zh_TW"/>
+        </w:rPr>
+        <w:t>迫切</w:t>
+      </w:r>
+      <w:r>
+        <w:rPr>
+          <w:lang w:val="zh_TW" w:bidi="zh_TW"/>
+        </w:rPr>
+        <w:t>的問題：那些拒絕接受獸印並被殺的人會怎樣（</w:t>
+      </w:r>
+      <w:hyperlink r:id="rId139">
+        <w:r>
+          <w:rPr>
+            <w:lang w:val="zh_TW" w:bidi="zh_TW"/>
+          </w:rPr>
+          <w:rPr>
+            <w:color w:val="0000EE"/>
+            <w:u w:val="single"/>
+          </w:rPr>
+          <w:t>1–5</w:t>
+        </w:r>
+      </w:hyperlink>
+      <w:r>
+        <w:rPr>
+          <w:lang w:val="zh_TW" w:bidi="zh_TW"/>
+        </w:rPr>
+        <w:t>節）？獸和牠的僕人</w:t>
+      </w:r>
+      <w:r>
+        <w:rPr>
+          <w:lang w:val="zh_TW" w:bidi="zh_TW"/>
+        </w:rPr>
+        <w:t>會怎樣</w:t>
+      </w:r>
+      <w:r>
+        <w:rPr>
+          <w:lang w:val="zh_TW" w:bidi="zh_TW"/>
+        </w:rPr>
+        <w:t>（</w:t>
+      </w:r>
+      <w:hyperlink r:id="rId140">
+        <w:r>
+          <w:rPr>
+            <w:lang w:val="zh_TW" w:bidi="zh_TW"/>
+          </w:rPr>
+          <w:rPr>
+            <w:color w:val="0000EE"/>
+            <w:u w:val="single"/>
+          </w:rPr>
+          <w:t>6–20</w:t>
+        </w:r>
+      </w:hyperlink>
+      <w:r>
+        <w:rPr>
+          <w:lang w:val="zh_TW" w:bidi="zh_TW"/>
+        </w:rPr>
+        <w:t>節）？</w:t>
+      </w:r>
+    </w:p>
+    <w:p>
+      <w:pPr>
+        <w:pStyle w:val="Heading4"/>
+      </w:pPr>
+      <w:r>
+        <w:rPr>
+          <w:lang w:val="zh_TW" w:bidi="zh_TW"/>
+        </w:rPr>
+        <w:t>七碗（</w:t>
+      </w:r>
+      <w:hyperlink r:id="rId141">
+        <w:r>
+          <w:rPr>
+            <w:lang w:val="zh_TW" w:bidi="zh_TW"/>
+          </w:rPr>
+          <w:rPr>
+            <w:color w:val="0000EE"/>
+            <w:u w:val="single"/>
+          </w:rPr>
+          <w:t>15:1–19:10</w:t>
+        </w:r>
+      </w:hyperlink>
+      <w:r>
+        <w:rPr>
+          <w:lang w:val="zh_TW" w:bidi="zh_TW"/>
+        </w:rPr>
+        <w:t>）</w:t>
+      </w:r>
+    </w:p>
+    <w:p>
+      <w:pPr/>
+      <w:r>
+        <w:rPr>
+          <w:lang w:val="zh_TW" w:bidi="zh_TW"/>
+        </w:rPr>
+      </w:r>
+      <w:r>
+        <w:rPr>
+          <w:lang w:val="zh_TW" w:bidi="zh_TW"/>
+        </w:rPr>
+        <w:t>碗的一系列審判構成了「</w:t>
+      </w:r>
+      <w:r>
+        <w:rPr>
+          <w:lang w:val="zh_TW" w:bidi="zh_TW"/>
+        </w:rPr>
+        <w:t>第三樣災禍</w:t>
+      </w:r>
+      <w:r>
+        <w:rPr>
+          <w:lang w:val="zh_TW" w:bidi="zh_TW"/>
+        </w:rPr>
+        <w:t>」，在</w:t>
+      </w:r>
+      <w:hyperlink r:id="rId116">
+        <w:r>
+          <w:rPr>
+            <w:lang w:val="zh_TW" w:bidi="zh_TW"/>
+          </w:rPr>
+          <w:rPr>
+            <w:color w:val="0000EE"/>
+            <w:u w:val="single"/>
+          </w:rPr>
+          <w:t>十一章14節</w:t>
+        </w:r>
+      </w:hyperlink>
+      <w:r>
+        <w:rPr>
+          <w:lang w:val="zh_TW" w:bidi="zh_TW"/>
+        </w:rPr>
+        <w:t>中宣佈為「</w:t>
+      </w:r>
+      <w:r>
+        <w:rPr>
+          <w:lang w:val="zh_TW" w:bidi="zh_TW"/>
+        </w:rPr>
+        <w:t>快到了</w:t>
+      </w:r>
+      <w:r>
+        <w:rPr>
+          <w:lang w:val="zh_TW" w:bidi="zh_TW"/>
+        </w:rPr>
+        <w:t>」。這些最後的災難發生在耶穌在橄欖山講論中提到的「</w:t>
+      </w:r>
+      <w:r>
+        <w:rPr>
+          <w:lang w:val="zh_TW" w:bidi="zh_TW"/>
+        </w:rPr>
+        <w:t>那些日子的災難一過去</w:t>
+      </w:r>
+      <w:r>
+        <w:rPr>
+          <w:lang w:val="zh_TW" w:bidi="zh_TW"/>
+        </w:rPr>
+        <w:t>」，很可能是祂那段對末後的話語的實現：「</w:t>
+      </w:r>
+      <w:r>
+        <w:rPr>
+          <w:lang w:val="zh_TW" w:bidi="zh_TW"/>
+        </w:rPr>
+        <w:t>日頭就變黑了， 月亮也不放光， 眾星要從天上墜落， 天勢都要震動</w:t>
+      </w:r>
+      <w:r>
+        <w:rPr>
+          <w:lang w:val="zh_TW" w:bidi="zh_TW"/>
+        </w:rPr>
+        <w:t>」（</w:t>
+      </w:r>
+      <w:hyperlink r:id="rId142">
+        <w:r>
+          <w:rPr>
+            <w:lang w:val="zh_TW" w:bidi="zh_TW"/>
+          </w:rPr>
+          <w:rPr>
+            <w:color w:val="0000EE"/>
+            <w:u w:val="single"/>
+          </w:rPr>
+          <w:t>太24:29</w:t>
+        </w:r>
+      </w:hyperlink>
+      <w:r>
+        <w:rPr>
+          <w:lang w:val="zh_TW" w:bidi="zh_TW"/>
+        </w:rPr>
+        <w:t>）。</w:t>
+      </w:r>
+    </w:p>
+    <w:p>
+      <w:pPr>
+        <w:pStyle w:val="Heading5"/>
+      </w:pPr>
+      <w:r>
+        <w:rPr>
+          <w:lang w:val="zh_TW" w:bidi="zh_TW"/>
+        </w:rPr>
+        <w:t>預備：七位天使和</w:t>
+      </w:r>
+      <w:r>
+        <w:rPr>
+          <w:lang w:val="zh_TW" w:bidi="zh_TW"/>
+        </w:rPr>
+        <w:t>末了的七災</w:t>
+      </w:r>
+      <w:r>
+        <w:rPr>
+          <w:lang w:val="zh_TW" w:bidi="zh_TW"/>
+        </w:rPr>
+        <w:t>（</w:t>
+      </w:r>
+      <w:hyperlink r:id="rId143">
+        <w:r>
+          <w:rPr>
+            <w:lang w:val="zh_TW" w:bidi="zh_TW"/>
+          </w:rPr>
+          <w:rPr>
+            <w:color w:val="0000EE"/>
+            <w:u w:val="single"/>
+          </w:rPr>
+          <w:t>15:1–8</w:t>
+        </w:r>
+      </w:hyperlink>
+      <w:r>
+        <w:rPr>
+          <w:lang w:val="zh_TW" w:bidi="zh_TW"/>
+        </w:rPr>
+        <w:t>）</w:t>
+      </w:r>
+    </w:p>
+    <w:p>
+      <w:pPr/>
+      <w:r>
+        <w:rPr>
+          <w:lang w:val="zh_TW" w:bidi="zh_TW"/>
+        </w:rPr>
+      </w:r>
+      <w:r>
+        <w:rPr>
+          <w:lang w:val="zh_TW" w:bidi="zh_TW"/>
+        </w:rPr>
+        <w:t>第</w:t>
+      </w:r>
+      <w:hyperlink r:id="rId143">
+        <w:r>
+          <w:rPr>
+            <w:lang w:val="zh_TW" w:bidi="zh_TW"/>
+          </w:rPr>
+          <w:rPr>
+            <w:color w:val="0000EE"/>
+            <w:u w:val="single"/>
+          </w:rPr>
+          <w:t>15</w:t>
+        </w:r>
+      </w:hyperlink>
+      <w:r>
+        <w:rPr>
+          <w:lang w:val="zh_TW" w:bidi="zh_TW"/>
+        </w:rPr>
+        <w:t>章與舊約中出埃及的記載有關，並強烈暗示了古代猶太會堂的禮儀傳統。本章有兩個主要的異象：第一個描繪了從大災難中的得勝者（</w:t>
+      </w:r>
+      <w:hyperlink r:id="rId144">
+        <w:r>
+          <w:rPr>
+            <w:lang w:val="zh_TW" w:bidi="zh_TW"/>
+          </w:rPr>
+          <w:rPr>
+            <w:color w:val="0000EE"/>
+            <w:u w:val="single"/>
+          </w:rPr>
+          <w:t>2–4</w:t>
+        </w:r>
+      </w:hyperlink>
+      <w:r>
+        <w:rPr>
+          <w:lang w:val="zh_TW" w:bidi="zh_TW"/>
+        </w:rPr>
+        <w:t>節）；第二個描述了從天上聖殿出現，七位穿著白色和金色衣服的天使，他們持有最後災難的七個碗（</w:t>
+      </w:r>
+      <w:hyperlink r:id="rId145">
+        <w:r>
+          <w:rPr>
+            <w:lang w:val="zh_TW" w:bidi="zh_TW"/>
+          </w:rPr>
+          <w:rPr>
+            <w:color w:val="0000EE"/>
+            <w:u w:val="single"/>
+          </w:rPr>
+          <w:t>5–8</w:t>
+        </w:r>
+      </w:hyperlink>
+      <w:r>
+        <w:rPr>
+          <w:lang w:val="zh_TW" w:bidi="zh_TW"/>
+        </w:rPr>
+        <w:t>節）。</w:t>
+      </w:r>
+    </w:p>
+    <w:p>
+      <w:pPr/>
+      <w:r>
+        <w:rPr>
+          <w:lang w:val="zh_TW" w:bidi="zh_TW"/>
+        </w:rPr>
+      </w:r>
+      <w:r>
+        <w:rPr>
+          <w:lang w:val="zh_TW" w:bidi="zh_TW"/>
+        </w:rPr>
+        <w:t>碗的審判傾倒在地上（</w:t>
+      </w:r>
+      <w:hyperlink r:id="rId113">
+        <w:r>
+          <w:rPr>
+            <w:lang w:val="zh_TW" w:bidi="zh_TW"/>
+          </w:rPr>
+          <w:rPr>
+            <w:color w:val="0000EE"/>
+            <w:u w:val="single"/>
+          </w:rPr>
+          <w:t>16:1–21</w:t>
+        </w:r>
+      </w:hyperlink>
+      <w:r>
+        <w:rPr>
+          <w:lang w:val="zh_TW" w:bidi="zh_TW"/>
+        </w:rPr>
+        <w:t>）</w:t>
+      </w:r>
+    </w:p>
+    <w:p>
+      <w:pPr/>
+      <w:r>
+        <w:rPr>
+          <w:lang w:val="zh_TW" w:bidi="zh_TW"/>
+        </w:rPr>
+      </w:r>
+      <w:r>
+        <w:rPr>
+          <w:lang w:val="zh_TW" w:bidi="zh_TW"/>
+        </w:rPr>
+        <w:t>這些審判接連</w:t>
+      </w:r>
+      <w:r>
+        <w:rPr>
+          <w:lang w:val="zh_TW" w:bidi="zh_TW"/>
+        </w:rPr>
+        <w:t>迅速</w:t>
+      </w:r>
+      <w:r>
+        <w:rPr>
+          <w:lang w:val="zh_TW" w:bidi="zh_TW"/>
+        </w:rPr>
+        <w:t>發生，期間只有短暫的停頓，就是第三位天使與祭壇對話，強調神懲罰的公義</w:t>
+      </w:r>
+      <w:r>
+        <w:rPr>
+          <w:lang w:val="zh_TW" w:bidi="zh_TW"/>
+        </w:rPr>
+        <w:t>（</w:t>
+      </w:r>
+      <w:hyperlink r:id="rId146">
+        <w:r>
+          <w:rPr>
+            <w:lang w:val="zh_TW" w:bidi="zh_TW"/>
+          </w:rPr>
+          <w:rPr>
+            <w:color w:val="0000EE"/>
+            <w:u w:val="single"/>
+          </w:rPr>
+          <w:t>5–7</w:t>
+        </w:r>
+      </w:hyperlink>
+      <w:r>
+        <w:rPr>
+          <w:lang w:val="zh_TW" w:bidi="zh_TW"/>
+        </w:rPr>
+        <w:t>節）。</w:t>
+      </w:r>
+      <w:r>
+        <w:rPr>
+          <w:lang w:val="zh_TW" w:bidi="zh_TW"/>
+        </w:rPr>
+        <w:t>這種快速接連可能是因為，約翰希望簡要描述前六碗的審判，並迅速轉向第七碗，他</w:t>
+      </w:r>
+      <w:r>
+        <w:rPr>
+          <w:lang w:val="zh_TW" w:bidi="zh_TW"/>
+        </w:rPr>
+        <w:t>將在那裡詳細描述對巴比倫的審判。最後三個災難不單是社會上的審判，更是屬靈上的，並從大自然轉向全人類。</w:t>
+      </w:r>
+    </w:p>
+    <w:p>
+      <w:pPr/>
+      <w:r>
+        <w:rPr>
+          <w:lang w:val="zh_TW" w:bidi="zh_TW"/>
+        </w:rPr>
+      </w:r>
+      <w:r>
+        <w:rPr>
+          <w:lang w:val="zh_TW" w:bidi="zh_TW"/>
+        </w:rPr>
+        <w:t>大淫婦</w:t>
+      </w:r>
+      <w:r>
+        <w:rPr>
+          <w:lang w:val="zh_TW" w:bidi="zh_TW"/>
+        </w:rPr>
+        <w:t>與獸（</w:t>
+      </w:r>
+      <w:hyperlink r:id="rId54">
+        <w:r>
+          <w:rPr>
+            <w:lang w:val="zh_TW" w:bidi="zh_TW"/>
+          </w:rPr>
+          <w:rPr>
+            <w:color w:val="0000EE"/>
+            <w:u w:val="single"/>
+          </w:rPr>
+          <w:t>17:1–18</w:t>
+        </w:r>
+      </w:hyperlink>
+      <w:r>
+        <w:rPr>
+          <w:lang w:val="zh_TW" w:bidi="zh_TW"/>
+        </w:rPr>
+        <w:t>）</w:t>
+      </w:r>
+    </w:p>
+    <w:p>
+      <w:pPr/>
+      <w:r>
+        <w:rPr>
+          <w:lang w:val="zh_TW" w:bidi="zh_TW"/>
+        </w:rPr>
+      </w:r>
+      <w:r>
+        <w:rPr>
+          <w:lang w:val="zh_TW" w:bidi="zh_TW"/>
+        </w:rPr>
+        <w:t>對於大多數現代解經家來說，巴比倫代表羅馬。獸則象徵整個羅馬帝國，包括其省份和人民。然而，僅僅將巴比倫與羅馬等同是不夠的。事實上，巴比倫不能被限制於任何一個歷史中，無論是過去還是未來出現的政權；</w:t>
+      </w:r>
+      <w:r>
+        <w:rPr>
+          <w:lang w:val="zh_TW" w:bidi="zh_TW"/>
+        </w:rPr>
+        <w:t>它在不同的歷史時期和背景下，有多個與之對應的表現形式</w:t>
+      </w:r>
+      <w:r>
+        <w:rPr>
+          <w:lang w:val="zh_TW" w:bidi="zh_TW"/>
+        </w:rPr>
+        <w:t>（參</w:t>
+      </w:r>
+      <w:hyperlink r:id="rId147">
+        <w:r>
+          <w:rPr>
+            <w:lang w:val="zh_TW" w:bidi="zh_TW"/>
+          </w:rPr>
+          <w:rPr>
+            <w:color w:val="0000EE"/>
+            <w:u w:val="single"/>
+          </w:rPr>
+          <w:t>11:8</w:t>
+        </w:r>
+      </w:hyperlink>
+      <w:r>
+        <w:rPr>
+          <w:lang w:val="zh_TW" w:bidi="zh_TW"/>
+        </w:rPr>
+        <w:t>）。巴比倫其實存在於任何充滿撒旦欺騙的地方。</w:t>
+      </w:r>
+      <w:r>
+        <w:rPr>
+          <w:lang w:val="zh_TW" w:bidi="zh_TW"/>
+        </w:rPr>
+        <w:t>在這裡，巴比倫最適合理解為所有根深蒂固、抵擋神的世界勢力原型</w:t>
+      </w:r>
+      <w:r>
+        <w:rPr>
+          <w:lang w:val="zh_TW" w:bidi="zh_TW"/>
+        </w:rPr>
+        <w:t>。巴比倫是一個跨歷史的現實，包括像所多瑪、埃及、巴比倫、泰爾、尼尼微和羅馬一般，偶像崇拜的國家和地方。巴比倫是一個末世的象徵，代表撒旦的欺騙和權力；它是一個神聖的奧秘，永遠無法完全簡化為地上任何的文化和政權。巴比倫代表脫離神的文化和世界，而神的體系則由新耶路撒冷來呈現出來。羅馬只是這個總體系統的一種表現，並非全部。</w:t>
+      </w:r>
+    </w:p>
+    <w:p>
+      <w:pPr/>
+      <w:r>
+        <w:rPr>
+          <w:lang w:val="zh_TW" w:bidi="zh_TW"/>
+        </w:rPr>
+      </w:r>
+      <w:r>
+        <w:rPr>
+          <w:lang w:val="zh_TW" w:bidi="zh_TW"/>
+        </w:rPr>
+        <w:t>巴比倫大城</w:t>
+      </w:r>
+      <w:r>
+        <w:rPr>
+          <w:lang w:val="zh_TW" w:bidi="zh_TW"/>
+        </w:rPr>
+        <w:t>的傾倒（</w:t>
+      </w:r>
+      <w:hyperlink r:id="rId148">
+        <w:r>
+          <w:rPr>
+            <w:lang w:val="zh_TW" w:bidi="zh_TW"/>
+          </w:rPr>
+          <w:rPr>
+            <w:color w:val="0000EE"/>
+            <w:u w:val="single"/>
+          </w:rPr>
+          <w:t>18:1–24</w:t>
+        </w:r>
+      </w:hyperlink>
+      <w:r>
+        <w:rPr>
+          <w:lang w:val="zh_TW" w:bidi="zh_TW"/>
+        </w:rPr>
+        <w:t>）</w:t>
+      </w:r>
+    </w:p>
+    <w:p>
+      <w:pPr/>
+      <w:r>
+        <w:rPr>
+          <w:lang w:val="zh_TW" w:bidi="zh_TW"/>
+        </w:rPr>
+      </w:r>
+      <w:r>
+        <w:rPr>
+          <w:lang w:val="zh_TW" w:bidi="zh_TW"/>
+        </w:rPr>
+        <w:t>第</w:t>
+      </w:r>
+      <w:hyperlink r:id="rId148">
+        <w:r>
+          <w:rPr>
+            <w:lang w:val="zh_TW" w:bidi="zh_TW"/>
+          </w:rPr>
+          <w:rPr>
+            <w:color w:val="0000EE"/>
+            <w:u w:val="single"/>
+          </w:rPr>
+          <w:t>18</w:t>
+        </w:r>
+      </w:hyperlink>
+      <w:r>
+        <w:rPr>
+          <w:lang w:val="zh_TW" w:bidi="zh_TW"/>
+        </w:rPr>
+        <w:t>章說明了之前宣告，對大淫婦的審判（</w:t>
+      </w:r>
+      <w:hyperlink r:id="rId149">
+        <w:r>
+          <w:rPr>
+            <w:lang w:val="zh_TW" w:bidi="zh_TW"/>
+          </w:rPr>
+          <w:rPr>
+            <w:color w:val="0000EE"/>
+            <w:u w:val="single"/>
+          </w:rPr>
+          <w:t>17:1</w:t>
+        </w:r>
+      </w:hyperlink>
+      <w:r>
+        <w:rPr>
+          <w:lang w:val="zh_TW" w:bidi="zh_TW"/>
+        </w:rPr>
+        <w:t>）。在一個繁榮商業城市毀滅的意象下，約翰描述了巴比倫大淫婦最終滅亡的結局。</w:t>
+      </w:r>
+    </w:p>
+    <w:p>
+      <w:pPr/>
+      <w:r>
+        <w:rPr>
+          <w:lang w:val="zh_TW" w:bidi="zh_TW"/>
+        </w:rPr>
+      </w:r>
+      <w:r>
+        <w:rPr>
+          <w:lang w:val="zh_TW" w:bidi="zh_TW"/>
+        </w:rPr>
+        <w:t>為巴比倫毀滅的感恩（</w:t>
+      </w:r>
+      <w:hyperlink r:id="rId150">
+        <w:r>
+          <w:rPr>
+            <w:lang w:val="zh_TW" w:bidi="zh_TW"/>
+          </w:rPr>
+          <w:rPr>
+            <w:color w:val="0000EE"/>
+            <w:u w:val="single"/>
+          </w:rPr>
+          <w:t>19:1–5</w:t>
+        </w:r>
+      </w:hyperlink>
+      <w:r>
+        <w:rPr>
+          <w:lang w:val="zh_TW" w:bidi="zh_TW"/>
+        </w:rPr>
+        <w:t>）</w:t>
+      </w:r>
+    </w:p>
+    <w:p>
+      <w:pPr/>
+      <w:r>
+        <w:rPr>
+          <w:lang w:val="zh_TW" w:bidi="zh_TW"/>
+        </w:rPr>
+      </w:r>
+      <w:r>
+        <w:rPr>
+          <w:lang w:val="zh_TW" w:bidi="zh_TW"/>
+        </w:rPr>
+        <w:t>天上的詩班高聲唱出對神的盛大讚美</w:t>
+      </w:r>
+      <w:r>
+        <w:rPr>
+          <w:lang w:val="zh_TW" w:bidi="zh_TW"/>
+        </w:rPr>
+        <w:t>，與巴比倫</w:t>
+      </w:r>
+      <w:r>
+        <w:rPr>
+          <w:lang w:val="zh_TW" w:bidi="zh_TW"/>
+        </w:rPr>
+        <w:t>同伴的哀嘆形成鮮明對比</w:t>
+      </w:r>
+      <w:r>
+        <w:rPr>
+          <w:lang w:val="zh_TW" w:bidi="zh_TW"/>
+        </w:rPr>
+        <w:t>。</w:t>
+      </w:r>
+    </w:p>
+    <w:p>
+      <w:pPr/>
+      <w:r>
+        <w:rPr>
+          <w:lang w:val="zh_TW" w:bidi="zh_TW"/>
+        </w:rPr>
+      </w:r>
+      <w:r>
+        <w:rPr>
+          <w:lang w:val="zh_TW" w:bidi="zh_TW"/>
+        </w:rPr>
+        <w:t>羔羊的婚宴（</w:t>
+      </w:r>
+      <w:hyperlink r:id="rId151">
+        <w:r>
+          <w:rPr>
+            <w:lang w:val="zh_TW" w:bidi="zh_TW"/>
+          </w:rPr>
+          <w:rPr>
+            <w:color w:val="0000EE"/>
+            <w:u w:val="single"/>
+          </w:rPr>
+          <w:t>19:6–10</w:t>
+        </w:r>
+      </w:hyperlink>
+      <w:r>
+        <w:rPr>
+          <w:lang w:val="zh_TW" w:bidi="zh_TW"/>
+        </w:rPr>
+        <w:t>）</w:t>
+      </w:r>
+    </w:p>
+    <w:p>
+      <w:pPr/>
+      <w:r>
+        <w:rPr>
+          <w:lang w:val="zh_TW" w:bidi="zh_TW"/>
+        </w:rPr>
+      </w:r>
+      <w:r>
+        <w:rPr>
+          <w:lang w:val="zh_TW" w:bidi="zh_TW"/>
+        </w:rPr>
+        <w:t>最後，讚美的尾聲在另一個群眾的回響聲中完成（</w:t>
+      </w:r>
+      <w:hyperlink r:id="rId152">
+        <w:r>
+          <w:rPr>
+            <w:lang w:val="zh_TW" w:bidi="zh_TW"/>
+          </w:rPr>
+          <w:rPr>
+            <w:color w:val="0000EE"/>
+            <w:u w:val="single"/>
+          </w:rPr>
+          <w:t>6</w:t>
+        </w:r>
+      </w:hyperlink>
+      <w:r>
+        <w:rPr>
+          <w:lang w:val="zh_TW" w:bidi="zh_TW"/>
+        </w:rPr>
+        <w:t>節）：被救贖的群眾（參</w:t>
+      </w:r>
+      <w:hyperlink r:id="rId153">
+        <w:r>
+          <w:rPr>
+            <w:lang w:val="zh_TW" w:bidi="zh_TW"/>
+          </w:rPr>
+          <w:rPr>
+            <w:color w:val="0000EE"/>
+            <w:u w:val="single"/>
+          </w:rPr>
+          <w:t>7:9</w:t>
+        </w:r>
+      </w:hyperlink>
+      <w:r>
+        <w:rPr>
+          <w:lang w:val="zh_TW" w:bidi="zh_TW"/>
+        </w:rPr>
+        <w:t>）。他們用讓人想起大君王，就是詩篇的話語，頌唱最後的讚美詩（</w:t>
+      </w:r>
+      <w:hyperlink r:id="rId154">
+        <w:r>
+          <w:rPr>
+            <w:lang w:val="zh_TW" w:bidi="zh_TW"/>
+          </w:rPr>
+          <w:rPr>
+            <w:color w:val="0000EE"/>
+            <w:u w:val="single"/>
+          </w:rPr>
+          <w:t>詩93:1</w:t>
+        </w:r>
+      </w:hyperlink>
+      <w:r>
+        <w:rPr>
+          <w:lang w:val="zh_TW" w:bidi="zh_TW"/>
+        </w:rPr>
+        <w:t>，</w:t>
+      </w:r>
+      <w:hyperlink r:id="rId155">
+        <w:r>
+          <w:rPr>
+            <w:lang w:val="zh_TW" w:bidi="zh_TW"/>
+          </w:rPr>
+          <w:rPr>
+            <w:color w:val="0000EE"/>
+            <w:u w:val="single"/>
+          </w:rPr>
+          <w:t>97:1</w:t>
+        </w:r>
+      </w:hyperlink>
+      <w:r>
+        <w:rPr>
+          <w:lang w:val="zh_TW" w:bidi="zh_TW"/>
+        </w:rPr>
+        <w:t>，</w:t>
+      </w:r>
+      <w:hyperlink r:id="rId156">
+        <w:r>
+          <w:rPr>
+            <w:lang w:val="zh_TW" w:bidi="zh_TW"/>
+          </w:rPr>
+          <w:rPr>
+            <w:color w:val="0000EE"/>
+            <w:u w:val="single"/>
+          </w:rPr>
+          <w:t>99:1</w:t>
+        </w:r>
+      </w:hyperlink>
+      <w:r>
+        <w:rPr>
+          <w:lang w:val="zh_TW" w:bidi="zh_TW"/>
+        </w:rPr>
+        <w:t>）。</w:t>
+      </w:r>
+    </w:p>
+    <w:p>
+      <w:pPr>
+        <w:pStyle w:val="Heading4"/>
+      </w:pPr>
+      <w:r>
+        <w:rPr>
+          <w:lang w:val="zh_TW" w:bidi="zh_TW"/>
+        </w:rPr>
+        <w:t>基督再來的異象與時代的終結（</w:t>
+      </w:r>
+      <w:hyperlink r:id="rId64">
+        <w:r>
+          <w:rPr>
+            <w:lang w:val="zh_TW" w:bidi="zh_TW"/>
+          </w:rPr>
+          <w:rPr>
+            <w:color w:val="0000EE"/>
+            <w:u w:val="single"/>
+          </w:rPr>
+          <w:t>19:11–20:15</w:t>
+        </w:r>
+      </w:hyperlink>
+      <w:r>
+        <w:rPr>
+          <w:lang w:val="zh_TW" w:bidi="zh_TW"/>
+        </w:rPr>
+        <w:t>）</w:t>
+      </w:r>
+    </w:p>
+    <w:p>
+      <w:pPr/>
+      <w:r>
+        <w:rPr>
+          <w:lang w:val="zh_TW" w:bidi="zh_TW"/>
+        </w:rPr>
+      </w:r>
+      <w:r>
+        <w:rPr>
+          <w:lang w:val="zh_TW" w:bidi="zh_TW"/>
+        </w:rPr>
+        <w:t>第一和第二件末後的事：白馬騎士與獸的毀滅（</w:t>
+      </w:r>
+      <w:hyperlink r:id="rId126">
+        <w:r>
+          <w:rPr>
+            <w:lang w:val="zh_TW" w:bidi="zh_TW"/>
+          </w:rPr>
+          <w:rPr>
+            <w:color w:val="0000EE"/>
+            <w:u w:val="single"/>
+          </w:rPr>
+          <w:t>19:11–21</w:t>
+        </w:r>
+      </w:hyperlink>
+      <w:r>
+        <w:rPr>
+          <w:lang w:val="zh_TW" w:bidi="zh_TW"/>
+        </w:rPr>
+        <w:t>）</w:t>
+      </w:r>
+    </w:p>
+    <w:p>
+      <w:pPr/>
+      <w:r>
+        <w:rPr>
+          <w:lang w:val="zh_TW" w:bidi="zh_TW"/>
+        </w:rPr>
+      </w:r>
+      <w:r>
+        <w:rPr>
+          <w:lang w:val="zh_TW" w:bidi="zh_TW"/>
+        </w:rPr>
+        <w:t>這個異象描述了基督的再來和獸的最終覆滅，可以被視為前一部份的高潮（</w:t>
+      </w:r>
+      <w:hyperlink r:id="rId157">
+        <w:r>
+          <w:rPr>
+            <w:lang w:val="zh_TW" w:bidi="zh_TW"/>
+          </w:rPr>
+          <w:rPr>
+            <w:color w:val="0000EE"/>
+            <w:u w:val="single"/>
+          </w:rPr>
+          <w:t>1–10</w:t>
+        </w:r>
+      </w:hyperlink>
+      <w:r>
+        <w:rPr>
+          <w:lang w:val="zh_TW" w:bidi="zh_TW"/>
+        </w:rPr>
+        <w:t>節），或作為一系列七件末後之事的第一件——即基督的再來、獸的</w:t>
+      </w:r>
+      <w:r>
+        <w:rPr>
+          <w:lang w:val="zh_TW" w:bidi="zh_TW"/>
+        </w:rPr>
+        <w:t>敗亡</w:t>
+      </w:r>
+      <w:r>
+        <w:rPr>
+          <w:lang w:val="zh_TW" w:bidi="zh_TW"/>
+        </w:rPr>
+        <w:t>、撒但的捆綁、千禧年、撒但的釋放和最後的審判、新天新地和新耶路撒冷。</w:t>
+      </w:r>
+    </w:p>
+    <w:p>
+      <w:pPr/>
+      <w:r>
+        <w:rPr>
+          <w:lang w:val="zh_TW" w:bidi="zh_TW"/>
+        </w:rPr>
+      </w:r>
+      <w:r>
+        <w:rPr>
+          <w:lang w:val="zh_TW" w:bidi="zh_TW"/>
+        </w:rPr>
+        <w:t>雖然撒但在十字架上已經受到致命一擊（參</w:t>
+      </w:r>
+      <w:hyperlink r:id="rId158">
+        <w:r>
+          <w:rPr>
+            <w:lang w:val="zh_TW" w:bidi="zh_TW"/>
+          </w:rPr>
+          <w:rPr>
+            <w:color w:val="0000EE"/>
+            <w:u w:val="single"/>
+          </w:rPr>
+          <w:t>約12:31</w:t>
+        </w:r>
+      </w:hyperlink>
+      <w:r>
+        <w:rPr>
+          <w:lang w:val="zh_TW" w:bidi="zh_TW"/>
+        </w:rPr>
+        <w:t>，</w:t>
+      </w:r>
+      <w:hyperlink r:id="rId159">
+        <w:r>
+          <w:rPr>
+            <w:lang w:val="zh_TW" w:bidi="zh_TW"/>
+          </w:rPr>
+          <w:rPr>
+            <w:color w:val="0000EE"/>
+            <w:u w:val="single"/>
+          </w:rPr>
+          <w:t>16:11</w:t>
+        </w:r>
+      </w:hyperlink>
+      <w:r>
+        <w:rPr>
+          <w:lang w:val="zh_TW" w:bidi="zh_TW"/>
+        </w:rPr>
+        <w:t>），但牠仍然在現今這個時代，繼續散播邪惡和欺騙（參</w:t>
+      </w:r>
+      <w:hyperlink r:id="rId160">
+        <w:r>
+          <w:rPr>
+            <w:lang w:val="zh_TW" w:bidi="zh_TW"/>
+          </w:rPr>
+          <w:rPr>
+            <w:color w:val="0000EE"/>
+            <w:u w:val="single"/>
+          </w:rPr>
+          <w:t>弗2:2</w:t>
+        </w:r>
+      </w:hyperlink>
+      <w:r>
+        <w:rPr>
+          <w:lang w:val="zh_TW" w:bidi="zh_TW"/>
+        </w:rPr>
+        <w:t>；</w:t>
+      </w:r>
+      <w:hyperlink r:id="rId161">
+        <w:r>
+          <w:rPr>
+            <w:lang w:val="zh_TW" w:bidi="zh_TW"/>
+          </w:rPr>
+          <w:rPr>
+            <w:color w:val="0000EE"/>
+            <w:u w:val="single"/>
+          </w:rPr>
+          <w:t>帖前3:5</w:t>
+        </w:r>
+      </w:hyperlink>
+      <w:r>
+        <w:rPr>
+          <w:lang w:val="zh_TW" w:bidi="zh_TW"/>
+        </w:rPr>
+        <w:t>；</w:t>
+      </w:r>
+      <w:hyperlink r:id="rId162">
+        <w:r>
+          <w:rPr>
+            <w:lang w:val="zh_TW" w:bidi="zh_TW"/>
+          </w:rPr>
+          <w:rPr>
+            <w:color w:val="0000EE"/>
+            <w:u w:val="single"/>
+          </w:rPr>
+          <w:t>彼前5:8–9</w:t>
+        </w:r>
+      </w:hyperlink>
+      <w:r>
+        <w:rPr>
+          <w:lang w:val="zh_TW" w:bidi="zh_TW"/>
+        </w:rPr>
+        <w:t>；</w:t>
+      </w:r>
+      <w:hyperlink r:id="rId163">
+        <w:r>
+          <w:rPr>
+            <w:lang w:val="zh_TW" w:bidi="zh_TW"/>
+          </w:rPr>
+          <w:rPr>
+            <w:color w:val="0000EE"/>
+            <w:u w:val="single"/>
+          </w:rPr>
+          <w:t>啟2:10</w:t>
+        </w:r>
+      </w:hyperlink>
+      <w:r>
+        <w:rPr>
+          <w:lang w:val="zh_TW" w:bidi="zh_TW"/>
+        </w:rPr>
+        <w:t>）。然而，現在在基督的主權下，牠是一位被廢黜的統治者。神允許撒但的邪惡在短時間內繼續存在，直到祂的旨意完全實現。在這場神推翻獸、其諸王及軍隊的場景中，約翰向我們展示了這些邪惡勢力被萬王之王和萬主之主</w:t>
+      </w:r>
+      <w:r>
+        <w:rPr>
+          <w:lang w:val="zh_TW" w:bidi="zh_TW"/>
+        </w:rPr>
+        <w:t>迅速且徹底毀滅的結局</w:t>
+      </w:r>
+      <w:r>
+        <w:rPr>
+          <w:lang w:val="zh_TW" w:bidi="zh_TW"/>
+        </w:rPr>
+        <w:t>。牠們在這場最終且絕對真實的對抗中，遇到了牠們的主宰（</w:t>
+      </w:r>
+      <w:hyperlink r:id="rId164">
+        <w:r>
+          <w:rPr>
+            <w:lang w:val="zh_TW" w:bidi="zh_TW"/>
+          </w:rPr>
+          <w:rPr>
+            <w:color w:val="0000EE"/>
+            <w:u w:val="single"/>
+          </w:rPr>
+          <w:t>啟19:17–21</w:t>
+        </w:r>
+      </w:hyperlink>
+      <w:r>
+        <w:rPr>
+          <w:lang w:val="zh_TW" w:bidi="zh_TW"/>
+        </w:rPr>
+        <w:t>）。</w:t>
+      </w:r>
+    </w:p>
+    <w:p>
+      <w:pPr/>
+      <w:r>
+        <w:rPr>
+          <w:lang w:val="zh_TW" w:bidi="zh_TW"/>
+        </w:rPr>
+      </w:r>
+      <w:r>
+        <w:rPr>
+          <w:lang w:val="zh_TW" w:bidi="zh_TW"/>
+        </w:rPr>
+        <w:t>第三和第四件末後的事：撒但的捆綁與千禧年（</w:t>
+      </w:r>
+      <w:hyperlink r:id="rId165">
+        <w:r>
+          <w:rPr>
+            <w:lang w:val="zh_TW" w:bidi="zh_TW"/>
+          </w:rPr>
+          <w:rPr>
+            <w:color w:val="0000EE"/>
+            <w:u w:val="single"/>
+          </w:rPr>
+          <w:t>20:1–6</w:t>
+        </w:r>
+      </w:hyperlink>
+      <w:r>
+        <w:rPr>
+          <w:lang w:val="zh_TW" w:bidi="zh_TW"/>
+        </w:rPr>
+        <w:t>）</w:t>
+      </w:r>
+    </w:p>
+    <w:p>
+      <w:pPr/>
+      <w:r>
+        <w:rPr>
+          <w:lang w:val="zh_TW" w:bidi="zh_TW"/>
+        </w:rPr>
+      </w:r>
+      <w:r>
+        <w:rPr>
+          <w:lang w:val="zh_TW" w:bidi="zh_TW"/>
+        </w:rPr>
+        <w:t>「千禧年（</w:t>
+      </w:r>
+      <w:r>
+        <w:rPr>
+          <w:lang w:val="zh_TW" w:bidi="zh_TW"/>
+        </w:rPr>
+        <w:t>Millennium</w:t>
+      </w:r>
+      <w:r>
+        <w:rPr>
+          <w:lang w:val="zh_TW" w:bidi="zh_TW"/>
+        </w:rPr>
+        <w:t>）」一直是基督教末世論中最具爭議的議題之一。啟示錄二十章提到基督統治一千年的時期，但對這段經文的理解，歷代詮釋者眾說紛紜。</w:t>
+      </w:r>
+    </w:p>
+    <w:p>
+      <w:pPr/>
+      <w:r>
+        <w:rPr>
+          <w:lang w:val="zh_TW" w:bidi="zh_TW"/>
+        </w:rPr>
+      </w:r>
+      <w:r>
+        <w:rPr>
+          <w:lang w:val="zh_TW" w:bidi="zh_TW"/>
+        </w:rPr>
+        <w:t>有些人認為這段經文描述的是在現今世代結束時，基督與祂的聖徒要在地上統治的一個未來時期——這就是「前千禧年論」（premillennialism）的觀點，認為基督的第二次再臨發生在千禧年之前。</w:t>
+      </w:r>
+    </w:p>
+    <w:p>
+      <w:pPr/>
+      <w:r>
+        <w:rPr>
+          <w:lang w:val="zh_TW" w:bidi="zh_TW"/>
+        </w:rPr>
+      </w:r>
+      <w:r>
+        <w:rPr>
+          <w:lang w:val="zh_TW" w:bidi="zh_TW"/>
+        </w:rPr>
+        <w:t>另一種觀點，稱為「無千禧年論」（amillennialism），主張這一千年是象徵性的，指的是基督與祂的聖徒如今在天上掌權的時期，也就是從基督復活直到祂再來之間的整段歷史。</w:t>
+      </w:r>
+    </w:p>
+    <w:p>
+      <w:pPr/>
+      <w:r>
+        <w:rPr>
+          <w:lang w:val="zh_TW" w:bidi="zh_TW"/>
+        </w:rPr>
+      </w:r>
+      <w:r>
+        <w:rPr>
+          <w:lang w:val="zh_TW" w:bidi="zh_TW"/>
+        </w:rPr>
+        <w:t>第三種立場是「後千禧年論」（postmillennialism），認為隨著福音的廣傳，世界將進入一個長久的和平與公義時代；而基督的再來發生在這個「千禧盛世」結束之後，作為終極完成。</w:t>
+      </w:r>
+    </w:p>
+    <w:p>
+      <w:pPr/>
+      <w:r>
+        <w:rPr>
+          <w:lang w:val="zh_TW" w:bidi="zh_TW"/>
+        </w:rPr>
+      </w:r>
+      <w:r>
+        <w:rPr>
+          <w:lang w:val="zh_TW" w:bidi="zh_TW"/>
+        </w:rPr>
+        <w:t>在這異象中，撒但被捆綁，以限制他迷惑列國的權勢（</w:t>
+      </w:r>
+      <w:hyperlink r:id="rId166">
+        <w:r>
+          <w:rPr>
+            <w:lang w:val="zh_TW" w:bidi="zh_TW"/>
+          </w:rPr>
+          <w:rPr>
+            <w:color w:val="0000EE"/>
+            <w:u w:val="single"/>
+          </w:rPr>
+          <w:t>20:1–3</w:t>
+        </w:r>
+      </w:hyperlink>
+      <w:r>
+        <w:rPr>
+          <w:lang w:val="zh_TW" w:bidi="zh_TW"/>
+        </w:rPr>
+        <w:t>），而聖徒被描寫為與基督一同作王（</w:t>
+      </w:r>
+      <w:hyperlink r:id="rId167">
+        <w:r>
+          <w:rPr>
+            <w:lang w:val="zh_TW" w:bidi="zh_TW"/>
+          </w:rPr>
+          <w:rPr>
+            <w:color w:val="0000EE"/>
+            <w:u w:val="single"/>
+          </w:rPr>
+          <w:t>20:4–6</w:t>
+        </w:r>
+      </w:hyperlink>
+      <w:r>
+        <w:rPr>
+          <w:lang w:val="zh_TW" w:bidi="zh_TW"/>
+        </w:rPr>
+        <w:t>）。</w:t>
+        <w:br/>
+      </w:r>
+      <w:r>
+        <w:rPr>
+          <w:lang w:val="zh_TW" w:bidi="zh_TW"/>
+        </w:rPr>
+        <w:t>前千禧年論通常認為這指的是未來撒但將被真實地捆綁，信徒也將身體復活，與基督在地上同掌王權；</w:t>
+        <w:br/>
+      </w:r>
+      <w:r>
+        <w:rPr>
+          <w:lang w:val="zh_TW" w:bidi="zh_TW"/>
+        </w:rPr>
+        <w:t>無千禧年論則視之為撒但現今因基督得勝而受限制，信徒則在天上與基督共享屬靈的統治；</w:t>
+        <w:br/>
+      </w:r>
+      <w:r>
+        <w:rPr>
+          <w:lang w:val="zh_TW" w:bidi="zh_TW"/>
+        </w:rPr>
+        <w:t>後千禧年論大體上同意無千禧年論對撒但受限的理解，但更強調這一勝利在歷史中藉著福音的推展逐步實現。</w:t>
+      </w:r>
+    </w:p>
+    <w:p>
+      <w:pPr/>
+      <w:r>
+        <w:rPr>
+          <w:lang w:val="zh_TW" w:bidi="zh_TW"/>
+        </w:rPr>
+      </w:r>
+      <w:r>
+        <w:rPr>
+          <w:lang w:val="zh_TW" w:bidi="zh_TW"/>
+        </w:rPr>
+        <w:t>第五件末後的事：撒但的釋放和最終結局（</w:t>
+      </w:r>
+      <w:hyperlink r:id="rId168">
+        <w:r>
+          <w:rPr>
+            <w:lang w:val="zh_TW" w:bidi="zh_TW"/>
+          </w:rPr>
+          <w:rPr>
+            <w:color w:val="0000EE"/>
+            <w:u w:val="single"/>
+          </w:rPr>
+          <w:t>20:7–10</w:t>
+        </w:r>
+      </w:hyperlink>
+      <w:r>
+        <w:rPr>
+          <w:lang w:val="zh_TW" w:bidi="zh_TW"/>
+        </w:rPr>
+        <w:t>）</w:t>
+      </w:r>
+    </w:p>
+    <w:p>
+      <w:pPr/>
+      <w:r>
+        <w:rPr>
+          <w:lang w:val="zh_TW" w:bidi="zh_TW"/>
+        </w:rPr>
+      </w:r>
+      <w:r>
+        <w:rPr>
+          <w:lang w:val="zh_TW" w:bidi="zh_TW"/>
+        </w:rPr>
+        <w:t>在</w:t>
+      </w:r>
+      <w:hyperlink r:id="rId169">
+        <w:r>
+          <w:rPr>
+            <w:lang w:val="zh_TW" w:bidi="zh_TW"/>
+          </w:rPr>
+          <w:rPr>
+            <w:color w:val="0000EE"/>
+            <w:u w:val="single"/>
+          </w:rPr>
+          <w:t>以西結書三十八至三十九章</w:t>
+        </w:r>
+      </w:hyperlink>
+      <w:r>
+        <w:rPr>
+          <w:lang w:val="zh_TW" w:bidi="zh_TW"/>
+        </w:rPr>
+        <w:t>中，「歌革（Gog）」指的是來自北方異教入侵者的首領，特別是來自遙遠的瑪各地西西安人部落（the Scythian hordes）。</w:t>
+      </w:r>
+      <w:r>
+        <w:rPr>
+          <w:lang w:val="zh_TW" w:bidi="zh_TW"/>
+        </w:rPr>
+        <w:t>然而，在啟示錄中，這些名字象徵著被撒但欺騙，來攻擊聖徒的最後敵人</w:t>
+      </w:r>
+      <w:r>
+        <w:rPr>
+          <w:lang w:val="zh_TW" w:bidi="zh_TW"/>
+        </w:rPr>
+        <w:t>。</w:t>
+      </w:r>
+    </w:p>
+    <w:p>
+      <w:pPr/>
+      <w:r>
+        <w:rPr>
+          <w:lang w:val="zh_TW" w:bidi="zh_TW"/>
+        </w:rPr>
+      </w:r>
+      <w:r>
+        <w:rPr>
+          <w:lang w:val="zh_TW" w:bidi="zh_TW"/>
+        </w:rPr>
+        <w:t>第六件末後的事：白色大寶座的審判（</w:t>
+      </w:r>
+      <w:hyperlink r:id="rId170">
+        <w:r>
+          <w:rPr>
+            <w:lang w:val="zh_TW" w:bidi="zh_TW"/>
+          </w:rPr>
+          <w:rPr>
+            <w:color w:val="0000EE"/>
+            <w:u w:val="single"/>
+          </w:rPr>
+          <w:t>20:11–15</w:t>
+        </w:r>
+      </w:hyperlink>
+      <w:r>
+        <w:rPr>
+          <w:lang w:val="zh_TW" w:bidi="zh_TW"/>
+        </w:rPr>
+        <w:t>）</w:t>
+      </w:r>
+    </w:p>
+    <w:p>
+      <w:pPr/>
+      <w:r>
+        <w:rPr>
+          <w:lang w:val="zh_TW" w:bidi="zh_TW"/>
+        </w:rPr>
+      </w:r>
+      <w:r>
+        <w:rPr>
+          <w:lang w:val="zh_TW" w:bidi="zh_TW"/>
+        </w:rPr>
+        <w:t>經文充滿詩意的語言描繪了世上所有事物逐漸消逝的特性（</w:t>
+      </w:r>
+      <w:hyperlink r:id="rId171">
+        <w:r>
+          <w:rPr>
+            <w:lang w:val="zh_TW" w:bidi="zh_TW"/>
+          </w:rPr>
+          <w:rPr>
+            <w:color w:val="0000EE"/>
+            <w:u w:val="single"/>
+          </w:rPr>
+          <w:t>約一2:15–17</w:t>
+        </w:r>
+      </w:hyperlink>
+      <w:r>
+        <w:rPr>
+          <w:lang w:val="zh_TW" w:bidi="zh_TW"/>
+        </w:rPr>
+        <w:t>）。</w:t>
+      </w:r>
+      <w:r>
+        <w:rPr>
+          <w:lang w:val="zh_TW" w:bidi="zh_TW"/>
+        </w:rPr>
+        <w:t>現在唯一的現實是，神坐在審判的寶座上，所有人都必須出現在祂面前</w:t>
+      </w:r>
+      <w:r>
+        <w:rPr>
+          <w:lang w:val="zh_TW" w:bidi="zh_TW"/>
+        </w:rPr>
+        <w:t>（</w:t>
+      </w:r>
+      <w:hyperlink r:id="rId172">
+        <w:r>
+          <w:rPr>
+            <w:lang w:val="zh_TW" w:bidi="zh_TW"/>
+          </w:rPr>
+          <w:rPr>
+            <w:color w:val="0000EE"/>
+            <w:u w:val="single"/>
+          </w:rPr>
+          <w:t>來9:27</w:t>
+        </w:r>
+      </w:hyperlink>
+      <w:r>
+        <w:rPr>
+          <w:lang w:val="zh_TW" w:bidi="zh_TW"/>
+        </w:rPr>
+        <w:t>）。祂的判決是聖潔和公義的（</w:t>
+      </w:r>
+      <w:r>
+        <w:rPr>
+          <w:lang w:val="zh_TW" w:bidi="zh_TW"/>
+        </w:rPr>
+        <w:t>以白色寶座象徵</w:t>
+      </w:r>
+      <w:r>
+        <w:rPr>
+          <w:lang w:val="zh_TW" w:bidi="zh_TW"/>
+        </w:rPr>
+        <w:t>）。</w:t>
+      </w:r>
+      <w:r>
+        <w:rPr>
+          <w:lang w:val="zh_TW" w:bidi="zh_TW"/>
+        </w:rPr>
+        <w:t>這一異象宣告，即使地上歷史的進程看似與祂的聖潔旨意相悖，但沒有一天或一刻曾削弱神的絕對主權</w:t>
+      </w:r>
+      <w:r>
+        <w:rPr>
+          <w:lang w:val="zh_TW" w:bidi="zh_TW"/>
+        </w:rPr>
+        <w:t>。</w:t>
+      </w:r>
+    </w:p>
+    <w:p>
+      <w:pPr/>
+      <w:r>
+        <w:rPr>
+          <w:lang w:val="zh_TW" w:bidi="zh_TW"/>
+        </w:rPr>
+      </w:r>
+      <w:r>
+        <w:rPr>
+          <w:lang w:val="zh_TW" w:bidi="zh_TW"/>
+        </w:rPr>
+        <w:t>第七件末後的事：新天新地以及新耶路撒冷（</w:t>
+      </w:r>
+      <w:hyperlink r:id="rId173">
+        <w:r>
+          <w:rPr>
+            <w:lang w:val="zh_TW" w:bidi="zh_TW"/>
+          </w:rPr>
+          <w:rPr>
+            <w:color w:val="0000EE"/>
+            <w:u w:val="single"/>
+          </w:rPr>
+          <w:t>21:1–22:5</w:t>
+        </w:r>
+      </w:hyperlink>
+      <w:r>
+        <w:rPr>
+          <w:lang w:val="zh_TW" w:bidi="zh_TW"/>
+        </w:rPr>
+        <w:t>）</w:t>
+      </w:r>
+    </w:p>
+    <w:p>
+      <w:pPr/>
+      <w:r>
+        <w:rPr>
+          <w:lang w:val="zh_TW" w:bidi="zh_TW"/>
+        </w:rPr>
+      </w:r>
+      <w:r>
+        <w:rPr>
+          <w:lang w:val="zh_TW" w:bidi="zh_TW"/>
+        </w:rPr>
+        <w:t>約翰在這裡以石頭、純淨如玻璃的金子和色彩揭示了一種神學</w:t>
+      </w:r>
+      <w:r>
+        <w:rPr>
+          <w:lang w:val="zh_TW" w:bidi="zh_TW"/>
+        </w:rPr>
+        <w:t>。它們所指向的圖像隨處可見：教會被稱為新娘（</w:t>
+      </w:r>
+      <w:hyperlink r:id="rId174">
+        <w:r>
+          <w:rPr>
+            <w:lang w:val="zh_TW" w:bidi="zh_TW"/>
+          </w:rPr>
+          <w:rPr>
+            <w:color w:val="0000EE"/>
+            <w:u w:val="single"/>
+          </w:rPr>
+          <w:t>21:2</w:t>
+        </w:r>
+      </w:hyperlink>
+      <w:r>
+        <w:rPr>
+          <w:lang w:val="zh_TW" w:bidi="zh_TW"/>
+        </w:rPr>
+        <w:t>）；神賜給口渴的人「</w:t>
+      </w:r>
+      <w:r>
+        <w:rPr>
+          <w:lang w:val="zh_TW" w:bidi="zh_TW"/>
+        </w:rPr>
+        <w:t>生命泉的水白白賜給那口渴的人喝</w:t>
+      </w:r>
+      <w:r>
+        <w:rPr>
+          <w:lang w:val="zh_TW" w:bidi="zh_TW"/>
+        </w:rPr>
+        <w:t>」（</w:t>
+      </w:r>
+      <w:hyperlink r:id="rId175">
+        <w:r>
+          <w:rPr>
+            <w:lang w:val="zh_TW" w:bidi="zh_TW"/>
+          </w:rPr>
+          <w:rPr>
+            <w:color w:val="0000EE"/>
+            <w:u w:val="single"/>
+          </w:rPr>
+          <w:t>6節</w:t>
+        </w:r>
+      </w:hyperlink>
+      <w:r>
+        <w:rPr>
+          <w:lang w:val="zh_TW" w:bidi="zh_TW"/>
+        </w:rPr>
+        <w:t>）；數字12和12的倍數</w:t>
+      </w:r>
+      <w:r>
+        <w:rPr>
+          <w:lang w:val="zh_TW" w:bidi="zh_TW"/>
+        </w:rPr>
+        <w:t>暗示了完全（</w:t>
+      </w:r>
+      <w:hyperlink r:id="rId176">
+        <w:r>
+          <w:rPr>
+            <w:lang w:val="zh_TW" w:bidi="zh_TW"/>
+          </w:rPr>
+          <w:rPr>
+            <w:color w:val="0000EE"/>
+            <w:u w:val="single"/>
+          </w:rPr>
+          <w:t>12–14、16–17、21節</w:t>
+        </w:r>
+      </w:hyperlink>
+      <w:r>
+        <w:rPr>
+          <w:lang w:val="zh_TW" w:bidi="zh_TW"/>
+        </w:rPr>
+        <w:t>）；而城的立方體形狀象徵著豐滿（</w:t>
+      </w:r>
+      <w:hyperlink r:id="rId177">
+        <w:r>
+          <w:rPr>
+            <w:lang w:val="zh_TW" w:bidi="zh_TW"/>
+          </w:rPr>
+          <w:rPr>
+            <w:color w:val="0000EE"/>
+            <w:u w:val="single"/>
+          </w:rPr>
+          <w:t>16節</w:t>
+        </w:r>
+      </w:hyperlink>
+      <w:r>
+        <w:rPr>
+          <w:lang w:val="zh_TW" w:bidi="zh_TW"/>
+        </w:rPr>
+        <w:t>）；色彩斑斕的寶石隨處可見，還指向光和神的榮耀 （</w:t>
+      </w:r>
+      <w:hyperlink r:id="rId178">
+        <w:r>
+          <w:rPr>
+            <w:lang w:val="zh_TW" w:bidi="zh_TW"/>
+          </w:rPr>
+          <w:rPr>
+            <w:color w:val="0000EE"/>
+            <w:u w:val="single"/>
+          </w:rPr>
+          <w:t>21:11、18–21、23–25</w:t>
+        </w:r>
+      </w:hyperlink>
+      <w:r>
+        <w:rPr>
+          <w:lang w:val="zh_TW" w:bidi="zh_TW"/>
+        </w:rPr>
+        <w:t>，</w:t>
+      </w:r>
+      <w:hyperlink r:id="rId179">
+        <w:r>
+          <w:rPr>
+            <w:lang w:val="zh_TW" w:bidi="zh_TW"/>
+          </w:rPr>
+          <w:rPr>
+            <w:color w:val="0000EE"/>
+            <w:u w:val="single"/>
+          </w:rPr>
+          <w:t>22:5</w:t>
+        </w:r>
+      </w:hyperlink>
+      <w:r>
+        <w:rPr>
+          <w:lang w:val="zh_TW" w:bidi="zh_TW"/>
+        </w:rPr>
+        <w:t>）。那裡還有「</w:t>
+      </w:r>
+      <w:r>
+        <w:rPr>
+          <w:lang w:val="zh_TW" w:bidi="zh_TW"/>
+        </w:rPr>
+        <w:t>生命水的河</w:t>
+      </w:r>
+      <w:r>
+        <w:rPr>
+          <w:lang w:val="zh_TW" w:bidi="zh_TW"/>
+        </w:rPr>
+        <w:t>」 （</w:t>
+      </w:r>
+      <w:hyperlink r:id="rId180">
+        <w:r>
+          <w:rPr>
+            <w:lang w:val="zh_TW" w:bidi="zh_TW"/>
+          </w:rPr>
+          <w:rPr>
+            <w:color w:val="0000EE"/>
+            <w:u w:val="single"/>
+          </w:rPr>
+          <w:t>22:1</w:t>
+        </w:r>
+      </w:hyperlink>
+      <w:r>
+        <w:rPr>
+          <w:lang w:val="zh_TW" w:bidi="zh_TW"/>
+        </w:rPr>
+        <w:t>）和「生命樹」 （</w:t>
+      </w:r>
+      <w:hyperlink r:id="rId181">
+        <w:r>
+          <w:rPr>
+            <w:lang w:val="zh_TW" w:bidi="zh_TW"/>
+          </w:rPr>
+          <w:rPr>
+            <w:color w:val="0000EE"/>
+            <w:u w:val="single"/>
+          </w:rPr>
+          <w:t>2節</w:t>
+        </w:r>
+      </w:hyperlink>
+      <w:r>
+        <w:rPr>
+          <w:lang w:val="zh_TW" w:bidi="zh_TW"/>
+        </w:rPr>
+        <w:t>）。「海」不復存在（</w:t>
+      </w:r>
+      <w:hyperlink r:id="rId182">
+        <w:r>
+          <w:rPr>
+            <w:lang w:val="zh_TW" w:bidi="zh_TW"/>
+          </w:rPr>
+          <w:rPr>
+            <w:color w:val="0000EE"/>
+            <w:u w:val="single"/>
+          </w:rPr>
+          <w:t>21:1</w:t>
+        </w:r>
+      </w:hyperlink>
+      <w:r>
+        <w:rPr>
+          <w:lang w:val="zh_TW" w:bidi="zh_TW"/>
+        </w:rPr>
+        <w:t>）。</w:t>
+      </w:r>
+    </w:p>
+    <w:p>
+      <w:pPr/>
+      <w:r>
+        <w:rPr>
+          <w:lang w:val="zh_TW" w:bidi="zh_TW"/>
+        </w:rPr>
+      </w:r>
+      <w:r>
+        <w:rPr>
+          <w:lang w:val="zh_TW" w:bidi="zh_TW"/>
+        </w:rPr>
+        <w:t>對舊約的引用隨處可見。</w:t>
+      </w:r>
+      <w:r>
+        <w:rPr>
+          <w:lang w:val="zh_TW" w:bidi="zh_TW"/>
+        </w:rPr>
+        <w:t>約翰在本章中的大多數意象，反映了</w:t>
+      </w:r>
+      <w:hyperlink r:id="rId183">
+        <w:r>
+          <w:rPr>
+            <w:lang w:val="zh_TW" w:bidi="zh_TW"/>
+          </w:rPr>
+          <w:rPr>
+            <w:color w:val="0000EE"/>
+            <w:u w:val="single"/>
+          </w:rPr>
+          <w:t>以賽亞書六十章</w:t>
+        </w:r>
+      </w:hyperlink>
+      <w:r>
+        <w:rPr>
+          <w:lang w:val="zh_TW" w:bidi="zh_TW"/>
+        </w:rPr>
+        <w:t>和</w:t>
+      </w:r>
+      <w:hyperlink r:id="rId184">
+        <w:r>
+          <w:rPr>
+            <w:lang w:val="zh_TW" w:bidi="zh_TW"/>
+          </w:rPr>
+          <w:rPr>
+            <w:color w:val="0000EE"/>
+            <w:u w:val="single"/>
+          </w:rPr>
+          <w:t>六十五章</w:t>
+        </w:r>
+      </w:hyperlink>
+      <w:r>
+        <w:rPr>
+          <w:lang w:val="zh_TW" w:bidi="zh_TW"/>
+        </w:rPr>
+        <w:t>，以及</w:t>
+      </w:r>
+      <w:hyperlink r:id="rId185">
+        <w:r>
+          <w:rPr>
+            <w:lang w:val="zh_TW" w:bidi="zh_TW"/>
+          </w:rPr>
+          <w:rPr>
+            <w:color w:val="0000EE"/>
+            <w:u w:val="single"/>
+          </w:rPr>
+          <w:t>以西結書四十至四十八章</w:t>
+        </w:r>
+      </w:hyperlink>
+      <w:r>
+        <w:rPr>
+          <w:lang w:val="zh_TW" w:bidi="zh_TW"/>
+        </w:rPr>
+        <w:t>。約翰將以賽亞書的新耶路撒冷異象，與以西結書的新聖殿異象交織。</w:t>
+      </w:r>
+      <w:r>
+        <w:rPr>
+          <w:lang w:val="zh_TW" w:bidi="zh_TW"/>
+        </w:rPr>
+        <w:t>他腦海中匯聚的多重舊約應許似乎表明，他將新耶路撒冷視為這些預言的實現</w:t>
+      </w:r>
+      <w:r>
+        <w:rPr>
+          <w:lang w:val="zh_TW" w:bidi="zh_TW"/>
+        </w:rPr>
+        <w:t>。</w:t>
+      </w:r>
+      <w:r>
+        <w:rPr>
+          <w:lang w:val="zh_TW" w:bidi="zh_TW"/>
+        </w:rPr>
+        <w:t>這裡也有</w:t>
+      </w:r>
+      <w:r>
+        <w:rPr>
+          <w:lang w:val="zh_TW" w:bidi="zh_TW"/>
+        </w:rPr>
+        <w:t>暗示</w:t>
+      </w:r>
+      <w:hyperlink r:id="rId186">
+        <w:r>
+          <w:rPr>
+            <w:lang w:val="zh_TW" w:bidi="zh_TW"/>
+          </w:rPr>
+          <w:rPr>
+            <w:color w:val="0000EE"/>
+            <w:u w:val="single"/>
+          </w:rPr>
+          <w:t>創世記一至三章</w:t>
+        </w:r>
+      </w:hyperlink>
+      <w:r>
+        <w:rPr>
+          <w:lang w:val="zh_TW" w:bidi="zh_TW"/>
+        </w:rPr>
+        <w:t>的典故</w:t>
+      </w:r>
+      <w:r>
+        <w:rPr>
+          <w:lang w:val="zh_TW" w:bidi="zh_TW"/>
+        </w:rPr>
+        <w:t>：</w:t>
+      </w:r>
+      <w:r>
+        <w:rPr>
+          <w:lang w:val="zh_TW" w:bidi="zh_TW"/>
+        </w:rPr>
+        <w:t>死亡和痛苦的消失，神與祂的子民同住，如同在伊甸園中；生命樹的恢復，咒詛的移除。創造恢復到其原始的完美狀態</w:t>
+      </w:r>
+      <w:r>
+        <w:rPr>
+          <w:lang w:val="zh_TW" w:bidi="zh_TW"/>
+        </w:rPr>
+        <w:t>。</w:t>
+      </w:r>
+    </w:p>
+    <w:p>
+      <w:pPr/>
+      <w:r>
+        <w:rPr>
+          <w:lang w:val="zh_TW" w:bidi="zh_TW"/>
+        </w:rPr>
+      </w:r>
+      <w:r>
+        <w:rPr>
+          <w:lang w:val="zh_TW" w:bidi="zh_TW"/>
+        </w:rPr>
+        <w:t>這一異象與寫給七個教會的信中對得勝者的應許</w:t>
+      </w:r>
+      <w:r>
+        <w:rPr>
+          <w:lang w:val="zh_TW" w:bidi="zh_TW"/>
+        </w:rPr>
+        <w:t>（</w:t>
+      </w:r>
+      <w:hyperlink r:id="rId58">
+        <w:r>
+          <w:rPr>
+            <w:lang w:val="zh_TW" w:bidi="zh_TW"/>
+          </w:rPr>
+          <w:rPr>
+            <w:color w:val="0000EE"/>
+            <w:u w:val="single"/>
+          </w:rPr>
+          <w:t>啟2–3</w:t>
+        </w:r>
+      </w:hyperlink>
+      <w:r>
+        <w:rPr>
+          <w:lang w:val="zh_TW" w:bidi="zh_TW"/>
+        </w:rPr>
+        <w:t>）</w:t>
+      </w:r>
+      <w:r>
+        <w:rPr>
+          <w:lang w:val="zh_TW" w:bidi="zh_TW"/>
+        </w:rPr>
+        <w:t>有重要聯繫</w:t>
+      </w:r>
+      <w:r>
+        <w:rPr>
+          <w:lang w:val="zh_TW" w:bidi="zh_TW"/>
+        </w:rPr>
+        <w:t>。例如，</w:t>
+      </w:r>
+      <w:r>
+        <w:rPr>
+          <w:lang w:val="zh_TW" w:bidi="zh_TW"/>
+        </w:rPr>
+        <w:t>以弗所的得勝者被授予生命樹的權利</w:t>
+      </w:r>
+      <w:r>
+        <w:rPr>
+          <w:lang w:val="zh_TW" w:bidi="zh_TW"/>
+        </w:rPr>
+        <w:t>（</w:t>
+      </w:r>
+      <w:hyperlink r:id="rId187">
+        <w:r>
+          <w:rPr>
+            <w:lang w:val="zh_TW" w:bidi="zh_TW"/>
+          </w:rPr>
+          <w:rPr>
+            <w:color w:val="0000EE"/>
+            <w:u w:val="single"/>
+          </w:rPr>
+          <w:t>2:7</w:t>
+        </w:r>
+      </w:hyperlink>
+      <w:r>
+        <w:rPr>
+          <w:lang w:val="zh_TW" w:bidi="zh_TW"/>
+        </w:rPr>
+        <w:t>；參</w:t>
+      </w:r>
+      <w:hyperlink r:id="rId181">
+        <w:r>
+          <w:rPr>
+            <w:lang w:val="zh_TW" w:bidi="zh_TW"/>
+          </w:rPr>
+          <w:rPr>
+            <w:color w:val="0000EE"/>
+            <w:u w:val="single"/>
+          </w:rPr>
+          <w:t>22:2</w:t>
+        </w:r>
+      </w:hyperlink>
+      <w:r>
+        <w:rPr>
+          <w:lang w:val="zh_TW" w:bidi="zh_TW"/>
+        </w:rPr>
+        <w:t>）；</w:t>
+      </w:r>
+      <w:r>
+        <w:rPr>
+          <w:lang w:val="zh_TW" w:bidi="zh_TW"/>
+        </w:rPr>
+        <w:t>推雅推喇的得勝者被授予統治列國的權利</w:t>
+      </w:r>
+      <w:r>
+        <w:rPr>
+          <w:lang w:val="zh_TW" w:bidi="zh_TW"/>
+        </w:rPr>
+        <w:t>（</w:t>
+      </w:r>
+      <w:hyperlink r:id="rId188">
+        <w:r>
+          <w:rPr>
+            <w:lang w:val="zh_TW" w:bidi="zh_TW"/>
+          </w:rPr>
+          <w:rPr>
+            <w:color w:val="0000EE"/>
+            <w:u w:val="single"/>
+          </w:rPr>
+          <w:t>2:26</w:t>
+        </w:r>
+      </w:hyperlink>
+      <w:r>
+        <w:rPr>
+          <w:lang w:val="zh_TW" w:bidi="zh_TW"/>
+        </w:rPr>
+        <w:t>；參</w:t>
+      </w:r>
+      <w:hyperlink r:id="rId179">
+        <w:r>
+          <w:rPr>
+            <w:lang w:val="zh_TW" w:bidi="zh_TW"/>
+          </w:rPr>
+          <w:rPr>
+            <w:color w:val="0000EE"/>
+            <w:u w:val="single"/>
+          </w:rPr>
+          <w:t>22:5</w:t>
+        </w:r>
+      </w:hyperlink>
+      <w:r>
+        <w:rPr>
+          <w:lang w:val="zh_TW" w:bidi="zh_TW"/>
+        </w:rPr>
+        <w:t>）；</w:t>
+      </w:r>
+      <w:r>
+        <w:rPr>
+          <w:lang w:val="zh_TW" w:bidi="zh_TW"/>
+        </w:rPr>
+        <w:t>非拉鐵非的得勝者被賜予神城新耶路撒冷的名字（</w:t>
+      </w:r>
+      <w:hyperlink r:id="rId189">
+        <w:r>
+          <w:rPr>
+            <w:lang w:val="zh_TW" w:bidi="zh_TW"/>
+          </w:rPr>
+          <w:rPr>
+            <w:color w:val="0000EE"/>
+            <w:u w:val="single"/>
+          </w:rPr>
+          <w:t>3:12</w:t>
+        </w:r>
+      </w:hyperlink>
+      <w:r>
+        <w:rPr>
+          <w:lang w:val="zh_TW" w:bidi="zh_TW"/>
+        </w:rPr>
+        <w:t>；參</w:t>
+      </w:r>
+      <w:hyperlink r:id="rId190">
+        <w:r>
+          <w:rPr>
+            <w:lang w:val="zh_TW" w:bidi="zh_TW"/>
+          </w:rPr>
+          <w:rPr>
+            <w:color w:val="0000EE"/>
+            <w:u w:val="single"/>
+          </w:rPr>
+          <w:t>21:2、9–27</w:t>
+        </w:r>
+      </w:hyperlink>
+      <w:r>
+        <w:rPr>
+          <w:lang w:val="zh_TW" w:bidi="zh_TW"/>
+        </w:rPr>
+        <w:t>）。</w:t>
+      </w:r>
+      <w:r>
+        <w:rPr>
+          <w:lang w:val="zh_TW" w:bidi="zh_TW"/>
+        </w:rPr>
+        <w:t>在某種意義上，啟示錄每一主要部分的線索，都出現在</w:t>
+      </w:r>
+      <w:hyperlink r:id="rId65">
+        <w:r>
+          <w:rPr>
+            <w:lang w:val="zh_TW" w:bidi="zh_TW"/>
+          </w:rPr>
+          <w:rPr>
+            <w:color w:val="0000EE"/>
+            <w:u w:val="single"/>
+          </w:rPr>
+          <w:t>二十一至二十二</w:t>
+        </w:r>
+      </w:hyperlink>
+      <w:r>
+        <w:rPr>
+          <w:lang w:val="zh_TW" w:bidi="zh_TW"/>
+        </w:rPr>
+        <w:t>章中。</w:t>
+      </w:r>
+    </w:p>
+    <w:p>
+      <w:pPr>
+        <w:pStyle w:val="Heading4"/>
+      </w:pPr>
+      <w:r>
+        <w:rPr>
+          <w:lang w:val="zh_TW" w:bidi="zh_TW"/>
+        </w:rPr>
+        <w:t>約翰的結論（</w:t>
+      </w:r>
+      <w:hyperlink r:id="rId191">
+        <w:r>
+          <w:rPr>
+            <w:lang w:val="zh_TW" w:bidi="zh_TW"/>
+          </w:rPr>
+          <w:rPr>
+            <w:color w:val="0000EE"/>
+            <w:u w:val="single"/>
+          </w:rPr>
+          <w:t>22:6–21</w:t>
+        </w:r>
+      </w:hyperlink>
+      <w:r>
+        <w:rPr>
+          <w:lang w:val="zh_TW" w:bidi="zh_TW"/>
+        </w:rPr>
+        <w:t>）</w:t>
+      </w:r>
+    </w:p>
+    <w:p>
+      <w:pPr/>
+      <w:r>
+        <w:rPr>
+          <w:lang w:val="zh_TW" w:bidi="zh_TW"/>
+        </w:rPr>
+      </w:r>
+      <w:r>
+        <w:rPr>
+          <w:lang w:val="zh_TW" w:bidi="zh_TW"/>
+        </w:rPr>
+        <w:t>作者以精湛的藝術，使序言中的文字（</w:t>
+      </w:r>
+      <w:hyperlink r:id="rId66">
+        <w:r>
+          <w:rPr>
+            <w:lang w:val="zh_TW" w:bidi="zh_TW"/>
+          </w:rPr>
+          <w:rPr>
+            <w:color w:val="0000EE"/>
+            <w:u w:val="single"/>
+          </w:rPr>
+          <w:t>1:1–8</w:t>
+        </w:r>
+      </w:hyperlink>
+      <w:r>
+        <w:rPr>
+          <w:lang w:val="zh_TW" w:bidi="zh_TW"/>
+        </w:rPr>
+        <w:t>）在結論中再次響起：這</w:t>
+      </w:r>
+      <w:r>
+        <w:rPr>
+          <w:lang w:val="zh_TW" w:bidi="zh_TW"/>
+        </w:rPr>
+        <w:t>書卷</w:t>
+      </w:r>
+      <w:r>
+        <w:rPr>
+          <w:lang w:val="zh_TW" w:bidi="zh_TW"/>
+        </w:rPr>
+        <w:t>以天使、耶穌、聖靈、新娘，最後是約翰的聲音結束：「</w:t>
+      </w:r>
+      <w:r>
+        <w:rPr>
+          <w:lang w:val="zh_TW" w:bidi="zh_TW"/>
+        </w:rPr>
+        <w:t>阿們！主耶穌啊，我願你來</w:t>
+      </w:r>
+      <w:r>
+        <w:rPr>
+          <w:lang w:val="zh_TW" w:bidi="zh_TW"/>
+        </w:rPr>
+        <w:t>」（</w:t>
+      </w:r>
+      <w:hyperlink r:id="rId192">
+        <w:r>
+          <w:rPr>
+            <w:lang w:val="zh_TW" w:bidi="zh_TW"/>
+          </w:rPr>
+          <w:rPr>
+            <w:color w:val="0000EE"/>
+            <w:u w:val="single"/>
+          </w:rPr>
+          <w:t>22:20</w:t>
+        </w:r>
+      </w:hyperlink>
+      <w:r>
+        <w:rPr>
+          <w:lang w:val="zh_TW" w:bidi="zh_TW"/>
+        </w:rPr>
+        <w:t>）。</w:t>
+      </w:r>
+    </w:p>
+    <w:p>
+      <w:pPr/>
+      <w:r>
+        <w:rPr>
+          <w:lang w:val="zh_TW" w:bidi="zh_TW"/>
+        </w:rPr>
+      </w:r>
+      <w:r>
+        <w:rPr>
           <w:i/>
           <w:lang w:val="zh_TW" w:bidi="zh_TW"/>
         </w:rPr>
@@ -342,25 +8443,43 @@
         <w:rPr>
           <w:lang w:val="zh_TW" w:bidi="zh_TW"/>
         </w:rPr>
-        <w:t xml:space="preserve"> </w:t>
-      </w:r>
-      <w:r>
-        <w:rPr>
-          <w:lang w:val="zh_TW" w:bidi="zh_TW"/>
-        </w:rPr>
-        <w:t>底拿</w:t>
-      </w:r>
-      <w:r>
-        <w:rPr>
-          <w:lang w:val="zh_TW" w:bidi="zh_TW"/>
-        </w:rPr>
-        <w:t>；</w:t>
-      </w:r>
-      <w:r>
-        <w:rPr>
-          <w:lang w:val="zh_TW" w:bidi="zh_TW"/>
-        </w:rPr>
-        <w:t>她瑪（人物）#2</w:t>
+        <w:t>天啟</w:t>
+      </w:r>
+      <w:r>
+        <w:rPr>
+          <w:lang w:val="zh_TW" w:bidi="zh_TW"/>
+        </w:rPr>
+        <w:t>，</w:t>
+      </w:r>
+      <w:r>
+        <w:rPr>
+          <w:lang w:val="zh_TW" w:bidi="zh_TW"/>
+        </w:rPr>
+        <w:t>但以理書</w:t>
+      </w:r>
+      <w:r>
+        <w:rPr>
+          <w:lang w:val="zh_TW" w:bidi="zh_TW"/>
+        </w:rPr>
+        <w:t>，</w:t>
+      </w:r>
+      <w:r>
+        <w:rPr>
+          <w:lang w:val="zh_TW" w:bidi="zh_TW"/>
+        </w:rPr>
+        <w:t>末世論</w:t>
+      </w:r>
+      <w:r>
+        <w:rPr>
+          <w:lang w:val="zh_TW" w:bidi="zh_TW"/>
+        </w:rPr>
+        <w:t>，</w:t>
+      </w:r>
+      <w:r>
+        <w:rPr>
+          <w:lang w:val="zh_TW" w:bidi="zh_TW"/>
+        </w:rPr>
+        <w:t>使徒約翰</w:t>
       </w:r>
       <w:r>
         <w:rPr>
@@ -2275,6 +10394,12 @@
       <w:startOverride w:val="1"/>
     </w:lvlOverride>
   </w:num>
+  <w:num w:numId="15">
+    <w:abstractNumId w:val="3"/>
+    <w:lvlOverride w:ilvl="0">
+      <w:startOverride w:val="1"/>
+    </w:lvlOverride>
+  </w:num>
   <w:numIdMacAtCleanup w:val="10"/>
 </w:numbering>
 </file>

--- a/zht/docx/128.content.docx
+++ b/zht/docx/128.content.docx
@@ -275,18 +275,12 @@
         </w:rPr>
         <w:t>最早的律法要求要照顧窮人（</w:t>
       </w:r>
-      <w:hyperlink r:id="rId13">
-        <w:r>
-          <w:rPr>
-            <w:lang w:val="zh_TW" w:bidi="zh_TW"/>
-          </w:rPr>
-          <w:rPr>
-            <w:color w:val="0000EE"/>
-            <w:u w:val="single"/>
-          </w:rPr>
-          <w:t>申15:11</w:t>
-        </w:r>
-      </w:hyperlink>
+      <w:r>
+        <w:rPr>
+          <w:lang w:val="zh_TW" w:bidi="zh_TW"/>
+        </w:rPr>
+        <w:t>申15:11</w:t>
+      </w:r>
       <w:r>
         <w:rPr>
           <w:lang w:val="zh_TW" w:bidi="zh_TW"/>
@@ -311,42 +305,24 @@
         </w:rPr>
         <w:t>在安息年（每七年），田地的出產要留給窮人，所有的債務被取消（</w:t>
       </w:r>
-      <w:hyperlink r:id="rId14">
-        <w:r>
-          <w:rPr>
-            <w:lang w:val="zh_TW" w:bidi="zh_TW"/>
-          </w:rPr>
-          <w:rPr>
-            <w:color w:val="0000EE"/>
-            <w:u w:val="single"/>
-          </w:rPr>
-          <w:t>利25章；</w:t>
-        </w:r>
-      </w:hyperlink>
-      <w:hyperlink r:id="rId15">
-        <w:r>
-          <w:rPr>
-            <w:lang w:val="zh_TW" w:bidi="zh_TW"/>
-          </w:rPr>
-          <w:rPr>
-            <w:color w:val="0000EE"/>
-            <w:u w:val="single"/>
-          </w:rPr>
-          <w:t>出23:11；</w:t>
-        </w:r>
-      </w:hyperlink>
-      <w:hyperlink r:id="rId16">
-        <w:r>
-          <w:rPr>
-            <w:lang w:val="zh_TW" w:bidi="zh_TW"/>
-          </w:rPr>
-          <w:rPr>
-            <w:color w:val="0000EE"/>
-            <w:u w:val="single"/>
-          </w:rPr>
-          <w:t>申15:1</w:t>
-        </w:r>
-      </w:hyperlink>
+      <w:r>
+        <w:rPr>
+          <w:lang w:val="zh_TW" w:bidi="zh_TW"/>
+        </w:rPr>
+        <w:t>利25章；</w:t>
+      </w:r>
+      <w:r>
+        <w:rPr>
+          <w:lang w:val="zh_TW" w:bidi="zh_TW"/>
+        </w:rPr>
+        <w:t>出23:11；</w:t>
+      </w:r>
+      <w:r>
+        <w:rPr>
+          <w:lang w:val="zh_TW" w:bidi="zh_TW"/>
+        </w:rPr>
+        <w:t>申15:1</w:t>
+      </w:r>
       <w:r>
         <w:rPr>
           <w:lang w:val="zh_TW" w:bidi="zh_TW"/>
@@ -371,36 +347,24 @@
         </w:rPr>
         <w:t>鼓勵慷慨借貸給窮人（</w:t>
       </w:r>
-      <w:hyperlink r:id="rId17">
-        <w:r>
-          <w:rPr>
-            <w:lang w:val="zh_TW" w:bidi="zh_TW"/>
-          </w:rPr>
-          <w:rPr>
-            <w:color w:val="0000EE"/>
-            <w:u w:val="single"/>
-          </w:rPr>
-          <w:t>申15:7</w:t>
-        </w:r>
-      </w:hyperlink>
+      <w:r>
+        <w:rPr>
+          <w:lang w:val="zh_TW" w:bidi="zh_TW"/>
+        </w:rPr>
+        <w:t>申15:7</w:t>
+      </w:r>
       <w:r>
         <w:rPr>
           <w:lang w:val="zh_TW" w:bidi="zh_TW"/>
         </w:rPr>
         <w:t>–</w:t>
       </w:r>
-      <w:hyperlink r:id="rId17">
-        <w:r>
-          <w:rPr>
-            <w:lang w:val="zh_TW" w:bidi="zh_TW"/>
-          </w:rPr>
-          <w:rPr>
-            <w:color w:val="0000EE"/>
-            <w:u w:val="single"/>
-          </w:rPr>
-          <w:t>11</w:t>
-        </w:r>
-      </w:hyperlink>
+      <w:r>
+        <w:rPr>
+          <w:lang w:val="zh_TW" w:bidi="zh_TW"/>
+        </w:rPr>
+        <w:t>11</w:t>
+      </w:r>
       <w:r>
         <w:rPr>
           <w:lang w:val="zh_TW" w:bidi="zh_TW"/>
@@ -425,36 +389,24 @@
         </w:rPr>
         <w:t>雇工應受保護（</w:t>
       </w:r>
-      <w:hyperlink r:id="rId18">
-        <w:r>
-          <w:rPr>
-            <w:lang w:val="zh_TW" w:bidi="zh_TW"/>
-          </w:rPr>
-          <w:rPr>
-            <w:color w:val="0000EE"/>
-            <w:u w:val="single"/>
-          </w:rPr>
-          <w:t>申24:14</w:t>
-        </w:r>
-      </w:hyperlink>
+      <w:r>
+        <w:rPr>
+          <w:lang w:val="zh_TW" w:bidi="zh_TW"/>
+        </w:rPr>
+        <w:t>申24:14</w:t>
+      </w:r>
       <w:r>
         <w:rPr>
           <w:lang w:val="zh_TW" w:bidi="zh_TW"/>
         </w:rPr>
         <w:t>–</w:t>
       </w:r>
-      <w:hyperlink r:id="rId18">
-        <w:r>
-          <w:rPr>
-            <w:lang w:val="zh_TW" w:bidi="zh_TW"/>
-          </w:rPr>
-          <w:rPr>
-            <w:color w:val="0000EE"/>
-            <w:u w:val="single"/>
-          </w:rPr>
-          <w:t>15</w:t>
-        </w:r>
-      </w:hyperlink>
+      <w:r>
+        <w:rPr>
+          <w:lang w:val="zh_TW" w:bidi="zh_TW"/>
+        </w:rPr>
+        <w:t>15</w:t>
+      </w:r>
       <w:r>
         <w:rPr>
           <w:lang w:val="zh_TW" w:bidi="zh_TW"/>
@@ -475,18 +427,12 @@
         </w:rPr>
         <w:t>目標是「在你們中間沒有窮人」（</w:t>
       </w:r>
-      <w:hyperlink r:id="rId19">
-        <w:r>
-          <w:rPr>
-            <w:lang w:val="zh_TW" w:bidi="zh_TW"/>
-          </w:rPr>
-          <w:rPr>
-            <w:color w:val="0000EE"/>
-            <w:u w:val="single"/>
-          </w:rPr>
-          <w:t>申15:4</w:t>
-        </w:r>
-      </w:hyperlink>
+      <w:r>
+        <w:rPr>
+          <w:lang w:val="zh_TW" w:bidi="zh_TW"/>
+        </w:rPr>
+        <w:t>申15:4</w:t>
+      </w:r>
       <w:r>
         <w:rPr>
           <w:lang w:val="zh_TW" w:bidi="zh_TW"/>
@@ -531,138 +477,90 @@
         </w:rPr>
         <w:t>的提爾撒（Tirsah）的考古發現，公元前十世紀的房屋大小基本相同。然而，到公元前八世紀，出現了明顯的差距，房屋分為富人區和窮人區。這種社會變化始於以色列王國建立之後，一些官員利用職位牟利。先知們強烈譴責這種不公的財富分配（例如，</w:t>
       </w:r>
-      <w:hyperlink r:id="rId20">
-        <w:r>
-          <w:rPr>
-            <w:lang w:val="zh_TW" w:bidi="zh_TW"/>
-          </w:rPr>
-          <w:rPr>
-            <w:color w:val="0000EE"/>
-            <w:u w:val="single"/>
-          </w:rPr>
-          <w:t>賽5:8</w:t>
-        </w:r>
-      </w:hyperlink>
+      <w:r>
+        <w:rPr>
+          <w:lang w:val="zh_TW" w:bidi="zh_TW"/>
+        </w:rPr>
+        <w:t>賽5:8</w:t>
+      </w:r>
       <w:r>
         <w:rPr>
           <w:lang w:val="zh_TW" w:bidi="zh_TW"/>
         </w:rPr>
         <w:t>；</w:t>
       </w:r>
-      <w:hyperlink r:id="rId21">
-        <w:r>
-          <w:rPr>
-            <w:lang w:val="zh_TW" w:bidi="zh_TW"/>
-          </w:rPr>
-          <w:rPr>
-            <w:color w:val="0000EE"/>
-            <w:u w:val="single"/>
-          </w:rPr>
-          <w:t>何12:8</w:t>
-        </w:r>
-      </w:hyperlink>
+      <w:r>
+        <w:rPr>
+          <w:lang w:val="zh_TW" w:bidi="zh_TW"/>
+        </w:rPr>
+        <w:t>何12:8</w:t>
+      </w:r>
       <w:r>
         <w:rPr>
           <w:lang w:val="zh_TW" w:bidi="zh_TW"/>
         </w:rPr>
         <w:t>；</w:t>
       </w:r>
-      <w:hyperlink r:id="rId22">
-        <w:r>
-          <w:rPr>
-            <w:lang w:val="zh_TW" w:bidi="zh_TW"/>
-          </w:rPr>
-          <w:rPr>
-            <w:color w:val="0000EE"/>
-            <w:u w:val="single"/>
-          </w:rPr>
-          <w:t>摩8:4</w:t>
-        </w:r>
-      </w:hyperlink>
+      <w:r>
+        <w:rPr>
+          <w:lang w:val="zh_TW" w:bidi="zh_TW"/>
+        </w:rPr>
+        <w:t>摩8:4</w:t>
+      </w:r>
       <w:r>
         <w:rPr>
           <w:lang w:val="zh_TW" w:bidi="zh_TW"/>
         </w:rPr>
         <w:t>–</w:t>
       </w:r>
-      <w:hyperlink r:id="rId22">
-        <w:r>
-          <w:rPr>
-            <w:lang w:val="zh_TW" w:bidi="zh_TW"/>
-          </w:rPr>
-          <w:rPr>
-            <w:color w:val="0000EE"/>
-            <w:u w:val="single"/>
-          </w:rPr>
-          <w:t>7</w:t>
-        </w:r>
-      </w:hyperlink>
+      <w:r>
+        <w:rPr>
+          <w:lang w:val="zh_TW" w:bidi="zh_TW"/>
+        </w:rPr>
+        <w:t>7</w:t>
+      </w:r>
       <w:r>
         <w:rPr>
           <w:lang w:val="zh_TW" w:bidi="zh_TW"/>
         </w:rPr>
         <w:t>；</w:t>
       </w:r>
-      <w:hyperlink r:id="rId23">
-        <w:r>
-          <w:rPr>
-            <w:lang w:val="zh_TW" w:bidi="zh_TW"/>
-          </w:rPr>
-          <w:rPr>
-            <w:color w:val="0000EE"/>
-            <w:u w:val="single"/>
-          </w:rPr>
-          <w:t>彌2:2</w:t>
-        </w:r>
-      </w:hyperlink>
+      <w:r>
+        <w:rPr>
+          <w:lang w:val="zh_TW" w:bidi="zh_TW"/>
+        </w:rPr>
+        <w:t>彌2:2</w:t>
+      </w:r>
       <w:r>
         <w:rPr>
           <w:lang w:val="zh_TW" w:bidi="zh_TW"/>
         </w:rPr>
         <w:t>），先知阿摩司責備那些借錢給人卻不關心窮人的人（</w:t>
       </w:r>
-      <w:hyperlink r:id="rId24">
-        <w:r>
-          <w:rPr>
-            <w:lang w:val="zh_TW" w:bidi="zh_TW"/>
-          </w:rPr>
-          <w:rPr>
-            <w:color w:val="0000EE"/>
-            <w:u w:val="single"/>
-          </w:rPr>
-          <w:t>摩2:6</w:t>
-        </w:r>
-      </w:hyperlink>
+      <w:r>
+        <w:rPr>
+          <w:lang w:val="zh_TW" w:bidi="zh_TW"/>
+        </w:rPr>
+        <w:t>摩2:6</w:t>
+      </w:r>
       <w:r>
         <w:rPr>
           <w:lang w:val="zh_TW" w:bidi="zh_TW"/>
         </w:rPr>
         <w:t>–</w:t>
       </w:r>
-      <w:hyperlink r:id="rId24">
-        <w:r>
-          <w:rPr>
-            <w:lang w:val="zh_TW" w:bidi="zh_TW"/>
-          </w:rPr>
-          <w:rPr>
-            <w:color w:val="0000EE"/>
-            <w:u w:val="single"/>
-          </w:rPr>
-          <w:t>8，</w:t>
-        </w:r>
-      </w:hyperlink>
-      <w:hyperlink r:id="rId25">
-        <w:r>
-          <w:rPr>
-            <w:lang w:val="zh_TW" w:bidi="zh_TW"/>
-          </w:rPr>
-          <w:rPr>
-            <w:color w:val="0000EE"/>
-            <w:u w:val="single"/>
-          </w:rPr>
-          <w:t>8:6</w:t>
-        </w:r>
-      </w:hyperlink>
+      <w:r>
+        <w:rPr>
+          <w:lang w:val="zh_TW" w:bidi="zh_TW"/>
+        </w:rPr>
+        <w:t>8，</w:t>
+      </w:r>
+      <w:r>
+        <w:rPr>
+          <w:lang w:val="zh_TW" w:bidi="zh_TW"/>
+        </w:rPr>
+        <w:t>8:6</w:t>
+      </w:r>
       <w:r>
         <w:rPr>
           <w:lang w:val="zh_TW" w:bidi="zh_TW"/>
@@ -701,36 +599,24 @@
         </w:rPr>
         <w:t>一個瞎眼的乞丐（</w:t>
       </w:r>
-      <w:hyperlink r:id="rId26">
-        <w:r>
-          <w:rPr>
-            <w:lang w:val="zh_TW" w:bidi="zh_TW"/>
-          </w:rPr>
-          <w:rPr>
-            <w:color w:val="0000EE"/>
-            <w:u w:val="single"/>
-          </w:rPr>
-          <w:t>約9:8</w:t>
-        </w:r>
-      </w:hyperlink>
+      <w:r>
+        <w:rPr>
+          <w:lang w:val="zh_TW" w:bidi="zh_TW"/>
+        </w:rPr>
+        <w:t>約9:8</w:t>
+      </w:r>
       <w:r>
         <w:rPr>
           <w:lang w:val="zh_TW" w:bidi="zh_TW"/>
         </w:rPr>
         <w:t>–</w:t>
       </w:r>
-      <w:hyperlink r:id="rId26">
-        <w:r>
-          <w:rPr>
-            <w:lang w:val="zh_TW" w:bidi="zh_TW"/>
-          </w:rPr>
-          <w:rPr>
-            <w:color w:val="0000EE"/>
-            <w:u w:val="single"/>
-          </w:rPr>
-          <w:t>9</w:t>
-        </w:r>
-      </w:hyperlink>
+      <w:r>
+        <w:rPr>
+          <w:lang w:val="zh_TW" w:bidi="zh_TW"/>
+        </w:rPr>
+        <w:t>9</w:t>
+      </w:r>
       <w:r>
         <w:rPr>
           <w:lang w:val="zh_TW" w:bidi="zh_TW"/>
@@ -755,36 +641,24 @@
         </w:rPr>
         <w:t>瞎子巴底買（</w:t>
       </w:r>
-      <w:hyperlink r:id="rId27">
-        <w:r>
-          <w:rPr>
-            <w:lang w:val="zh_TW" w:bidi="zh_TW"/>
-          </w:rPr>
-          <w:rPr>
-            <w:color w:val="0000EE"/>
-            <w:u w:val="single"/>
-          </w:rPr>
-          <w:t>可10:46</w:t>
-        </w:r>
-      </w:hyperlink>
+      <w:r>
+        <w:rPr>
+          <w:lang w:val="zh_TW" w:bidi="zh_TW"/>
+        </w:rPr>
+        <w:t>可10:46</w:t>
+      </w:r>
       <w:r>
         <w:rPr>
           <w:lang w:val="zh_TW" w:bidi="zh_TW"/>
         </w:rPr>
         <w:t>–</w:t>
       </w:r>
-      <w:hyperlink r:id="rId27">
-        <w:r>
-          <w:rPr>
-            <w:lang w:val="zh_TW" w:bidi="zh_TW"/>
-          </w:rPr>
-          <w:rPr>
-            <w:color w:val="0000EE"/>
-            <w:u w:val="single"/>
-          </w:rPr>
-          <w:t>52</w:t>
-        </w:r>
-      </w:hyperlink>
+      <w:r>
+        <w:rPr>
+          <w:lang w:val="zh_TW" w:bidi="zh_TW"/>
+        </w:rPr>
+        <w:t>52</w:t>
+      </w:r>
       <w:r>
         <w:rPr>
           <w:lang w:val="zh_TW" w:bidi="zh_TW"/>
@@ -809,36 +683,24 @@
         </w:rPr>
         <w:t>敬虔的乞丐拉撒路，被拿來與財主相比（</w:t>
       </w:r>
-      <w:hyperlink r:id="rId28">
-        <w:r>
-          <w:rPr>
-            <w:lang w:val="zh_TW" w:bidi="zh_TW"/>
-          </w:rPr>
-          <w:rPr>
-            <w:color w:val="0000EE"/>
-            <w:u w:val="single"/>
-          </w:rPr>
-          <w:t>路16:19</w:t>
-        </w:r>
-      </w:hyperlink>
+      <w:r>
+        <w:rPr>
+          <w:lang w:val="zh_TW" w:bidi="zh_TW"/>
+        </w:rPr>
+        <w:t>路16:19</w:t>
+      </w:r>
       <w:r>
         <w:rPr>
           <w:lang w:val="zh_TW" w:bidi="zh_TW"/>
         </w:rPr>
         <w:t>–</w:t>
       </w:r>
-      <w:hyperlink r:id="rId28">
-        <w:r>
-          <w:rPr>
-            <w:lang w:val="zh_TW" w:bidi="zh_TW"/>
-          </w:rPr>
-          <w:rPr>
-            <w:color w:val="0000EE"/>
-            <w:u w:val="single"/>
-          </w:rPr>
-          <w:t>31</w:t>
-        </w:r>
-      </w:hyperlink>
+      <w:r>
+        <w:rPr>
+          <w:lang w:val="zh_TW" w:bidi="zh_TW"/>
+        </w:rPr>
+        <w:t>31</w:t>
+      </w:r>
       <w:r>
         <w:rPr>
           <w:lang w:val="zh_TW" w:bidi="zh_TW"/>
@@ -859,36 +721,24 @@
         </w:rPr>
         <w:t>彼得和約翰在耶路撒冷的美門遇上一個瘸腿的乞丐（</w:t>
       </w:r>
-      <w:hyperlink r:id="rId29">
-        <w:r>
-          <w:rPr>
-            <w:lang w:val="zh_TW" w:bidi="zh_TW"/>
-          </w:rPr>
-          <w:rPr>
-            <w:color w:val="0000EE"/>
-            <w:u w:val="single"/>
-          </w:rPr>
-          <w:t>徒3:1</w:t>
-        </w:r>
-      </w:hyperlink>
+      <w:r>
+        <w:rPr>
+          <w:lang w:val="zh_TW" w:bidi="zh_TW"/>
+        </w:rPr>
+        <w:t>徒3:1</w:t>
+      </w:r>
       <w:r>
         <w:rPr>
           <w:lang w:val="zh_TW" w:bidi="zh_TW"/>
         </w:rPr>
         <w:t>–</w:t>
       </w:r>
-      <w:hyperlink r:id="rId29">
-        <w:r>
-          <w:rPr>
-            <w:lang w:val="zh_TW" w:bidi="zh_TW"/>
-          </w:rPr>
-          <w:rPr>
-            <w:color w:val="0000EE"/>
-            <w:u w:val="single"/>
-          </w:rPr>
-          <w:t>11</w:t>
-        </w:r>
-      </w:hyperlink>
+      <w:r>
+        <w:rPr>
+          <w:lang w:val="zh_TW" w:bidi="zh_TW"/>
+        </w:rPr>
+        <w:t>11</w:t>
+      </w:r>
       <w:r>
         <w:rPr>
           <w:lang w:val="zh_TW" w:bidi="zh_TW"/>
@@ -909,108 +759,72 @@
         </w:rPr>
         <w:t>耶穌責備那些故意叫他人看見，而施捨給窮人的行為（</w:t>
       </w:r>
-      <w:hyperlink r:id="rId30">
-        <w:r>
-          <w:rPr>
-            <w:lang w:val="zh_TW" w:bidi="zh_TW"/>
-          </w:rPr>
-          <w:rPr>
-            <w:color w:val="0000EE"/>
-            <w:u w:val="single"/>
-          </w:rPr>
-          <w:t>太6:1</w:t>
-        </w:r>
-      </w:hyperlink>
+      <w:r>
+        <w:rPr>
+          <w:lang w:val="zh_TW" w:bidi="zh_TW"/>
+        </w:rPr>
+        <w:t>太6:1</w:t>
+      </w:r>
       <w:r>
         <w:rPr>
           <w:lang w:val="zh_TW" w:bidi="zh_TW"/>
         </w:rPr>
         <w:t>–</w:t>
       </w:r>
-      <w:hyperlink r:id="rId30">
-        <w:r>
-          <w:rPr>
-            <w:lang w:val="zh_TW" w:bidi="zh_TW"/>
-          </w:rPr>
-          <w:rPr>
-            <w:color w:val="0000EE"/>
-            <w:u w:val="single"/>
-          </w:rPr>
-          <w:t>4</w:t>
-        </w:r>
-      </w:hyperlink>
+      <w:r>
+        <w:rPr>
+          <w:lang w:val="zh_TW" w:bidi="zh_TW"/>
+        </w:rPr>
+        <w:t>4</w:t>
+      </w:r>
       <w:r>
         <w:rPr>
           <w:lang w:val="zh_TW" w:bidi="zh_TW"/>
         </w:rPr>
         <w:t>），祂強調施捨應出於正確的動機（</w:t>
       </w:r>
-      <w:hyperlink r:id="rId31">
-        <w:r>
-          <w:rPr>
-            <w:lang w:val="zh_TW" w:bidi="zh_TW"/>
-          </w:rPr>
-          <w:rPr>
-            <w:color w:val="0000EE"/>
-            <w:u w:val="single"/>
-          </w:rPr>
-          <w:t>太5:42</w:t>
-        </w:r>
-      </w:hyperlink>
+      <w:r>
+        <w:rPr>
+          <w:lang w:val="zh_TW" w:bidi="zh_TW"/>
+        </w:rPr>
+        <w:t>太5:42</w:t>
+      </w:r>
       <w:r>
         <w:rPr>
           <w:lang w:val="zh_TW" w:bidi="zh_TW"/>
         </w:rPr>
         <w:t>–</w:t>
       </w:r>
-      <w:hyperlink r:id="rId31">
-        <w:r>
-          <w:rPr>
-            <w:lang w:val="zh_TW" w:bidi="zh_TW"/>
-          </w:rPr>
-          <w:rPr>
-            <w:color w:val="0000EE"/>
-            <w:u w:val="single"/>
-          </w:rPr>
-          <w:t>48</w:t>
-        </w:r>
-      </w:hyperlink>
+      <w:r>
+        <w:rPr>
+          <w:lang w:val="zh_TW" w:bidi="zh_TW"/>
+        </w:rPr>
+        <w:t>48</w:t>
+      </w:r>
       <w:r>
         <w:rPr>
           <w:lang w:val="zh_TW" w:bidi="zh_TW"/>
         </w:rPr>
         <w:t>）。到了耶穌的時代，耶路撒冷到處都是乞丐，可能是因為在耶路撒冷施捨給窮人被視為一種美德。乞丐經常待在聖地附近，例如，畢士大池是一個醫治的地方，病人和殘疾的人在那裡乞討並尋求池水的醫治（</w:t>
       </w:r>
-      <w:hyperlink r:id="rId32">
-        <w:r>
-          <w:rPr>
-            <w:lang w:val="zh_TW" w:bidi="zh_TW"/>
-          </w:rPr>
-          <w:rPr>
-            <w:color w:val="0000EE"/>
-            <w:u w:val="single"/>
-          </w:rPr>
-          <w:t>約5:2</w:t>
-        </w:r>
-      </w:hyperlink>
+      <w:r>
+        <w:rPr>
+          <w:lang w:val="zh_TW" w:bidi="zh_TW"/>
+        </w:rPr>
+        <w:t>約5:2</w:t>
+      </w:r>
       <w:r>
         <w:rPr>
           <w:lang w:val="zh_TW" w:bidi="zh_TW"/>
         </w:rPr>
         <w:t>–</w:t>
       </w:r>
-      <w:hyperlink r:id="rId32">
-        <w:r>
-          <w:rPr>
-            <w:lang w:val="zh_TW" w:bidi="zh_TW"/>
-          </w:rPr>
-          <w:rPr>
-            <w:color w:val="0000EE"/>
-            <w:u w:val="single"/>
-          </w:rPr>
-          <w:t>9</w:t>
-        </w:r>
-      </w:hyperlink>
+      <w:r>
+        <w:rPr>
+          <w:lang w:val="zh_TW" w:bidi="zh_TW"/>
+        </w:rPr>
+        <w:t>9</w:t>
+      </w:r>
       <w:r>
         <w:rPr>
           <w:lang w:val="zh_TW" w:bidi="zh_TW"/>
@@ -1031,174 +845,114 @@
         </w:rPr>
         <w:t>早期基督教群體選出領袖來公平地分配資源給窮人（</w:t>
       </w:r>
-      <w:hyperlink r:id="rId33">
-        <w:r>
-          <w:rPr>
-            <w:lang w:val="zh_TW" w:bidi="zh_TW"/>
-          </w:rPr>
-          <w:rPr>
-            <w:color w:val="0000EE"/>
-            <w:u w:val="single"/>
-          </w:rPr>
-          <w:t>徒4:32</w:t>
-        </w:r>
-      </w:hyperlink>
+      <w:r>
+        <w:rPr>
+          <w:lang w:val="zh_TW" w:bidi="zh_TW"/>
+        </w:rPr>
+        <w:t>徒4:32</w:t>
+      </w:r>
       <w:r>
         <w:rPr>
           <w:lang w:val="zh_TW" w:bidi="zh_TW"/>
         </w:rPr>
         <w:t>–</w:t>
       </w:r>
-      <w:hyperlink r:id="rId33">
-        <w:r>
-          <w:rPr>
-            <w:lang w:val="zh_TW" w:bidi="zh_TW"/>
-          </w:rPr>
-          <w:rPr>
-            <w:color w:val="0000EE"/>
-            <w:u w:val="single"/>
-          </w:rPr>
-          <w:t>35，</w:t>
-        </w:r>
-      </w:hyperlink>
-      <w:hyperlink r:id="rId34">
-        <w:r>
-          <w:rPr>
-            <w:lang w:val="zh_TW" w:bidi="zh_TW"/>
-          </w:rPr>
-          <w:rPr>
-            <w:color w:val="0000EE"/>
-            <w:u w:val="single"/>
-          </w:rPr>
-          <w:t>6:1</w:t>
-        </w:r>
-      </w:hyperlink>
+      <w:r>
+        <w:rPr>
+          <w:lang w:val="zh_TW" w:bidi="zh_TW"/>
+        </w:rPr>
+        <w:t>35，</w:t>
+      </w:r>
+      <w:r>
+        <w:rPr>
+          <w:lang w:val="zh_TW" w:bidi="zh_TW"/>
+        </w:rPr>
+        <w:t>6:1</w:t>
+      </w:r>
       <w:r>
         <w:rPr>
           <w:lang w:val="zh_TW" w:bidi="zh_TW"/>
         </w:rPr>
         <w:t>–</w:t>
       </w:r>
-      <w:hyperlink r:id="rId34">
-        <w:r>
-          <w:rPr>
-            <w:lang w:val="zh_TW" w:bidi="zh_TW"/>
-          </w:rPr>
-          <w:rPr>
-            <w:color w:val="0000EE"/>
-            <w:u w:val="single"/>
-          </w:rPr>
-          <w:t>6</w:t>
-        </w:r>
-      </w:hyperlink>
+      <w:r>
+        <w:rPr>
+          <w:lang w:val="zh_TW" w:bidi="zh_TW"/>
+        </w:rPr>
+        <w:t>6</w:t>
+      </w:r>
       <w:r>
         <w:rPr>
           <w:lang w:val="zh_TW" w:bidi="zh_TW"/>
         </w:rPr>
         <w:t>）。每個基督徒都需要將部分收入捐獻給有需要的人（</w:t>
       </w:r>
-      <w:hyperlink r:id="rId35">
-        <w:r>
-          <w:rPr>
-            <w:lang w:val="zh_TW" w:bidi="zh_TW"/>
-          </w:rPr>
-          <w:rPr>
-            <w:color w:val="0000EE"/>
-            <w:u w:val="single"/>
-          </w:rPr>
-          <w:t>徒11:27</w:t>
-        </w:r>
-      </w:hyperlink>
+      <w:r>
+        <w:rPr>
+          <w:lang w:val="zh_TW" w:bidi="zh_TW"/>
+        </w:rPr>
+        <w:t>徒11:27</w:t>
+      </w:r>
       <w:r>
         <w:rPr>
           <w:lang w:val="zh_TW" w:bidi="zh_TW"/>
         </w:rPr>
         <w:t>–</w:t>
       </w:r>
-      <w:hyperlink r:id="rId35">
-        <w:r>
-          <w:rPr>
-            <w:lang w:val="zh_TW" w:bidi="zh_TW"/>
-          </w:rPr>
-          <w:rPr>
-            <w:color w:val="0000EE"/>
-            <w:u w:val="single"/>
-          </w:rPr>
-          <w:t>30</w:t>
-        </w:r>
-      </w:hyperlink>
+      <w:r>
+        <w:rPr>
+          <w:lang w:val="zh_TW" w:bidi="zh_TW"/>
+        </w:rPr>
+        <w:t>30</w:t>
+      </w:r>
       <w:r>
         <w:rPr>
           <w:lang w:val="zh_TW" w:bidi="zh_TW"/>
         </w:rPr>
         <w:t>；</w:t>
       </w:r>
-      <w:hyperlink r:id="rId36">
-        <w:r>
-          <w:rPr>
-            <w:lang w:val="zh_TW" w:bidi="zh_TW"/>
-          </w:rPr>
-          <w:rPr>
-            <w:color w:val="0000EE"/>
-            <w:u w:val="single"/>
-          </w:rPr>
-          <w:t>羅15:25</w:t>
-        </w:r>
-      </w:hyperlink>
+      <w:r>
+        <w:rPr>
+          <w:lang w:val="zh_TW" w:bidi="zh_TW"/>
+        </w:rPr>
+        <w:t>羅15:25</w:t>
+      </w:r>
       <w:r>
         <w:rPr>
           <w:lang w:val="zh_TW" w:bidi="zh_TW"/>
         </w:rPr>
         <w:t>–</w:t>
       </w:r>
-      <w:hyperlink r:id="rId36">
-        <w:r>
-          <w:rPr>
-            <w:lang w:val="zh_TW" w:bidi="zh_TW"/>
-          </w:rPr>
-          <w:rPr>
-            <w:color w:val="0000EE"/>
-            <w:u w:val="single"/>
-          </w:rPr>
-          <w:t>27</w:t>
-        </w:r>
-      </w:hyperlink>
+      <w:r>
+        <w:rPr>
+          <w:lang w:val="zh_TW" w:bidi="zh_TW"/>
+        </w:rPr>
+        <w:t>27</w:t>
+      </w:r>
       <w:r>
         <w:rPr>
           <w:lang w:val="zh_TW" w:bidi="zh_TW"/>
         </w:rPr>
         <w:t>；</w:t>
       </w:r>
-      <w:hyperlink r:id="rId37">
-        <w:r>
-          <w:rPr>
-            <w:lang w:val="zh_TW" w:bidi="zh_TW"/>
-          </w:rPr>
-          <w:rPr>
-            <w:color w:val="0000EE"/>
-            <w:u w:val="single"/>
-          </w:rPr>
-          <w:t>林前16:1</w:t>
-        </w:r>
-      </w:hyperlink>
+      <w:r>
+        <w:rPr>
+          <w:lang w:val="zh_TW" w:bidi="zh_TW"/>
+        </w:rPr>
+        <w:t>林前16:1</w:t>
+      </w:r>
       <w:r>
         <w:rPr>
           <w:lang w:val="zh_TW" w:bidi="zh_TW"/>
         </w:rPr>
         <w:t>–</w:t>
       </w:r>
-      <w:hyperlink r:id="rId37">
-        <w:r>
-          <w:rPr>
-            <w:lang w:val="zh_TW" w:bidi="zh_TW"/>
-          </w:rPr>
-          <w:rPr>
-            <w:color w:val="0000EE"/>
-            <w:u w:val="single"/>
-          </w:rPr>
-          <w:t>4</w:t>
-        </w:r>
-      </w:hyperlink>
+      <w:r>
+        <w:rPr>
+          <w:lang w:val="zh_TW" w:bidi="zh_TW"/>
+        </w:rPr>
+        <w:t>4</w:t>
+      </w:r>
       <w:r>
         <w:rPr>
           <w:lang w:val="zh_TW" w:bidi="zh_TW"/>
@@ -1497,36 +1251,24 @@
         </w:rPr>
         <w:t>，學者認為以下關於作者的幾點是真確的。他自稱約翰（</w:t>
       </w:r>
-      <w:hyperlink r:id="rId38">
-        <w:r>
-          <w:rPr>
-            <w:lang w:val="zh_TW" w:bidi="zh_TW"/>
-          </w:rPr>
-          <w:rPr>
-            <w:color w:val="0000EE"/>
-            <w:u w:val="single"/>
-          </w:rPr>
-          <w:t>啟1:4、9</w:t>
-        </w:r>
-      </w:hyperlink>
+      <w:r>
+        <w:rPr>
+          <w:lang w:val="zh_TW" w:bidi="zh_TW"/>
+        </w:rPr>
+        <w:t>啟1:4、9</w:t>
+      </w:r>
       <w:r>
         <w:rPr>
           <w:lang w:val="zh_TW" w:bidi="zh_TW"/>
         </w:rPr>
         <w:t>，</w:t>
       </w:r>
-      <w:hyperlink r:id="rId39">
-        <w:r>
-          <w:rPr>
-            <w:lang w:val="zh_TW" w:bidi="zh_TW"/>
-          </w:rPr>
-          <w:rPr>
-            <w:color w:val="0000EE"/>
-            <w:u w:val="single"/>
-          </w:rPr>
-          <w:t>22:8</w:t>
-        </w:r>
-      </w:hyperlink>
+      <w:r>
+        <w:rPr>
+          <w:lang w:val="zh_TW" w:bidi="zh_TW"/>
+        </w:rPr>
+        <w:t>22:8</w:t>
+      </w:r>
       <w:r>
         <w:rPr>
           <w:lang w:val="zh_TW" w:bidi="zh_TW"/>
@@ -1557,36 +1299,24 @@
         </w:rPr>
         <w:t>（</w:t>
       </w:r>
-      <w:hyperlink r:id="rId40">
-        <w:r>
-          <w:rPr>
-            <w:lang w:val="zh_TW" w:bidi="zh_TW"/>
-          </w:rPr>
-          <w:rPr>
-            <w:color w:val="0000EE"/>
-            <w:u w:val="single"/>
-          </w:rPr>
-          <w:t>1:3</w:t>
-        </w:r>
-      </w:hyperlink>
+      <w:r>
+        <w:rPr>
+          <w:lang w:val="zh_TW" w:bidi="zh_TW"/>
+        </w:rPr>
+        <w:t>1:3</w:t>
+      </w:r>
       <w:r>
         <w:rPr>
           <w:lang w:val="zh_TW" w:bidi="zh_TW"/>
         </w:rPr>
         <w:t>，</w:t>
       </w:r>
-      <w:hyperlink r:id="rId41">
-        <w:r>
-          <w:rPr>
-            <w:lang w:val="zh_TW" w:bidi="zh_TW"/>
-          </w:rPr>
-          <w:rPr>
-            <w:color w:val="0000EE"/>
-            <w:u w:val="single"/>
-          </w:rPr>
-          <w:t>22:6–10、18–19</w:t>
-        </w:r>
-      </w:hyperlink>
+      <w:r>
+        <w:rPr>
+          <w:lang w:val="zh_TW" w:bidi="zh_TW"/>
+        </w:rPr>
+        <w:t>22:6–10、18–19</w:t>
+      </w:r>
       <w:r>
         <w:rPr>
           <w:lang w:val="zh_TW" w:bidi="zh_TW"/>
@@ -1605,18 +1335,12 @@
         </w:rPr>
         <w:t>（</w:t>
       </w:r>
-      <w:hyperlink r:id="rId42">
-        <w:r>
-          <w:rPr>
-            <w:lang w:val="zh_TW" w:bidi="zh_TW"/>
-          </w:rPr>
-          <w:rPr>
-            <w:color w:val="0000EE"/>
-            <w:u w:val="single"/>
-          </w:rPr>
-          <w:t>1:9</w:t>
-        </w:r>
-      </w:hyperlink>
+      <w:r>
+        <w:rPr>
+          <w:lang w:val="zh_TW" w:bidi="zh_TW"/>
+        </w:rPr>
+        <w:t>1:9</w:t>
+      </w:r>
       <w:r>
         <w:rPr>
           <w:lang w:val="zh_TW" w:bidi="zh_TW"/>
@@ -1775,36 +1499,24 @@
         </w:rPr>
         <w:t>）神話（復活的尼祿將是整個羅馬帝國的邪惡化身）、帝國崇拜（第</w:t>
       </w:r>
-      <w:hyperlink r:id="rId43">
-        <w:r>
-          <w:rPr>
-            <w:lang w:val="zh_TW" w:bidi="zh_TW"/>
-          </w:rPr>
-          <w:rPr>
-            <w:color w:val="0000EE"/>
-            <w:u w:val="single"/>
-          </w:rPr>
-          <w:t>13</w:t>
-        </w:r>
-      </w:hyperlink>
+      <w:r>
+        <w:rPr>
+          <w:lang w:val="zh_TW" w:bidi="zh_TW"/>
+        </w:rPr>
+        <w:t>13</w:t>
+      </w:r>
       <w:r>
         <w:rPr>
           <w:lang w:val="zh_TW" w:bidi="zh_TW"/>
         </w:rPr>
         <w:t>章）以及聖殿（第</w:t>
       </w:r>
-      <w:hyperlink r:id="rId44">
-        <w:r>
-          <w:rPr>
-            <w:lang w:val="zh_TW" w:bidi="zh_TW"/>
-          </w:rPr>
-          <w:rPr>
-            <w:color w:val="0000EE"/>
-            <w:u w:val="single"/>
-          </w:rPr>
-          <w:t>11</w:t>
-        </w:r>
-      </w:hyperlink>
+      <w:r>
+        <w:rPr>
+          <w:lang w:val="zh_TW" w:bidi="zh_TW"/>
+        </w:rPr>
+        <w:t>11</w:t>
+      </w:r>
       <w:r>
         <w:rPr>
           <w:lang w:val="zh_TW" w:bidi="zh_TW"/>
@@ -1837,18 +1549,12 @@
         </w:rPr>
         <w:t>伊卡利亞海（</w:t>
       </w:r>
-      <w:hyperlink r:id="rId42">
-        <w:r>
-          <w:rPr>
-            <w:lang w:val="zh_TW" w:bidi="zh_TW"/>
-          </w:rPr>
-          <w:rPr>
-            <w:color w:val="0000EE"/>
-            <w:u w:val="single"/>
-          </w:rPr>
-          <w:t>1:9</w:t>
-        </w:r>
-      </w:hyperlink>
+      <w:r>
+        <w:rPr>
+          <w:lang w:val="zh_TW" w:bidi="zh_TW"/>
+        </w:rPr>
+        <w:t>1:9</w:t>
+      </w:r>
       <w:r>
         <w:rPr>
           <w:lang w:val="zh_TW" w:bidi="zh_TW"/>
@@ -1867,18 +1573,12 @@
         </w:rPr>
         <w:t>（</w:t>
       </w:r>
-      <w:hyperlink r:id="rId42">
-        <w:r>
-          <w:rPr>
-            <w:lang w:val="zh_TW" w:bidi="zh_TW"/>
-          </w:rPr>
-          <w:rPr>
-            <w:color w:val="0000EE"/>
-            <w:u w:val="single"/>
-          </w:rPr>
-          <w:t>1:9</w:t>
-        </w:r>
-      </w:hyperlink>
+      <w:r>
+        <w:rPr>
+          <w:lang w:val="zh_TW" w:bidi="zh_TW"/>
+        </w:rPr>
+        <w:t>1:9</w:t>
+      </w:r>
       <w:r>
         <w:rPr>
           <w:lang w:val="zh_TW" w:bidi="zh_TW"/>
@@ -1899,54 +1599,36 @@
         </w:rPr>
         <w:t>同樣，其收信人應是羅馬省份亞細亞（現代土耳其西部）的七個教會：以弗所、士每拿、別迦摩、推雅推喇、撒狄、非拉鐵非和老底嘉（</w:t>
       </w:r>
-      <w:hyperlink r:id="rId45">
-        <w:r>
-          <w:rPr>
-            <w:lang w:val="zh_TW" w:bidi="zh_TW"/>
-          </w:rPr>
-          <w:rPr>
-            <w:color w:val="0000EE"/>
-            <w:u w:val="single"/>
-          </w:rPr>
-          <w:t>1:4、11</w:t>
-        </w:r>
-      </w:hyperlink>
+      <w:r>
+        <w:rPr>
+          <w:lang w:val="zh_TW" w:bidi="zh_TW"/>
+        </w:rPr>
+        <w:t>1:4、11</w:t>
+      </w:r>
       <w:r>
         <w:rPr>
           <w:lang w:val="zh_TW" w:bidi="zh_TW"/>
         </w:rPr>
         <w:t>，</w:t>
       </w:r>
-      <w:hyperlink r:id="rId46">
-        <w:r>
-          <w:rPr>
-            <w:lang w:val="zh_TW" w:bidi="zh_TW"/>
-          </w:rPr>
-          <w:rPr>
-            <w:color w:val="0000EE"/>
-            <w:u w:val="single"/>
-          </w:rPr>
-          <w:t>2:1、8、12、18</w:t>
-        </w:r>
-      </w:hyperlink>
+      <w:r>
+        <w:rPr>
+          <w:lang w:val="zh_TW" w:bidi="zh_TW"/>
+        </w:rPr>
+        <w:t>2:1、8、12、18</w:t>
+      </w:r>
       <w:r>
         <w:rPr>
           <w:lang w:val="zh_TW" w:bidi="zh_TW"/>
         </w:rPr>
         <w:t>，</w:t>
       </w:r>
-      <w:hyperlink r:id="rId47">
-        <w:r>
-          <w:rPr>
-            <w:lang w:val="zh_TW" w:bidi="zh_TW"/>
-          </w:rPr>
-          <w:rPr>
-            <w:color w:val="0000EE"/>
-            <w:u w:val="single"/>
-          </w:rPr>
-          <w:t>3:1、7、14</w:t>
-        </w:r>
-      </w:hyperlink>
+      <w:r>
+        <w:rPr>
+          <w:lang w:val="zh_TW" w:bidi="zh_TW"/>
+        </w:rPr>
+        <w:t>3:1、7、14</w:t>
+      </w:r>
       <w:r>
         <w:rPr>
           <w:lang w:val="zh_TW" w:bidi="zh_TW"/>
@@ -1978,36 +1660,24 @@
         </w:rPr>
         <w:t>啟示錄與其它新約著作十分不同，它們的分別不是在教義上，而是在文學體裁和神學主題上。這是一本預言（</w:t>
       </w:r>
-      <w:hyperlink r:id="rId40">
-        <w:r>
-          <w:rPr>
-            <w:lang w:val="zh_TW" w:bidi="zh_TW"/>
-          </w:rPr>
-          <w:rPr>
-            <w:color w:val="0000EE"/>
-            <w:u w:val="single"/>
-          </w:rPr>
-          <w:t>1:3</w:t>
-        </w:r>
-      </w:hyperlink>
+      <w:r>
+        <w:rPr>
+          <w:lang w:val="zh_TW" w:bidi="zh_TW"/>
+        </w:rPr>
+        <w:t>1:3</w:t>
+      </w:r>
       <w:r>
         <w:rPr>
           <w:lang w:val="zh_TW" w:bidi="zh_TW"/>
         </w:rPr>
         <w:t>，</w:t>
       </w:r>
-      <w:hyperlink r:id="rId48">
-        <w:r>
-          <w:rPr>
-            <w:lang w:val="zh_TW" w:bidi="zh_TW"/>
-          </w:rPr>
-          <w:rPr>
-            <w:color w:val="0000EE"/>
-            <w:u w:val="single"/>
-          </w:rPr>
-          <w:t>22:7、18–19</w:t>
-        </w:r>
-      </w:hyperlink>
+      <w:r>
+        <w:rPr>
+          <w:lang w:val="zh_TW" w:bidi="zh_TW"/>
+        </w:rPr>
+        <w:t>22:7、18–19</w:t>
+      </w:r>
       <w:r>
         <w:rPr>
           <w:lang w:val="zh_TW" w:bidi="zh_TW"/>
@@ -2188,54 +1858,36 @@
         </w:rPr>
         <w:t>相比猶太背景的天啟文學，啟示錄更為重視的，是約翰對耶穌末世或末世教導的借鑒，例如橄欖山講論（</w:t>
       </w:r>
-      <w:hyperlink r:id="rId49">
-        <w:r>
-          <w:rPr>
-            <w:lang w:val="zh_TW" w:bidi="zh_TW"/>
-          </w:rPr>
-          <w:rPr>
-            <w:color w:val="0000EE"/>
-            <w:u w:val="single"/>
-          </w:rPr>
-          <w:t>太24–25</w:t>
-        </w:r>
-      </w:hyperlink>
+      <w:r>
+        <w:rPr>
+          <w:lang w:val="zh_TW" w:bidi="zh_TW"/>
+        </w:rPr>
+        <w:t>太24–25</w:t>
+      </w:r>
       <w:r>
         <w:rPr>
           <w:lang w:val="zh_TW" w:bidi="zh_TW"/>
         </w:rPr>
         <w:t>；</w:t>
       </w:r>
-      <w:hyperlink r:id="rId50">
-        <w:r>
-          <w:rPr>
-            <w:lang w:val="zh_TW" w:bidi="zh_TW"/>
-          </w:rPr>
-          <w:rPr>
-            <w:color w:val="0000EE"/>
-            <w:u w:val="single"/>
-          </w:rPr>
-          <w:t>可13</w:t>
-        </w:r>
-      </w:hyperlink>
+      <w:r>
+        <w:rPr>
+          <w:lang w:val="zh_TW" w:bidi="zh_TW"/>
+        </w:rPr>
+        <w:t>可13</w:t>
+      </w:r>
       <w:r>
         <w:rPr>
           <w:lang w:val="zh_TW" w:bidi="zh_TW"/>
         </w:rPr>
         <w:t>；</w:t>
       </w:r>
-      <w:hyperlink r:id="rId51">
-        <w:r>
-          <w:rPr>
-            <w:lang w:val="zh_TW" w:bidi="zh_TW"/>
-          </w:rPr>
-          <w:rPr>
-            <w:color w:val="0000EE"/>
-            <w:u w:val="single"/>
-          </w:rPr>
-          <w:t>路21</w:t>
-        </w:r>
-      </w:hyperlink>
+      <w:r>
+        <w:rPr>
+          <w:lang w:val="zh_TW" w:bidi="zh_TW"/>
+        </w:rPr>
+        <w:t>路21</w:t>
+      </w:r>
       <w:r>
         <w:rPr>
           <w:lang w:val="zh_TW" w:bidi="zh_TW"/>
@@ -2267,18 +1919,12 @@
         </w:rPr>
         <w:t>在教會歷史中，主要有四種解釋</w:t>
       </w:r>
-      <w:hyperlink r:id="rId52">
-        <w:r>
-          <w:rPr>
-            <w:lang w:val="zh_TW" w:bidi="zh_TW"/>
-          </w:rPr>
-          <w:rPr>
-            <w:color w:val="0000EE"/>
-            <w:u w:val="single"/>
-          </w:rPr>
-          <w:t>啟示錄四至二十二章</w:t>
-        </w:r>
-      </w:hyperlink>
+      <w:r>
+        <w:rPr>
+          <w:lang w:val="zh_TW" w:bidi="zh_TW"/>
+        </w:rPr>
+        <w:t>啟示錄四至二十二章</w:t>
+      </w:r>
       <w:r>
         <w:rPr>
           <w:lang w:val="zh_TW" w:bidi="zh_TW"/>
@@ -2310,18 +1956,12 @@
         </w:rPr>
         <w:t>這種觀點認為，除了</w:t>
       </w:r>
-      <w:hyperlink r:id="rId53">
-        <w:r>
-          <w:rPr>
-            <w:lang w:val="zh_TW" w:bidi="zh_TW"/>
-          </w:rPr>
-          <w:rPr>
-            <w:color w:val="0000EE"/>
-            <w:u w:val="single"/>
-          </w:rPr>
-          <w:t>一至三</w:t>
-        </w:r>
-      </w:hyperlink>
+      <w:r>
+        <w:rPr>
+          <w:lang w:val="zh_TW" w:bidi="zh_TW"/>
+        </w:rPr>
+        <w:t>一至三</w:t>
+      </w:r>
       <w:r>
         <w:rPr>
           <w:lang w:val="zh_TW" w:bidi="zh_TW"/>
@@ -2340,36 +1980,24 @@
         </w:rPr>
         <w:t>前後的時期有關。獸（第</w:t>
       </w:r>
-      <w:hyperlink r:id="rId43">
-        <w:r>
-          <w:rPr>
-            <w:lang w:val="zh_TW" w:bidi="zh_TW"/>
-          </w:rPr>
-          <w:rPr>
-            <w:color w:val="0000EE"/>
-            <w:u w:val="single"/>
-          </w:rPr>
-          <w:t>13</w:t>
-        </w:r>
-      </w:hyperlink>
+      <w:r>
+        <w:rPr>
+          <w:lang w:val="zh_TW" w:bidi="zh_TW"/>
+        </w:rPr>
+        <w:t>13</w:t>
+      </w:r>
       <w:r>
         <w:rPr>
           <w:lang w:val="zh_TW" w:bidi="zh_TW"/>
         </w:rPr>
         <w:t>章、第</w:t>
       </w:r>
-      <w:hyperlink r:id="rId54">
-        <w:r>
-          <w:rPr>
-            <w:lang w:val="zh_TW" w:bidi="zh_TW"/>
-          </w:rPr>
-          <w:rPr>
-            <w:color w:val="0000EE"/>
-            <w:u w:val="single"/>
-          </w:rPr>
-          <w:t>17</w:t>
-        </w:r>
-      </w:hyperlink>
+      <w:r>
+        <w:rPr>
+          <w:lang w:val="zh_TW" w:bidi="zh_TW"/>
+        </w:rPr>
+        <w:t>17</w:t>
+      </w:r>
       <w:r>
         <w:rPr>
           <w:lang w:val="zh_TW" w:bidi="zh_TW"/>
@@ -2488,18 +2116,12 @@
         </w:rPr>
         <w:t>。獸（第</w:t>
       </w:r>
-      <w:hyperlink r:id="rId43">
-        <w:r>
-          <w:rPr>
-            <w:lang w:val="zh_TW" w:bidi="zh_TW"/>
-          </w:rPr>
-          <w:rPr>
-            <w:color w:val="0000EE"/>
-            <w:u w:val="single"/>
-          </w:rPr>
-          <w:t>13</w:t>
-        </w:r>
-      </w:hyperlink>
+      <w:r>
+        <w:rPr>
+          <w:lang w:val="zh_TW" w:bidi="zh_TW"/>
+        </w:rPr>
+        <w:t>13</w:t>
+      </w:r>
       <w:r>
         <w:rPr>
           <w:lang w:val="zh_TW" w:bidi="zh_TW"/>
@@ -2640,18 +2262,12 @@
         </w:rPr>
         <w:t>，藉此鼓勵真正的基督門徒。約翰關心的是殉道者（例如安提帕，</w:t>
       </w:r>
-      <w:hyperlink r:id="rId55">
-        <w:r>
-          <w:rPr>
-            <w:lang w:val="zh_TW" w:bidi="zh_TW"/>
-          </w:rPr>
-          <w:rPr>
-            <w:color w:val="0000EE"/>
-            <w:u w:val="single"/>
-          </w:rPr>
-          <w:t>2:13</w:t>
-        </w:r>
-      </w:hyperlink>
+      <w:r>
+        <w:rPr>
+          <w:lang w:val="zh_TW" w:bidi="zh_TW"/>
+        </w:rPr>
+        <w:t>2:13</w:t>
+      </w:r>
       <w:r>
         <w:rPr>
           <w:lang w:val="zh_TW" w:bidi="zh_TW"/>
@@ -2670,36 +2286,24 @@
         </w:rPr>
         <w:t>。他揭示了邪惡以及那些跟隨獸的人的結局（</w:t>
       </w:r>
-      <w:hyperlink r:id="rId56">
-        <w:r>
-          <w:rPr>
-            <w:lang w:val="zh_TW" w:bidi="zh_TW"/>
-          </w:rPr>
-          <w:rPr>
-            <w:color w:val="0000EE"/>
-            <w:u w:val="single"/>
-          </w:rPr>
-          <w:t>19:20–21</w:t>
-        </w:r>
-      </w:hyperlink>
+      <w:r>
+        <w:rPr>
+          <w:lang w:val="zh_TW" w:bidi="zh_TW"/>
+        </w:rPr>
+        <w:t>19:20–21</w:t>
+      </w:r>
       <w:r>
         <w:rPr>
           <w:lang w:val="zh_TW" w:bidi="zh_TW"/>
         </w:rPr>
         <w:t>，</w:t>
       </w:r>
-      <w:hyperlink r:id="rId57">
-        <w:r>
-          <w:rPr>
-            <w:lang w:val="zh_TW" w:bidi="zh_TW"/>
-          </w:rPr>
-          <w:rPr>
-            <w:color w:val="0000EE"/>
-            <w:u w:val="single"/>
-          </w:rPr>
-          <w:t>20:10、15</w:t>
-        </w:r>
-      </w:hyperlink>
+      <w:r>
+        <w:rPr>
+          <w:lang w:val="zh_TW" w:bidi="zh_TW"/>
+        </w:rPr>
+        <w:t>20:10、15</w:t>
+      </w:r>
       <w:r>
         <w:rPr>
           <w:lang w:val="zh_TW" w:bidi="zh_TW"/>
@@ -2731,162 +2335,108 @@
         </w:rPr>
         <w:t>啟示錄的主要內容，以七項為一個系列，有些較為明確，有些較為隱藏，如：七個教會（</w:t>
       </w:r>
-      <w:hyperlink r:id="rId58">
-        <w:r>
-          <w:rPr>
-            <w:lang w:val="zh_TW" w:bidi="zh_TW"/>
-          </w:rPr>
-          <w:rPr>
-            <w:color w:val="0000EE"/>
-            <w:u w:val="single"/>
-          </w:rPr>
-          <w:t>2–3</w:t>
-        </w:r>
-      </w:hyperlink>
+      <w:r>
+        <w:rPr>
+          <w:lang w:val="zh_TW" w:bidi="zh_TW"/>
+        </w:rPr>
+        <w:t>2–3</w:t>
+      </w:r>
       <w:r>
         <w:rPr>
           <w:lang w:val="zh_TW" w:bidi="zh_TW"/>
         </w:rPr>
         <w:t>章）、七個印（</w:t>
       </w:r>
-      <w:hyperlink r:id="rId59">
-        <w:r>
-          <w:rPr>
-            <w:lang w:val="zh_TW" w:bidi="zh_TW"/>
-          </w:rPr>
-          <w:rPr>
-            <w:color w:val="0000EE"/>
-            <w:u w:val="single"/>
-          </w:rPr>
-          <w:t>6–7</w:t>
-        </w:r>
-      </w:hyperlink>
+      <w:r>
+        <w:rPr>
+          <w:lang w:val="zh_TW" w:bidi="zh_TW"/>
+        </w:rPr>
+        <w:t>6–7</w:t>
+      </w:r>
       <w:r>
         <w:rPr>
           <w:lang w:val="zh_TW" w:bidi="zh_TW"/>
         </w:rPr>
         <w:t>章）、七個號角（</w:t>
       </w:r>
-      <w:hyperlink r:id="rId60">
-        <w:r>
-          <w:rPr>
-            <w:lang w:val="zh_TW" w:bidi="zh_TW"/>
-          </w:rPr>
-          <w:rPr>
-            <w:color w:val="0000EE"/>
-            <w:u w:val="single"/>
-          </w:rPr>
-          <w:t>8–11</w:t>
-        </w:r>
-      </w:hyperlink>
+      <w:r>
+        <w:rPr>
+          <w:lang w:val="zh_TW" w:bidi="zh_TW"/>
+        </w:rPr>
+        <w:t>8–11</w:t>
+      </w:r>
       <w:r>
         <w:rPr>
           <w:lang w:val="zh_TW" w:bidi="zh_TW"/>
         </w:rPr>
         <w:t>章）、七個碗（</w:t>
       </w:r>
-      <w:hyperlink r:id="rId61">
-        <w:r>
-          <w:rPr>
-            <w:lang w:val="zh_TW" w:bidi="zh_TW"/>
-          </w:rPr>
-          <w:rPr>
-            <w:color w:val="0000EE"/>
-            <w:u w:val="single"/>
-          </w:rPr>
-          <w:t>16–18</w:t>
-        </w:r>
-      </w:hyperlink>
+      <w:r>
+        <w:rPr>
+          <w:lang w:val="zh_TW" w:bidi="zh_TW"/>
+        </w:rPr>
+        <w:t>16–18</w:t>
+      </w:r>
       <w:r>
         <w:rPr>
           <w:lang w:val="zh_TW" w:bidi="zh_TW"/>
         </w:rPr>
         <w:t>章）、七個末後的事（</w:t>
       </w:r>
-      <w:hyperlink r:id="rId62">
-        <w:r>
-          <w:rPr>
-            <w:lang w:val="zh_TW" w:bidi="zh_TW"/>
-          </w:rPr>
-          <w:rPr>
-            <w:color w:val="0000EE"/>
-            <w:u w:val="single"/>
-          </w:rPr>
-          <w:t>19–22</w:t>
-        </w:r>
-      </w:hyperlink>
+      <w:r>
+        <w:rPr>
+          <w:lang w:val="zh_TW" w:bidi="zh_TW"/>
+        </w:rPr>
+        <w:t>19–22</w:t>
+      </w:r>
       <w:r>
         <w:rPr>
           <w:lang w:val="zh_TW" w:bidi="zh_TW"/>
         </w:rPr>
         <w:t xml:space="preserve"> 章）。我們也可以將內容分為四個關鍵的異象：（1）人子在七個教會中的異象（</w:t>
       </w:r>
-      <w:hyperlink r:id="rId53">
-        <w:r>
-          <w:rPr>
-            <w:lang w:val="zh_TW" w:bidi="zh_TW"/>
-          </w:rPr>
-          <w:rPr>
-            <w:color w:val="0000EE"/>
-            <w:u w:val="single"/>
-          </w:rPr>
-          <w:t>1–3</w:t>
-        </w:r>
-      </w:hyperlink>
+      <w:r>
+        <w:rPr>
+          <w:lang w:val="zh_TW" w:bidi="zh_TW"/>
+        </w:rPr>
+        <w:t>1–3</w:t>
+      </w:r>
       <w:r>
         <w:rPr>
           <w:lang w:val="zh_TW" w:bidi="zh_TW"/>
         </w:rPr>
         <w:t>章）；（2）七封印書卷、七個號角和七個碗的異象（</w:t>
       </w:r>
-      <w:hyperlink r:id="rId63">
-        <w:r>
-          <w:rPr>
-            <w:lang w:val="zh_TW" w:bidi="zh_TW"/>
-          </w:rPr>
-          <w:rPr>
-            <w:color w:val="0000EE"/>
-            <w:u w:val="single"/>
-          </w:rPr>
-          <w:t>4:1–19:10</w:t>
-        </w:r>
-      </w:hyperlink>
+      <w:r>
+        <w:rPr>
+          <w:lang w:val="zh_TW" w:bidi="zh_TW"/>
+        </w:rPr>
+        <w:t>4:1–19:10</w:t>
+      </w:r>
       <w:r>
         <w:rPr>
           <w:lang w:val="zh_TW" w:bidi="zh_TW"/>
         </w:rPr>
         <w:t>）；（3）基督再來和這個時代終結的異象（</w:t>
       </w:r>
-      <w:hyperlink r:id="rId64">
-        <w:r>
-          <w:rPr>
-            <w:lang w:val="zh_TW" w:bidi="zh_TW"/>
-          </w:rPr>
-          <w:rPr>
-            <w:color w:val="0000EE"/>
-            <w:u w:val="single"/>
-          </w:rPr>
-          <w:t>19:11–20:15</w:t>
-        </w:r>
-      </w:hyperlink>
+      <w:r>
+        <w:rPr>
+          <w:lang w:val="zh_TW" w:bidi="zh_TW"/>
+        </w:rPr>
+        <w:t>19:11–20:15</w:t>
+      </w:r>
       <w:r>
         <w:rPr>
           <w:lang w:val="zh_TW" w:bidi="zh_TW"/>
         </w:rPr>
         <w:t>）；（4）新天新地的異象（</w:t>
       </w:r>
-      <w:hyperlink r:id="rId65">
-        <w:r>
-          <w:rPr>
-            <w:lang w:val="zh_TW" w:bidi="zh_TW"/>
-          </w:rPr>
-          <w:rPr>
-            <w:color w:val="0000EE"/>
-            <w:u w:val="single"/>
-          </w:rPr>
-          <w:t>21–22</w:t>
-        </w:r>
-      </w:hyperlink>
+      <w:r>
+        <w:rPr>
+          <w:lang w:val="zh_TW" w:bidi="zh_TW"/>
+        </w:rPr>
+        <w:t>21–22</w:t>
+      </w:r>
       <w:r>
         <w:rPr>
           <w:lang w:val="zh_TW" w:bidi="zh_TW"/>
@@ -2904,18 +2454,12 @@
         </w:rPr>
         <w:t>約翰的介紹（</w:t>
       </w:r>
-      <w:hyperlink r:id="rId66">
-        <w:r>
-          <w:rPr>
-            <w:lang w:val="zh_TW" w:bidi="zh_TW"/>
-          </w:rPr>
-          <w:rPr>
-            <w:color w:val="0000EE"/>
-            <w:u w:val="single"/>
-          </w:rPr>
-          <w:t>1:1–8</w:t>
-        </w:r>
-      </w:hyperlink>
+      <w:r>
+        <w:rPr>
+          <w:lang w:val="zh_TW" w:bidi="zh_TW"/>
+        </w:rPr>
+        <w:t>1:1–8</w:t>
+      </w:r>
       <w:r>
         <w:rPr>
           <w:lang w:val="zh_TW" w:bidi="zh_TW"/>
@@ -2948,18 +2492,12 @@
         </w:rPr>
         <w:t>的部份，包括了整書卷的介紹（</w:t>
       </w:r>
-      <w:hyperlink r:id="rId66">
-        <w:r>
-          <w:rPr>
-            <w:lang w:val="zh_TW" w:bidi="zh_TW"/>
-          </w:rPr>
-          <w:rPr>
-            <w:color w:val="0000EE"/>
-            <w:u w:val="single"/>
-          </w:rPr>
-          <w:t>1:1–8</w:t>
-        </w:r>
-      </w:hyperlink>
+      <w:r>
+        <w:rPr>
+          <w:lang w:val="zh_TW" w:bidi="zh_TW"/>
+        </w:rPr>
+        <w:t>1:1–8</w:t>
+      </w:r>
       <w:r>
         <w:rPr>
           <w:lang w:val="zh_TW" w:bidi="zh_TW"/>
@@ -2978,18 +2516,12 @@
         </w:rPr>
         <w:t>中間的異象（</w:t>
       </w:r>
-      <w:hyperlink r:id="rId67">
-        <w:r>
-          <w:rPr>
-            <w:lang w:val="zh_TW" w:bidi="zh_TW"/>
-          </w:rPr>
-          <w:rPr>
-            <w:color w:val="0000EE"/>
-            <w:u w:val="single"/>
-          </w:rPr>
-          <w:t>1:9–20</w:t>
-        </w:r>
-      </w:hyperlink>
+      <w:r>
+        <w:rPr>
+          <w:lang w:val="zh_TW" w:bidi="zh_TW"/>
+        </w:rPr>
+        <w:t>1:9–20</w:t>
+      </w:r>
       <w:r>
         <w:rPr>
           <w:lang w:val="zh_TW" w:bidi="zh_TW"/>
@@ -3008,18 +2540,12 @@
         </w:rPr>
         <w:t>（</w:t>
       </w:r>
-      <w:hyperlink r:id="rId58">
-        <w:r>
-          <w:rPr>
-            <w:lang w:val="zh_TW" w:bidi="zh_TW"/>
-          </w:rPr>
-          <w:rPr>
-            <w:color w:val="0000EE"/>
-            <w:u w:val="single"/>
-          </w:rPr>
-          <w:t>2:1–3:22</w:t>
-        </w:r>
-      </w:hyperlink>
+      <w:r>
+        <w:rPr>
+          <w:lang w:val="zh_TW" w:bidi="zh_TW"/>
+        </w:rPr>
+        <w:t>2:1–3:22</w:t>
+      </w:r>
       <w:r>
         <w:rPr>
           <w:lang w:val="zh_TW" w:bidi="zh_TW"/>
@@ -3046,18 +2572,12 @@
         </w:rPr>
         <w:t>，充滿了神學意義和細節。在簡短的序言之後（</w:t>
       </w:r>
-      <w:hyperlink r:id="rId68">
-        <w:r>
-          <w:rPr>
-            <w:lang w:val="zh_TW" w:bidi="zh_TW"/>
-          </w:rPr>
-          <w:rPr>
-            <w:color w:val="0000EE"/>
-            <w:u w:val="single"/>
-          </w:rPr>
-          <w:t>1:1–3</w:t>
-        </w:r>
-      </w:hyperlink>
+      <w:r>
+        <w:rPr>
+          <w:lang w:val="zh_TW" w:bidi="zh_TW"/>
+        </w:rPr>
+        <w:t>1:1–3</w:t>
+      </w:r>
       <w:r>
         <w:rPr>
           <w:lang w:val="zh_TW" w:bidi="zh_TW"/>
@@ -3076,18 +2596,12 @@
         </w:rPr>
         <w:t>（</w:t>
       </w:r>
-      <w:hyperlink r:id="rId69">
-        <w:r>
-          <w:rPr>
-            <w:lang w:val="zh_TW" w:bidi="zh_TW"/>
-          </w:rPr>
-          <w:rPr>
-            <w:color w:val="0000EE"/>
-            <w:u w:val="single"/>
-          </w:rPr>
-          <w:t>4–8節</w:t>
-        </w:r>
-      </w:hyperlink>
+      <w:r>
+        <w:rPr>
+          <w:lang w:val="zh_TW" w:bidi="zh_TW"/>
+        </w:rPr>
+        <w:t>4–8節</w:t>
+      </w:r>
       <w:r>
         <w:rPr>
           <w:lang w:val="zh_TW" w:bidi="zh_TW"/>
@@ -3117,18 +2631,12 @@
         </w:rPr>
         <w:t>中的人子（</w:t>
       </w:r>
-      <w:hyperlink r:id="rId67">
-        <w:r>
-          <w:rPr>
-            <w:lang w:val="zh_TW" w:bidi="zh_TW"/>
-          </w:rPr>
-          <w:rPr>
-            <w:color w:val="0000EE"/>
-            <w:u w:val="single"/>
-          </w:rPr>
-          <w:t>1:9–20</w:t>
-        </w:r>
-      </w:hyperlink>
+      <w:r>
+        <w:rPr>
+          <w:lang w:val="zh_TW" w:bidi="zh_TW"/>
+        </w:rPr>
+        <w:t>1:9–20</w:t>
+      </w:r>
       <w:r>
         <w:rPr>
           <w:lang w:val="zh_TW" w:bidi="zh_TW"/>
@@ -3161,18 +2669,12 @@
         </w:rPr>
         <w:t>歷史背景後（</w:t>
       </w:r>
-      <w:hyperlink r:id="rId70">
-        <w:r>
-          <w:rPr>
-            <w:lang w:val="zh_TW" w:bidi="zh_TW"/>
-          </w:rPr>
-          <w:rPr>
-            <w:color w:val="0000EE"/>
-            <w:u w:val="single"/>
-          </w:rPr>
-          <w:t>1:9–11</w:t>
-        </w:r>
-      </w:hyperlink>
+      <w:r>
+        <w:rPr>
+          <w:lang w:val="zh_TW" w:bidi="zh_TW"/>
+        </w:rPr>
+        <w:t>1:9–11</w:t>
+      </w:r>
       <w:r>
         <w:rPr>
           <w:lang w:val="zh_TW" w:bidi="zh_TW"/>
@@ -3215,54 +2717,36 @@
         </w:rPr>
         <w:t>中行走（</w:t>
       </w:r>
-      <w:hyperlink r:id="rId71">
-        <w:r>
-          <w:rPr>
-            <w:lang w:val="zh_TW" w:bidi="zh_TW"/>
-          </w:rPr>
-          <w:rPr>
-            <w:color w:val="0000EE"/>
-            <w:u w:val="single"/>
-          </w:rPr>
-          <w:t>12–16節</w:t>
-        </w:r>
-      </w:hyperlink>
+      <w:r>
+        <w:rPr>
+          <w:lang w:val="zh_TW" w:bidi="zh_TW"/>
+        </w:rPr>
+        <w:t>12–16節</w:t>
+      </w:r>
       <w:r>
         <w:rPr>
           <w:lang w:val="zh_TW" w:bidi="zh_TW"/>
         </w:rPr>
         <w:t>）。這人自稱是被高舉的主，耶穌基督（</w:t>
       </w:r>
-      <w:hyperlink r:id="rId72">
-        <w:r>
-          <w:rPr>
-            <w:lang w:val="zh_TW" w:bidi="zh_TW"/>
-          </w:rPr>
-          <w:rPr>
-            <w:color w:val="0000EE"/>
-            <w:u w:val="single"/>
-          </w:rPr>
-          <w:t>17–18節</w:t>
-        </w:r>
-      </w:hyperlink>
+      <w:r>
+        <w:rPr>
+          <w:lang w:val="zh_TW" w:bidi="zh_TW"/>
+        </w:rPr>
+        <w:t>17–18節</w:t>
+      </w:r>
       <w:r>
         <w:rPr>
           <w:lang w:val="zh_TW" w:bidi="zh_TW"/>
         </w:rPr>
         <w:t>），然後解釋了這個象徵性異象的意義（</w:t>
       </w:r>
-      <w:hyperlink r:id="rId73">
-        <w:r>
-          <w:rPr>
-            <w:lang w:val="zh_TW" w:bidi="zh_TW"/>
-          </w:rPr>
-          <w:rPr>
-            <w:color w:val="0000EE"/>
-            <w:u w:val="single"/>
-          </w:rPr>
-          <w:t>19–20節</w:t>
-        </w:r>
-      </w:hyperlink>
+      <w:r>
+        <w:rPr>
+          <w:lang w:val="zh_TW" w:bidi="zh_TW"/>
+        </w:rPr>
+        <w:t>19–20節</w:t>
+      </w:r>
       <w:r>
         <w:rPr>
           <w:lang w:val="zh_TW" w:bidi="zh_TW"/>
@@ -3281,18 +2765,12 @@
         </w:rPr>
         <w:t>了相當仔細且具體的信息（</w:t>
       </w:r>
-      <w:hyperlink r:id="rId58">
-        <w:r>
-          <w:rPr>
-            <w:lang w:val="zh_TW" w:bidi="zh_TW"/>
-          </w:rPr>
-          <w:rPr>
-            <w:color w:val="0000EE"/>
-            <w:u w:val="single"/>
-          </w:rPr>
-          <w:t>2:1–3:22</w:t>
-        </w:r>
-      </w:hyperlink>
+      <w:r>
+        <w:rPr>
+          <w:lang w:val="zh_TW" w:bidi="zh_TW"/>
+        </w:rPr>
+        <w:t>2:1–3:22</w:t>
+      </w:r>
       <w:r>
         <w:rPr>
           <w:lang w:val="zh_TW" w:bidi="zh_TW"/>
@@ -3310,18 +2788,12 @@
         </w:rPr>
         <w:t>給七個教會的信（</w:t>
       </w:r>
-      <w:hyperlink r:id="rId58">
-        <w:r>
-          <w:rPr>
-            <w:lang w:val="zh_TW" w:bidi="zh_TW"/>
-          </w:rPr>
-          <w:rPr>
-            <w:color w:val="0000EE"/>
-            <w:u w:val="single"/>
-          </w:rPr>
-          <w:t>2:1–3:22</w:t>
-        </w:r>
-      </w:hyperlink>
+      <w:r>
+        <w:rPr>
+          <w:lang w:val="zh_TW" w:bidi="zh_TW"/>
+        </w:rPr>
+        <w:t>2:1–3:22</w:t>
+      </w:r>
       <w:r>
         <w:rPr>
           <w:lang w:val="zh_TW" w:bidi="zh_TW"/>
@@ -3342,54 +2814,36 @@
         </w:rPr>
         <w:t>這七個教會具有典型又有代表性的特質——順服和不順服都有，這些特質是對歷代所有教會的持續提醒（參</w:t>
       </w:r>
-      <w:hyperlink r:id="rId74">
-        <w:r>
-          <w:rPr>
-            <w:lang w:val="zh_TW" w:bidi="zh_TW"/>
-          </w:rPr>
-          <w:rPr>
-            <w:color w:val="0000EE"/>
-            <w:u w:val="single"/>
-          </w:rPr>
-          <w:t>2:7、11、17、29</w:t>
-        </w:r>
-      </w:hyperlink>
+      <w:r>
+        <w:rPr>
+          <w:lang w:val="zh_TW" w:bidi="zh_TW"/>
+        </w:rPr>
+        <w:t>2:7、11、17、29</w:t>
+      </w:r>
       <w:r>
         <w:rPr>
           <w:lang w:val="zh_TW" w:bidi="zh_TW"/>
         </w:rPr>
         <w:t>，</w:t>
       </w:r>
-      <w:hyperlink r:id="rId75">
-        <w:r>
-          <w:rPr>
-            <w:lang w:val="zh_TW" w:bidi="zh_TW"/>
-          </w:rPr>
-          <w:rPr>
-            <w:color w:val="0000EE"/>
-            <w:u w:val="single"/>
-          </w:rPr>
-          <w:t>3:6、13、22</w:t>
-        </w:r>
-      </w:hyperlink>
+      <w:r>
+        <w:rPr>
+          <w:lang w:val="zh_TW" w:bidi="zh_TW"/>
+        </w:rPr>
+        <w:t>3:6、13、22</w:t>
+      </w:r>
       <w:r>
         <w:rPr>
           <w:lang w:val="zh_TW" w:bidi="zh_TW"/>
         </w:rPr>
         <w:t>；特別是</w:t>
       </w:r>
-      <w:hyperlink r:id="rId76">
-        <w:r>
-          <w:rPr>
-            <w:lang w:val="zh_TW" w:bidi="zh_TW"/>
-          </w:rPr>
-          <w:rPr>
-            <w:color w:val="0000EE"/>
-            <w:u w:val="single"/>
-          </w:rPr>
-          <w:t>2:23</w:t>
-        </w:r>
-      </w:hyperlink>
+      <w:r>
+        <w:rPr>
+          <w:lang w:val="zh_TW" w:bidi="zh_TW"/>
+        </w:rPr>
+        <w:t>2:23</w:t>
+      </w:r>
       <w:r>
         <w:rPr>
           <w:lang w:val="zh_TW" w:bidi="zh_TW"/>
@@ -3408,36 +2862,24 @@
         </w:rPr>
         <w:t>（</w:t>
       </w:r>
-      <w:hyperlink r:id="rId77">
-        <w:r>
-          <w:rPr>
-            <w:lang w:val="zh_TW" w:bidi="zh_TW"/>
-          </w:rPr>
-          <w:rPr>
-            <w:color w:val="0000EE"/>
-            <w:u w:val="single"/>
-          </w:rPr>
-          <w:t>1:11</w:t>
-        </w:r>
-      </w:hyperlink>
+      <w:r>
+        <w:rPr>
+          <w:lang w:val="zh_TW" w:bidi="zh_TW"/>
+        </w:rPr>
+        <w:t>1:11</w:t>
+      </w:r>
       <w:r>
         <w:rPr>
           <w:lang w:val="zh_TW" w:bidi="zh_TW"/>
         </w:rPr>
         <w:t>；</w:t>
       </w:r>
-      <w:hyperlink r:id="rId58">
-        <w:r>
-          <w:rPr>
-            <w:lang w:val="zh_TW" w:bidi="zh_TW"/>
-          </w:rPr>
-          <w:rPr>
-            <w:color w:val="0000EE"/>
-            <w:u w:val="single"/>
-          </w:rPr>
-          <w:t>2:1–3:22</w:t>
-        </w:r>
-      </w:hyperlink>
+      <w:r>
+        <w:rPr>
+          <w:lang w:val="zh_TW" w:bidi="zh_TW"/>
+        </w:rPr>
+        <w:t>2:1–3:22</w:t>
+      </w:r>
       <w:r>
         <w:rPr>
           <w:lang w:val="zh_TW" w:bidi="zh_TW"/>
@@ -3522,18 +2964,12 @@
         </w:rPr>
         <w:t>。每段信息的介紹，都會重述基督宏大的異象和身份（</w:t>
       </w:r>
-      <w:hyperlink r:id="rId78">
-        <w:r>
-          <w:rPr>
-            <w:lang w:val="zh_TW" w:bidi="zh_TW"/>
-          </w:rPr>
-          <w:rPr>
-            <w:color w:val="0000EE"/>
-            <w:u w:val="single"/>
-          </w:rPr>
-          <w:t>1:12–20</w:t>
-        </w:r>
-      </w:hyperlink>
+      <w:r>
+        <w:rPr>
+          <w:lang w:val="zh_TW" w:bidi="zh_TW"/>
+        </w:rPr>
+        <w:t>1:12–20</w:t>
+      </w:r>
       <w:r>
         <w:rPr>
           <w:lang w:val="zh_TW" w:bidi="zh_TW"/>
@@ -3552,36 +2988,24 @@
         </w:rPr>
         <w:t>」（</w:t>
       </w:r>
-      <w:hyperlink r:id="rId79">
-        <w:r>
-          <w:rPr>
-            <w:lang w:val="zh_TW" w:bidi="zh_TW"/>
-          </w:rPr>
-          <w:rPr>
-            <w:color w:val="0000EE"/>
-            <w:u w:val="single"/>
-          </w:rPr>
-          <w:t>2:1</w:t>
-        </w:r>
-      </w:hyperlink>
+      <w:r>
+        <w:rPr>
+          <w:lang w:val="zh_TW" w:bidi="zh_TW"/>
+        </w:rPr>
+        <w:t>2:1</w:t>
+      </w:r>
       <w:r>
         <w:rPr>
           <w:lang w:val="zh_TW" w:bidi="zh_TW"/>
         </w:rPr>
         <w:t>；參見</w:t>
       </w:r>
-      <w:hyperlink r:id="rId80">
-        <w:r>
-          <w:rPr>
-            <w:lang w:val="zh_TW" w:bidi="zh_TW"/>
-          </w:rPr>
-          <w:rPr>
-            <w:color w:val="0000EE"/>
-            <w:u w:val="single"/>
-          </w:rPr>
-          <w:t>1:13、16</w:t>
-        </w:r>
-      </w:hyperlink>
+      <w:r>
+        <w:rPr>
+          <w:lang w:val="zh_TW" w:bidi="zh_TW"/>
+        </w:rPr>
+        <w:t>1:13、16</w:t>
+      </w:r>
       <w:r>
         <w:rPr>
           <w:lang w:val="zh_TW" w:bidi="zh_TW"/>
@@ -3612,18 +3036,12 @@
         </w:rPr>
         <w:t>。祂深深知道教會的所作所為，以及教會對祂的忠心程度，無論表面情況如何。在給撒狄和老底嘉教會的信息中，評估是完全負面的。基督教會的敵人是欺騙者撒但，牠試圖破壞教會對基督的忠心（</w:t>
       </w:r>
-      <w:hyperlink r:id="rId81">
-        <w:r>
-          <w:rPr>
-            <w:lang w:val="zh_TW" w:bidi="zh_TW"/>
-          </w:rPr>
-          <w:rPr>
-            <w:color w:val="0000EE"/>
-            <w:u w:val="single"/>
-          </w:rPr>
-          <w:t>2:10、24</w:t>
-        </w:r>
-      </w:hyperlink>
+      <w:r>
+        <w:rPr>
+          <w:lang w:val="zh_TW" w:bidi="zh_TW"/>
+        </w:rPr>
+        <w:t>2:10、24</w:t>
+      </w:r>
       <w:r>
         <w:rPr>
           <w:lang w:val="zh_TW" w:bidi="zh_TW"/>
@@ -3672,18 +3090,12 @@
         </w:rPr>
         <w:t>」（</w:t>
       </w:r>
-      <w:hyperlink r:id="rId82">
-        <w:r>
-          <w:rPr>
-            <w:lang w:val="zh_TW" w:bidi="zh_TW"/>
-          </w:rPr>
-          <w:rPr>
-            <w:color w:val="0000EE"/>
-            <w:u w:val="single"/>
-          </w:rPr>
-          <w:t>2:4</w:t>
-        </w:r>
-      </w:hyperlink>
+      <w:r>
+        <w:rPr>
+          <w:lang w:val="zh_TW" w:bidi="zh_TW"/>
+        </w:rPr>
+        <w:t>2:4</w:t>
+      </w:r>
       <w:r>
         <w:rPr>
           <w:lang w:val="zh_TW" w:bidi="zh_TW"/>
@@ -3702,18 +3114,12 @@
         </w:rPr>
         <w:t>」（</w:t>
       </w:r>
-      <w:hyperlink r:id="rId83">
-        <w:r>
-          <w:rPr>
-            <w:lang w:val="zh_TW" w:bidi="zh_TW"/>
-          </w:rPr>
-          <w:rPr>
-            <w:color w:val="0000EE"/>
-            <w:u w:val="single"/>
-          </w:rPr>
-          <w:t>3:1</w:t>
-        </w:r>
-      </w:hyperlink>
+      <w:r>
+        <w:rPr>
+          <w:lang w:val="zh_TW" w:bidi="zh_TW"/>
+        </w:rPr>
+        <w:t>3:1</w:t>
+      </w:r>
       <w:r>
         <w:rPr>
           <w:lang w:val="zh_TW" w:bidi="zh_TW"/>
@@ -3756,18 +3162,12 @@
         </w:rPr>
         <w:t>每封信都也有一般的勸告：「聖靈向眾教會所說的話，凡有耳的，就應當聽！」聖靈的話就是基督的話（參見</w:t>
       </w:r>
-      <w:hyperlink r:id="rId84">
-        <w:r>
-          <w:rPr>
-            <w:lang w:val="zh_TW" w:bidi="zh_TW"/>
-          </w:rPr>
-          <w:rPr>
-            <w:color w:val="0000EE"/>
-            <w:u w:val="single"/>
-          </w:rPr>
-          <w:t>19:10</w:t>
-        </w:r>
-      </w:hyperlink>
+      <w:r>
+        <w:rPr>
+          <w:lang w:val="zh_TW" w:bidi="zh_TW"/>
+        </w:rPr>
+        <w:t>19:10</w:t>
+      </w:r>
       <w:r>
         <w:rPr>
           <w:lang w:val="zh_TW" w:bidi="zh_TW"/>
@@ -3792,18 +3192,12 @@
         </w:rPr>
         <w:t>最後，每封信都應許獎賞得勝者。每一個應許都具有末世的意義，並與書卷的最後兩章相關。此外，這些應許呼應</w:t>
       </w:r>
-      <w:hyperlink r:id="rId85">
-        <w:r>
-          <w:rPr>
-            <w:lang w:val="zh_TW" w:bidi="zh_TW"/>
-          </w:rPr>
-          <w:rPr>
-            <w:color w:val="0000EE"/>
-            <w:u w:val="single"/>
-          </w:rPr>
-          <w:t>創世記二至三章</w:t>
-        </w:r>
-      </w:hyperlink>
+      <w:r>
+        <w:rPr>
+          <w:lang w:val="zh_TW" w:bidi="zh_TW"/>
+        </w:rPr>
+        <w:t>創世記二至三章</w:t>
+      </w:r>
       <w:r>
         <w:rPr>
           <w:lang w:val="zh_TW" w:bidi="zh_TW"/>
@@ -3833,18 +3227,12 @@
         </w:rPr>
         <w:t>七印（</w:t>
       </w:r>
-      <w:hyperlink r:id="rId86">
-        <w:r>
-          <w:rPr>
-            <w:lang w:val="zh_TW" w:bidi="zh_TW"/>
-          </w:rPr>
-          <w:rPr>
-            <w:color w:val="0000EE"/>
-            <w:u w:val="single"/>
-          </w:rPr>
-          <w:t>4:1–8:1</w:t>
-        </w:r>
-      </w:hyperlink>
+      <w:r>
+        <w:rPr>
+          <w:lang w:val="zh_TW" w:bidi="zh_TW"/>
+        </w:rPr>
+        <w:t>4:1–8:1</w:t>
+      </w:r>
       <w:r>
         <w:rPr>
           <w:lang w:val="zh_TW" w:bidi="zh_TW"/>
@@ -3871,18 +3259,12 @@
         </w:rPr>
         <w:t>啟示錄</w:t>
       </w:r>
-      <w:hyperlink r:id="rId87">
-        <w:r>
-          <w:rPr>
-            <w:lang w:val="zh_TW" w:bidi="zh_TW"/>
-          </w:rPr>
-          <w:rPr>
-            <w:color w:val="0000EE"/>
-            <w:u w:val="single"/>
-          </w:rPr>
-          <w:t>四章1節</w:t>
-        </w:r>
-      </w:hyperlink>
+      <w:r>
+        <w:rPr>
+          <w:lang w:val="zh_TW" w:bidi="zh_TW"/>
+        </w:rPr>
+        <w:t>四章1節</w:t>
+      </w:r>
       <w:r>
         <w:rPr>
           <w:lang w:val="zh_TW" w:bidi="zh_TW"/>
@@ -3895,18 +3277,12 @@
         </w:rPr>
         <w:t>，加上這些內容與</w:t>
       </w:r>
-      <w:hyperlink r:id="rId88">
-        <w:r>
-          <w:rPr>
-            <w:lang w:val="zh_TW" w:bidi="zh_TW"/>
-          </w:rPr>
-          <w:rPr>
-            <w:color w:val="0000EE"/>
-            <w:u w:val="single"/>
-          </w:rPr>
-          <w:t>一至三章</w:t>
-        </w:r>
-      </w:hyperlink>
+      <w:r>
+        <w:rPr>
+          <w:lang w:val="zh_TW" w:bidi="zh_TW"/>
+        </w:rPr>
+        <w:t>一至三章</w:t>
+      </w:r>
       <w:r>
         <w:rPr>
           <w:lang w:val="zh_TW" w:bidi="zh_TW"/>
@@ -3927,18 +3303,12 @@
         </w:rPr>
         <w:t>寶座、書卷與羔羊（</w:t>
       </w:r>
-      <w:hyperlink r:id="rId89">
-        <w:r>
-          <w:rPr>
-            <w:lang w:val="zh_TW" w:bidi="zh_TW"/>
-          </w:rPr>
-          <w:rPr>
-            <w:color w:val="0000EE"/>
-            <w:u w:val="single"/>
-          </w:rPr>
-          <w:t>4:1–5:14</w:t>
-        </w:r>
-      </w:hyperlink>
+      <w:r>
+        <w:rPr>
+          <w:lang w:val="zh_TW" w:bidi="zh_TW"/>
+        </w:rPr>
+        <w:t>4:1–5:14</w:t>
+      </w:r>
       <w:r>
         <w:rPr>
           <w:lang w:val="zh_TW" w:bidi="zh_TW"/>
@@ -3959,18 +3329,12 @@
         </w:rPr>
         <w:t>第</w:t>
       </w:r>
-      <w:hyperlink r:id="rId90">
-        <w:r>
-          <w:rPr>
-            <w:lang w:val="zh_TW" w:bidi="zh_TW"/>
-          </w:rPr>
-          <w:rPr>
-            <w:color w:val="0000EE"/>
-            <w:u w:val="single"/>
-          </w:rPr>
-          <w:t>四至五</w:t>
-        </w:r>
-      </w:hyperlink>
+      <w:r>
+        <w:rPr>
+          <w:lang w:val="zh_TW" w:bidi="zh_TW"/>
+        </w:rPr>
+        <w:t>四至五</w:t>
+      </w:r>
       <w:r>
         <w:rPr>
           <w:lang w:val="zh_TW" w:bidi="zh_TW"/>
@@ -3989,72 +3353,48 @@
         </w:rPr>
         <w:t>一個異象，由兩個部份組成：寶座（</w:t>
       </w:r>
-      <w:hyperlink r:id="rId91">
-        <w:r>
-          <w:rPr>
-            <w:lang w:val="zh_TW" w:bidi="zh_TW"/>
-          </w:rPr>
-          <w:rPr>
-            <w:color w:val="0000EE"/>
-            <w:u w:val="single"/>
-          </w:rPr>
-          <w:t>4</w:t>
-        </w:r>
-      </w:hyperlink>
+      <w:r>
+        <w:rPr>
+          <w:lang w:val="zh_TW" w:bidi="zh_TW"/>
+        </w:rPr>
+        <w:t>4</w:t>
+      </w:r>
       <w:r>
         <w:rPr>
           <w:lang w:val="zh_TW" w:bidi="zh_TW"/>
         </w:rPr>
         <w:t>章）和羔羊與書卷（</w:t>
       </w:r>
-      <w:hyperlink r:id="rId92">
-        <w:r>
-          <w:rPr>
-            <w:lang w:val="zh_TW" w:bidi="zh_TW"/>
-          </w:rPr>
-          <w:rPr>
-            <w:color w:val="0000EE"/>
-            <w:u w:val="single"/>
-          </w:rPr>
-          <w:t>5</w:t>
-        </w:r>
-      </w:hyperlink>
+      <w:r>
+        <w:rPr>
+          <w:lang w:val="zh_TW" w:bidi="zh_TW"/>
+        </w:rPr>
+        <w:t>5</w:t>
+      </w:r>
       <w:r>
         <w:rPr>
           <w:lang w:val="zh_TW" w:bidi="zh_TW"/>
         </w:rPr>
         <w:t>章）。事實上，寶座的異象（</w:t>
       </w:r>
-      <w:hyperlink r:id="rId90">
-        <w:r>
-          <w:rPr>
-            <w:lang w:val="zh_TW" w:bidi="zh_TW"/>
-          </w:rPr>
-          <w:rPr>
-            <w:color w:val="0000EE"/>
-            <w:u w:val="single"/>
-          </w:rPr>
-          <w:t>4–5</w:t>
-        </w:r>
-      </w:hyperlink>
+      <w:r>
+        <w:rPr>
+          <w:lang w:val="zh_TW" w:bidi="zh_TW"/>
+        </w:rPr>
+        <w:t>4–5</w:t>
+      </w:r>
       <w:r>
         <w:rPr>
           <w:lang w:val="zh_TW" w:bidi="zh_TW"/>
         </w:rPr>
         <w:t>章）和七印的開啟（</w:t>
       </w:r>
-      <w:hyperlink r:id="rId93">
-        <w:r>
-          <w:rPr>
-            <w:lang w:val="zh_TW" w:bidi="zh_TW"/>
-          </w:rPr>
-          <w:rPr>
-            <w:color w:val="0000EE"/>
-            <w:u w:val="single"/>
-          </w:rPr>
-          <w:t>6–8</w:t>
-        </w:r>
-      </w:hyperlink>
+      <w:r>
+        <w:rPr>
+          <w:lang w:val="zh_TW" w:bidi="zh_TW"/>
+        </w:rPr>
+        <w:t>6–8</w:t>
+      </w:r>
       <w:r>
         <w:rPr>
           <w:lang w:val="zh_TW" w:bidi="zh_TW"/>
@@ -4073,18 +3413,12 @@
         </w:rPr>
         <w:t>（參</w:t>
       </w:r>
-      <w:hyperlink r:id="rId94">
-        <w:r>
-          <w:rPr>
-            <w:lang w:val="zh_TW" w:bidi="zh_TW"/>
-          </w:rPr>
-          <w:rPr>
-            <w:color w:val="0000EE"/>
-            <w:u w:val="single"/>
-          </w:rPr>
-          <w:t>22:3</w:t>
-        </w:r>
-      </w:hyperlink>
+      <w:r>
+        <w:rPr>
+          <w:lang w:val="zh_TW" w:bidi="zh_TW"/>
+        </w:rPr>
+        <w:t>22:3</w:t>
+      </w:r>
       <w:r>
         <w:rPr>
           <w:lang w:val="zh_TW" w:bidi="zh_TW"/>
@@ -4111,36 +3445,24 @@
         </w:rPr>
         <w:t>（</w:t>
       </w:r>
-      <w:hyperlink r:id="rId91">
-        <w:r>
-          <w:rPr>
-            <w:lang w:val="zh_TW" w:bidi="zh_TW"/>
-          </w:rPr>
-          <w:rPr>
-            <w:color w:val="0000EE"/>
-            <w:u w:val="single"/>
-          </w:rPr>
-          <w:t>4:1–11</w:t>
-        </w:r>
-      </w:hyperlink>
+      <w:r>
+        <w:rPr>
+          <w:lang w:val="zh_TW" w:bidi="zh_TW"/>
+        </w:rPr>
+        <w:t>4:1–11</w:t>
+      </w:r>
       <w:r>
         <w:rPr>
           <w:lang w:val="zh_TW" w:bidi="zh_TW"/>
         </w:rPr>
         <w:t>；參</w:t>
       </w:r>
-      <w:hyperlink r:id="rId95">
-        <w:r>
-          <w:rPr>
-            <w:lang w:val="zh_TW" w:bidi="zh_TW"/>
-          </w:rPr>
-          <w:rPr>
-            <w:color w:val="0000EE"/>
-            <w:u w:val="single"/>
-          </w:rPr>
-          <w:t>王上22:19</w:t>
-        </w:r>
-      </w:hyperlink>
+      <w:r>
+        <w:rPr>
+          <w:lang w:val="zh_TW" w:bidi="zh_TW"/>
+        </w:rPr>
+        <w:t>王上22:19</w:t>
+      </w:r>
       <w:r>
         <w:rPr>
           <w:lang w:val="zh_TW" w:bidi="zh_TW"/>
@@ -4167,36 +3489,24 @@
         </w:rPr>
         <w:t>第</w:t>
       </w:r>
-      <w:hyperlink r:id="rId92">
-        <w:r>
-          <w:rPr>
-            <w:lang w:val="zh_TW" w:bidi="zh_TW"/>
-          </w:rPr>
-          <w:rPr>
-            <w:color w:val="0000EE"/>
-            <w:u w:val="single"/>
-          </w:rPr>
-          <w:t>五</w:t>
-        </w:r>
-      </w:hyperlink>
+      <w:r>
+        <w:rPr>
+          <w:lang w:val="zh_TW" w:bidi="zh_TW"/>
+        </w:rPr>
+        <w:t>五</w:t>
+      </w:r>
       <w:r>
         <w:rPr>
           <w:lang w:val="zh_TW" w:bidi="zh_TW"/>
         </w:rPr>
         <w:t>章是從第</w:t>
       </w:r>
-      <w:hyperlink r:id="rId91">
-        <w:r>
-          <w:rPr>
-            <w:lang w:val="zh_TW" w:bidi="zh_TW"/>
-          </w:rPr>
-          <w:rPr>
-            <w:color w:val="0000EE"/>
-            <w:u w:val="single"/>
-          </w:rPr>
-          <w:t>四</w:t>
-        </w:r>
-      </w:hyperlink>
+      <w:r>
+        <w:rPr>
+          <w:lang w:val="zh_TW" w:bidi="zh_TW"/>
+        </w:rPr>
+        <w:t>四</w:t>
+      </w:r>
       <w:r>
         <w:rPr>
           <w:lang w:val="zh_TW" w:bidi="zh_TW"/>
@@ -4215,36 +3525,24 @@
         </w:rPr>
         <w:t>（</w:t>
       </w:r>
-      <w:hyperlink r:id="rId96">
-        <w:r>
-          <w:rPr>
-            <w:lang w:val="zh_TW" w:bidi="zh_TW"/>
-          </w:rPr>
-          <w:rPr>
-            <w:color w:val="0000EE"/>
-            <w:u w:val="single"/>
-          </w:rPr>
-          <w:t>啟6:1–8:1</w:t>
-        </w:r>
-      </w:hyperlink>
+      <w:r>
+        <w:rPr>
+          <w:lang w:val="zh_TW" w:bidi="zh_TW"/>
+        </w:rPr>
+        <w:t>啟6:1–8:1</w:t>
+      </w:r>
       <w:r>
         <w:rPr>
           <w:lang w:val="zh_TW" w:bidi="zh_TW"/>
         </w:rPr>
         <w:t>；參第</w:t>
       </w:r>
-      <w:hyperlink r:id="rId91">
-        <w:r>
-          <w:rPr>
-            <w:lang w:val="zh_TW" w:bidi="zh_TW"/>
-          </w:rPr>
-          <w:rPr>
-            <w:color w:val="0000EE"/>
-            <w:u w:val="single"/>
-          </w:rPr>
-          <w:t>4</w:t>
-        </w:r>
-      </w:hyperlink>
+      <w:r>
+        <w:rPr>
+          <w:lang w:val="zh_TW" w:bidi="zh_TW"/>
+        </w:rPr>
+        <w:t>4</w:t>
+      </w:r>
       <w:r>
         <w:rPr>
           <w:lang w:val="zh_TW" w:bidi="zh_TW"/>
@@ -4271,18 +3569,12 @@
         </w:rPr>
         <w:t>揭開前六印（</w:t>
       </w:r>
-      <w:hyperlink r:id="rId97">
-        <w:r>
-          <w:rPr>
-            <w:lang w:val="zh_TW" w:bidi="zh_TW"/>
-          </w:rPr>
-          <w:rPr>
-            <w:color w:val="0000EE"/>
-            <w:u w:val="single"/>
-          </w:rPr>
-          <w:t>6:1–17</w:t>
-        </w:r>
-      </w:hyperlink>
+      <w:r>
+        <w:rPr>
+          <w:lang w:val="zh_TW" w:bidi="zh_TW"/>
+        </w:rPr>
+        <w:t>6:1–17</w:t>
+      </w:r>
       <w:r>
         <w:rPr>
           <w:lang w:val="zh_TW" w:bidi="zh_TW"/>
@@ -4315,18 +3607,12 @@
         </w:rPr>
         <w:t>延續自第</w:t>
       </w:r>
-      <w:hyperlink r:id="rId91">
-        <w:r>
-          <w:rPr>
-            <w:lang w:val="zh_TW" w:bidi="zh_TW"/>
-          </w:rPr>
-          <w:rPr>
-            <w:color w:val="0000EE"/>
-            <w:u w:val="single"/>
-          </w:rPr>
-          <w:t>四</w:t>
-        </w:r>
-      </w:hyperlink>
+      <w:r>
+        <w:rPr>
+          <w:lang w:val="zh_TW" w:bidi="zh_TW"/>
+        </w:rPr>
+        <w:t>四</w:t>
+      </w:r>
       <w:r>
         <w:rPr>
           <w:lang w:val="zh_TW" w:bidi="zh_TW"/>
@@ -4345,18 +3631,12 @@
         </w:rPr>
         <w:t>第</w:t>
       </w:r>
-      <w:hyperlink r:id="rId92">
-        <w:r>
-          <w:rPr>
-            <w:lang w:val="zh_TW" w:bidi="zh_TW"/>
-          </w:rPr>
-          <w:rPr>
-            <w:color w:val="0000EE"/>
-            <w:u w:val="single"/>
-          </w:rPr>
-          <w:t>五</w:t>
-        </w:r>
-      </w:hyperlink>
+      <w:r>
+        <w:rPr>
+          <w:lang w:val="zh_TW" w:bidi="zh_TW"/>
+        </w:rPr>
+        <w:t>五</w:t>
+      </w:r>
       <w:r>
         <w:rPr>
           <w:lang w:val="zh_TW" w:bidi="zh_TW"/>
@@ -4413,54 +3693,36 @@
         </w:rPr>
         <w:t>這些印與耶穌在橄欖山講論中所提到的末世徵兆，有著密切的關係（</w:t>
       </w:r>
-      <w:hyperlink r:id="rId98">
-        <w:r>
-          <w:rPr>
-            <w:lang w:val="zh_TW" w:bidi="zh_TW"/>
-          </w:rPr>
-          <w:rPr>
-            <w:color w:val="0000EE"/>
-            <w:u w:val="single"/>
-          </w:rPr>
-          <w:t>太24:1–35</w:t>
-        </w:r>
-      </w:hyperlink>
+      <w:r>
+        <w:rPr>
+          <w:lang w:val="zh_TW" w:bidi="zh_TW"/>
+        </w:rPr>
+        <w:t>太24:1–35</w:t>
+      </w:r>
       <w:r>
         <w:rPr>
           <w:lang w:val="zh_TW" w:bidi="zh_TW"/>
         </w:rPr>
         <w:t>；</w:t>
       </w:r>
-      <w:hyperlink r:id="rId50">
-        <w:r>
-          <w:rPr>
-            <w:lang w:val="zh_TW" w:bidi="zh_TW"/>
-          </w:rPr>
-          <w:rPr>
-            <w:color w:val="0000EE"/>
-            <w:u w:val="single"/>
-          </w:rPr>
-          <w:t>可13:1–37</w:t>
-        </w:r>
-      </w:hyperlink>
+      <w:r>
+        <w:rPr>
+          <w:lang w:val="zh_TW" w:bidi="zh_TW"/>
+        </w:rPr>
+        <w:t>可13:1–37</w:t>
+      </w:r>
       <w:r>
         <w:rPr>
           <w:lang w:val="zh_TW" w:bidi="zh_TW"/>
         </w:rPr>
         <w:t>；</w:t>
       </w:r>
-      <w:hyperlink r:id="rId99">
-        <w:r>
-          <w:rPr>
-            <w:lang w:val="zh_TW" w:bidi="zh_TW"/>
-          </w:rPr>
-          <w:rPr>
-            <w:color w:val="0000EE"/>
-            <w:u w:val="single"/>
-          </w:rPr>
-          <w:t>路21:5–33</w:t>
-        </w:r>
-      </w:hyperlink>
+      <w:r>
+        <w:rPr>
+          <w:lang w:val="zh_TW" w:bidi="zh_TW"/>
+        </w:rPr>
+        <w:t>路21:5–33</w:t>
+      </w:r>
       <w:r>
         <w:rPr>
           <w:lang w:val="zh_TW" w:bidi="zh_TW"/>
@@ -4479,36 +3741,24 @@
         </w:rPr>
         <w:t>號（</w:t>
       </w:r>
-      <w:hyperlink r:id="rId100">
-        <w:r>
-          <w:rPr>
-            <w:lang w:val="zh_TW" w:bidi="zh_TW"/>
-          </w:rPr>
-          <w:rPr>
-            <w:color w:val="0000EE"/>
-            <w:u w:val="single"/>
-          </w:rPr>
-          <w:t>啟8:2–11:19</w:t>
-        </w:r>
-      </w:hyperlink>
+      <w:r>
+        <w:rPr>
+          <w:lang w:val="zh_TW" w:bidi="zh_TW"/>
+        </w:rPr>
+        <w:t>啟8:2–11:19</w:t>
+      </w:r>
       <w:r>
         <w:rPr>
           <w:lang w:val="zh_TW" w:bidi="zh_TW"/>
         </w:rPr>
         <w:t>）和碗（</w:t>
       </w:r>
-      <w:hyperlink r:id="rId101">
-        <w:r>
-          <w:rPr>
-            <w:lang w:val="zh_TW" w:bidi="zh_TW"/>
-          </w:rPr>
-          <w:rPr>
-            <w:color w:val="0000EE"/>
-            <w:u w:val="single"/>
-          </w:rPr>
-          <w:t>15:1–16:21</w:t>
-        </w:r>
-      </w:hyperlink>
+      <w:r>
+        <w:rPr>
+          <w:lang w:val="zh_TW" w:bidi="zh_TW"/>
+        </w:rPr>
+        <w:t>15:1–16:21</w:t>
+      </w:r>
       <w:r>
         <w:rPr>
           <w:lang w:val="zh_TW" w:bidi="zh_TW"/>
@@ -4541,18 +3791,12 @@
         </w:rPr>
         <w:t>第一插曲：十四萬四千名以色列人和穿白衣的群眾（</w:t>
       </w:r>
-      <w:hyperlink r:id="rId102">
-        <w:r>
-          <w:rPr>
-            <w:lang w:val="zh_TW" w:bidi="zh_TW"/>
-          </w:rPr>
-          <w:rPr>
-            <w:color w:val="0000EE"/>
-            <w:u w:val="single"/>
-          </w:rPr>
-          <w:t>7:1–17</w:t>
-        </w:r>
-      </w:hyperlink>
+      <w:r>
+        <w:rPr>
+          <w:lang w:val="zh_TW" w:bidi="zh_TW"/>
+        </w:rPr>
+        <w:t>7:1–17</w:t>
+      </w:r>
       <w:r>
         <w:rPr>
           <w:lang w:val="zh_TW" w:bidi="zh_TW"/>
@@ -4579,18 +3823,12 @@
         </w:rPr>
         <w:t>第六印的主題語境漸漸改變，以及第七印延遲到</w:t>
       </w:r>
-      <w:hyperlink r:id="rId103">
-        <w:r>
-          <w:rPr>
-            <w:lang w:val="zh_TW" w:bidi="zh_TW"/>
-          </w:rPr>
-          <w:rPr>
-            <w:color w:val="0000EE"/>
-            <w:u w:val="single"/>
-          </w:rPr>
-          <w:t>八章1節</w:t>
-        </w:r>
-      </w:hyperlink>
+      <w:r>
+        <w:rPr>
+          <w:lang w:val="zh_TW" w:bidi="zh_TW"/>
+        </w:rPr>
+        <w:t>八章1節</w:t>
+      </w:r>
       <w:r>
         <w:rPr>
           <w:lang w:val="zh_TW" w:bidi="zh_TW"/>
@@ -4609,36 +3847,24 @@
         </w:rPr>
         <w:t>，這表明了第</w:t>
       </w:r>
-      <w:hyperlink r:id="rId102">
-        <w:r>
-          <w:rPr>
-            <w:lang w:val="zh_TW" w:bidi="zh_TW"/>
-          </w:rPr>
-          <w:rPr>
-            <w:color w:val="0000EE"/>
-            <w:u w:val="single"/>
-          </w:rPr>
-          <w:t>七</w:t>
-        </w:r>
-      </w:hyperlink>
+      <w:r>
+        <w:rPr>
+          <w:lang w:val="zh_TW" w:bidi="zh_TW"/>
+        </w:rPr>
+        <w:t>七</w:t>
+      </w:r>
       <w:r>
         <w:rPr>
           <w:lang w:val="zh_TW" w:bidi="zh_TW"/>
         </w:rPr>
         <w:t>章是一個真正的插曲。約翰首先看到天使將在地上開始毀滅，但他們被限制住，直到來自以色列各個支派，十四萬四千名神的僕人被印上印記（</w:t>
       </w:r>
-      <w:hyperlink r:id="rId104">
-        <w:r>
-          <w:rPr>
-            <w:lang w:val="zh_TW" w:bidi="zh_TW"/>
-          </w:rPr>
-          <w:rPr>
-            <w:color w:val="0000EE"/>
-            <w:u w:val="single"/>
-          </w:rPr>
-          <w:t>1–8</w:t>
-        </w:r>
-      </w:hyperlink>
+      <w:r>
+        <w:rPr>
+          <w:lang w:val="zh_TW" w:bidi="zh_TW"/>
+        </w:rPr>
+        <w:t>1–8</w:t>
+      </w:r>
       <w:r>
         <w:rPr>
           <w:lang w:val="zh_TW" w:bidi="zh_TW"/>
@@ -4657,18 +3883,12 @@
         </w:rPr>
         <w:t>是從大災難中出來的（</w:t>
       </w:r>
-      <w:hyperlink r:id="rId105">
-        <w:r>
-          <w:rPr>
-            <w:lang w:val="zh_TW" w:bidi="zh_TW"/>
-          </w:rPr>
-          <w:rPr>
-            <w:color w:val="0000EE"/>
-            <w:u w:val="single"/>
-          </w:rPr>
-          <w:t>9–17</w:t>
-        </w:r>
-      </w:hyperlink>
+      <w:r>
+        <w:rPr>
+          <w:lang w:val="zh_TW" w:bidi="zh_TW"/>
+        </w:rPr>
+        <w:t>9–17</w:t>
+      </w:r>
       <w:r>
         <w:rPr>
           <w:lang w:val="zh_TW" w:bidi="zh_TW"/>
@@ -4727,18 +3947,12 @@
         </w:rPr>
         <w:t>揭開第七印（</w:t>
       </w:r>
-      <w:hyperlink r:id="rId103">
-        <w:r>
-          <w:rPr>
-            <w:lang w:val="zh_TW" w:bidi="zh_TW"/>
-          </w:rPr>
-          <w:rPr>
-            <w:color w:val="0000EE"/>
-            <w:u w:val="single"/>
-          </w:rPr>
-          <w:t>8:1</w:t>
-        </w:r>
-      </w:hyperlink>
+      <w:r>
+        <w:rPr>
+          <w:lang w:val="zh_TW" w:bidi="zh_TW"/>
+        </w:rPr>
+        <w:t>8:1</w:t>
+      </w:r>
       <w:r>
         <w:rPr>
           <w:lang w:val="zh_TW" w:bidi="zh_TW"/>
@@ -4759,18 +3973,12 @@
         </w:rPr>
         <w:t>在插曲（第</w:t>
       </w:r>
-      <w:hyperlink r:id="rId102">
-        <w:r>
-          <w:rPr>
-            <w:lang w:val="zh_TW" w:bidi="zh_TW"/>
-          </w:rPr>
-          <w:rPr>
-            <w:color w:val="0000EE"/>
-            <w:u w:val="single"/>
-          </w:rPr>
-          <w:t>7</w:t>
-        </w:r>
-      </w:hyperlink>
+      <w:r>
+        <w:rPr>
+          <w:lang w:val="zh_TW" w:bidi="zh_TW"/>
+        </w:rPr>
+        <w:t>7</w:t>
+      </w:r>
       <w:r>
         <w:rPr>
           <w:lang w:val="zh_TW" w:bidi="zh_TW"/>
@@ -4789,18 +3997,12 @@
         </w:rPr>
         <w:t xml:space="preserve">（參 </w:t>
       </w:r>
-      <w:hyperlink r:id="rId106">
-        <w:r>
-          <w:rPr>
-            <w:lang w:val="zh_TW" w:bidi="zh_TW"/>
-          </w:rPr>
-          <w:rPr>
-            <w:color w:val="0000EE"/>
-            <w:u w:val="single"/>
-          </w:rPr>
-          <w:t>6:10</w:t>
-        </w:r>
-      </w:hyperlink>
+      <w:r>
+        <w:rPr>
+          <w:lang w:val="zh_TW" w:bidi="zh_TW"/>
+        </w:rPr>
+        <w:t>6:10</w:t>
+      </w:r>
       <w:r>
         <w:rPr>
           <w:lang w:val="zh_TW" w:bidi="zh_TW"/>
@@ -4818,18 +4020,12 @@
         </w:rPr>
         <w:t>前六個號（</w:t>
       </w:r>
-      <w:hyperlink r:id="rId107">
-        <w:r>
-          <w:rPr>
-            <w:lang w:val="zh_TW" w:bidi="zh_TW"/>
-          </w:rPr>
-          <w:rPr>
-            <w:color w:val="0000EE"/>
-            <w:u w:val="single"/>
-          </w:rPr>
-          <w:t>8:2–11:14</w:t>
-        </w:r>
-      </w:hyperlink>
+      <w:r>
+        <w:rPr>
+          <w:lang w:val="zh_TW" w:bidi="zh_TW"/>
+        </w:rPr>
+        <w:t>8:2–11:14</w:t>
+      </w:r>
       <w:r>
         <w:rPr>
           <w:lang w:val="zh_TW" w:bidi="zh_TW"/>
@@ -4856,36 +4052,24 @@
         </w:rPr>
         <w:t>（</w:t>
       </w:r>
-      <w:hyperlink r:id="rId108">
-        <w:r>
-          <w:rPr>
-            <w:lang w:val="zh_TW" w:bidi="zh_TW"/>
-          </w:rPr>
-          <w:rPr>
-            <w:color w:val="0000EE"/>
-            <w:u w:val="single"/>
-          </w:rPr>
-          <w:t>8:2–5</w:t>
-        </w:r>
-      </w:hyperlink>
+      <w:r>
+        <w:rPr>
+          <w:lang w:val="zh_TW" w:bidi="zh_TW"/>
+        </w:rPr>
+        <w:t>8:2–5</w:t>
+      </w:r>
       <w:r>
         <w:rPr>
           <w:lang w:val="zh_TW" w:bidi="zh_TW"/>
         </w:rPr>
         <w:t>），六個號依次吹響（</w:t>
       </w:r>
-      <w:hyperlink r:id="rId109">
-        <w:r>
-          <w:rPr>
-            <w:lang w:val="zh_TW" w:bidi="zh_TW"/>
-          </w:rPr>
-          <w:rPr>
-            <w:color w:val="0000EE"/>
-            <w:u w:val="single"/>
-          </w:rPr>
-          <w:t>8:6–9:19</w:t>
-        </w:r>
-      </w:hyperlink>
+      <w:r>
+        <w:rPr>
+          <w:lang w:val="zh_TW" w:bidi="zh_TW"/>
+        </w:rPr>
+        <w:t>8:6–9:19</w:t>
+      </w:r>
       <w:r>
         <w:rPr>
           <w:lang w:val="zh_TW" w:bidi="zh_TW"/>
@@ -4904,18 +4088,12 @@
         </w:rPr>
         <w:t>（</w:t>
       </w:r>
-      <w:hyperlink r:id="rId110">
-        <w:r>
-          <w:rPr>
-            <w:lang w:val="zh_TW" w:bidi="zh_TW"/>
-          </w:rPr>
-          <w:rPr>
-            <w:color w:val="0000EE"/>
-            <w:u w:val="single"/>
-          </w:rPr>
-          <w:t>10:1–11:14</w:t>
-        </w:r>
-      </w:hyperlink>
+      <w:r>
+        <w:rPr>
+          <w:lang w:val="zh_TW" w:bidi="zh_TW"/>
+        </w:rPr>
+        <w:t>10:1–11:14</w:t>
+      </w:r>
       <w:r>
         <w:rPr>
           <w:lang w:val="zh_TW" w:bidi="zh_TW"/>
@@ -4936,18 +4114,12 @@
         </w:rPr>
         <w:t>前六個號（</w:t>
       </w:r>
-      <w:hyperlink r:id="rId111">
-        <w:r>
-          <w:rPr>
-            <w:lang w:val="zh_TW" w:bidi="zh_TW"/>
-          </w:rPr>
-          <w:rPr>
-            <w:color w:val="0000EE"/>
-            <w:u w:val="single"/>
-          </w:rPr>
-          <w:t>8:6–9:21</w:t>
-        </w:r>
-      </w:hyperlink>
+      <w:r>
+        <w:rPr>
+          <w:lang w:val="zh_TW" w:bidi="zh_TW"/>
+        </w:rPr>
+        <w:t>8:6–9:21</w:t>
+      </w:r>
       <w:r>
         <w:rPr>
           <w:lang w:val="zh_TW" w:bidi="zh_TW"/>
@@ -4980,36 +4152,24 @@
         </w:rPr>
         <w:t>。然而，第六印進入了神憤怒傾倒的時期，這在號和碗的審判中施行（</w:t>
       </w:r>
-      <w:hyperlink r:id="rId112">
-        <w:r>
-          <w:rPr>
-            <w:lang w:val="zh_TW" w:bidi="zh_TW"/>
-          </w:rPr>
-          <w:rPr>
-            <w:color w:val="0000EE"/>
-            <w:u w:val="single"/>
-          </w:rPr>
-          <w:t>6:12–17</w:t>
-        </w:r>
-      </w:hyperlink>
+      <w:r>
+        <w:rPr>
+          <w:lang w:val="zh_TW" w:bidi="zh_TW"/>
+        </w:rPr>
+        <w:t>6:12–17</w:t>
+      </w:r>
       <w:r>
         <w:rPr>
           <w:lang w:val="zh_TW" w:bidi="zh_TW"/>
         </w:rPr>
         <w:t>）。因此，號的審判發生在第七印期間，而碗的審判（</w:t>
       </w:r>
-      <w:hyperlink r:id="rId113">
-        <w:r>
-          <w:rPr>
-            <w:lang w:val="zh_TW" w:bidi="zh_TW"/>
-          </w:rPr>
-          <w:rPr>
-            <w:color w:val="0000EE"/>
-            <w:u w:val="single"/>
-          </w:rPr>
-          <w:t>16:1–21</w:t>
-        </w:r>
-      </w:hyperlink>
+      <w:r>
+        <w:rPr>
+          <w:lang w:val="zh_TW" w:bidi="zh_TW"/>
+        </w:rPr>
+        <w:t>16:1–21</w:t>
+      </w:r>
       <w:r>
         <w:rPr>
           <w:lang w:val="zh_TW" w:bidi="zh_TW"/>
@@ -5042,54 +4202,36 @@
         </w:rPr>
         <w:t>如同印一樣，吹號的段落中也有明顯的格式。前四枝號角與後三枝號分開，後三枝號被稱為「災禍」（</w:t>
       </w:r>
-      <w:hyperlink r:id="rId114">
-        <w:r>
-          <w:rPr>
-            <w:lang w:val="zh_TW" w:bidi="zh_TW"/>
-          </w:rPr>
-          <w:rPr>
-            <w:color w:val="0000EE"/>
-            <w:u w:val="single"/>
-          </w:rPr>
-          <w:t>8:13</w:t>
-        </w:r>
-      </w:hyperlink>
+      <w:r>
+        <w:rPr>
+          <w:lang w:val="zh_TW" w:bidi="zh_TW"/>
+        </w:rPr>
+        <w:t>8:13</w:t>
+      </w:r>
       <w:r>
         <w:rPr>
           <w:lang w:val="zh_TW" w:bidi="zh_TW"/>
         </w:rPr>
         <w:t>，</w:t>
       </w:r>
-      <w:hyperlink r:id="rId115">
-        <w:r>
-          <w:rPr>
-            <w:lang w:val="zh_TW" w:bidi="zh_TW"/>
-          </w:rPr>
-          <w:rPr>
-            <w:color w:val="0000EE"/>
-            <w:u w:val="single"/>
-          </w:rPr>
-          <w:t>9:12</w:t>
-        </w:r>
-      </w:hyperlink>
+      <w:r>
+        <w:rPr>
+          <w:lang w:val="zh_TW" w:bidi="zh_TW"/>
+        </w:rPr>
+        <w:t>9:12</w:t>
+      </w:r>
       <w:r>
         <w:rPr>
           <w:lang w:val="zh_TW" w:bidi="zh_TW"/>
         </w:rPr>
         <w:t>，</w:t>
       </w:r>
-      <w:hyperlink r:id="rId116">
-        <w:r>
-          <w:rPr>
-            <w:lang w:val="zh_TW" w:bidi="zh_TW"/>
-          </w:rPr>
-          <w:rPr>
-            <w:color w:val="0000EE"/>
-            <w:u w:val="single"/>
-          </w:rPr>
-          <w:t>11:14</w:t>
-        </w:r>
-      </w:hyperlink>
+      <w:r>
+        <w:rPr>
+          <w:lang w:val="zh_TW" w:bidi="zh_TW"/>
+        </w:rPr>
+        <w:t>11:14</w:t>
+      </w:r>
       <w:r>
         <w:rPr>
           <w:lang w:val="zh_TW" w:bidi="zh_TW"/>
@@ -5134,54 +4276,36 @@
         </w:rPr>
         <w:t>」（</w:t>
       </w:r>
-      <w:hyperlink r:id="rId114">
-        <w:r>
-          <w:rPr>
-            <w:lang w:val="zh_TW" w:bidi="zh_TW"/>
-          </w:rPr>
-          <w:rPr>
-            <w:color w:val="0000EE"/>
-            <w:u w:val="single"/>
-          </w:rPr>
-          <w:t>8:13</w:t>
-        </w:r>
-      </w:hyperlink>
+      <w:r>
+        <w:rPr>
+          <w:lang w:val="zh_TW" w:bidi="zh_TW"/>
+        </w:rPr>
+        <w:t>8:13</w:t>
+      </w:r>
       <w:r>
         <w:rPr>
           <w:lang w:val="zh_TW" w:bidi="zh_TW"/>
         </w:rPr>
         <w:t>），因為它們非常嚴重。第一枝號帶來一場蝗災，那些蝗蟲像蠍子一樣能螫人（</w:t>
       </w:r>
-      <w:hyperlink r:id="rId117">
-        <w:r>
-          <w:rPr>
-            <w:lang w:val="zh_TW" w:bidi="zh_TW"/>
-          </w:rPr>
-          <w:rPr>
-            <w:color w:val="0000EE"/>
-            <w:u w:val="single"/>
-          </w:rPr>
-          <w:t>9:1–11</w:t>
-        </w:r>
-      </w:hyperlink>
+      <w:r>
+        <w:rPr>
+          <w:lang w:val="zh_TW" w:bidi="zh_TW"/>
+        </w:rPr>
+        <w:t>9:1–11</w:t>
+      </w:r>
       <w:r>
         <w:rPr>
           <w:lang w:val="zh_TW" w:bidi="zh_TW"/>
         </w:rPr>
         <w:t>），第二枝號則帶來一支龐大的軍隊，他們騎著馬，馬有獅子的頭、像蛇一樣的尾巴（</w:t>
       </w:r>
-      <w:hyperlink r:id="rId118">
-        <w:r>
-          <w:rPr>
-            <w:lang w:val="zh_TW" w:bidi="zh_TW"/>
-          </w:rPr>
-          <w:rPr>
-            <w:color w:val="0000EE"/>
-            <w:u w:val="single"/>
-          </w:rPr>
-          <w:t>13–19節</w:t>
-        </w:r>
-      </w:hyperlink>
+      <w:r>
+        <w:rPr>
+          <w:lang w:val="zh_TW" w:bidi="zh_TW"/>
+        </w:rPr>
+        <w:t>13–19節</w:t>
+      </w:r>
       <w:r>
         <w:rPr>
           <w:lang w:val="zh_TW" w:bidi="zh_TW"/>
@@ -5200,18 +4324,12 @@
         </w:rPr>
         <w:t>應被視為惡魔的群體（參</w:t>
       </w:r>
-      <w:hyperlink r:id="rId119">
-        <w:r>
-          <w:rPr>
-            <w:lang w:val="zh_TW" w:bidi="zh_TW"/>
-          </w:rPr>
-          <w:rPr>
-            <w:color w:val="0000EE"/>
-            <w:u w:val="single"/>
-          </w:rPr>
-          <w:t>1、11節</w:t>
-        </w:r>
-      </w:hyperlink>
+      <w:r>
+        <w:rPr>
+          <w:lang w:val="zh_TW" w:bidi="zh_TW"/>
+        </w:rPr>
+        <w:t>1、11節</w:t>
+      </w:r>
       <w:r>
         <w:rPr>
           <w:lang w:val="zh_TW" w:bidi="zh_TW"/>
@@ -5232,18 +4350,12 @@
         </w:rPr>
         <w:t>第二插曲：小書卷和兩位見證人（</w:t>
       </w:r>
-      <w:hyperlink r:id="rId110">
-        <w:r>
-          <w:rPr>
-            <w:lang w:val="zh_TW" w:bidi="zh_TW"/>
-          </w:rPr>
-          <w:rPr>
-            <w:color w:val="0000EE"/>
-            <w:u w:val="single"/>
-          </w:rPr>
-          <w:t>10:1–11:14</w:t>
-        </w:r>
-      </w:hyperlink>
+      <w:r>
+        <w:rPr>
+          <w:lang w:val="zh_TW" w:bidi="zh_TW"/>
+        </w:rPr>
+        <w:t>10:1–11:14</w:t>
+      </w:r>
       <w:r>
         <w:rPr>
           <w:lang w:val="zh_TW" w:bidi="zh_TW"/>
@@ -5264,18 +4376,12 @@
         </w:rPr>
         <w:t>第</w:t>
       </w:r>
-      <w:hyperlink r:id="rId120">
-        <w:r>
-          <w:rPr>
-            <w:lang w:val="zh_TW" w:bidi="zh_TW"/>
-          </w:rPr>
-          <w:rPr>
-            <w:color w:val="0000EE"/>
-            <w:u w:val="single"/>
-          </w:rPr>
-          <w:t>十</w:t>
-        </w:r>
-      </w:hyperlink>
+      <w:r>
+        <w:rPr>
+          <w:lang w:val="zh_TW" w:bidi="zh_TW"/>
+        </w:rPr>
+        <w:t>十</w:t>
+      </w:r>
       <w:r>
         <w:rPr>
           <w:lang w:val="zh_TW" w:bidi="zh_TW"/>
@@ -5294,18 +4400,12 @@
         </w:rPr>
         <w:t>，正如第</w:t>
       </w:r>
-      <w:hyperlink r:id="rId121">
-        <w:r>
-          <w:rPr>
-            <w:lang w:val="zh_TW" w:bidi="zh_TW"/>
-          </w:rPr>
-          <w:rPr>
-            <w:color w:val="0000EE"/>
-            <w:u w:val="single"/>
-          </w:rPr>
-          <w:t>11</w:t>
-        </w:r>
-      </w:hyperlink>
+      <w:r>
+        <w:rPr>
+          <w:lang w:val="zh_TW" w:bidi="zh_TW"/>
+        </w:rPr>
+        <w:t>11</w:t>
+      </w:r>
       <w:r>
         <w:rPr>
           <w:lang w:val="zh_TW" w:bidi="zh_TW"/>
@@ -5324,54 +4424,36 @@
         </w:rPr>
         <w:t>」更具體地說，小書卷的內容可能包括第</w:t>
       </w:r>
-      <w:hyperlink r:id="rId44">
-        <w:r>
-          <w:rPr>
-            <w:lang w:val="zh_TW" w:bidi="zh_TW"/>
-          </w:rPr>
-          <w:rPr>
-            <w:color w:val="0000EE"/>
-            <w:u w:val="single"/>
-          </w:rPr>
-          <w:t>十一</w:t>
-        </w:r>
-      </w:hyperlink>
+      <w:r>
+        <w:rPr>
+          <w:lang w:val="zh_TW" w:bidi="zh_TW"/>
+        </w:rPr>
+        <w:t>十一</w:t>
+      </w:r>
       <w:r>
         <w:rPr>
           <w:lang w:val="zh_TW" w:bidi="zh_TW"/>
         </w:rPr>
         <w:t>、</w:t>
       </w:r>
-      <w:hyperlink r:id="rId122">
-        <w:r>
-          <w:rPr>
-            <w:lang w:val="zh_TW" w:bidi="zh_TW"/>
-          </w:rPr>
-          <w:rPr>
-            <w:color w:val="0000EE"/>
-            <w:u w:val="single"/>
-          </w:rPr>
-          <w:t>十二</w:t>
-        </w:r>
-      </w:hyperlink>
+      <w:r>
+        <w:rPr>
+          <w:lang w:val="zh_TW" w:bidi="zh_TW"/>
+        </w:rPr>
+        <w:t>十二</w:t>
+      </w:r>
       <w:r>
         <w:rPr>
           <w:lang w:val="zh_TW" w:bidi="zh_TW"/>
         </w:rPr>
         <w:t>和</w:t>
       </w:r>
-      <w:hyperlink r:id="rId43">
-        <w:r>
-          <w:rPr>
-            <w:lang w:val="zh_TW" w:bidi="zh_TW"/>
-          </w:rPr>
-          <w:rPr>
-            <w:color w:val="0000EE"/>
-            <w:u w:val="single"/>
-          </w:rPr>
-          <w:t>十三</w:t>
-        </w:r>
-      </w:hyperlink>
+      <w:r>
+        <w:rPr>
+          <w:lang w:val="zh_TW" w:bidi="zh_TW"/>
+        </w:rPr>
+        <w:t>十三</w:t>
+      </w:r>
       <w:r>
         <w:rPr>
           <w:lang w:val="zh_TW" w:bidi="zh_TW"/>
@@ -5392,18 +4474,12 @@
         </w:rPr>
         <w:t>第</w:t>
       </w:r>
-      <w:hyperlink r:id="rId44">
-        <w:r>
-          <w:rPr>
-            <w:lang w:val="zh_TW" w:bidi="zh_TW"/>
-          </w:rPr>
-          <w:rPr>
-            <w:color w:val="0000EE"/>
-            <w:u w:val="single"/>
-          </w:rPr>
-          <w:t>十一</w:t>
-        </w:r>
-      </w:hyperlink>
+      <w:r>
+        <w:rPr>
+          <w:lang w:val="zh_TW" w:bidi="zh_TW"/>
+        </w:rPr>
+        <w:t>十一</w:t>
+      </w:r>
       <w:r>
         <w:rPr>
           <w:lang w:val="zh_TW" w:bidi="zh_TW"/>
@@ -5452,18 +4528,12 @@
         </w:rPr>
         <w:t>以及對聖城被踐踏42個月的描述（</w:t>
       </w:r>
-      <w:hyperlink r:id="rId123">
-        <w:r>
-          <w:rPr>
-            <w:lang w:val="zh_TW" w:bidi="zh_TW"/>
-          </w:rPr>
-          <w:rPr>
-            <w:color w:val="0000EE"/>
-            <w:u w:val="single"/>
-          </w:rPr>
-          <w:t>11:1–2</w:t>
-        </w:r>
-      </w:hyperlink>
+      <w:r>
+        <w:rPr>
+          <w:lang w:val="zh_TW" w:bidi="zh_TW"/>
+        </w:rPr>
+        <w:t>11:1–2</w:t>
+      </w:r>
       <w:r>
         <w:rPr>
           <w:lang w:val="zh_TW" w:bidi="zh_TW"/>
@@ -5482,18 +4552,12 @@
         </w:rPr>
         <w:t>（</w:t>
       </w:r>
-      <w:hyperlink r:id="rId124">
-        <w:r>
-          <w:rPr>
-            <w:lang w:val="zh_TW" w:bidi="zh_TW"/>
-          </w:rPr>
-          <w:rPr>
-            <w:color w:val="0000EE"/>
-            <w:u w:val="single"/>
-          </w:rPr>
-          <w:t>3–13</w:t>
-        </w:r>
-      </w:hyperlink>
+      <w:r>
+        <w:rPr>
+          <w:lang w:val="zh_TW" w:bidi="zh_TW"/>
+        </w:rPr>
+        <w:t>3–13</w:t>
+      </w:r>
       <w:r>
         <w:rPr>
           <w:lang w:val="zh_TW" w:bidi="zh_TW"/>
@@ -5523,18 +4587,12 @@
         </w:rPr>
         <w:t>第七號（</w:t>
       </w:r>
-      <w:hyperlink r:id="rId125">
-        <w:r>
-          <w:rPr>
-            <w:lang w:val="zh_TW" w:bidi="zh_TW"/>
-          </w:rPr>
-          <w:rPr>
-            <w:color w:val="0000EE"/>
-            <w:u w:val="single"/>
-          </w:rPr>
-          <w:t>11:15–14:20</w:t>
-        </w:r>
-      </w:hyperlink>
+      <w:r>
+        <w:rPr>
+          <w:lang w:val="zh_TW" w:bidi="zh_TW"/>
+        </w:rPr>
+        <w:t>11:15–14:20</w:t>
+      </w:r>
       <w:r>
         <w:rPr>
           <w:lang w:val="zh_TW" w:bidi="zh_TW"/>
@@ -5615,18 +4673,12 @@
         </w:rPr>
         <w:t>（</w:t>
       </w:r>
-      <w:hyperlink r:id="rId126">
-        <w:r>
-          <w:rPr>
-            <w:lang w:val="zh_TW" w:bidi="zh_TW"/>
-          </w:rPr>
-          <w:rPr>
-            <w:color w:val="0000EE"/>
-            <w:u w:val="single"/>
-          </w:rPr>
-          <w:t>19:11–21</w:t>
-        </w:r>
-      </w:hyperlink>
+      <w:r>
+        <w:rPr>
+          <w:lang w:val="zh_TW" w:bidi="zh_TW"/>
+        </w:rPr>
+        <w:t>19:11–21</w:t>
+      </w:r>
       <w:r>
         <w:rPr>
           <w:lang w:val="zh_TW" w:bidi="zh_TW"/>
@@ -5647,18 +4699,12 @@
         </w:rPr>
         <w:t>婦人與龍（</w:t>
       </w:r>
-      <w:hyperlink r:id="rId127">
-        <w:r>
-          <w:rPr>
-            <w:lang w:val="zh_TW" w:bidi="zh_TW"/>
-          </w:rPr>
-          <w:rPr>
-            <w:color w:val="0000EE"/>
-            <w:u w:val="single"/>
-          </w:rPr>
-          <w:t>12:1–17</w:t>
-        </w:r>
-      </w:hyperlink>
+      <w:r>
+        <w:rPr>
+          <w:lang w:val="zh_TW" w:bidi="zh_TW"/>
+        </w:rPr>
+        <w:t>12:1–17</w:t>
+      </w:r>
       <w:r>
         <w:rPr>
           <w:lang w:val="zh_TW" w:bidi="zh_TW"/>
@@ -5715,18 +4761,12 @@
         </w:rPr>
         <w:t>孩子的誕生（</w:t>
       </w:r>
-      <w:hyperlink r:id="rId128">
-        <w:r>
-          <w:rPr>
-            <w:lang w:val="zh_TW" w:bidi="zh_TW"/>
-          </w:rPr>
-          <w:rPr>
-            <w:color w:val="0000EE"/>
-            <w:u w:val="single"/>
-          </w:rPr>
-          <w:t>1–6</w:t>
-        </w:r>
-      </w:hyperlink>
+      <w:r>
+        <w:rPr>
+          <w:lang w:val="zh_TW" w:bidi="zh_TW"/>
+        </w:rPr>
+        <w:t>1–6</w:t>
+      </w:r>
       <w:r>
         <w:rPr>
           <w:lang w:val="zh_TW" w:bidi="zh_TW"/>
@@ -5751,18 +4791,12 @@
         </w:rPr>
         <w:t>龍被摔在天上之外（</w:t>
       </w:r>
-      <w:hyperlink r:id="rId129">
-        <w:r>
-          <w:rPr>
-            <w:lang w:val="zh_TW" w:bidi="zh_TW"/>
-          </w:rPr>
-          <w:rPr>
-            <w:color w:val="0000EE"/>
-            <w:u w:val="single"/>
-          </w:rPr>
-          <w:t>7–12</w:t>
-        </w:r>
-      </w:hyperlink>
+      <w:r>
+        <w:rPr>
+          <w:lang w:val="zh_TW" w:bidi="zh_TW"/>
+        </w:rPr>
+        <w:t>7–12</w:t>
+      </w:r>
       <w:r>
         <w:rPr>
           <w:lang w:val="zh_TW" w:bidi="zh_TW"/>
@@ -5787,18 +4821,12 @@
         </w:rPr>
         <w:t>龍攻擊婦人及她其餘的兒女（</w:t>
       </w:r>
-      <w:hyperlink r:id="rId130">
-        <w:r>
-          <w:rPr>
-            <w:lang w:val="zh_TW" w:bidi="zh_TW"/>
-          </w:rPr>
-          <w:rPr>
-            <w:color w:val="0000EE"/>
-            <w:u w:val="single"/>
-          </w:rPr>
-          <w:t>13–17</w:t>
-        </w:r>
-      </w:hyperlink>
+      <w:r>
+        <w:rPr>
+          <w:lang w:val="zh_TW" w:bidi="zh_TW"/>
+        </w:rPr>
+        <w:t>13–17</w:t>
+      </w:r>
       <w:r>
         <w:rPr>
           <w:lang w:val="zh_TW" w:bidi="zh_TW"/>
@@ -5833,72 +4861,48 @@
         </w:rPr>
         <w:t>婦人被描寫為正在生產中，而陣痛則象徵著神的子民在彌賽亞與新時代來臨之前所經歷的掙扎與痛苦（</w:t>
       </w:r>
-      <w:hyperlink r:id="rId131">
-        <w:r>
-          <w:rPr>
-            <w:lang w:val="zh_TW" w:bidi="zh_TW"/>
-          </w:rPr>
-          <w:rPr>
-            <w:color w:val="0000EE"/>
-            <w:u w:val="single"/>
-          </w:rPr>
-          <w:t>賽26:17</w:t>
-        </w:r>
-      </w:hyperlink>
+      <w:r>
+        <w:rPr>
+          <w:lang w:val="zh_TW" w:bidi="zh_TW"/>
+        </w:rPr>
+        <w:t>賽26:17</w:t>
+      </w:r>
       <w:r>
         <w:rPr>
           <w:lang w:val="zh_TW" w:bidi="zh_TW"/>
         </w:rPr>
         <w:t>，</w:t>
       </w:r>
-      <w:hyperlink r:id="rId132">
-        <w:r>
-          <w:rPr>
-            <w:lang w:val="zh_TW" w:bidi="zh_TW"/>
-          </w:rPr>
-          <w:rPr>
-            <w:color w:val="0000EE"/>
-            <w:u w:val="single"/>
-          </w:rPr>
-          <w:t>66:7–8</w:t>
-        </w:r>
-      </w:hyperlink>
+      <w:r>
+        <w:rPr>
+          <w:lang w:val="zh_TW" w:bidi="zh_TW"/>
+        </w:rPr>
+        <w:t>66:7–8</w:t>
+      </w:r>
       <w:r>
         <w:rPr>
           <w:lang w:val="zh_TW" w:bidi="zh_TW"/>
         </w:rPr>
         <w:t>；</w:t>
       </w:r>
-      <w:hyperlink r:id="rId133">
-        <w:r>
-          <w:rPr>
-            <w:lang w:val="zh_TW" w:bidi="zh_TW"/>
-          </w:rPr>
-          <w:rPr>
-            <w:color w:val="0000EE"/>
-            <w:u w:val="single"/>
-          </w:rPr>
-          <w:t>彌4:10</w:t>
-        </w:r>
-      </w:hyperlink>
+      <w:r>
+        <w:rPr>
+          <w:lang w:val="zh_TW" w:bidi="zh_TW"/>
+        </w:rPr>
+        <w:t>彌4:10</w:t>
+      </w:r>
       <w:r>
         <w:rPr>
           <w:lang w:val="zh_TW" w:bidi="zh_TW"/>
         </w:rPr>
         <w:t>，</w:t>
       </w:r>
-      <w:hyperlink r:id="rId134">
-        <w:r>
-          <w:rPr>
-            <w:lang w:val="zh_TW" w:bidi="zh_TW"/>
-          </w:rPr>
-          <w:rPr>
-            <w:color w:val="0000EE"/>
-            <w:u w:val="single"/>
-          </w:rPr>
-          <w:t>5:3</w:t>
-        </w:r>
-      </w:hyperlink>
+      <w:r>
+        <w:rPr>
+          <w:lang w:val="zh_TW" w:bidi="zh_TW"/>
+        </w:rPr>
+        <w:t>5:3</w:t>
+      </w:r>
       <w:r>
         <w:rPr>
           <w:lang w:val="zh_TW" w:bidi="zh_TW"/>
@@ -5919,18 +4923,12 @@
         </w:rPr>
         <w:t>兩個獸（</w:t>
       </w:r>
-      <w:hyperlink r:id="rId43">
-        <w:r>
-          <w:rPr>
-            <w:lang w:val="zh_TW" w:bidi="zh_TW"/>
-          </w:rPr>
-          <w:rPr>
-            <w:color w:val="0000EE"/>
-            <w:u w:val="single"/>
-          </w:rPr>
-          <w:t>13:1–18</w:t>
-        </w:r>
-      </w:hyperlink>
+      <w:r>
+        <w:rPr>
+          <w:lang w:val="zh_TW" w:bidi="zh_TW"/>
+        </w:rPr>
+        <w:t>13:1–18</w:t>
+      </w:r>
       <w:r>
         <w:rPr>
           <w:lang w:val="zh_TW" w:bidi="zh_TW"/>
@@ -5957,18 +4955,12 @@
         </w:rPr>
         <w:t>第</w:t>
       </w:r>
-      <w:hyperlink r:id="rId122">
-        <w:r>
-          <w:rPr>
-            <w:lang w:val="zh_TW" w:bidi="zh_TW"/>
-          </w:rPr>
-          <w:rPr>
-            <w:color w:val="0000EE"/>
-            <w:u w:val="single"/>
-          </w:rPr>
-          <w:t>十二</w:t>
-        </w:r>
-      </w:hyperlink>
+      <w:r>
+        <w:rPr>
+          <w:lang w:val="zh_TW" w:bidi="zh_TW"/>
+        </w:rPr>
+        <w:t>十二</w:t>
+      </w:r>
       <w:r>
         <w:rPr>
           <w:lang w:val="zh_TW" w:bidi="zh_TW"/>
@@ -5987,18 +4979,12 @@
         </w:rPr>
         <w:t>第</w:t>
       </w:r>
-      <w:hyperlink r:id="rId43">
-        <w:r>
-          <w:rPr>
-            <w:lang w:val="zh_TW" w:bidi="zh_TW"/>
-          </w:rPr>
-          <w:rPr>
-            <w:color w:val="0000EE"/>
-            <w:u w:val="single"/>
-          </w:rPr>
-          <w:t>十三</w:t>
-        </w:r>
-      </w:hyperlink>
+      <w:r>
+        <w:rPr>
+          <w:lang w:val="zh_TW" w:bidi="zh_TW"/>
+        </w:rPr>
+        <w:t>十三</w:t>
+      </w:r>
       <w:r>
         <w:rPr>
           <w:lang w:val="zh_TW" w:bidi="zh_TW"/>
@@ -6041,18 +5027,12 @@
         </w:rPr>
         <w:t>（</w:t>
       </w:r>
-      <w:hyperlink r:id="rId135">
-        <w:r>
-          <w:rPr>
-            <w:lang w:val="zh_TW" w:bidi="zh_TW"/>
-          </w:rPr>
-          <w:rPr>
-            <w:color w:val="0000EE"/>
-            <w:u w:val="single"/>
-          </w:rPr>
-          <w:t>12:17</w:t>
-        </w:r>
-      </w:hyperlink>
+      <w:r>
+        <w:rPr>
+          <w:lang w:val="zh_TW" w:bidi="zh_TW"/>
+        </w:rPr>
+        <w:t>12:17</w:t>
+      </w:r>
       <w:r>
         <w:rPr>
           <w:lang w:val="zh_TW" w:bidi="zh_TW"/>
@@ -6133,36 +5113,24 @@
         </w:rPr>
         <w:t>（參</w:t>
       </w:r>
-      <w:hyperlink r:id="rId136">
-        <w:r>
-          <w:rPr>
-            <w:lang w:val="zh_TW" w:bidi="zh_TW"/>
-          </w:rPr>
-          <w:rPr>
-            <w:color w:val="0000EE"/>
-            <w:u w:val="single"/>
-          </w:rPr>
-          <w:t>13:11</w:t>
-        </w:r>
-      </w:hyperlink>
+      <w:r>
+        <w:rPr>
+          <w:lang w:val="zh_TW" w:bidi="zh_TW"/>
+        </w:rPr>
+        <w:t>13:11</w:t>
+      </w:r>
       <w:r>
         <w:rPr>
           <w:lang w:val="zh_TW" w:bidi="zh_TW"/>
         </w:rPr>
         <w:t>，</w:t>
       </w:r>
-      <w:hyperlink r:id="rId137">
-        <w:r>
-          <w:rPr>
-            <w:lang w:val="zh_TW" w:bidi="zh_TW"/>
-          </w:rPr>
-          <w:rPr>
-            <w:color w:val="0000EE"/>
-            <w:u w:val="single"/>
-          </w:rPr>
-          <w:t>14:1</w:t>
-        </w:r>
-      </w:hyperlink>
+      <w:r>
+        <w:rPr>
+          <w:lang w:val="zh_TW" w:bidi="zh_TW"/>
+        </w:rPr>
+        <w:t>14:1</w:t>
+      </w:r>
       <w:r>
         <w:rPr>
           <w:lang w:val="zh_TW" w:bidi="zh_TW"/>
@@ -6195,18 +5163,12 @@
         </w:rPr>
         <w:t>（</w:t>
       </w:r>
-      <w:hyperlink r:id="rId138">
-        <w:r>
-          <w:rPr>
-            <w:lang w:val="zh_TW" w:bidi="zh_TW"/>
-          </w:rPr>
-          <w:rPr>
-            <w:color w:val="0000EE"/>
-            <w:u w:val="single"/>
-          </w:rPr>
-          <w:t>14:1–20</w:t>
-        </w:r>
-      </w:hyperlink>
+      <w:r>
+        <w:rPr>
+          <w:lang w:val="zh_TW" w:bidi="zh_TW"/>
+        </w:rPr>
+        <w:t>14:1–20</w:t>
+      </w:r>
       <w:r>
         <w:rPr>
           <w:lang w:val="zh_TW" w:bidi="zh_TW"/>
@@ -6251,18 +5213,12 @@
         </w:rPr>
         <w:t>並非毫無意義。在第</w:t>
       </w:r>
-      <w:hyperlink r:id="rId102">
-        <w:r>
-          <w:rPr>
-            <w:lang w:val="zh_TW" w:bidi="zh_TW"/>
-          </w:rPr>
-          <w:rPr>
-            <w:color w:val="0000EE"/>
-            <w:u w:val="single"/>
-          </w:rPr>
-          <w:t>七</w:t>
-        </w:r>
-      </w:hyperlink>
+      <w:r>
+        <w:rPr>
+          <w:lang w:val="zh_TW" w:bidi="zh_TW"/>
+        </w:rPr>
+        <w:t>七</w:t>
+      </w:r>
       <w:r>
         <w:rPr>
           <w:lang w:val="zh_TW" w:bidi="zh_TW"/>
@@ -6319,18 +5275,12 @@
         </w:rPr>
         <w:t>第</w:t>
       </w:r>
-      <w:hyperlink r:id="rId138">
-        <w:r>
-          <w:rPr>
-            <w:lang w:val="zh_TW" w:bidi="zh_TW"/>
-          </w:rPr>
-          <w:rPr>
-            <w:color w:val="0000EE"/>
-            <w:u w:val="single"/>
-          </w:rPr>
-          <w:t>14</w:t>
-        </w:r>
-      </w:hyperlink>
+      <w:r>
+        <w:rPr>
+          <w:lang w:val="zh_TW" w:bidi="zh_TW"/>
+        </w:rPr>
+        <w:t>14</w:t>
+      </w:r>
       <w:r>
         <w:rPr>
           <w:lang w:val="zh_TW" w:bidi="zh_TW"/>
@@ -6349,18 +5299,12 @@
         </w:rPr>
         <w:t>的問題：那些拒絕接受獸印並被殺的人會怎樣（</w:t>
       </w:r>
-      <w:hyperlink r:id="rId139">
-        <w:r>
-          <w:rPr>
-            <w:lang w:val="zh_TW" w:bidi="zh_TW"/>
-          </w:rPr>
-          <w:rPr>
-            <w:color w:val="0000EE"/>
-            <w:u w:val="single"/>
-          </w:rPr>
-          <w:t>1–5</w:t>
-        </w:r>
-      </w:hyperlink>
+      <w:r>
+        <w:rPr>
+          <w:lang w:val="zh_TW" w:bidi="zh_TW"/>
+        </w:rPr>
+        <w:t>1–5</w:t>
+      </w:r>
       <w:r>
         <w:rPr>
           <w:lang w:val="zh_TW" w:bidi="zh_TW"/>
@@ -6379,18 +5323,12 @@
         </w:rPr>
         <w:t>（</w:t>
       </w:r>
-      <w:hyperlink r:id="rId140">
-        <w:r>
-          <w:rPr>
-            <w:lang w:val="zh_TW" w:bidi="zh_TW"/>
-          </w:rPr>
-          <w:rPr>
-            <w:color w:val="0000EE"/>
-            <w:u w:val="single"/>
-          </w:rPr>
-          <w:t>6–20</w:t>
-        </w:r>
-      </w:hyperlink>
+      <w:r>
+        <w:rPr>
+          <w:lang w:val="zh_TW" w:bidi="zh_TW"/>
+        </w:rPr>
+        <w:t>6–20</w:t>
+      </w:r>
       <w:r>
         <w:rPr>
           <w:lang w:val="zh_TW" w:bidi="zh_TW"/>
@@ -6408,18 +5346,12 @@
         </w:rPr>
         <w:t>七碗（</w:t>
       </w:r>
-      <w:hyperlink r:id="rId141">
-        <w:r>
-          <w:rPr>
-            <w:lang w:val="zh_TW" w:bidi="zh_TW"/>
-          </w:rPr>
-          <w:rPr>
-            <w:color w:val="0000EE"/>
-            <w:u w:val="single"/>
-          </w:rPr>
-          <w:t>15:1–19:10</w:t>
-        </w:r>
-      </w:hyperlink>
+      <w:r>
+        <w:rPr>
+          <w:lang w:val="zh_TW" w:bidi="zh_TW"/>
+        </w:rPr>
+        <w:t>15:1–19:10</w:t>
+      </w:r>
       <w:r>
         <w:rPr>
           <w:lang w:val="zh_TW" w:bidi="zh_TW"/>
@@ -6452,18 +5384,12 @@
         </w:rPr>
         <w:t>」，在</w:t>
       </w:r>
-      <w:hyperlink r:id="rId116">
-        <w:r>
-          <w:rPr>
-            <w:lang w:val="zh_TW" w:bidi="zh_TW"/>
-          </w:rPr>
-          <w:rPr>
-            <w:color w:val="0000EE"/>
-            <w:u w:val="single"/>
-          </w:rPr>
-          <w:t>十一章14節</w:t>
-        </w:r>
-      </w:hyperlink>
+      <w:r>
+        <w:rPr>
+          <w:lang w:val="zh_TW" w:bidi="zh_TW"/>
+        </w:rPr>
+        <w:t>十一章14節</w:t>
+      </w:r>
       <w:r>
         <w:rPr>
           <w:lang w:val="zh_TW" w:bidi="zh_TW"/>
@@ -6506,18 +5432,12 @@
         </w:rPr>
         <w:t>」（</w:t>
       </w:r>
-      <w:hyperlink r:id="rId142">
-        <w:r>
-          <w:rPr>
-            <w:lang w:val="zh_TW" w:bidi="zh_TW"/>
-          </w:rPr>
-          <w:rPr>
-            <w:color w:val="0000EE"/>
-            <w:u w:val="single"/>
-          </w:rPr>
-          <w:t>太24:29</w:t>
-        </w:r>
-      </w:hyperlink>
+      <w:r>
+        <w:rPr>
+          <w:lang w:val="zh_TW" w:bidi="zh_TW"/>
+        </w:rPr>
+        <w:t>太24:29</w:t>
+      </w:r>
       <w:r>
         <w:rPr>
           <w:lang w:val="zh_TW" w:bidi="zh_TW"/>
@@ -6547,18 +5467,12 @@
         </w:rPr>
         <w:t>（</w:t>
       </w:r>
-      <w:hyperlink r:id="rId143">
-        <w:r>
-          <w:rPr>
-            <w:lang w:val="zh_TW" w:bidi="zh_TW"/>
-          </w:rPr>
-          <w:rPr>
-            <w:color w:val="0000EE"/>
-            <w:u w:val="single"/>
-          </w:rPr>
-          <w:t>15:1–8</w:t>
-        </w:r>
-      </w:hyperlink>
+      <w:r>
+        <w:rPr>
+          <w:lang w:val="zh_TW" w:bidi="zh_TW"/>
+        </w:rPr>
+        <w:t>15:1–8</w:t>
+      </w:r>
       <w:r>
         <w:rPr>
           <w:lang w:val="zh_TW" w:bidi="zh_TW"/>
@@ -6579,54 +5493,36 @@
         </w:rPr>
         <w:t>第</w:t>
       </w:r>
-      <w:hyperlink r:id="rId143">
-        <w:r>
-          <w:rPr>
-            <w:lang w:val="zh_TW" w:bidi="zh_TW"/>
-          </w:rPr>
-          <w:rPr>
-            <w:color w:val="0000EE"/>
-            <w:u w:val="single"/>
-          </w:rPr>
-          <w:t>15</w:t>
-        </w:r>
-      </w:hyperlink>
+      <w:r>
+        <w:rPr>
+          <w:lang w:val="zh_TW" w:bidi="zh_TW"/>
+        </w:rPr>
+        <w:t>15</w:t>
+      </w:r>
       <w:r>
         <w:rPr>
           <w:lang w:val="zh_TW" w:bidi="zh_TW"/>
         </w:rPr>
         <w:t>章與舊約中出埃及的記載有關，並強烈暗示了古代猶太會堂的禮儀傳統。本章有兩個主要的異象：第一個描繪了從大災難中的得勝者（</w:t>
       </w:r>
-      <w:hyperlink r:id="rId144">
-        <w:r>
-          <w:rPr>
-            <w:lang w:val="zh_TW" w:bidi="zh_TW"/>
-          </w:rPr>
-          <w:rPr>
-            <w:color w:val="0000EE"/>
-            <w:u w:val="single"/>
-          </w:rPr>
-          <w:t>2–4</w:t>
-        </w:r>
-      </w:hyperlink>
+      <w:r>
+        <w:rPr>
+          <w:lang w:val="zh_TW" w:bidi="zh_TW"/>
+        </w:rPr>
+        <w:t>2–4</w:t>
+      </w:r>
       <w:r>
         <w:rPr>
           <w:lang w:val="zh_TW" w:bidi="zh_TW"/>
         </w:rPr>
         <w:t>節）；第二個描述了從天上聖殿出現，七位穿著白色和金色衣服的天使，他們持有最後災難的七個碗（</w:t>
       </w:r>
-      <w:hyperlink r:id="rId145">
-        <w:r>
-          <w:rPr>
-            <w:lang w:val="zh_TW" w:bidi="zh_TW"/>
-          </w:rPr>
-          <w:rPr>
-            <w:color w:val="0000EE"/>
-            <w:u w:val="single"/>
-          </w:rPr>
-          <w:t>5–8</w:t>
-        </w:r>
-      </w:hyperlink>
+      <w:r>
+        <w:rPr>
+          <w:lang w:val="zh_TW" w:bidi="zh_TW"/>
+        </w:rPr>
+        <w:t>5–8</w:t>
+      </w:r>
       <w:r>
         <w:rPr>
           <w:lang w:val="zh_TW" w:bidi="zh_TW"/>
@@ -6647,18 +5543,12 @@
         </w:rPr>
         <w:t>碗的審判傾倒在地上（</w:t>
       </w:r>
-      <w:hyperlink r:id="rId113">
-        <w:r>
-          <w:rPr>
-            <w:lang w:val="zh_TW" w:bidi="zh_TW"/>
-          </w:rPr>
-          <w:rPr>
-            <w:color w:val="0000EE"/>
-            <w:u w:val="single"/>
-          </w:rPr>
-          <w:t>16:1–21</w:t>
-        </w:r>
-      </w:hyperlink>
+      <w:r>
+        <w:rPr>
+          <w:lang w:val="zh_TW" w:bidi="zh_TW"/>
+        </w:rPr>
+        <w:t>16:1–21</w:t>
+      </w:r>
       <w:r>
         <w:rPr>
           <w:lang w:val="zh_TW" w:bidi="zh_TW"/>
@@ -6697,18 +5587,12 @@
         </w:rPr>
         <w:t>（</w:t>
       </w:r>
-      <w:hyperlink r:id="rId146">
-        <w:r>
-          <w:rPr>
-            <w:lang w:val="zh_TW" w:bidi="zh_TW"/>
-          </w:rPr>
-          <w:rPr>
-            <w:color w:val="0000EE"/>
-            <w:u w:val="single"/>
-          </w:rPr>
-          <w:t>5–7</w:t>
-        </w:r>
-      </w:hyperlink>
+      <w:r>
+        <w:rPr>
+          <w:lang w:val="zh_TW" w:bidi="zh_TW"/>
+        </w:rPr>
+        <w:t>5–7</w:t>
+      </w:r>
       <w:r>
         <w:rPr>
           <w:lang w:val="zh_TW" w:bidi="zh_TW"/>
@@ -6747,18 +5631,12 @@
         </w:rPr>
         <w:t>與獸（</w:t>
       </w:r>
-      <w:hyperlink r:id="rId54">
-        <w:r>
-          <w:rPr>
-            <w:lang w:val="zh_TW" w:bidi="zh_TW"/>
-          </w:rPr>
-          <w:rPr>
-            <w:color w:val="0000EE"/>
-            <w:u w:val="single"/>
-          </w:rPr>
-          <w:t>17:1–18</w:t>
-        </w:r>
-      </w:hyperlink>
+      <w:r>
+        <w:rPr>
+          <w:lang w:val="zh_TW" w:bidi="zh_TW"/>
+        </w:rPr>
+        <w:t>17:1–18</w:t>
+      </w:r>
       <w:r>
         <w:rPr>
           <w:lang w:val="zh_TW" w:bidi="zh_TW"/>
@@ -6791,18 +5669,12 @@
         </w:rPr>
         <w:t>（參</w:t>
       </w:r>
-      <w:hyperlink r:id="rId147">
-        <w:r>
-          <w:rPr>
-            <w:lang w:val="zh_TW" w:bidi="zh_TW"/>
-          </w:rPr>
-          <w:rPr>
-            <w:color w:val="0000EE"/>
-            <w:u w:val="single"/>
-          </w:rPr>
-          <w:t>11:8</w:t>
-        </w:r>
-      </w:hyperlink>
+      <w:r>
+        <w:rPr>
+          <w:lang w:val="zh_TW" w:bidi="zh_TW"/>
+        </w:rPr>
+        <w:t>11:8</w:t>
+      </w:r>
       <w:r>
         <w:rPr>
           <w:lang w:val="zh_TW" w:bidi="zh_TW"/>
@@ -6841,18 +5713,12 @@
         </w:rPr>
         <w:t>的傾倒（</w:t>
       </w:r>
-      <w:hyperlink r:id="rId148">
-        <w:r>
-          <w:rPr>
-            <w:lang w:val="zh_TW" w:bidi="zh_TW"/>
-          </w:rPr>
-          <w:rPr>
-            <w:color w:val="0000EE"/>
-            <w:u w:val="single"/>
-          </w:rPr>
-          <w:t>18:1–24</w:t>
-        </w:r>
-      </w:hyperlink>
+      <w:r>
+        <w:rPr>
+          <w:lang w:val="zh_TW" w:bidi="zh_TW"/>
+        </w:rPr>
+        <w:t>18:1–24</w:t>
+      </w:r>
       <w:r>
         <w:rPr>
           <w:lang w:val="zh_TW" w:bidi="zh_TW"/>
@@ -6873,36 +5739,24 @@
         </w:rPr>
         <w:t>第</w:t>
       </w:r>
-      <w:hyperlink r:id="rId148">
-        <w:r>
-          <w:rPr>
-            <w:lang w:val="zh_TW" w:bidi="zh_TW"/>
-          </w:rPr>
-          <w:rPr>
-            <w:color w:val="0000EE"/>
-            <w:u w:val="single"/>
-          </w:rPr>
-          <w:t>18</w:t>
-        </w:r>
-      </w:hyperlink>
+      <w:r>
+        <w:rPr>
+          <w:lang w:val="zh_TW" w:bidi="zh_TW"/>
+        </w:rPr>
+        <w:t>18</w:t>
+      </w:r>
       <w:r>
         <w:rPr>
           <w:lang w:val="zh_TW" w:bidi="zh_TW"/>
         </w:rPr>
         <w:t>章說明了之前宣告，對大淫婦的審判（</w:t>
       </w:r>
-      <w:hyperlink r:id="rId149">
-        <w:r>
-          <w:rPr>
-            <w:lang w:val="zh_TW" w:bidi="zh_TW"/>
-          </w:rPr>
-          <w:rPr>
-            <w:color w:val="0000EE"/>
-            <w:u w:val="single"/>
-          </w:rPr>
-          <w:t>17:1</w:t>
-        </w:r>
-      </w:hyperlink>
+      <w:r>
+        <w:rPr>
+          <w:lang w:val="zh_TW" w:bidi="zh_TW"/>
+        </w:rPr>
+        <w:t>17:1</w:t>
+      </w:r>
       <w:r>
         <w:rPr>
           <w:lang w:val="zh_TW" w:bidi="zh_TW"/>
@@ -6923,18 +5777,12 @@
         </w:rPr>
         <w:t>為巴比倫毀滅的感恩（</w:t>
       </w:r>
-      <w:hyperlink r:id="rId150">
-        <w:r>
-          <w:rPr>
-            <w:lang w:val="zh_TW" w:bidi="zh_TW"/>
-          </w:rPr>
-          <w:rPr>
-            <w:color w:val="0000EE"/>
-            <w:u w:val="single"/>
-          </w:rPr>
-          <w:t>19:1–5</w:t>
-        </w:r>
-      </w:hyperlink>
+      <w:r>
+        <w:rPr>
+          <w:lang w:val="zh_TW" w:bidi="zh_TW"/>
+        </w:rPr>
+        <w:t>19:1–5</w:t>
+      </w:r>
       <w:r>
         <w:rPr>
           <w:lang w:val="zh_TW" w:bidi="zh_TW"/>
@@ -6987,18 +5835,12 @@
         </w:rPr>
         <w:t>羔羊的婚宴（</w:t>
       </w:r>
-      <w:hyperlink r:id="rId151">
-        <w:r>
-          <w:rPr>
-            <w:lang w:val="zh_TW" w:bidi="zh_TW"/>
-          </w:rPr>
-          <w:rPr>
-            <w:color w:val="0000EE"/>
-            <w:u w:val="single"/>
-          </w:rPr>
-          <w:t>19:6–10</w:t>
-        </w:r>
-      </w:hyperlink>
+      <w:r>
+        <w:rPr>
+          <w:lang w:val="zh_TW" w:bidi="zh_TW"/>
+        </w:rPr>
+        <w:t>19:6–10</w:t>
+      </w:r>
       <w:r>
         <w:rPr>
           <w:lang w:val="zh_TW" w:bidi="zh_TW"/>
@@ -7019,90 +5861,60 @@
         </w:rPr>
         <w:t>最後，讚美的尾聲在另一個群眾的回響聲中完成（</w:t>
       </w:r>
-      <w:hyperlink r:id="rId152">
-        <w:r>
-          <w:rPr>
-            <w:lang w:val="zh_TW" w:bidi="zh_TW"/>
-          </w:rPr>
-          <w:rPr>
-            <w:color w:val="0000EE"/>
-            <w:u w:val="single"/>
-          </w:rPr>
-          <w:t>6</w:t>
-        </w:r>
-      </w:hyperlink>
+      <w:r>
+        <w:rPr>
+          <w:lang w:val="zh_TW" w:bidi="zh_TW"/>
+        </w:rPr>
+        <w:t>6</w:t>
+      </w:r>
       <w:r>
         <w:rPr>
           <w:lang w:val="zh_TW" w:bidi="zh_TW"/>
         </w:rPr>
         <w:t>節）：被救贖的群眾（參</w:t>
       </w:r>
-      <w:hyperlink r:id="rId153">
-        <w:r>
-          <w:rPr>
-            <w:lang w:val="zh_TW" w:bidi="zh_TW"/>
-          </w:rPr>
-          <w:rPr>
-            <w:color w:val="0000EE"/>
-            <w:u w:val="single"/>
-          </w:rPr>
-          <w:t>7:9</w:t>
-        </w:r>
-      </w:hyperlink>
+      <w:r>
+        <w:rPr>
+          <w:lang w:val="zh_TW" w:bidi="zh_TW"/>
+        </w:rPr>
+        <w:t>7:9</w:t>
+      </w:r>
       <w:r>
         <w:rPr>
           <w:lang w:val="zh_TW" w:bidi="zh_TW"/>
         </w:rPr>
         <w:t>）。他們用讓人想起大君王，就是詩篇的話語，頌唱最後的讚美詩（</w:t>
       </w:r>
-      <w:hyperlink r:id="rId154">
-        <w:r>
-          <w:rPr>
-            <w:lang w:val="zh_TW" w:bidi="zh_TW"/>
-          </w:rPr>
-          <w:rPr>
-            <w:color w:val="0000EE"/>
-            <w:u w:val="single"/>
-          </w:rPr>
-          <w:t>詩93:1</w:t>
-        </w:r>
-      </w:hyperlink>
+      <w:r>
+        <w:rPr>
+          <w:lang w:val="zh_TW" w:bidi="zh_TW"/>
+        </w:rPr>
+        <w:t>詩93:1</w:t>
+      </w:r>
       <w:r>
         <w:rPr>
           <w:lang w:val="zh_TW" w:bidi="zh_TW"/>
         </w:rPr>
         <w:t>，</w:t>
       </w:r>
-      <w:hyperlink r:id="rId155">
-        <w:r>
-          <w:rPr>
-            <w:lang w:val="zh_TW" w:bidi="zh_TW"/>
-          </w:rPr>
-          <w:rPr>
-            <w:color w:val="0000EE"/>
-            <w:u w:val="single"/>
-          </w:rPr>
-          <w:t>97:1</w:t>
-        </w:r>
-      </w:hyperlink>
+      <w:r>
+        <w:rPr>
+          <w:lang w:val="zh_TW" w:bidi="zh_TW"/>
+        </w:rPr>
+        <w:t>97:1</w:t>
+      </w:r>
       <w:r>
         <w:rPr>
           <w:lang w:val="zh_TW" w:bidi="zh_TW"/>
         </w:rPr>
         <w:t>，</w:t>
       </w:r>
-      <w:hyperlink r:id="rId156">
-        <w:r>
-          <w:rPr>
-            <w:lang w:val="zh_TW" w:bidi="zh_TW"/>
-          </w:rPr>
-          <w:rPr>
-            <w:color w:val="0000EE"/>
-            <w:u w:val="single"/>
-          </w:rPr>
-          <w:t>99:1</w:t>
-        </w:r>
-      </w:hyperlink>
+      <w:r>
+        <w:rPr>
+          <w:lang w:val="zh_TW" w:bidi="zh_TW"/>
+        </w:rPr>
+        <w:t>99:1</w:t>
+      </w:r>
       <w:r>
         <w:rPr>
           <w:lang w:val="zh_TW" w:bidi="zh_TW"/>
@@ -7120,18 +5932,12 @@
         </w:rPr>
         <w:t>基督再來的異象與時代的終結（</w:t>
       </w:r>
-      <w:hyperlink r:id="rId64">
-        <w:r>
-          <w:rPr>
-            <w:lang w:val="zh_TW" w:bidi="zh_TW"/>
-          </w:rPr>
-          <w:rPr>
-            <w:color w:val="0000EE"/>
-            <w:u w:val="single"/>
-          </w:rPr>
-          <w:t>19:11–20:15</w:t>
-        </w:r>
-      </w:hyperlink>
+      <w:r>
+        <w:rPr>
+          <w:lang w:val="zh_TW" w:bidi="zh_TW"/>
+        </w:rPr>
+        <w:t>19:11–20:15</w:t>
+      </w:r>
       <w:r>
         <w:rPr>
           <w:lang w:val="zh_TW" w:bidi="zh_TW"/>
@@ -7152,18 +5958,12 @@
         </w:rPr>
         <w:t>第一和第二件末後的事：白馬騎士與獸的毀滅（</w:t>
       </w:r>
-      <w:hyperlink r:id="rId126">
-        <w:r>
-          <w:rPr>
-            <w:lang w:val="zh_TW" w:bidi="zh_TW"/>
-          </w:rPr>
-          <w:rPr>
-            <w:color w:val="0000EE"/>
-            <w:u w:val="single"/>
-          </w:rPr>
-          <w:t>19:11–21</w:t>
-        </w:r>
-      </w:hyperlink>
+      <w:r>
+        <w:rPr>
+          <w:lang w:val="zh_TW" w:bidi="zh_TW"/>
+        </w:rPr>
+        <w:t>19:11–21</w:t>
+      </w:r>
       <w:r>
         <w:rPr>
           <w:lang w:val="zh_TW" w:bidi="zh_TW"/>
@@ -7184,18 +5984,12 @@
         </w:rPr>
         <w:t>這個異象描述了基督的再來和獸的最終覆滅，可以被視為前一部份的高潮（</w:t>
       </w:r>
-      <w:hyperlink r:id="rId157">
-        <w:r>
-          <w:rPr>
-            <w:lang w:val="zh_TW" w:bidi="zh_TW"/>
-          </w:rPr>
-          <w:rPr>
-            <w:color w:val="0000EE"/>
-            <w:u w:val="single"/>
-          </w:rPr>
-          <w:t>1–10</w:t>
-        </w:r>
-      </w:hyperlink>
+      <w:r>
+        <w:rPr>
+          <w:lang w:val="zh_TW" w:bidi="zh_TW"/>
+        </w:rPr>
+        <w:t>1–10</w:t>
+      </w:r>
       <w:r>
         <w:rPr>
           <w:lang w:val="zh_TW" w:bidi="zh_TW"/>
@@ -7228,108 +6022,72 @@
         </w:rPr>
         <w:t>雖然撒但在十字架上已經受到致命一擊（參</w:t>
       </w:r>
-      <w:hyperlink r:id="rId158">
-        <w:r>
-          <w:rPr>
-            <w:lang w:val="zh_TW" w:bidi="zh_TW"/>
-          </w:rPr>
-          <w:rPr>
-            <w:color w:val="0000EE"/>
-            <w:u w:val="single"/>
-          </w:rPr>
-          <w:t>約12:31</w:t>
-        </w:r>
-      </w:hyperlink>
+      <w:r>
+        <w:rPr>
+          <w:lang w:val="zh_TW" w:bidi="zh_TW"/>
+        </w:rPr>
+        <w:t>約12:31</w:t>
+      </w:r>
       <w:r>
         <w:rPr>
           <w:lang w:val="zh_TW" w:bidi="zh_TW"/>
         </w:rPr>
         <w:t>，</w:t>
       </w:r>
-      <w:hyperlink r:id="rId159">
-        <w:r>
-          <w:rPr>
-            <w:lang w:val="zh_TW" w:bidi="zh_TW"/>
-          </w:rPr>
-          <w:rPr>
-            <w:color w:val="0000EE"/>
-            <w:u w:val="single"/>
-          </w:rPr>
-          <w:t>16:11</w:t>
-        </w:r>
-      </w:hyperlink>
+      <w:r>
+        <w:rPr>
+          <w:lang w:val="zh_TW" w:bidi="zh_TW"/>
+        </w:rPr>
+        <w:t>16:11</w:t>
+      </w:r>
       <w:r>
         <w:rPr>
           <w:lang w:val="zh_TW" w:bidi="zh_TW"/>
         </w:rPr>
         <w:t>），但牠仍然在現今這個時代，繼續散播邪惡和欺騙（參</w:t>
       </w:r>
-      <w:hyperlink r:id="rId160">
-        <w:r>
-          <w:rPr>
-            <w:lang w:val="zh_TW" w:bidi="zh_TW"/>
-          </w:rPr>
-          <w:rPr>
-            <w:color w:val="0000EE"/>
-            <w:u w:val="single"/>
-          </w:rPr>
-          <w:t>弗2:2</w:t>
-        </w:r>
-      </w:hyperlink>
+      <w:r>
+        <w:rPr>
+          <w:lang w:val="zh_TW" w:bidi="zh_TW"/>
+        </w:rPr>
+        <w:t>弗2:2</w:t>
+      </w:r>
       <w:r>
         <w:rPr>
           <w:lang w:val="zh_TW" w:bidi="zh_TW"/>
         </w:rPr>
         <w:t>；</w:t>
       </w:r>
-      <w:hyperlink r:id="rId161">
-        <w:r>
-          <w:rPr>
-            <w:lang w:val="zh_TW" w:bidi="zh_TW"/>
-          </w:rPr>
-          <w:rPr>
-            <w:color w:val="0000EE"/>
-            <w:u w:val="single"/>
-          </w:rPr>
-          <w:t>帖前3:5</w:t>
-        </w:r>
-      </w:hyperlink>
+      <w:r>
+        <w:rPr>
+          <w:lang w:val="zh_TW" w:bidi="zh_TW"/>
+        </w:rPr>
+        <w:t>帖前3:5</w:t>
+      </w:r>
       <w:r>
         <w:rPr>
           <w:lang w:val="zh_TW" w:bidi="zh_TW"/>
         </w:rPr>
         <w:t>；</w:t>
       </w:r>
-      <w:hyperlink r:id="rId162">
-        <w:r>
-          <w:rPr>
-            <w:lang w:val="zh_TW" w:bidi="zh_TW"/>
-          </w:rPr>
-          <w:rPr>
-            <w:color w:val="0000EE"/>
-            <w:u w:val="single"/>
-          </w:rPr>
-          <w:t>彼前5:8–9</w:t>
-        </w:r>
-      </w:hyperlink>
+      <w:r>
+        <w:rPr>
+          <w:lang w:val="zh_TW" w:bidi="zh_TW"/>
+        </w:rPr>
+        <w:t>彼前5:8–9</w:t>
+      </w:r>
       <w:r>
         <w:rPr>
           <w:lang w:val="zh_TW" w:bidi="zh_TW"/>
         </w:rPr>
         <w:t>；</w:t>
       </w:r>
-      <w:hyperlink r:id="rId163">
-        <w:r>
-          <w:rPr>
-            <w:lang w:val="zh_TW" w:bidi="zh_TW"/>
-          </w:rPr>
-          <w:rPr>
-            <w:color w:val="0000EE"/>
-            <w:u w:val="single"/>
-          </w:rPr>
-          <w:t>啟2:10</w:t>
-        </w:r>
-      </w:hyperlink>
+      <w:r>
+        <w:rPr>
+          <w:lang w:val="zh_TW" w:bidi="zh_TW"/>
+        </w:rPr>
+        <w:t>啟2:10</w:t>
+      </w:r>
       <w:r>
         <w:rPr>
           <w:lang w:val="zh_TW" w:bidi="zh_TW"/>
@@ -7348,18 +6106,12 @@
         </w:rPr>
         <w:t>。牠們在這場最終且絕對真實的對抗中，遇到了牠們的主宰（</w:t>
       </w:r>
-      <w:hyperlink r:id="rId164">
-        <w:r>
-          <w:rPr>
-            <w:lang w:val="zh_TW" w:bidi="zh_TW"/>
-          </w:rPr>
-          <w:rPr>
-            <w:color w:val="0000EE"/>
-            <w:u w:val="single"/>
-          </w:rPr>
-          <w:t>啟19:17–21</w:t>
-        </w:r>
-      </w:hyperlink>
+      <w:r>
+        <w:rPr>
+          <w:lang w:val="zh_TW" w:bidi="zh_TW"/>
+        </w:rPr>
+        <w:t>啟19:17–21</w:t>
+      </w:r>
       <w:r>
         <w:rPr>
           <w:lang w:val="zh_TW" w:bidi="zh_TW"/>
@@ -7380,18 +6132,12 @@
         </w:rPr>
         <w:t>第三和第四件末後的事：撒但的捆綁與千禧年（</w:t>
       </w:r>
-      <w:hyperlink r:id="rId165">
-        <w:r>
-          <w:rPr>
-            <w:lang w:val="zh_TW" w:bidi="zh_TW"/>
-          </w:rPr>
-          <w:rPr>
-            <w:color w:val="0000EE"/>
-            <w:u w:val="single"/>
-          </w:rPr>
-          <w:t>20:1–6</w:t>
-        </w:r>
-      </w:hyperlink>
+      <w:r>
+        <w:rPr>
+          <w:lang w:val="zh_TW" w:bidi="zh_TW"/>
+        </w:rPr>
+        <w:t>20:1–6</w:t>
+      </w:r>
       <w:r>
         <w:rPr>
           <w:lang w:val="zh_TW" w:bidi="zh_TW"/>
@@ -7480,36 +6226,24 @@
         </w:rPr>
         <w:t>在這異象中，撒但被捆綁，以限制他迷惑列國的權勢（</w:t>
       </w:r>
-      <w:hyperlink r:id="rId166">
-        <w:r>
-          <w:rPr>
-            <w:lang w:val="zh_TW" w:bidi="zh_TW"/>
-          </w:rPr>
-          <w:rPr>
-            <w:color w:val="0000EE"/>
-            <w:u w:val="single"/>
-          </w:rPr>
-          <w:t>20:1–3</w:t>
-        </w:r>
-      </w:hyperlink>
+      <w:r>
+        <w:rPr>
+          <w:lang w:val="zh_TW" w:bidi="zh_TW"/>
+        </w:rPr>
+        <w:t>20:1–3</w:t>
+      </w:r>
       <w:r>
         <w:rPr>
           <w:lang w:val="zh_TW" w:bidi="zh_TW"/>
         </w:rPr>
         <w:t>），而聖徒被描寫為與基督一同作王（</w:t>
       </w:r>
-      <w:hyperlink r:id="rId167">
-        <w:r>
-          <w:rPr>
-            <w:lang w:val="zh_TW" w:bidi="zh_TW"/>
-          </w:rPr>
-          <w:rPr>
-            <w:color w:val="0000EE"/>
-            <w:u w:val="single"/>
-          </w:rPr>
-          <w:t>20:4–6</w:t>
-        </w:r>
-      </w:hyperlink>
+      <w:r>
+        <w:rPr>
+          <w:lang w:val="zh_TW" w:bidi="zh_TW"/>
+        </w:rPr>
+        <w:t>20:4–6</w:t>
+      </w:r>
       <w:r>
         <w:rPr>
           <w:lang w:val="zh_TW" w:bidi="zh_TW"/>
@@ -7551,18 +6285,12 @@
         </w:rPr>
         <w:t>第五件末後的事：撒但的釋放和最終結局（</w:t>
       </w:r>
-      <w:hyperlink r:id="rId168">
-        <w:r>
-          <w:rPr>
-            <w:lang w:val="zh_TW" w:bidi="zh_TW"/>
-          </w:rPr>
-          <w:rPr>
-            <w:color w:val="0000EE"/>
-            <w:u w:val="single"/>
-          </w:rPr>
-          <w:t>20:7–10</w:t>
-        </w:r>
-      </w:hyperlink>
+      <w:r>
+        <w:rPr>
+          <w:lang w:val="zh_TW" w:bidi="zh_TW"/>
+        </w:rPr>
+        <w:t>20:7–10</w:t>
+      </w:r>
       <w:r>
         <w:rPr>
           <w:lang w:val="zh_TW" w:bidi="zh_TW"/>
@@ -7583,18 +6311,12 @@
         </w:rPr>
         <w:t>在</w:t>
       </w:r>
-      <w:hyperlink r:id="rId169">
-        <w:r>
-          <w:rPr>
-            <w:lang w:val="zh_TW" w:bidi="zh_TW"/>
-          </w:rPr>
-          <w:rPr>
-            <w:color w:val="0000EE"/>
-            <w:u w:val="single"/>
-          </w:rPr>
-          <w:t>以西結書三十八至三十九章</w:t>
-        </w:r>
-      </w:hyperlink>
+      <w:r>
+        <w:rPr>
+          <w:lang w:val="zh_TW" w:bidi="zh_TW"/>
+        </w:rPr>
+        <w:t>以西結書三十八至三十九章</w:t>
+      </w:r>
       <w:r>
         <w:rPr>
           <w:lang w:val="zh_TW" w:bidi="zh_TW"/>
@@ -7627,18 +6349,12 @@
         </w:rPr>
         <w:t>第六件末後的事：白色大寶座的審判（</w:t>
       </w:r>
-      <w:hyperlink r:id="rId170">
-        <w:r>
-          <w:rPr>
-            <w:lang w:val="zh_TW" w:bidi="zh_TW"/>
-          </w:rPr>
-          <w:rPr>
-            <w:color w:val="0000EE"/>
-            <w:u w:val="single"/>
-          </w:rPr>
-          <w:t>20:11–15</w:t>
-        </w:r>
-      </w:hyperlink>
+      <w:r>
+        <w:rPr>
+          <w:lang w:val="zh_TW" w:bidi="zh_TW"/>
+        </w:rPr>
+        <w:t>20:11–15</w:t>
+      </w:r>
       <w:r>
         <w:rPr>
           <w:lang w:val="zh_TW" w:bidi="zh_TW"/>
@@ -7659,18 +6375,12 @@
         </w:rPr>
         <w:t>經文充滿詩意的語言描繪了世上所有事物逐漸消逝的特性（</w:t>
       </w:r>
-      <w:hyperlink r:id="rId171">
-        <w:r>
-          <w:rPr>
-            <w:lang w:val="zh_TW" w:bidi="zh_TW"/>
-          </w:rPr>
-          <w:rPr>
-            <w:color w:val="0000EE"/>
-            <w:u w:val="single"/>
-          </w:rPr>
-          <w:t>約一2:15–17</w:t>
-        </w:r>
-      </w:hyperlink>
+      <w:r>
+        <w:rPr>
+          <w:lang w:val="zh_TW" w:bidi="zh_TW"/>
+        </w:rPr>
+        <w:t>約一2:15–17</w:t>
+      </w:r>
       <w:r>
         <w:rPr>
           <w:lang w:val="zh_TW" w:bidi="zh_TW"/>
@@ -7689,18 +6399,12 @@
         </w:rPr>
         <w:t>（</w:t>
       </w:r>
-      <w:hyperlink r:id="rId172">
-        <w:r>
-          <w:rPr>
-            <w:lang w:val="zh_TW" w:bidi="zh_TW"/>
-          </w:rPr>
-          <w:rPr>
-            <w:color w:val="0000EE"/>
-            <w:u w:val="single"/>
-          </w:rPr>
-          <w:t>來9:27</w:t>
-        </w:r>
-      </w:hyperlink>
+      <w:r>
+        <w:rPr>
+          <w:lang w:val="zh_TW" w:bidi="zh_TW"/>
+        </w:rPr>
+        <w:t>來9:27</w:t>
+      </w:r>
       <w:r>
         <w:rPr>
           <w:lang w:val="zh_TW" w:bidi="zh_TW"/>
@@ -7745,18 +6449,12 @@
         </w:rPr>
         <w:t>第七件末後的事：新天新地以及新耶路撒冷（</w:t>
       </w:r>
-      <w:hyperlink r:id="rId173">
-        <w:r>
-          <w:rPr>
-            <w:lang w:val="zh_TW" w:bidi="zh_TW"/>
-          </w:rPr>
-          <w:rPr>
-            <w:color w:val="0000EE"/>
-            <w:u w:val="single"/>
-          </w:rPr>
-          <w:t>21:1–22:5</w:t>
-        </w:r>
-      </w:hyperlink>
+      <w:r>
+        <w:rPr>
+          <w:lang w:val="zh_TW" w:bidi="zh_TW"/>
+        </w:rPr>
+        <w:t>21:1–22:5</w:t>
+      </w:r>
       <w:r>
         <w:rPr>
           <w:lang w:val="zh_TW" w:bidi="zh_TW"/>
@@ -7783,18 +6481,12 @@
         </w:rPr>
         <w:t>。它們所指向的圖像隨處可見：教會被稱為新娘（</w:t>
       </w:r>
-      <w:hyperlink r:id="rId174">
-        <w:r>
-          <w:rPr>
-            <w:lang w:val="zh_TW" w:bidi="zh_TW"/>
-          </w:rPr>
-          <w:rPr>
-            <w:color w:val="0000EE"/>
-            <w:u w:val="single"/>
-          </w:rPr>
-          <w:t>21:2</w:t>
-        </w:r>
-      </w:hyperlink>
+      <w:r>
+        <w:rPr>
+          <w:lang w:val="zh_TW" w:bidi="zh_TW"/>
+        </w:rPr>
+        <w:t>21:2</w:t>
+      </w:r>
       <w:r>
         <w:rPr>
           <w:lang w:val="zh_TW" w:bidi="zh_TW"/>
@@ -7813,18 +6505,12 @@
         </w:rPr>
         <w:t>」（</w:t>
       </w:r>
-      <w:hyperlink r:id="rId175">
-        <w:r>
-          <w:rPr>
-            <w:lang w:val="zh_TW" w:bidi="zh_TW"/>
-          </w:rPr>
-          <w:rPr>
-            <w:color w:val="0000EE"/>
-            <w:u w:val="single"/>
-          </w:rPr>
-          <w:t>6節</w:t>
-        </w:r>
-      </w:hyperlink>
+      <w:r>
+        <w:rPr>
+          <w:lang w:val="zh_TW" w:bidi="zh_TW"/>
+        </w:rPr>
+        <w:t>6節</w:t>
+      </w:r>
       <w:r>
         <w:rPr>
           <w:lang w:val="zh_TW" w:bidi="zh_TW"/>
@@ -7837,72 +6523,48 @@
         </w:rPr>
         <w:t>暗示了完全（</w:t>
       </w:r>
-      <w:hyperlink r:id="rId176">
-        <w:r>
-          <w:rPr>
-            <w:lang w:val="zh_TW" w:bidi="zh_TW"/>
-          </w:rPr>
-          <w:rPr>
-            <w:color w:val="0000EE"/>
-            <w:u w:val="single"/>
-          </w:rPr>
-          <w:t>12–14、16–17、21節</w:t>
-        </w:r>
-      </w:hyperlink>
+      <w:r>
+        <w:rPr>
+          <w:lang w:val="zh_TW" w:bidi="zh_TW"/>
+        </w:rPr>
+        <w:t>12–14、16–17、21節</w:t>
+      </w:r>
       <w:r>
         <w:rPr>
           <w:lang w:val="zh_TW" w:bidi="zh_TW"/>
         </w:rPr>
         <w:t>）；而城的立方體形狀象徵著豐滿（</w:t>
       </w:r>
-      <w:hyperlink r:id="rId177">
-        <w:r>
-          <w:rPr>
-            <w:lang w:val="zh_TW" w:bidi="zh_TW"/>
-          </w:rPr>
-          <w:rPr>
-            <w:color w:val="0000EE"/>
-            <w:u w:val="single"/>
-          </w:rPr>
-          <w:t>16節</w:t>
-        </w:r>
-      </w:hyperlink>
+      <w:r>
+        <w:rPr>
+          <w:lang w:val="zh_TW" w:bidi="zh_TW"/>
+        </w:rPr>
+        <w:t>16節</w:t>
+      </w:r>
       <w:r>
         <w:rPr>
           <w:lang w:val="zh_TW" w:bidi="zh_TW"/>
         </w:rPr>
         <w:t>）；色彩斑斕的寶石隨處可見，還指向光和神的榮耀 （</w:t>
       </w:r>
-      <w:hyperlink r:id="rId178">
-        <w:r>
-          <w:rPr>
-            <w:lang w:val="zh_TW" w:bidi="zh_TW"/>
-          </w:rPr>
-          <w:rPr>
-            <w:color w:val="0000EE"/>
-            <w:u w:val="single"/>
-          </w:rPr>
-          <w:t>21:11、18–21、23–25</w:t>
-        </w:r>
-      </w:hyperlink>
+      <w:r>
+        <w:rPr>
+          <w:lang w:val="zh_TW" w:bidi="zh_TW"/>
+        </w:rPr>
+        <w:t>21:11、18–21、23–25</w:t>
+      </w:r>
       <w:r>
         <w:rPr>
           <w:lang w:val="zh_TW" w:bidi="zh_TW"/>
         </w:rPr>
         <w:t>，</w:t>
       </w:r>
-      <w:hyperlink r:id="rId179">
-        <w:r>
-          <w:rPr>
-            <w:lang w:val="zh_TW" w:bidi="zh_TW"/>
-          </w:rPr>
-          <w:rPr>
-            <w:color w:val="0000EE"/>
-            <w:u w:val="single"/>
-          </w:rPr>
-          <w:t>22:5</w:t>
-        </w:r>
-      </w:hyperlink>
+      <w:r>
+        <w:rPr>
+          <w:lang w:val="zh_TW" w:bidi="zh_TW"/>
+        </w:rPr>
+        <w:t>22:5</w:t>
+      </w:r>
       <w:r>
         <w:rPr>
           <w:lang w:val="zh_TW" w:bidi="zh_TW"/>
@@ -7921,54 +6583,36 @@
         </w:rPr>
         <w:t>」 （</w:t>
       </w:r>
-      <w:hyperlink r:id="rId180">
-        <w:r>
-          <w:rPr>
-            <w:lang w:val="zh_TW" w:bidi="zh_TW"/>
-          </w:rPr>
-          <w:rPr>
-            <w:color w:val="0000EE"/>
-            <w:u w:val="single"/>
-          </w:rPr>
-          <w:t>22:1</w:t>
-        </w:r>
-      </w:hyperlink>
+      <w:r>
+        <w:rPr>
+          <w:lang w:val="zh_TW" w:bidi="zh_TW"/>
+        </w:rPr>
+        <w:t>22:1</w:t>
+      </w:r>
       <w:r>
         <w:rPr>
           <w:lang w:val="zh_TW" w:bidi="zh_TW"/>
         </w:rPr>
         <w:t>）和「生命樹」 （</w:t>
       </w:r>
-      <w:hyperlink r:id="rId181">
-        <w:r>
-          <w:rPr>
-            <w:lang w:val="zh_TW" w:bidi="zh_TW"/>
-          </w:rPr>
-          <w:rPr>
-            <w:color w:val="0000EE"/>
-            <w:u w:val="single"/>
-          </w:rPr>
-          <w:t>2節</w:t>
-        </w:r>
-      </w:hyperlink>
+      <w:r>
+        <w:rPr>
+          <w:lang w:val="zh_TW" w:bidi="zh_TW"/>
+        </w:rPr>
+        <w:t>2節</w:t>
+      </w:r>
       <w:r>
         <w:rPr>
           <w:lang w:val="zh_TW" w:bidi="zh_TW"/>
         </w:rPr>
         <w:t>）。「海」不復存在（</w:t>
       </w:r>
-      <w:hyperlink r:id="rId182">
-        <w:r>
-          <w:rPr>
-            <w:lang w:val="zh_TW" w:bidi="zh_TW"/>
-          </w:rPr>
-          <w:rPr>
-            <w:color w:val="0000EE"/>
-            <w:u w:val="single"/>
-          </w:rPr>
-          <w:t>21:1</w:t>
-        </w:r>
-      </w:hyperlink>
+      <w:r>
+        <w:rPr>
+          <w:lang w:val="zh_TW" w:bidi="zh_TW"/>
+        </w:rPr>
+        <w:t>21:1</w:t>
+      </w:r>
       <w:r>
         <w:rPr>
           <w:lang w:val="zh_TW" w:bidi="zh_TW"/>
@@ -7995,54 +6639,36 @@
         </w:rPr>
         <w:t>約翰在本章中的大多數意象，反映了</w:t>
       </w:r>
-      <w:hyperlink r:id="rId183">
-        <w:r>
-          <w:rPr>
-            <w:lang w:val="zh_TW" w:bidi="zh_TW"/>
-          </w:rPr>
-          <w:rPr>
-            <w:color w:val="0000EE"/>
-            <w:u w:val="single"/>
-          </w:rPr>
-          <w:t>以賽亞書六十章</w:t>
-        </w:r>
-      </w:hyperlink>
+      <w:r>
+        <w:rPr>
+          <w:lang w:val="zh_TW" w:bidi="zh_TW"/>
+        </w:rPr>
+        <w:t>以賽亞書六十章</w:t>
+      </w:r>
       <w:r>
         <w:rPr>
           <w:lang w:val="zh_TW" w:bidi="zh_TW"/>
         </w:rPr>
         <w:t>和</w:t>
       </w:r>
-      <w:hyperlink r:id="rId184">
-        <w:r>
-          <w:rPr>
-            <w:lang w:val="zh_TW" w:bidi="zh_TW"/>
-          </w:rPr>
-          <w:rPr>
-            <w:color w:val="0000EE"/>
-            <w:u w:val="single"/>
-          </w:rPr>
-          <w:t>六十五章</w:t>
-        </w:r>
-      </w:hyperlink>
+      <w:r>
+        <w:rPr>
+          <w:lang w:val="zh_TW" w:bidi="zh_TW"/>
+        </w:rPr>
+        <w:t>六十五章</w:t>
+      </w:r>
       <w:r>
         <w:rPr>
           <w:lang w:val="zh_TW" w:bidi="zh_TW"/>
         </w:rPr>
         <w:t>，以及</w:t>
       </w:r>
-      <w:hyperlink r:id="rId185">
-        <w:r>
-          <w:rPr>
-            <w:lang w:val="zh_TW" w:bidi="zh_TW"/>
-          </w:rPr>
-          <w:rPr>
-            <w:color w:val="0000EE"/>
-            <w:u w:val="single"/>
-          </w:rPr>
-          <w:t>以西結書四十至四十八章</w:t>
-        </w:r>
-      </w:hyperlink>
+      <w:r>
+        <w:rPr>
+          <w:lang w:val="zh_TW" w:bidi="zh_TW"/>
+        </w:rPr>
+        <w:t>以西結書四十至四十八章</w:t>
+      </w:r>
       <w:r>
         <w:rPr>
           <w:lang w:val="zh_TW" w:bidi="zh_TW"/>
@@ -8073,18 +6699,12 @@
         </w:rPr>
         <w:t>暗示</w:t>
       </w:r>
-      <w:hyperlink r:id="rId186">
-        <w:r>
-          <w:rPr>
-            <w:lang w:val="zh_TW" w:bidi="zh_TW"/>
-          </w:rPr>
-          <w:rPr>
-            <w:color w:val="0000EE"/>
-            <w:u w:val="single"/>
-          </w:rPr>
-          <w:t>創世記一至三章</w:t>
-        </w:r>
-      </w:hyperlink>
+      <w:r>
+        <w:rPr>
+          <w:lang w:val="zh_TW" w:bidi="zh_TW"/>
+        </w:rPr>
+        <w:t>創世記一至三章</w:t>
+      </w:r>
       <w:r>
         <w:rPr>
           <w:lang w:val="zh_TW" w:bidi="zh_TW"/>
@@ -8129,18 +6749,12 @@
         </w:rPr>
         <w:t>（</w:t>
       </w:r>
-      <w:hyperlink r:id="rId58">
-        <w:r>
-          <w:rPr>
-            <w:lang w:val="zh_TW" w:bidi="zh_TW"/>
-          </w:rPr>
-          <w:rPr>
-            <w:color w:val="0000EE"/>
-            <w:u w:val="single"/>
-          </w:rPr>
-          <w:t>啟2–3</w:t>
-        </w:r>
-      </w:hyperlink>
+      <w:r>
+        <w:rPr>
+          <w:lang w:val="zh_TW" w:bidi="zh_TW"/>
+        </w:rPr>
+        <w:t>啟2–3</w:t>
+      </w:r>
       <w:r>
         <w:rPr>
           <w:lang w:val="zh_TW" w:bidi="zh_TW"/>
@@ -8171,36 +6785,24 @@
         </w:rPr>
         <w:t>（</w:t>
       </w:r>
-      <w:hyperlink r:id="rId187">
-        <w:r>
-          <w:rPr>
-            <w:lang w:val="zh_TW" w:bidi="zh_TW"/>
-          </w:rPr>
-          <w:rPr>
-            <w:color w:val="0000EE"/>
-            <w:u w:val="single"/>
-          </w:rPr>
-          <w:t>2:7</w:t>
-        </w:r>
-      </w:hyperlink>
+      <w:r>
+        <w:rPr>
+          <w:lang w:val="zh_TW" w:bidi="zh_TW"/>
+        </w:rPr>
+        <w:t>2:7</w:t>
+      </w:r>
       <w:r>
         <w:rPr>
           <w:lang w:val="zh_TW" w:bidi="zh_TW"/>
         </w:rPr>
         <w:t>；參</w:t>
       </w:r>
-      <w:hyperlink r:id="rId181">
-        <w:r>
-          <w:rPr>
-            <w:lang w:val="zh_TW" w:bidi="zh_TW"/>
-          </w:rPr>
-          <w:rPr>
-            <w:color w:val="0000EE"/>
-            <w:u w:val="single"/>
-          </w:rPr>
-          <w:t>22:2</w:t>
-        </w:r>
-      </w:hyperlink>
+      <w:r>
+        <w:rPr>
+          <w:lang w:val="zh_TW" w:bidi="zh_TW"/>
+        </w:rPr>
+        <w:t>22:2</w:t>
+      </w:r>
       <w:r>
         <w:rPr>
           <w:lang w:val="zh_TW" w:bidi="zh_TW"/>
@@ -8219,36 +6821,24 @@
         </w:rPr>
         <w:t>（</w:t>
       </w:r>
-      <w:hyperlink r:id="rId188">
-        <w:r>
-          <w:rPr>
-            <w:lang w:val="zh_TW" w:bidi="zh_TW"/>
-          </w:rPr>
-          <w:rPr>
-            <w:color w:val="0000EE"/>
-            <w:u w:val="single"/>
-          </w:rPr>
-          <w:t>2:26</w:t>
-        </w:r>
-      </w:hyperlink>
+      <w:r>
+        <w:rPr>
+          <w:lang w:val="zh_TW" w:bidi="zh_TW"/>
+        </w:rPr>
+        <w:t>2:26</w:t>
+      </w:r>
       <w:r>
         <w:rPr>
           <w:lang w:val="zh_TW" w:bidi="zh_TW"/>
         </w:rPr>
         <w:t>；參</w:t>
       </w:r>
-      <w:hyperlink r:id="rId179">
-        <w:r>
-          <w:rPr>
-            <w:lang w:val="zh_TW" w:bidi="zh_TW"/>
-          </w:rPr>
-          <w:rPr>
-            <w:color w:val="0000EE"/>
-            <w:u w:val="single"/>
-          </w:rPr>
-          <w:t>22:5</w:t>
-        </w:r>
-      </w:hyperlink>
+      <w:r>
+        <w:rPr>
+          <w:lang w:val="zh_TW" w:bidi="zh_TW"/>
+        </w:rPr>
+        <w:t>22:5</w:t>
+      </w:r>
       <w:r>
         <w:rPr>
           <w:lang w:val="zh_TW" w:bidi="zh_TW"/>
@@ -8261,36 +6851,24 @@
         </w:rPr>
         <w:t>非拉鐵非的得勝者被賜予神城新耶路撒冷的名字（</w:t>
       </w:r>
-      <w:hyperlink r:id="rId189">
-        <w:r>
-          <w:rPr>
-            <w:lang w:val="zh_TW" w:bidi="zh_TW"/>
-          </w:rPr>
-          <w:rPr>
-            <w:color w:val="0000EE"/>
-            <w:u w:val="single"/>
-          </w:rPr>
-          <w:t>3:12</w:t>
-        </w:r>
-      </w:hyperlink>
+      <w:r>
+        <w:rPr>
+          <w:lang w:val="zh_TW" w:bidi="zh_TW"/>
+        </w:rPr>
+        <w:t>3:12</w:t>
+      </w:r>
       <w:r>
         <w:rPr>
           <w:lang w:val="zh_TW" w:bidi="zh_TW"/>
         </w:rPr>
         <w:t>；參</w:t>
       </w:r>
-      <w:hyperlink r:id="rId190">
-        <w:r>
-          <w:rPr>
-            <w:lang w:val="zh_TW" w:bidi="zh_TW"/>
-          </w:rPr>
-          <w:rPr>
-            <w:color w:val="0000EE"/>
-            <w:u w:val="single"/>
-          </w:rPr>
-          <w:t>21:2、9–27</w:t>
-        </w:r>
-      </w:hyperlink>
+      <w:r>
+        <w:rPr>
+          <w:lang w:val="zh_TW" w:bidi="zh_TW"/>
+        </w:rPr>
+        <w:t>21:2、9–27</w:t>
+      </w:r>
       <w:r>
         <w:rPr>
           <w:lang w:val="zh_TW" w:bidi="zh_TW"/>
@@ -8303,18 +6881,12 @@
         </w:rPr>
         <w:t>在某種意義上，啟示錄每一主要部分的線索，都出現在</w:t>
       </w:r>
-      <w:hyperlink r:id="rId65">
-        <w:r>
-          <w:rPr>
-            <w:lang w:val="zh_TW" w:bidi="zh_TW"/>
-          </w:rPr>
-          <w:rPr>
-            <w:color w:val="0000EE"/>
-            <w:u w:val="single"/>
-          </w:rPr>
-          <w:t>二十一至二十二</w:t>
-        </w:r>
-      </w:hyperlink>
+      <w:r>
+        <w:rPr>
+          <w:lang w:val="zh_TW" w:bidi="zh_TW"/>
+        </w:rPr>
+        <w:t>二十一至二十二</w:t>
+      </w:r>
       <w:r>
         <w:rPr>
           <w:lang w:val="zh_TW" w:bidi="zh_TW"/>
@@ -8332,18 +6904,12 @@
         </w:rPr>
         <w:t>約翰的結論（</w:t>
       </w:r>
-      <w:hyperlink r:id="rId191">
-        <w:r>
-          <w:rPr>
-            <w:lang w:val="zh_TW" w:bidi="zh_TW"/>
-          </w:rPr>
-          <w:rPr>
-            <w:color w:val="0000EE"/>
-            <w:u w:val="single"/>
-          </w:rPr>
-          <w:t>22:6–21</w:t>
-        </w:r>
-      </w:hyperlink>
+      <w:r>
+        <w:rPr>
+          <w:lang w:val="zh_TW" w:bidi="zh_TW"/>
+        </w:rPr>
+        <w:t>22:6–21</w:t>
+      </w:r>
       <w:r>
         <w:rPr>
           <w:lang w:val="zh_TW" w:bidi="zh_TW"/>
@@ -8364,18 +6930,12 @@
         </w:rPr>
         <w:t>作者以精湛的藝術，使序言中的文字（</w:t>
       </w:r>
-      <w:hyperlink r:id="rId66">
-        <w:r>
-          <w:rPr>
-            <w:lang w:val="zh_TW" w:bidi="zh_TW"/>
-          </w:rPr>
-          <w:rPr>
-            <w:color w:val="0000EE"/>
-            <w:u w:val="single"/>
-          </w:rPr>
-          <w:t>1:1–8</w:t>
-        </w:r>
-      </w:hyperlink>
+      <w:r>
+        <w:rPr>
+          <w:lang w:val="zh_TW" w:bidi="zh_TW"/>
+        </w:rPr>
+        <w:t>1:1–8</w:t>
+      </w:r>
       <w:r>
         <w:rPr>
           <w:lang w:val="zh_TW" w:bidi="zh_TW"/>
@@ -8406,18 +6966,12 @@
         </w:rPr>
         <w:t>」（</w:t>
       </w:r>
-      <w:hyperlink r:id="rId192">
-        <w:r>
-          <w:rPr>
-            <w:lang w:val="zh_TW" w:bidi="zh_TW"/>
-          </w:rPr>
-          <w:rPr>
-            <w:color w:val="0000EE"/>
-            <w:u w:val="single"/>
-          </w:rPr>
-          <w:t>22:20</w:t>
-        </w:r>
-      </w:hyperlink>
+      <w:r>
+        <w:rPr>
+          <w:lang w:val="zh_TW" w:bidi="zh_TW"/>
+        </w:rPr>
+        <w:t>22:20</w:t>
+      </w:r>
       <w:r>
         <w:rPr>
           <w:lang w:val="zh_TW" w:bidi="zh_TW"/>
